--- a/RP1_UNIC_352704/RP1_UNIC_352704_Raport_de_progres.docx
+++ b/RP1_UNIC_352704/RP1_UNIC_352704_Raport_de_progres.docx
@@ -1817,7 +1817,7 @@
                 <w:i w:val="0"/>
                 <w:sz w:val="17"/>
               </w:rPr>
-              <w:t>Cele 4 cadre didactice „recrutate” ca GT pentru formarea din SA5.2 sunt Cadrele didactice 1–4 angajate în proiect</w:t>
+              <w:t>Vizibilitate – ce există și ce lipsește.</w:t>
             </w:r>
             <w:r>
               <w:rPr>
@@ -1825,7 +1825,7 @@
                 <w:i w:val="0"/>
                 <w:sz w:val="17"/>
               </w:rPr>
-              <w:t xml:space="preserve"> (Tiron, Pleșoiu, Anderco și Arkosi). Metodologia GT cere ca cele 4 cadre GT să fie distincte de echipa proiectului.</w:t>
+              <w:t xml:space="preserve"> Există: subpagina proiectului pe site (https://napocaporolissum.ro/unic-porolissum-2/, creată la 02.07.2026, actualizată la 30.07.2026), cu anunțul de începere a proiectului și cele două metodologii publicate la 16.07.2026; pagina de Facebook „UNIC: Viitor prin Educație” (588 de urmăritori). Lipsesc din Drive: fotografiile afișului A3 la sediu și în școli, dovada autocolantelor pe echipamentele IT, lista și capturile postărilor de pe Facebook (Facebook nu a putut fi citit automat – cere autentificare).</w:t>
             </w:r>
           </w:p>
         </w:tc>
@@ -1840,19 +1840,11 @@
             <w:r/>
             <w:r>
               <w:rPr>
-                <w:b/>
-                <w:i w:val="0"/>
-                <w:sz w:val="17"/>
-              </w:rPr>
-              <w:t>Decizie înainte de RP 1:</w:t>
-            </w:r>
-            <w:r>
-              <w:rPr>
                 <w:b w:val="0"/>
                 <w:i w:val="0"/>
                 <w:sz w:val="17"/>
               </w:rPr>
-              <w:t xml:space="preserve"> confirmare scrisă de la ofițerul de monitorizare că dubla calitate este acceptată sau înlocuirea cursanților GT. Până atunci, textul SA5.2 nu numește cursanții ca membri GT.</w:t>
+              <w:t>Capturi de ecran cu data și URL pentru subpagină și pentru fiecare postare de pe Facebook din iul.–sept.; fotografiile afișelor și autocolantelor. Pe subpagină de corectat: „Cofinanțare UE: … intensitate 100%” → valoarea cofinanțării UE (5.879.540,52 lei FSE+, 85%); „acordarea de subvenții” → masă caldă (după AA1).</w:t>
             </w:r>
           </w:p>
         </w:tc>
@@ -1874,156 +1866,6 @@
                 <w:sz w:val="17"/>
               </w:rPr>
               <w:t>4</w:t>
-            </w:r>
-          </w:p>
-        </w:tc>
-        <w:tc>
-          <w:tcPr>
-            <w:tcW w:type="dxa" w:w="4535"/>
-          </w:tcPr>
-          <w:p>
-            <w:pPr>
-              <w:spacing w:before="20" w:after="20"/>
-            </w:pPr>
-            <w:r/>
-            <w:r>
-              <w:rPr>
-                <w:b/>
-                <w:i w:val="0"/>
-                <w:sz w:val="17"/>
-              </w:rPr>
-              <w:t>Notificarea nr. 4 nu are informare de aprobare în Drive.</w:t>
-            </w:r>
-            <w:r>
-              <w:rPr>
-                <w:b w:val="0"/>
-                <w:i w:val="0"/>
-                <w:sz w:val="17"/>
-              </w:rPr>
-              <w:t xml:space="preserve"> Cadrul didactic 3 (Anderco) are CIM din 17.09.2026 și 40 de ore în septembrie; notificarea a fost depusă la 15.09.2026.</w:t>
-            </w:r>
-          </w:p>
-        </w:tc>
-        <w:tc>
-          <w:tcPr>
-            <w:tcW w:type="dxa" w:w="4649"/>
-          </w:tcPr>
-          <w:p>
-            <w:pPr>
-              <w:spacing w:before="20" w:after="20"/>
-            </w:pPr>
-            <w:r/>
-            <w:r>
-              <w:rPr>
-                <w:b w:val="0"/>
-                <w:i w:val="0"/>
-                <w:sz w:val="17"/>
-              </w:rPr>
-              <w:t>Confirmați aprobarea în MySMIS. MB §4.4.2.2: experții noi se implică după aprobare (notificare depusă cu ≥10 zile lucrătoare înainte, fără efect retroactiv). Orele dinaintea aprobării pot fi neeligibile – se decide dacă se raportează.</w:t>
-            </w:r>
-          </w:p>
-        </w:tc>
-      </w:tr>
-      <w:tr>
-        <w:tc>
-          <w:tcPr>
-            <w:tcW w:type="dxa" w:w="454"/>
-          </w:tcPr>
-          <w:p>
-            <w:pPr>
-              <w:spacing w:before="20" w:after="20"/>
-            </w:pPr>
-            <w:r/>
-            <w:r>
-              <w:rPr>
-                <w:b w:val="0"/>
-                <w:i w:val="0"/>
-                <w:sz w:val="17"/>
-              </w:rPr>
-              <w:t>5</w:t>
-            </w:r>
-          </w:p>
-        </w:tc>
-        <w:tc>
-          <w:tcPr>
-            <w:tcW w:type="dxa" w:w="4535"/>
-          </w:tcPr>
-          <w:p>
-            <w:pPr>
-              <w:spacing w:before="20" w:after="20"/>
-            </w:pPr>
-            <w:r/>
-            <w:r>
-              <w:rPr>
-                <w:b/>
-                <w:i w:val="0"/>
-                <w:sz w:val="17"/>
-              </w:rPr>
-              <w:t>Lipsesc dovezile de vizibilitate obligatorii:</w:t>
-            </w:r>
-            <w:r>
-              <w:rPr>
-                <w:b w:val="0"/>
-                <w:i w:val="0"/>
-                <w:sz w:val="17"/>
-              </w:rPr>
-              <w:t xml:space="preserve"> anunțul/comunicatul de demarare, subpagina proiectului pe site, fotografiile afișului A3 la sediu și în școli, autocolantele pe echipamentele IT.</w:t>
-            </w:r>
-          </w:p>
-        </w:tc>
-        <w:tc>
-          <w:tcPr>
-            <w:tcW w:type="dxa" w:w="4649"/>
-          </w:tcPr>
-          <w:p>
-            <w:pPr>
-              <w:spacing w:before="20" w:after="20"/>
-            </w:pPr>
-            <w:r/>
-            <w:r>
-              <w:rPr>
-                <w:b w:val="0"/>
-                <w:i w:val="0"/>
-                <w:sz w:val="17"/>
-              </w:rPr>
-              <w:t xml:space="preserve">Dacă nu au fost publicate, se publică imediat. În RP se trec </w:t>
-            </w:r>
-            <w:r>
-              <w:rPr>
-                <w:b/>
-                <w:i w:val="0"/>
-                <w:sz w:val="17"/>
-              </w:rPr>
-              <w:t>datele reale</w:t>
-            </w:r>
-            <w:r>
-              <w:rPr>
-                <w:b w:val="0"/>
-                <w:i w:val="0"/>
-                <w:sz w:val="17"/>
-              </w:rPr>
-              <w:t xml:space="preserve"> și link-urile (Anexa 11 pct. 3). Nu se raportează publicări inexistente.</w:t>
-            </w:r>
-          </w:p>
-        </w:tc>
-      </w:tr>
-      <w:tr>
-        <w:tc>
-          <w:tcPr>
-            <w:tcW w:type="dxa" w:w="454"/>
-          </w:tcPr>
-          <w:p>
-            <w:pPr>
-              <w:spacing w:before="20" w:after="20"/>
-            </w:pPr>
-            <w:r/>
-            <w:r>
-              <w:rPr>
-                <w:b w:val="0"/>
-                <w:i w:val="0"/>
-                <w:sz w:val="17"/>
-              </w:rPr>
-              <w:t>6</w:t>
             </w:r>
           </w:p>
         </w:tc>
@@ -2090,7 +1932,7 @@
                 <w:i w:val="0"/>
                 <w:sz w:val="17"/>
               </w:rPr>
-              <w:t>7</w:t>
+              <w:t>5</w:t>
             </w:r>
           </w:p>
         </w:tc>
@@ -2157,7 +1999,7 @@
                 <w:i w:val="0"/>
                 <w:sz w:val="17"/>
               </w:rPr>
-              <w:t>8</w:t>
+              <w:t>6</w:t>
             </w:r>
           </w:p>
         </w:tc>
@@ -2224,7 +2066,7 @@
                 <w:i w:val="0"/>
                 <w:sz w:val="17"/>
               </w:rPr>
-              <w:t>9</w:t>
+              <w:t>7</w:t>
             </w:r>
           </w:p>
         </w:tc>
@@ -2291,7 +2133,7 @@
                 <w:i w:val="0"/>
                 <w:sz w:val="17"/>
               </w:rPr>
-              <w:t>10</w:t>
+              <w:t>8</w:t>
             </w:r>
           </w:p>
         </w:tc>
@@ -2358,7 +2200,7 @@
                 <w:i w:val="0"/>
                 <w:sz w:val="17"/>
               </w:rPr>
-              <w:t>11</w:t>
+              <w:t>9</w:t>
             </w:r>
           </w:p>
         </w:tc>
@@ -2425,7 +2267,7 @@
                 <w:i w:val="0"/>
                 <w:sz w:val="17"/>
               </w:rPr>
-              <w:t>12</w:t>
+              <w:t>10</w:t>
             </w:r>
           </w:p>
         </w:tc>
@@ -2500,6 +2342,74 @@
           <w:b/>
           <w:i w:val="0"/>
         </w:rPr>
+        <w:t>Notificarea nr. 4 – aprobată</w:t>
+      </w:r>
+      <w:r>
+        <w:rPr>
+          <w:b w:val="0"/>
+          <w:i w:val="0"/>
+        </w:rPr>
+        <w:t xml:space="preserve"> prin Informarea OIR PECU Nord-Vest nr. 17371/17.09.2026. Cadrul didactic 3 are CIM din aceeași zi (17.09.2026), deci activitatea ei din septembrie este acoperită de aprobare. Versiunea de proiect pentru RP 1 este 12.</w:t>
+      </w:r>
+    </w:p>
+    <w:p>
+      <w:pPr>
+        <w:pStyle w:val="ListBullet"/>
+        <w:spacing w:after="40"/>
+      </w:pPr>
+      <w:r>
+        <w:rPr>
+          <w:b/>
+          <w:i w:val="0"/>
+        </w:rPr>
+        <w:t>Cadrele didactice formate (GT, SA5.2) sunt aceleași cu Cadrele didactice 1–4 ale echipei</w:t>
+      </w:r>
+      <w:r>
+        <w:rPr>
+          <w:b w:val="0"/>
+          <w:i w:val="0"/>
+        </w:rPr>
+        <w:t xml:space="preserve"> (Tiron, Pleșoiu, Anderco, Arkosi). Nu am găsit nicio interdicție în GSCS 8.F, GSCG sau Manualul beneficiarului. Metodologia GT V2 (§20 și §24) cere doar ca ei să fie </w:t>
+      </w:r>
+      <w:r>
+        <w:rPr>
+          <w:b/>
+          <w:i w:val="0"/>
+        </w:rPr>
+        <w:t>evidențiați distinct</w:t>
+      </w:r>
+      <w:r>
+        <w:rPr>
+          <w:b w:val="0"/>
+          <w:i w:val="0"/>
+        </w:rPr>
+        <w:t xml:space="preserve"> ca participanți GT față de resursele umane și prevede chiar că „Cadrele didactice contractate ulterior pentru activități remediale se evidențiază separat ca resursă umană”. De verificat: (a) dosar GT complet pentru fiecare (Anexele 2, 4, 7, 9 + adeverință de angajat ÎPT); (b) orele de curs din 10–18.09 să </w:t>
+      </w:r>
+      <w:r>
+        <w:rPr>
+          <w:b/>
+          <w:i w:val="0"/>
+        </w:rPr>
+        <w:t>nu</w:t>
+      </w:r>
+      <w:r>
+        <w:rPr>
+          <w:b w:val="0"/>
+          <w:i w:val="0"/>
+        </w:rPr>
+        <w:t xml:space="preserve"> fie pontate ca ore lucrate în proiect (altfel aceeași oră ar fi plătită ca salariu și ar fi și formare GT); (c) prin acțiunea 8.f.1 se raportează și ei.</w:t>
+      </w:r>
+    </w:p>
+    <w:p>
+      <w:pPr>
+        <w:pStyle w:val="ListBullet"/>
+        <w:spacing w:after="40"/>
+      </w:pPr>
+      <w:r>
+        <w:rPr>
+          <w:b/>
+          <w:i w:val="0"/>
+        </w:rPr>
         <w:t>Numele programului:</w:t>
       </w:r>
       <w:r>
@@ -2711,26 +2621,7 @@
           <w:color w:val="5A5A5A"/>
           <w:sz w:val="17"/>
         </w:rPr>
-        <w:t xml:space="preserve">Antet (completat automat): Raport de progres nr. 1 · Tip: Periodic · Contract 11205/16.06.2026 · Cod SMIS 352704 · Versiune proiect: </w:t>
-      </w:r>
-      <w:r>
-        <w:rPr>
-          <w:b w:val="0"/>
-          <w:i/>
-          <w:color w:val="5A5A5A"/>
-          <w:sz w:val="17"/>
-          <w:highlight w:val="yellow"/>
-        </w:rPr>
-        <w:t>«12, dacă N4 este aprobată; altfel 11»</w:t>
-      </w:r>
-      <w:r>
-        <w:rPr>
-          <w:b w:val="0"/>
-          <w:i/>
-          <w:color w:val="5A5A5A"/>
-          <w:sz w:val="17"/>
-        </w:rPr>
-        <w:t xml:space="preserve"> · Perioada de implementare 01.07.2026 – 30.06.2029 · Perioada de raportare 01.07.2026 – 30.09.2026. De verificat înainte de completare.</w:t>
+        <w:t>Antet (completat automat): Raport de progres nr. 1 · Tip: Periodic · Contract 11205/16.06.2026 · Cod SMIS 352704 · Versiune proiect: 12 · Perioada de implementare 01.07.2026 – 30.06.2029 · Perioada de raportare 01.07.2026 – 30.09.2026. De verificat înainte de completare.</w:t>
       </w:r>
     </w:p>
     <w:p>
@@ -3514,22 +3405,7 @@
           <w:b w:val="0"/>
           <w:i w:val="0"/>
         </w:rPr>
-        <w:t xml:space="preserve">În data de 15.09.2026 a fost transmisă Notificarea nr. 4, prin care a fost actualizată secțiunea „Resurse umane” din cererea de finanțare, prin nominalizarea doamnei Anderco Claudia-Maria pe poziția de Cadru didactic 3, în locul doamnei Boaru Mariana-Dorina, care nu mai putea asigura desfășurarea activităților aferente poziției. Doamna Anderco Claudia-Maria își desfășoară activitatea didactică la Liceul Teologic Reformat Cluj-Napoca, unitate de învățământ cu care beneficiarul a încheiat, în data de 09.09.2026, un acord de colaborare în calitate de partener asociat, în vederea extinderii bazei de identificare și recrutare a grupului țintă, întrucât unitățile de învățământ partenere inițiale nu pot asigura singure numărul necesar de elevi eligibili. Răspunsul la solicitarea de clarificări a fost transmis în data de 16.09.2026. Modificarea nu afectează valoarea totală a proiectului, obiectivele, activitățile, indicatorii, rezultatele asumate, grupul țintă sau durata de implementare. Notificarea a fost aprobată prin </w:t>
-      </w:r>
-      <w:r>
-        <w:rPr>
-          <w:b w:val="0"/>
-          <w:i w:val="0"/>
-          <w:highlight w:val="yellow"/>
-        </w:rPr>
-        <w:t>«Informarea OIR PECU Nord-Vest nr. … / …»</w:t>
-      </w:r>
-      <w:r>
-        <w:rPr>
-          <w:b w:val="0"/>
-          <w:i w:val="0"/>
-        </w:rPr>
-        <w:t>.</w:t>
+        <w:t>În data de 15.09.2026 a fost transmisă Notificarea nr. 4, prin care a fost actualizată secțiunea „Resurse umane” din cererea de finanțare, prin nominalizarea doamnei Anderco Claudia-Maria pe poziția de Cadru didactic 3, în locul doamnei Boaru Mariana-Dorina, care nu mai putea asigura desfășurarea activităților aferente poziției. Doamna Anderco Claudia-Maria își desfășoară activitatea didactică la Liceul Teologic Reformat Cluj-Napoca, unitate de învățământ cu care beneficiarul a încheiat, în data de 09.09.2026, un acord de colaborare în calitate de partener asociat, în vederea extinderii bazei de identificare și recrutare a grupului țintă, întrucât unitățile de învățământ partenere inițiale nu pot asigura singure numărul necesar de elevi eligibili. Răspunsul la solicitarea de clarificări a fost transmis în data de 16.09.2026. Modificarea nu afectează valoarea totală a proiectului, obiectivele, activitățile, indicatorii, rezultatele asumate, grupul țintă sau durata de implementare. Notificarea a fost aprobată prin Informarea OIR PECU Nord-Vest nr. 17371/17.09.2026.</w:t>
       </w:r>
     </w:p>
     <w:p>
@@ -3543,62 +3419,8 @@
           <w:color w:val="1E6B2E"/>
           <w:sz w:val="16"/>
         </w:rPr>
-        <w:t>Caractere: 1.070 / 3.500 (31%) – în limită</w:t>
-      </w:r>
-    </w:p>
-    <w:tbl>
-      <w:tblPr>
-        <w:tblW w:type="auto" w:w="0"/>
-        <w:jc w:val="center"/>
-        <w:tblLook w:firstColumn="1" w:firstRow="1" w:lastColumn="0" w:lastRow="0" w:noHBand="0" w:noVBand="1" w:val="04A0"/>
-        <w:tblBorders>
-          <w:top w:val="single" w:sz="4" w:space="0" w:color="E0A0A0"/>
-          <w:left w:val="single" w:sz="4" w:space="0" w:color="E0A0A0"/>
-          <w:bottom w:val="single" w:sz="4" w:space="0" w:color="E0A0A0"/>
-          <w:right w:val="single" w:sz="4" w:space="0" w:color="E0A0A0"/>
-          <w:insideH w:val="single" w:sz="4" w:space="0" w:color="E0A0A0"/>
-          <w:insideV w:val="single" w:sz="4" w:space="0" w:color="E0A0A0"/>
-        </w:tblBorders>
-      </w:tblPr>
-      <w:tblGrid>
-        <w:gridCol w:w="9638"/>
-      </w:tblGrid>
-      <w:tr>
-        <w:tc>
-          <w:tcPr>
-            <w:tcW w:type="dxa" w:w="9638"/>
-            <w:shd w:val="clear" w:color="auto" w:fill="FBEAEA"/>
-          </w:tcPr>
-          <w:p>
-            <w:pPr>
-              <w:spacing w:before="40" w:after="40"/>
-            </w:pPr>
-            <w:r>
-              <w:rPr>
-                <w:b/>
-                <w:i w:val="0"/>
-                <w:color w:val="9B1C1C"/>
-                <w:sz w:val="18"/>
-              </w:rPr>
-              <w:t xml:space="preserve">⚠ Notă MP (nu se copiază): </w:t>
-            </w:r>
-            <w:r>
-              <w:rPr>
-                <w:b w:val="0"/>
-                <w:i w:val="0"/>
-                <w:color w:val="9B1C1C"/>
-                <w:sz w:val="18"/>
-              </w:rPr>
-              <w:t>Rândul apare în MySMIS doar dacă N4 a fost aprobată (a generat versiunea 12 a proiectului). Dacă nu este aprobată la data transmiterii, rândul lipsește, iar N4 se menționează doar în SA1.1 (Progres) și în secțiunea 19.</w:t>
-            </w:r>
-          </w:p>
-        </w:tc>
-      </w:tr>
-    </w:tbl>
-    <w:p>
-      <w:pPr>
-        <w:spacing w:after="0"/>
-      </w:pPr>
+        <w:t>Caractere: 1.079 / 3.500 (31%) – în limită</w:t>
+      </w:r>
     </w:p>
     <w:p>
       <w:pPr>
@@ -4183,7 +4005,7 @@
           <w:b w:val="0"/>
           <w:i w:val="0"/>
         </w:rPr>
-        <w:t>Modificări contractuale. Au fost pregătite și transmise Notificările nr. 1 (21.07.2026), nr. 2 (11.08.2026), nr. 3 (03.09.2026) și nr. 4 (15.09.2026), precum și solicitarea de Act adițional nr. 1 (24.07.2026, semnat la 03–04.08.2026), inclusiv răspunsurile la solicitările de clarificări, detaliate în secțiunea 2 a raportului.</w:t>
+        <w:t>Modificări contractuale. Au fost pregătite și transmise Notificările nr. 1 (21.07.2026), nr. 2 (11.08.2026), nr. 3 (03.09.2026) și nr. 4 (15.09.2026), toate aprobate de OIR PECU Nord-Vest, precum și solicitarea de Act adițional nr. 1 (24.07.2026, semnat la 03–04.08.2026), inclusiv răspunsurile la solicitările de clarificări, detaliate în secțiunea 2 a raportului.</w:t>
       </w:r>
     </w:p>
     <w:p>
@@ -4302,7 +4124,7 @@
           <w:color w:val="1E6B2E"/>
           <w:sz w:val="16"/>
         </w:rPr>
-        <w:t>Caractere: 5.448 / 10.500 (52%) – în limită</w:t>
+        <w:t>Caractere: 5.486 / 10.500 (52%) – în limită</w:t>
       </w:r>
     </w:p>
     <w:p>
@@ -4753,22 +4575,7 @@
           <w:b w:val="0"/>
           <w:i w:val="0"/>
         </w:rPr>
-        <w:t xml:space="preserve">R9: 1 anunț de lansare a proiectului publicat </w:t>
-      </w:r>
-      <w:r>
-        <w:rPr>
-          <w:b w:val="0"/>
-          <w:i w:val="0"/>
-          <w:highlight w:val="yellow"/>
-        </w:rPr>
-        <w:t>«la data de … (link)»</w:t>
-      </w:r>
-      <w:r>
-        <w:rPr>
-          <w:b w:val="0"/>
-          <w:i w:val="0"/>
-        </w:rPr>
-        <w:t>.</w:t>
+        <w:t>R9: 1 anunț de începere a proiectului publicat pe subpagina proiectului de pe site-ul beneficiarului (https://napocaporolissum.ro/unic-porolissum-2/).</w:t>
       </w:r>
     </w:p>
     <w:p>
@@ -4780,22 +4587,7 @@
           <w:b w:val="0"/>
           <w:i w:val="0"/>
         </w:rPr>
-        <w:t xml:space="preserve">R10: promovarea proiectului pe </w:t>
-      </w:r>
-      <w:r>
-        <w:rPr>
-          <w:b w:val="0"/>
-          <w:i w:val="0"/>
-          <w:highlight w:val="yellow"/>
-        </w:rPr>
-        <w:t>«site-ul (link) și pe pagina de social media (link)»</w:t>
-      </w:r>
-      <w:r>
-        <w:rPr>
-          <w:b w:val="0"/>
-          <w:i w:val="0"/>
-        </w:rPr>
-        <w:t xml:space="preserve"> a beneficiarului realizată.</w:t>
+        <w:t>R10: promovarea proiectului pe site-ul beneficiarului (subpagina proiectului, creată la 02.07.2026) și pe pagina de Facebook a proiectului „UNIC: Viitor prin Educație” (https://www.facebook.com/unic.viitorprineducatie) realizată.</w:t>
       </w:r>
     </w:p>
     <w:p>
@@ -4809,7 +4601,7 @@
           <w:color w:val="1E6B2E"/>
           <w:sz w:val="16"/>
         </w:rPr>
-        <w:t>Caractere: 333 / 3.500 (10%) – în limită</w:t>
+        <w:t>Caractere: 533 / 3.500 (15%) – în limită</w:t>
       </w:r>
     </w:p>
     <w:tbl>
@@ -4876,6 +4668,216 @@
           <w:sz w:val="16"/>
         </w:rPr>
         <w:t>Caractere: 32 / 10.500 (0%) – în limită</w:t>
+      </w:r>
+    </w:p>
+    <w:tbl>
+      <w:tblPr>
+        <w:tblW w:type="auto" w:w="0"/>
+        <w:jc w:val="center"/>
+        <w:tblLook w:firstColumn="1" w:firstRow="1" w:lastColumn="0" w:lastRow="0" w:noHBand="0" w:noVBand="1" w:val="04A0"/>
+        <w:tblBorders>
+          <w:top w:val="single" w:sz="4" w:space="0" w:color="C7D6EA"/>
+          <w:left w:val="single" w:sz="4" w:space="0" w:color="C7D6EA"/>
+          <w:bottom w:val="single" w:sz="4" w:space="0" w:color="C7D6EA"/>
+          <w:right w:val="single" w:sz="4" w:space="0" w:color="C7D6EA"/>
+          <w:insideH w:val="single" w:sz="4" w:space="0" w:color="C7D6EA"/>
+          <w:insideV w:val="single" w:sz="4" w:space="0" w:color="C7D6EA"/>
+        </w:tblBorders>
+      </w:tblPr>
+      <w:tblGrid>
+        <w:gridCol w:w="9638"/>
+      </w:tblGrid>
+      <w:tr>
+        <w:tc>
+          <w:tcPr>
+            <w:tcW w:type="dxa" w:w="9638"/>
+            <w:shd w:val="clear" w:color="auto" w:fill="E8EEF7"/>
+          </w:tcPr>
+          <w:p>
+            <w:pPr>
+              <w:spacing w:before="40" w:after="40"/>
+            </w:pPr>
+            <w:r>
+              <w:rPr>
+                <w:b/>
+                <w:i w:val="0"/>
+                <w:color w:val="003D82"/>
+                <w:sz w:val="19"/>
+              </w:rPr>
+              <w:t>SA3.1 – Progres în perioada de raportare</w:t>
+            </w:r>
+          </w:p>
+        </w:tc>
+      </w:tr>
+    </w:tbl>
+    <w:p>
+      <w:pPr>
+        <w:jc w:val="both"/>
+      </w:pPr>
+      <w:r>
+        <w:rPr>
+          <w:b w:val="0"/>
+          <w:i w:val="0"/>
+        </w:rPr>
+        <w:t>În perioada de raportare iulie – septembrie 2026, SA3.1 a vizat asigurarea vizibilității proiectului și a sprijinului acordat din Fondul Social European Plus prin Programul Educație și Ocupare 2021-2027 încă de la debutul implementării, cu respectarea Manualului de identitate vizuală 2021-2027 și a Anexei 18 la Manualul beneficiarului.</w:t>
+      </w:r>
+    </w:p>
+    <w:p>
+      <w:pPr>
+        <w:jc w:val="both"/>
+      </w:pPr>
+      <w:r>
+        <w:rPr>
+          <w:b w:val="0"/>
+          <w:i w:val="0"/>
+        </w:rPr>
+        <w:t>La începutul lunii iulie 2026 (02.07.2026), pe site-ul beneficiarului a fost creată subpagina dedicată proiectului (https://napocaporolissum.ro/unic-porolissum-2/), în secțiunea „Programe – PEO – Programul Educație și Ocupare”. Subpagina prezintă denumirea proiectului, beneficiarul, codul MySMIS 352704, perioada de implementare, valoarea totală, sursa de finanțare, descrierea și obiectivele, grupul țintă și rezultatele așteptate, precum și trimiterea către www.mfe.gov.ro.</w:t>
+      </w:r>
+    </w:p>
+    <w:p>
+      <w:pPr>
+        <w:jc w:val="both"/>
+      </w:pPr>
+      <w:r>
+        <w:rPr>
+          <w:b w:val="0"/>
+          <w:i w:val="0"/>
+        </w:rPr>
+        <w:t>Pe subpagină a fost publicat anunțul de începere a proiectului, care cuprinde beneficiarul, titlul și codul MySMIS, programul (Programul Educație și Ocupare 2021-2027, Prioritatea P8) și fondul (FSE+), perioada de implementare (iulie 2026 – iunie 2029), regiunea, valoarea totală, scopul, activitățile, grupul țintă, rezultatele urmărite și datele de contact. Dovada publicării (captură de ecran cu data și adresa URL) a fost arhivată.</w:t>
+      </w:r>
+    </w:p>
+    <w:p>
+      <w:pPr>
+        <w:jc w:val="both"/>
+      </w:pPr>
+      <w:r>
+        <w:rPr>
+          <w:b w:val="0"/>
+          <w:i w:val="0"/>
+        </w:rPr>
+        <w:t>La 16.07.2026 au fost publicate pe aceeași subpagină Metodologia privind identificarea, recrutarea, înscrierea, verificarea, selectarea, validarea și menținerea grupului țintă și Metodologia privind acordarea sprijinului financiar pentru transport, cazare și masă, asigurând accesul egal la informație al tuturor persoanelor interesate.</w:t>
+      </w:r>
+    </w:p>
+    <w:p>
+      <w:pPr>
+        <w:jc w:val="both"/>
+      </w:pPr>
+      <w:r>
+        <w:rPr>
+          <w:b w:val="0"/>
+          <w:i w:val="0"/>
+        </w:rPr>
+        <w:t xml:space="preserve">Proiectul este promovat și pe pagina de Facebook „UNIC: Viitor prin Educație” (https://www.facebook.com/unic.viitorprineducatie), pe care au fost publicate, în perioada de raportare, </w:t>
+      </w:r>
+      <w:r>
+        <w:rPr>
+          <w:b w:val="0"/>
+          <w:i w:val="0"/>
+          <w:highlight w:val="yellow"/>
+        </w:rPr>
+        <w:t>«… postări»</w:t>
+      </w:r>
+      <w:r>
+        <w:rPr>
+          <w:b w:val="0"/>
+          <w:i w:val="0"/>
+        </w:rPr>
+        <w:t xml:space="preserve"> despre activitățile proiectului </w:t>
+      </w:r>
+      <w:r>
+        <w:rPr>
+          <w:b w:val="0"/>
+          <w:i w:val="0"/>
+          <w:highlight w:val="yellow"/>
+        </w:rPr>
+        <w:t>«(întâlnirile de informare din școli, debutul activităților cu elevii din septembrie …)»</w:t>
+      </w:r>
+      <w:r>
+        <w:rPr>
+          <w:b w:val="0"/>
+          <w:i w:val="0"/>
+        </w:rPr>
+        <w:t>.</w:t>
+      </w:r>
+    </w:p>
+    <w:p>
+      <w:pPr>
+        <w:jc w:val="both"/>
+      </w:pPr>
+      <w:r>
+        <w:rPr>
+          <w:b w:val="0"/>
+          <w:i w:val="0"/>
+        </w:rPr>
+        <w:t xml:space="preserve">În luna iulie 2026 au fost realizate materialele de informare pentru unitățile de învățământ: afișul A3 al proiectului, flyerul de prezentare față-verso destinat școlilor și flyerul de 12 × 17 cm. Materialele au fost utilizate în întâlnirile de informare și recrutare de la Colegiul Tehnic Turda (07.07 și 24.07.2026) și de la Liceul Tehnologic „Vlădeasa” Huedin (09.07.2026) și, în septembrie 2026, la Liceul Teologic Reformat Cluj-Napoca. Afișul A3 a fost expus la sediul beneficiarului din Gilău și </w:t>
+      </w:r>
+      <w:r>
+        <w:rPr>
+          <w:b w:val="0"/>
+          <w:i w:val="0"/>
+          <w:highlight w:val="yellow"/>
+        </w:rPr>
+        <w:t>«la unitățile de învățământ partenere în care se desfășoară activitățile»</w:t>
+      </w:r>
+      <w:r>
+        <w:rPr>
+          <w:b w:val="0"/>
+          <w:i w:val="0"/>
+        </w:rPr>
+        <w:t>, fiind realizate fotografii ca dovadă.</w:t>
+      </w:r>
+    </w:p>
+    <w:p>
+      <w:pPr>
+        <w:jc w:val="both"/>
+      </w:pPr>
+      <w:r>
+        <w:rPr>
+          <w:b w:val="0"/>
+          <w:i w:val="0"/>
+        </w:rPr>
+        <w:t xml:space="preserve">Toate documentele utilizate în relația cu grupul țintă (formulare, liste de prezență, fișe de lucru, teste de evaluare) au inclus elementele obligatorii de identitate vizuală și mențiunea privind cofinanțarea din Fondul Social European Plus prin Programul Educație și Ocupare 2021-2027. La înscriere, participanții au fost informați, prin nota de informare privind activitățile proiectului, cu privire la sprijinul acordat prin FSE+. Echipamentele IT recepționate la 18.09.2026 au fost </w:t>
+      </w:r>
+      <w:r>
+        <w:rPr>
+          <w:b w:val="0"/>
+          <w:i w:val="0"/>
+          <w:highlight w:val="yellow"/>
+        </w:rPr>
+        <w:t>«inscripționate cu autocolante care conțin elementele de identitate vizuală»</w:t>
+      </w:r>
+      <w:r>
+        <w:rPr>
+          <w:b w:val="0"/>
+          <w:i w:val="0"/>
+        </w:rPr>
+        <w:t>.</w:t>
+      </w:r>
+    </w:p>
+    <w:p>
+      <w:pPr>
+        <w:jc w:val="both"/>
+      </w:pPr>
+      <w:r>
+        <w:rPr>
+          <w:b w:val="0"/>
+          <w:i w:val="0"/>
+        </w:rPr>
+        <w:t>Activitatea este documentată prin materialele realizate, link-urile și capturile de ecran ale publicărilor și fotografiile afișelor expuse, centralizate în documentul „SA 3.1_07-09.2026_Informare și publicitate”.</w:t>
+      </w:r>
+    </w:p>
+    <w:p>
+      <w:pPr>
+        <w:spacing w:after="160"/>
+      </w:pPr>
+      <w:r>
+        <w:rPr>
+          <w:b w:val="0"/>
+          <w:i/>
+          <w:color w:val="1E6B2E"/>
+          <w:sz w:val="16"/>
+        </w:rPr>
+        <w:t>Caractere: 3.296 / 10.500 (31%) – în limită</w:t>
       </w:r>
     </w:p>
     <w:tbl>
@@ -4921,7 +4923,7 @@
                 <w:color w:val="9B1C1C"/>
                 <w:sz w:val="18"/>
               </w:rPr>
-              <w:t>Valabil numai dacă anunțul de demarare și subpagina proiectului au fost publicate. Dacă au fost publicate în octombrie, aici se scrie: „Anunțul de demarare a fost publicat la data de …, după finalizarea echipei de comunicare; întârzierea nu a afectat informarea grupului țintă, realizată direct în școli prin materialele proiectului.”</w:t>
+              <w:t>Facebook nu a putut fi citit automat. Se completează numărul postărilor pe luni și temele lor din pagina proiectului și se atașează capturile. Afișul A3 și autocolantele IT se păstrează în text numai dacă există fotografii.</w:t>
             </w:r>
           </w:p>
         </w:tc>
@@ -4931,192 +4933,6 @@
       <w:pPr>
         <w:spacing w:after="0"/>
       </w:pPr>
-    </w:p>
-    <w:tbl>
-      <w:tblPr>
-        <w:tblW w:type="auto" w:w="0"/>
-        <w:jc w:val="center"/>
-        <w:tblLook w:firstColumn="1" w:firstRow="1" w:lastColumn="0" w:lastRow="0" w:noHBand="0" w:noVBand="1" w:val="04A0"/>
-        <w:tblBorders>
-          <w:top w:val="single" w:sz="4" w:space="0" w:color="C7D6EA"/>
-          <w:left w:val="single" w:sz="4" w:space="0" w:color="C7D6EA"/>
-          <w:bottom w:val="single" w:sz="4" w:space="0" w:color="C7D6EA"/>
-          <w:right w:val="single" w:sz="4" w:space="0" w:color="C7D6EA"/>
-          <w:insideH w:val="single" w:sz="4" w:space="0" w:color="C7D6EA"/>
-          <w:insideV w:val="single" w:sz="4" w:space="0" w:color="C7D6EA"/>
-        </w:tblBorders>
-      </w:tblPr>
-      <w:tblGrid>
-        <w:gridCol w:w="9638"/>
-      </w:tblGrid>
-      <w:tr>
-        <w:tc>
-          <w:tcPr>
-            <w:tcW w:type="dxa" w:w="9638"/>
-            <w:shd w:val="clear" w:color="auto" w:fill="E8EEF7"/>
-          </w:tcPr>
-          <w:p>
-            <w:pPr>
-              <w:spacing w:before="40" w:after="40"/>
-            </w:pPr>
-            <w:r>
-              <w:rPr>
-                <w:b/>
-                <w:i w:val="0"/>
-                <w:color w:val="003D82"/>
-                <w:sz w:val="19"/>
-              </w:rPr>
-              <w:t>SA3.1 – Progres în perioada de raportare</w:t>
-            </w:r>
-          </w:p>
-        </w:tc>
-      </w:tr>
-    </w:tbl>
-    <w:p>
-      <w:pPr>
-        <w:jc w:val="both"/>
-      </w:pPr>
-      <w:r>
-        <w:rPr>
-          <w:b w:val="0"/>
-          <w:i w:val="0"/>
-        </w:rPr>
-        <w:t>În perioada de raportare iulie – septembrie 2026, SA3.1 a vizat asigurarea vizibilității proiectului și a sprijinului acordat din Fondul Social European Plus prin Programul Educație și Ocupare 2021-2027 încă de la debutul implementării, cu respectarea Manualului de identitate vizuală 2021-2027 și a Anexei 18 la Manualul beneficiarului.</w:t>
-      </w:r>
-    </w:p>
-    <w:p>
-      <w:pPr>
-        <w:jc w:val="both"/>
-      </w:pPr>
-      <w:r>
-        <w:rPr>
-          <w:b w:val="0"/>
-          <w:i w:val="0"/>
-        </w:rPr>
-        <w:t xml:space="preserve">Anunțul de demarare a proiectului a fost redactat de Asistentul manager, avizat de Managerul de proiect și publicat </w:t>
-      </w:r>
-      <w:r>
-        <w:rPr>
-          <w:b w:val="0"/>
-          <w:i w:val="0"/>
-          <w:highlight w:val="yellow"/>
-        </w:rPr>
-        <w:t>«la data de … pe site-ul beneficiarului (link) și pe pagina de Facebook a beneficiarului (link)»</w:t>
-      </w:r>
-      <w:r>
-        <w:rPr>
-          <w:b w:val="0"/>
-          <w:i w:val="0"/>
-        </w:rPr>
-        <w:t>. Anunțul a cuprins elementele obligatorii: titlul proiectului, codul MySMIS 352704, obiectivul general, perioada de implementare, apelul, beneficiarul, valoarea totală și valoarea cofinanțării UE, precum și datele de contact. Dovada publicării (captură de ecran cu data și adresa URL și varianta PDF) a fost arhivată.</w:t>
-      </w:r>
-    </w:p>
-    <w:p>
-      <w:pPr>
-        <w:jc w:val="both"/>
-      </w:pPr>
-      <w:r>
-        <w:rPr>
-          <w:b w:val="0"/>
-          <w:i w:val="0"/>
-        </w:rPr>
-        <w:t xml:space="preserve">Pe site-ul beneficiarului a fost creată </w:t>
-      </w:r>
-      <w:r>
-        <w:rPr>
-          <w:b w:val="0"/>
-          <w:i w:val="0"/>
-          <w:highlight w:val="yellow"/>
-        </w:rPr>
-        <w:t>«subpagina dedicată proiectului (link)»</w:t>
-      </w:r>
-      <w:r>
-        <w:rPr>
-          <w:b w:val="0"/>
-          <w:i w:val="0"/>
-        </w:rPr>
-        <w:t>, care prezintă descrierea proiectului, obiectivele, rezultatele așteptate, grupul țintă, condițiile de participare și măsurile de sprijin oferite elevilor și părinților, asigurând accesul egal la informație al tuturor persoanelor interesate.</w:t>
-      </w:r>
-    </w:p>
-    <w:p>
-      <w:pPr>
-        <w:jc w:val="both"/>
-      </w:pPr>
-      <w:r>
-        <w:rPr>
-          <w:b w:val="0"/>
-          <w:i w:val="0"/>
-        </w:rPr>
-        <w:t xml:space="preserve">În luna iulie 2026 au fost realizate materialele de informare pentru unitățile de învățământ: afișul A3 al proiectului, flyerul de prezentare față-verso destinat școlilor și flyerul de 12 × 17 cm. Materialele au fost utilizate în întâlnirile de informare și recrutare de la Colegiul Tehnic Turda (07.07 și 24.07.2026) și de la Liceul Tehnologic „Vlădeasa” Huedin (09.07.2026) și, în septembrie 2026, la Liceul Teologic Reformat Cluj-Napoca. Afișul A3 a fost expus la sediul beneficiarului din Gilău și </w:t>
-      </w:r>
-      <w:r>
-        <w:rPr>
-          <w:b w:val="0"/>
-          <w:i w:val="0"/>
-          <w:highlight w:val="yellow"/>
-        </w:rPr>
-        <w:t>«la unitățile de învățământ partenere în care se desfășoară activitățile»</w:t>
-      </w:r>
-      <w:r>
-        <w:rPr>
-          <w:b w:val="0"/>
-          <w:i w:val="0"/>
-        </w:rPr>
-        <w:t>, fiind realizate fotografii ca dovadă.</w:t>
-      </w:r>
-    </w:p>
-    <w:p>
-      <w:pPr>
-        <w:jc w:val="both"/>
-      </w:pPr>
-      <w:r>
-        <w:rPr>
-          <w:b w:val="0"/>
-          <w:i w:val="0"/>
-        </w:rPr>
-        <w:t xml:space="preserve">Toate documentele utilizate în relația cu grupul țintă (formulare, liste de prezență, fișe de lucru, teste de evaluare) au inclus elementele obligatorii de identitate vizuală și mențiunea privind cofinanțarea din Fondul Social European Plus prin Programul Educație și Ocupare 2021-2027. La înscriere, participanții au fost informați, prin nota de informare privind activitățile proiectului, cu privire la sprijinul acordat prin FSE+. Echipamentele IT recepționate la 18.09.2026 au fost </w:t>
-      </w:r>
-      <w:r>
-        <w:rPr>
-          <w:b w:val="0"/>
-          <w:i w:val="0"/>
-          <w:highlight w:val="yellow"/>
-        </w:rPr>
-        <w:t>«inscripționate cu autocolante care conțin elementele de identitate vizuală»</w:t>
-      </w:r>
-      <w:r>
-        <w:rPr>
-          <w:b w:val="0"/>
-          <w:i w:val="0"/>
-        </w:rPr>
-        <w:t>.</w:t>
-      </w:r>
-    </w:p>
-    <w:p>
-      <w:pPr>
-        <w:jc w:val="both"/>
-      </w:pPr>
-      <w:r>
-        <w:rPr>
-          <w:b w:val="0"/>
-          <w:i w:val="0"/>
-        </w:rPr>
-        <w:t>Activitatea este documentată prin materialele realizate, link-urile și capturile de ecran ale publicărilor și fotografiile afișelor expuse, centralizate în documentul „SA 3.1_07-09.2026_Informare și publicitate”.</w:t>
-      </w:r>
-    </w:p>
-    <w:p>
-      <w:pPr>
-        <w:spacing w:after="160"/>
-      </w:pPr>
-      <w:r>
-        <w:rPr>
-          <w:b w:val="0"/>
-          <w:i/>
-          <w:color w:val="1E6B2E"/>
-          <w:sz w:val="16"/>
-        </w:rPr>
-        <w:t>Caractere: 2.582 / 10.500 (25%) – în limită</w:t>
-      </w:r>
     </w:p>
     <w:p>
       <w:pPr>
@@ -5262,7 +5078,22 @@
           <w:b w:val="0"/>
           <w:i w:val="0"/>
         </w:rPr>
-        <w:t xml:space="preserve"> pe acțiunea 8.f.3); 0 părinți selectați în perioada de raportare.</w:t>
+        <w:t xml:space="preserve"> pe acțiunea 8.f.3); </w:t>
+      </w:r>
+      <w:r>
+        <w:rPr>
+          <w:b w:val="0"/>
+          <w:i w:val="0"/>
+          <w:highlight w:val="yellow"/>
+        </w:rPr>
+        <w:t>«4»</w:t>
+      </w:r>
+      <w:r>
+        <w:rPr>
+          <w:b w:val="0"/>
+          <w:i w:val="0"/>
+        </w:rPr>
+        <w:t xml:space="preserve"> cadre didactice selectate pentru participarea la formare; 0 părinți selectați în perioada de raportare.</w:t>
       </w:r>
     </w:p>
     <w:p>
@@ -5276,7 +5107,7 @@
           <w:color w:val="1E6B2E"/>
           <w:sz w:val="16"/>
         </w:rPr>
-        <w:t>Caractere: 418 / 3.500 (12%) – în limită</w:t>
+        <w:t>Caractere: 480 / 3.500 (14%) – în limită</w:t>
       </w:r>
     </w:p>
     <w:tbl>
@@ -5322,7 +5153,7 @@
                 <w:color w:val="9B1C1C"/>
                 <w:sz w:val="18"/>
               </w:rPr>
-              <w:t>Cifrele din R13 = registrul GT din 04.10.2026. Se înlocuiesc cu numărul real de participanți înregistrați în MySMIS și asociați la RP 1 (vezi A4 pct. 1–2). Cadrele didactice NU se trec aici până la clarificarea din A4 pct. 3.</w:t>
+              <w:t>Cifrele din R13 = registrul GT din 04.10.2026. Se înlocuiesc cu numărul real de participanți înregistrați în MySMIS și asociați la RP 1 (vezi A4 pct. 1–2). Cadrele didactice se trec numai dacă au dosar GT complet și formular de înregistrare (vezi A5).</w:t>
             </w:r>
           </w:p>
         </w:tc>
@@ -6682,79 +6513,6 @@
         <w:jc w:val="center"/>
         <w:tblLook w:firstColumn="1" w:firstRow="1" w:lastColumn="0" w:lastRow="0" w:noHBand="0" w:noVBand="1" w:val="04A0"/>
         <w:tblBorders>
-          <w:top w:val="single" w:sz="4" w:space="0" w:color="E0A0A0"/>
-          <w:left w:val="single" w:sz="4" w:space="0" w:color="E0A0A0"/>
-          <w:bottom w:val="single" w:sz="4" w:space="0" w:color="E0A0A0"/>
-          <w:right w:val="single" w:sz="4" w:space="0" w:color="E0A0A0"/>
-          <w:insideH w:val="single" w:sz="4" w:space="0" w:color="E0A0A0"/>
-          <w:insideV w:val="single" w:sz="4" w:space="0" w:color="E0A0A0"/>
-        </w:tblBorders>
-      </w:tblPr>
-      <w:tblGrid>
-        <w:gridCol w:w="9638"/>
-      </w:tblGrid>
-      <w:tr>
-        <w:tc>
-          <w:tcPr>
-            <w:tcW w:type="dxa" w:w="9638"/>
-            <w:shd w:val="clear" w:color="auto" w:fill="FBEAEA"/>
-          </w:tcPr>
-          <w:p>
-            <w:pPr>
-              <w:spacing w:before="40" w:after="40"/>
-            </w:pPr>
-            <w:r>
-              <w:rPr>
-                <w:b/>
-                <w:i w:val="0"/>
-                <w:color w:val="9B1C1C"/>
-                <w:sz w:val="18"/>
-              </w:rPr>
-              <w:t xml:space="preserve">⚠ Notă MP (nu se copiază): </w:t>
-            </w:r>
-            <w:r>
-              <w:rPr>
-                <w:b w:val="0"/>
-                <w:i w:val="0"/>
-                <w:color w:val="9B1C1C"/>
-                <w:sz w:val="18"/>
-              </w:rPr>
-              <w:t xml:space="preserve">Dacă OM nu acceptă ca cele 4 cadre didactice angajate în proiect să fie și GT (A4 pct. 3), aici se descrie riscul și măsura: „Cele 4 cadre didactice formate sunt și membre ale echipei de implementare; pentru respectarea condițiilor de eligibilitate a GT, </w:t>
-            </w:r>
-            <w:r>
-              <w:rPr>
-                <w:b w:val="0"/>
-                <w:i w:val="0"/>
-                <w:color w:val="9B1C1C"/>
-                <w:sz w:val="18"/>
-                <w:highlight w:val="yellow"/>
-              </w:rPr>
-              <w:t>«…»</w:t>
-            </w:r>
-            <w:r>
-              <w:rPr>
-                <w:b w:val="0"/>
-                <w:i w:val="0"/>
-                <w:color w:val="9B1C1C"/>
-                <w:sz w:val="18"/>
-              </w:rPr>
-              <w:t>”.</w:t>
-            </w:r>
-          </w:p>
-        </w:tc>
-      </w:tr>
-    </w:tbl>
-    <w:p>
-      <w:pPr>
-        <w:spacing w:after="0"/>
-      </w:pPr>
-    </w:p>
-    <w:tbl>
-      <w:tblPr>
-        <w:tblW w:type="auto" w:w="0"/>
-        <w:jc w:val="center"/>
-        <w:tblLook w:firstColumn="1" w:firstRow="1" w:lastColumn="0" w:lastRow="0" w:noHBand="0" w:noVBand="1" w:val="04A0"/>
-        <w:tblBorders>
           <w:top w:val="single" w:sz="4" w:space="0" w:color="C7D6EA"/>
           <w:left w:val="single" w:sz="4" w:space="0" w:color="C7D6EA"/>
           <w:bottom w:val="single" w:sz="4" w:space="0" w:color="C7D6EA"/>
@@ -7622,7 +7380,7 @@
           <w:b w:val="0"/>
           <w:i w:val="0"/>
         </w:rPr>
-        <w:t>Echipa de implementare. Poziția de Cadru didactic 3 este ocupată, începând cu 17.09.2026, de persoana nominalizată prin Notificarea nr. 4. Persoanele nominalizate prin Notificarea nr. 2 pe pozițiile de Cadru didactic 2 și Cadru didactic 3 nu au desfășurat activități în proiect, fiind înlocuite prin Notificările nr. 3 și nr. 4. Poziția de Cadru didactic 4 nu a fost ocupată în perioada de raportare, urmând să fie nominalizată prin notificare.</w:t>
+        <w:t>Echipa de implementare. Poziția de Cadru didactic 3 este ocupată, începând cu 17.09.2026, de persoana nominalizată prin Notificarea nr. 4, aprobată prin Informarea OIR PECU Nord-Vest nr. 17371/17.09.2026. Persoanele nominalizate prin Notificarea nr. 2 pe pozițiile de Cadru didactic 2 și Cadru didactic 3 nu au desfășurat activități în proiect, fiind înlocuite prin Notificările nr. 3 și nr. 4. Poziția de Cadru didactic 4 nu a fost ocupată în perioada de raportare, urmând să fie nominalizată prin notificare.</w:t>
       </w:r>
     </w:p>
     <w:p>
@@ -7660,7 +7418,7 @@
           <w:color w:val="1E6B2E"/>
           <w:sz w:val="16"/>
         </w:rPr>
-        <w:t>Caractere: 2.635 / 10.500 (25%) – în limită</w:t>
+        <w:t>Caractere: 2.701 / 10.500 (26%) – în limită</w:t>
       </w:r>
     </w:p>
     <w:tbl>
@@ -7706,7 +7464,7 @@
                 <w:color w:val="9B1C1C"/>
                 <w:sz w:val="18"/>
               </w:rPr>
-              <w:t>Cifrele pe sesiuni diferă între RA și registru (fizică 20/26 la 22.09; LTR 20/18 la 30.09). Totalul de elevi unici (44) = F3 intrați în operațiune în registru – se recalculează din listele de prezență. Orele Cadrului didactic 3 dinaintea aprobării N4: vezi A4 pct. 4.</w:t>
+              <w:t>Cifrele pe sesiuni diferă între RA și registru (fizică 20/26 la 22.09; LTR 20/18 la 30.09). Totalul de elevi unici (44) = F3 intrați în operațiune în registru – se recalculează din listele de prezență. Cadrul didactic 3: N4 aprobată la 17.09.2026, aceeași zi cu începutul contractului de muncă.</w:t>
             </w:r>
           </w:p>
         </w:tc>
@@ -9918,16 +9676,8 @@
         <w:rPr>
           <w:b w:val="0"/>
           <w:i w:val="0"/>
-          <w:highlight w:val="yellow"/>
-        </w:rPr>
-        <w:t>«redactarea anunțului de demarare a proiectului și»</w:t>
-      </w:r>
-      <w:r>
-        <w:rPr>
-          <w:b w:val="0"/>
-          <w:i w:val="0"/>
-        </w:rPr>
-        <w:t xml:space="preserve"> coordonarea materialelor de informare și publicitate;</w:t>
+        </w:rPr>
+        <w:t>coordonarea materialelor de informare și publicitate și actualizarea subpaginii proiectului de pe site-ul beneficiarului;</w:t>
       </w:r>
     </w:p>
     <w:p>
@@ -9967,7 +9717,7 @@
           <w:color w:val="1E6B2E"/>
           <w:sz w:val="16"/>
         </w:rPr>
-        <w:t>Caractere: 959 / 3.500 (27%) – în limită</w:t>
+        <w:t>Caractere: 975 / 3.500 (28%) – în limită</w:t>
       </w:r>
     </w:p>
     <w:tbl>
@@ -10194,7 +9944,7 @@
                 <w:color w:val="9B1C1C"/>
                 <w:sz w:val="18"/>
               </w:rPr>
-              <w:t>Pontajele pentru iulie și august lipsesc din Drive (A4 pct. 6). Fără ele, blocul se scoate.</w:t>
+              <w:t>Pontajele pentru iulie și august lipsesc din Drive (A4 pct. 4). Fără ele, blocul se scoate.</w:t>
             </w:r>
           </w:p>
         </w:tc>
@@ -10629,7 +10379,7 @@
                 <w:color w:val="9B1C1C"/>
                 <w:sz w:val="18"/>
               </w:rPr>
-              <w:t>Lipsește raportul de activitate pentru septembrie (A4 pct. 6). Numele se scrie exact ca în CIM și în CF.</w:t>
+              <w:t>Lipsește raportul de activitate pentru septembrie (A4 pct. 4). Numele se scrie exact ca în CIM și în CF.</w:t>
             </w:r>
           </w:p>
         </w:tc>
@@ -11718,60 +11468,6 @@
         </w:rPr>
         <w:t>Caractere: 629 / 3.500 (18%) – în limită</w:t>
       </w:r>
-    </w:p>
-    <w:tbl>
-      <w:tblPr>
-        <w:tblW w:type="auto" w:w="0"/>
-        <w:jc w:val="center"/>
-        <w:tblLook w:firstColumn="1" w:firstRow="1" w:lastColumn="0" w:lastRow="0" w:noHBand="0" w:noVBand="1" w:val="04A0"/>
-        <w:tblBorders>
-          <w:top w:val="single" w:sz="4" w:space="0" w:color="E0A0A0"/>
-          <w:left w:val="single" w:sz="4" w:space="0" w:color="E0A0A0"/>
-          <w:bottom w:val="single" w:sz="4" w:space="0" w:color="E0A0A0"/>
-          <w:right w:val="single" w:sz="4" w:space="0" w:color="E0A0A0"/>
-          <w:insideH w:val="single" w:sz="4" w:space="0" w:color="E0A0A0"/>
-          <w:insideV w:val="single" w:sz="4" w:space="0" w:color="E0A0A0"/>
-        </w:tblBorders>
-      </w:tblPr>
-      <w:tblGrid>
-        <w:gridCol w:w="9638"/>
-      </w:tblGrid>
-      <w:tr>
-        <w:tc>
-          <w:tcPr>
-            <w:tcW w:type="dxa" w:w="9638"/>
-            <w:shd w:val="clear" w:color="auto" w:fill="FBEAEA"/>
-          </w:tcPr>
-          <w:p>
-            <w:pPr>
-              <w:spacing w:before="40" w:after="40"/>
-            </w:pPr>
-            <w:r>
-              <w:rPr>
-                <w:b/>
-                <w:i w:val="0"/>
-                <w:color w:val="9B1C1C"/>
-                <w:sz w:val="18"/>
-              </w:rPr>
-              <w:t xml:space="preserve">⚠ Notă MP (nu se copiază): </w:t>
-            </w:r>
-            <w:r>
-              <w:rPr>
-                <w:b w:val="0"/>
-                <w:i w:val="0"/>
-                <w:color w:val="9B1C1C"/>
-                <w:sz w:val="18"/>
-              </w:rPr>
-              <w:t>Blocul se păstrează numai dacă N4 este aprobată, iar orele raportate sunt ulterioare aprobării sau acceptate de OI (A4 pct. 4).</w:t>
-            </w:r>
-          </w:p>
-        </w:tc>
-      </w:tr>
-    </w:tbl>
-    <w:p>
-      <w:pPr>
-        <w:spacing w:after="0"/>
-      </w:pPr>
     </w:p>
     <w:tbl>
       <w:tblPr>
@@ -12127,22 +11823,7 @@
           <w:b w:val="0"/>
           <w:i w:val="0"/>
         </w:rPr>
-        <w:t xml:space="preserve">Anunțul de demarare a proiectului a fost publicat </w:t>
-      </w:r>
-      <w:r>
-        <w:rPr>
-          <w:b w:val="0"/>
-          <w:i w:val="0"/>
-          <w:highlight w:val="yellow"/>
-        </w:rPr>
-        <w:t>«la data de … pe site-ul beneficiarului (link) și pe pagina de Facebook (link)»</w:t>
-      </w:r>
-      <w:r>
-        <w:rPr>
-          <w:b w:val="0"/>
-          <w:i w:val="0"/>
-        </w:rPr>
-        <w:t>, cu elementele obligatorii: titlul, codul MySMIS 352704, obiectivul general, perioada de implementare, apelul, beneficiarul, valoarea totală și cofinanțarea UE, datele de contact.</w:t>
+        <w:t>Pe site-ul beneficiarului a fost creată, la 02.07.2026, subpagina dedicată proiectului (https://napocaporolissum.ro/unic-porolissum-2/), care prezintă denumirea, beneficiarul, codul MySMIS 352704, perioada de implementare, valoarea totală, sursa de finanțare (FSE+, Programul Educație și Ocupare 2021-2027), descrierea, obiectivele, grupul țintă și rezultatele așteptate, cu antetul proiectului și trimiterea către www.mfe.gov.ro.</w:t>
       </w:r>
     </w:p>
     <w:p>
@@ -12155,7 +11836,33 @@
           <w:b w:val="0"/>
           <w:i w:val="0"/>
         </w:rPr>
-        <w:t xml:space="preserve">Pe site-ul beneficiarului a fost creată </w:t>
+        <w:t>Pe subpagină a fost publicat anunțul de începere a proiectului, cu elementele obligatorii: beneficiarul, titlul și codul MySMIS, programul, prioritatea și fondul, perioada de implementare, regiunea, valoarea totală, scopul, activitățile, grupul țintă, rezultatele urmărite și datele de contact.</w:t>
+      </w:r>
+    </w:p>
+    <w:p>
+      <w:pPr>
+        <w:pStyle w:val="ListBullet"/>
+        <w:spacing w:after="20"/>
+      </w:pPr>
+      <w:r>
+        <w:rPr>
+          <w:b w:val="0"/>
+          <w:i w:val="0"/>
+        </w:rPr>
+        <w:t>La 16.07.2026 au fost publicate pe subpagină metodologia de selecție a grupului țintă și metodologia de acordare a sprijinului financiar, cu condițiile de acces la măsurile de sprijin pentru elevi și părinți (MB, Anexa 11 pct. 3).</w:t>
+      </w:r>
+    </w:p>
+    <w:p>
+      <w:pPr>
+        <w:pStyle w:val="ListBullet"/>
+        <w:spacing w:after="20"/>
+      </w:pPr>
+      <w:r>
+        <w:rPr>
+          <w:b w:val="0"/>
+          <w:i w:val="0"/>
+        </w:rPr>
+        <w:t xml:space="preserve">Pe pagina de Facebook a proiectului, „UNIC: Viitor prin Educație” (https://www.facebook.com/unic.viitorprineducatie), au fost publicate </w:t>
       </w:r>
       <w:r>
         <w:rPr>
@@ -12163,14 +11870,14 @@
           <w:i w:val="0"/>
           <w:highlight w:val="yellow"/>
         </w:rPr>
-        <w:t>«subpagina dedicată proiectului (link)»</w:t>
-      </w:r>
-      <w:r>
-        <w:rPr>
-          <w:b w:val="0"/>
-          <w:i w:val="0"/>
-        </w:rPr>
-        <w:t>, care prezintă descrierea, obiectivele, rezultatele așteptate, valoarea totală și cofinanțarea UE, perioada de implementare și codul MySMIS, precum și condițiile de acces la măsurile de sprijin pentru elevi și părinți; setul de sigle este vizibil fără derulare și include trimiterea către www.mfe.gov.ro.</w:t>
+        <w:t>«… postări»</w:t>
+      </w:r>
+      <w:r>
+        <w:rPr>
+          <w:b w:val="0"/>
+          <w:i w:val="0"/>
+        </w:rPr>
+        <w:t xml:space="preserve"> privind activitățile proiectului.</w:t>
       </w:r>
     </w:p>
     <w:p>
@@ -12291,7 +11998,7 @@
           <w:color w:val="1E6B2E"/>
           <w:sz w:val="16"/>
         </w:rPr>
-        <w:t>Caractere: 2.514 / 10.500 (24%) – în limită</w:t>
+        <w:t>Caractere: 2.962 / 10.500 (28%) – în limită</w:t>
       </w:r>
     </w:p>
     <w:tbl>
@@ -12337,26 +12044,7 @@
                 <w:color w:val="9B1C1C"/>
                 <w:sz w:val="18"/>
               </w:rPr>
-              <w:t xml:space="preserve">Anexa 11 pct. 3 din MB cere expres ca link-urile să fie trecute în RP. Fiecare </w:t>
-            </w:r>
-            <w:r>
-              <w:rPr>
-                <w:b w:val="0"/>
-                <w:i w:val="0"/>
-                <w:color w:val="9B1C1C"/>
-                <w:sz w:val="18"/>
-                <w:highlight w:val="yellow"/>
-              </w:rPr>
-              <w:t>«link»</w:t>
-            </w:r>
-            <w:r>
-              <w:rPr>
-                <w:b w:val="0"/>
-                <w:i w:val="0"/>
-                <w:color w:val="9B1C1C"/>
-                <w:sz w:val="18"/>
-              </w:rPr>
-              <w:t xml:space="preserve"> trebuie completat cu adresa reală.</w:t>
+              <w:t>Înainte de transmitere: pe subpagină, „Cofinanțare UE: … intensitate intervenție 100%” trebuie înlocuit cu valoarea cofinanțării UE (5.879.540,52 lei FSE+), iar „acordarea de subvenții” cu masa caldă (după AA1). Numărul postărilor de pe Facebook se completează din pagina proiectului.</w:t>
             </w:r>
           </w:p>
         </w:tc>
@@ -14294,7 +13982,7 @@
           <w:b w:val="0"/>
           <w:i w:val="0"/>
         </w:rPr>
-        <w:t xml:space="preserve">Indicatorul nu are termen scadent în perioada de raportare. Cele 4 cadre didactice din unitățile de învățământ partenere asociate au parcurs programul de formare acreditat în perioada 10–18.09.2026, iar evaluarea finală are loc la 09.10.2026. </w:t>
+        <w:t xml:space="preserve">Indicatorul nu are termen scadent în perioada de raportare. Cele 4 cadre didactice din unitățile de învățământ partenere asociate au parcurs programul de formare acreditat în perioada 10–18.09.2026, iar evaluarea finală are loc la 09.10.2026. Cadrele didactice au fost înregistrate ca participanți în grupul țintă, pe acțiunea 8.f.1, </w:t>
       </w:r>
       <w:r>
         <w:rPr>
@@ -14302,7 +13990,14 @@
           <w:i w:val="0"/>
           <w:highlight w:val="yellow"/>
         </w:rPr>
-        <w:t>«Înregistrarea acestora ca participanți …»</w:t>
+        <w:t>«la data de …»</w:t>
+      </w:r>
+      <w:r>
+        <w:rPr>
+          <w:b w:val="0"/>
+          <w:i w:val="0"/>
+        </w:rPr>
+        <w:t>.</w:t>
       </w:r>
     </w:p>
     <w:p>
@@ -14316,62 +14011,8 @@
           <w:color w:val="1E6B2E"/>
           <w:sz w:val="16"/>
         </w:rPr>
-        <w:t>Caractere: 285 / 3.500 (8%) – în limită</w:t>
-      </w:r>
-    </w:p>
-    <w:tbl>
-      <w:tblPr>
-        <w:tblW w:type="auto" w:w="0"/>
-        <w:jc w:val="center"/>
-        <w:tblLook w:firstColumn="1" w:firstRow="1" w:lastColumn="0" w:lastRow="0" w:noHBand="0" w:noVBand="1" w:val="04A0"/>
-        <w:tblBorders>
-          <w:top w:val="single" w:sz="4" w:space="0" w:color="E0A0A0"/>
-          <w:left w:val="single" w:sz="4" w:space="0" w:color="E0A0A0"/>
-          <w:bottom w:val="single" w:sz="4" w:space="0" w:color="E0A0A0"/>
-          <w:right w:val="single" w:sz="4" w:space="0" w:color="E0A0A0"/>
-          <w:insideH w:val="single" w:sz="4" w:space="0" w:color="E0A0A0"/>
-          <w:insideV w:val="single" w:sz="4" w:space="0" w:color="E0A0A0"/>
-        </w:tblBorders>
-      </w:tblPr>
-      <w:tblGrid>
-        <w:gridCol w:w="9638"/>
-      </w:tblGrid>
-      <w:tr>
-        <w:tc>
-          <w:tcPr>
-            <w:tcW w:type="dxa" w:w="9638"/>
-            <w:shd w:val="clear" w:color="auto" w:fill="FBEAEA"/>
-          </w:tcPr>
-          <w:p>
-            <w:pPr>
-              <w:spacing w:before="40" w:after="40"/>
-            </w:pPr>
-            <w:r>
-              <w:rPr>
-                <w:b/>
-                <w:i w:val="0"/>
-                <w:color w:val="9B1C1C"/>
-                <w:sz w:val="18"/>
-              </w:rPr>
-              <w:t xml:space="preserve">⚠ Notă MP (nu se copiază): </w:t>
-            </w:r>
-            <w:r>
-              <w:rPr>
-                <w:b w:val="0"/>
-                <w:i w:val="0"/>
-                <w:color w:val="9B1C1C"/>
-                <w:sz w:val="18"/>
-              </w:rPr>
-              <w:t>De corelat cu decizia de la A4 pct. 3.</w:t>
-            </w:r>
-          </w:p>
-        </w:tc>
-      </w:tr>
-    </w:tbl>
-    <w:p>
-      <w:pPr>
-        <w:spacing w:after="0"/>
-      </w:pPr>
+        <w:t>Caractere: 349 / 3.500 (10%) – în limită</w:t>
+      </w:r>
     </w:p>
     <w:tbl>
       <w:tblPr>

--- a/RP1_UNIC_352704/RP1_UNIC_352704_Raport_de_progres.docx
+++ b/RP1_UNIC_352704/RP1_UNIC_352704_Raport_de_progres.docx
@@ -2681,7 +2681,7 @@
           <w:b w:val="0"/>
           <w:i w:val="0"/>
         </w:rPr>
-        <w:t>Proiectul „UNIC – Uniți pentru Nevoile Incluzive și Continuitatea Educației Elevilor”, cod SMIS 352704, este implementat de Asociația Grupul de Acțiune Locală Napoca Porolissum, în calitate de beneficiar unic, în baza Contractului de finanțare nr. 11205/16.06.2026, încheiat cu OIR Programe Europene Capital Uman – Regiunea Nord-Vest. Proiectul este cofinanțat din Fondul Social European Plus prin Programul Educație și Ocupare 2021-2027, Prioritatea 8, Obiectivul specific ESO4.6, acțiunile 8.f.1, 8.f.2 și 8.f.3, în cadrul apelului „O șansă în plus prin învățământul profesional și tehnic – regiuni mai puțin dezvoltate”. Perioada de implementare este 01.07.2026 – 30.06.2029 (36 de luni), iar valoarea totală eligibilă este de 6.917.106,49 lei, din care 5.879.540,52 lei din FSE+ și 1.037.565,97 lei de la bugetul național.</w:t>
+        <w:t>Proiectul „UNIC – Uniți pentru Nevoile Incluzive și Continuitatea Educației Elevilor”, cod SMIS 352704, este implementat de Asociația Grupul de Acțiune Locală Napoca Porolissum, în calitate de beneficiar unic, în baza Contractului de finanțare nr. 11205/16.06.2026 încheiat cu OIR PECU Regiunea Nord-Vest, în perioada 01.07.2026 – 30.06.2029 (36 de luni). Proiectul are o valoare totală eligibilă de 6.917.106,49 lei, din care 5.879.540,52 lei reprezintă contribuția Uniunii Europene din Fondul Social European Plus, și este finanțat prin Programul Educație și Ocupare 2021-2027, Prioritatea 8 „Creșterea accesibilității, atractivității și calității învățământului profesional și tehnic”, Obiectivul specific ESO4.6, acțiunile 8.f.1, 8.f.2 și 8.f.3, în cadrul apelului „O șansă în plus prin învățământul profesional și tehnic – regiuni mai puțin dezvoltate”. Elevii, părinții și cadrele didactice din grupul țintă provin din unitățile de învățământ cu care beneficiarul a încheiat acorduri de colaborare în calitate de parteneri asociați: Colegiul Tehnic Turda (inclusiv structura Școala Profesională Poiana Turda), Liceul Tehnologic „Vlădeasa” Huedin și, din septembrie 2026, Liceul Teologic Reformat Cluj-Napoca.</w:t>
       </w:r>
     </w:p>
     <w:p>
@@ -2693,7 +2693,7 @@
           <w:b w:val="0"/>
           <w:i w:val="0"/>
         </w:rPr>
-        <w:t>Scopul proiectului este creșterea accesibilității, atractivității și calității învățământului profesional și tehnic (ÎPT) din Regiunea Nord-Vest, prin identificarea elevilor în risc de abandon școlar sau de părăsire timpurie a școlii și/sau a elevilor care provin din grupuri ori medii defavorizate și prin oferirea unui pachet integrat de sprijin: sprijin financiar pentru cazare, masă și transport, sprijin psihologic și socio-educațional, programe remediale însoțite de masă caldă, formarea cadrelor didactice și o campanie de informare și conștientizare adresată elevilor și părinților.</w:t>
+        <w:t>Proiectul răspunde unor nevoi concrete, identificate prin analiza de nevoi realizată la nivelul școlilor din regiunea Nord-Vest: elevii din medii dezavantajate au nevoie de sprijin psihologic și motivațional, de sprijin material pentru a putea frecventa școala constant și de programe remediale care să recupereze decalajele la materiile de bază, în special în clasa a IX-a; cadrele didactice au nevoie de competențe pentru a adapta predarea la niveluri diferite de pregătire; părinții au nevoie de informare și de implicare reală în parcursul educațional al copiilor; iar învățământul profesional și tehnic are nevoie de o percepție mai bună în rândul elevilor și al familiilor. Prin activitățile sale, proiectul contribuie la Cadrul strategic ET 2030 (prioritățile 1 și 3), la Strategia privind reducerea părăsirii timpurii a școlii în România (Pilonul 1) și la aplicarea Legii învățământului preuniversitar nr. 198/2023, precum și la temele secundare FSE+ „Abordarea provocărilor identificate în cadrul semestrului european” și „Nediscriminare”.</w:t>
       </w:r>
     </w:p>
     <w:p>
@@ -2705,72 +2705,7 @@
           <w:b w:val="0"/>
           <w:i w:val="0"/>
         </w:rPr>
-        <w:t>Obiectivele specifice ale proiectului sunt:</w:t>
-      </w:r>
-    </w:p>
-    <w:p>
-      <w:pPr>
-        <w:pStyle w:val="ListBullet"/>
-        <w:spacing w:after="20"/>
-      </w:pPr>
-      <w:r>
-        <w:rPr>
-          <w:b w:val="0"/>
-          <w:i w:val="0"/>
-        </w:rPr>
-        <w:t>OS1 – creșterea accesibilității ÎPT pentru 183 de elevi (acțiunea 8.f.1) și 213 elevi (acțiunea 8.f.3), prin identificarea și includerea acestora în grupul țintă, pe o perioadă de 36 de luni;</w:t>
-      </w:r>
-    </w:p>
-    <w:p>
-      <w:pPr>
-        <w:pStyle w:val="ListBullet"/>
-        <w:spacing w:after="20"/>
-      </w:pPr>
-      <w:r>
-        <w:rPr>
-          <w:b w:val="0"/>
-          <w:i w:val="0"/>
-        </w:rPr>
-        <w:t>OS2 – creșterea accesului și participării la educație a 183 de elevi din ÎPT aflați în risc de abandon școlar și/sau proveniți din grupuri vulnerabile, prin oferirea unui pachet integrat de sprijin financiar, psihologic și socio-educațional (8.f.1);</w:t>
-      </w:r>
-    </w:p>
-    <w:p>
-      <w:pPr>
-        <w:pStyle w:val="ListBullet"/>
-        <w:spacing w:after="20"/>
-      </w:pPr>
-      <w:r>
-        <w:rPr>
-          <w:b w:val="0"/>
-          <w:i w:val="0"/>
-        </w:rPr>
-        <w:t>OS3 – îmbunătățirea competențelor a 4 cadre didactice din ÎPT privind adaptarea procesului educațional la nevoile elevilor din medii dezavantajate și cu dificultăți de învățare, prin programe de formare acreditate (8.f.1);</w:t>
-      </w:r>
-    </w:p>
-    <w:p>
-      <w:pPr>
-        <w:pStyle w:val="ListBullet"/>
-        <w:spacing w:after="20"/>
-      </w:pPr>
-      <w:r>
-        <w:rPr>
-          <w:b w:val="0"/>
-          <w:i w:val="0"/>
-        </w:rPr>
-        <w:t>OS4 – creșterea gradului de conștientizare și implicare în procesul educațional a 96 de părinți/reprezentanți legali/tutori și a 104 elevi, prin campania de informare și conștientizare (8.f.2);</w:t>
-      </w:r>
-    </w:p>
-    <w:p>
-      <w:pPr>
-        <w:pStyle w:val="ListBullet"/>
-        <w:spacing w:after="20"/>
-      </w:pPr>
-      <w:r>
-        <w:rPr>
-          <w:b w:val="0"/>
-          <w:i w:val="0"/>
-        </w:rPr>
-        <w:t>OS5 – sprijinirea a 213 elevi din ÎPT, dintre care minimum 150 din clasa a IX-a, prin programe remediale la citit, matematică și științe, în vederea prevenirii părăsirii timpurii a școlii (8.f.3).</w:t>
+        <w:t>Obiectivul general al proiectului este creșterea accesibilității, atractivității și calității învățământului profesional și tehnic din regiunea Nord-Vest, pe parcursul a 36 de luni, prin identificarea elevilor aflați în risc de abandon școlar sau de părăsire timpurie a școlii și/sau a elevilor care provin din grupuri sau medii defavorizate și prin oferirea unui pachet integrat de sprijin – sprijin financiar pentru cazare, masă și transport, sprijin pentru dezvoltarea personală și socio-educațională, programe remediale însoțite de masă caldă, formarea personalului didactic și o campanie de informare și conștientizare pentru combaterea abandonului școlar, dedicată atât elevilor, cât și părinților.</w:t>
       </w:r>
     </w:p>
     <w:p>
@@ -2782,7 +2717,7 @@
           <w:b w:val="0"/>
           <w:i w:val="0"/>
         </w:rPr>
-        <w:t>Activitățile proiectului sunt: A1 – Management de proiect, implementare, monitorizare și raportare (SA1.1); A2 – Organizarea procedurilor de achiziții (SA2.1); A3 – Organizarea activităților de informare și publicitate (SA3.1); A4 – Organizarea și desfășurarea procesului de selecție și validare a grupului țintă (SA4.1 – metodologia de selecție, recrutarea și gestionarea dosarelor GT; SA4.2 – identificarea elevilor în risc de abandon școlar sau de părăsire timpurie a școlii); A5 – Activități obligatorii (SA5.1 – măsuri de facilitare a accesului la programele de formare profesională și de prevenire a părăsirii timpurii a școlii; SA5.2 – formarea personalului didactic din ÎPT; SA5.3 – programe de informare și conștientizare; SA5.4 – programe remediale).</w:t>
+        <w:t>Obiectivele specifice la care contribuie activitățile planificate sunt:</w:t>
       </w:r>
     </w:p>
     <w:p>
@@ -2794,7 +2729,7 @@
           <w:b w:val="0"/>
           <w:i w:val="0"/>
         </w:rPr>
-        <w:t>Grupul țintă cuprinde minimum 500 de elevi – 183 pentru acțiunea 8.f.1, 104 pentru acțiunea 8.f.2 (dintre care minimum 53 din clasele a VII-a – a VIII-a) și 213 pentru acțiunea 8.f.3 (dintre care minimum 150 din clasa a IX-a) –, dintre care minimum 81 de elevi de etnie romă, precum și 96 de părinți/reprezentanți legali/tutori și 4 cadre didactice. Elevii provin din unitățile de învățământ partenere asociate: Colegiul Tehnic Turda (inclusiv structura Școala Profesională Poiana Turda), Liceul Tehnologic „Vlădeasa” Huedin și, din septembrie 2026, Liceul Teologic Reformat Cluj-Napoca.</w:t>
+        <w:t>1. OS1 – Creșterea accesibilității învățământului profesional și tehnic pentru 183 de elevi (acțiunea 8.f.1), respectiv 213 elevi (acțiunea 8.f.3), prin identificarea și includerea acestora în grupul țintă al proiectului, pe o perioadă de 36 de luni. OS1 este operaționalizat prin Activitatea 4, respectiv SA4.1 și SA4.2. Prin acest obiectiv se urmărește ca selecția grupului țintă să fie transparentă, bazată pe o metodologie publicată, și ca elevii care au cea mai mare nevoie de sprijin – inclusiv cei identificați prin Mecanismul de Avertizare Timpurie în Educație – să fie aduși efectiv în proiect, în colaborare cu diriginții și conducerile școlilor partenere.</w:t>
       </w:r>
     </w:p>
     <w:p>
@@ -2806,7 +2741,127 @@
           <w:b w:val="0"/>
           <w:i w:val="0"/>
         </w:rPr>
-        <w:t>Indicatorii asumați sunt: EECO06+07 „Copii și tineri” – 500 (183 pe acțiunea 8.f.1, 104 pe 8.f.2 și 213 pe 8.f.3); 5SO14 „Părinți/reprezentanți legali/tutori sprijiniți” – 96; 5SR09 „Participanți rămași în sistemul de educație sau care și-au îmbunătățit nivelul de educație” – 357 (165 pe 8.f.1 și 192 pe 8.f.3).</w:t>
+        <w:t>2. OS2 – Creșterea accesului și participării la educație a 183 de elevi din ÎPT aflați în risc de abandon școlar și/sau proveniți din grupuri vulnerabile, prin oferirea unui pachet integrat de sprijin financiar, psihologic și socio-educațional, conform acțiunii 8.f.1, pe o perioadă de 34 de luni. OS2 este operaționalizat prin Activitatea 5, SA5.1. Prin acest obiectiv se urmărește reducerea barierelor materiale și emoționale care țin elevii departe de școală: fiecare elev beneficiază, în funcție de nevoile identificate, de sprijin financiar pentru cazare, masă și transport (500 lei/lună, pe durata a maximum 10 luni dintr-un an școlar, condiționat de frecvență, rezultate școlare și participare la activitățile proiectului) și de consiliere psihologică individuală și de grup.</w:t>
+      </w:r>
+    </w:p>
+    <w:p>
+      <w:pPr>
+        <w:jc w:val="both"/>
+      </w:pPr>
+      <w:r>
+        <w:rPr>
+          <w:b w:val="0"/>
+          <w:i w:val="0"/>
+        </w:rPr>
+        <w:t>3. OS3 – Îmbunătățirea competențelor a 4 cadre didactice din ÎPT în ceea ce privește adaptarea procesului educațional la nevoile elevilor din medii dezavantajate și cu dificultăți de învățare, prin participarea la programe de formare acreditate, conform acțiunii 8.f.1, pe o perioadă de 34 de luni. OS3 este operaționalizat prin Activitatea 5, SA5.2. Prin acest obiectiv se urmărește ca profesorii care lucrează direct cu elevii din grupul țintă să dobândească tehnici didactice inovative, metode de comunicare eficientă cu elevii în risc educațional și instrumente digitale, pe care să le aplice inclusiv în programele remediale.</w:t>
+      </w:r>
+    </w:p>
+    <w:p>
+      <w:pPr>
+        <w:jc w:val="both"/>
+      </w:pPr>
+      <w:r>
+        <w:rPr>
+          <w:b w:val="0"/>
+          <w:i w:val="0"/>
+        </w:rPr>
+        <w:t>4. OS4 – Creșterea gradului de conștientizare și implicare în procesul educațional a 96 de părinți/reprezentanți legali/tutori și a 104 elevi, prin derularea unei campanii de informare și conștientizare, pe o perioadă de 34 de luni, conform acțiunii 8.f.2. OS4 este operaționalizat prin Activitatea 5, SA5.3. Prin acest obiectiv se urmărește schimbarea percepției asupra învățământului profesional și tehnic și transformarea familiei într-un partener al școlii, prin campania media de promovare a meseriilor, ateliere lunare pentru părinți, târguri de oportunități organizate în fiecare an școlar și vizite ale elevilor la operatori economici.</w:t>
+      </w:r>
+    </w:p>
+    <w:p>
+      <w:pPr>
+        <w:jc w:val="both"/>
+      </w:pPr>
+      <w:r>
+        <w:rPr>
+          <w:b w:val="0"/>
+          <w:i w:val="0"/>
+        </w:rPr>
+        <w:t>5. OS5 – Sprijinirea unui număr de 213 elevi din ÎPT, dintre care minimum 150 din clasa a IX-a, prin furnizarea de programe remediale adaptate competențelor de bază (citit, matematică, științe), în vederea prevenirii părăsirii timpurii a școlii și îmbunătățirii performanțelor școlare, pe o perioadă de 34 de luni. OS5 este operaționalizat prin Activitatea 5, SA5.4. Prin acest obiectiv se urmărește recuperarea lacunelor acumulate, prin sesiuni remediale săptămânale organizate pe grupe, în afara programului școlar, pe baza unei evaluări inițiale și cu monitorizarea progresului fiecărui elev, elevii participanți beneficiind și de masă caldă.</w:t>
+      </w:r>
+    </w:p>
+    <w:p>
+      <w:pPr>
+        <w:jc w:val="both"/>
+      </w:pPr>
+      <w:r>
+        <w:rPr>
+          <w:b w:val="0"/>
+          <w:i w:val="0"/>
+        </w:rPr>
+        <w:t>Cele cinci obiective sunt susținute de activitățile-suport ale proiectului: A1 – Management de proiect, implementare, monitorizare și raportare (SA1.1), A2 – Organizarea procedurilor de achiziții (SA2.1) și A3 – Organizarea activităților de informare și publicitate (SA3.1). Activitățile cu grupul țintă se derulează în trei serii, corespunzătoare anilor școlari 2026-2027, 2027-2028 și 2028-2029.</w:t>
+      </w:r>
+    </w:p>
+    <w:p>
+      <w:pPr>
+        <w:jc w:val="both"/>
+      </w:pPr>
+      <w:r>
+        <w:rPr>
+          <w:b w:val="0"/>
+          <w:i w:val="0"/>
+        </w:rPr>
+        <w:t>Grupul țintă al proiectului este format din:</w:t>
+      </w:r>
+    </w:p>
+    <w:p>
+      <w:pPr>
+        <w:jc w:val="both"/>
+      </w:pPr>
+      <w:r>
+        <w:rPr>
+          <w:b w:val="0"/>
+          <w:i w:val="0"/>
+        </w:rPr>
+        <w:t>- minimum 500 de elevi, dintre care minimum 81 de etnie romă: 183 de elevi din ÎPT aflați în risc de abandon școlar sau de părăsire timpurie a școlii și/sau proveniți din grupuri sau medii defavorizate (acțiunea 8.f.1); 104 elevi din ÎPT sau din clasele terminale ale învățământului secundar inferior, dintre care minimum 53 din clasele a VII-a – a VIII-a (acțiunea 8.f.2); 213 elevi din ÎPT aflați în risc sau proveniți din medii defavorizate, dintre care minimum 150 din clasa a IX-a (acțiunea 8.f.3). Toți elevii au domiciliul în regiunea Nord-Vest și sunt înmatriculați în unitățile de învățământ partenere asociate; același elev poate fi înregistrat pentru una, două sau trei acțiuni, în funcție de nevoile identificate. Au prioritate elevii de etnie romă, elevii cu dizabilități și elevii din mediul rural, din familii numeroase sau monoparentale, cu statut socio-economic scăzut ori cu părinți plecați la muncă în străinătate;</w:t>
+      </w:r>
+    </w:p>
+    <w:p>
+      <w:pPr>
+        <w:jc w:val="both"/>
+      </w:pPr>
+      <w:r>
+        <w:rPr>
+          <w:b w:val="0"/>
+          <w:i w:val="0"/>
+        </w:rPr>
+        <w:t>- 96 de părinți/reprezentanți legali/tutori ai elevilor minori din grupul țintă, inclusiv persoane care au în grijă elevi ai căror părinți sunt plecați la muncă în străinătate (acțiunea 8.f.2);</w:t>
+      </w:r>
+    </w:p>
+    <w:p>
+      <w:pPr>
+        <w:jc w:val="both"/>
+      </w:pPr>
+      <w:r>
+        <w:rPr>
+          <w:b w:val="0"/>
+          <w:i w:val="0"/>
+        </w:rPr>
+        <w:t>- 4 cadre didactice din ÎPT, angajate în unitățile de învățământ partenere asociate (acțiunea 8.f.1).</w:t>
+      </w:r>
+    </w:p>
+    <w:p>
+      <w:pPr>
+        <w:jc w:val="both"/>
+      </w:pPr>
+      <w:r>
+        <w:rPr>
+          <w:b w:val="0"/>
+          <w:i w:val="0"/>
+        </w:rPr>
+        <w:t>Indicatorii asumați prin contractul de finanțare sunt: EECO06+07 „Copii și tineri” – 500 de persoane (183 pe acțiunea 8.f.1, 104 pe acțiunea 8.f.2 și 213 pe acțiunea 8.f.3); 5SO14 „Părinți/reprezentanți legali/tutori sprijiniți” – 96 de participanți; indicatorul de rezultat 5SR09 „Participanți rămași în sistemul de educație sau care și-au îmbunătățit nivelul de educație” – 357 de participanți (165 pe acțiunea 8.f.1 și 192 pe acțiunea 8.f.3).</w:t>
+      </w:r>
+    </w:p>
+    <w:p>
+      <w:pPr>
+        <w:jc w:val="both"/>
+      </w:pPr>
+      <w:r>
+        <w:rPr>
+          <w:b w:val="0"/>
+          <w:i w:val="0"/>
+        </w:rPr>
+        <w:t>Pe parcursul celor 36 de luni, proiectul va urmări ca elevii din învățământul profesional și tehnic din regiunea Nord-Vest aflați în risc de abandon școlar sau proveniți din medii defavorizate să rămână în școală și să își îmbunătățească rezultatele, prin sprijin integrat – financiar, psihologic, socio-educațional și remedial –, prin profesori mai bine pregătiți pentru lucrul cu elevii vulnerabili și prin părinți implicați în educația copiilor lor, astfel încât 357 de participanți să rămână în sistemul de educație sau să își îmbunătățească nivelul de educație la ieșirea din operațiune.</w:t>
       </w:r>
     </w:p>
     <w:p>
@@ -2820,7 +2875,7 @@
           <w:color w:val="1E6B2E"/>
           <w:sz w:val="16"/>
         </w:rPr>
-        <w:t>Caractere: 4.189 / 10.500 (40%) – în limită</w:t>
+        <w:t>Caractere: 9.123 / 10.500 (87%) – în limită</w:t>
       </w:r>
     </w:p>
     <w:tbl>
@@ -2866,7 +2921,7 @@
                 <w:color w:val="9B1C1C"/>
                 <w:sz w:val="18"/>
               </w:rPr>
-              <w:t>Dacă MySMIS preia automat rezumatul din cererea de finanțare, se verifică doar corectitudinea și se lasă textul preluat.</w:t>
+              <w:t>Dacă MySMIS preia automat rezumatul din cererea de finanțare, se verifică doar corectitudinea și se lasă textul preluat. Varianta de mai sus este redactată pentru câmpul editabil (versiunea din 06.10.2026).</w:t>
             </w:r>
           </w:p>
         </w:tc>

--- a/RP1_UNIC_352704/RP1_UNIC_352704_Raport_de_progres.docx
+++ b/RP1_UNIC_352704/RP1_UNIC_352704_Raport_de_progres.docx
@@ -2681,7 +2681,7 @@
           <w:b w:val="0"/>
           <w:i w:val="0"/>
         </w:rPr>
-        <w:t>Proiectul „UNIC – Uniți pentru Nevoile Incluzive și Continuitatea Educației Elevilor”, cod SMIS 352704, este implementat de Asociația Grupul de Acțiune Locală Napoca Porolissum, în calitate de beneficiar unic, în baza Contractului de finanțare nr. 11205/16.06.2026 încheiat cu OIR PECU Regiunea Nord-Vest, în perioada 01.07.2026 – 30.06.2029 (36 de luni). Proiectul are o valoare totală eligibilă de 6.917.106,49 lei, din care 5.879.540,52 lei reprezintă contribuția Uniunii Europene din Fondul Social European Plus, și este finanțat prin Programul Educație și Ocupare 2021-2027, Prioritatea 8 „Creșterea accesibilității, atractivității și calității învățământului profesional și tehnic”, Obiectivul specific ESO4.6, acțiunile 8.f.1, 8.f.2 și 8.f.3, în cadrul apelului „O șansă în plus prin învățământul profesional și tehnic – regiuni mai puțin dezvoltate”. Elevii, părinții și cadrele didactice din grupul țintă provin din unitățile de învățământ cu care beneficiarul a încheiat acorduri de colaborare în calitate de parteneri asociați: Colegiul Tehnic Turda (inclusiv structura Școala Profesională Poiana Turda), Liceul Tehnologic „Vlădeasa” Huedin și, din septembrie 2026, Liceul Teologic Reformat Cluj-Napoca.</w:t>
+        <w:t>Proiectul „UNIC – Uniți pentru Nevoile Incluzive și Continuitatea Educației Elevilor”, cod SMIS 352704, este implementat de Asociația Grupul de Acțiune Locală Napoca Porolissum, în calitate de beneficiar unic, în baza Contractului de finanțare nr. 11205/16.06.2026 încheiat cu OIR PECU Regiunea Nord-Vest, în perioada 01.07.2026 – 30.06.2029 (36 de luni). Proiectul are o valoare totală eligibilă de 6.917.106,49 lei, din care 5.879.540,52 lei reprezintă contribuția Uniunii Europene din Fondul Social European Plus, și este finanțat prin Programul Educație și Ocupare 2021-2027, Prioritatea 8 „Creșterea accesibilității, atractivității și calității învățământului profesional și tehnic”, Obiectivul specific ESO4.6, acțiunile 8.f.1, 8.f.2 și 8.f.3, în cadrul apelului „O șansă în plus prin învățământul profesional și tehnic – regiuni mai puțin dezvoltate”. Elevii, părinții și cadrele didactice din grupul țintă provin din unitățile de învățământ cu clase de învățământ profesional și tehnic, inclusiv dual, din regiunea Nord-Vest, cu care beneficiarul a încheiat acorduri de colaborare în calitate de parteneri asociați.</w:t>
       </w:r>
     </w:p>
     <w:p>
@@ -2875,7 +2875,7 @@
           <w:color w:val="1E6B2E"/>
           <w:sz w:val="16"/>
         </w:rPr>
-        <w:t>Caractere: 9.123 / 10.500 (87%) – în limită</w:t>
+        <w:t>Caractere: 9.032 / 10.500 (86%) – în limită</w:t>
       </w:r>
     </w:p>
     <w:tbl>

--- a/RP1_UNIC_352704/RP1_UNIC_352704_Raport_de_progres.docx
+++ b/RP1_UNIC_352704/RP1_UNIC_352704_Raport_de_progres.docx
@@ -2940,6 +2940,17 @@
         <w:t>2. Modificări ale contractului / deciziei de finanțare</w:t>
       </w:r>
     </w:p>
+    <w:p>
+      <w:r>
+        <w:rPr>
+          <w:b w:val="0"/>
+          <w:i/>
+          <w:color w:val="5A5A5A"/>
+          <w:sz w:val="17"/>
+        </w:rPr>
+        <w:t>Rândurile (tip, dată semnare, versiune proiect) sunt aduse automat din modulul Contractare; se completează doar câmpul „Descriere” (3.500 de caractere) pentru fiecare rând.</w:t>
+      </w:r>
+    </w:p>
     <w:tbl>
       <w:tblPr>
         <w:tblW w:type="auto" w:w="0"/>
@@ -2989,7 +3000,7 @@
           <w:b w:val="0"/>
           <w:i w:val="0"/>
         </w:rPr>
-        <w:t>În data de 16.06.2026 a fost semnat Contractul de finanțare nr. 11205/16.06.2026 între Asociația Grupul de Acțiune Locală Napoca Porolissum și OIR Programe Europene Capital Uman – Regiunea Nord-Vest, pentru o valoare totală eligibilă de 6.917.106,49 lei. Conform art. 1 din Condițiile specifice ale contractului, data de începere a activităților proiectului este 01.07.2026, iar perioada de implementare este de 36 de luni (01.07.2026 – 30.06.2029).</w:t>
+        <w:t>În data de 16.06.2026 a fost semnat Contractul de finanțare nr. 11205/16.06.2026 între Asociația Grupul de Acțiune Locală Napoca Porolissum, în calitate de beneficiar, și OIR PECU Regiunea Nord-Vest, pentru proiectul „UNIC – Uniți pentru Nevoile Incluzive și Continuitatea Educației Elevilor”, cod SMIS 352704, cu o valoare totală eligibilă de 6.917.106,49 lei. Conform art. 1 din Condițiile specifice, data de începere a activităților proiectului este 01.07.2026, iar perioada de implementare este de 36 de luni, până la 30.06.2029.</w:t>
       </w:r>
     </w:p>
     <w:p>
@@ -3003,7 +3014,7 @@
           <w:color w:val="1E6B2E"/>
           <w:sz w:val="16"/>
         </w:rPr>
-        <w:t>Caractere: 449 / 3.500 (13%) – în limită</w:t>
+        <w:t>Caractere: 533 / 3.500 (15%) – în limită</w:t>
       </w:r>
     </w:p>
     <w:tbl>
@@ -3055,7 +3066,7 @@
           <w:b w:val="0"/>
           <w:i w:val="0"/>
         </w:rPr>
-        <w:t>În data de 21.07.2026 a fost transmisă Notificarea nr. 1, prin care a fost actualizată secțiunea „Resurse umane” din cererea de finanțare, prin nominalizarea doamnei Gujan Gabriela pe poziția de Consilier psihologic (poziție nenominalizată la contractare) și a domnului Sotnic Vladislav pe poziția de Facilitator comunitar 1, în locul doamnei Deac Ada-Maria. Persoanele nominalizate îndeplinesc cerințele de studii și experiență prevăzute în fișele de post anexate la cererea de finanțare. Modificarea nu afectează valoarea totală a proiectului, obiectivele, activitățile, indicatorii, rezultatele asumate, grupul țintă sau durata de implementare. Notificarea a fost aprobată prin Informarea OIR PECU Nord-Vest nr. 13687/21.07.2026.</w:t>
+        <w:t>În data de 21.07.2026 a fost transmisă Notificarea nr. 1, prin care a fost actualizată echipa de implementare și secțiunea „Resurse umane” din cererea de finanțare, prin nominalizarea doamnei Gujan Gabriela pe poziția de Consilier psihologic, rămasă nenominalizată la contractare, și a domnului Sotnic Vladislav pe poziția de Facilitator comunitar 1, în locul doamnei Deac Ada-Maria. Modificarea a fost necesară pentru completarea echipei înaintea debutului activităților cu grupul țintă din SA5.1 și SA5.3, persoanele nominalizate îndeplinind cerințele de studii și experiență din fișele de post anexate la cererea de finanțare. Modificarea nu afectează valoarea totală a proiectului, obiectivele, activitățile, indicatorii, rezultatele asumate sau durata de implementare. Notificarea a fost aprobată prin Informarea OIR PECU Regiunea Nord-Vest nr. 13687/21.07.2026.</w:t>
       </w:r>
     </w:p>
     <w:p>
@@ -3069,7 +3080,7 @@
           <w:color w:val="1E6B2E"/>
           <w:sz w:val="16"/>
         </w:rPr>
-        <w:t>Caractere: 732 / 3.500 (21%) – în limită</w:t>
+        <w:t>Caractere: 867 / 3.500 (25%) – în limită</w:t>
       </w:r>
     </w:p>
     <w:tbl>
@@ -3121,71 +3132,7 @@
           <w:b w:val="0"/>
           <w:i w:val="0"/>
         </w:rPr>
-        <w:t>În data de 24.07.2026 a fost transmisă solicitarea de Act adițional nr. 1, însoțită de Memoriul justificativ nr. 2026072403/24.07.2026 și completată în urma solicitărilor de clarificări din 27.07.2026 și 03.08.2026. Prin actul adițional au fost modificate secțiunile „Buget”, „Resurse umane”, „Plan de achiziții”, „Activități”, „Justificare/context”, „Grup țintă”, „Rezultate așteptate” și „Responsabil proiect/Persoană de contact”, astfel:</w:t>
-      </w:r>
-    </w:p>
-    <w:p>
-      <w:pPr>
-        <w:pStyle w:val="ListBullet"/>
-        <w:spacing w:after="20"/>
-      </w:pPr>
-      <w:r>
-        <w:rPr>
-          <w:b w:val="0"/>
-          <w:i w:val="0"/>
-        </w:rPr>
-        <w:t>linia bugetară „Subvenții”, echivalentă bursei sociale (549.000,00 lei), a fost transformată în „Subvenții – masă caldă” pentru elevii participanți la programele remediale din SA5.4 (12.200 de porții), ca urmare a nevoilor identificate la nivelul unităților de învățământ partenere, inclusiv după includerea Școlii Profesionale Poiana Turda în structura Colegiului Tehnic Turda;</w:t>
-      </w:r>
-    </w:p>
-    <w:p>
-      <w:pPr>
-        <w:pStyle w:val="ListBullet"/>
-        <w:spacing w:after="20"/>
-      </w:pPr>
-      <w:r>
-        <w:rPr>
-          <w:b w:val="0"/>
-          <w:i w:val="0"/>
-        </w:rPr>
-        <w:t>a fost introdusă achiziția „Servicii acordare masă caldă” (5 proceduri de achiziție în loc de 4), a fost extinsă perioada achiziției de servicii de formare (L1–L5) și a fost adăugat rezultatul nr. 21;</w:t>
-      </w:r>
-    </w:p>
-    <w:p>
-      <w:pPr>
-        <w:pStyle w:val="ListBullet"/>
-        <w:spacing w:after="20"/>
-      </w:pPr>
-      <w:r>
-        <w:rPr>
-          <w:b w:val="0"/>
-          <w:i w:val="0"/>
-        </w:rPr>
-        <w:t>au fost corectate încadrarea și tariful orar pentru Managerul de proiect (expert &gt; 10 ani) și Asistentul manager (expert 5–10 ani), cu ajustarea corespunzătoare a numărului de ore, precum și cota de TVA pentru închirierea autoturismului;</w:t>
-      </w:r>
-    </w:p>
-    <w:p>
-      <w:pPr>
-        <w:pStyle w:val="ListBullet"/>
-        <w:spacing w:after="20"/>
-      </w:pPr>
-      <w:r>
-        <w:rPr>
-          <w:b w:val="0"/>
-          <w:i w:val="0"/>
-        </w:rPr>
-        <w:t>persoana de contact a proiectului a devenit doamna Baba Alina-Ioana, Manager de proiect.</w:t>
-      </w:r>
-    </w:p>
-    <w:p>
-      <w:pPr>
-        <w:jc w:val="both"/>
-      </w:pPr>
-      <w:r>
-        <w:rPr>
-          <w:b w:val="0"/>
-          <w:i w:val="0"/>
-        </w:rPr>
-        <w:t>Valoarea totală a proiectului, indicatorii, grupul țintă și durata de implementare nu au fost modificate. Actul adițional nr. 1 a fost semnat de beneficiar în data de 03.08.2026 și de OIR PECU Nord-Vest în data de 04.08.2026.</w:t>
+        <w:t>În data de 24.07.2026 a fost depusă solicitarea de act adițional, însoțită de Memoriul justificativ nr. 2026072403/24.07.2026 și completată în urma clarificărilor din 27.07.2026 și 03.08.2026, iar în data de 04.08.2026 a fost semnat Actul adițional nr. 1 la Contractul de finanțare nr. 11205/16.06.2026. Prin acest act adițional s-a solicitat modificarea cererii de finanțare cu privire la secțiunile Buget, Resurse umane, Plan de achiziții, Activități, Justificare context, Grup țintă, Rezultate așteptate și Responsabil proiect/Persoană de contact, modificarea fiind fundamentată pe nevoile reale ale elevilor din unitățile de învățământ partenere, inclusiv după includerea Școlii Profesionale Poiana Turda în structura Colegiului Tehnic Turda. Concret, linia bugetară „Subvenții”, echivalentă bursei sociale (549.000,00 lei), a fost transformată în „Subvenții – masă caldă” pentru elevii care participă la programele remediale din SA5.4 (12.200 de porții), cu introducerea achiziției „Servicii acordare masă caldă” (5 proceduri de achiziție în loc de 4) și a rezultatului nr. 21; perioada achiziției de servicii de formare a fost extinsă la L1–L5; au fost corectate încadrarea și tariful orar ale Managerului de proiect (expert cu experiență de peste 10 ani) și ale Asistentului manager (expert cu experiență de 5–10 ani), cu ajustarea numărului de ore, precum și cota de TVA la închirierea autoturismului; persoana de contact a proiectului a devenit doamna Baba Alina-Ioana, Manager de proiect. Modificările nu afectează valoarea totală a proiectului, obiectivele, indicatorii, grupul țintă sau durata de implementare.</w:t>
       </w:r>
     </w:p>
     <w:p>
@@ -3199,7 +3146,7 @@
           <w:color w:val="1E6B2E"/>
           <w:sz w:val="16"/>
         </w:rPr>
-        <w:t>Caractere: 1.581 / 3.500 (45%) – în limită</w:t>
+        <w:t>Caractere: 1.622 / 3.500 (46%) – în limită</w:t>
       </w:r>
     </w:p>
     <w:tbl>
@@ -3251,7 +3198,7 @@
           <w:b w:val="0"/>
           <w:i w:val="0"/>
         </w:rPr>
-        <w:t>În data de 11.08.2026 a fost transmisă Notificarea nr. 2, prin care a fost actualizată secțiunea „Resurse umane” din cererea de finanțare, prin nominalizarea doamnelor Tiron Maria-Emilia (Cadru didactic 1), Jimba Margareta (Cadru didactic 2) și Boaru Mariana-Dorina (Cadru didactic 3), pentru implementarea programelor remediale din SA5.4. Persoanele nominalizate îndeplinesc cerințele de studii și experiență prevăzute în fișele de post. Modificarea nu afectează valoarea totală a proiectului, obiectivele, activitățile, indicatorii, rezultatele asumate, grupul țintă sau durata de implementare. Notificarea a fost aprobată prin Informarea OIR PECU Nord-Vest nr. 15151/12.08.2026.</w:t>
+        <w:t>În data de 11.08.2026 a fost transmisă Notificarea nr. 2, prin care a fost actualizată secțiunea „Resurse umane” din cererea de finanțare, prin nominalizarea doamnelor Tiron Maria-Emilia pe poziția de Cadru didactic 1, Jimba Margareta pe poziția de Cadru didactic 2 și Boaru Mariana-Dorina pe poziția de Cadru didactic 3, poziții rămase nenominalizate la contractare și necesare pentru pregătirea și furnizarea programelor remediale din SA5.4 începând cu anul școlar 2026-2027. Persoanele nominalizate îndeplinesc cerințele de studii și experiență din fișele de post. Modificarea nu afectează valoarea totală a proiectului, obiectivele, activitățile, indicatorii, rezultatele asumate sau durata de implementare. Notificarea a fost aprobată prin Informarea OIR PECU Regiunea Nord-Vest nr. 15151/12.08.2026.</w:t>
       </w:r>
     </w:p>
     <w:p>
@@ -3265,7 +3212,7 @@
           <w:color w:val="1E6B2E"/>
           <w:sz w:val="16"/>
         </w:rPr>
-        <w:t>Caractere: 681 / 3.500 (19%) – în limită</w:t>
+        <w:t>Caractere: 805 / 3.500 (23%) – în limită</w:t>
       </w:r>
     </w:p>
     <w:tbl>
@@ -3317,84 +3264,7 @@
           <w:b w:val="0"/>
           <w:i w:val="0"/>
         </w:rPr>
-        <w:t>În data de 03.09.2026 a fost transmisă Notificarea nr. 3, prin care:</w:t>
-      </w:r>
-    </w:p>
-    <w:p>
-      <w:pPr>
-        <w:pStyle w:val="ListBullet"/>
-        <w:spacing w:after="20"/>
-      </w:pPr>
-      <w:r>
-        <w:rPr>
-          <w:b w:val="0"/>
-          <w:i w:val="0"/>
-        </w:rPr>
-        <w:t>doamna Fekete Dorottya a fost nominalizată pe poziția de Responsabil financiar, în locul domnului Dumitrescu Marius-Gheorghe;</w:t>
-      </w:r>
-    </w:p>
-    <w:p>
-      <w:pPr>
-        <w:pStyle w:val="ListBullet"/>
-        <w:spacing w:after="20"/>
-      </w:pPr>
-      <w:r>
-        <w:rPr>
-          <w:b w:val="0"/>
-          <w:i w:val="0"/>
-        </w:rPr>
-        <w:t>doamna Pleșoiu Viorica a fost nominalizată pe poziția de Cadru didactic 2, în locul doamnei Jimba Margareta;</w:t>
-      </w:r>
-    </w:p>
-    <w:p>
-      <w:pPr>
-        <w:pStyle w:val="ListBullet"/>
-        <w:spacing w:after="20"/>
-      </w:pPr>
-      <w:r>
-        <w:rPr>
-          <w:b w:val="0"/>
-          <w:i w:val="0"/>
-        </w:rPr>
-        <w:t>a fost clarificată descrierea SA5.2, în sensul în care formarea cadrelor didactice se poate derula etapizat, în paralel cu programele remediale din SA5.4, fără ca finalizarea formării să condiționeze începerea activităților remediale;</w:t>
-      </w:r>
-    </w:p>
-    <w:p>
-      <w:pPr>
-        <w:pStyle w:val="ListBullet"/>
-        <w:spacing w:after="20"/>
-      </w:pPr>
-      <w:r>
-        <w:rPr>
-          <w:b w:val="0"/>
-          <w:i w:val="0"/>
-        </w:rPr>
-        <w:t>a fost clarificată descrierea SA5.1, în sensul în care sprijinul financiar de 500 lei/lună se acordă în funcție de nevoia identificată și justificată, fiecare dintre cei 183 de elevi beneficiind de cel puțin o formă de sprijin;</w:t>
-      </w:r>
-    </w:p>
-    <w:p>
-      <w:pPr>
-        <w:pStyle w:val="ListBullet"/>
-        <w:spacing w:after="20"/>
-      </w:pPr>
-      <w:r>
-        <w:rPr>
-          <w:b w:val="0"/>
-          <w:i w:val="0"/>
-        </w:rPr>
-        <w:t>a fost extinsă justificarea bugetară pentru închirierea autoturismului și pentru combustibil la toate activitățile proiectului.</w:t>
-      </w:r>
-    </w:p>
-    <w:p>
-      <w:pPr>
-        <w:jc w:val="both"/>
-      </w:pPr>
-      <w:r>
-        <w:rPr>
-          <w:b w:val="0"/>
-          <w:i w:val="0"/>
-        </w:rPr>
-        <w:t>Modificarea nu afectează valoarea totală a proiectului, obiectivele, activitățile, indicatorii, rezultatele asumate, grupul țintă sau durata de implementare. Notificarea a fost aprobată prin Informarea OIR PECU Nord-Vest nr. 16640/04.09.2026.</w:t>
+        <w:t>În data de 03.09.2026 a fost transmisă Notificarea nr. 3, prin care s-au solicitat: nominalizarea doamnei Fekete Dorottya pe poziția de Responsabil financiar, în locul domnului Dumitrescu Marius-Gheorghe, și a doamnei Pleșoiu Viorica pe poziția de Cadru didactic 2, în locul doamnei Jimba Margareta; clarificarea descrierii SA5.2, în sensul că formarea cadrelor didactice se poate derula etapizat și în paralel cu programele remediale din SA5.4, fără ca finalizarea formării să condiționeze începerea activităților remediale; clarificarea descrierii SA5.1, în sensul că sprijinul financiar de 500 lei/lună pentru cazare, masă și transport se acordă în funcție de nevoia identificată și justificată, fiecare dintre cei 183 de elevi beneficiind de cel puțin o formă de sprijin; extinderea justificării bugetare pentru închirierea autoturismului și pentru combustibil la toate activitățile proiectului. Modificările au rolul de a reflecta situația reală a echipei și de a asigura operaționalizarea activităților din A5 la începutul anului școlar. Modificările nu afectează valoarea totală a proiectului, obiectivele, activitățile, indicatorii, rezultatele asumate sau durata de implementare. Notificarea a fost aprobată prin Informarea OIR PECU Regiunea Nord-Vest nr. 16640/04.09.2026.</w:t>
       </w:r>
     </w:p>
     <w:p>
@@ -3408,7 +3278,7 @@
           <w:color w:val="1E6B2E"/>
           <w:sz w:val="16"/>
         </w:rPr>
-        <w:t>Caractere: 1.147 / 3.500 (33%) – în limită</w:t>
+        <w:t>Caractere: 1.282 / 3.500 (37%) – în limită</w:t>
       </w:r>
     </w:p>
     <w:tbl>
@@ -3460,7 +3330,7 @@
           <w:b w:val="0"/>
           <w:i w:val="0"/>
         </w:rPr>
-        <w:t>În data de 15.09.2026 a fost transmisă Notificarea nr. 4, prin care a fost actualizată secțiunea „Resurse umane” din cererea de finanțare, prin nominalizarea doamnei Anderco Claudia-Maria pe poziția de Cadru didactic 3, în locul doamnei Boaru Mariana-Dorina, care nu mai putea asigura desfășurarea activităților aferente poziției. Doamna Anderco Claudia-Maria își desfășoară activitatea didactică la Liceul Teologic Reformat Cluj-Napoca, unitate de învățământ cu care beneficiarul a încheiat, în data de 09.09.2026, un acord de colaborare în calitate de partener asociat, în vederea extinderii bazei de identificare și recrutare a grupului țintă, întrucât unitățile de învățământ partenere inițiale nu pot asigura singure numărul necesar de elevi eligibili. Răspunsul la solicitarea de clarificări a fost transmis în data de 16.09.2026. Modificarea nu afectează valoarea totală a proiectului, obiectivele, activitățile, indicatorii, rezultatele asumate, grupul țintă sau durata de implementare. Notificarea a fost aprobată prin Informarea OIR PECU Nord-Vest nr. 17371/17.09.2026.</w:t>
+        <w:t>În data de 15.09.2026 a fost transmisă Notificarea nr. 4, prin care a fost actualizată secțiunea „Resurse umane” din cererea de finanțare, prin nominalizarea doamnei Anderco Claudia-Maria pe poziția de Cadru didactic 3, în locul doamnei Boaru Mariana-Dorina, care nu mai putea asigura desfășurarea activităților aferente poziției. Persoana nominalizată își desfășoară activitatea didactică la Liceul Teologic Reformat Cluj-Napoca, unitate de învățământ cu care beneficiarul a încheiat, la 09.09.2026, un acord de colaborare în calitate de partener asociat, pentru extinderea bazei de identificare și recrutare a grupului țintă, întrucât unitățile de învățământ partenere inițiale nu puteau asigura singure numărul necesar de elevi eligibili. Răspunsul la solicitarea de clarificări a fost transmis în data de 16.09.2026. Modificarea nu afectează valoarea totală a proiectului, obiectivele, activitățile, indicatorii, rezultatele asumate, grupul țintă sau durata de implementare. Notificarea a fost aprobată prin Informarea OIR PECU Regiunea Nord-Vest nr. 17371/17.09.2026.</w:t>
       </w:r>
     </w:p>
     <w:p>
@@ -3474,7 +3344,7 @@
           <w:color w:val="1E6B2E"/>
           <w:sz w:val="16"/>
         </w:rPr>
-        <w:t>Caractere: 1.079 / 3.500 (31%) – în limită</w:t>
+        <w:t>Caractere: 1.072 / 3.500 (31%) – în limită</w:t>
       </w:r>
     </w:p>
     <w:p>
@@ -4407,7 +4277,7 @@
           <w:b w:val="0"/>
           <w:i w:val="0"/>
         </w:rPr>
-        <w:t>Servicii de închiriere autoturism (plan: L1–L4, achiziție directă). În urma consultării pieței, a fost încheiat contractul de închiriere autovehicul din 07.08.2026 cu Vera Travel SRL. Prin ordinul de începere și procesul-verbal de predare-primire din 03.09.2026, autoturismul a fost pus la dispoziția echipei, fiind utilizat pentru deplasările experților la unitățile de învățământ partenere din Turda, Huedin și Cluj-Napoca.</w:t>
+        <w:t>Servicii de închiriere autoturism (plan: L1–L4, achiziție directă). În urma consultării pieței, a fost încheiat Contractul de servicii închiriere autoturism nr. 2026080603/06.08.2026 cu Vera Travel SRL (126.000,00 lei fără TVA, 152.460,00 lei cu TVA, 30 de luni). Prin ordinul de începere și procesul-verbal de predare-primire din 03.09.2026, autoturismul a fost pus la dispoziția echipei, fiind utilizat pentru deplasările experților la unitățile de învățământ partenere din Turda, Huedin și Cluj-Napoca.</w:t>
       </w:r>
     </w:p>
     <w:p>
@@ -4419,22 +4289,7 @@
           <w:b w:val="0"/>
           <w:i w:val="0"/>
         </w:rPr>
-        <w:t xml:space="preserve">Servicii de formare a cadrelor didactice (plan: L1–L5, achiziție directă). În luna august 2026 au fost identificați furnizori de programe de formare acreditate de Ministerul Educației și Cercetării, iar la 19.08.2026 au fost transmise solicitările de ofertă. Pe baza ofertei primite a fost încheiat contractul de servicii de formare </w:t>
-      </w:r>
-      <w:r>
-        <w:rPr>
-          <w:b w:val="0"/>
-          <w:i w:val="0"/>
-          <w:highlight w:val="yellow"/>
-        </w:rPr>
-        <w:t>«nr. … din 07.09.2026»</w:t>
-      </w:r>
-      <w:r>
-        <w:rPr>
-          <w:b w:val="0"/>
-          <w:i w:val="0"/>
-        </w:rPr>
-        <w:t xml:space="preserve"> cu Asociația Proeuro-Cons, pentru programul acreditat „Abilitare informațională în combaterea abandonului școlar: un ghid pentru cadre didactice” (OM nr. 1555/30.06.2025, 30 de ore). Ordinul de începere a fost emis la 08.09.2026, iar formarea s-a desfășurat în perioada 10–18.09.2026 (detalii în SA5.2).</w:t>
+        <w:t>Servicii de formare a cadrelor didactice (plan: L1–L5, achiziție directă). În luna august 2026 au fost identificați furnizori de programe de formare acreditate de Ministerul Educației și Cercetării, iar la 19.08.2026 au fost transmise solicitările de ofertă. Pe baza ofertei primite a fost încheiat Contractul de servicii de formare cadre didactice nr. 2026082804/28.08.2026 cu Asociația Proeuro-Cons, în valoare de 12.400,00 lei (prestator neplătitor de TVA), pentru programul acreditat „Abilitare informațională în combaterea abandonului școlar: un ghid pentru cadre didactice” (OM nr. 1555/30.06.2025, 30 de ore). Ordinul de începere a fost emis la 08.09.2026, iar formarea s-a desfășurat în perioada 10–18.09.2026 (detalii în SA5.2).</w:t>
       </w:r>
     </w:p>
     <w:p>
@@ -4504,7 +4359,7 @@
           <w:color w:val="1E6B2E"/>
           <w:sz w:val="16"/>
         </w:rPr>
-        <w:t>Caractere: 3.269 / 10.500 (31%) – în limită</w:t>
+        <w:t>Caractere: 3.427 / 10.500 (33%) – în limită</w:t>
       </w:r>
     </w:p>
     <w:tbl>
@@ -7984,6 +7839,17 @@
         <w:t>7. Graficul de achiziții și stadiul derulării procedurilor</w:t>
       </w:r>
     </w:p>
+    <w:p>
+      <w:r>
+        <w:rPr>
+          <w:b w:val="0"/>
+          <w:i/>
+          <w:color w:val="5A5A5A"/>
+          <w:sz w:val="17"/>
+        </w:rPr>
+        <w:t>Liniile planului de achiziții sunt aduse automat din cererea de finanțare; pentru fiecare se completează „Stadiu” (3.500 de caractere) și se selectează „Etapa achiziție”.</w:t>
+      </w:r>
+    </w:p>
     <w:tbl>
       <w:tblPr>
         <w:tblW w:type="auto" w:w="0"/>
@@ -8033,22 +7899,7 @@
           <w:b w:val="0"/>
           <w:i w:val="0"/>
         </w:rPr>
-        <w:t xml:space="preserve">Achiziția este planificată în perioada L2–L5, conform normelor proprii pentru servicii (Anexa 2B). </w:t>
-      </w:r>
-      <w:r>
-        <w:rPr>
-          <w:b w:val="0"/>
-          <w:i w:val="0"/>
-          <w:highlight w:val="yellow"/>
-        </w:rPr>
-        <w:t>«În perioada de raportare au fost stabilite necesarul de porții și specificațiile serviciului, în corelare cu numărul de elevi participanți la programele remediale din SA5.4 și cu programarea sesiunilor la Colegiul Tehnic Turda și la Liceul Teologic Reformat Cluj-Napoca.»</w:t>
-      </w:r>
-      <w:r>
-        <w:rPr>
-          <w:b w:val="0"/>
-          <w:i w:val="0"/>
-        </w:rPr>
-        <w:t xml:space="preserve"> Procedura urmează să fie finalizată în L4–L5, în perioada prevăzută în planul de achiziții.</w:t>
+        <w:t>Achiziția a fost introdusă în planul de achiziții prin Actul adițional nr. 1 și este planificată în perioada L2–L5, conform normelor proprii pentru servicii (Anexa 2B). În perioada de raportare, serviciul nu a putut fi dimensionat corect înainte de constituirea grupelor de elevi pentru programele remediale, care au început în luna septembrie 2026. Procedura urmează să fie lansată în luna octombrie 2026, după stabilirea numărului de elevi validați pe acțiunea 8.f.3 și a calendarului sesiunilor remediale din unitățile de învățământ partenere, astfel încât contractul să fie încheiat în perioada planificată (până la finalul L5).</w:t>
       </w:r>
     </w:p>
     <w:p>
@@ -8062,7 +7913,7 @@
           <w:color w:val="1E6B2E"/>
           <w:sz w:val="16"/>
         </w:rPr>
-        <w:t>Caractere: 463 / 3.500 (13%) – în limită</w:t>
+        <w:t>Caractere: 632 / 3.500 (18%) – în limită</w:t>
       </w:r>
     </w:p>
     <w:tbl>
@@ -8114,7 +7965,7 @@
           <w:b w:val="0"/>
           <w:i w:val="0"/>
         </w:rPr>
-        <w:t>Procedura de achiziție a fost finalizată. Contractul inițial nr. 2026081703/17.08.2026, încheiat cu ANILEX SOFT SRL, a încetat prin acordul părților la 09.09.2026 (Decizia nr. 2026090903/09.09.2026), întrucât modelul de laptop ofertat nu mai era disponibil. Procedura a fost reluată, iar cu operatorul economic ANILEX SOFT SRL a fost încheiat Contractul de furnizare nr. 2026091504/15.09.2026, având ca obiect furnizarea a 4 laptopuri, 2 desktopuri și 2 multifuncționale. Valoarea contractului este de 63.000,00 lei fără TVA, la care se adaugă TVA în valoare de 13.230,00 lei, rezultând o valoare totală de 76.230,00 lei. Echipamentele au fost recepționate la 18.09.2026 (factura ASF 080/18.09.2026), iar plata a fost efectuată la aceeași dată.</w:t>
+        <w:t>Procedura de achiziție directă a fost finalizată în perioada planificată. Contractul inițial nr. 2026081703/17.08.2026, încheiat cu ANILEX SOFT SRL, a încetat prin acordul părților, prin Decizia nr. 2026090903/09.09.2026, întrucât furnizorul a comunicat că modelul de laptop ofertat nu mai era disponibil; dosarul achiziției din MySMIS2021 a fost actualizat corespunzător. Procedura a fost reluată, iar cu operatorul economic ANILEX SOFT SRL a fost încheiat Contractul de furnizare echipamente IT nr. 2026091504/15.09.2026, având ca obiect furnizarea a 4 laptopuri, 2 desktopuri și 2 multifuncționale. Valoarea contractului este de 63.000,00 lei fără TVA, la care se adaugă TVA în valoare de 13.230,00 lei, rezultând o valoare totală de 76.230,00 lei. Echipamentele au fost livrate și recepționate cantitativ și calitativ la 18.09.2026, pe baza notei de comandă din 15.09.2026, a procesului-verbal de predare-primire-recepție și a facturii ASF 080/18.09.2026, iar plata a fost efectuată la aceeași dată.</w:t>
       </w:r>
     </w:p>
     <w:p>
@@ -8128,7 +7979,7 @@
           <w:color w:val="1E6B2E"/>
           <w:sz w:val="16"/>
         </w:rPr>
-        <w:t>Caractere: 744 / 3.500 (21%) – în limită</w:t>
+        <w:t>Caractere: 1.003 / 3.500 (29%) – în limită</w:t>
       </w:r>
     </w:p>
     <w:tbl>
@@ -8180,37 +8031,7 @@
           <w:b w:val="0"/>
           <w:i w:val="0"/>
         </w:rPr>
-        <w:t xml:space="preserve">Procedura de achiziție a fost finalizată, iar cu Asociația Proeuro-Cons a fost încheiat Contractul de servicii de formare </w:t>
-      </w:r>
-      <w:r>
-        <w:rPr>
-          <w:b w:val="0"/>
-          <w:i w:val="0"/>
-          <w:highlight w:val="yellow"/>
-        </w:rPr>
-        <w:t>«nr. …/07.09.2026»</w:t>
-      </w:r>
-      <w:r>
-        <w:rPr>
-          <w:b w:val="0"/>
-          <w:i w:val="0"/>
-        </w:rPr>
-        <w:t xml:space="preserve">, având ca obiect furnizarea programului acreditat „Abilitare informațională în combaterea abandonului școlar: un ghid pentru cadre didactice” (OM nr. 1555/30.06.2025) pentru 4 cadre didactice. Valoarea contractului este de </w:t>
-      </w:r>
-      <w:r>
-        <w:rPr>
-          <w:b w:val="0"/>
-          <w:i w:val="0"/>
-          <w:highlight w:val="yellow"/>
-        </w:rPr>
-        <w:t>«24.000,00»</w:t>
-      </w:r>
-      <w:r>
-        <w:rPr>
-          <w:b w:val="0"/>
-          <w:i w:val="0"/>
-        </w:rPr>
-        <w:t xml:space="preserve"> lei, operatorul economic nefiind plătitor de TVA. Ordinul de începere a fost emis la 08.09.2026; formarea s-a desfășurat în perioada 10–18.09.2026, iar evaluarea finală este programată la 09.10.2026.</w:t>
+        <w:t>Procedura de achiziție directă a fost finalizată, iar cu Asociația Proeuro-Cons, furnizor al unui program de formare acreditat de Ministerul Educației și Cercetării, a fost încheiat Contractul de servicii de formare cadre didactice nr. 2026082804/28.08.2026, având ca obiect furnizarea programului „Abilitare informațională în combaterea abandonului școlar: un ghid pentru cadre didactice” (Avizul nr. 1555/DGMCDRSIP/30.06.2025, 30 de ore, 12 credite profesionale transferabile) pentru 4 cadre didactice. Valoarea contractului este de 12.400,00 lei (3.100,00 lei/participant), prestatorul nefiind plătitor de TVA, față de o valoare estimată de 24.000,00 lei. Ordinul de începere a fost emis la 08.09.2026, iar activitățile de formare s-au desfășurat online în perioada 10–18.09.2026. Evaluarea finală este programată la 09.10.2026, după care prestatorul va elibera documentele de absolvire și se va realiza recepția serviciilor.</w:t>
       </w:r>
     </w:p>
     <w:p>
@@ -8224,7 +8045,7 @@
           <w:color w:val="1E6B2E"/>
           <w:sz w:val="16"/>
         </w:rPr>
-        <w:t>Caractere: 575 / 3.500 (16%) – în limită</w:t>
+        <w:t>Caractere: 928 / 3.500 (27%) – în limită</w:t>
       </w:r>
     </w:p>
     <w:tbl>
@@ -8276,7 +8097,7 @@
           <w:b w:val="0"/>
           <w:i w:val="0"/>
         </w:rPr>
-        <w:t>Achiziția este planificată în perioada L1–L4. Procedura urmează să fie demarată în luna octombrie 2026 (L4), în corelare cu calendarul primului târg de oportunități din anul școlar 2026-2027; în cazul în care organizarea târgului necesită o perioadă mai lungă de pregătire, perioada achiziției va fi actualizată prin notificare.</w:t>
+        <w:t>Achiziția este planificată în perioada L1–L4 și vizează organizarea a 3 târguri de oportunități, câte unul în fiecare an școlar, în cadrul SA5.3. În perioada de raportare nu au fost demarate demersuri de contractare, întrucât primul târg este programat în anul școlar 2026-2027, după constituirea grupului țintă pentru acțiunea 8.f.2 și stabilirea calendarului cu unitățile de învățământ partenere. Procedura urmează să fie lansată în luna octombrie 2026 (L4); dacă pregătirea evenimentului impune, perioada de realizare a achiziției va fi actualizată prin notificare, fără impact asupra bugetului sau a rezultatelor asumate.</w:t>
       </w:r>
     </w:p>
     <w:p>
@@ -8290,7 +8111,7 @@
           <w:color w:val="1E6B2E"/>
           <w:sz w:val="16"/>
         </w:rPr>
-        <w:t>Caractere: 328 / 3.500 (9%) – în limită</w:t>
+        <w:t>Caractere: 625 / 3.500 (18%) – în limită</w:t>
       </w:r>
     </w:p>
     <w:tbl>
@@ -8342,52 +8163,7 @@
           <w:b w:val="0"/>
           <w:i w:val="0"/>
         </w:rPr>
-        <w:t xml:space="preserve">Procedura de achiziție a fost finalizată, iar cu operatorul economic Vera Travel SRL a fost încheiat Contractul de închiriere autovehicul </w:t>
-      </w:r>
-      <w:r>
-        <w:rPr>
-          <w:b w:val="0"/>
-          <w:i w:val="0"/>
-          <w:highlight w:val="yellow"/>
-        </w:rPr>
-        <w:t>«nr. …»</w:t>
-      </w:r>
-      <w:r>
-        <w:rPr>
-          <w:b w:val="0"/>
-          <w:i w:val="0"/>
-        </w:rPr>
-        <w:t xml:space="preserve"> din 07.08.2026, </w:t>
-      </w:r>
-      <w:r>
-        <w:rPr>
-          <w:b w:val="0"/>
-          <w:i w:val="0"/>
-          <w:highlight w:val="yellow"/>
-        </w:rPr>
-        <w:t>«pe o durată de … luni»</w:t>
-      </w:r>
-      <w:r>
-        <w:rPr>
-          <w:b w:val="0"/>
-          <w:i w:val="0"/>
-        </w:rPr>
-        <w:t xml:space="preserve">. </w:t>
-      </w:r>
-      <w:r>
-        <w:rPr>
-          <w:b w:val="0"/>
-          <w:i w:val="0"/>
-          <w:highlight w:val="yellow"/>
-        </w:rPr>
-        <w:t>«Valoarea contractului este de … lei fără TVA, la care se adaugă TVA în valoare de … lei, rezultând o valoare totală de … lei.»</w:t>
-      </w:r>
-      <w:r>
-        <w:rPr>
-          <w:b w:val="0"/>
-          <w:i w:val="0"/>
-        </w:rPr>
-        <w:t xml:space="preserve"> Autoturismul a fost predat beneficiarului prin procesul-verbal de predare-primire din 03.09.2026, data ordinului de începere, și este utilizat pentru deplasările echipei la unitățile de învățământ partenere.</w:t>
+        <w:t>Procedura de achiziție directă a fost finalizată, iar cu operatorul economic Vera Travel SRL a fost încheiat Contractul de servicii închiriere autoturism nr. 2026080603/06.08.2026, având ca obiect închirierea unui autoturism pentru o perioadă de 30 de luni, necesar deplasărilor echipei de implementare la unitățile de învățământ partenere și la locațiile de desfășurare a activităților. Valoarea contractului este de 126.000,00 lei fără TVA, la care se adaugă TVA în valoare de 26.460,00 lei, rezultând o valoare totală de 152.460,00 lei, cu un plafon lunar de decontare de 4.200,00 lei fără TVA, facturat proporțional cu gradul de utilizare, conform Ghidului solicitantului – condiții generale. Prestarea serviciilor a început la 03.09.2026, data ordinului de începere și a procesului-verbal de predare-primire a autoturismului.</w:t>
       </w:r>
     </w:p>
     <w:p>
@@ -8401,8 +8177,62 @@
           <w:color w:val="1E6B2E"/>
           <w:sz w:val="16"/>
         </w:rPr>
-        <w:t>Caractere: 522 / 3.500 (15%) – în limită</w:t>
-      </w:r>
+        <w:t>Caractere: 830 / 3.500 (24%) – în limită</w:t>
+      </w:r>
+    </w:p>
+    <w:tbl>
+      <w:tblPr>
+        <w:tblW w:type="auto" w:w="0"/>
+        <w:jc w:val="center"/>
+        <w:tblLook w:firstColumn="1" w:firstRow="1" w:lastColumn="0" w:lastRow="0" w:noHBand="0" w:noVBand="1" w:val="04A0"/>
+        <w:tblBorders>
+          <w:top w:val="single" w:sz="4" w:space="0" w:color="E0A0A0"/>
+          <w:left w:val="single" w:sz="4" w:space="0" w:color="E0A0A0"/>
+          <w:bottom w:val="single" w:sz="4" w:space="0" w:color="E0A0A0"/>
+          <w:right w:val="single" w:sz="4" w:space="0" w:color="E0A0A0"/>
+          <w:insideH w:val="single" w:sz="4" w:space="0" w:color="E0A0A0"/>
+          <w:insideV w:val="single" w:sz="4" w:space="0" w:color="E0A0A0"/>
+        </w:tblBorders>
+      </w:tblPr>
+      <w:tblGrid>
+        <w:gridCol w:w="9638"/>
+      </w:tblGrid>
+      <w:tr>
+        <w:tc>
+          <w:tcPr>
+            <w:tcW w:type="dxa" w:w="9638"/>
+            <w:shd w:val="clear" w:color="auto" w:fill="FBEAEA"/>
+          </w:tcPr>
+          <w:p>
+            <w:pPr>
+              <w:spacing w:before="40" w:after="40"/>
+            </w:pPr>
+            <w:r>
+              <w:rPr>
+                <w:b/>
+                <w:i w:val="0"/>
+                <w:color w:val="9B1C1C"/>
+                <w:sz w:val="18"/>
+              </w:rPr>
+              <w:t xml:space="preserve">⚠ Notă MP (nu se copiază): </w:t>
+            </w:r>
+            <w:r>
+              <w:rPr>
+                <w:b w:val="0"/>
+                <w:i w:val="0"/>
+                <w:color w:val="9B1C1C"/>
+                <w:sz w:val="18"/>
+              </w:rPr>
+              <w:t>Masa caldă: în Drive nu există documente de achiziție. Târgul: nu a fost demarat. Ambele sunt raportate transparent ca „Procedură în pregătire”, cu termenul de lansare în octombrie 2026 – dacă lansarea întârzie peste L4/L5, perioada din planul de achiziții trebuie actualizată prin notificare înainte de RP 2.</w:t>
+            </w:r>
+          </w:p>
+        </w:tc>
+      </w:tr>
+    </w:tbl>
+    <w:p>
+      <w:pPr>
+        <w:spacing w:after="0"/>
+      </w:pPr>
     </w:p>
     <w:p>
       <w:pPr>
@@ -8446,7 +8276,7 @@
                 <w:color w:val="003D82"/>
                 <w:sz w:val="19"/>
               </w:rPr>
-              <w:t>8.1 Contract închiriere autovehicul – Vera Travel SRL – Descriere</w:t>
+              <w:t>8.1 Contract nr. 2026080603/06.08.2026 – închiriere autoturism – Vera Travel SRL – Descriere</w:t>
             </w:r>
           </w:p>
         </w:tc>
@@ -8461,37 +8291,7 @@
           <w:b w:val="0"/>
           <w:i w:val="0"/>
         </w:rPr>
-        <w:t xml:space="preserve">Autoritatea contractantă: Beneficiar. A fost încheiat Contractul de închiriere autovehicul </w:t>
-      </w:r>
-      <w:r>
-        <w:rPr>
-          <w:b w:val="0"/>
-          <w:i w:val="0"/>
-          <w:highlight w:val="yellow"/>
-        </w:rPr>
-        <w:t>«nr. …»</w:t>
-      </w:r>
-      <w:r>
-        <w:rPr>
-          <w:b w:val="0"/>
-          <w:i w:val="0"/>
-        </w:rPr>
-        <w:t xml:space="preserve"> din 07.08.2026 cu Vera Travel SRL, pentru închirierea unui autoturism necesar deplasărilor echipei de proiect la unitățile de învățământ partenere, în cadrul proiectului „UNIC – Uniți pentru Nevoile Incluzive și Continuitatea Educației Elevilor”, cod MySMIS 352704. Serviciile sunt utilizate pentru toate activitățile proiectului, conform justificării bugetare actualizate prin Notificarea nr. 3. </w:t>
-      </w:r>
-      <w:r>
-        <w:rPr>
-          <w:b w:val="0"/>
-          <w:i w:val="0"/>
-          <w:highlight w:val="yellow"/>
-        </w:rPr>
-        <w:t>«Valoarea contractului este de … lei fără TVA, la care se adaugă TVA de … lei, valoarea totală fiind de … lei. Contractul este valabil … luni.»</w:t>
-      </w:r>
-      <w:r>
-        <w:rPr>
-          <w:b w:val="0"/>
-          <w:i w:val="0"/>
-        </w:rPr>
-        <w:t xml:space="preserve"> Autoturismul a fost predat la 03.09.2026.</w:t>
+        <w:t>Autoritatea contractantă: Beneficiar. A fost încheiat Contractul de servicii închiriere autoturism nr. 2026080603/06.08.2026 cu Vera Travel SRL, pentru închirierea unui autoturism necesar deplasărilor echipei de proiect la unitățile de învățământ partenere, în cadrul proiectului „UNIC – Uniți pentru Nevoile Incluzive și Continuitatea Educației Elevilor”, cod MySMIS 352704. Serviciile sunt utilizate pentru toate activitățile proiectului, conform justificării bugetare actualizate prin Notificarea nr. 3. Valoarea contractului este de 126.000,00 lei fără TVA, la care se adaugă TVA de 26.460,00 lei, valoarea totală fiind de 152.460,00 lei (4.200,00 lei/lună fără TVA, facturat proporțional cu gradul de utilizare). Contractul este valabil 30 de luni de la predarea autoturismului, realizată la 03.09.2026.</w:t>
       </w:r>
     </w:p>
     <w:p>
@@ -8505,7 +8305,7 @@
           <w:color w:val="1E6B2E"/>
           <w:sz w:val="16"/>
         </w:rPr>
-        <w:t>Caractere: 681 / 3.500 (19%) – în limită</w:t>
+        <w:t>Caractere: 808 / 3.500 (23%) – în limită</w:t>
       </w:r>
     </w:p>
     <w:tbl>
@@ -8542,7 +8342,7 @@
                 <w:color w:val="003D82"/>
                 <w:sz w:val="19"/>
               </w:rPr>
-              <w:t>8.1 Contract servicii de formare – Asociația Proeuro-Cons – Descriere</w:t>
+              <w:t>8.1 Contract nr. 2026082804/28.08.2026 – servicii de formare – Asociația Proeuro-Cons – Descriere</w:t>
             </w:r>
           </w:p>
         </w:tc>
@@ -8557,37 +8357,7 @@
           <w:b w:val="0"/>
           <w:i w:val="0"/>
         </w:rPr>
-        <w:t xml:space="preserve">Autoritatea contractantă: Beneficiar. A fost încheiat Contractul de servicii de formare </w:t>
-      </w:r>
-      <w:r>
-        <w:rPr>
-          <w:b w:val="0"/>
-          <w:i w:val="0"/>
-          <w:highlight w:val="yellow"/>
-        </w:rPr>
-        <w:t>«nr. …»</w:t>
-      </w:r>
-      <w:r>
-        <w:rPr>
-          <w:b w:val="0"/>
-          <w:i w:val="0"/>
-        </w:rPr>
-        <w:t xml:space="preserve"> din 07.09.2026 cu Asociația Proeuro-Cons, pentru furnizarea programului de formare acreditat „Abilitare informațională în combaterea abandonului școlar: un ghid pentru cadre didactice” (OM nr. 1555/30.06.2025, 30 de ore) pentru 4 cadre didactice din ÎPT, în cadrul SA5.2 a proiectului „UNIC – Uniți pentru Nevoile Incluzive și Continuitatea Educației Elevilor”, cod MySMIS 352704. Valoarea contractului este de </w:t>
-      </w:r>
-      <w:r>
-        <w:rPr>
-          <w:b w:val="0"/>
-          <w:i w:val="0"/>
-          <w:highlight w:val="yellow"/>
-        </w:rPr>
-        <w:t>«24.000,00»</w:t>
-      </w:r>
-      <w:r>
-        <w:rPr>
-          <w:b w:val="0"/>
-          <w:i w:val="0"/>
-        </w:rPr>
-        <w:t xml:space="preserve"> lei. Ordinul de începere a fost emis la 08.09.2026.</w:t>
+        <w:t>Autoritatea contractantă: Beneficiar. A fost încheiat Contractul de servicii de formare cadre didactice nr. 2026082804/28.08.2026 cu Asociația Proeuro-Cons, pentru furnizarea programului de formare acreditat „Abilitare informațională în combaterea abandonului școlar: un ghid pentru cadre didactice” (OM nr. 1555/30.06.2025, 30 de ore) pentru 4 cadre didactice din ÎPT, în cadrul SA5.2 a proiectului „UNIC – Uniți pentru Nevoile Incluzive și Continuitatea Educației Elevilor”, cod MySMIS 352704. Valoarea contractului este de 12.400,00 lei (3.100,00 lei/participant), prestatorul nefiind plătitor de TVA. Ordinul de începere a fost emis la 08.09.2026; formarea s-a desfășurat în perioada 10–18.09.2026, iar evaluarea finală este programată la 09.10.2026.</w:t>
       </w:r>
     </w:p>
     <w:p>
@@ -8601,7 +8371,7 @@
           <w:color w:val="1E6B2E"/>
           <w:sz w:val="16"/>
         </w:rPr>
-        <w:t>Caractere: 570 / 3.500 (16%) – în limită</w:t>
+        <w:t>Caractere: 754 / 3.500 (22%) – în limită</w:t>
       </w:r>
     </w:p>
     <w:tbl>
@@ -8832,7 +8602,7 @@
           <w:b w:val="0"/>
           <w:i w:val="0"/>
         </w:rPr>
-        <w:t xml:space="preserve">2. Închiriere autoturism – Vera Travel SRL. Autoturismul a fost predat la 03.09.2026, prin proces-verbal de predare-primire, la data ordinului de începere. Serviciile aferente lunii septembrie 2026 </w:t>
+        <w:t xml:space="preserve">2. Închiriere autoturism – Vera Travel SRL (Contractul nr. 2026080603/06.08.2026). Autoturismul a fost predat la 03.09.2026, prin proces-verbal de predare-primire, la data ordinului de începere. Serviciile aferente lunii septembrie 2026 </w:t>
       </w:r>
       <w:r>
         <w:rPr>
@@ -8859,7 +8629,7 @@
           <w:b w:val="0"/>
           <w:i w:val="0"/>
         </w:rPr>
-        <w:t>3. Servicii de formare a cadrelor didactice – Asociația Proeuro-Cons. Formarea s-a desfășurat în perioada 10–18.09.2026; recepția serviciilor se va realiza după evaluarea finală din 09.10.2026 și eliberarea certificatelor, în perioada următoare de raportare.</w:t>
+        <w:t>3. Servicii de formare a cadrelor didactice – Asociația Proeuro-Cons (Contractul nr. 2026082804/28.08.2026). Formarea s-a desfășurat în perioada 10–18.09.2026; recepția serviciilor se va realiza după evaluarea finală din 09.10.2026 și eliberarea certificatelor, în perioada următoare de raportare.</w:t>
       </w:r>
     </w:p>
     <w:p>
@@ -8885,7 +8655,7 @@
           <w:color w:val="1E6B2E"/>
           <w:sz w:val="16"/>
         </w:rPr>
-        <w:t>Caractere: 1.463 / 10.500 (14%) – în limită</w:t>
+        <w:t>Caractere: 1.541 / 10.500 (15%) – în limită</w:t>
       </w:r>
     </w:p>
     <w:tbl>

--- a/RP1_UNIC_352704/RP1_UNIC_352704_Raport_de_progres.docx
+++ b/RP1_UNIC_352704/RP1_UNIC_352704_Raport_de_progres.docx
@@ -8242,6 +8242,17 @@
         <w:t>8. Informații privind contractele de achiziții semnate</w:t>
       </w:r>
     </w:p>
+    <w:p>
+      <w:r>
+        <w:rPr>
+          <w:b w:val="0"/>
+          <w:i/>
+          <w:color w:val="5A5A5A"/>
+          <w:sz w:val="17"/>
+        </w:rPr>
+        <w:t>8.1 – datele contractelor (număr, dată, valori, durată, ofertanți) sunt aduse din modulul Achiziții; se completează „Descriere”. 8.2 – actele adiționale la contractele de achiziție, cu „Descriere”.</w:t>
+      </w:r>
+    </w:p>
     <w:tbl>
       <w:tblPr>
         <w:tblW w:type="auto" w:w="0"/>
@@ -8276,7 +8287,7 @@
                 <w:color w:val="003D82"/>
                 <w:sz w:val="19"/>
               </w:rPr>
-              <w:t>8.1 Contract nr. 2026080603/06.08.2026 – închiriere autoturism – Vera Travel SRL – Descriere</w:t>
+              <w:t>8.1 Contract de servicii închiriere autoturism nr. 2026080603/06.08.2026 – Vera Travel SRL – Descriere</w:t>
             </w:r>
           </w:p>
         </w:tc>
@@ -8291,7 +8302,7 @@
           <w:b w:val="0"/>
           <w:i w:val="0"/>
         </w:rPr>
-        <w:t>Autoritatea contractantă: Beneficiar. A fost încheiat Contractul de servicii închiriere autoturism nr. 2026080603/06.08.2026 cu Vera Travel SRL, pentru închirierea unui autoturism necesar deplasărilor echipei de proiect la unitățile de învățământ partenere, în cadrul proiectului „UNIC – Uniți pentru Nevoile Incluzive și Continuitatea Educației Elevilor”, cod MySMIS 352704. Serviciile sunt utilizate pentru toate activitățile proiectului, conform justificării bugetare actualizate prin Notificarea nr. 3. Valoarea contractului este de 126.000,00 lei fără TVA, la care se adaugă TVA de 26.460,00 lei, valoarea totală fiind de 152.460,00 lei (4.200,00 lei/lună fără TVA, facturat proporțional cu gradul de utilizare). Contractul este valabil 30 de luni de la predarea autoturismului, realizată la 03.09.2026.</w:t>
+        <w:t>Autoritatea contractantă: Beneficiar. În urma procedurii de achiziție directă, a fost încheiat Contractul de servicii închiriere autoturism nr. 2026080603/06.08.2026 cu Vera Travel SRL, având ca obiect închirierea unui autoturism (CPV 34111000-8) pentru o perioadă de 30 de luni, în cadrul proiectului „UNIC – Uniți pentru Nevoile Incluzive și Continuitatea Educației Elevilor”, cod MySMIS 352704. Autoturismul asigură mobilitatea echipei de implementare și a experților la unitățile de învățământ partenere și la locațiile de desfășurare a activităților, fiind utilizat pentru toate activitățile proiectului, conform justificării bugetare actualizate prin Notificarea nr. 3. Valoarea contractului este de 126.000,00 lei fără TVA, la care se adaugă TVA de 26.460,00 lei, valoarea totală fiind de 152.460,00 lei, cu un plafon lunar de decontare de 4.200,00 lei fără TVA; facturarea se face proporțional cu gradul de utilizare lunară, conform Ghidului solicitantului – condiții generale. Contractul este valabil 30 de luni de la data predării autoturismului, realizată prin procesul-verbal de predare-primire din 03.09.2026, data emiterii ordinului de începere.</w:t>
       </w:r>
     </w:p>
     <w:p>
@@ -8305,7 +8316,7 @@
           <w:color w:val="1E6B2E"/>
           <w:sz w:val="16"/>
         </w:rPr>
-        <w:t>Caractere: 808 / 3.500 (23%) – în limită</w:t>
+        <w:t>Caractere: 1.159 / 3.500 (33%) – în limită</w:t>
       </w:r>
     </w:p>
     <w:tbl>
@@ -8342,7 +8353,7 @@
                 <w:color w:val="003D82"/>
                 <w:sz w:val="19"/>
               </w:rPr>
-              <w:t>8.1 Contract nr. 2026082804/28.08.2026 – servicii de formare – Asociația Proeuro-Cons – Descriere</w:t>
+              <w:t>8.1 Contract de furnizare echipamente IT nr. 2026081703/17.08.2026 – ANILEX SOFT SRL (încetat) – Descriere</w:t>
             </w:r>
           </w:p>
         </w:tc>
@@ -8357,7 +8368,7 @@
           <w:b w:val="0"/>
           <w:i w:val="0"/>
         </w:rPr>
-        <w:t>Autoritatea contractantă: Beneficiar. A fost încheiat Contractul de servicii de formare cadre didactice nr. 2026082804/28.08.2026 cu Asociația Proeuro-Cons, pentru furnizarea programului de formare acreditat „Abilitare informațională în combaterea abandonului școlar: un ghid pentru cadre didactice” (OM nr. 1555/30.06.2025, 30 de ore) pentru 4 cadre didactice din ÎPT, în cadrul SA5.2 a proiectului „UNIC – Uniți pentru Nevoile Incluzive și Continuitatea Educației Elevilor”, cod MySMIS 352704. Valoarea contractului este de 12.400,00 lei (3.100,00 lei/participant), prestatorul nefiind plătitor de TVA. Ordinul de începere a fost emis la 08.09.2026; formarea s-a desfășurat în perioada 10–18.09.2026, iar evaluarea finală este programată la 09.10.2026.</w:t>
+        <w:t>Autoritatea contractantă: Beneficiar. În urma procedurii de achiziție directă, a fost încheiat Contractul de furnizare echipamente IT nr. 2026081703/17.08.2026 cu ANILEX SOFT SRL, pentru furnizarea celor 4 laptopuri, 2 desktopuri și 2 multifuncționale prevăzute în planul de achiziții al proiectului „UNIC – Uniți pentru Nevoile Incluzive și Continuitatea Educației Elevilor”, cod MySMIS 352704, în valoare de 63.000,00 lei fără TVA, respectiv 76.230,00 lei cu TVA. După emiterea notei de comandă din 19.08.2026, furnizorul a comunicat că modelul de laptop ofertat nu mai era disponibil, motiv pentru care contractul a încetat prin acordul părților, prin Decizia nr. 2026090903/09.09.2026, fără a produce efecte financiare și fără penalități. Dosarul achiziției din MySMIS2021 a fost actualizat corespunzător, iar procedura a fost reluată și finalizată prin contractul nr. 2026091504/15.09.2026.</w:t>
       </w:r>
     </w:p>
     <w:p>
@@ -8371,7 +8382,7 @@
           <w:color w:val="1E6B2E"/>
           <w:sz w:val="16"/>
         </w:rPr>
-        <w:t>Caractere: 754 / 3.500 (22%) – în limită</w:t>
+        <w:t>Caractere: 895 / 3.500 (26%) – în limită</w:t>
       </w:r>
     </w:p>
     <w:tbl>
@@ -8408,7 +8419,7 @@
                 <w:color w:val="003D82"/>
                 <w:sz w:val="19"/>
               </w:rPr>
-              <w:t>8.1 Contract de furnizare nr. 2026081703/17.08.2026 – ANILEX SOFT SRL (încetat) – Descriere</w:t>
+              <w:t>8.1 Contract de servicii de formare cadre didactice nr. 2026082804/28.08.2026 – Asociația Proeuro-Cons – Descriere</w:t>
             </w:r>
           </w:p>
         </w:tc>
@@ -8423,7 +8434,7 @@
           <w:b w:val="0"/>
           <w:i w:val="0"/>
         </w:rPr>
-        <w:t>Autoritatea contractantă: Beneficiar. A fost încheiat Contractul de furnizare nr. 2026081703/17.08.2026 cu ANILEX SOFT SRL, pentru furnizarea echipamentelor IT prevăzute în planul de achiziții. Contractul a încetat prin acordul părților la 09.09.2026 (Decizia nr. 2026090903/09.09.2026), întrucât furnizorul nu mai putea livra modelul de laptop ofertat. Contractul nu a produs efecte financiare, iar dosarul din MySMIS2021 a fost actualizat.</w:t>
+        <w:t>Autoritatea contractantă: Beneficiar. În urma procedurii de achiziție directă, a fost încheiat Contractul de servicii de formare cadre didactice nr. 2026082804/28.08.2026 cu Asociația Proeuro-Cons, având ca obiect organizarea și furnizarea programului de formare „Abilitare informațională în combaterea abandonului școlar: un ghid pentru cadre didactice” (CPV 80530000-8), acreditat prin Avizul nr. 1555/DGMCDRSIP/30.06.2025, cu o durată de 30 de ore și 12 credite profesionale transferabile, pentru 4 cadre didactice din grupul țintă, în cadrul SA5.2 a proiectului „UNIC – Uniți pentru Nevoile Incluzive și Continuitatea Educației Elevilor”, cod MySMIS 352704. Programul se desfășoară online (12 ore sincrone și 18 ore asincrone), cu suport de curs contextualizat pentru învățământul profesional și tehnic, și este completat de două sesiuni fizice de orientare, la Huedin și la Turda, fără cost suplimentar. Valoarea contractului este de 12.400,00 lei, respectiv 3.100,00 lei/participant, prestatorul nefiind plătitor de TVA. Contractul a intrat în vigoare la semnare și rămâne valabil până la finalizarea programului, a evaluării finale din 09.10.2026, eliberarea documentelor de absolvire și recepția serviciilor. Ordinul de începere a fost emis la 08.09.2026, iar formarea s-a desfășurat în perioada 10–18.09.2026.</w:t>
       </w:r>
     </w:p>
     <w:p>
@@ -8437,7 +8448,7 @@
           <w:color w:val="1E6B2E"/>
           <w:sz w:val="16"/>
         </w:rPr>
-        <w:t>Caractere: 441 / 3.500 (13%) – în limită</w:t>
+        <w:t>Caractere: 1.318 / 3.500 (38%) – în limită</w:t>
       </w:r>
     </w:p>
     <w:tbl>
@@ -8474,7 +8485,7 @@
                 <w:color w:val="003D82"/>
                 <w:sz w:val="19"/>
               </w:rPr>
-              <w:t>8.1 Contract de furnizare nr. 2026091504/15.09.2026 – ANILEX SOFT SRL – Descriere</w:t>
+              <w:t>8.1 Contract de furnizare echipamente IT nr. 2026091504/15.09.2026 – ANILEX SOFT SRL – Descriere</w:t>
             </w:r>
           </w:p>
         </w:tc>
@@ -8489,7 +8500,7 @@
           <w:b w:val="0"/>
           <w:i w:val="0"/>
         </w:rPr>
-        <w:t>Autoritatea contractantă: Beneficiar. A fost încheiat Contractul de furnizare nr. 2026091504/15.09.2026 cu ANILEX SOFT SRL, pentru furnizarea a 4 laptopuri, 2 desktopuri și 2 multifuncționale, în cadrul proiectului „UNIC – Uniți pentru Nevoile Incluzive și Continuitatea Educației Elevilor”, cod MySMIS 352704. Echipamentele sunt destinate activităților remediale (SA5.4), consilierii (SA5.1), campaniei de informare (SA5.3) și activității echipei de proiect. Valoarea contractului este de 63.000,00 lei fără TVA, la care se adaugă TVA de 13.230,00 lei, valoarea totală fiind de 76.230,00 lei. Echipamentele au fost livrate și recepționate la 18.09.2026.</w:t>
+        <w:t>Autoritatea contractantă: Beneficiar. În urma reluării procedurii de achiziție directă, a fost încheiat Contractul de furnizare echipamente IT nr. 2026091504/15.09.2026 cu ANILEX SOFT SRL, având ca obiect furnizarea a 3 laptopuri HP Envy 17, 1 laptop Acer Nitro V15, 2 desktopuri ZMEU MAX și 2 multifuncționale Epson WorkForce Pro EM-C8100, în cadrul proiectului „UNIC – Uniți pentru Nevoile Incluzive și Continuitatea Educației Elevilor”, cod MySMIS 352704. Echipamentele sunt destinate activităților remediale (SA5.4), consilierii psihologice (SA5.1), campaniei de informare și conștientizare (SA5.3) și activității echipei de proiect. Valoarea contractului este de 63.000,00 lei fără TVA, la care se adaugă TVA de 13.230,00 lei, valoarea totală fiind de 76.230,00 lei. Contractul este valabil de la semnare până la recepția cantitativă și calitativă a produselor, obligațiile de garanție rămânând aplicabile pe perioada de garanție (24 de luni pentru laptopurile HP și 12 luni pentru celelalte produse). Pe baza notei de comandă din 15.09.2026, echipamentele au fost livrate și recepționate la 18.09.2026, iar factura ASF 080/18.09.2026 a fost achitată la aceeași dată.</w:t>
       </w:r>
     </w:p>
     <w:p>
@@ -8503,8 +8514,241 @@
           <w:color w:val="1E6B2E"/>
           <w:sz w:val="16"/>
         </w:rPr>
-        <w:t>Caractere: 654 / 3.500 (19%) – în limită</w:t>
-      </w:r>
+        <w:t>Caractere: 1.172 / 3.500 (33%) – în limită</w:t>
+      </w:r>
+    </w:p>
+    <w:tbl>
+      <w:tblPr>
+        <w:tblW w:type="auto" w:w="0"/>
+        <w:jc w:val="center"/>
+        <w:tblLook w:firstColumn="1" w:firstRow="1" w:lastColumn="0" w:lastRow="0" w:noHBand="0" w:noVBand="1" w:val="04A0"/>
+        <w:tblBorders>
+          <w:top w:val="single" w:sz="4" w:space="0" w:color="C7D6EA"/>
+          <w:left w:val="single" w:sz="4" w:space="0" w:color="C7D6EA"/>
+          <w:bottom w:val="single" w:sz="4" w:space="0" w:color="C7D6EA"/>
+          <w:right w:val="single" w:sz="4" w:space="0" w:color="C7D6EA"/>
+          <w:insideH w:val="single" w:sz="4" w:space="0" w:color="C7D6EA"/>
+          <w:insideV w:val="single" w:sz="4" w:space="0" w:color="C7D6EA"/>
+        </w:tblBorders>
+      </w:tblPr>
+      <w:tblGrid>
+        <w:gridCol w:w="9638"/>
+      </w:tblGrid>
+      <w:tr>
+        <w:tc>
+          <w:tcPr>
+            <w:tcW w:type="dxa" w:w="9638"/>
+            <w:shd w:val="clear" w:color="auto" w:fill="E8EEF7"/>
+          </w:tcPr>
+          <w:p>
+            <w:pPr>
+              <w:spacing w:before="40" w:after="40"/>
+            </w:pPr>
+            <w:r>
+              <w:rPr>
+                <w:b/>
+                <w:i w:val="0"/>
+                <w:color w:val="003D82"/>
+                <w:sz w:val="19"/>
+              </w:rPr>
+              <w:t xml:space="preserve">8.2 Act adițional nr. </w:t>
+            </w:r>
+            <w:r>
+              <w:rPr>
+                <w:b/>
+                <w:i w:val="0"/>
+                <w:color w:val="003D82"/>
+                <w:sz w:val="19"/>
+                <w:highlight w:val="yellow"/>
+              </w:rPr>
+              <w:t>«…»</w:t>
+            </w:r>
+            <w:r>
+              <w:rPr>
+                <w:b/>
+                <w:i w:val="0"/>
+                <w:color w:val="003D82"/>
+                <w:sz w:val="19"/>
+              </w:rPr>
+              <w:t>/</w:t>
+            </w:r>
+            <w:r>
+              <w:rPr>
+                <w:b/>
+                <w:i w:val="0"/>
+                <w:color w:val="003D82"/>
+                <w:sz w:val="19"/>
+                <w:highlight w:val="yellow"/>
+              </w:rPr>
+              <w:t>«…»</w:t>
+            </w:r>
+            <w:r>
+              <w:rPr>
+                <w:b/>
+                <w:i w:val="0"/>
+                <w:color w:val="003D82"/>
+                <w:sz w:val="19"/>
+              </w:rPr>
+              <w:t xml:space="preserve"> la Contractul de furnizare echipamente IT nr. 2026091504/15.09.2026 – Descriere</w:t>
+            </w:r>
+          </w:p>
+        </w:tc>
+      </w:tr>
+    </w:tbl>
+    <w:p>
+      <w:pPr>
+        <w:jc w:val="both"/>
+      </w:pPr>
+      <w:r>
+        <w:rPr>
+          <w:b w:val="0"/>
+          <w:i w:val="0"/>
+        </w:rPr>
+        <w:t xml:space="preserve">Prin Actul adițional nr. </w:t>
+      </w:r>
+      <w:r>
+        <w:rPr>
+          <w:b w:val="0"/>
+          <w:i w:val="0"/>
+          <w:highlight w:val="yellow"/>
+        </w:rPr>
+        <w:t>«…»</w:t>
+      </w:r>
+      <w:r>
+        <w:rPr>
+          <w:b w:val="0"/>
+          <w:i w:val="0"/>
+        </w:rPr>
+        <w:t xml:space="preserve"> din </w:t>
+      </w:r>
+      <w:r>
+        <w:rPr>
+          <w:b w:val="0"/>
+          <w:i w:val="0"/>
+          <w:highlight w:val="yellow"/>
+        </w:rPr>
+        <w:t>«…»</w:t>
+      </w:r>
+      <w:r>
+        <w:rPr>
+          <w:b w:val="0"/>
+          <w:i w:val="0"/>
+        </w:rPr>
+        <w:t xml:space="preserve"> la Contractul de furnizare echipamente IT nr. 2026091504/15.09.2026, încheiat cu ANILEX SOFT SRL, </w:t>
+      </w:r>
+      <w:r>
+        <w:rPr>
+          <w:b w:val="0"/>
+          <w:i w:val="0"/>
+          <w:highlight w:val="yellow"/>
+        </w:rPr>
+        <w:t>«a fost … (obiectul modificării: de exemplu, extinderea perioadei de garanție la minimum 24 de luni pentru toate produsele / corectarea unei erori materiale / actualizarea specificațiilor unui produs)»</w:t>
+      </w:r>
+      <w:r>
+        <w:rPr>
+          <w:b w:val="0"/>
+          <w:i w:val="0"/>
+        </w:rPr>
+        <w:t xml:space="preserve">, ca urmare a </w:t>
+      </w:r>
+      <w:r>
+        <w:rPr>
+          <w:b w:val="0"/>
+          <w:i w:val="0"/>
+          <w:highlight w:val="yellow"/>
+        </w:rPr>
+        <w:t>«motivul modificării»</w:t>
+      </w:r>
+      <w:r>
+        <w:rPr>
+          <w:b w:val="0"/>
+          <w:i w:val="0"/>
+        </w:rPr>
+        <w:t xml:space="preserve">. Actul adițional nu modifică valoarea contractului, cantitățile livrate sau obiectul acestuia și a fost încărcat în dosarul achiziției din MySMIS2021 </w:t>
+      </w:r>
+      <w:r>
+        <w:rPr>
+          <w:b w:val="0"/>
+          <w:i w:val="0"/>
+          <w:highlight w:val="yellow"/>
+        </w:rPr>
+        <w:t>«la data de …»</w:t>
+      </w:r>
+      <w:r>
+        <w:rPr>
+          <w:b w:val="0"/>
+          <w:i w:val="0"/>
+        </w:rPr>
+        <w:t>.</w:t>
+      </w:r>
+    </w:p>
+    <w:p>
+      <w:pPr>
+        <w:spacing w:after="160"/>
+      </w:pPr>
+      <w:r>
+        <w:rPr>
+          <w:b w:val="0"/>
+          <w:i/>
+          <w:color w:val="1E6B2E"/>
+          <w:sz w:val="16"/>
+        </w:rPr>
+        <w:t>Caractere: 537 / 3.500 (15%) – în limită</w:t>
+      </w:r>
+    </w:p>
+    <w:tbl>
+      <w:tblPr>
+        <w:tblW w:type="auto" w:w="0"/>
+        <w:jc w:val="center"/>
+        <w:tblLook w:firstColumn="1" w:firstRow="1" w:lastColumn="0" w:lastRow="0" w:noHBand="0" w:noVBand="1" w:val="04A0"/>
+        <w:tblBorders>
+          <w:top w:val="single" w:sz="4" w:space="0" w:color="E0A0A0"/>
+          <w:left w:val="single" w:sz="4" w:space="0" w:color="E0A0A0"/>
+          <w:bottom w:val="single" w:sz="4" w:space="0" w:color="E0A0A0"/>
+          <w:right w:val="single" w:sz="4" w:space="0" w:color="E0A0A0"/>
+          <w:insideH w:val="single" w:sz="4" w:space="0" w:color="E0A0A0"/>
+          <w:insideV w:val="single" w:sz="4" w:space="0" w:color="E0A0A0"/>
+        </w:tblBorders>
+      </w:tblPr>
+      <w:tblGrid>
+        <w:gridCol w:w="9638"/>
+      </w:tblGrid>
+      <w:tr>
+        <w:tc>
+          <w:tcPr>
+            <w:tcW w:type="dxa" w:w="9638"/>
+            <w:shd w:val="clear" w:color="auto" w:fill="FBEAEA"/>
+          </w:tcPr>
+          <w:p>
+            <w:pPr>
+              <w:spacing w:before="40" w:after="40"/>
+            </w:pPr>
+            <w:r>
+              <w:rPr>
+                <w:b/>
+                <w:i w:val="0"/>
+                <w:color w:val="9B1C1C"/>
+                <w:sz w:val="18"/>
+              </w:rPr>
+              <w:t xml:space="preserve">⚠ Notă MP (nu se copiază): </w:t>
+            </w:r>
+            <w:r>
+              <w:rPr>
+                <w:b w:val="0"/>
+                <w:i w:val="0"/>
+                <w:color w:val="9B1C1C"/>
+                <w:sz w:val="18"/>
+              </w:rPr>
+              <w:t>Actul adițional la contractul IT nu există în Drive (nici în dosarul achiziției, nici în „Plati”). Se completează numărul, data și obiectul din document și se încarcă în dosarul achiziției din MySMIS în 10 zile lucrătoare de la semnare (Contract art. 7(19); MB §3.7). Dacă actul adițional a modificat garanția, se corectează și fraza despre garanție din rândul 8.1 al contractului nr. 2026091504.</w:t>
+            </w:r>
+          </w:p>
+        </w:tc>
+      </w:tr>
+    </w:tbl>
+    <w:p>
+      <w:pPr>
+        <w:spacing w:after="0"/>
+      </w:pPr>
     </w:p>
     <w:p>
       <w:pPr>

--- a/RP1_UNIC_352704/RP1_UNIC_352704_Raport_de_progres.docx
+++ b/RP1_UNIC_352704/RP1_UNIC_352704_Raport_de_progres.docx
@@ -8551,45 +8551,7 @@
                 <w:color w:val="003D82"/>
                 <w:sz w:val="19"/>
               </w:rPr>
-              <w:t xml:space="preserve">8.2 Act adițional nr. </w:t>
-            </w:r>
-            <w:r>
-              <w:rPr>
-                <w:b/>
-                <w:i w:val="0"/>
-                <w:color w:val="003D82"/>
-                <w:sz w:val="19"/>
-                <w:highlight w:val="yellow"/>
-              </w:rPr>
-              <w:t>«…»</w:t>
-            </w:r>
-            <w:r>
-              <w:rPr>
-                <w:b/>
-                <w:i w:val="0"/>
-                <w:color w:val="003D82"/>
-                <w:sz w:val="19"/>
-              </w:rPr>
-              <w:t>/</w:t>
-            </w:r>
-            <w:r>
-              <w:rPr>
-                <w:b/>
-                <w:i w:val="0"/>
-                <w:color w:val="003D82"/>
-                <w:sz w:val="19"/>
-                <w:highlight w:val="yellow"/>
-              </w:rPr>
-              <w:t>«…»</w:t>
-            </w:r>
-            <w:r>
-              <w:rPr>
-                <w:b/>
-                <w:i w:val="0"/>
-                <w:color w:val="003D82"/>
-                <w:sz w:val="19"/>
-              </w:rPr>
-              <w:t xml:space="preserve"> la Contractul de furnizare echipamente IT nr. 2026091504/15.09.2026 – Descriere</w:t>
+              <w:t>8.2 Act adițional nr. 1 (cod 1224492) – Decizie de încetare prin acordul părților a Contractului de furnizare echipamente IT nr. 2026081703/17.08.2026 – Descriere</w:t>
             </w:r>
           </w:p>
         </w:tc>
@@ -8604,82 +8566,7 @@
           <w:b w:val="0"/>
           <w:i w:val="0"/>
         </w:rPr>
-        <w:t xml:space="preserve">Prin Actul adițional nr. </w:t>
-      </w:r>
-      <w:r>
-        <w:rPr>
-          <w:b w:val="0"/>
-          <w:i w:val="0"/>
-          <w:highlight w:val="yellow"/>
-        </w:rPr>
-        <w:t>«…»</w:t>
-      </w:r>
-      <w:r>
-        <w:rPr>
-          <w:b w:val="0"/>
-          <w:i w:val="0"/>
-        </w:rPr>
-        <w:t xml:space="preserve"> din </w:t>
-      </w:r>
-      <w:r>
-        <w:rPr>
-          <w:b w:val="0"/>
-          <w:i w:val="0"/>
-          <w:highlight w:val="yellow"/>
-        </w:rPr>
-        <w:t>«…»</w:t>
-      </w:r>
-      <w:r>
-        <w:rPr>
-          <w:b w:val="0"/>
-          <w:i w:val="0"/>
-        </w:rPr>
-        <w:t xml:space="preserve"> la Contractul de furnizare echipamente IT nr. 2026091504/15.09.2026, încheiat cu ANILEX SOFT SRL, </w:t>
-      </w:r>
-      <w:r>
-        <w:rPr>
-          <w:b w:val="0"/>
-          <w:i w:val="0"/>
-          <w:highlight w:val="yellow"/>
-        </w:rPr>
-        <w:t>«a fost … (obiectul modificării: de exemplu, extinderea perioadei de garanție la minimum 24 de luni pentru toate produsele / corectarea unei erori materiale / actualizarea specificațiilor unui produs)»</w:t>
-      </w:r>
-      <w:r>
-        <w:rPr>
-          <w:b w:val="0"/>
-          <w:i w:val="0"/>
-        </w:rPr>
-        <w:t xml:space="preserve">, ca urmare a </w:t>
-      </w:r>
-      <w:r>
-        <w:rPr>
-          <w:b w:val="0"/>
-          <w:i w:val="0"/>
-          <w:highlight w:val="yellow"/>
-        </w:rPr>
-        <w:t>«motivul modificării»</w:t>
-      </w:r>
-      <w:r>
-        <w:rPr>
-          <w:b w:val="0"/>
-          <w:i w:val="0"/>
-        </w:rPr>
-        <w:t xml:space="preserve">. Actul adițional nu modifică valoarea contractului, cantitățile livrate sau obiectul acestuia și a fost încărcat în dosarul achiziției din MySMIS2021 </w:t>
-      </w:r>
-      <w:r>
-        <w:rPr>
-          <w:b w:val="0"/>
-          <w:i w:val="0"/>
-          <w:highlight w:val="yellow"/>
-        </w:rPr>
-        <w:t>«la data de …»</w:t>
-      </w:r>
-      <w:r>
-        <w:rPr>
-          <w:b w:val="0"/>
-          <w:i w:val="0"/>
-        </w:rPr>
-        <w:t>.</w:t>
+        <w:t>Prin Decizia de încetare prin acordul părților nr. 2026090903/09.09.2026, înregistrată în MySMIS2021 ca act adițional nr. 1 la Contractul de furnizare echipamente IT nr. 2026081703/17.08.2026 (cod contract 1217480), încheiat cu ANILEX SOFT SRL, părțile au convenit încetarea contractului, ca urmare a comunicării furnizorului privind indisponibilitatea modelului de laptop ofertat, care nu mai putea fi livrat în configurația contractată. Încetarea a operat fără efecte financiare pentru proiect și fără aplicarea de penalități, nicio livrare și nicio plată nefiind efectuate în baza acestui contract. Dosarul achiziției din MySMIS2021 a fost actualizat la 09.09.2026 cu decizia de încetare și documentele aferente, iar necesarul de echipamente a fost asigurat prin reluarea procedurii și încheierea Contractului de furnizare echipamente IT nr. 2026091504/15.09.2026 cu același operator economic, la aceeași valoare (63.000,00 lei fără TVA), cu livrarea și recepția echipamentelor la 18.09.2026.</w:t>
       </w:r>
     </w:p>
     <w:p>
@@ -8693,7 +8580,7 @@
           <w:color w:val="1E6B2E"/>
           <w:sz w:val="16"/>
         </w:rPr>
-        <w:t>Caractere: 537 / 3.500 (15%) – în limită</w:t>
+        <w:t>Caractere: 995 / 3.500 (28%) – în limită</w:t>
       </w:r>
     </w:p>
     <w:tbl>
@@ -8739,7 +8626,7 @@
                 <w:color w:val="9B1C1C"/>
                 <w:sz w:val="18"/>
               </w:rPr>
-              <w:t>Actul adițional la contractul IT nu există în Drive (nici în dosarul achiziției, nici în „Plati”). Se completează numărul, data și obiectul din document și se încarcă în dosarul achiziției din MySMIS în 10 zile lucrătoare de la semnare (Contract art. 7(19); MB §3.7). Dacă actul adițional a modificat garanția, se corectează și fraza despre garanție din rândul 8.1 al contractului nr. 2026091504.</w:t>
+              <w:t>Rândul 8.2 din MySMIS = Decizia de încetare nr. 2026090903/09.09.2026, înregistrată ca act adițional nr. 1 (cod 1224492) la contractul 2026081703. În MySMIS, „Dată semnare” apare 17-08-2026 (data contractului); dacă câmpul este editabil, se corectează la 09.09.2026, data deciziei.</w:t>
             </w:r>
           </w:p>
         </w:tc>

--- a/RP1_UNIC_352704/RP1_UNIC_352704_Raport_de_progres.docx
+++ b/RP1_UNIC_352704/RP1_UNIC_352704_Raport_de_progres.docx
@@ -3497,7 +3497,19 @@
           <w:b w:val="0"/>
           <w:i w:val="0"/>
         </w:rPr>
-        <w:t xml:space="preserve">R1: 1 echipă de proiect constituită – </w:t>
+        <w:t>R1: 1 echipă de proiect constituită – 12 din cele 13 poziții prevăzute în cererea de finanțare ocupate, cu contracte individuale de muncă și dosare de personal întocmite și arhivate; poziția de Cadru didactic 4 rămâne de nominalizat.</w:t>
+      </w:r>
+    </w:p>
+    <w:p>
+      <w:pPr>
+        <w:jc w:val="both"/>
+      </w:pPr>
+      <w:r>
+        <w:rPr>
+          <w:b w:val="0"/>
+          <w:i w:val="0"/>
+        </w:rPr>
+        <w:t xml:space="preserve">R2: </w:t>
       </w:r>
       <w:r>
         <w:rPr>
@@ -3505,14 +3517,14 @@
           <w:i w:val="0"/>
           <w:highlight w:val="yellow"/>
         </w:rPr>
-        <w:t>«12»</w:t>
-      </w:r>
-      <w:r>
-        <w:rPr>
-          <w:b w:val="0"/>
-          <w:i w:val="0"/>
-        </w:rPr>
-        <w:t xml:space="preserve"> din cele 13 poziții prevăzute în cererea de finanțare nominalizate și aprobate; contracte individuale de muncă și dosare de personal întocmite pentru membrii echipei angajați în perioada de raportare.</w:t>
+        <w:t>«4»</w:t>
+      </w:r>
+      <w:r>
+        <w:rPr>
+          <w:b w:val="0"/>
+          <w:i w:val="0"/>
+        </w:rPr>
+        <w:t xml:space="preserve"> întâlniri de management susținute (03.07, 16.07, 13.08 și 18.09.2026).</w:t>
       </w:r>
     </w:p>
     <w:p>
@@ -3524,22 +3536,7 @@
           <w:b w:val="0"/>
           <w:i w:val="0"/>
         </w:rPr>
-        <w:t xml:space="preserve">R2: </w:t>
-      </w:r>
-      <w:r>
-        <w:rPr>
-          <w:b w:val="0"/>
-          <w:i w:val="0"/>
-          <w:highlight w:val="yellow"/>
-        </w:rPr>
-        <w:t>«5»</w:t>
-      </w:r>
-      <w:r>
-        <w:rPr>
-          <w:b w:val="0"/>
-          <w:i w:val="0"/>
-        </w:rPr>
-        <w:t xml:space="preserve"> întâlniri de management susținute (03.07, 16.07, 13.08, 18.09 și 25.09.2026).</w:t>
+        <w:t>R3: 1 management al livrabilelor asigurat – rapoartele de activitate, fișele de pontaj și livrabilele experților pentru lunile iulie, august și septembrie 2026 centralizate, verificate și arhivate.</w:t>
       </w:r>
     </w:p>
     <w:p>
@@ -3551,7 +3548,7 @@
           <w:b w:val="0"/>
           <w:i w:val="0"/>
         </w:rPr>
-        <w:t>R3: management al livrabilelor asigurat – rapoartele de activitate și livrabilele experților pentru lunile iulie, august și septembrie 2026 centralizate și verificate.</w:t>
+        <w:t>R4: 3 planuri realizate (Planul de monitorizare a activităților, rezultatelor și indicatorilor; Planul de raportare lunară; Planul de management al riscurilor) și 4 proceduri realizate (management, arhivare, raportare tehnico-financiară, achiziții).</w:t>
       </w:r>
     </w:p>
     <w:p>
@@ -3563,19 +3560,7 @@
           <w:b w:val="0"/>
           <w:i w:val="0"/>
         </w:rPr>
-        <w:t>R4: 3 planuri realizate (plan de monitorizare a activităților, rezultatelor și indicatorilor; plan de raportare lunară; plan de management al riscurilor) și 4 proceduri realizate (management, arhivare, raportare tehnico-financiară, achiziții).</w:t>
-      </w:r>
-    </w:p>
-    <w:p>
-      <w:pPr>
-        <w:jc w:val="both"/>
-      </w:pPr>
-      <w:r>
-        <w:rPr>
-          <w:b w:val="0"/>
-          <w:i w:val="0"/>
-        </w:rPr>
-        <w:t>R5: Raportul de progres nr. 1 întocmit și transmis; Cererea de rambursare nr. 1 în pregătire.</w:t>
+        <w:t>R5: Raportul de progres nr. 1 întocmit; Cererea de rambursare nr. 1 în pregătire.</w:t>
       </w:r>
     </w:p>
     <w:p>
@@ -3589,7 +3574,480 @@
           <w:color w:val="1E6B2E"/>
           <w:sz w:val="16"/>
         </w:rPr>
-        <w:t>Caractere: 835 / 3.500 (24%) – în limită</w:t>
+        <w:t>Caractere: 842 / 3.500 (24%) – în limită</w:t>
+      </w:r>
+    </w:p>
+    <w:tbl>
+      <w:tblPr>
+        <w:tblW w:type="auto" w:w="0"/>
+        <w:jc w:val="center"/>
+        <w:tblLook w:firstColumn="1" w:firstRow="1" w:lastColumn="0" w:lastRow="0" w:noHBand="0" w:noVBand="1" w:val="04A0"/>
+        <w:tblBorders>
+          <w:top w:val="single" w:sz="4" w:space="0" w:color="C7D6EA"/>
+          <w:left w:val="single" w:sz="4" w:space="0" w:color="C7D6EA"/>
+          <w:bottom w:val="single" w:sz="4" w:space="0" w:color="C7D6EA"/>
+          <w:right w:val="single" w:sz="4" w:space="0" w:color="C7D6EA"/>
+          <w:insideH w:val="single" w:sz="4" w:space="0" w:color="C7D6EA"/>
+          <w:insideV w:val="single" w:sz="4" w:space="0" w:color="C7D6EA"/>
+        </w:tblBorders>
+      </w:tblPr>
+      <w:tblGrid>
+        <w:gridCol w:w="9638"/>
+      </w:tblGrid>
+      <w:tr>
+        <w:tc>
+          <w:tcPr>
+            <w:tcW w:type="dxa" w:w="9638"/>
+            <w:shd w:val="clear" w:color="auto" w:fill="E8EEF7"/>
+          </w:tcPr>
+          <w:p>
+            <w:pPr>
+              <w:spacing w:before="40" w:after="40"/>
+            </w:pPr>
+            <w:r>
+              <w:rPr>
+                <w:b/>
+                <w:i w:val="0"/>
+                <w:color w:val="003D82"/>
+                <w:sz w:val="19"/>
+              </w:rPr>
+              <w:t>SA1.1 – Abateri/riscuri identificate</w:t>
+            </w:r>
+          </w:p>
+        </w:tc>
+      </w:tr>
+    </w:tbl>
+    <w:p>
+      <w:pPr>
+        <w:jc w:val="both"/>
+      </w:pPr>
+      <w:r>
+        <w:rPr>
+          <w:b w:val="0"/>
+          <w:i w:val="0"/>
+        </w:rPr>
+        <w:t>Nu au fost identificate abateri.</w:t>
+      </w:r>
+    </w:p>
+    <w:p>
+      <w:pPr>
+        <w:jc w:val="both"/>
+      </w:pPr>
+      <w:r>
+        <w:rPr>
+          <w:b w:val="0"/>
+          <w:i w:val="0"/>
+        </w:rPr>
+        <w:t>Risc identificat: ritmul recrutării grupului țintă, influențat de numărul mare de proiecte finanțate prin același apel în județul Cluj, de reținerile unor părinți față de încadrarea copiilor într-o categorie vulnerabilă și de dificultățile familiilor în completarea dosarelor. Măsuri: extinderea rețelei de unități de învățământ partenere (acordul cu Liceul Teologic Reformat Cluj-Napoca), sprijin direct acordat familiilor pentru completarea documentelor, prin deplasări repetate ale experților în școli, și monitorizarea săptămânală a stadiului dosarelor în cadrul întâlnirilor de management.</w:t>
+      </w:r>
+    </w:p>
+    <w:p>
+      <w:pPr>
+        <w:spacing w:after="160"/>
+      </w:pPr>
+      <w:r>
+        <w:rPr>
+          <w:b w:val="0"/>
+          <w:i/>
+          <w:color w:val="1E6B2E"/>
+          <w:sz w:val="16"/>
+        </w:rPr>
+        <w:t>Caractere: 627 / 10.500 (6%) – în limită</w:t>
+      </w:r>
+    </w:p>
+    <w:tbl>
+      <w:tblPr>
+        <w:tblW w:type="auto" w:w="0"/>
+        <w:jc w:val="center"/>
+        <w:tblLook w:firstColumn="1" w:firstRow="1" w:lastColumn="0" w:lastRow="0" w:noHBand="0" w:noVBand="1" w:val="04A0"/>
+        <w:tblBorders>
+          <w:top w:val="single" w:sz="4" w:space="0" w:color="C7D6EA"/>
+          <w:left w:val="single" w:sz="4" w:space="0" w:color="C7D6EA"/>
+          <w:bottom w:val="single" w:sz="4" w:space="0" w:color="C7D6EA"/>
+          <w:right w:val="single" w:sz="4" w:space="0" w:color="C7D6EA"/>
+          <w:insideH w:val="single" w:sz="4" w:space="0" w:color="C7D6EA"/>
+          <w:insideV w:val="single" w:sz="4" w:space="0" w:color="C7D6EA"/>
+        </w:tblBorders>
+      </w:tblPr>
+      <w:tblGrid>
+        <w:gridCol w:w="9638"/>
+      </w:tblGrid>
+      <w:tr>
+        <w:tc>
+          <w:tcPr>
+            <w:tcW w:type="dxa" w:w="9638"/>
+            <w:shd w:val="clear" w:color="auto" w:fill="E8EEF7"/>
+          </w:tcPr>
+          <w:p>
+            <w:pPr>
+              <w:spacing w:before="40" w:after="40"/>
+            </w:pPr>
+            <w:r>
+              <w:rPr>
+                <w:b/>
+                <w:i w:val="0"/>
+                <w:color w:val="003D82"/>
+                <w:sz w:val="19"/>
+              </w:rPr>
+              <w:t>SA1.1 – Progres în perioada de raportare</w:t>
+            </w:r>
+          </w:p>
+        </w:tc>
+      </w:tr>
+    </w:tbl>
+    <w:p>
+      <w:pPr>
+        <w:jc w:val="both"/>
+      </w:pPr>
+      <w:r>
+        <w:rPr>
+          <w:b w:val="0"/>
+          <w:i w:val="0"/>
+        </w:rPr>
+        <w:t>În perioada de raportare iulie – septembrie 2026 (L1–L3), activitatea de management a vizat constituirea și organizarea echipei de proiect, elaborarea documentelor de management, coordonarea și monitorizarea subactivităților, gestionarea modificărilor contractuale, comunicarea cu OIR PECU Regiunea Nord-Vest și cu unitățile de învățământ partenere, verificarea documentelor justificative și pregătirea raportării tehnice și financiare.</w:t>
+      </w:r>
+    </w:p>
+    <w:p>
+      <w:pPr>
+        <w:jc w:val="both"/>
+      </w:pPr>
+      <w:r>
+        <w:rPr>
+          <w:b w:val="0"/>
+          <w:i w:val="0"/>
+        </w:rPr>
+        <w:t xml:space="preserve">Constituirea echipei de proiect. Începând cu 01.07.2026 au fost încheiate contractele individuale de muncă și au fost întocmite dosarele de personal (contract, decizie de angajare, fișa postului, CV și documente justificative, declarații privind evitarea conflictului de interese, prelucrarea datelor cu caracter personal, norma de bază și timpul de lucru, avizul de medicina muncii, minuta de informare) pentru Managerul de proiect, Asistentul manager, Responsabilul financiar, Expertul GT 1 și Expertul GT 2. Echipa de implementare a activității A5 a fost completată etapizat, în corelare cu începerea activităților cu grupul țintă în luna septembrie 2026: Expertul comunicare, Consilierul psihologic și Cadrul didactic 1 începând cu 31.08.2026, Facilitatorul comunitar 2 și Cadrul didactic 2 începând cu 04.09.2026, Cadrul didactic 3 începând cu 17.09.2026, </w:t>
+      </w:r>
+      <w:r>
+        <w:rPr>
+          <w:b w:val="0"/>
+          <w:i w:val="0"/>
+          <w:highlight w:val="yellow"/>
+        </w:rPr>
+        <w:t>«iar Facilitatorul comunitar 1 începând cu …»</w:t>
+      </w:r>
+      <w:r>
+        <w:rPr>
+          <w:b w:val="0"/>
+          <w:i w:val="0"/>
+        </w:rPr>
+        <w:t>. Pozițiile nenominalizate la contractare sau devenite vacante au fost ocupate prin Notificările nr. 1–4, toate aprobate de OIR PECU Regiunea Nord-Vest. Poziția de Cadru didactic 4 nu a fost ocupată în perioada de raportare, nominalizarea urmând să fie solicitată prin notificare în perioada următoare, fără impact asupra programelor remediale, care au început cu cele trei cadre didactice disponibile.</w:t>
+      </w:r>
+    </w:p>
+    <w:p>
+      <w:pPr>
+        <w:jc w:val="both"/>
+      </w:pPr>
+      <w:r>
+        <w:rPr>
+          <w:b w:val="0"/>
+          <w:i w:val="0"/>
+        </w:rPr>
+        <w:t xml:space="preserve">Întâlnirile de management. În perioada de raportare au fost organizate </w:t>
+      </w:r>
+      <w:r>
+        <w:rPr>
+          <w:b w:val="0"/>
+          <w:i w:val="0"/>
+          <w:highlight w:val="yellow"/>
+        </w:rPr>
+        <w:t>«4»</w:t>
+      </w:r>
+      <w:r>
+        <w:rPr>
+          <w:b w:val="0"/>
+          <w:i w:val="0"/>
+        </w:rPr>
+        <w:t xml:space="preserve"> întâlniri de lucru ale echipei de proiect, </w:t>
+      </w:r>
+      <w:r>
+        <w:rPr>
+          <w:b w:val="0"/>
+          <w:i w:val="0"/>
+          <w:highlight w:val="yellow"/>
+        </w:rPr>
+        <w:t>«2»</w:t>
+      </w:r>
+      <w:r>
+        <w:rPr>
+          <w:b w:val="0"/>
+          <w:i w:val="0"/>
+        </w:rPr>
+        <w:t xml:space="preserve"> fizice, la sediul beneficiarului din Gilău, și </w:t>
+      </w:r>
+      <w:r>
+        <w:rPr>
+          <w:b w:val="0"/>
+          <w:i w:val="0"/>
+          <w:highlight w:val="yellow"/>
+        </w:rPr>
+        <w:t>«2»</w:t>
+      </w:r>
+      <w:r>
+        <w:rPr>
+          <w:b w:val="0"/>
+          <w:i w:val="0"/>
+        </w:rPr>
+        <w:t xml:space="preserve"> online, prin platforma Zoom:</w:t>
+      </w:r>
+    </w:p>
+    <w:p>
+      <w:pPr>
+        <w:pStyle w:val="ListBullet"/>
+        <w:spacing w:after="20"/>
+      </w:pPr>
+      <w:r>
+        <w:rPr>
+          <w:b w:val="0"/>
+          <w:i w:val="0"/>
+        </w:rPr>
+        <w:t>03.07.2026 (fizic, 2 ore) – întâlnirea de lansare: stabilirea documentelor și instrumentelor de lucru (agende, minute, registrul de intrări-ieșiri), operaționalizarea platformei interne a proiectului și verificarea documentelor din MySMIS2021, pregătirea identificării și recrutării grupului țintă în colaborare cu școlile, planificarea achizițiilor (închiriere autoturism, echipamente IT) și a materialelor de informare pentru școli; s-a stabilit organizarea a două ședințe pe lună, una fizică și una online;</w:t>
+      </w:r>
+    </w:p>
+    <w:p>
+      <w:pPr>
+        <w:pStyle w:val="ListBullet"/>
+        <w:spacing w:after="20"/>
+      </w:pPr>
+      <w:r>
+        <w:rPr>
+          <w:b w:val="0"/>
+          <w:i w:val="0"/>
+        </w:rPr>
+        <w:t>16.07.2026 (online, 45 de minute) – analiza metodologiei de selecție a grupului țintă, cu delimitarea condițiilor pentru acțiunile 8.f.1, 8.f.2 și 8.f.3, și a metodologiei de acordare a sprijinului financiar (documente justificative, circuitul dosarelor, calendar); analiza situației burselor sociale din școlile partenere și propunerea înlocuirii subvenției echivalente bursei sociale cu masa caldă pentru elevii din programele remediale, concretizată ulterior prin Actul adițional nr. 1; identificarea persoanei pentru poziția de Consilier psihologic;</w:t>
+      </w:r>
+    </w:p>
+    <w:p>
+      <w:pPr>
+        <w:pStyle w:val="ListBullet"/>
+        <w:spacing w:after="20"/>
+      </w:pPr>
+      <w:r>
+        <w:rPr>
+          <w:b w:val="0"/>
+          <w:i w:val="0"/>
+        </w:rPr>
+        <w:t>13.08.2026 (fizic, 1,5 ore) – integrarea Consilierului psihologic în echipă, stadiul recrutării grupului țintă, pregătirea programelor remediale și corelarea cadrelor didactice cu disciplinele și nevoile elevilor, documentele justificative pentru activitățile cu grupul țintă (liste de prezență, fotografii, minute lunare) și planificarea lunară pentru septembrie (Anexa 12);</w:t>
+      </w:r>
+    </w:p>
+    <w:p>
+      <w:pPr>
+        <w:pStyle w:val="ListBullet"/>
+        <w:spacing w:after="20"/>
+      </w:pPr>
+      <w:r>
+        <w:rPr>
+          <w:b w:val="0"/>
+          <w:i w:val="0"/>
+        </w:rPr>
+        <w:t>18.09.2026 (online, 30 de minute) – dificultățile întâmpinate în teren (absențe, orar școlar provizoriu), stadiul înscrierii grupului țintă și reținerile unor părinți față de încadrarea copiilor într-o categorie vulnerabilă, contextul recrutării în județul Cluj și programarea întâlnirilor de management în intervalul orar convenabil cadrelor didactice.</w:t>
+      </w:r>
+    </w:p>
+    <w:p>
+      <w:pPr>
+        <w:jc w:val="both"/>
+      </w:pPr>
+      <w:r>
+        <w:rPr>
+          <w:b w:val="0"/>
+          <w:i w:val="0"/>
+        </w:rPr>
+        <w:t>Întâlnirile au fost documentate prin agende, minute semnate de participanți și liste de prezență, iar pentru întâlnirile online prin capturi de ecran. Experții din echipa de implementare a A5 au participat la întâlnirile din iulie și august înainte de începerea efectivă a activității lor, pentru familiarizarea cu obiectivele, responsabilitățile și calendarul proiectului.</w:t>
+      </w:r>
+    </w:p>
+    <w:p>
+      <w:pPr>
+        <w:jc w:val="both"/>
+      </w:pPr>
+      <w:r>
+        <w:rPr>
+          <w:b w:val="0"/>
+          <w:i w:val="0"/>
+        </w:rPr>
+        <w:t xml:space="preserve">Documentele de management. Conform cererii de finanțare, până la finalul lunii a 3-a de implementare au fost elaborate cele 3 planuri – Planul de monitorizare a activităților, rezultatelor și indicatorilor (UNIC-PL-01), Planul de raportare lunară (UNIC-PL-02) și Planul de management al riscurilor (UNIC-PL-03, cu 32 de riscuri identificate și măsurile de prevenire și atenuare aferente) – și cele 4 proceduri: Procedura de management (UNIC-PO-01), Procedura de arhivare (UNIC-PO-02), Procedura de raportare tehnico-financiară (UNIC-PO-03) și Procedura de achiziții (UNIC-PO-04). Documentele au fost elaborate în versiunea 1 la începutul implementării, revizuite în versiunea 2 în luna septembrie 2026, după constituirea primelor dosare de grup țintă și după verificarea internă a conformității, avizate de Managerul de proiect și </w:t>
+      </w:r>
+      <w:r>
+        <w:rPr>
+          <w:b w:val="0"/>
+          <w:i w:val="0"/>
+          <w:highlight w:val="yellow"/>
+        </w:rPr>
+        <w:t>«aprobate de reprezentantul legal la data de …»</w:t>
+      </w:r>
+      <w:r>
+        <w:rPr>
+          <w:b w:val="0"/>
+          <w:i w:val="0"/>
+        </w:rPr>
+        <w:t xml:space="preserve">, fiind asumate de echipa de management. </w:t>
+      </w:r>
+      <w:r>
+        <w:rPr>
+          <w:b w:val="0"/>
+          <w:i w:val="0"/>
+          <w:highlight w:val="yellow"/>
+        </w:rPr>
+        <w:t>«Regulamentul intern a fost actualizat cu prevederile privind principiile orizontale, iar Codul de etică al proiectului a fost asumat de experți la data de ….»</w:t>
+      </w:r>
+    </w:p>
+    <w:p>
+      <w:pPr>
+        <w:jc w:val="both"/>
+      </w:pPr>
+      <w:r>
+        <w:rPr>
+          <w:b w:val="0"/>
+          <w:i w:val="0"/>
+        </w:rPr>
+        <w:t>Monitorizare și planificare. Planificarea lunară a activităților (Anexa 12 la Manualul beneficiarului) a fost transmisă către OIR pentru fiecare lună: iulie (nr. 2026063005/30.06.2026), august (nr. 2026072303/23.07.2026), septembrie (actualizată pe măsura programării activităților din A5, ultima versiune nr. 2026092301/23.09.2026) și octombrie (nr. 2026092503/25.09.2026). Managerul de proiect a urmărit lunar stadiul activităților, rezultatelor și indicatorilor și a verificat fișele de pontaj, rapoartele de activitate și livrabilele experților, dosarele grupului țintă, dosarele de achiziție și documentele de recepție, asigurând corelarea între planificare, documentele justificative și raportare.</w:t>
+      </w:r>
+    </w:p>
+    <w:p>
+      <w:pPr>
+        <w:jc w:val="both"/>
+      </w:pPr>
+      <w:r>
+        <w:rPr>
+          <w:b w:val="0"/>
+          <w:i w:val="0"/>
+        </w:rPr>
+        <w:t>Modificările contractuale. Au fost pregătite și transmise, inclusiv cu răspunsurile la solicitările de clarificări, Notificările nr. 1 (21.07.2026), nr. 2 (11.08.2026), nr. 3 (03.09.2026) și nr. 4 (15.09.2026), precum și solicitarea de Act adițional nr. 1 (24.07.2026, semnat la 04.08.2026), detaliate în secțiunea 2 a raportului.</w:t>
+      </w:r>
+    </w:p>
+    <w:p>
+      <w:pPr>
+        <w:jc w:val="both"/>
+      </w:pPr>
+      <w:r>
+        <w:rPr>
+          <w:b w:val="0"/>
+          <w:i w:val="0"/>
+        </w:rPr>
+        <w:t>Raportarea tehnică și financiară. În ceea ce privește raportarea tehnică și financiară, au fost realizate următoarele demersuri:</w:t>
+      </w:r>
+    </w:p>
+    <w:p>
+      <w:pPr>
+        <w:pStyle w:val="ListBullet"/>
+        <w:spacing w:after="20"/>
+      </w:pPr>
+      <w:r>
+        <w:rPr>
+          <w:b w:val="0"/>
+          <w:i w:val="0"/>
+        </w:rPr>
+        <w:t>în data de 19.06.2026 a fost transmisă Cererea de prefinanțare nr. 1, în valoare de 700.000,00 lei, autorizată în data de 10.08.2026; sumele au fost gestionate prin contul dedicat de prefinanțare;</w:t>
+      </w:r>
+    </w:p>
+    <w:p>
+      <w:pPr>
+        <w:pStyle w:val="ListBullet"/>
+        <w:spacing w:after="20"/>
+      </w:pPr>
+      <w:r>
+        <w:rPr>
+          <w:b w:val="0"/>
+          <w:i w:val="0"/>
+          <w:highlight w:val="yellow"/>
+        </w:rPr>
+        <w:t>«lunar, până la data de 20, a fost transmis Formularul nr. 11 – Notificare privind reconcilierea contabilă (…/…, …/…, …/…)»</w:t>
+      </w:r>
+      <w:r>
+        <w:rPr>
+          <w:b w:val="0"/>
+          <w:i w:val="0"/>
+        </w:rPr>
+        <w:t>;</w:t>
+      </w:r>
+    </w:p>
+    <w:p>
+      <w:pPr>
+        <w:pStyle w:val="ListBullet"/>
+        <w:spacing w:after="20"/>
+      </w:pPr>
+      <w:r>
+        <w:rPr>
+          <w:b w:val="0"/>
+          <w:i w:val="0"/>
+        </w:rPr>
+        <w:t xml:space="preserve">a fost întocmit prezentul Raport de progres nr. 1 și a început centralizarea documentelor justificative pentru Cererea de rambursare nr. 1 (salarii, deplasări, închiriere autoturism, echipamente IT), planificată pentru </w:t>
+      </w:r>
+      <w:r>
+        <w:rPr>
+          <w:b w:val="0"/>
+          <w:i w:val="0"/>
+          <w:highlight w:val="yellow"/>
+        </w:rPr>
+        <w:t>«23.10.2026»</w:t>
+      </w:r>
+      <w:r>
+        <w:rPr>
+          <w:b w:val="0"/>
+          <w:i w:val="0"/>
+        </w:rPr>
+        <w:t>.</w:t>
+      </w:r>
+    </w:p>
+    <w:p>
+      <w:pPr>
+        <w:jc w:val="both"/>
+      </w:pPr>
+      <w:r>
+        <w:rPr>
+          <w:b w:val="0"/>
+          <w:i w:val="0"/>
+        </w:rPr>
+        <w:t>Coordonarea achizițiilor. Managerul de proiect a verificat planul anual al achizițiilor, documentele de necesitate și dosarele procedurilor derulate în perioada de raportare (închiriere autoturism, servicii de formare, echipamente IT), inclusiv încetarea și reluarea achiziției de echipamente IT, detaliate în SA2.1.</w:t>
+      </w:r>
+    </w:p>
+    <w:p>
+      <w:pPr>
+        <w:jc w:val="both"/>
+      </w:pPr>
+      <w:r>
+        <w:rPr>
+          <w:b w:val="0"/>
+          <w:i w:val="0"/>
+        </w:rPr>
+        <w:t>Comunicarea cu unitățile de învățământ partenere. Colaborarea cu Colegiul Tehnic Turda și Liceul Tehnologic „Vlădeasa” Huedin a fost asigurată prin întâlnirile de informare din iulie și prin contactul permanent al Experților GT cu diriginții și conducerile școlilor; în septembrie 2026, rețeaua de parteneri asociați a fost extinsă prin acordul de colaborare încheiat la 09.09.2026 cu Liceul Teologic Reformat Cluj-Napoca, iar la 28.09.2026 proiectul a fost prezentat Liceului Tehnologic Energetic Cluj-Napoca, în vederea unei posibile colaborări.</w:t>
+      </w:r>
+    </w:p>
+    <w:p>
+      <w:pPr>
+        <w:jc w:val="both"/>
+      </w:pPr>
+      <w:r>
+        <w:rPr>
+          <w:b w:val="0"/>
+          <w:i w:val="0"/>
+        </w:rPr>
+        <w:t>Arhivarea și protecția datelor. Documentele proiectului au fost arhivate fizic la sediul beneficiarului și electronic, conform Procedurii de arhivare, pe foldere distincte pentru fiecare subactivitate, expert și lună, iar corespondența a fost evidențiată în registrul de intrări-ieșiri. Asistentul manager, în calitate de responsabil cu protecția datelor, a urmărit aplicarea măsurilor de protecție a datelor cu caracter personal în dosarele grupului țintă și în documentele activităților.</w:t>
+      </w:r>
+    </w:p>
+    <w:p>
+      <w:pPr>
+        <w:jc w:val="both"/>
+      </w:pPr>
+      <w:r>
+        <w:rPr>
+          <w:b w:val="0"/>
+          <w:i w:val="0"/>
+        </w:rPr>
+        <w:t>Activitatea echipei de management este documentată prin fișele individuale de pontaj, agendele, minutele și listele de prezență ale întâlnirilor de management, planificările lunare transmise, documentele de management elaborate, notificările și actul adițional, documentele cererii de prefinanțare și corespondența cu OIR.</w:t>
+      </w:r>
+    </w:p>
+    <w:p>
+      <w:pPr>
+        <w:spacing w:after="160"/>
+      </w:pPr>
+      <w:r>
+        <w:rPr>
+          <w:b w:val="0"/>
+          <w:i/>
+          <w:color w:val="1E6B2E"/>
+          <w:sz w:val="16"/>
+        </w:rPr>
+        <w:t>Caractere: 8.605 / 10.500 (82%) – în limită</w:t>
       </w:r>
     </w:p>
     <w:tbl>
@@ -3635,7 +4093,7 @@
                 <w:color w:val="9B1C1C"/>
                 <w:sz w:val="18"/>
               </w:rPr>
-              <w:t>R2 = 5 numai dacă se încarcă minutele din 18.09 și 25.09; altfel 3. R1: verificați numărul de poziții ocupate efectiv (FC1 Sotnic fără documente; Cadru didactic 4 vacant).</w:t>
+              <w:t>Ședința din 25.09.2026: minuta găsită în Drive este a proiectului PIDS („întâlnire de lucru fizic centre”); pentru UNIC există doar 03.07, 16.07, 13.08 și 18.09. Dacă a existat o ședință UNIC pe 25.09, se adaugă minuta și se trece R2 = 5. Lipsesc din Drive: data aprobării procedurilor/planurilor, Codul de etică/ROI actualizat, Formularele 11 (reconciliere), data începerii activității Facilitatorului comunitar 1.</w:t>
             </w:r>
           </w:p>
         </w:tc>
@@ -3645,412 +4103,6 @@
       <w:pPr>
         <w:spacing w:after="0"/>
       </w:pPr>
-    </w:p>
-    <w:tbl>
-      <w:tblPr>
-        <w:tblW w:type="auto" w:w="0"/>
-        <w:jc w:val="center"/>
-        <w:tblLook w:firstColumn="1" w:firstRow="1" w:lastColumn="0" w:lastRow="0" w:noHBand="0" w:noVBand="1" w:val="04A0"/>
-        <w:tblBorders>
-          <w:top w:val="single" w:sz="4" w:space="0" w:color="C7D6EA"/>
-          <w:left w:val="single" w:sz="4" w:space="0" w:color="C7D6EA"/>
-          <w:bottom w:val="single" w:sz="4" w:space="0" w:color="C7D6EA"/>
-          <w:right w:val="single" w:sz="4" w:space="0" w:color="C7D6EA"/>
-          <w:insideH w:val="single" w:sz="4" w:space="0" w:color="C7D6EA"/>
-          <w:insideV w:val="single" w:sz="4" w:space="0" w:color="C7D6EA"/>
-        </w:tblBorders>
-      </w:tblPr>
-      <w:tblGrid>
-        <w:gridCol w:w="9638"/>
-      </w:tblGrid>
-      <w:tr>
-        <w:tc>
-          <w:tcPr>
-            <w:tcW w:type="dxa" w:w="9638"/>
-            <w:shd w:val="clear" w:color="auto" w:fill="E8EEF7"/>
-          </w:tcPr>
-          <w:p>
-            <w:pPr>
-              <w:spacing w:before="40" w:after="40"/>
-            </w:pPr>
-            <w:r>
-              <w:rPr>
-                <w:b/>
-                <w:i w:val="0"/>
-                <w:color w:val="003D82"/>
-                <w:sz w:val="19"/>
-              </w:rPr>
-              <w:t>SA1.1 – Abateri/riscuri identificate</w:t>
-            </w:r>
-          </w:p>
-        </w:tc>
-      </w:tr>
-    </w:tbl>
-    <w:p>
-      <w:pPr>
-        <w:jc w:val="both"/>
-      </w:pPr>
-      <w:r>
-        <w:rPr>
-          <w:b w:val="0"/>
-          <w:i w:val="0"/>
-        </w:rPr>
-        <w:t>Nu au fost identificate abateri.</w:t>
-      </w:r>
-    </w:p>
-    <w:p>
-      <w:pPr>
-        <w:spacing w:after="160"/>
-      </w:pPr>
-      <w:r>
-        <w:rPr>
-          <w:b w:val="0"/>
-          <w:i/>
-          <w:color w:val="1E6B2E"/>
-          <w:sz w:val="16"/>
-        </w:rPr>
-        <w:t>Caractere: 32 / 10.500 (0%) – în limită</w:t>
-      </w:r>
-    </w:p>
-    <w:tbl>
-      <w:tblPr>
-        <w:tblW w:type="auto" w:w="0"/>
-        <w:jc w:val="center"/>
-        <w:tblLook w:firstColumn="1" w:firstRow="1" w:lastColumn="0" w:lastRow="0" w:noHBand="0" w:noVBand="1" w:val="04A0"/>
-        <w:tblBorders>
-          <w:top w:val="single" w:sz="4" w:space="0" w:color="C7D6EA"/>
-          <w:left w:val="single" w:sz="4" w:space="0" w:color="C7D6EA"/>
-          <w:bottom w:val="single" w:sz="4" w:space="0" w:color="C7D6EA"/>
-          <w:right w:val="single" w:sz="4" w:space="0" w:color="C7D6EA"/>
-          <w:insideH w:val="single" w:sz="4" w:space="0" w:color="C7D6EA"/>
-          <w:insideV w:val="single" w:sz="4" w:space="0" w:color="C7D6EA"/>
-        </w:tblBorders>
-      </w:tblPr>
-      <w:tblGrid>
-        <w:gridCol w:w="9638"/>
-      </w:tblGrid>
-      <w:tr>
-        <w:tc>
-          <w:tcPr>
-            <w:tcW w:type="dxa" w:w="9638"/>
-            <w:shd w:val="clear" w:color="auto" w:fill="E8EEF7"/>
-          </w:tcPr>
-          <w:p>
-            <w:pPr>
-              <w:spacing w:before="40" w:after="40"/>
-            </w:pPr>
-            <w:r>
-              <w:rPr>
-                <w:b/>
-                <w:i w:val="0"/>
-                <w:color w:val="003D82"/>
-                <w:sz w:val="19"/>
-              </w:rPr>
-              <w:t>SA1.1 – Progres în perioada de raportare</w:t>
-            </w:r>
-          </w:p>
-        </w:tc>
-      </w:tr>
-    </w:tbl>
-    <w:p>
-      <w:pPr>
-        <w:jc w:val="both"/>
-      </w:pPr>
-      <w:r>
-        <w:rPr>
-          <w:b w:val="0"/>
-          <w:i w:val="0"/>
-        </w:rPr>
-        <w:t>În perioada de raportare iulie – septembrie 2026 (L1–L3), SA1.1 a vizat constituirea și organizarea echipei de proiect, elaborarea documentelor de management, coordonarea și monitorizarea activităților, comunicarea cu OIR PECU Nord-Vest, gestionarea modificărilor contractuale și pregătirea raportării tehnice și financiare.</w:t>
-      </w:r>
-    </w:p>
-    <w:p>
-      <w:pPr>
-        <w:jc w:val="both"/>
-      </w:pPr>
-      <w:r>
-        <w:rPr>
-          <w:b w:val="0"/>
-          <w:i w:val="0"/>
-        </w:rPr>
-        <w:t xml:space="preserve">Constituirea echipei de proiect. În luna iulie 2026 au fost încheiate contractele individuale de muncă și au fost întocmite dosarele de personal (contract, decizie de angajare, fișa postului, CV și documente justificative, declarații privind evitarea conflictului de interese, prelucrarea datelor cu caracter personal, norma de bază și timpul de lucru, avizul de medicina muncii, minuta de informare) pentru Managerul de proiect, Asistentul manager, Responsabilul financiar și cei doi Experți grup țintă, care și-au început activitatea la 01.07.2026. Echipa de implementare a A5 a fost completată etapizat, în corelare cu debutul activităților cu grupul țintă din septembrie 2026: Expertul comunicare, Consilierul psihologic și Cadrul didactic 1 au fost angajați începând cu 31.08.2026, Facilitatorul comunitar 2 și Cadrul didactic 2 începând cu </w:t>
-      </w:r>
-      <w:r>
-        <w:rPr>
-          <w:b w:val="0"/>
-          <w:i w:val="0"/>
-          <w:highlight w:val="yellow"/>
-        </w:rPr>
-        <w:t>«04.09.2026»</w:t>
-      </w:r>
-      <w:r>
-        <w:rPr>
-          <w:b w:val="0"/>
-          <w:i w:val="0"/>
-        </w:rPr>
-        <w:t>, iar Cadrul didactic 3 începând cu 17.09.2026. Pozițiile nenominalizate la contractare sau devenite vacante au fost ocupate prin Notificările nr. 1–4. Poziția de Cadru didactic 4 nu a fost ocupată în perioada de raportare; nominalizarea va face obiectul unei notificări în perioada următoare.</w:t>
-      </w:r>
-    </w:p>
-    <w:p>
-      <w:pPr>
-        <w:jc w:val="both"/>
-      </w:pPr>
-      <w:r>
-        <w:rPr>
-          <w:b w:val="0"/>
-          <w:i w:val="0"/>
-        </w:rPr>
-        <w:t xml:space="preserve">Întâlniri de management. Au fost organizate </w:t>
-      </w:r>
-      <w:r>
-        <w:rPr>
-          <w:b w:val="0"/>
-          <w:i w:val="0"/>
-          <w:highlight w:val="yellow"/>
-        </w:rPr>
-        <w:t>«5»</w:t>
-      </w:r>
-      <w:r>
-        <w:rPr>
-          <w:b w:val="0"/>
-          <w:i w:val="0"/>
-        </w:rPr>
-        <w:t xml:space="preserve"> întâlniri de lucru ale echipei:</w:t>
-      </w:r>
-    </w:p>
-    <w:p>
-      <w:pPr>
-        <w:pStyle w:val="ListBullet"/>
-        <w:spacing w:after="20"/>
-      </w:pPr>
-      <w:r>
-        <w:rPr>
-          <w:b w:val="0"/>
-          <w:i w:val="0"/>
-        </w:rPr>
-        <w:t>03.07.2026 (fizic, la sediul beneficiarului din Gilău) – întâlnirea de lansare: fluxul documentelor, registrul de intrări-ieșiri, verificarea documentelor în MySMIS2021, pregătirea recrutării grupului țintă și a materialelor de informare pentru școli, pregătirea achizițiilor de închiriere autoturism și de echipamente IT;</w:t>
-      </w:r>
-    </w:p>
-    <w:p>
-      <w:pPr>
-        <w:pStyle w:val="ListBullet"/>
-        <w:spacing w:after="20"/>
-      </w:pPr>
-      <w:r>
-        <w:rPr>
-          <w:b w:val="0"/>
-          <w:i w:val="0"/>
-        </w:rPr>
-        <w:t>16.07.2026 (online) – analiza metodologiei de selecție a grupului țintă și a metodologiei de acordare a sprijinului financiar, stadiul recrutării în școlile partenere și nevoia de masă caldă pentru elevii participanți la programele remediale;</w:t>
-      </w:r>
-    </w:p>
-    <w:p>
-      <w:pPr>
-        <w:pStyle w:val="ListBullet"/>
-        <w:spacing w:after="20"/>
-      </w:pPr>
-      <w:r>
-        <w:rPr>
-          <w:b w:val="0"/>
-          <w:i w:val="0"/>
-        </w:rPr>
-        <w:t>13.08.2026 (fizic) – integrarea Consilierului psihologic în echipă, stadiul recrutării, pregătirea activităților remediale și a formării cadrelor didactice, planificarea lunară pentru septembrie și standardizarea documentelor justificative;</w:t>
-      </w:r>
-    </w:p>
-    <w:p>
-      <w:pPr>
-        <w:pStyle w:val="ListBullet"/>
-        <w:spacing w:after="20"/>
-      </w:pPr>
-      <w:r>
-        <w:rPr>
-          <w:b w:val="0"/>
-          <w:i w:val="0"/>
-        </w:rPr>
-        <w:t>18.09.2026 (online) și 25.09.2026 (fizic) – monitorizarea debutului activităților cu grupul țintă din A5, stadiul dosarelor de grup țintă și al înregistrării participanților, planificarea activităților pentru octombrie.</w:t>
-      </w:r>
-    </w:p>
-    <w:p>
-      <w:pPr>
-        <w:jc w:val="both"/>
-      </w:pPr>
-      <w:r>
-        <w:rPr>
-          <w:b w:val="0"/>
-          <w:i w:val="0"/>
-        </w:rPr>
-        <w:t>Întâlnirile au fost documentate prin agende, minute și liste de prezență, iar pentru întâlnirile online prin capturi de ecran.</w:t>
-      </w:r>
-    </w:p>
-    <w:p>
-      <w:pPr>
-        <w:jc w:val="both"/>
-      </w:pPr>
-      <w:r>
-        <w:rPr>
-          <w:b w:val="0"/>
-          <w:i w:val="0"/>
-        </w:rPr>
-        <w:t xml:space="preserve">Documente de management. Conform cererii de finanțare, până la finalul lunii a 3-a de implementare au fost elaborate cele 3 planuri – Planul de monitorizare a activităților, rezultatelor și indicatorilor (UNIC-PL-01), Planul de raportare lunară (UNIC-PL-02) și Planul de management al riscurilor (UNIC-PL-03), care identifică 32 de riscuri și măsurile de prevenire și atenuare – și cele 4 proceduri: Procedura de management (UNIC-PO-01), Procedura de arhivare (UNIC-PO-02), Procedura de raportare tehnico-financiară (UNIC-PO-03) și Procedura de achiziții (UNIC-PO-04). Documentele au fost avizate de Managerul de proiect, aprobate de reprezentantul legal </w:t>
-      </w:r>
-      <w:r>
-        <w:rPr>
-          <w:b w:val="0"/>
-          <w:i w:val="0"/>
-          <w:highlight w:val="yellow"/>
-        </w:rPr>
-        <w:t>«la data de …»</w:t>
-      </w:r>
-      <w:r>
-        <w:rPr>
-          <w:b w:val="0"/>
-          <w:i w:val="0"/>
-        </w:rPr>
-        <w:t xml:space="preserve"> și asumate de echipa de management.</w:t>
-      </w:r>
-    </w:p>
-    <w:p>
-      <w:pPr>
-        <w:jc w:val="both"/>
-      </w:pPr>
-      <w:r>
-        <w:rPr>
-          <w:b w:val="0"/>
-          <w:i w:val="0"/>
-        </w:rPr>
-        <w:t>Monitorizare și planificare. Lunar a fost transmisă către OIR planificarea activităților (Anexa 12 la Manualul beneficiarului): pentru iulie (nr. 2026063005/30.06.2026), august (nr. 2026072303/23.07.2026), septembrie (actualizată pe măsura programării activităților, ultima versiune nr. 2026092301/23.09.2026) și octombrie (nr. 2026092503/25.09.2026). Managerul de proiect a urmărit lunar stadiul activităților, al rezultatelor și al indicatorilor și a verificat fișele de pontaj, rapoartele de activitate și livrabilele experților, documentele privind grupul țintă și dosarele de achiziție.</w:t>
-      </w:r>
-    </w:p>
-    <w:p>
-      <w:pPr>
-        <w:jc w:val="both"/>
-      </w:pPr>
-      <w:r>
-        <w:rPr>
-          <w:b w:val="0"/>
-          <w:i w:val="0"/>
-        </w:rPr>
-        <w:t>Modificări contractuale. Au fost pregătite și transmise Notificările nr. 1 (21.07.2026), nr. 2 (11.08.2026), nr. 3 (03.09.2026) și nr. 4 (15.09.2026), toate aprobate de OIR PECU Nord-Vest, precum și solicitarea de Act adițional nr. 1 (24.07.2026, semnat la 03–04.08.2026), inclusiv răspunsurile la solicitările de clarificări, detaliate în secțiunea 2 a raportului.</w:t>
-      </w:r>
-    </w:p>
-    <w:p>
-      <w:pPr>
-        <w:jc w:val="both"/>
-      </w:pPr>
-      <w:r>
-        <w:rPr>
-          <w:b w:val="0"/>
-          <w:i w:val="0"/>
-        </w:rPr>
-        <w:t>Raportare tehnică și financiară:</w:t>
-      </w:r>
-    </w:p>
-    <w:p>
-      <w:pPr>
-        <w:pStyle w:val="ListBullet"/>
-        <w:spacing w:after="20"/>
-      </w:pPr>
-      <w:r>
-        <w:rPr>
-          <w:b w:val="0"/>
-          <w:i w:val="0"/>
-        </w:rPr>
-        <w:t>în data de 10.08.2026 a fost autorizată Cererea de prefinanțare nr. 1, în valoare de 700.000,00 lei, transmisă la 19.06.2026;</w:t>
-      </w:r>
-    </w:p>
-    <w:p>
-      <w:pPr>
-        <w:pStyle w:val="ListBullet"/>
-        <w:spacing w:after="20"/>
-      </w:pPr>
-      <w:r>
-        <w:rPr>
-          <w:b w:val="0"/>
-          <w:i w:val="0"/>
-        </w:rPr>
-        <w:t xml:space="preserve">lunar, până la data de 20, a fost transmis Formularul nr. 11 – Notificare privind reconcilierea contabilă </w:t>
-      </w:r>
-      <w:r>
-        <w:rPr>
-          <w:b w:val="0"/>
-          <w:i w:val="0"/>
-          <w:highlight w:val="yellow"/>
-        </w:rPr>
-        <w:t>«(de confirmat)»</w:t>
-      </w:r>
-      <w:r>
-        <w:rPr>
-          <w:b w:val="0"/>
-          <w:i w:val="0"/>
-        </w:rPr>
-        <w:t>;</w:t>
-      </w:r>
-    </w:p>
-    <w:p>
-      <w:pPr>
-        <w:pStyle w:val="ListBullet"/>
-        <w:spacing w:after="20"/>
-      </w:pPr>
-      <w:r>
-        <w:rPr>
-          <w:b w:val="0"/>
-          <w:i w:val="0"/>
-        </w:rPr>
-        <w:t xml:space="preserve">a fost întocmit prezentul Raport de progres nr. 1 și a început centralizarea documentelor justificative pentru Cererea de rambursare nr. 1, planificată pentru </w:t>
-      </w:r>
-      <w:r>
-        <w:rPr>
-          <w:b w:val="0"/>
-          <w:i w:val="0"/>
-          <w:highlight w:val="yellow"/>
-        </w:rPr>
-        <w:t>«23.10.2026»</w:t>
-      </w:r>
-      <w:r>
-        <w:rPr>
-          <w:b w:val="0"/>
-          <w:i w:val="0"/>
-        </w:rPr>
-        <w:t>.</w:t>
-      </w:r>
-    </w:p>
-    <w:p>
-      <w:pPr>
-        <w:jc w:val="both"/>
-      </w:pPr>
-      <w:r>
-        <w:rPr>
-          <w:b w:val="0"/>
-          <w:i w:val="0"/>
-        </w:rPr>
-        <w:t>Arhivare și protecția datelor. Documentele proiectului au fost arhivate în format fizic la sediul beneficiarului și în format electronic, conform Procedurii de arhivare, pe foldere distincte pentru fiecare subactivitate și lună. Asistentul manager, în calitate de responsabil cu protecția datelor, a urmărit aplicarea măsurilor de protecție a datelor cu caracter personal pentru dosarele grupului țintă.</w:t>
-      </w:r>
-    </w:p>
-    <w:p>
-      <w:pPr>
-        <w:jc w:val="both"/>
-      </w:pPr>
-      <w:r>
-        <w:rPr>
-          <w:b w:val="0"/>
-          <w:i w:val="0"/>
-        </w:rPr>
-        <w:t>Activitatea echipei de management este documentată prin fișele individuale de pontaj, minutele și listele de prezență ale întâlnirilor de lucru, planificările lunare transmise, documentele de management elaborate și corespondența cu OIR.</w:t>
-      </w:r>
-    </w:p>
-    <w:p>
-      <w:pPr>
-        <w:spacing w:after="160"/>
-      </w:pPr>
-      <w:r>
-        <w:rPr>
-          <w:b w:val="0"/>
-          <w:i/>
-          <w:color w:val="1E6B2E"/>
-          <w:sz w:val="16"/>
-        </w:rPr>
-        <w:t>Caractere: 5.486 / 10.500 (52%) – în limită</w:t>
-      </w:r>
     </w:p>
     <w:p>
       <w:pPr>
@@ -4109,7 +4161,7 @@
           <w:b w:val="0"/>
           <w:i w:val="0"/>
         </w:rPr>
-        <w:t>R6: 1 plan al achizițiilor proiectului realizat și actualizat.</w:t>
+        <w:t>R6: 1 plan al achizițiilor proiectului realizat (Programul anual al achizițiilor publice pentru proiect, aprobat de reprezentantul legal la 09.09.2026) și actualizat conform planului de achiziții din cererea de finanțare.</w:t>
       </w:r>
     </w:p>
     <w:p>
@@ -4121,7 +4173,7 @@
           <w:b w:val="0"/>
           <w:i w:val="0"/>
         </w:rPr>
-        <w:t>R7: 3 proceduri de achiziție derulate din cele 5 prevăzute: servicii de închiriere autoturism (contract în implementare), servicii de formare a cadrelor didactice (contract în implementare) și furnizare echipamente IT (contract finalizat; echipamente recepționate la 18.09.2026).</w:t>
+        <w:t>R7: 3 proceduri de achiziție derulate din cele 5 prevăzute: servicii de închiriere autoturism (contract în implementare), servicii de formare a cadrelor didactice (contract în implementare) și furnizare echipamente IT (contract finalizat, echipamente recepționate la 18.09.2026).</w:t>
       </w:r>
     </w:p>
     <w:p>
@@ -4135,7 +4187,7 @@
           <w:color w:val="1E6B2E"/>
           <w:sz w:val="16"/>
         </w:rPr>
-        <w:t>Caractere: 342 / 3.500 (10%) – în limită</w:t>
+        <w:t>Caractere: 501 / 3.500 (14%) – în limită</w:t>
       </w:r>
     </w:p>
     <w:tbl>
@@ -4187,7 +4239,7 @@
           <w:b w:val="0"/>
           <w:i w:val="0"/>
         </w:rPr>
-        <w:t>Contractul inițial de furnizare a echipamentelor IT (nr. 2026081703/17.08.2026) a încetat prin acordul părților la 09.09.2026, deoarece modelul de laptop ofertat nu mai era disponibil la furnizor. Procedura a fost reluată imediat, iar contractul nr. 2026091504/15.09.2026 a fost încheiat și executat în perioada planificată (L2–L3). Situația nu a afectat bugetul, activitățile sau indicatorii proiectului.</w:t>
+        <w:t>Contractul inițial de furnizare a echipamentelor IT (nr. 2026081703/17.08.2026) a încetat prin acordul părților la 09.09.2026, deoarece modelul de laptop ofertat nu mai era disponibil la furnizor. Procedura a fost reluată imediat, iar contractul nr. 2026091504/15.09.2026 a fost încheiat și executat în perioada planificată (L2–L3), fără impact asupra bugetului, activităților sau indicatorilor.</w:t>
       </w:r>
     </w:p>
     <w:p>
@@ -4199,7 +4251,7 @@
           <w:b w:val="0"/>
           <w:i w:val="0"/>
         </w:rPr>
-        <w:t>Risc identificat: achiziția de servicii de organizare a târgului de oportunități este planificată în perioada L1–L4 și nu a fost demarată în perioada de raportare. Măsură: lansarea procedurii în luna octombrie 2026, în corelare cu data primului târg din anul școlar 2026-2027; dacă este necesar, perioada achiziției va fi actualizată prin notificare.</w:t>
+        <w:t>Risc identificat: achizițiile „Servicii acordare masă caldă” (L2–L5) și „Servicii organizare târg de oportunități” (L1–L4) nu au fost demarate în perioada de raportare, întrucât dimensionarea lor depinde de numărul de elevi validați în grupul țintă și de calendarul activităților din unitățile de învățământ partenere. Măsură: lansarea ambelor proceduri în luna octombrie 2026; dacă termenele din planul de achiziții nu pot fi respectate, perioadele de realizare vor fi actualizate prin notificare, înainte de depunerea Raportului de progres nr. 2.</w:t>
       </w:r>
     </w:p>
     <w:p>
@@ -4213,7 +4265,7 @@
           <w:color w:val="1E6B2E"/>
           <w:sz w:val="16"/>
         </w:rPr>
-        <w:t>Caractere: 756 / 10.500 (7%) – în limită</w:t>
+        <w:t>Caractere: 944 / 10.500 (9%) – în limită</w:t>
       </w:r>
     </w:p>
     <w:tbl>
@@ -4265,7 +4317,7 @@
           <w:b w:val="0"/>
           <w:i w:val="0"/>
         </w:rPr>
-        <w:t>În perioada de raportare iulie – septembrie 2026, SA2.1 a vizat elaborarea planului achizițiilor proiectului și derularea procedurilor planificate pentru L1–L3, cu respectarea regulilor aplicabile beneficiarilor privați și a Procedurii de achiziții UNIC-PO-04. Pentru fiecare procedură au fost întocmite referatul de necesitate, solicitările de ofertă și dovezile de transmitere, nota justificativă privind determinarea valorii estimate, declarațiile privind evitarea conflictului de interese, contractul și, după caz, ordinul de începere și documentele de recepție. Dosarele de achiziție au fost încărcate în modulul Achiziții din MySMIS2021.</w:t>
+        <w:t>În perioada de raportare iulie – septembrie 2026, SA2.1 a vizat planificarea achizițiilor proiectului și derularea procedurilor prevăzute pentru L1–L3, cu respectarea regulilor aplicabile beneficiarilor privați, a principiilor de transparență, economicitate și eficacitate și a Procedurii de achiziții UNIC-PO-04.</w:t>
       </w:r>
     </w:p>
     <w:p>
@@ -4277,7 +4329,7 @@
           <w:b w:val="0"/>
           <w:i w:val="0"/>
         </w:rPr>
-        <w:t>Servicii de închiriere autoturism (plan: L1–L4, achiziție directă). În urma consultării pieței, a fost încheiat Contractul de servicii închiriere autoturism nr. 2026080603/06.08.2026 cu Vera Travel SRL (126.000,00 lei fără TVA, 152.460,00 lei cu TVA, 30 de luni). Prin ordinul de începere și procesul-verbal de predare-primire din 03.09.2026, autoturismul a fost pus la dispoziția echipei, fiind utilizat pentru deplasările experților la unitățile de învățământ partenere din Turda, Huedin și Cluj-Napoca.</w:t>
+        <w:t>Planificarea achizițiilor. Asistentul manager a analizat componentele de achiziții bugetate în cererea de finanțare și a întocmit Programul anual al achizițiilor publice pentru proiect, cu cele 5 achiziții prevăzute – servicii de acordare masă caldă (norme proprii pentru servicii, Anexa 2B), furnizare echipamente IT, servicii de formare a cadrelor didactice, servicii de organizare a târgului de oportunități și servicii de închiriere autoturism (achiziții directe) –, cu valorile estimate, codurile CPV și datele estimate de inițiere și finalizare. Planul a fost verificat de Managerul de proiect, sub aspectul corelării cu bugetul și cu calendarul proiectului, și aprobat de reprezentantul legal la 09.09.2026.</w:t>
       </w:r>
     </w:p>
     <w:p>
@@ -4289,7 +4341,7 @@
           <w:b w:val="0"/>
           <w:i w:val="0"/>
         </w:rPr>
-        <w:t>Servicii de formare a cadrelor didactice (plan: L1–L5, achiziție directă). În luna august 2026 au fost identificați furnizori de programe de formare acreditate de Ministerul Educației și Cercetării, iar la 19.08.2026 au fost transmise solicitările de ofertă. Pe baza ofertei primite a fost încheiat Contractul de servicii de formare cadre didactice nr. 2026082804/28.08.2026 cu Asociația Proeuro-Cons, în valoare de 12.400,00 lei (prestator neplătitor de TVA), pentru programul acreditat „Abilitare informațională în combaterea abandonului școlar: un ghid pentru cadre didactice” (OM nr. 1555/30.06.2025, 30 de ore). Ordinul de începere a fost emis la 08.09.2026, iar formarea s-a desfășurat în perioada 10–18.09.2026 (detalii în SA5.2).</w:t>
+        <w:t>Derularea procedurilor. Pentru fiecare procedură, Asistentul manager a întocmit referatul de necesitate, solicitările de ofertă și dovezile de transmitere și primire, nota justificativă privind determinarea valorii estimate, cu consultarea prețurilor din SEAP, declarațiile privind evitarea conflictului de interese și, după verificarea de legalitate și avizarea de către Managerul de proiect, contractul semnat de reprezentantul legal. Dosarele de achiziție au fost încărcate în modulul Achiziții din MySMIS2021 în termenul prevăzut de contractul de finanțare.</w:t>
       </w:r>
     </w:p>
     <w:p>
@@ -4301,7 +4353,7 @@
           <w:b w:val="0"/>
           <w:i w:val="0"/>
         </w:rPr>
-        <w:t>Furnizare echipamente IT (plan: L2–L3, achiziție directă). La 17.08.2026 a fost încheiat contractul nr. 2026081703 cu ANILEX SOFT SRL. Întrucât furnizorul a comunicat că modelul de laptop ofertat nu mai este disponibil, contractul a încetat prin acordul părților, prin Decizia nr. 2026090903/09.09.2026, iar dosarul din MySMIS2021 a fost actualizat. Procedura a fost reluată (referat de necesitate din 14.09.2026), iar la 15.09.2026 a fost încheiat contractul nr. 2026091504 cu ANILEX SOFT SRL, în valoare de 63.000,00 lei fără TVA, la care se adaugă TVA de 13.230,00 lei, rezultând o valoare totală de 76.230,00 lei. Echipamentele (4 laptopuri, 2 desktopuri și 2 multifuncționale) au fost recepționate prin procesul-verbal de predare-primire-recepție din 18.09.2026.</w:t>
+        <w:t>Servicii de închiriere autoturism (L1–L4). În urma solicitărilor de ofertă din luna august, a fost încheiat Contractul de servicii închiriere autoturism nr. 2026080603/06.08.2026 cu Vera Travel SRL, în valoare de 126.000,00 lei fără TVA (152.460,00 lei cu TVA), pe o perioadă de 30 de luni, cu un plafon lunar de decontare de 4.200,00 lei fără TVA, facturat proporțional cu gradul de utilizare. Dosarul achiziției a fost încărcat în MySMIS2021 la 07.08.2026. Prin ordinul de începere și procesul-verbal de predare-primire din 03.09.2026, autoturismul a fost pus la dispoziția echipei, fiind utilizat pentru deplasările experților la unitățile de învățământ partenere din Turda, Huedin și Cluj-Napoca.</w:t>
       </w:r>
     </w:p>
     <w:p>
@@ -4313,7 +4365,19 @@
           <w:b w:val="0"/>
           <w:i w:val="0"/>
         </w:rPr>
-        <w:t xml:space="preserve">Servicii de acordare masă caldă (plan: L2–L5, norme proprii pentru servicii – Anexa 2B). </w:t>
+        <w:t>Servicii de formare a cadrelor didactice (L1–L5). În luna august au fost identificați furnizori de programe de formare continuă acreditate de Ministerul Educației și Cercetării, iar la 19.08.2026 au fost transmise solicitările de ofertă. Pe baza ofertei primite, la 28.08.2026 a fost încheiat Contractul de servicii de formare cadre didactice nr. 2026082804 cu Asociația Proeuro-Cons, pentru programul „Abilitare informațională în combaterea abandonului școlar: un ghid pentru cadre didactice” (Avizul nr. 1555/DGMCDRSIP/30.06.2025, 30 de ore, 12 credite profesionale transferabile), destinat celor 4 cadre didactice din grupul țintă. Valoarea contractului este de 12.400,00 lei (3.100,00 lei/participant), prestatorul nefiind plătitor de TVA, cu o economie de 11.600,00 lei față de valoarea estimată de 24.000,00 lei. Dosarul achiziției a fost încărcat în MySMIS2021 la 07.09.2026, ordinul de începere a fost emis la 08.09.2026, iar formarea s-a desfășurat în perioada 10–18.09.2026; recepția serviciilor se va realiza după evaluarea finală din 09.10.2026.</w:t>
+      </w:r>
+    </w:p>
+    <w:p>
+      <w:pPr>
+        <w:jc w:val="both"/>
+      </w:pPr>
+      <w:r>
+        <w:rPr>
+          <w:b w:val="0"/>
+          <w:i w:val="0"/>
+        </w:rPr>
+        <w:t xml:space="preserve">Furnizare echipamente IT (L2–L3). La 17.08.2026 a fost încheiat Contractul de furnizare nr. 2026081703 cu ANILEX SOFT SRL, iar la 19.08.2026 a fost emisă nota de comandă. Furnizorul a comunicat că modelul de laptop ofertat nu mai este disponibil, astfel încât contractul a încetat prin acordul părților, prin Decizia nr. 2026090903/09.09.2026, fără efecte financiare, iar dosarul din MySMIS2021 a fost actualizat cu decizia de încetare. Procedura a fost reluată pe baza referatului de necesitate din 14.09.2026, iar la 15.09.2026 a fost încheiat Contractul de furnizare echipamente IT nr. 2026091504 cu ANILEX SOFT SRL, în valoare de 63.000,00 lei fără TVA, la care se adaugă TVA de 13.230,00 lei, rezultând 76.230,00 lei. Echipamentele – 3 laptopuri HP Envy 17, 1 laptop Acer Nitro V15, 2 desktopuri ZMEU MAX și 2 multifuncționale Epson WorkForce Pro EM-C8100 – au fost livrate și recepționate cantitativ și calitativ la 18.09.2026, pe baza procesului-verbal de predare-primire-recepție și a facturii ASF 080/18.09.2026, achitată la aceeași dată, și au fost </w:t>
       </w:r>
       <w:r>
         <w:rPr>
@@ -4321,7 +4385,14 @@
           <w:i w:val="0"/>
           <w:highlight w:val="yellow"/>
         </w:rPr>
-        <w:t>«În perioada de raportare au fost stabilite necesarul de porții și specificațiile serviciului, în corelare cu numărul de elevi participanți la programele remediale din SA5.4 și cu programarea sesiunilor; procedura urmează să fie finalizată în L4–L5, conform planului de achiziții.»</w:t>
+        <w:t>«înregistrate în evidența contabilă și inscripționate cu elementele de identitate vizuală»</w:t>
+      </w:r>
+      <w:r>
+        <w:rPr>
+          <w:b w:val="0"/>
+          <w:i w:val="0"/>
+        </w:rPr>
+        <w:t>. Dosarul achiziției a fost încărcat în MySMIS2021 la 17.09.2026.</w:t>
       </w:r>
     </w:p>
     <w:p>
@@ -4333,7 +4404,7 @@
           <w:b w:val="0"/>
           <w:i w:val="0"/>
         </w:rPr>
-        <w:t>Servicii de organizare a târgului de oportunități (plan: L1–L4, achiziție directă). Achiziția urmează să fie demarată în luna octombrie 2026, în corelare cu calendarul primului târg de oportunități din anul școlar 2026-2027.</w:t>
+        <w:t>Servicii de acordare masă caldă (L2–L5). Achiziția, introdusă prin Actul adițional nr. 1, urmează să fie lansată în luna octombrie 2026, după stabilirea numărului de elevi validați pe acțiunea 8.f.3 și a calendarului sesiunilor remediale din școlile partenere, elemente necesare pentru dimensionarea corectă a numărului de porții și a locurilor de livrare.</w:t>
       </w:r>
     </w:p>
     <w:p>
@@ -4345,7 +4416,19 @@
           <w:b w:val="0"/>
           <w:i w:val="0"/>
         </w:rPr>
-        <w:t>Activitatea este documentată prin dosarele de achiziție, contractele încheiate, ordinele de începere, procesele-verbale de predare-primire și recepție și documentele de plată.</w:t>
+        <w:t>Servicii de organizare a târgului de oportunități (L1–L4). Procedura urmează să fie lansată în luna octombrie 2026, în corelare cu calendarul primului târg de oportunități din anul școlar 2026-2027, stabilit împreună cu unitățile de învățământ partenere.</w:t>
+      </w:r>
+    </w:p>
+    <w:p>
+      <w:pPr>
+        <w:jc w:val="both"/>
+      </w:pPr>
+      <w:r>
+        <w:rPr>
+          <w:b w:val="0"/>
+          <w:i w:val="0"/>
+        </w:rPr>
+        <w:t>Activitatea este documentată prin programul anual al achizițiilor, dosarele de achiziție încărcate în MySMIS2021, contractele încheiate, decizia de încetare, ordinele de începere, notele de comandă, procesele-verbale de predare-primire și recepție, facturile și documentele de plată.</w:t>
       </w:r>
     </w:p>
     <w:p>
@@ -4359,7 +4442,7 @@
           <w:color w:val="1E6B2E"/>
           <w:sz w:val="16"/>
         </w:rPr>
-        <w:t>Caractere: 3.427 / 10.500 (33%) – în limită</w:t>
+        <w:t>Caractere: 5.460 / 10.500 (52%) – în limită</w:t>
       </w:r>
     </w:p>
     <w:tbl>
@@ -4405,7 +4488,7 @@
                 <w:color w:val="9B1C1C"/>
                 <w:sz w:val="18"/>
               </w:rPr>
-              <w:t>Masa caldă: în Drive nu există niciun document de achiziție. Textul dintre «» se păstrează doar dacă există dovezi (referat, caiet de sarcini, solicitări de ofertă); altfel se scrie „Procedura urmează să fie demarată în L4” și riscul trece la Abateri.</w:t>
+              <w:t>Programul anual al achizițiilor este semnat la 09.09.2026 (și 17.09.2026), după încheierea contractelor din 06.08, 17.08 și 28.08. Dacă a existat o versiune anterioară (iulie), se trece data ei; altfel formularea „aprobat la 09.09.2026” rămâne, dar OM poate întreba de ce planul a fost aprobat după primele contracte.</w:t>
             </w:r>
           </w:p>
         </w:tc>

--- a/RP1_UNIC_352704/RP1_UNIC_352704_Raport_de_progres.docx
+++ b/RP1_UNIC_352704/RP1_UNIC_352704_Raport_de_progres.docx
@@ -3911,19 +3911,7 @@
           <w:b w:val="0"/>
           <w:i w:val="0"/>
         </w:rPr>
-        <w:t>Modificările contractuale. Au fost pregătite și transmise, inclusiv cu răspunsurile la solicitările de clarificări, Notificările nr. 1 (21.07.2026), nr. 2 (11.08.2026), nr. 3 (03.09.2026) și nr. 4 (15.09.2026), precum și solicitarea de Act adițional nr. 1 (24.07.2026, semnat la 04.08.2026), detaliate în secțiunea 2 a raportului.</w:t>
-      </w:r>
-    </w:p>
-    <w:p>
-      <w:pPr>
-        <w:jc w:val="both"/>
-      </w:pPr>
-      <w:r>
-        <w:rPr>
-          <w:b w:val="0"/>
-          <w:i w:val="0"/>
-        </w:rPr>
-        <w:t>Raportarea tehnică și financiară. În ceea ce privește raportarea tehnică și financiară, au fost realizate următoarele demersuri:</w:t>
+        <w:t>Modificările contractuale. În perioada de raportare au fost depuse 4 notificări și 1 act adițional, toate aprobate de OIR PECU Regiunea Nord-Vest:</w:t>
       </w:r>
     </w:p>
     <w:p>
@@ -3936,7 +3924,7 @@
           <w:b w:val="0"/>
           <w:i w:val="0"/>
         </w:rPr>
-        <w:t>în data de 19.06.2026 a fost transmisă Cererea de prefinanțare nr. 1, în valoare de 700.000,00 lei, autorizată în data de 10.08.2026; sumele au fost gestionate prin contul dedicat de prefinanțare;</w:t>
+        <w:t>Notificarea nr. 1, transmisă la 21.07.2026 – nominalizarea doamnei Gujan Gabriela pe poziția de Consilier psihologic și a domnului Sotnic Vladislav pe poziția de Facilitator comunitar 1; aprobată prin Informarea nr. 13687/21.07.2026;</w:t>
       </w:r>
     </w:p>
     <w:p>
@@ -3948,16 +3936,8 @@
         <w:rPr>
           <w:b w:val="0"/>
           <w:i w:val="0"/>
-          <w:highlight w:val="yellow"/>
-        </w:rPr>
-        <w:t>«lunar, până la data de 20, a fost transmis Formularul nr. 11 – Notificare privind reconcilierea contabilă (…/…, …/…, …/…)»</w:t>
-      </w:r>
-      <w:r>
-        <w:rPr>
-          <w:b w:val="0"/>
-          <w:i w:val="0"/>
-        </w:rPr>
-        <w:t>;</w:t>
+        </w:rPr>
+        <w:t>Actul adițional nr. 1, solicitat la 24.07.2026 și semnat la 04.08.2026 – transformarea liniei „Subvenții” (549.000,00 lei) în „Subvenții – masă caldă” pentru elevii din programele remediale, introducerea achiziției de servicii de masă caldă și a rezultatului nr. 21, corectarea încadrării și a tarifelor orare pentru Managerul de proiect și Asistentul manager, extinderea perioadei achiziției de formare la L1–L5 și schimbarea persoanei de contact; valoarea totală, indicatorii și durata au rămas neschimbate;</w:t>
       </w:r>
     </w:p>
     <w:p>
@@ -3970,6 +3950,103 @@
           <w:b w:val="0"/>
           <w:i w:val="0"/>
         </w:rPr>
+        <w:t>Notificarea nr. 2, transmisă la 11.08.2026 – nominalizarea Cadrelor didactice 1, 2 și 3 (Tiron Maria-Emilia, Jimba Margareta, Boaru Mariana-Dorina); aprobată prin Informarea nr. 15151/12.08.2026;</w:t>
+      </w:r>
+    </w:p>
+    <w:p>
+      <w:pPr>
+        <w:pStyle w:val="ListBullet"/>
+        <w:spacing w:after="20"/>
+      </w:pPr>
+      <w:r>
+        <w:rPr>
+          <w:b w:val="0"/>
+          <w:i w:val="0"/>
+        </w:rPr>
+        <w:t>Notificarea nr. 3, transmisă la 03.09.2026 – nominalizarea doamnei Fekete Dorottya pe poziția de Responsabil financiar și a doamnei Pleșoiu Viorica pe poziția de Cadru didactic 2, clarificarea derulării formării (SA5.2) în paralel cu programele remediale, acordarea sprijinului financiar (SA5.1) în funcție de nevoia identificată și extinderea justificării pentru autoturism și combustibil la toate activitățile; aprobată prin Informarea nr. 16640/04.09.2026;</w:t>
+      </w:r>
+    </w:p>
+    <w:p>
+      <w:pPr>
+        <w:pStyle w:val="ListBullet"/>
+        <w:spacing w:after="20"/>
+      </w:pPr>
+      <w:r>
+        <w:rPr>
+          <w:b w:val="0"/>
+          <w:i w:val="0"/>
+        </w:rPr>
+        <w:t>Notificarea nr. 4, transmisă la 15.09.2026 – nominalizarea doamnei Anderco Claudia-Maria pe poziția de Cadru didactic 3, cu anexarea acordului de colaborare încheiat cu Liceul Teologic Reformat Cluj-Napoca; răspuns la clarificări transmis la 16.09.2026; aprobată prin Informarea nr. 17371/17.09.2026.</w:t>
+      </w:r>
+    </w:p>
+    <w:p>
+      <w:pPr>
+        <w:jc w:val="both"/>
+      </w:pPr>
+      <w:r>
+        <w:rPr>
+          <w:b w:val="0"/>
+          <w:i w:val="0"/>
+        </w:rPr>
+        <w:t>Pentru fiecare modificare, Managerul de proiect a pregătit documentația, a actualizat secțiunile corespunzătoare din cererea de finanțare în MySMIS2021 și a răspuns solicitărilor de clarificări; detaliile sunt prezentate în secțiunea 2 a raportului.</w:t>
+      </w:r>
+    </w:p>
+    <w:p>
+      <w:pPr>
+        <w:jc w:val="both"/>
+      </w:pPr>
+      <w:r>
+        <w:rPr>
+          <w:b w:val="0"/>
+          <w:i w:val="0"/>
+        </w:rPr>
+        <w:t>Raportarea tehnică și financiară. În ceea ce privește raportarea tehnică și financiară, au fost realizate următoarele demersuri:</w:t>
+      </w:r>
+    </w:p>
+    <w:p>
+      <w:pPr>
+        <w:pStyle w:val="ListBullet"/>
+        <w:spacing w:after="20"/>
+      </w:pPr>
+      <w:r>
+        <w:rPr>
+          <w:b w:val="0"/>
+          <w:i w:val="0"/>
+        </w:rPr>
+        <w:t>în data de 19.06.2026 a fost transmisă Cererea de prefinanțare nr. 1, în valoare de 700.000,00 lei, autorizată în data de 10.08.2026; sumele au fost gestionate prin contul dedicat de prefinanțare;</w:t>
+      </w:r>
+    </w:p>
+    <w:p>
+      <w:pPr>
+        <w:pStyle w:val="ListBullet"/>
+        <w:spacing w:after="20"/>
+      </w:pPr>
+      <w:r>
+        <w:rPr>
+          <w:b w:val="0"/>
+          <w:i w:val="0"/>
+          <w:highlight w:val="yellow"/>
+        </w:rPr>
+        <w:t>«lunar, până la data de 20, a fost transmis Formularul nr. 11 – Notificare privind reconcilierea contabilă (…/…, …/…, …/…)»</w:t>
+      </w:r>
+      <w:r>
+        <w:rPr>
+          <w:b w:val="0"/>
+          <w:i w:val="0"/>
+        </w:rPr>
+        <w:t>;</w:t>
+      </w:r>
+    </w:p>
+    <w:p>
+      <w:pPr>
+        <w:pStyle w:val="ListBullet"/>
+        <w:spacing w:after="20"/>
+      </w:pPr>
+      <w:r>
+        <w:rPr>
+          <w:b w:val="0"/>
+          <w:i w:val="0"/>
+        </w:rPr>
         <w:t xml:space="preserve">a fost întocmit prezentul Raport de progres nr. 1 și a început centralizarea documentelor justificative pentru Cererea de rambursare nr. 1 (salarii, deplasări, închiriere autoturism, echipamente IT), planificată pentru </w:t>
       </w:r>
       <w:r>
@@ -4044,10 +4121,10 @@
         <w:rPr>
           <w:b w:val="0"/>
           <w:i/>
-          <w:color w:val="1E6B2E"/>
+          <w:color w:val="9B1C1C"/>
           <w:sz w:val="16"/>
         </w:rPr>
-        <w:t>Caractere: 8.605 / 10.500 (82%) – în limită</w:t>
+        <w:t>Caractere: 10.382 / 10.500 (99%) – ATENȚIE: aproape de limită</w:t>
       </w:r>
     </w:p>
     <w:tbl>

--- a/RP1_UNIC_352704/RP1_UNIC_352704_Raport_de_progres.docx
+++ b/RP1_UNIC_352704/RP1_UNIC_352704_Raport_de_progres.docx
@@ -3716,7 +3716,7 @@
           <w:b w:val="0"/>
           <w:i w:val="0"/>
         </w:rPr>
-        <w:t xml:space="preserve">Constituirea echipei de proiect. Începând cu 01.07.2026 au fost încheiate contractele individuale de muncă și au fost întocmite dosarele de personal (contract, decizie de angajare, fișa postului, CV și documente justificative, declarații privind evitarea conflictului de interese, prelucrarea datelor cu caracter personal, norma de bază și timpul de lucru, avizul de medicina muncii, minuta de informare) pentru Managerul de proiect, Asistentul manager, Responsabilul financiar, Expertul GT 1 și Expertul GT 2. Echipa de implementare a activității A5 a fost completată etapizat, în corelare cu începerea activităților cu grupul țintă în luna septembrie 2026: Expertul comunicare, Consilierul psihologic și Cadrul didactic 1 începând cu 31.08.2026, Facilitatorul comunitar 2 și Cadrul didactic 2 începând cu 04.09.2026, Cadrul didactic 3 începând cu 17.09.2026, </w:t>
+        <w:t xml:space="preserve">Constituirea echipei de proiect. Începând cu 01.07.2026 au fost încheiate contractele individuale de muncă și au fost întocmite dosarele de personal (contract, decizie de angajare, fișa postului, CV și documente justificative, declarații, aviz de medicina muncii) pentru Managerul de proiect, Asistentul manager, Responsabilul financiar, Expertul GT 1 și Expertul GT 2. Echipa de implementare a activității A5 a fost completată etapizat, în corelare cu începerea activităților cu grupul țintă în luna septembrie 2026: Expertul comunicare, Consilierul psihologic și Cadrul didactic 1 începând cu 31.08.2026, Facilitatorul comunitar 2 și Cadrul didactic 2 începând cu 04.09.2026, Cadrul didactic 3 începând cu 17.09.2026, </w:t>
       </w:r>
       <w:r>
         <w:rPr>
@@ -3801,7 +3801,7 @@
           <w:b w:val="0"/>
           <w:i w:val="0"/>
         </w:rPr>
-        <w:t>03.07.2026 (fizic, 2 ore) – întâlnirea de lansare: stabilirea documentelor și instrumentelor de lucru (agende, minute, registrul de intrări-ieșiri), operaționalizarea platformei interne a proiectului și verificarea documentelor din MySMIS2021, pregătirea identificării și recrutării grupului țintă în colaborare cu școlile, planificarea achizițiilor (închiriere autoturism, echipamente IT) și a materialelor de informare pentru școli; s-a stabilit organizarea a două ședințe pe lună, una fizică și una online;</w:t>
+        <w:t>03.07.2026 (fizic, 2 ore) – întâlnirea de lansare: instrumentele de lucru (agende, minute, registrul de intrări-ieșiri), verificarea documentelor din MySMIS2021, pregătirea recrutării grupului țintă în colaborare cu școlile, planificarea achizițiilor și a materialelor de informare pentru școli;</w:t>
       </w:r>
     </w:p>
     <w:p>
@@ -3814,7 +3814,7 @@
           <w:b w:val="0"/>
           <w:i w:val="0"/>
         </w:rPr>
-        <w:t>16.07.2026 (online, 45 de minute) – analiza metodologiei de selecție a grupului țintă, cu delimitarea condițiilor pentru acțiunile 8.f.1, 8.f.2 și 8.f.3, și a metodologiei de acordare a sprijinului financiar (documente justificative, circuitul dosarelor, calendar); analiza situației burselor sociale din școlile partenere și propunerea înlocuirii subvenției echivalente bursei sociale cu masa caldă pentru elevii din programele remediale, concretizată ulterior prin Actul adițional nr. 1; identificarea persoanei pentru poziția de Consilier psihologic;</w:t>
+        <w:t>16.07.2026 (online, 45 de minute) – analiza metodologiei de selecție a grupului țintă și a metodologiei de acordare a sprijinului financiar; propunerea înlocuirii subvenției echivalente bursei sociale cu masa caldă pentru elevii din programele remediale, concretizată prin Actul adițional nr. 1; identificarea Consilierului psihologic;</w:t>
       </w:r>
     </w:p>
     <w:p>
@@ -3827,7 +3827,7 @@
           <w:b w:val="0"/>
           <w:i w:val="0"/>
         </w:rPr>
-        <w:t>13.08.2026 (fizic, 1,5 ore) – integrarea Consilierului psihologic în echipă, stadiul recrutării grupului țintă, pregătirea programelor remediale și corelarea cadrelor didactice cu disciplinele și nevoile elevilor, documentele justificative pentru activitățile cu grupul țintă (liste de prezență, fotografii, minute lunare) și planificarea lunară pentru septembrie (Anexa 12);</w:t>
+        <w:t>13.08.2026 (fizic, 1,5 ore) – integrarea Consilierului psihologic, stadiul recrutării, pregătirea programelor remediale și a cadrelor didactice, documentele justificative pentru activitățile cu grupul țintă și planificarea pentru septembrie (Anexa 12);</w:t>
       </w:r>
     </w:p>
     <w:p>
@@ -3852,7 +3852,7 @@
           <w:b w:val="0"/>
           <w:i w:val="0"/>
         </w:rPr>
-        <w:t>Întâlnirile au fost documentate prin agende, minute semnate de participanți și liste de prezență, iar pentru întâlnirile online prin capturi de ecran. Experții din echipa de implementare a A5 au participat la întâlnirile din iulie și august înainte de începerea efectivă a activității lor, pentru familiarizarea cu obiectivele, responsabilitățile și calendarul proiectului.</w:t>
+        <w:t>Întâlnirile au fost documentate prin agende, minute semnate de participanți și liste de prezență, iar pentru întâlnirile online prin capturi de ecran. Experții din A5 au participat la întâlnirile din iulie și august înainte de începerea activității lor, pentru familiarizarea cu proiectul.</w:t>
       </w:r>
     </w:p>
     <w:p>
@@ -3899,7 +3899,7 @@
           <w:b w:val="0"/>
           <w:i w:val="0"/>
         </w:rPr>
-        <w:t>Monitorizare și planificare. Planificarea lunară a activităților (Anexa 12 la Manualul beneficiarului) a fost transmisă către OIR pentru fiecare lună: iulie (nr. 2026063005/30.06.2026), august (nr. 2026072303/23.07.2026), septembrie (actualizată pe măsura programării activităților din A5, ultima versiune nr. 2026092301/23.09.2026) și octombrie (nr. 2026092503/25.09.2026). Managerul de proiect a urmărit lunar stadiul activităților, rezultatelor și indicatorilor și a verificat fișele de pontaj, rapoartele de activitate și livrabilele experților, dosarele grupului țintă, dosarele de achiziție și documentele de recepție, asigurând corelarea între planificare, documentele justificative și raportare.</w:t>
+        <w:t>Monitorizare și planificare. Planificarea lunară a activităților (Anexa 12 la Manualul beneficiarului) a fost transmisă către OIR pentru fiecare lună: iulie (nr. 2026063005/30.06.2026), august (nr. 2026072303/23.07.2026), septembrie (actualizată pe măsura programării activităților din A5, ultima versiune nr. 2026092301/23.09.2026) și octombrie (nr. 2026092503/25.09.2026). Managerul de proiect a urmărit lunar stadiul activităților, rezultatelor și indicatorilor și a verificat pontajele, rapoartele de activitate și livrabilele experților, dosarele grupului țintă și dosarele de achiziție.</w:t>
       </w:r>
     </w:p>
     <w:p>
@@ -4121,10 +4121,10 @@
         <w:rPr>
           <w:b w:val="0"/>
           <w:i/>
-          <w:color w:val="9B1C1C"/>
+          <w:color w:val="1E6B2E"/>
           <w:sz w:val="16"/>
         </w:rPr>
-        <w:t>Caractere: 10.382 / 10.500 (99%) – ATENȚIE: aproape de limită</w:t>
+        <w:t>Caractere: 9.491 / 10.500 (90%) – în limită</w:t>
       </w:r>
     </w:p>
     <w:tbl>

--- a/RP1_UNIC_352704/RP1_UNIC_352704_Raport_de_progres.docx
+++ b/RP1_UNIC_352704/RP1_UNIC_352704_Raport_de_progres.docx
@@ -4238,7 +4238,7 @@
           <w:b w:val="0"/>
           <w:i w:val="0"/>
         </w:rPr>
-        <w:t>R6: 1 plan al achizițiilor proiectului realizat (Programul anual al achizițiilor publice pentru proiect, aprobat de reprezentantul legal la 09.09.2026) și actualizat conform planului de achiziții din cererea de finanțare.</w:t>
+        <w:t>R6: 1 plan al achizițiilor proiectului realizat – Programul anual al achizițiilor publice pentru proiect, aprobat de reprezentantul legal la 16.06.2026 și actualizat la 09.09.2026, după Actul adițional nr. 1.</w:t>
       </w:r>
     </w:p>
     <w:p>
@@ -4264,7 +4264,7 @@
           <w:color w:val="1E6B2E"/>
           <w:sz w:val="16"/>
         </w:rPr>
-        <w:t>Caractere: 501 / 3.500 (14%) – în limită</w:t>
+        <w:t>Caractere: 488 / 3.500 (14%) – în limită</w:t>
       </w:r>
     </w:p>
     <w:tbl>
@@ -4394,7 +4394,7 @@
           <w:b w:val="0"/>
           <w:i w:val="0"/>
         </w:rPr>
-        <w:t>În perioada de raportare iulie – septembrie 2026, SA2.1 a vizat planificarea achizițiilor proiectului și derularea procedurilor prevăzute pentru L1–L3, cu respectarea regulilor aplicabile beneficiarilor privați, a principiilor de transparență, economicitate și eficacitate și a Procedurii de achiziții UNIC-PO-04.</w:t>
+        <w:t>În perioada de raportare iulie – septembrie 2026 (L1–L3), SA2.1 a vizat planificarea achizițiilor proiectului și derularea procedurilor prevăzute pentru primele luni de implementare, cu respectarea regulilor aplicabile beneficiarilor privați, a principiilor de transparență, economicitate și eficacitate și a Procedurii de achiziții UNIC-PO-04. Din cele 5 achiziții prevăzute, 3 au fost finalizate prin contracte semnate, iar echipamentele IT au fost livrate și recepționate; celelalte 2 urmează să fie lansate în perioada următoare.</w:t>
       </w:r>
     </w:p>
     <w:p>
@@ -4406,7 +4406,7 @@
           <w:b w:val="0"/>
           <w:i w:val="0"/>
         </w:rPr>
-        <w:t>Planificarea achizițiilor. Asistentul manager a analizat componentele de achiziții bugetate în cererea de finanțare și a întocmit Programul anual al achizițiilor publice pentru proiect, cu cele 5 achiziții prevăzute – servicii de acordare masă caldă (norme proprii pentru servicii, Anexa 2B), furnizare echipamente IT, servicii de formare a cadrelor didactice, servicii de organizare a târgului de oportunități și servicii de închiriere autoturism (achiziții directe) –, cu valorile estimate, codurile CPV și datele estimate de inițiere și finalizare. Planul a fost verificat de Managerul de proiect, sub aspectul corelării cu bugetul și cu calendarul proiectului, și aprobat de reprezentantul legal la 09.09.2026.</w:t>
+        <w:t>Planificarea achizițiilor. Asistentul manager a analizat toate componentele de achiziții bugetate în cererea de finanțare și a întocmit Programul anual al achizițiilor publice pentru proiect, cu cele 5 achiziții – servicii de acordare masă caldă (norme proprii pentru servicii, Anexa 2B), furnizare echipamente IT, servicii de formare a cadrelor didactice, servicii de organizare a târgului de oportunități și servicii de închiriere autoturism (achiziții directe) –, cu codurile CPV, valorile estimate și datele estimate de inițiere și finalizare. Planul a fost verificat de Managerul de proiect sub aspectul încadrării în buget și al corelării cu calendarul activităților și a fost aprobat de reprezentantul legal la 16.06.2026, odată cu semnarea contractului de finanțare; a fost actualizat la 09.09.2026, pentru includerea achiziției de masă caldă, introdusă prin Actul adițional nr. 1, și pentru corelarea perioadei de achiziție a serviciilor de formare (L1–L5).</w:t>
       </w:r>
     </w:p>
     <w:p>
@@ -4418,7 +4418,7 @@
           <w:b w:val="0"/>
           <w:i w:val="0"/>
         </w:rPr>
-        <w:t>Derularea procedurilor. Pentru fiecare procedură, Asistentul manager a întocmit referatul de necesitate, solicitările de ofertă și dovezile de transmitere și primire, nota justificativă privind determinarea valorii estimate, cu consultarea prețurilor din SEAP, declarațiile privind evitarea conflictului de interese și, după verificarea de legalitate și avizarea de către Managerul de proiect, contractul semnat de reprezentantul legal. Dosarele de achiziție au fost încărcate în modulul Achiziții din MySMIS2021 în termenul prevăzut de contractul de finanțare.</w:t>
+        <w:t>Derularea procedurilor. Fiecare procedură a parcurs etapele prevăzute în cererea de finanțare și în procedura internă: referatul de necesitate, întocmit de Asistentul manager și aprobat de reprezentantul legal; solicitarea de ofertă și dovada transmiterii și primirii acesteia; nota justificativă privind determinarea valorii estimate și alegerea procedurii, cu consultarea pieței (oferte publice și catalogul SEAP); verificarea ofertantului (certificat constatator ONRC sau extras din registrul asociațiilor, dovada acreditării, după caz); declarațiile privind evitarea conflictului de interese; avizarea dosarului de către Managerul de proiect și semnarea contractului de către reprezentantul legal; încărcarea dosarului în modulul Achiziții din MySMIS2021 în termen de 10 zile lucrătoare; ordinul de începere sau nota de comandă; recepția și documentele de plată. Fiecare dosar are copertă și opis și este arhivat fizic și electronic.</w:t>
       </w:r>
     </w:p>
     <w:p>
@@ -4430,7 +4430,7 @@
           <w:b w:val="0"/>
           <w:i w:val="0"/>
         </w:rPr>
-        <w:t>Servicii de închiriere autoturism (L1–L4). În urma solicitărilor de ofertă din luna august, a fost încheiat Contractul de servicii închiriere autoturism nr. 2026080603/06.08.2026 cu Vera Travel SRL, în valoare de 126.000,00 lei fără TVA (152.460,00 lei cu TVA), pe o perioadă de 30 de luni, cu un plafon lunar de decontare de 4.200,00 lei fără TVA, facturat proporțional cu gradul de utilizare. Dosarul achiziției a fost încărcat în MySMIS2021 la 07.08.2026. Prin ordinul de începere și procesul-verbal de predare-primire din 03.09.2026, autoturismul a fost pus la dispoziția echipei, fiind utilizat pentru deplasările experților la unitățile de învățământ partenere din Turda, Huedin și Cluj-Napoca.</w:t>
+        <w:t>Servicii de închiriere autoturism (L1–L4). Pe baza Referatului de necesitate nr. 2026080505/05.08.2026 și a Notei justificative nr. 2026080602/06.08.2026, întocmită după consultarea ofertelor publice de închiriere auto și solicitarea unei oferte personalizate, a fost încheiat Contractul de servicii închiriere autoturism nr. 2026080603/06.08.2026 cu Vera Travel SRL, în valoare de 126.000,00 lei fără TVA (152.460,00 lei cu TVA), pentru 30 de luni, cu un plafon de 4.200,00 lei/lună fără TVA, facturat proporțional cu gradul de utilizare, conform Ghidului solicitantului – condiții generale. Dosarul achiziției a fost încărcat în MySMIS2021 la 07.08.2026. Prin ordinul de începere și procesul-verbal de predare-primire din 03.09.2026, autoturismul (însoțit de certificatul de înmatriculare, RCA și rovinietă) a fost pus la dispoziția echipei și este utilizat pentru deplasările la unitățile de învățământ partenere din Turda, Huedin și Cluj-Napoca.</w:t>
       </w:r>
     </w:p>
     <w:p>
@@ -4442,7 +4442,7 @@
           <w:b w:val="0"/>
           <w:i w:val="0"/>
         </w:rPr>
-        <w:t>Servicii de formare a cadrelor didactice (L1–L5). În luna august au fost identificați furnizori de programe de formare continuă acreditate de Ministerul Educației și Cercetării, iar la 19.08.2026 au fost transmise solicitările de ofertă. Pe baza ofertei primite, la 28.08.2026 a fost încheiat Contractul de servicii de formare cadre didactice nr. 2026082804 cu Asociația Proeuro-Cons, pentru programul „Abilitare informațională în combaterea abandonului școlar: un ghid pentru cadre didactice” (Avizul nr. 1555/DGMCDRSIP/30.06.2025, 30 de ore, 12 credite profesionale transferabile), destinat celor 4 cadre didactice din grupul țintă. Valoarea contractului este de 12.400,00 lei (3.100,00 lei/participant), prestatorul nefiind plătitor de TVA, cu o economie de 11.600,00 lei față de valoarea estimată de 24.000,00 lei. Dosarul achiziției a fost încărcat în MySMIS2021 la 07.09.2026, ordinul de începere a fost emis la 08.09.2026, iar formarea s-a desfășurat în perioada 10–18.09.2026; recepția serviciilor se va realiza după evaluarea finală din 09.10.2026.</w:t>
+        <w:t>Servicii de formare a cadrelor didactice (L1–L5). În luna august au fost identificați furnizori de programe de formare continuă acreditate de Ministerul Educației și Cercetării și au fost transmise solicitările de ofertă. Pe baza Referatului de necesitate nr. 2026082407/24.08.2026, a notei justificative din 26.08.2026 și a ofertei primite, a fost încheiat Contractul de servicii de formare cadre didactice nr. 2026082804/28.08.2026 cu Asociația Proeuro-Cons, pentru programul „Abilitare informațională în combaterea abandonului școlar: un ghid pentru cadre didactice” (Avizul nr. 1555/DGMCDRSIP/30.06.2025, 30 de ore, 12 credite profesionale transferabile), destinat celor 4 cadre didactice din grupul țintă. Valoarea contractului este de 12.400,00 lei (3.100,00 lei/participant), prestatorul nefiind plătitor de TVA, cu o economie de 11.600,00 lei față de valoarea estimată de 24.000,00 lei. Dosarul achiziției, inclusiv dovada acreditării programului, a fost încărcat în MySMIS2021 la 07.09.2026; ordinul de începere a fost emis la 08.09.2026, iar formarea s-a desfășurat online în perioada 10–18.09.2026. Recepția serviciilor se va realiza după evaluarea finală din 09.10.2026 și eliberarea documentelor de absolvire.</w:t>
       </w:r>
     </w:p>
     <w:p>
@@ -4454,7 +4454,7 @@
           <w:b w:val="0"/>
           <w:i w:val="0"/>
         </w:rPr>
-        <w:t xml:space="preserve">Furnizare echipamente IT (L2–L3). La 17.08.2026 a fost încheiat Contractul de furnizare nr. 2026081703 cu ANILEX SOFT SRL, iar la 19.08.2026 a fost emisă nota de comandă. Furnizorul a comunicat că modelul de laptop ofertat nu mai este disponibil, astfel încât contractul a încetat prin acordul părților, prin Decizia nr. 2026090903/09.09.2026, fără efecte financiare, iar dosarul din MySMIS2021 a fost actualizat cu decizia de încetare. Procedura a fost reluată pe baza referatului de necesitate din 14.09.2026, iar la 15.09.2026 a fost încheiat Contractul de furnizare echipamente IT nr. 2026091504 cu ANILEX SOFT SRL, în valoare de 63.000,00 lei fără TVA, la care se adaugă TVA de 13.230,00 lei, rezultând 76.230,00 lei. Echipamentele – 3 laptopuri HP Envy 17, 1 laptop Acer Nitro V15, 2 desktopuri ZMEU MAX și 2 multifuncționale Epson WorkForce Pro EM-C8100 – au fost livrate și recepționate cantitativ și calitativ la 18.09.2026, pe baza procesului-verbal de predare-primire-recepție și a facturii ASF 080/18.09.2026, achitată la aceeași dată, și au fost </w:t>
+        <w:t xml:space="preserve">Furnizare echipamente IT (L2–L3). Pe baza Referatului de necesitate nr. 2026081403/14.08.2026, a solicitării de ofertă, a notei justificative cu consultarea catalogului SEAP și a verificării furnizorului, la 17.08.2026 a fost încheiat Contractul de furnizare nr. 2026081703 cu ANILEX SOFT SRL, dosarul fiind încărcat în MySMIS2021 la 18.08.2026, iar nota de comandă emisă la 19.08.2026. Prin adresa nr. 2026090902/09.09.2026, furnizorul a comunicat că modelul de laptop ofertat nu mai este disponibil pe canalele sale comerciale și și-a exprimat acordul pentru încetarea amiabilă a contractului; contractul a încetat prin Decizia nr. 2026090903/09.09.2026, fără efecte financiare, iar dosarul din MySMIS2021 a fost actualizat la 11.09.2026. Procedura a fost reluată pe baza Referatului de necesitate nr. 2026091402/14.09.2026, cu aceleași specificații tehnice și aceeași valoare estimată; după solicitarea și primirea ofertei, nota justificativă din 15.09.2026 și declarațiile privind conflictul de interese, la 15.09.2026 a fost încheiat Contractul de furnizare echipamente IT nr. 2026091504 cu ANILEX SOFT SRL, în valoare de 63.000,00 lei fără TVA, la care se adaugă TVA de 13.230,00 lei, rezultând 76.230,00 lei, iar nota de comandă a fost emisă în aceeași zi. Dosarul achiziției a fost încărcat în MySMIS2021 la 17.09.2026. Echipamentele – 3 laptopuri HP Envy 17, 1 laptop Acer Nitro V15, 2 desktopuri ZMEU MAX și 2 multifuncționale Epson WorkForce Pro EM-C8100 – au fost livrate și recepționate cantitativ și calitativ la 18.09.2026, pe baza procesului-verbal de predare-primire-recepție, iar factura ASF 080/18.09.2026 a fost achitată prin ordin de plată la aceeași dată. Echipamentele au fost fotografiate la recepție, </w:t>
       </w:r>
       <w:r>
         <w:rPr>
@@ -4469,7 +4469,7 @@
           <w:b w:val="0"/>
           <w:i w:val="0"/>
         </w:rPr>
-        <w:t>. Dosarul achiziției a fost încărcat în MySMIS2021 la 17.09.2026.</w:t>
+        <w:t>, și sunt utilizate pentru programele remediale, consiliere și activitatea echipei de proiect.</w:t>
       </w:r>
     </w:p>
     <w:p>
@@ -4481,7 +4481,7 @@
           <w:b w:val="0"/>
           <w:i w:val="0"/>
         </w:rPr>
-        <w:t>Servicii de acordare masă caldă (L2–L5). Achiziția, introdusă prin Actul adițional nr. 1, urmează să fie lansată în luna octombrie 2026, după stabilirea numărului de elevi validați pe acțiunea 8.f.3 și a calendarului sesiunilor remediale din școlile partenere, elemente necesare pentru dimensionarea corectă a numărului de porții și a locurilor de livrare.</w:t>
+        <w:t>Servicii de acordare masă caldă (L2–L5). Achiziția, introdusă prin Actul adițional nr. 1 și inclusă în planul actualizat la 09.09.2026, urmează să fie lansată în luna octombrie 2026, după stabilirea numărului de elevi validați pe acțiunea 8.f.3 și a calendarului sesiunilor remediale din școlile partenere, elemente necesare pentru dimensionarea numărului de porții și a locurilor de livrare.</w:t>
       </w:r>
     </w:p>
     <w:p>
@@ -4505,7 +4505,7 @@
           <w:b w:val="0"/>
           <w:i w:val="0"/>
         </w:rPr>
-        <w:t>Activitatea este documentată prin programul anual al achizițiilor, dosarele de achiziție încărcate în MySMIS2021, contractele încheiate, decizia de încetare, ordinele de începere, notele de comandă, procesele-verbale de predare-primire și recepție, facturile și documentele de plată.</w:t>
+        <w:t>Activitatea s-a desfășurat la sediul beneficiarului, în spațiul alocat implementării proiectului, și este documentată prin programul anual al achizițiilor, referatele de necesitate, notele justificative, solicitările și ofertele primite, declarațiile privind conflictul de interese, contractele, decizia de încetare, ordinele de începere, notele de comandă, procesele-verbale de predare-primire și recepție, facturile și documentele de plată, precum și prin dosarele de achiziție încărcate în MySMIS2021.</w:t>
       </w:r>
     </w:p>
     <w:p>
@@ -4519,7 +4519,7 @@
           <w:color w:val="1E6B2E"/>
           <w:sz w:val="16"/>
         </w:rPr>
-        <w:t>Caractere: 5.460 / 10.500 (52%) – în limită</w:t>
+        <w:t>Caractere: 7.675 / 10.500 (73%) – în limită</w:t>
       </w:r>
     </w:p>
     <w:tbl>
@@ -4565,7 +4565,7 @@
                 <w:color w:val="9B1C1C"/>
                 <w:sz w:val="18"/>
               </w:rPr>
-              <w:t>Programul anual al achizițiilor este semnat la 09.09.2026 (și 17.09.2026), după încheierea contractelor din 06.08, 17.08 și 28.08. Dacă a existat o versiune anterioară (iulie), se trece data ei; altfel formularea „aprobat la 09.09.2026” rămâne, dar OM poate întreba de ce planul a fost aprobat după primele contracte.</w:t>
+              <w:t>PAAP: prima versiune aprobată de reprezentantul legal la 16.06.2026 (în dosarul achiziției auto, „1. PAAP si plan de achizitii.pdf”), actualizată la 09.09.2026 după AA1 – textul SA2.1 este aliniat la aceste date. Rămâne de confirmat: data înregistrării echipamentelor IT în evidența contabilă și inscripționarea lor cu elementele de identitate vizuală (fotografii) – placeholder galben în Progres SA2.1. Recepția serviciilor de formare se face după evaluarea din 09.10.2026 (în afara perioadei de raportare).</w:t>
             </w:r>
           </w:p>
         </w:tc>

--- a/RP1_UNIC_352704/RP1_UNIC_352704_Raport_de_progres.docx
+++ b/RP1_UNIC_352704/RP1_UNIC_352704_Raport_de_progres.docx
@@ -4633,7 +4633,7 @@
           <w:b w:val="0"/>
           <w:i w:val="0"/>
         </w:rPr>
-        <w:t>R8: materiale publicitare realizate și distribuite – afișul A3 al proiectului, flyerul de prezentare pentru școli (față-verso) și flyerul de 12 × 17 cm.</w:t>
+        <w:t>R8: materiale publicitare realizate și distribuite – afișul A3 al proiectului, flyerul de prezentare pentru unitățile de învățământ (față-verso) și flyerul de 12 × 17 cm, realizate în luna iulie 2026 cu elementele obligatorii de identitate vizuală.</w:t>
       </w:r>
     </w:p>
     <w:p>
@@ -4645,7 +4645,7 @@
           <w:b w:val="0"/>
           <w:i w:val="0"/>
         </w:rPr>
-        <w:t>R9: 1 anunț de începere a proiectului publicat pe subpagina proiectului de pe site-ul beneficiarului (https://napocaporolissum.ro/unic-porolissum-2/).</w:t>
+        <w:t>R9: 1 anunț de începere a proiectului publicat pe subpagina dedicată proiectului de pe site-ul beneficiarului (https://napocaporolissum.ro/unic-porolissum-2/), cu dovada publicării arhivată.</w:t>
       </w:r>
     </w:p>
     <w:p>
@@ -4657,7 +4657,34 @@
           <w:b w:val="0"/>
           <w:i w:val="0"/>
         </w:rPr>
-        <w:t>R10: promovarea proiectului pe site-ul beneficiarului (subpagina proiectului, creată la 02.07.2026) și pe pagina de Facebook a proiectului „UNIC: Viitor prin Educație” (https://www.facebook.com/unic.viitorprineducatie) realizată.</w:t>
+        <w:t xml:space="preserve">R10: promovarea proiectului pe site-ul beneficiarului (subpagina proiectului, creată la 02.07.2026) și pe pagina de Facebook a proiectului „UNIC: Viitor prin Educație” (https://www.facebook.com/unic.viitorprineducatie) realizată – </w:t>
+      </w:r>
+      <w:r>
+        <w:rPr>
+          <w:b w:val="0"/>
+          <w:i w:val="0"/>
+          <w:highlight w:val="yellow"/>
+        </w:rPr>
+        <w:t>«__»</w:t>
+      </w:r>
+      <w:r>
+        <w:rPr>
+          <w:b w:val="0"/>
+          <w:i w:val="0"/>
+        </w:rPr>
+        <w:t xml:space="preserve"> postări în perioada de raportare.</w:t>
+      </w:r>
+    </w:p>
+    <w:p>
+      <w:pPr>
+        <w:jc w:val="both"/>
+      </w:pPr>
+      <w:r>
+        <w:rPr>
+          <w:b w:val="0"/>
+          <w:i w:val="0"/>
+        </w:rPr>
+        <w:t>R11 (anunț de finalizare): nu este planificat pentru perioada de raportare.</w:t>
       </w:r>
     </w:p>
     <w:p>
@@ -4671,7 +4698,7 @@
           <w:color w:val="1E6B2E"/>
           <w:sz w:val="16"/>
         </w:rPr>
-        <w:t>Caractere: 533 / 3.500 (15%) – în limită</w:t>
+        <w:t>Caractere: 785 / 3.500 (22%) – în limită</w:t>
       </w:r>
     </w:p>
     <w:tbl>
@@ -4789,7 +4816,7 @@
           <w:b w:val="0"/>
           <w:i w:val="0"/>
         </w:rPr>
-        <w:t>În perioada de raportare iulie – septembrie 2026, SA3.1 a vizat asigurarea vizibilității proiectului și a sprijinului acordat din Fondul Social European Plus prin Programul Educație și Ocupare 2021-2027 încă de la debutul implementării, cu respectarea Manualului de identitate vizuală 2021-2027 și a Anexei 18 la Manualul beneficiarului.</w:t>
+        <w:t>În perioada de raportare iulie – septembrie 2026 (L1–L3), SA3.1 a vizat asigurarea vizibilității proiectului și a sprijinului acordat de Uniunea Europeană prin Programul Educație și Ocupare 2021-2027 încă de la debutul implementării, cu respectarea Manualului de identitate vizuală 2021-2027, a Ghidului solicitantului – condiții generale PEO și a Anexei 18 la Manualul beneficiarului. Activitatea a fost derulată de Asistentul manager, cu sprijinul experților de grup țintă și al Expertului comunicare, sub avizarea Managerului de proiect.</w:t>
       </w:r>
     </w:p>
     <w:p>
@@ -4801,7 +4828,22 @@
           <w:b w:val="0"/>
           <w:i w:val="0"/>
         </w:rPr>
-        <w:t>La începutul lunii iulie 2026 (02.07.2026), pe site-ul beneficiarului a fost creată subpagina dedicată proiectului (https://napocaporolissum.ro/unic-porolissum-2/), în secțiunea „Programe – PEO – Programul Educație și Ocupare”. Subpagina prezintă denumirea proiectului, beneficiarul, codul MySMIS 352704, perioada de implementare, valoarea totală, sursa de finanțare, descrierea și obiectivele, grupul țintă și rezultatele așteptate, precum și trimiterea către www.mfe.gov.ro.</w:t>
+        <w:t xml:space="preserve">Publicarea anunțului de începere a proiectului. La 02.07.2026, pe site-ul beneficiarului a fost creată subpagina dedicată proiectului (https://napocaporolissum.ro/unic-porolissum-2/), în secțiunea „Programe – PEO – Programul Educație și Ocupare”, cu antetul proiectului (emblema Uniunii Europene și mențiunea „Cofinanțat de Uniunea Europeană”, sigla Guvernului României, sigla beneficiarului și sigla proiectului). Anunțul de începere, redactat de Asistentul manager conform structurii obligatorii din Manualul de identitate vizuală și avizat de Managerul de proiect, a fost publicat pe subpagină la </w:t>
+      </w:r>
+      <w:r>
+        <w:rPr>
+          <w:b w:val="0"/>
+          <w:i w:val="0"/>
+          <w:highlight w:val="yellow"/>
+        </w:rPr>
+        <w:t>«__.07.2026»</w:t>
+      </w:r>
+      <w:r>
+        <w:rPr>
+          <w:b w:val="0"/>
+          <w:i w:val="0"/>
+        </w:rPr>
+        <w:t xml:space="preserve"> și cuprinde beneficiarul, titlul și codul MySMIS 352704, programul (Programul Educație și Ocupare 2021-2027, Prioritatea P8), fondul (FSE+), perioada (iulie 2026 – iunie 2029) și regiunea de implementare, valoarea totală de 6.917.106,49 lei, scopul, activitățile, grupul țintă, rezultatele urmărite și datele de contact. Dovada publicării (captură de ecran cu data și adresa URL activă) și anunțul în format PDF au fost arhivate în dosarul de informare și publicitate.</w:t>
       </w:r>
     </w:p>
     <w:p>
@@ -4813,7 +4855,67 @@
           <w:b w:val="0"/>
           <w:i w:val="0"/>
         </w:rPr>
-        <w:t>Pe subpagină a fost publicat anunțul de începere a proiectului, care cuprinde beneficiarul, titlul și codul MySMIS, programul (Programul Educație și Ocupare 2021-2027, Prioritatea P8) și fondul (FSE+), perioada de implementare (iulie 2026 – iunie 2029), regiunea, valoarea totală, scopul, activitățile, grupul țintă, rezultatele urmărite și datele de contact. Dovada publicării (captură de ecran cu data și adresa URL) a fost arhivată.</w:t>
+        <w:t xml:space="preserve">Promovarea proiectului online. Subpagina proiectului prezintă descrierea și obiectivul principal, justificarea și relevanța, rezultatele așteptate, activitățile și grupul țintă, fiind actualizată pe parcursul perioadei de raportare. La 16.07.2026 au fost publicate pe subpagină Metodologia privind identificarea, recrutarea, înscrierea, verificarea, selectarea, validarea și menținerea grupului țintă și Metodologia privind acordarea sprijinului financiar pentru transport, cazare și masă, asigurând accesul egal la informație al tuturor persoanelor interesate și transparența procesului de selecție. Proiectul este promovat și prin pagina de Facebook dedicată „UNIC: Viitor prin Educație” (https://www.facebook.com/unic.viitorprineducatie), creată </w:t>
+      </w:r>
+      <w:r>
+        <w:rPr>
+          <w:b w:val="0"/>
+          <w:i w:val="0"/>
+          <w:highlight w:val="yellow"/>
+        </w:rPr>
+        <w:t>«la __.__.2026»</w:t>
+      </w:r>
+      <w:r>
+        <w:rPr>
+          <w:b w:val="0"/>
+          <w:i w:val="0"/>
+        </w:rPr>
+        <w:t xml:space="preserve">, care prezintă titlul proiectului, mențiunea cofinanțării de către Uniunea Europeană prin PEO 2021-2027 și codul MySMIS și care avea </w:t>
+      </w:r>
+      <w:r>
+        <w:rPr>
+          <w:b w:val="0"/>
+          <w:i w:val="0"/>
+          <w:highlight w:val="yellow"/>
+        </w:rPr>
+        <w:t>«588»</w:t>
+      </w:r>
+      <w:r>
+        <w:rPr>
+          <w:b w:val="0"/>
+          <w:i w:val="0"/>
+        </w:rPr>
+        <w:t xml:space="preserve"> de urmăritori la finalul perioadei de raportare. Pe pagină au fost publicate, în perioada de raportare, </w:t>
+      </w:r>
+      <w:r>
+        <w:rPr>
+          <w:b w:val="0"/>
+          <w:i w:val="0"/>
+          <w:highlight w:val="yellow"/>
+        </w:rPr>
+        <w:t>«__»</w:t>
+      </w:r>
+      <w:r>
+        <w:rPr>
+          <w:b w:val="0"/>
+          <w:i w:val="0"/>
+        </w:rPr>
+        <w:t xml:space="preserve"> postări despre proiect </w:t>
+      </w:r>
+      <w:r>
+        <w:rPr>
+          <w:b w:val="0"/>
+          <w:i w:val="0"/>
+          <w:highlight w:val="yellow"/>
+        </w:rPr>
+        <w:t>«(lansarea proiectului, întâlnirile de informare din școli, publicarea metodologiilor, începerea activităților cu elevii)»</w:t>
+      </w:r>
+      <w:r>
+        <w:rPr>
+          <w:b w:val="0"/>
+          <w:i w:val="0"/>
+        </w:rPr>
+        <w:t>, ultima din 29.09.2026 marcând începerea activităților cu elevii la Colegiul Tehnic Turda, cu fotografii și materiale video. Conținutul postărilor a fost pregătit de Asistentul manager și de Expertul comunicare și avizat de Managerul de proiect; link-urile și capturile de ecran ale postărilor sunt centralizate în documentul „SA 3.1_07-09.2026_Informare și Publicitate”.</w:t>
       </w:r>
     </w:p>
     <w:p>
@@ -4825,7 +4927,22 @@
           <w:b w:val="0"/>
           <w:i w:val="0"/>
         </w:rPr>
-        <w:t>La 16.07.2026 au fost publicate pe aceeași subpagină Metodologia privind identificarea, recrutarea, înscrierea, verificarea, selectarea, validarea și menținerea grupului țintă și Metodologia privind acordarea sprijinului financiar pentru transport, cazare și masă, asigurând accesul egal la informație al tuturor persoanelor interesate.</w:t>
+        <w:t xml:space="preserve">Realizarea și distribuirea materialelor publicitare. În luna iulie 2026 au fost realizate, în regie proprie, materialele de informare ale proiectului: afișul A3, flyerul de prezentare față-verso pentru unitățile de învățământ (scopul proiectului, grupul țintă pe acțiuni, documentele necesare înscrierii, protecția datelor) și flyerul de 12 × 17 cm pentru elevi și părinți. Conceptul și conținutul au fost verificate de Managerul de proiect sub aspectul respectării cerințelor de identitate vizuală. Materialele au fost utilizate în întâlnirile de informare cu conducerile unităților de învățământ partenere și cu elevii, din iulie și septembrie 2026, și au stat la baza afișelor și pliantelor campaniei de informare și conștientizare din SA5.3. Afișul A3 a fost expus la sediul de implementare al beneficiarului din comuna Gilău </w:t>
+      </w:r>
+      <w:r>
+        <w:rPr>
+          <w:b w:val="0"/>
+          <w:i w:val="0"/>
+          <w:highlight w:val="yellow"/>
+        </w:rPr>
+        <w:t>«și la unitățile de învățământ partenere»</w:t>
+      </w:r>
+      <w:r>
+        <w:rPr>
+          <w:b w:val="0"/>
+          <w:i w:val="0"/>
+        </w:rPr>
+        <w:t>, fiind realizate fotografii ca dovadă.</w:t>
       </w:r>
     </w:p>
     <w:p>
@@ -4837,7 +4954,7 @@
           <w:b w:val="0"/>
           <w:i w:val="0"/>
         </w:rPr>
-        <w:t xml:space="preserve">Proiectul este promovat și pe pagina de Facebook „UNIC: Viitor prin Educație” (https://www.facebook.com/unic.viitorprineducatie), pe care au fost publicate, în perioada de raportare, </w:t>
+        <w:t xml:space="preserve">Mențiunea privind sprijinul UE în documentele proiectului. Toate documentele utilizate în relația cu grupul țintă și cu publicul (formularele de înscriere, notele de informare, listele de prezență, fișele de lucru, testele de evaluare, adeverințele) poartă antetul proiectului și mențiunea privind cofinanțarea de către Uniunea Europeană prin Programul Educație și Ocupare 2021-2027. La înscriere, participanții au fost informați, prin nota de informare privind activitățile proiectului, cu privire la sprijinul acordat prin FSE+. Echipamentele IT recepționate la 18.09.2026 </w:t>
       </w:r>
       <w:r>
         <w:rPr>
@@ -4845,22 +4962,7 @@
           <w:i w:val="0"/>
           <w:highlight w:val="yellow"/>
         </w:rPr>
-        <w:t>«… postări»</w:t>
-      </w:r>
-      <w:r>
-        <w:rPr>
-          <w:b w:val="0"/>
-          <w:i w:val="0"/>
-        </w:rPr>
-        <w:t xml:space="preserve"> despre activitățile proiectului </w:t>
-      </w:r>
-      <w:r>
-        <w:rPr>
-          <w:b w:val="0"/>
-          <w:i w:val="0"/>
-          <w:highlight w:val="yellow"/>
-        </w:rPr>
-        <w:t>«(întâlnirile de informare din școli, debutul activităților cu elevii din septembrie …)»</w:t>
+        <w:t>«au fost inscripționate cu autocolante care conțin elementele de identitate vizuală»</w:t>
       </w:r>
       <w:r>
         <w:rPr>
@@ -4879,61 +4981,7 @@
           <w:b w:val="0"/>
           <w:i w:val="0"/>
         </w:rPr>
-        <w:t xml:space="preserve">În luna iulie 2026 au fost realizate materialele de informare pentru unitățile de învățământ: afișul A3 al proiectului, flyerul de prezentare față-verso destinat școlilor și flyerul de 12 × 17 cm. Materialele au fost utilizate în întâlnirile de informare și recrutare de la Colegiul Tehnic Turda (07.07 și 24.07.2026) și de la Liceul Tehnologic „Vlădeasa” Huedin (09.07.2026) și, în septembrie 2026, la Liceul Teologic Reformat Cluj-Napoca. Afișul A3 a fost expus la sediul beneficiarului din Gilău și </w:t>
-      </w:r>
-      <w:r>
-        <w:rPr>
-          <w:b w:val="0"/>
-          <w:i w:val="0"/>
-          <w:highlight w:val="yellow"/>
-        </w:rPr>
-        <w:t>«la unitățile de învățământ partenere în care se desfășoară activitățile»</w:t>
-      </w:r>
-      <w:r>
-        <w:rPr>
-          <w:b w:val="0"/>
-          <w:i w:val="0"/>
-        </w:rPr>
-        <w:t>, fiind realizate fotografii ca dovadă.</w:t>
-      </w:r>
-    </w:p>
-    <w:p>
-      <w:pPr>
-        <w:jc w:val="both"/>
-      </w:pPr>
-      <w:r>
-        <w:rPr>
-          <w:b w:val="0"/>
-          <w:i w:val="0"/>
-        </w:rPr>
-        <w:t xml:space="preserve">Toate documentele utilizate în relația cu grupul țintă (formulare, liste de prezență, fișe de lucru, teste de evaluare) au inclus elementele obligatorii de identitate vizuală și mențiunea privind cofinanțarea din Fondul Social European Plus prin Programul Educație și Ocupare 2021-2027. La înscriere, participanții au fost informați, prin nota de informare privind activitățile proiectului, cu privire la sprijinul acordat prin FSE+. Echipamentele IT recepționate la 18.09.2026 au fost </w:t>
-      </w:r>
-      <w:r>
-        <w:rPr>
-          <w:b w:val="0"/>
-          <w:i w:val="0"/>
-          <w:highlight w:val="yellow"/>
-        </w:rPr>
-        <w:t>«inscripționate cu autocolante care conțin elementele de identitate vizuală»</w:t>
-      </w:r>
-      <w:r>
-        <w:rPr>
-          <w:b w:val="0"/>
-          <w:i w:val="0"/>
-        </w:rPr>
-        <w:t>.</w:t>
-      </w:r>
-    </w:p>
-    <w:p>
-      <w:pPr>
-        <w:jc w:val="both"/>
-      </w:pPr>
-      <w:r>
-        <w:rPr>
-          <w:b w:val="0"/>
-          <w:i w:val="0"/>
-        </w:rPr>
-        <w:t>Activitatea este documentată prin materialele realizate, link-urile și capturile de ecran ale publicărilor și fotografiile afișelor expuse, centralizate în documentul „SA 3.1_07-09.2026_Informare și publicitate”.</w:t>
+        <w:t>Activitatea s-a desfășurat la sediul beneficiarului și este documentată prin anunțul de începere și dovada publicării, capturile de ecran ale subpaginii și ale postărilor, materialele de informare realizate, fotografiile afișelor expuse și fișele de pontaj și rapoartele de activitate ale experților implicați.</w:t>
       </w:r>
     </w:p>
     <w:p>
@@ -4947,7 +4995,7 @@
           <w:color w:val="1E6B2E"/>
           <w:sz w:val="16"/>
         </w:rPr>
-        <w:t>Caractere: 3.296 / 10.500 (31%) – în limită</w:t>
+        <w:t>Caractere: 5.036 / 10.500 (48%) – în limită</w:t>
       </w:r>
     </w:p>
     <w:tbl>
@@ -4993,7 +5041,7 @@
                 <w:color w:val="9B1C1C"/>
                 <w:sz w:val="18"/>
               </w:rPr>
-              <w:t>Facebook nu a putut fi citit automat. Se completează numărul postărilor pe luni și temele lor din pagina proiectului și se atașează capturile. Afișul A3 și autocolantele IT se păstrează în text numai dacă există fotografii.</w:t>
+              <w:t>Facebook: fără autentificare se vede doar ultima postare (29.09.2026) și numărul de urmăritori (588 la 07.10.2026); se completează numărul postărilor pe luni, temele și data creării paginii, iar capturile se inserează în „SA 3.1_07-09.2026_Informare și Publicitate.docx” (livrabile/). Data publicării anunțului de începere: între 02.07 și 30.07.2026 (ultima actualizare a subpaginii) – de confirmat. ATENȚIE: flyerul pentru școli (flyer_UNIC_352704_scoli_fata_verso.pdf) are în antet „Programul Operațional Incluziune și Demnitate Socială (POIDS)” în loc de PEO – se corectează înainte de orice nouă distribuire și se decide dacă versiunea distribuită se include la RP1. Subpagina site: „intensitate intervenție 100%” de verificat față de contract (FSE+ 85% + buget național 15%).</w:t>
             </w:r>
           </w:p>
         </w:tc>

--- a/RP1_UNIC_352704/RP1_UNIC_352704_Raport_de_progres.docx
+++ b/RP1_UNIC_352704/RP1_UNIC_352704_Raport_de_progres.docx
@@ -4787,7 +4787,7 @@
           <w:b w:val="0"/>
           <w:i w:val="0"/>
         </w:rPr>
-        <w:t xml:space="preserve">R10: promovarea proiectului pe site-ul beneficiarului (subpagina proiectului, creată la 02.07.2026) și pe pagina de Facebook a proiectului „UNIC: Viitor prin Educație” (https://www.facebook.com/unic.viitorprineducatie) realizată – </w:t>
+        <w:t xml:space="preserve">R10: promovarea proiectului pe site-ul beneficiarului (subpagina proiectului, creată la 02.07.2026), pe pagina de Facebook a proiectului „UNIC: Viitor prin Educație” (https://www.facebook.com/unic.viitorprineducatie) și pe contul de Instagram al proiectului realizată – </w:t>
       </w:r>
       <w:r>
         <w:rPr>
@@ -4802,7 +4802,22 @@
           <w:b w:val="0"/>
           <w:i w:val="0"/>
         </w:rPr>
-        <w:t xml:space="preserve"> postări în perioada de raportare.</w:t>
+        <w:t xml:space="preserve"> postări Facebook și </w:t>
+      </w:r>
+      <w:r>
+        <w:rPr>
+          <w:b w:val="0"/>
+          <w:i w:val="0"/>
+          <w:highlight w:val="yellow"/>
+        </w:rPr>
+        <w:t>«__»</w:t>
+      </w:r>
+      <w:r>
+        <w:rPr>
+          <w:b w:val="0"/>
+          <w:i w:val="0"/>
+        </w:rPr>
+        <w:t xml:space="preserve"> postări Instagram în perioada de raportare.</w:t>
       </w:r>
     </w:p>
     <w:p>
@@ -4828,7 +4843,7 @@
           <w:color w:val="1E6B2E"/>
           <w:sz w:val="16"/>
         </w:rPr>
-        <w:t>Caractere: 785 / 3.500 (22%) – în limită</w:t>
+        <w:t>Caractere: 859 / 3.500 (25%) – în limită</w:t>
       </w:r>
     </w:p>
     <w:tbl>
@@ -5000,7 +5015,7 @@
           <w:b w:val="0"/>
           <w:i w:val="0"/>
         </w:rPr>
-        <w:t xml:space="preserve">, care prezintă titlul proiectului, mențiunea cofinanțării de către Uniunea Europeană prin PEO 2021-2027 și codul MySMIS și care avea </w:t>
+        <w:t xml:space="preserve">, și prin contul de Instagram al proiectului </w:t>
       </w:r>
       <w:r>
         <w:rPr>
@@ -5008,6 +5023,21 @@
           <w:i w:val="0"/>
           <w:highlight w:val="yellow"/>
         </w:rPr>
+        <w:t>«@cont_instagram»</w:t>
+      </w:r>
+      <w:r>
+        <w:rPr>
+          <w:b w:val="0"/>
+          <w:i w:val="0"/>
+        </w:rPr>
+        <w:t xml:space="preserve">; pagina de Facebook prezintă titlul proiectului, mențiunea cofinanțării de către Uniunea Europeană prin PEO 2021-2027 și codul MySMIS și care avea </w:t>
+      </w:r>
+      <w:r>
+        <w:rPr>
+          <w:b w:val="0"/>
+          <w:i w:val="0"/>
+          <w:highlight w:val="yellow"/>
+        </w:rPr>
         <w:t>«588»</w:t>
       </w:r>
       <w:r>
@@ -5015,7 +5045,7 @@
           <w:b w:val="0"/>
           <w:i w:val="0"/>
         </w:rPr>
-        <w:t xml:space="preserve"> de urmăritori la finalul perioadei de raportare. Pe pagină au fost publicate, în perioada de raportare, </w:t>
+        <w:t xml:space="preserve"> de urmăritori la finalul perioadei de raportare. Pe cele două canale au fost publicate, în perioada de raportare, </w:t>
       </w:r>
       <w:r>
         <w:rPr>
@@ -5030,7 +5060,7 @@
           <w:b w:val="0"/>
           <w:i w:val="0"/>
         </w:rPr>
-        <w:t xml:space="preserve"> postări despre proiect </w:t>
+        <w:t xml:space="preserve"> postări pe Facebook și </w:t>
       </w:r>
       <w:r>
         <w:rPr>
@@ -5038,6 +5068,21 @@
           <w:i w:val="0"/>
           <w:highlight w:val="yellow"/>
         </w:rPr>
+        <w:t>«__»</w:t>
+      </w:r>
+      <w:r>
+        <w:rPr>
+          <w:b w:val="0"/>
+          <w:i w:val="0"/>
+        </w:rPr>
+        <w:t xml:space="preserve"> postări pe Instagram despre proiect </w:t>
+      </w:r>
+      <w:r>
+        <w:rPr>
+          <w:b w:val="0"/>
+          <w:i w:val="0"/>
+          <w:highlight w:val="yellow"/>
+        </w:rPr>
         <w:t>«(lansarea proiectului, întâlnirile de informare din școli, publicarea metodologiilor, începerea activităților cu elevii)»</w:t>
       </w:r>
       <w:r>
@@ -5045,34 +5090,19 @@
           <w:b w:val="0"/>
           <w:i w:val="0"/>
         </w:rPr>
-        <w:t>, ultima din 29.09.2026 marcând începerea activităților cu elevii la Colegiul Tehnic Turda, cu fotografii și materiale video. Conținutul postărilor a fost pregătit de Asistentul manager și de Expertul comunicare și avizat de Managerul de proiect; link-urile și capturile de ecran ale postărilor sunt centralizate în documentul „SA 3.1_07-09.2026_Informare și Publicitate”.</w:t>
-      </w:r>
-    </w:p>
-    <w:p>
-      <w:pPr>
-        <w:jc w:val="both"/>
-      </w:pPr>
-      <w:r>
-        <w:rPr>
-          <w:b w:val="0"/>
-          <w:i w:val="0"/>
-        </w:rPr>
-        <w:t xml:space="preserve">Realizarea și distribuirea materialelor publicitare. În luna iulie 2026 au fost realizate, în regie proprie, materialele de informare ale proiectului: afișul A3, flyerul de prezentare față-verso pentru unitățile de învățământ (scopul proiectului, grupul țintă pe acțiuni, documentele necesare înscrierii, protecția datelor) și flyerul de 12 × 17 cm pentru elevi și părinți. Conceptul și conținutul au fost verificate de Managerul de proiect sub aspectul respectării cerințelor de identitate vizuală. Materialele au fost utilizate în întâlnirile de informare cu conducerile unităților de învățământ partenere și cu elevii, din iulie și septembrie 2026, și au stat la baza afișelor și pliantelor campaniei de informare și conștientizare din SA5.3. Afișul A3 a fost expus la sediul de implementare al beneficiarului din comuna Gilău </w:t>
-      </w:r>
-      <w:r>
-        <w:rPr>
-          <w:b w:val="0"/>
-          <w:i w:val="0"/>
-          <w:highlight w:val="yellow"/>
-        </w:rPr>
-        <w:t>«și la unitățile de învățământ partenere»</w:t>
-      </w:r>
-      <w:r>
-        <w:rPr>
-          <w:b w:val="0"/>
-          <w:i w:val="0"/>
-        </w:rPr>
-        <w:t>, fiind realizate fotografii ca dovadă.</w:t>
+        <w:t>, ultima din 29.09.2026 marcând începerea activităților cu elevii la Colegiul Tehnic Turda, cu fotografii și materiale video. Conținutul postărilor a fost pregătit de Asistentul manager și de Expertul comunicare și avizat de Managerul de proiect; link-urile și capturile de ecran ale postărilor sunt centralizate lunar în documentele „SA 3.1_07.2026 / 08.2026 / 09.2026_Informare și Publicitate”.</w:t>
+      </w:r>
+    </w:p>
+    <w:p>
+      <w:pPr>
+        <w:jc w:val="both"/>
+      </w:pPr>
+      <w:r>
+        <w:rPr>
+          <w:b w:val="0"/>
+          <w:i w:val="0"/>
+        </w:rPr>
+        <w:t>Realizarea și distribuirea materialelor publicitare. În luna iulie 2026 au fost realizate, în regie proprie, materialele de informare ale proiectului: afișul A3, flyerul de prezentare față-verso pentru unitățile de învățământ (scopul proiectului, grupul țintă pe acțiuni, documentele necesare înscrierii, protecția datelor) și flyerul de 12 × 17 cm pentru elevi și părinți. Conceptul și conținutul au fost verificate de Managerul de proiect sub aspectul respectării cerințelor de identitate vizuală. Materialele au fost utilizate în întâlnirile de informare cu conducerile unităților de învățământ partenere și cu elevii, din iulie și septembrie 2026, și au stat la baza afișelor și pliantelor campaniei de informare și conștientizare din SA5.3. Afișul A3 a fost expus într-un loc vizibil publicului la sediul de implementare al beneficiarului din comuna Gilău și la unitățile de învățământ partenere (Colegiul Tehnic Turda, Liceul Tehnologic „Vlădeasa” Huedin și, din septembrie, Liceul Teologic Reformat Cluj-Napoca), fiind realizate fotografii ca dovadă.</w:t>
       </w:r>
     </w:p>
     <w:p>
@@ -5125,7 +5155,7 @@
           <w:color w:val="1E6B2E"/>
           <w:sz w:val="16"/>
         </w:rPr>
-        <w:t>Caractere: 5.036 / 10.500 (48%) – în limită</w:t>
+        <w:t>Caractere: 5.334 / 10.500 (51%) – în limită</w:t>
       </w:r>
     </w:p>
     <w:tbl>
@@ -5171,7 +5201,7 @@
                 <w:color w:val="9B1C1C"/>
                 <w:sz w:val="18"/>
               </w:rPr>
-              <w:t>Facebook: fără autentificare se vede doar ultima postare (29.09.2026) și numărul de urmăritori (588 la 07.10.2026); se completează numărul postărilor pe luni, temele și data creării paginii, iar capturile se inserează în „SA 3.1_07-09.2026_Informare și Publicitate.docx” (livrabile/). Data publicării anunțului de începere: între 02.07 și 30.07.2026 (ultima actualizare a subpaginii) – de confirmat. ATENȚIE: flyerul pentru școli (flyer_UNIC_352704_scoli_fata_verso.pdf) are în antet „Programul Operațional Incluziune și Demnitate Socială (POIDS)” în loc de PEO – se corectează înainte de orice nouă distribuire și se decide dacă versiunea distribuită se include la RP1. Subpagina site: „intensitate intervenție 100%” de verificat față de contract (FSE+ 85% + buget național 15%).</w:t>
+              <w:t>Facebook: fără autentificare se vede doar ultima postare (29.09.2026) și numărul de urmăritori (588 la 07.10.2026); se completează numărul postărilor pe luni, temele și data creării paginii, iar capturile (Facebook și Instagram) se inserează în documentele lunare „SA 3.1_07/08/09.2026_Informare și Publicitate.docx” (livrabile/). Contul de Instagram: handle-ul nu a putut fi identificat (Instagram blochează accesul fără autentificare); fotografiile afișului A3 (sediu + școli) sunt în calculatorul MP, nu în Drive. Data publicării anunțului de începere: între 02.07 și 30.07.2026 (ultima actualizare a subpaginii) – de confirmat. ATENȚIE: flyerul pentru școli (flyer_UNIC_352704_scoli_fata_verso.pdf) are în antet „Programul Operațional Incluziune și Demnitate Socială (POIDS)” în loc de PEO – se corectează înainte de orice nouă distribuire și se decide dacă versiunea distribuită se include la RP1. Subpagina site: „intensitate intervenție 100%” de verificat față de contract (FSE+ 85% + buget național 15%).</w:t>
             </w:r>
           </w:p>
         </w:tc>

--- a/RP1_UNIC_352704/RP1_UNIC_352704_Raport_de_progres.docx
+++ b/RP1_UNIC_352704/RP1_UNIC_352704_Raport_de_progres.docx
@@ -1700,7 +1700,7 @@
                 <w:i w:val="0"/>
                 <w:sz w:val="17"/>
               </w:rPr>
-              <w:t>Grupul țintă nu este introdus în MySMIS2021</w:t>
+              <w:t>Grupul țintă în MySMIS2021:</w:t>
             </w:r>
             <w:r>
               <w:rPr>
@@ -1708,7 +1708,7 @@
                 <w:i w:val="0"/>
                 <w:sz w:val="17"/>
               </w:rPr>
-              <w:t xml:space="preserve"> (0 participanți în foaia „Stare elevi”), deși registrul de la 04.10.2026 are 96 de elevi cu dată de intrare în operațiune; doar 24 de formulare de înregistrare (FIP) sunt semnate (17 în folderul GT).</w:t>
+              <w:t xml:space="preserve"> conform RA septembrie, 72 de participanți au fost înregistrați în MySMIS (30 de Expertul GT 1, 42 de Expertul GT 2), iar registrul din 08.10.2026 are 96 de elevi intrați în operațiune (17/34/45); 21–24 de elevi (LTR, cls. X–XI) se înregistrează în octombrie. Registrul nu are coloană pentru stadiul MySMIS.</w:t>
             </w:r>
           </w:p>
         </w:tc>
@@ -1918,7 +1918,7 @@
                 <w:i w:val="0"/>
                 <w:sz w:val="17"/>
               </w:rPr>
-              <w:t>Documente de resurse umane lipsă:</w:t>
+              <w:t>Documente de resurse umane:</w:t>
             </w:r>
             <w:r>
               <w:rPr>
@@ -1926,7 +1926,7 @@
                 <w:i w:val="0"/>
                 <w:sz w:val="17"/>
               </w:rPr>
-              <w:t xml:space="preserve"> RA (Anexa 10) septembrie – Expert GT 1; RA + pontaj septembrie – Facilitator comunitar 2 (folder gol); pontajele RF iulie–august (Dumitrescu); pontajele MP doar ca Google Sheet, nesemnate.</w:t>
+              <w:t xml:space="preserve"> RA septembrie Expert GT 1 există doar în folderul „vechi – 07.10” (versiunea finală de confirmat); RA + livrabile FC2 încărcate la 07.10 (pontaj de verificat); lipsesc pontajele RF iulie–august (Dumitrescu); pontajele MP doar ca Google Sheet, nesemnate; Facilitatorul comunitar 1 fără niciun document.</w:t>
             </w:r>
           </w:p>
         </w:tc>
@@ -2119,7 +2119,7 @@
                 <w:i w:val="0"/>
                 <w:sz w:val="17"/>
               </w:rPr>
-              <w:t>Minutele ședințelor din 18.09 (online) și 25.09.2026 (fizic)</w:t>
+              <w:t>Minuta ședinței din 18.09.2026 (online)</w:t>
             </w:r>
             <w:r>
               <w:rPr>
@@ -2127,7 +2127,7 @@
                 <w:i w:val="0"/>
                 <w:sz w:val="17"/>
               </w:rPr>
-              <w:t xml:space="preserve"> lipsesc (folderul „6. Întâlniri/3. Septembrie” este gol).</w:t>
+              <w:t xml:space="preserve"> există în livrabilele Expertului GT 1; ședința din 25.09.2026 (fizic) este menționată în RA ale Consilierului psihologic și FC2, dar minuta UNIC lipsește (cea din Drive este a proiectului PIDS).</w:t>
             </w:r>
           </w:p>
         </w:tc>
@@ -2146,7 +2146,7 @@
                 <w:i w:val="0"/>
                 <w:sz w:val="17"/>
               </w:rPr>
-              <w:t>Minute + liste de prezență/capturi. Altfel, rezultatul 2 = 3 întâlniri, nu 5.</w:t>
+              <w:t>Minuta din 25.09 + lista de prezență se adaugă în „6. Întâlniri/3. Septembrie”; atunci R2 = 5 întâlniri.</w:t>
             </w:r>
           </w:p>
         </w:tc>
@@ -4106,7 +4106,7 @@
           <w:b w:val="0"/>
           <w:i w:val="0"/>
         </w:rPr>
-        <w:t>Pentru fiecare modificare, Managerul de proiect a pregătit documentația, a actualizat secțiunile corespunzătoare din cererea de finanțare în MySMIS2021 și a răspuns solicitărilor de clarificări; detaliile sunt prezentate în secțiunea 2 a raportului.</w:t>
+        <w:t>Pentru fiecare modificare, Managerul de proiect a pregătit documentația, a actualizat secțiunile corespunzătoare din cererea de finanțare în MySMIS2021 și a răspuns solicitărilor de clarificări; detaliile sunt prezentate în secțiunea 2 a raportului. La 23.09.2026, Managerul de proiect și Expertul GT 1 au participat la întâlnirea organizată de OIR PECU Regiunea Nord-Vest cu beneficiarii apelului „O șansă în plus prin învățământul profesional și tehnic”, privind stadiul implementării, monitorizarea și raportarea proiectelor.</w:t>
       </w:r>
     </w:p>
     <w:p>
@@ -4254,7 +4254,7 @@
           <w:color w:val="1E6B2E"/>
           <w:sz w:val="16"/>
         </w:rPr>
-        <w:t>Caractere: 9.491 / 10.500 (90%) – în limită</w:t>
+        <w:t>Caractere: 9.770 / 10.500 (93%) – în limită</w:t>
       </w:r>
     </w:p>
     <w:tbl>
@@ -5269,7 +5269,7 @@
           <w:b w:val="0"/>
           <w:i w:val="0"/>
         </w:rPr>
-        <w:t>R12: 1 metodologie de selecție a grupului țintă întocmită (versiunea 1 – 16.07.2026, actualizată în versiunea 2 – septembrie 2026) și diseminată, împreună cu cele 15 anexe-formular.</w:t>
+        <w:t>R12: 1 metodologie de selecție a grupului țintă întocmită și diseminată – versiunea 1 avizată și publicată pe site-ul beneficiarului la 16.07.2026, cu 15 anexe-formular; versiunea 2 actualizată la 15.09.2026.</w:t>
       </w:r>
     </w:p>
     <w:p>
@@ -5289,14 +5289,14 @@
           <w:i w:val="0"/>
           <w:highlight w:val="yellow"/>
         </w:rPr>
-        <w:t>«128»</w:t>
-      </w:r>
-      <w:r>
-        <w:rPr>
-          <w:b w:val="0"/>
-          <w:i w:val="0"/>
-        </w:rPr>
-        <w:t xml:space="preserve"> de elevi cu dosare de înscriere eligibile, dintre care </w:t>
+        <w:t>«96»</w:t>
+      </w:r>
+      <w:r>
+        <w:rPr>
+          <w:b w:val="0"/>
+          <w:i w:val="0"/>
+        </w:rPr>
+        <w:t xml:space="preserve"> de elevi selectați și intrați în operațiune din 130 de dosare de grup țintă constituite (104 complete): </w:t>
       </w:r>
       <w:r>
         <w:rPr>
@@ -5304,14 +5304,14 @@
           <w:i w:val="0"/>
           <w:highlight w:val="yellow"/>
         </w:rPr>
-        <w:t>«96»</w:t>
-      </w:r>
-      <w:r>
-        <w:rPr>
-          <w:b w:val="0"/>
-          <w:i w:val="0"/>
-        </w:rPr>
-        <w:t xml:space="preserve"> de elevi selectați și intrați în operațiune (</w:t>
+        <w:t>«17»</w:t>
+      </w:r>
+      <w:r>
+        <w:rPr>
+          <w:b w:val="0"/>
+          <w:i w:val="0"/>
+        </w:rPr>
+        <w:t xml:space="preserve"> pe acțiunea 8.f.1, </w:t>
       </w:r>
       <w:r>
         <w:rPr>
@@ -5319,14 +5319,14 @@
           <w:i w:val="0"/>
           <w:highlight w:val="yellow"/>
         </w:rPr>
-        <w:t>«17»</w:t>
-      </w:r>
-      <w:r>
-        <w:rPr>
-          <w:b w:val="0"/>
-          <w:i w:val="0"/>
-        </w:rPr>
-        <w:t xml:space="preserve"> pe acțiunea 8.f.1, </w:t>
+        <w:t>«34»</w:t>
+      </w:r>
+      <w:r>
+        <w:rPr>
+          <w:b w:val="0"/>
+          <w:i w:val="0"/>
+        </w:rPr>
+        <w:t xml:space="preserve"> pe acțiunea 8.f.2 și </w:t>
       </w:r>
       <w:r>
         <w:rPr>
@@ -5334,14 +5334,14 @@
           <w:i w:val="0"/>
           <w:highlight w:val="yellow"/>
         </w:rPr>
-        <w:t>«35»</w:t>
-      </w:r>
-      <w:r>
-        <w:rPr>
-          <w:b w:val="0"/>
-          <w:i w:val="0"/>
-        </w:rPr>
-        <w:t xml:space="preserve"> pe acțiunea 8.f.2 și </w:t>
+        <w:t>«45»</w:t>
+      </w:r>
+      <w:r>
+        <w:rPr>
+          <w:b w:val="0"/>
+          <w:i w:val="0"/>
+        </w:rPr>
+        <w:t xml:space="preserve"> pe acțiunea 8.f.3; </w:t>
       </w:r>
       <w:r>
         <w:rPr>
@@ -5349,29 +5349,14 @@
           <w:i w:val="0"/>
           <w:highlight w:val="yellow"/>
         </w:rPr>
-        <w:t>«44»</w:t>
-      </w:r>
-      <w:r>
-        <w:rPr>
-          <w:b w:val="0"/>
-          <w:i w:val="0"/>
-        </w:rPr>
-        <w:t xml:space="preserve"> pe acțiunea 8.f.3); </w:t>
-      </w:r>
-      <w:r>
-        <w:rPr>
-          <w:b w:val="0"/>
-          <w:i w:val="0"/>
-          <w:highlight w:val="yellow"/>
-        </w:rPr>
-        <w:t>«4»</w:t>
-      </w:r>
-      <w:r>
-        <w:rPr>
-          <w:b w:val="0"/>
-          <w:i w:val="0"/>
-        </w:rPr>
-        <w:t xml:space="preserve"> cadre didactice selectate pentru participarea la formare; 0 părinți selectați în perioada de raportare.</w:t>
+        <w:t>«72»</w:t>
+      </w:r>
+      <w:r>
+        <w:rPr>
+          <w:b w:val="0"/>
+          <w:i w:val="0"/>
+        </w:rPr>
+        <w:t xml:space="preserve"> dintre aceștia înregistrați în MySMIS2021 în luna septembrie, cu formularele de înregistrare semnate; 4 cadre didactice recrutate în grupul țintă; 0 părinți selectați în perioada de raportare.</w:t>
       </w:r>
     </w:p>
     <w:p>
@@ -5385,7 +5370,525 @@
           <w:color w:val="1E6B2E"/>
           <w:sz w:val="16"/>
         </w:rPr>
-        <w:t>Caractere: 480 / 3.500 (14%) – în limită</w:t>
+        <w:t>Caractere: 594 / 3.500 (17%) – în limită</w:t>
+      </w:r>
+    </w:p>
+    <w:tbl>
+      <w:tblPr>
+        <w:tblW w:type="auto" w:w="0"/>
+        <w:jc w:val="center"/>
+        <w:tblLook w:firstColumn="1" w:firstRow="1" w:lastColumn="0" w:lastRow="0" w:noHBand="0" w:noVBand="1" w:val="04A0"/>
+        <w:tblBorders>
+          <w:top w:val="single" w:sz="4" w:space="0" w:color="C7D6EA"/>
+          <w:left w:val="single" w:sz="4" w:space="0" w:color="C7D6EA"/>
+          <w:bottom w:val="single" w:sz="4" w:space="0" w:color="C7D6EA"/>
+          <w:right w:val="single" w:sz="4" w:space="0" w:color="C7D6EA"/>
+          <w:insideH w:val="single" w:sz="4" w:space="0" w:color="C7D6EA"/>
+          <w:insideV w:val="single" w:sz="4" w:space="0" w:color="C7D6EA"/>
+        </w:tblBorders>
+      </w:tblPr>
+      <w:tblGrid>
+        <w:gridCol w:w="10206"/>
+      </w:tblGrid>
+      <w:tr>
+        <w:tc>
+          <w:tcPr>
+            <w:tcW w:type="dxa" w:w="10206"/>
+            <w:shd w:val="clear" w:color="auto" w:fill="E8EEF7"/>
+          </w:tcPr>
+          <w:p>
+            <w:pPr>
+              <w:spacing w:before="40" w:after="40"/>
+            </w:pPr>
+            <w:r>
+              <w:rPr>
+                <w:b/>
+                <w:i w:val="0"/>
+                <w:color w:val="003D82"/>
+                <w:sz w:val="19"/>
+              </w:rPr>
+              <w:t>SA4.1 – Abateri/riscuri identificate</w:t>
+            </w:r>
+          </w:p>
+        </w:tc>
+      </w:tr>
+    </w:tbl>
+    <w:p>
+      <w:pPr>
+        <w:jc w:val="both"/>
+      </w:pPr>
+      <w:r>
+        <w:rPr>
+          <w:b w:val="0"/>
+          <w:i w:val="0"/>
+        </w:rPr>
+        <w:t>Nu au fost identificate abateri.</w:t>
+      </w:r>
+    </w:p>
+    <w:p>
+      <w:pPr>
+        <w:jc w:val="both"/>
+      </w:pPr>
+      <w:r>
+        <w:rPr>
+          <w:b w:val="0"/>
+          <w:i w:val="0"/>
+        </w:rPr>
+        <w:t xml:space="preserve">Risc identificat: ritmul recrutării este mai lent decât estimările inițiale ale unităților de învățământ partenere, întrucât în aceleași școli recrutează grup țintă și alte organizații care implementează proiecte pe același apel, iar verificarea evitării suprapunerii grupurilor țintă și a dublei finanțări a prelungit constituirea dosarelor; o parte dintre familii nu au completat documentele sau nu au dorit participarea. La 30.09.2026, elevii intrați în operațiune reprezintă </w:t>
+      </w:r>
+      <w:r>
+        <w:rPr>
+          <w:b w:val="0"/>
+          <w:i w:val="0"/>
+          <w:highlight w:val="yellow"/>
+        </w:rPr>
+        <w:t>«56%»</w:t>
+      </w:r>
+      <w:r>
+        <w:rPr>
+          <w:b w:val="0"/>
+          <w:i w:val="0"/>
+        </w:rPr>
+        <w:t xml:space="preserve"> din ținta primului an (167 de elevi), decalajul fiind concentrat pe acțiunile 8.f.1 și 8.f.3.</w:t>
+      </w:r>
+    </w:p>
+    <w:p>
+      <w:pPr>
+        <w:jc w:val="both"/>
+      </w:pPr>
+      <w:r>
+        <w:rPr>
+          <w:b w:val="0"/>
+          <w:i w:val="0"/>
+        </w:rPr>
+        <w:t>Măsuri: extinderea rețelei de unități de învățământ partenere (acordul cu Liceul Teologic Reformat Cluj-Napoca din 09.09.2026 și demersurile pentru Liceul Tehnologic Energetic Cluj-Napoca), sprijin direct acordat familiilor pentru completarea dosarelor prin deplasări repetate în școli, verificarea încrucișată a elevilor cu organizația care derulează proiecte similare și monitorizarea săptămânală a stadiului recrutării în întâlnirile de management. Recrutarea este progresivă, pe 3 serii corespunzătoare anilor școlari, iar riscul nu afectează în acest moment atingerea țintelor finale.</w:t>
+      </w:r>
+    </w:p>
+    <w:p>
+      <w:pPr>
+        <w:spacing w:after="160"/>
+      </w:pPr>
+      <w:r>
+        <w:rPr>
+          <w:b w:val="0"/>
+          <w:i/>
+          <w:color w:val="1E6B2E"/>
+          <w:sz w:val="16"/>
+        </w:rPr>
+        <w:t>Caractere: 1.201 / 10.500 (11%) – în limită</w:t>
+      </w:r>
+    </w:p>
+    <w:tbl>
+      <w:tblPr>
+        <w:tblW w:type="auto" w:w="0"/>
+        <w:jc w:val="center"/>
+        <w:tblLook w:firstColumn="1" w:firstRow="1" w:lastColumn="0" w:lastRow="0" w:noHBand="0" w:noVBand="1" w:val="04A0"/>
+        <w:tblBorders>
+          <w:top w:val="single" w:sz="4" w:space="0" w:color="C7D6EA"/>
+          <w:left w:val="single" w:sz="4" w:space="0" w:color="C7D6EA"/>
+          <w:bottom w:val="single" w:sz="4" w:space="0" w:color="C7D6EA"/>
+          <w:right w:val="single" w:sz="4" w:space="0" w:color="C7D6EA"/>
+          <w:insideH w:val="single" w:sz="4" w:space="0" w:color="C7D6EA"/>
+          <w:insideV w:val="single" w:sz="4" w:space="0" w:color="C7D6EA"/>
+        </w:tblBorders>
+      </w:tblPr>
+      <w:tblGrid>
+        <w:gridCol w:w="10206"/>
+      </w:tblGrid>
+      <w:tr>
+        <w:tc>
+          <w:tcPr>
+            <w:tcW w:type="dxa" w:w="10206"/>
+            <w:shd w:val="clear" w:color="auto" w:fill="E8EEF7"/>
+          </w:tcPr>
+          <w:p>
+            <w:pPr>
+              <w:spacing w:before="40" w:after="40"/>
+            </w:pPr>
+            <w:r>
+              <w:rPr>
+                <w:b/>
+                <w:i w:val="0"/>
+                <w:color w:val="003D82"/>
+                <w:sz w:val="19"/>
+              </w:rPr>
+              <w:t>SA4.1 – Progres în perioada de raportare</w:t>
+            </w:r>
+          </w:p>
+        </w:tc>
+      </w:tr>
+    </w:tbl>
+    <w:p>
+      <w:pPr>
+        <w:jc w:val="both"/>
+      </w:pPr>
+      <w:r>
+        <w:rPr>
+          <w:b w:val="0"/>
+          <w:i w:val="0"/>
+        </w:rPr>
+        <w:t>În perioada de raportare iulie – septembrie 2026 (L1–L3), SA4.1 a vizat elaborarea și diseminarea metodologiei de selecție a grupului țintă, informarea și recrutarea elevilor și a părinților din unitățile de învățământ partenere, constituirea și verificarea dosarelor de grup țintă, înregistrarea participanților în MySMIS2021 și recrutarea cadrelor didactice. Activitatea a fost realizată de Expertul GT 1 și Expertul GT 2, sub coordonarea Managerului de proiect.</w:t>
+      </w:r>
+    </w:p>
+    <w:p>
+      <w:pPr>
+        <w:jc w:val="both"/>
+      </w:pPr>
+      <w:r>
+        <w:rPr>
+          <w:b w:val="0"/>
+          <w:i w:val="0"/>
+        </w:rPr>
+        <w:t>În luna iulie 2026, experții au desfășurat următoarele activități:</w:t>
+      </w:r>
+    </w:p>
+    <w:p>
+      <w:pPr>
+        <w:spacing w:after="20"/>
+        <w:ind w:left="357" w:hanging="357"/>
+      </w:pPr>
+      <w:r>
+        <w:t>•</w:t>
+        <w:tab/>
+      </w:r>
+      <w:r>
+        <w:rPr>
+          <w:b w:val="0"/>
+          <w:i w:val="0"/>
+        </w:rPr>
+        <w:t>Expertul GT 1 și Expertul GT 2 au elaborat Metodologia de selecție a grupului țintă (versiunea 1), pornind de la condițiile de eligibilitate din Ghidul solicitantului – condiții specifice: categoriile și țintele pe acțiuni, criteriile de eligibilitate și de departajare (etnie romă, dizabilitate, gen feminin, data înscrierii), procedura de înscriere, lista documentelor, verificarea și validarea dosarelor, contestațiile și protecția datelor cu caracter personal, împreună cu 15 anexe-formular (opis și checklist, formular de înregistrare individuală, acordul reprezentantului legal și nota de informare GDPR, declarația de apartenență la grupul țintă și de evitare a dublei finanțări, confirmarea școlară – Anexa 5A, formularele pentru părinți și cadre didactice, grila de verificare a eligibilității – Anexa 9, rapoartele de selecție, formularul de contestație, chestionarul de satisfacție și nota de informare privind activitățile). Metodologia a fost avizată de Managerul de proiect și publicată pe site-ul beneficiarului la 16.07.2026;</w:t>
+      </w:r>
+    </w:p>
+    <w:p>
+      <w:pPr>
+        <w:spacing w:after="20"/>
+        <w:ind w:left="357" w:hanging="357"/>
+      </w:pPr>
+      <w:r>
+        <w:t>•</w:t>
+        <w:tab/>
+      </w:r>
+      <w:r>
+        <w:rPr>
+          <w:b w:val="0"/>
+          <w:i w:val="0"/>
+        </w:rPr>
+        <w:t>cei doi experți, împreună cu Managerul de proiect, au organizat întâlniri de informare cu conducerile unităților de învățământ partenere, la Colegiul Tehnic Turda (07.07.2026) și la Liceul Tehnologic „Vlădeasa” Huedin (09.07.2026), stabilind numărul estimat de elevi și de cadre didactice, persoanele de contact și modul de colectare a documentelor, și o întâlnire de informare și recrutare cu elevi, părinți și cadre didactice la Colegiul Tehnic Turda (24.07.2026), documentate prin minute, liste de prezență și fotografii;</w:t>
+      </w:r>
+    </w:p>
+    <w:p>
+      <w:pPr>
+        <w:spacing w:after="20"/>
+        <w:ind w:left="357" w:hanging="357"/>
+      </w:pPr>
+      <w:r>
+        <w:t>•</w:t>
+        <w:tab/>
+      </w:r>
+      <w:r>
+        <w:rPr>
+          <w:b w:val="0"/>
+          <w:i w:val="0"/>
+        </w:rPr>
+        <w:t>Expertul GT 1 și Expertul GT 2 au constituit primele 24 de dosare de înscriere (Anexele 1–5) pentru elevi ai Colegiului Tehnic Turda; la 27.07.2026 a fost transmisă școlii adresa pentru documentele lipsă și pentru confirmările școlare, fiind primite 23 de confirmări (Anexa 5A).</w:t>
+      </w:r>
+    </w:p>
+    <w:p>
+      <w:pPr>
+        <w:jc w:val="both"/>
+      </w:pPr>
+      <w:r>
+        <w:rPr>
+          <w:b w:val="0"/>
+          <w:i w:val="0"/>
+        </w:rPr>
+        <w:t>În luna august 2026:</w:t>
+      </w:r>
+    </w:p>
+    <w:p>
+      <w:pPr>
+        <w:spacing w:after="20"/>
+        <w:ind w:left="357" w:hanging="357"/>
+      </w:pPr>
+      <w:r>
+        <w:t>•</w:t>
+        <w:tab/>
+      </w:r>
+      <w:r>
+        <w:rPr>
+          <w:b w:val="0"/>
+          <w:i w:val="0"/>
+        </w:rPr>
+        <w:t>Expertul GT 1 a studiat modulul de înregistrare a participanților din MySMIS2021 (04–07.08.2026), a completat dosarele din iulie cu actele primite de la școală (19 din 24 complete la 31.08.2026), a organizat întâlnirea din 21.08.2026 de la Colegiul Tehnic Turda cu părinți și cadre didactice (6 elevi noi din clasele a VII-a – a VIII-a și 8 fișe de precompletare) și a precompletat 70 de dosare pentru elevii de liceu ai școlii (38 din clasa a IX-a, 21 din clasa a X-a, 11 din clasa a XI-a), pe baza centralizatoarelor transmise de școală;</w:t>
+      </w:r>
+    </w:p>
+    <w:p>
+      <w:pPr>
+        <w:spacing w:after="20"/>
+        <w:ind w:left="357" w:hanging="357"/>
+      </w:pPr>
+      <w:r>
+        <w:t>•</w:t>
+        <w:tab/>
+      </w:r>
+      <w:r>
+        <w:rPr>
+          <w:b w:val="0"/>
+          <w:i w:val="0"/>
+        </w:rPr>
+        <w:t>Expertul GT 2 a menținut legătura cu unitățile de învățământ pentru transmiterea centralizatoarelor și a confirmărilor școlare și a identificat cadrele didactice și furnizorul programului de formare (SA5.2);</w:t>
+      </w:r>
+    </w:p>
+    <w:p>
+      <w:pPr>
+        <w:spacing w:after="20"/>
+        <w:ind w:left="357" w:hanging="357"/>
+      </w:pPr>
+      <w:r>
+        <w:t>•</w:t>
+        <w:tab/>
+      </w:r>
+      <w:r>
+        <w:rPr>
+          <w:b w:val="0"/>
+          <w:i w:val="0"/>
+        </w:rPr>
+        <w:t>la 24.08.2026, experții au avut o întâlnire cu reprezentanții unei organizații care derulează proiecte similare în aceleași școli, pentru evitarea suprapunerii grupurilor țintă și a dublei finanțări.</w:t>
+      </w:r>
+    </w:p>
+    <w:p>
+      <w:pPr>
+        <w:jc w:val="both"/>
+      </w:pPr>
+      <w:r>
+        <w:rPr>
+          <w:b w:val="0"/>
+          <w:i w:val="0"/>
+        </w:rPr>
+        <w:t>În luna septembrie 2026:</w:t>
+      </w:r>
+    </w:p>
+    <w:p>
+      <w:pPr>
+        <w:spacing w:after="20"/>
+        <w:ind w:left="357" w:hanging="357"/>
+      </w:pPr>
+      <w:r>
+        <w:t>•</w:t>
+        <w:tab/>
+      </w:r>
+      <w:r>
+        <w:rPr>
+          <w:b w:val="0"/>
+          <w:i w:val="0"/>
+        </w:rPr>
+        <w:t>Expertul GT 2 a prezentat proiectul conducerii Liceului Teologic Reformat Cluj-Napoca (08 și 09.09.2026), partener asociat nou prin acordul din 09.09.2026, și a organizat întâlniri de informare și recrutare cu părinții la Colegiul Tehnic Turda (09.09.2026 – 7 participanți; 11.09.2026 – 13 participanți) și la Liceul Tehnologic „Vlădeasa” Huedin (11.09.2026 – 12 participanți), cu colectarea documentelor pentru dosare; la 22.09.2026 s-a întâlnit la Colegiul Tehnic Turda cu cadrele didactice, finalizând recrutarea celor 4 cadre didactice în grupul țintă;</w:t>
+      </w:r>
+    </w:p>
+    <w:p>
+      <w:pPr>
+        <w:spacing w:after="20"/>
+        <w:ind w:left="357" w:hanging="357"/>
+      </w:pPr>
+      <w:r>
+        <w:t>•</w:t>
+        <w:tab/>
+      </w:r>
+      <w:r>
+        <w:rPr>
+          <w:b w:val="0"/>
+          <w:i w:val="0"/>
+        </w:rPr>
+        <w:t>Expertul GT 1 și Expertul GT 2 au participat la ședința cu părinții elevilor clasei a IX-a D de la Liceul Teologic Reformat Cluj-Napoca (18.09.2026 – 19 participanți), unde dosarele de înscriere au fost completate împreună cu familiile, și la întâlnirea de la Liceul Tehnologic Energetic Cluj-Napoca (28.09.2026), privind includerea elevilor acestuia în grupul țintă;</w:t>
+      </w:r>
+    </w:p>
+    <w:p>
+      <w:pPr>
+        <w:spacing w:after="20"/>
+        <w:ind w:left="357" w:hanging="357"/>
+      </w:pPr>
+      <w:r>
+        <w:t>•</w:t>
+        <w:tab/>
+      </w:r>
+      <w:r>
+        <w:rPr>
+          <w:b w:val="0"/>
+          <w:i w:val="0"/>
+        </w:rPr>
+        <w:t>Expertul GT 1 s-a deplasat la Colegiul Tehnic Turda pentru semnarea formularelor de înregistrare cu părinții elevilor din clasele a VII-a – a VIII-a (21.09.2026) și pentru stabilirea, cu diriginții, a documentelor de solicitat elevilor din clasele a X-a – a XI-a (24.09.2026); la 23.09.2026 a preluat de la Liceul Teologic Reformat confirmările școlare pentru clasa a IX-a D;</w:t>
+      </w:r>
+    </w:p>
+    <w:p>
+      <w:pPr>
+        <w:spacing w:after="20"/>
+        <w:ind w:left="357" w:hanging="357"/>
+      </w:pPr>
+      <w:r>
+        <w:t>•</w:t>
+        <w:tab/>
+      </w:r>
+      <w:r>
+        <w:rPr>
+          <w:b w:val="0"/>
+          <w:i w:val="0"/>
+        </w:rPr>
+        <w:t>la 15.09.2026, cei doi experți, împreună cu Managerul de proiect, au actualizat Metodologia de selecție a grupului țintă (versiunea 2), aliniind procedura la modelul de dosar utilizat efectiv și la modificările aprobate prin Actul adițional nr. 1 și Notificarea nr. 3;</w:t>
+      </w:r>
+    </w:p>
+    <w:p>
+      <w:pPr>
+        <w:spacing w:after="20"/>
+        <w:ind w:left="357" w:hanging="357"/>
+      </w:pPr>
+      <w:r>
+        <w:t>•</w:t>
+        <w:tab/>
+      </w:r>
+      <w:r>
+        <w:rPr>
+          <w:b w:val="0"/>
+          <w:i w:val="0"/>
+        </w:rPr>
+        <w:t>Expertul GT 1 a verificat pe grila de eligibilitate (Anexa 9) 64 de dosare (19 – 8.f.1, 26 – 8.f.2, 19 – 8.f.3), dintre care 43 complete, atribuindu-le numere de înregistrare pe acțiuni începând cu 24.09.2026; Expertul GT 2 a verificat și înregistrat 36 de dosare complete ale elevilor din clasa a IX-a a Colegiului Tehnic Turda și 30 de dosare ale elevilor din clasele a VII-a – a VIII-a ai Liceului Tehnologic „Vlădeasa” Huedin (25 complete, 5 cu documente de completat); familiile au fost contactate pentru completarea documentelor lipsă;</w:t>
+      </w:r>
+    </w:p>
+    <w:p>
+      <w:pPr>
+        <w:spacing w:after="20"/>
+        <w:ind w:left="357" w:hanging="357"/>
+      </w:pPr>
+      <w:r>
+        <w:t>•</w:t>
+        <w:tab/>
+      </w:r>
+      <w:r>
+        <w:rPr>
+          <w:b w:val="0"/>
+          <w:i w:val="0"/>
+        </w:rPr>
+        <w:t>experții au înregistrat în MySMIS2021 participanții intrați în operațiune, data intrării fiind data primei activități la care au participat (16–17.09.2026 – primii 13 elevi, pe baza listelor de prezență din 15.09.2026; 28–30.09.2026 – elevii clasei a IX-a de la Turda și cei din Huedin); fiecare participant înregistrat are formularul de înregistrare semnat de reprezentantul legal și contrasemnat de expert.</w:t>
+      </w:r>
+    </w:p>
+    <w:p>
+      <w:pPr>
+        <w:jc w:val="both"/>
+      </w:pPr>
+      <w:r>
+        <w:rPr>
+          <w:b w:val="0"/>
+          <w:i w:val="0"/>
+        </w:rPr>
+        <w:t xml:space="preserve">Situația grupului țintă la 30.09.2026: 130 de dosare de grup țintă constituite, dintre care 104 complete; </w:t>
+      </w:r>
+      <w:r>
+        <w:rPr>
+          <w:b w:val="0"/>
+          <w:i w:val="0"/>
+          <w:highlight w:val="yellow"/>
+        </w:rPr>
+        <w:t>«96»</w:t>
+      </w:r>
+      <w:r>
+        <w:rPr>
+          <w:b w:val="0"/>
+          <w:i w:val="0"/>
+        </w:rPr>
+        <w:t xml:space="preserve"> de elevi intrați în operațiune (</w:t>
+      </w:r>
+      <w:r>
+        <w:rPr>
+          <w:b w:val="0"/>
+          <w:i w:val="0"/>
+          <w:highlight w:val="yellow"/>
+        </w:rPr>
+        <w:t>«17»</w:t>
+      </w:r>
+      <w:r>
+        <w:rPr>
+          <w:b w:val="0"/>
+          <w:i w:val="0"/>
+        </w:rPr>
+        <w:t xml:space="preserve"> – 8.f.1, </w:t>
+      </w:r>
+      <w:r>
+        <w:rPr>
+          <w:b w:val="0"/>
+          <w:i w:val="0"/>
+          <w:highlight w:val="yellow"/>
+        </w:rPr>
+        <w:t>«34»</w:t>
+      </w:r>
+      <w:r>
+        <w:rPr>
+          <w:b w:val="0"/>
+          <w:i w:val="0"/>
+        </w:rPr>
+        <w:t xml:space="preserve"> – 8.f.2, </w:t>
+      </w:r>
+      <w:r>
+        <w:rPr>
+          <w:b w:val="0"/>
+          <w:i w:val="0"/>
+          <w:highlight w:val="yellow"/>
+        </w:rPr>
+        <w:t>«45»</w:t>
+      </w:r>
+      <w:r>
+        <w:rPr>
+          <w:b w:val="0"/>
+          <w:i w:val="0"/>
+        </w:rPr>
+        <w:t xml:space="preserve"> – 8.f.3); </w:t>
+      </w:r>
+      <w:r>
+        <w:rPr>
+          <w:b w:val="0"/>
+          <w:i w:val="0"/>
+          <w:highlight w:val="yellow"/>
+        </w:rPr>
+        <w:t>«72»</w:t>
+      </w:r>
+      <w:r>
+        <w:rPr>
+          <w:b w:val="0"/>
+          <w:i w:val="0"/>
+        </w:rPr>
+        <w:t xml:space="preserve"> de participanți înregistrați în MySMIS2021 în luna septembrie, ceilalți (în principal cei 19 elevi ai Liceului Teologic Reformat, intrați în operațiune la 30.09.2026, și elevii din clasele a X-a – a XI-a cu documente în completare) urmând să fie înregistrați în luna octombrie 2026, după semnarea formularelor de către părinți. </w:t>
+      </w:r>
+      <w:r>
+        <w:rPr>
+          <w:b w:val="0"/>
+          <w:i w:val="0"/>
+          <w:highlight w:val="yellow"/>
+        </w:rPr>
+        <w:t>«Selecția a fost validată prin Raportul de selecție și validare (Anexa 11) nr. … din ….»</w:t>
+      </w:r>
+    </w:p>
+    <w:p>
+      <w:pPr>
+        <w:jc w:val="both"/>
+      </w:pPr>
+      <w:r>
+        <w:rPr>
+          <w:b w:val="0"/>
+          <w:i w:val="0"/>
+        </w:rPr>
+        <w:t>Activitatea este documentată prin rapoartele de activitate și fișele de pontaj ale experților, metodologia și anexele-formular, minutele, listele de prezență și fotografiile întâlnirilor, adresele către școli, dosarele de grup țintă, grilele de verificare, formularele de înregistrare și registrul grupului țintă.</w:t>
+      </w:r>
+    </w:p>
+    <w:p>
+      <w:pPr>
+        <w:spacing w:after="160"/>
+      </w:pPr>
+      <w:r>
+        <w:rPr>
+          <w:b w:val="0"/>
+          <w:i/>
+          <w:color w:val="1E6B2E"/>
+          <w:sz w:val="16"/>
+        </w:rPr>
+        <w:t>Caractere: 6.838 / 10.500 (65%) – în limită</w:t>
       </w:r>
     </w:p>
     <w:tbl>
@@ -5431,7 +5934,7 @@
                 <w:color w:val="9B1C1C"/>
                 <w:sz w:val="18"/>
               </w:rPr>
-              <w:t>Cifrele din R13 = registrul GT din 04.10.2026. Se înlocuiesc cu numărul real de participanți înregistrați în MySMIS și asociați la RP 1 (vezi A4 pct. 1–2). Cadrele didactice se trec numai dacă au dosar GT complet și formular de înregistrare (vezi A5).</w:t>
+              <w:t>Cifre GT la 30.09.2026 – două surse: registrul GT (actualizat 08.10): 96 intrați în operațiune (17/34/45); RA GT1+GT2: 93 (15/34/44) – GT1 nu numără 2 elevi din cls. X fără dosar complet și 1 elev LTR. Înregistrați în MySMIS în septembrie: 72 = 30 (grupul GT1) + 42 (grupul GT2) conform RA; registrul nu are coloana MySMIS. Cifrele finale din RP trebuie să fie egale cu numărul participanților asociați în MySMIS la RP1. Lipsește Anexa 11 (raport de validare GT) – obligatorie conform metodologiei. RA GT1 sept. există doar în folderul „vechi – 07.10”; versiunea finală se verifică.</w:t>
             </w:r>
           </w:p>
         </w:tc>
@@ -5441,6 +5944,14 @@
       <w:pPr>
         <w:spacing w:after="0"/>
       </w:pPr>
+    </w:p>
+    <w:p>
+      <w:pPr>
+        <w:pStyle w:val="Heading3"/>
+      </w:pPr>
+      <w:r>
+        <w:t>SA4.2 – Identificarea elevilor în risc de abandon școlar sau de părăsire timpurie a școlii</w:t>
+      </w:r>
     </w:p>
     <w:tbl>
       <w:tblPr>
@@ -5476,7 +5987,7 @@
                 <w:color w:val="003D82"/>
                 <w:sz w:val="19"/>
               </w:rPr>
-              <w:t>SA4.1 – Abateri/riscuri identificate</w:t>
+              <w:t>SA4.2 – Rezultat obținut în perioada de raportare</w:t>
             </w:r>
           </w:p>
         </w:tc>
@@ -5491,19 +6002,19 @@
           <w:b w:val="0"/>
           <w:i w:val="0"/>
         </w:rPr>
-        <w:t>Risc identificat: numărul elevilor eligibili care și-au exprimat acordul de participare este mai mic decât estimările inițiale ale unităților de învățământ partenere, întrucât o parte dintre elevi participă la alte proiecte cu finanțare europeană derulate în aceleași școli, iar o parte dintre familii nu au completat documentele necesare sau nu au dorit participarea.</w:t>
-      </w:r>
-    </w:p>
-    <w:p>
-      <w:pPr>
-        <w:jc w:val="both"/>
-      </w:pPr>
-      <w:r>
-        <w:rPr>
-          <w:b w:val="0"/>
-          <w:i w:val="0"/>
-        </w:rPr>
-        <w:t>Măsuri: extinderea bazei de recrutare prin acordul de colaborare încheiat la 09.09.2026 cu Liceul Teologic Reformat Cluj-Napoca și prin demersuri pentru implicarea Liceului Tehnologic Energetic Cluj-Napoca; verificarea evitării dublei finanțări împreună cu organizația care derulează alte programe în aceleași școli (întâlnirea din 24.08.2026); sprijin direct acordat familiilor pentru completarea dosarelor, prin deplasări repetate ale experților în școli. Recrutarea este progresivă pe întreaga durată a proiectului (3 serii, corespunzătoare anilor școlari 2026-2027, 2027-2028 și 2028-2029), iar riscul nu afectează, în acest moment, atingerea țintelor.</w:t>
+        <w:t>R14: 32 de elevi aferenți acțiunii 8.f.1 identificați (Colegiul Tehnic Turda, clasele a X-a – a XI-a).</w:t>
+      </w:r>
+    </w:p>
+    <w:p>
+      <w:pPr>
+        <w:jc w:val="both"/>
+      </w:pPr>
+      <w:r>
+        <w:rPr>
+          <w:b w:val="0"/>
+          <w:i w:val="0"/>
+        </w:rPr>
+        <w:t>R15: 60 de elevi aferenți acțiunii 8.f.3 identificați (clasa a IX-a: 38 la Colegiul Tehnic Turda și 22 la Liceul Teologic Reformat Cluj-Napoca).</w:t>
       </w:r>
     </w:p>
     <w:p>
@@ -5517,7 +6028,7 @@
           <w:color w:val="1E6B2E"/>
           <w:sz w:val="16"/>
         </w:rPr>
-        <w:t>Caractere: 1.025 / 10.500 (10%) – în limită</w:t>
+        <w:t>Caractere: 247 / 3.500 (7%) – în limită</w:t>
       </w:r>
     </w:p>
     <w:tbl>
@@ -5554,7 +6065,7 @@
                 <w:color w:val="003D82"/>
                 <w:sz w:val="19"/>
               </w:rPr>
-              <w:t>SA4.1 – Progres în perioada de raportare</w:t>
+              <w:t>SA4.2 – Abateri/riscuri identificate</w:t>
             </w:r>
           </w:p>
         </w:tc>
@@ -5569,391 +6080,7 @@
           <w:b w:val="0"/>
           <w:i w:val="0"/>
         </w:rPr>
-        <w:t>În perioada de raportare iulie – septembrie 2026, SA4.1 a vizat elaborarea și diseminarea metodologiei de selecție a grupului țintă, informarea și recrutarea elevilor și părinților din unitățile de învățământ partenere și constituirea și verificarea dosarelor de înscriere.</w:t>
-      </w:r>
-    </w:p>
-    <w:p>
-      <w:pPr>
-        <w:jc w:val="both"/>
-      </w:pPr>
-      <w:r>
-        <w:rPr>
-          <w:b w:val="0"/>
-          <w:i w:val="0"/>
-        </w:rPr>
-        <w:t>În luna iulie 2026, experții au desfășurat următoarele activități:</w:t>
-      </w:r>
-    </w:p>
-    <w:p>
-      <w:pPr>
-        <w:spacing w:after="20"/>
-        <w:ind w:left="357" w:hanging="357"/>
-      </w:pPr>
-      <w:r>
-        <w:t>•</w:t>
-        <w:tab/>
-      </w:r>
-      <w:r>
-        <w:rPr>
-          <w:b w:val="0"/>
-          <w:i w:val="0"/>
-        </w:rPr>
-        <w:t>Expertul GT 1 și Expertul GT 2 au elaborat Metodologia de selecție a grupului țintă (versiunea 1, 16.07.2026), avizată de Managerul de proiect, care stabilește criteriile de eligibilitate și de departajare, procedura de înscriere, lista documentelor, modul de verificare, contestațiile și regulile de protecție a datelor, împreună cu 15 anexe-formular: opis și checklist dosar, formular de înregistrare individuală, acordul părintelui/reprezentantului legal și nota de informare GDPR, declarația de apartenență la grupul țintă și de evitare a dublei finanțări, confirmarea școlară privind riscul educațional (Anexa 5A), formularele pentru părinți și cadre didactice, grila de verificare a eligibilității și de prioritizare (Anexa 9), rapoartele de selecție, formularul de contestație, chestionarul de satisfacție și nota de informare privind activitățile;</w:t>
-      </w:r>
-    </w:p>
-    <w:p>
-      <w:pPr>
-        <w:spacing w:after="20"/>
-        <w:ind w:left="357" w:hanging="357"/>
-      </w:pPr>
-      <w:r>
-        <w:t>•</w:t>
-        <w:tab/>
-      </w:r>
-      <w:r>
-        <w:rPr>
-          <w:b w:val="0"/>
-          <w:i w:val="0"/>
-        </w:rPr>
-        <w:t>au fost organizate întâlniri de informare și recrutare cu elevi, părinți și cadre didactice la Colegiul Tehnic Turda (07.07 și 24.07.2026) și la Liceul Tehnologic „Vlădeasa” Huedin (09.07.2026), documentate prin minute și liste de prezență; cu conducerile școlilor au fost stabilite modalitățile de colaborare și persoanele de contact;</w:t>
-      </w:r>
-    </w:p>
-    <w:p>
-      <w:pPr>
-        <w:spacing w:after="20"/>
-        <w:ind w:left="357" w:hanging="357"/>
-      </w:pPr>
-      <w:r>
-        <w:t>•</w:t>
-        <w:tab/>
-      </w:r>
-      <w:r>
-        <w:rPr>
-          <w:b w:val="0"/>
-          <w:i w:val="0"/>
-        </w:rPr>
-        <w:t>au fost constituite primele 24 de dosare de înscriere (Colegiul Tehnic Turda), iar la 27.07.2026 a fost transmisă școlii solicitarea pentru documentele lipsă și pentru confirmările școlare; au fost primite 23 de confirmări școlare (Anexa 5A).</w:t>
-      </w:r>
-    </w:p>
-    <w:p>
-      <w:pPr>
-        <w:jc w:val="both"/>
-      </w:pPr>
-      <w:r>
-        <w:rPr>
-          <w:b w:val="0"/>
-          <w:i w:val="0"/>
-        </w:rPr>
-        <w:t>În luna august 2026:</w:t>
-      </w:r>
-    </w:p>
-    <w:p>
-      <w:pPr>
-        <w:spacing w:after="20"/>
-        <w:ind w:left="357" w:hanging="357"/>
-      </w:pPr>
-      <w:r>
-        <w:t>•</w:t>
-        <w:tab/>
-      </w:r>
-      <w:r>
-        <w:rPr>
-          <w:b w:val="0"/>
-          <w:i w:val="0"/>
-        </w:rPr>
-        <w:t>Expertul GT 1 a studiat modulul de înregistrare a participanților din MySMIS2021 și a completat dosarele din iulie cu documentele primite de la școală;</w:t>
-      </w:r>
-    </w:p>
-    <w:p>
-      <w:pPr>
-        <w:spacing w:after="20"/>
-        <w:ind w:left="357" w:hanging="357"/>
-      </w:pPr>
-      <w:r>
-        <w:t>•</w:t>
-        <w:tab/>
-      </w:r>
-      <w:r>
-        <w:rPr>
-          <w:b w:val="0"/>
-          <w:i w:val="0"/>
-        </w:rPr>
-        <w:t>la întâlnirea din 21.08.2026 de la Colegiul Tehnic Turda au fost înscriși 6 elevi noi din clasele a VII-a – a VIII-a și au fost precompletate 8 dosare;</w:t>
-      </w:r>
-    </w:p>
-    <w:p>
-      <w:pPr>
-        <w:spacing w:after="20"/>
-        <w:ind w:left="357" w:hanging="357"/>
-      </w:pPr>
-      <w:r>
-        <w:t>•</w:t>
-        <w:tab/>
-      </w:r>
-      <w:r>
-        <w:rPr>
-          <w:b w:val="0"/>
-          <w:i w:val="0"/>
-        </w:rPr>
-        <w:t>pe baza centralizatoarelor transmise de școli, experții au încadrat elevii identificați pe acțiunile 8.f.1, 8.f.2 și 8.f.3 (SA4.2);</w:t>
-      </w:r>
-    </w:p>
-    <w:p>
-      <w:pPr>
-        <w:spacing w:after="20"/>
-        <w:ind w:left="357" w:hanging="357"/>
-      </w:pPr>
-      <w:r>
-        <w:t>•</w:t>
-        <w:tab/>
-      </w:r>
-      <w:r>
-        <w:rPr>
-          <w:b w:val="0"/>
-          <w:i w:val="0"/>
-        </w:rPr>
-        <w:t>la 24.08.2026 a avut loc o întâlnire cu reprezentanții unei organizații care derulează programe în aceleași școli, pentru evitarea suprapunerii grupurilor țintă și a dublei finanțări.</w:t>
-      </w:r>
-    </w:p>
-    <w:p>
-      <w:pPr>
-        <w:jc w:val="both"/>
-      </w:pPr>
-      <w:r>
-        <w:rPr>
-          <w:b w:val="0"/>
-          <w:i w:val="0"/>
-        </w:rPr>
-        <w:t>În luna septembrie 2026:</w:t>
-      </w:r>
-    </w:p>
-    <w:p>
-      <w:pPr>
-        <w:spacing w:after="20"/>
-        <w:ind w:left="357" w:hanging="357"/>
-      </w:pPr>
-      <w:r>
-        <w:t>•</w:t>
-        <w:tab/>
-      </w:r>
-      <w:r>
-        <w:rPr>
-          <w:b w:val="0"/>
-          <w:i w:val="0"/>
-        </w:rPr>
-        <w:t>au fost precompletate 70 de dosare pentru elevii de liceu ai Colegiului Tehnic Turda (38 din clasa a IX-a, 21 din clasa a X-a și 11 din clasa a XI-a);</w:t>
-      </w:r>
-    </w:p>
-    <w:p>
-      <w:pPr>
-        <w:spacing w:after="20"/>
-        <w:ind w:left="357" w:hanging="357"/>
-      </w:pPr>
-      <w:r>
-        <w:t>•</w:t>
-        <w:tab/>
-      </w:r>
-      <w:r>
-        <w:rPr>
-          <w:b w:val="0"/>
-          <w:i w:val="0"/>
-        </w:rPr>
-        <w:t>au fost organizate sesiuni de informare și de colectare a documentelor la Colegiul Tehnic Turda (09.09, 11.09, 21.09 și 24.09.2026), la Liceul Tehnologic „Vlădeasa” Huedin (11.09.2026) și la Liceul Teologic Reformat Cluj-Napoca (16.09.2026 și 18.09.2026 – ședința cu părinții elevilor din clasa a IX-a D); la 28.09.2026 proiectul a fost prezentat la Liceul Tehnologic Energetic Cluj-Napoca;</w:t>
-      </w:r>
-    </w:p>
-    <w:p>
-      <w:pPr>
-        <w:spacing w:after="20"/>
-        <w:ind w:left="357" w:hanging="357"/>
-      </w:pPr>
-      <w:r>
-        <w:t>•</w:t>
-        <w:tab/>
-      </w:r>
-      <w:r>
-        <w:rPr>
-          <w:b w:val="0"/>
-          <w:i w:val="0"/>
-        </w:rPr>
-        <w:t>metodologia de selecție a fost actualizată (versiunea 2), pentru corelarea cu Actul adițional nr. 1 și cu Notificarea nr. 3 și pentru includerea noului partener asociat;</w:t>
-      </w:r>
-    </w:p>
-    <w:p>
-      <w:pPr>
-        <w:spacing w:after="20"/>
-        <w:ind w:left="357" w:hanging="357"/>
-      </w:pPr>
-      <w:r>
-        <w:t>•</w:t>
-        <w:tab/>
-      </w:r>
-      <w:r>
-        <w:rPr>
-          <w:b w:val="0"/>
-          <w:i w:val="0"/>
-        </w:rPr>
-        <w:t>au fost scanate și verificate pe grila de eligibilitate (Anexa 9) 66 de dosare, dintre care 45 complete și 21 cu documente lipsă, pentru care familiile au fost contactate în vederea completării;</w:t>
-      </w:r>
-    </w:p>
-    <w:p>
-      <w:pPr>
-        <w:spacing w:after="20"/>
-        <w:ind w:left="357" w:hanging="357"/>
-      </w:pPr>
-      <w:r>
-        <w:t>•</w:t>
-        <w:tab/>
-      </w:r>
-      <w:r>
-        <w:rPr>
-          <w:b w:val="0"/>
-          <w:i w:val="0"/>
-        </w:rPr>
-        <w:t xml:space="preserve">au fost semnate </w:t>
-      </w:r>
-      <w:r>
-        <w:rPr>
-          <w:b w:val="0"/>
-          <w:i w:val="0"/>
-          <w:highlight w:val="yellow"/>
-        </w:rPr>
-        <w:t>«24»</w:t>
-      </w:r>
-      <w:r>
-        <w:rPr>
-          <w:b w:val="0"/>
-          <w:i w:val="0"/>
-        </w:rPr>
-        <w:t xml:space="preserve"> de formulare de înregistrare individuală, iar participanții eligibili au fost înregistrați în MySMIS2021 </w:t>
-      </w:r>
-      <w:r>
-        <w:rPr>
-          <w:b w:val="0"/>
-          <w:i w:val="0"/>
-          <w:highlight w:val="yellow"/>
-        </w:rPr>
-        <w:t>«(n)»</w:t>
-      </w:r>
-      <w:r>
-        <w:rPr>
-          <w:b w:val="0"/>
-          <w:i w:val="0"/>
-        </w:rPr>
-        <w:t xml:space="preserve">, data intrării în operațiune fiind data primei activități la care au participat; selecția a fost validată prin </w:t>
-      </w:r>
-      <w:r>
-        <w:rPr>
-          <w:b w:val="0"/>
-          <w:i w:val="0"/>
-          <w:highlight w:val="yellow"/>
-        </w:rPr>
-        <w:t>«Raportul de selecție și validare nr. … din …»</w:t>
-      </w:r>
-      <w:r>
-        <w:rPr>
-          <w:b w:val="0"/>
-          <w:i w:val="0"/>
-        </w:rPr>
-        <w:t>.</w:t>
-      </w:r>
-    </w:p>
-    <w:p>
-      <w:pPr>
-        <w:jc w:val="both"/>
-      </w:pPr>
-      <w:r>
-        <w:rPr>
-          <w:b w:val="0"/>
-          <w:i w:val="0"/>
-        </w:rPr>
-        <w:t xml:space="preserve">Situația grupului țintă la 30.09.2026: </w:t>
-      </w:r>
-      <w:r>
-        <w:rPr>
-          <w:b w:val="0"/>
-          <w:i w:val="0"/>
-          <w:highlight w:val="yellow"/>
-        </w:rPr>
-        <w:t>«128»</w:t>
-      </w:r>
-      <w:r>
-        <w:rPr>
-          <w:b w:val="0"/>
-          <w:i w:val="0"/>
-        </w:rPr>
-        <w:t xml:space="preserve"> de elevi cu dosar eligibil, dintre care </w:t>
-      </w:r>
-      <w:r>
-        <w:rPr>
-          <w:b w:val="0"/>
-          <w:i w:val="0"/>
-          <w:highlight w:val="yellow"/>
-        </w:rPr>
-        <w:t>«96»</w:t>
-      </w:r>
-      <w:r>
-        <w:rPr>
-          <w:b w:val="0"/>
-          <w:i w:val="0"/>
-        </w:rPr>
-        <w:t xml:space="preserve"> intrați în operațiune (8.f.1 – </w:t>
-      </w:r>
-      <w:r>
-        <w:rPr>
-          <w:b w:val="0"/>
-          <w:i w:val="0"/>
-          <w:highlight w:val="yellow"/>
-        </w:rPr>
-        <w:t>«17»</w:t>
-      </w:r>
-      <w:r>
-        <w:rPr>
-          <w:b w:val="0"/>
-          <w:i w:val="0"/>
-        </w:rPr>
-        <w:t xml:space="preserve">; 8.f.2 – </w:t>
-      </w:r>
-      <w:r>
-        <w:rPr>
-          <w:b w:val="0"/>
-          <w:i w:val="0"/>
-          <w:highlight w:val="yellow"/>
-        </w:rPr>
-        <w:t>«35»</w:t>
-      </w:r>
-      <w:r>
-        <w:rPr>
-          <w:b w:val="0"/>
-          <w:i w:val="0"/>
-        </w:rPr>
-        <w:t xml:space="preserve">; 8.f.3 – </w:t>
-      </w:r>
-      <w:r>
-        <w:rPr>
-          <w:b w:val="0"/>
-          <w:i w:val="0"/>
-          <w:highlight w:val="yellow"/>
-        </w:rPr>
-        <w:t>«44»</w:t>
-      </w:r>
-      <w:r>
-        <w:rPr>
-          <w:b w:val="0"/>
-          <w:i w:val="0"/>
-        </w:rPr>
-        <w:t>).</w:t>
-      </w:r>
-    </w:p>
-    <w:p>
-      <w:pPr>
-        <w:jc w:val="both"/>
-      </w:pPr>
-      <w:r>
-        <w:rPr>
-          <w:b w:val="0"/>
-          <w:i w:val="0"/>
-        </w:rPr>
-        <w:t>Activitatea experților este documentată prin rapoartele individuale de activitate, fișele de pontaj, minutele și listele de prezență ale întâlnirilor, dosarele de înscriere și grilele de verificare a eligibilității.</w:t>
+        <w:t>Nu au fost identificate abateri.</w:t>
       </w:r>
     </w:p>
     <w:p>
@@ -5967,15 +6094,7 @@
           <w:color w:val="1E6B2E"/>
           <w:sz w:val="16"/>
         </w:rPr>
-        <w:t>Caractere: 4.035 / 10.500 (38%) – în limită</w:t>
-      </w:r>
-    </w:p>
-    <w:p>
-      <w:pPr>
-        <w:pStyle w:val="Heading3"/>
-      </w:pPr>
-      <w:r>
-        <w:t>SA4.2 – Identificarea elevilor în risc de abandon școlar sau de părăsire timpurie a școlii</w:t>
+        <w:t>Caractere: 32 / 10.500 (0%) – în limită</w:t>
       </w:r>
     </w:p>
     <w:tbl>
@@ -6012,7 +6131,7 @@
                 <w:color w:val="003D82"/>
                 <w:sz w:val="19"/>
               </w:rPr>
-              <w:t>SA4.2 – Rezultat obținut în perioada de raportare</w:t>
+              <w:t>SA4.2 – Progres în perioada de raportare</w:t>
             </w:r>
           </w:p>
         </w:tc>
@@ -6027,19 +6146,133 @@
           <w:b w:val="0"/>
           <w:i w:val="0"/>
         </w:rPr>
-        <w:t>R14: 32 de elevi aferenți acțiunii 8.f.1 identificați (Colegiul Tehnic Turda, clasele a X-a – a XI-a).</w:t>
-      </w:r>
-    </w:p>
-    <w:p>
-      <w:pPr>
-        <w:jc w:val="both"/>
-      </w:pPr>
-      <w:r>
-        <w:rPr>
-          <w:b w:val="0"/>
-          <w:i w:val="0"/>
-        </w:rPr>
-        <w:t>R15: 57 de elevi aferenți acțiunii 8.f.3 identificați (clasa a IX-a: 38 la Colegiul Tehnic Turda și 19 la Liceul Teologic Reformat Cluj-Napoca).</w:t>
+        <w:t>În perioada de raportare iulie – septembrie 2026 (L1–L3), SA4.2 a vizat identificarea, în colaborare cu unitățile de învățământ partenere, a elevilor aflați în risc de abandon școlar sau de părăsire timpurie a școlii și/sau proveniți din grupuri ori medii defavorizate care necesită sprijin, pentru acțiunile 8.f.1 și 8.f.3, precum și a elevilor din clasele a VII-a – a VIII-a pentru acțiunea 8.f.2. Activitatea a fost realizată de Expertul GT 1 și Expertul GT 2, cu sprijinul diriginților și al conducerilor școlilor, sub coordonarea Managerului de proiect.</w:t>
+      </w:r>
+    </w:p>
+    <w:p>
+      <w:pPr>
+        <w:jc w:val="both"/>
+      </w:pPr>
+      <w:r>
+        <w:rPr>
+          <w:b w:val="0"/>
+          <w:i w:val="0"/>
+        </w:rPr>
+        <w:t>În luna iulie 2026, cu ocazia întâlnirilor de informare de la Colegiul Tehnic Turda (07.07 și 24.07.2026) și de la Liceul Tehnologic „Vlădeasa” Huedin (09.07.2026), experții au prezentat școlilor criteriile de identificare din cererea de finanțare (risc de abandon, absenteism, rezultate școlare slabe, situație socio-economică precară, mediul rural sau urban mic, familii numeroase ori monoparentale, părinți plecați la muncă în străinătate, etnie romă, dizabilități sau cerințe educaționale speciale) și au convenit cu conducerile școlilor transmiterea situațiilor pe clase și confirmarea nevoii de sprijin pentru fiecare elev prin confirmarea școlară (Anexa 5A). Colegiul Tehnic Turda a estimat 133 de elevi pe cele trei acțiuni și 3 cadre didactice, iar Liceul Tehnologic „Vlădeasa” Huedin 30 de elevi și 20 de rezervă și 1 cadru didactic.</w:t>
+      </w:r>
+    </w:p>
+    <w:p>
+      <w:pPr>
+        <w:jc w:val="both"/>
+      </w:pPr>
+      <w:r>
+        <w:rPr>
+          <w:b w:val="0"/>
+          <w:i w:val="0"/>
+        </w:rPr>
+        <w:t>În luna august 2026, Expertul GT 1 și Expertul GT 2 au preluat centralizatoarele transmise de școli (20–25.08.2026), cu date privind frecvența, rezultatele școlare, situațiile de corigență, situația socio-economică și familială, și au încadrat elevii pe acțiuni și pe criteriile de vulnerabilitate, constituind baza de date a elevilor identificați: 150 de elevi, dintre care 32 pentru acțiunea 8.f.1 (clasele a X-a – a XI-a, Colegiul Tehnic Turda), 80 pentru acțiunea 8.f.2 (clasele a VII-a – a VIII-a: 30 la Colegiul Tehnic Turda și 50 la Liceul Tehnologic „Vlădeasa” Huedin) și 38 pentru acțiunea 8.f.3 (clasa a IX-a, Colegiul Tehnic Turda). Pentru elevii din clasele a VII-a – a VIII-a au fost consemnate nevoia de sprijin remedial, dificultățile la competențele de bază, proveniența din medii defavorizate, familiile vulnerabile și condițiile de bursă socială.</w:t>
+      </w:r>
+    </w:p>
+    <w:p>
+      <w:pPr>
+        <w:jc w:val="both"/>
+      </w:pPr>
+      <w:r>
+        <w:rPr>
+          <w:b w:val="0"/>
+          <w:i w:val="0"/>
+        </w:rPr>
+        <w:t>În luna septembrie 2026:</w:t>
+      </w:r>
+    </w:p>
+    <w:p>
+      <w:pPr>
+        <w:spacing w:after="20"/>
+        <w:ind w:left="357" w:hanging="357"/>
+      </w:pPr>
+      <w:r>
+        <w:t>•</w:t>
+        <w:tab/>
+      </w:r>
+      <w:r>
+        <w:rPr>
+          <w:b w:val="0"/>
+          <w:i w:val="0"/>
+        </w:rPr>
+        <w:t>Expertul GT 1 a verificat încadrarea pe categorii a elevilor de liceu ai Colegiului Tehnic Turda (clasele a IX-a – a XI-a) și a pregătit confirmările școlare de completat de școală (01–04.09.2026), a verificat datele celor 50 de elevi din Huedin (03.09.2026) și a identificat, împreună cu Expertul GT 2, o unitate de învățământ parteneră nouă cu clase de învățământ profesional, Liceul Teologic Reformat Cluj-Napoca (09–11.09.2026); la 22.09.2026 școala a transmis situația clasei a IX-a D (22 de elevi), iar la 23.09.2026 expertul a preluat confirmările școlare semnate de dirigintă;</w:t>
+      </w:r>
+    </w:p>
+    <w:p>
+      <w:pPr>
+        <w:spacing w:after="20"/>
+        <w:ind w:left="357" w:hanging="357"/>
+      </w:pPr>
+      <w:r>
+        <w:t>•</w:t>
+        <w:tab/>
+      </w:r>
+      <w:r>
+        <w:rPr>
+          <w:b w:val="0"/>
+          <w:i w:val="0"/>
+        </w:rPr>
+        <w:t>Expertul GT 2 a verificat eligibilitatea și documentele elevilor identificați la Turda și Huedin (07–11.09, 21–22.09 și 24–25.09.2026) și a actualizat registrul grupului țintă, consemnând pentru fiecare elev acțiunea, clasa, școala și stadiul dosarului;</w:t>
+      </w:r>
+    </w:p>
+    <w:p>
+      <w:pPr>
+        <w:spacing w:after="20"/>
+        <w:ind w:left="357" w:hanging="357"/>
+      </w:pPr>
+      <w:r>
+        <w:t>•</w:t>
+        <w:tab/>
+      </w:r>
+      <w:r>
+        <w:rPr>
+          <w:b w:val="0"/>
+          <w:i w:val="0"/>
+        </w:rPr>
+        <w:t xml:space="preserve">pentru elevii încadrați pe acțiunea 8.f.3 care au început programele remediale, cadrele didactice au aplicat teste de evaluare inițială (17, 21, 22 și 30.09.2026), ale căror rezultate completează identificarea nevoilor de sprijin (SA5.4); </w:t>
+      </w:r>
+      <w:r>
+        <w:rPr>
+          <w:b w:val="0"/>
+          <w:i w:val="0"/>
+          <w:highlight w:val="yellow"/>
+        </w:rPr>
+        <w:t>«pentru elevii aflați în risc de abandon au fost completate de școli fișele de observare din Mecanismul de Avertizare Timpurie în Educație (MATE)»</w:t>
+      </w:r>
+      <w:r>
+        <w:rPr>
+          <w:b w:val="0"/>
+          <w:i w:val="0"/>
+        </w:rPr>
+        <w:t>.</w:t>
+      </w:r>
+    </w:p>
+    <w:p>
+      <w:pPr>
+        <w:jc w:val="both"/>
+      </w:pPr>
+      <w:r>
+        <w:rPr>
+          <w:b w:val="0"/>
+          <w:i w:val="0"/>
+        </w:rPr>
+        <w:t>Total elevi identificați la 30.09.2026: 172 (32 pentru acțiunea 8.f.1, 80 pentru acțiunea 8.f.2 și 60 pentru acțiunea 8.f.3), pentru fiecare elev nevoia de sprijin fiind confirmată de diriginte și de directorul unității de învățământ prin confirmarea școlară. Elevii identificați sunt recrutați progresiv în grupul țintă (SA4.1), pe măsura completării dosarelor și a exprimării acordului de participare de către reprezentanții legali.</w:t>
+      </w:r>
+    </w:p>
+    <w:p>
+      <w:pPr>
+        <w:jc w:val="both"/>
+      </w:pPr>
+      <w:r>
+        <w:rPr>
+          <w:b w:val="0"/>
+          <w:i w:val="0"/>
+        </w:rPr>
+        <w:t>Activitatea este documentată prin centralizatoarele transmise de școli, baza de date a elevilor identificați, confirmările școlare, listele de prezență ale întâlnirilor, rapoartele de activitate și fișele de pontaj ale experților.</w:t>
       </w:r>
     </w:p>
     <w:p>
@@ -6053,7 +6286,69 @@
           <w:color w:val="1E6B2E"/>
           <w:sz w:val="16"/>
         </w:rPr>
-        <w:t>Caractere: 247 / 3.500 (7%) – în limită</w:t>
+        <w:t>Caractere: 4.190 / 10.500 (40%) – în limită</w:t>
+      </w:r>
+    </w:p>
+    <w:tbl>
+      <w:tblPr>
+        <w:tblW w:type="auto" w:w="0"/>
+        <w:jc w:val="center"/>
+        <w:tblLook w:firstColumn="1" w:firstRow="1" w:lastColumn="0" w:lastRow="0" w:noHBand="0" w:noVBand="1" w:val="04A0"/>
+        <w:tblBorders>
+          <w:top w:val="single" w:sz="4" w:space="0" w:color="E0A0A0"/>
+          <w:left w:val="single" w:sz="4" w:space="0" w:color="E0A0A0"/>
+          <w:bottom w:val="single" w:sz="4" w:space="0" w:color="E0A0A0"/>
+          <w:right w:val="single" w:sz="4" w:space="0" w:color="E0A0A0"/>
+          <w:insideH w:val="single" w:sz="4" w:space="0" w:color="E0A0A0"/>
+          <w:insideV w:val="single" w:sz="4" w:space="0" w:color="E0A0A0"/>
+        </w:tblBorders>
+      </w:tblPr>
+      <w:tblGrid>
+        <w:gridCol w:w="10206"/>
+      </w:tblGrid>
+      <w:tr>
+        <w:tc>
+          <w:tcPr>
+            <w:tcW w:type="dxa" w:w="10206"/>
+            <w:shd w:val="clear" w:color="auto" w:fill="FBEAEA"/>
+          </w:tcPr>
+          <w:p>
+            <w:pPr>
+              <w:spacing w:before="40" w:after="40"/>
+            </w:pPr>
+            <w:r>
+              <w:rPr>
+                <w:b/>
+                <w:i w:val="0"/>
+                <w:color w:val="9B1C1C"/>
+                <w:sz w:val="18"/>
+              </w:rPr>
+              <w:t xml:space="preserve">⚠ Notă MP (nu se copiază): </w:t>
+            </w:r>
+            <w:r>
+              <w:rPr>
+                <w:b w:val="0"/>
+                <w:i w:val="0"/>
+                <w:color w:val="9B1C1C"/>
+                <w:sz w:val="18"/>
+              </w:rPr>
+              <w:t>Fraza despre MATE se păstrează numai dacă școlile au transmis fișele MATE (în baza de date coloana „MATE existent” este goală). LTR clasa IX D: 22 elevi în situația clasei, 19 cu dosar – R15 folosește 22 (identificați).</w:t>
+            </w:r>
+          </w:p>
+        </w:tc>
+      </w:tr>
+    </w:tbl>
+    <w:p>
+      <w:pPr>
+        <w:spacing w:after="0"/>
+      </w:pPr>
+    </w:p>
+    <w:p>
+      <w:pPr>
+        <w:pStyle w:val="Heading3"/>
+      </w:pPr>
+      <w:r>
+        <w:t>SA5.1 – Măsuri de facilitare a accesului și de prevenire a părăsirii timpurii a școlii (8.f.1)</w:t>
       </w:r>
     </w:p>
     <w:tbl>
@@ -6090,7 +6385,7 @@
                 <w:color w:val="003D82"/>
                 <w:sz w:val="19"/>
               </w:rPr>
-              <w:t>SA4.2 – Abateri/riscuri identificate</w:t>
+              <w:t>SA5.1 – Rezultat obținut în perioada de raportare</w:t>
             </w:r>
           </w:p>
         </w:tc>
@@ -6105,7 +6400,52 @@
           <w:b w:val="0"/>
           <w:i w:val="0"/>
         </w:rPr>
-        <w:t>Nu au fost identificate abateri.</w:t>
+        <w:t xml:space="preserve">R16: </w:t>
+      </w:r>
+      <w:r>
+        <w:rPr>
+          <w:b w:val="0"/>
+          <w:i w:val="0"/>
+          <w:highlight w:val="yellow"/>
+        </w:rPr>
+        <w:t>«17»</w:t>
+      </w:r>
+      <w:r>
+        <w:rPr>
+          <w:b w:val="0"/>
+          <w:i w:val="0"/>
+        </w:rPr>
+        <w:t xml:space="preserve"> elevi din acțiunea 8.f.1 (clasele a X-a – a XI-a, Colegiul Tehnic Turda) au beneficiat de sprijin psihologic individual și de grup în perioada 16–30.09.2026, dintre care </w:t>
+      </w:r>
+      <w:r>
+        <w:rPr>
+          <w:b w:val="0"/>
+          <w:i w:val="0"/>
+          <w:highlight w:val="yellow"/>
+        </w:rPr>
+        <w:t>«15»</w:t>
+      </w:r>
+      <w:r>
+        <w:rPr>
+          <w:b w:val="0"/>
+          <w:i w:val="0"/>
+        </w:rPr>
+        <w:t xml:space="preserve"> intrați în operațiune. Sprijinul financiar pentru cazare, masă și transport urmează să fie acordat, în funcție de nevoia identificată, după validarea grupului țintă și evaluarea cererilor, începând cu luna </w:t>
+      </w:r>
+      <w:r>
+        <w:rPr>
+          <w:b w:val="0"/>
+          <w:i w:val="0"/>
+          <w:highlight w:val="yellow"/>
+        </w:rPr>
+        <w:t>«octombrie 2026»</w:t>
+      </w:r>
+      <w:r>
+        <w:rPr>
+          <w:b w:val="0"/>
+          <w:i w:val="0"/>
+        </w:rPr>
+        <w:t>.</w:t>
       </w:r>
     </w:p>
     <w:p>
@@ -6119,7 +6459,7 @@
           <w:color w:val="1E6B2E"/>
           <w:sz w:val="16"/>
         </w:rPr>
-        <w:t>Caractere: 32 / 10.500 (0%) – în limită</w:t>
+        <w:t>Caractere: 408 / 3.500 (12%) – în limită</w:t>
       </w:r>
     </w:p>
     <w:tbl>
@@ -6156,7 +6496,7 @@
                 <w:color w:val="003D82"/>
                 <w:sz w:val="19"/>
               </w:rPr>
-              <w:t>SA4.2 – Progres în perioada de raportare</w:t>
+              <w:t>SA5.1 – Abateri/riscuri identificate</w:t>
             </w:r>
           </w:p>
         </w:tc>
@@ -6171,75 +6511,7 @@
           <w:b w:val="0"/>
           <w:i w:val="0"/>
         </w:rPr>
-        <w:t>În perioada de raportare iulie – septembrie 2026, SA4.2 a vizat identificarea, în colaborare cu unitățile de învățământ partenere, a elevilor în risc de abandon școlar sau de părăsire timpurie a școlii și/sau a elevilor din grupuri ori medii defavorizate care necesită sprijin.</w:t>
-      </w:r>
-    </w:p>
-    <w:p>
-      <w:pPr>
-        <w:jc w:val="both"/>
-      </w:pPr>
-      <w:r>
-        <w:rPr>
-          <w:b w:val="0"/>
-          <w:i w:val="0"/>
-        </w:rPr>
-        <w:t>În lunile iulie și august 2026, Experții GT au solicitat școlilor partenere, prin diriginți și conducerea unităților, informații privind situația elevilor: frecvența, rezultatele școlare, situațiile de corigență și absenteism, situația socio-economică și familială. În perioada 20–25.08.2026 au fost primite centralizatoarele de la Colegiul Tehnic Turda și de la Liceul Tehnologic „Vlădeasa” Huedin, pe baza cărora au fost identificați 150 de elevi: 32 pentru acțiunea 8.f.1 (clasele a X-a – a XI-a, Colegiul Tehnic Turda), 80 pentru acțiunea 8.f.2 (clasele a VII-a – a VIII-a: 30 la Colegiul Tehnic Turda și 50 la Liceul Tehnologic „Vlădeasa” Huedin) și 38 pentru acțiunea 8.f.3 (clasa a IX-a, Colegiul Tehnic Turda). Experții au întocmit baza de date a elevilor identificați, cu încadrarea pe acțiuni și pe criteriile de vulnerabilitate: nevoia de sprijin remedial, dificultăți la competențele de bază, proveniența din medii defavorizate, familii vulnerabile, rezultate școlare slabe.</w:t>
-      </w:r>
-    </w:p>
-    <w:p>
-      <w:pPr>
-        <w:jc w:val="both"/>
-      </w:pPr>
-      <w:r>
-        <w:rPr>
-          <w:b w:val="0"/>
-          <w:i w:val="0"/>
-        </w:rPr>
-        <w:t>În luna septembrie 2026, după încheierea acordului de colaborare cu Liceul Teologic Reformat Cluj-Napoca (09.09.2026), au fost identificați încă 19 elevi din clasa a IX-a D (acțiunea 8.f.3), pentru care școala a transmis situația clasei și confirmările școlare (Anexa 5A, 23.09.2026).</w:t>
-      </w:r>
-    </w:p>
-    <w:p>
-      <w:pPr>
-        <w:jc w:val="both"/>
-      </w:pPr>
-      <w:r>
-        <w:rPr>
-          <w:b w:val="0"/>
-          <w:i w:val="0"/>
-        </w:rPr>
-        <w:t xml:space="preserve">Pentru fiecare elev identificat, nevoia de sprijin a fost confirmată de diriginte și de directorul unității de învățământ prin confirmarea școlară (Anexa 5A). La începutul programelor remediale, cadrele didactice au aplicat teste de evaluare inițială, ale căror rezultate fundamentează planificarea sprijinului pe grupe și individual. </w:t>
-      </w:r>
-      <w:r>
-        <w:rPr>
-          <w:b w:val="0"/>
-          <w:i w:val="0"/>
-          <w:highlight w:val="yellow"/>
-        </w:rPr>
-        <w:t>«Pentru elevii identificați ca fiind în risc au fost completate fișele de observare și de evaluare din Mecanismul de Avertizare Timpurie în Educație (MATE).»</w:t>
-      </w:r>
-    </w:p>
-    <w:p>
-      <w:pPr>
-        <w:jc w:val="both"/>
-      </w:pPr>
-      <w:r>
-        <w:rPr>
-          <w:b w:val="0"/>
-          <w:i w:val="0"/>
-        </w:rPr>
-        <w:t>Total elevi identificați la 30.09.2026: 169 (32 pentru acțiunea 8.f.1, 80 pentru acțiunea 8.f.2 și 57 pentru acțiunea 8.f.3).</w:t>
-      </w:r>
-    </w:p>
-    <w:p>
-      <w:pPr>
-        <w:jc w:val="both"/>
-      </w:pPr>
-      <w:r>
-        <w:rPr>
-          <w:b w:val="0"/>
-          <w:i w:val="0"/>
-        </w:rPr>
-        <w:t>Activitatea este documentată prin centralizatoarele transmise de școli, baza de date a elevilor identificați, confirmările școlare, rapoartele de activitate și fișele de pontaj ale experților.</w:t>
+        <w:t>Nu au fost identificate abateri.</w:t>
       </w:r>
     </w:p>
     <w:p>
@@ -6253,7 +6525,166 @@
           <w:color w:val="1E6B2E"/>
           <w:sz w:val="16"/>
         </w:rPr>
-        <w:t>Caractere: 2.361 / 10.500 (22%) – în limită</w:t>
+        <w:t>Caractere: 32 / 10.500 (0%) – în limită</w:t>
+      </w:r>
+    </w:p>
+    <w:tbl>
+      <w:tblPr>
+        <w:tblW w:type="auto" w:w="0"/>
+        <w:jc w:val="center"/>
+        <w:tblLook w:firstColumn="1" w:firstRow="1" w:lastColumn="0" w:lastRow="0" w:noHBand="0" w:noVBand="1" w:val="04A0"/>
+        <w:tblBorders>
+          <w:top w:val="single" w:sz="4" w:space="0" w:color="C7D6EA"/>
+          <w:left w:val="single" w:sz="4" w:space="0" w:color="C7D6EA"/>
+          <w:bottom w:val="single" w:sz="4" w:space="0" w:color="C7D6EA"/>
+          <w:right w:val="single" w:sz="4" w:space="0" w:color="C7D6EA"/>
+          <w:insideH w:val="single" w:sz="4" w:space="0" w:color="C7D6EA"/>
+          <w:insideV w:val="single" w:sz="4" w:space="0" w:color="C7D6EA"/>
+        </w:tblBorders>
+      </w:tblPr>
+      <w:tblGrid>
+        <w:gridCol w:w="10206"/>
+      </w:tblGrid>
+      <w:tr>
+        <w:tc>
+          <w:tcPr>
+            <w:tcW w:type="dxa" w:w="10206"/>
+            <w:shd w:val="clear" w:color="auto" w:fill="E8EEF7"/>
+          </w:tcPr>
+          <w:p>
+            <w:pPr>
+              <w:spacing w:before="40" w:after="40"/>
+            </w:pPr>
+            <w:r>
+              <w:rPr>
+                <w:b/>
+                <w:i w:val="0"/>
+                <w:color w:val="003D82"/>
+                <w:sz w:val="19"/>
+              </w:rPr>
+              <w:t>SA5.1 – Progres în perioada de raportare</w:t>
+            </w:r>
+          </w:p>
+        </w:tc>
+      </w:tr>
+    </w:tbl>
+    <w:p>
+      <w:pPr>
+        <w:jc w:val="both"/>
+      </w:pPr>
+      <w:r>
+        <w:rPr>
+          <w:b w:val="0"/>
+          <w:i w:val="0"/>
+        </w:rPr>
+        <w:t>SA5.1 a început în luna septembrie 2026 (L3), conform graficului din cererea de finanțare. În perioada de raportare activitatea a vizat planificarea măsurilor de sprijin și debutul sprijinului psihologic pentru elevii din acțiunea 8.f.1, fiind realizată de Consilierul psihologic și de Experții GT, sub coordonarea Managerului de proiect.</w:t>
+      </w:r>
+    </w:p>
+    <w:p>
+      <w:pPr>
+        <w:jc w:val="both"/>
+      </w:pPr>
+      <w:r>
+        <w:rPr>
+          <w:b w:val="0"/>
+          <w:i w:val="0"/>
+        </w:rPr>
+        <w:t xml:space="preserve">Planificarea activităților. Metodologia de acordare a sprijinului financiar, a subvențiilor și a sprijinului personalizat a fost elaborată de Experții GT în versiunea 1 (16.07.2026, publicată pe site-ul beneficiarului) și actualizată în luna septembrie 2026 (versiunea 2), în corelare cu Notificarea nr. 3: sprijinul financiar de 500 lei/lună pentru cazare, masă și transport se acordă pe o durată de maximum 10 luni elevilor pentru care nevoia este identificată și justificată, fiecare elev din acțiunea 8.f.1 beneficiind de cel puțin o formă de sprijin. Metodologia stabilește criteriile și prioritățile de acordare, echipa de evaluare, modelele de cerere, contract, fișă de monitorizare lunară și borderou, circuitul documentelor și condiționarea sprijinului de frecvența regulată, de rezultatele școlare și de participarea la activitățile proiectului. Metodologia a fost validată de Managerul de proiect </w:t>
+      </w:r>
+      <w:r>
+        <w:rPr>
+          <w:b w:val="0"/>
+          <w:i w:val="0"/>
+          <w:highlight w:val="yellow"/>
+        </w:rPr>
+        <w:t>«la data de …»</w:t>
+      </w:r>
+      <w:r>
+        <w:rPr>
+          <w:b w:val="0"/>
+          <w:i w:val="0"/>
+        </w:rPr>
+        <w:t>. Consilierul psihologic a realizat organizarea administrativă a grupelor, pe baza listei elevilor din acțiunea 8.f.1 transmise de Experții GT.</w:t>
+      </w:r>
+    </w:p>
+    <w:p>
+      <w:pPr>
+        <w:jc w:val="both"/>
+      </w:pPr>
+      <w:r>
+        <w:rPr>
+          <w:b w:val="0"/>
+          <w:i w:val="0"/>
+        </w:rPr>
+        <w:t xml:space="preserve">Sprijin psihologic. În perioada 16–30.09.2026, Consilierul psihologic a realizat 10 deplasări la Colegiul Tehnic Turda și la structura Școala Profesională Poiana Turda (16, 17, 18, 21, 22, 23, 24, 28, 29 și 30.09.2026), în cadrul cărora a lucrat cu </w:t>
+      </w:r>
+      <w:r>
+        <w:rPr>
+          <w:b w:val="0"/>
+          <w:i w:val="0"/>
+          <w:highlight w:val="yellow"/>
+        </w:rPr>
+        <w:t>«17»</w:t>
+      </w:r>
+      <w:r>
+        <w:rPr>
+          <w:b w:val="0"/>
+          <w:i w:val="0"/>
+        </w:rPr>
+        <w:t xml:space="preserve"> elevi din clasele a X-a – a XI-a, în activități individuale și de grup: ateliere de cunoaștere și intercunoaștere, explorarea motivației școlare, autocunoaștere, psihoeducație, stabilirea obiectivelor personale și planificarea traseului educațional, cu 3–9 elevi pe deplasare. Au fost aplicate 13 chestionare de motivație școlară și 11 fișe de autocunoaștere („Blazonul meu”) și au fost utilizate instrumente adaptate vârstei („Rucsacul psihologului”, „Harta traseelor vieții”). Pentru fiecare elev a fost întocmit un raport individual de activitate (fișă de observație, listă de prezență, fișe de lucru și fotografii realizate cu acordul reprezentanților legali), care stă la baza planului individual de sprijin. Observațiile consilierului (de exemplu, nemulțumirea unor elevi față de specializarea aleasă) au fost comunicate echipei în întâlnirile de management din 18.09 și 25.09.2026.</w:t>
+      </w:r>
+    </w:p>
+    <w:p>
+      <w:pPr>
+        <w:jc w:val="both"/>
+      </w:pPr>
+      <w:r>
+        <w:rPr>
+          <w:b w:val="0"/>
+          <w:i w:val="0"/>
+        </w:rPr>
+        <w:t xml:space="preserve">Sprijin financiar. În perioada de raportare nu au fost acordate sume, întrucât, conform metodologiei, procedura de contactare a beneficiarilor eligibili se lansează după validarea grupului țintă, iar contractele de acordare se încheie după verificarea cererilor și a documentelor din dosarele de grup țintă. Experții GT au început, la 24.09.2026, inventarierea documentelor necesare elevilor din clasele a X-a – a XI-a, procedura urmând să fie lansată în luna </w:t>
+      </w:r>
+      <w:r>
+        <w:rPr>
+          <w:b w:val="0"/>
+          <w:i w:val="0"/>
+          <w:highlight w:val="yellow"/>
+        </w:rPr>
+        <w:t>«octombrie 2026»</w:t>
+      </w:r>
+      <w:r>
+        <w:rPr>
+          <w:b w:val="0"/>
+          <w:i w:val="0"/>
+        </w:rPr>
+        <w:t>.</w:t>
+      </w:r>
+    </w:p>
+    <w:p>
+      <w:pPr>
+        <w:jc w:val="both"/>
+      </w:pPr>
+      <w:r>
+        <w:rPr>
+          <w:b w:val="0"/>
+          <w:i w:val="0"/>
+        </w:rPr>
+        <w:t>Activitatea este documentată prin raportul de activitate și fișa de pontaj ale Consilierului psihologic, rapoartele individuale ale elevilor, listele de prezență, fișele de lucru, fotografiile realizate și metodologia de acordare a sprijinului.</w:t>
+      </w:r>
+    </w:p>
+    <w:p>
+      <w:pPr>
+        <w:spacing w:after="160"/>
+      </w:pPr>
+      <w:r>
+        <w:rPr>
+          <w:b w:val="0"/>
+          <w:i/>
+          <w:color w:val="1E6B2E"/>
+          <w:sz w:val="16"/>
+        </w:rPr>
+        <w:t>Caractere: 3.270 / 10.500 (31%) – în limită</w:t>
       </w:r>
     </w:p>
     <w:tbl>
@@ -6299,7 +6730,7 @@
                 <w:color w:val="9B1C1C"/>
                 <w:sz w:val="18"/>
               </w:rPr>
-              <w:t>Fraza despre MATE se păstrează numai dacă fișele MATE există (în baza de date coloana „MATE existent” este goală). CF prevede ca instrumente MATE, SASAT și „Raportul de evaluare a potențialului de a finaliza anul școlar”.</w:t>
+              <w:t>Elevi la consiliere: RA consilier 16, registru și dosare individuale 17; RA GT1: 15 intrați + 2 elevi cls. X fără dosar (se înregistrează în octombrie). Se aliniază cifra înainte de transmitere.</w:t>
             </w:r>
           </w:p>
         </w:tc>
@@ -6315,7 +6746,7 @@
         <w:pStyle w:val="Heading3"/>
       </w:pPr>
       <w:r>
-        <w:t>SA5.1 – Măsuri de facilitare a accesului și de prevenire a părăsirii timpurii a școlii (8.f.1)</w:t>
+        <w:t>SA5.2 – Formarea personalului didactic din ÎPT, inclusiv dual (8.f.1)</w:t>
       </w:r>
     </w:p>
     <w:tbl>
@@ -6352,7 +6783,7 @@
                 <w:color w:val="003D82"/>
                 <w:sz w:val="19"/>
               </w:rPr>
-              <w:t>SA5.1 – Rezultat obținut în perioada de raportare</w:t>
+              <w:t>SA5.2 – Rezultat obținut în perioada de raportare</w:t>
             </w:r>
           </w:p>
         </w:tc>
@@ -6367,37 +6798,7 @@
           <w:b w:val="0"/>
           <w:i w:val="0"/>
         </w:rPr>
-        <w:t xml:space="preserve">R16: </w:t>
-      </w:r>
-      <w:r>
-        <w:rPr>
-          <w:b w:val="0"/>
-          <w:i w:val="0"/>
-          <w:highlight w:val="yellow"/>
-        </w:rPr>
-        <w:t>«17»</w:t>
-      </w:r>
-      <w:r>
-        <w:rPr>
-          <w:b w:val="0"/>
-          <w:i w:val="0"/>
-        </w:rPr>
-        <w:t xml:space="preserve"> elevi din acțiunea 8.f.1 au beneficiat de sprijin psihologic individual și de grup în perioada 16–30.09.2026. Sprijinul financiar pentru cazare, masă și transport urmează să fie acordat, în funcție de nevoia identificată, după validarea grupului țintă și evaluarea cererilor, începând cu luna </w:t>
-      </w:r>
-      <w:r>
-        <w:rPr>
-          <w:b w:val="0"/>
-          <w:i w:val="0"/>
-          <w:highlight w:val="yellow"/>
-        </w:rPr>
-        <w:t>«octombrie 2026»</w:t>
-      </w:r>
-      <w:r>
-        <w:rPr>
-          <w:b w:val="0"/>
-          <w:i w:val="0"/>
-        </w:rPr>
-        <w:t>.</w:t>
+        <w:t>R17: 4 cadre didactice din unitățile de învățământ partenere, recrutate în grupul țintă, au parcurs în perioada 10–18.09.2026 programul de formare acreditat (30 de ore); evaluarea finală și eliberarea certificatelor sunt programate la 09.10.2026, rezultatul urmând să fie raportat în perioada următoare.</w:t>
       </w:r>
     </w:p>
     <w:p>
@@ -6411,7 +6812,7 @@
           <w:color w:val="1E6B2E"/>
           <w:sz w:val="16"/>
         </w:rPr>
-        <w:t>Caractere: 320 / 3.500 (9%) – în limită</w:t>
+        <w:t>Caractere: 303 / 3.500 (9%) – în limită</w:t>
       </w:r>
     </w:p>
     <w:tbl>
@@ -6448,7 +6849,7 @@
                 <w:color w:val="003D82"/>
                 <w:sz w:val="19"/>
               </w:rPr>
-              <w:t>SA5.1 – Abateri/riscuri identificate</w:t>
+              <w:t>SA5.2 – Abateri/riscuri identificate</w:t>
             </w:r>
           </w:p>
         </w:tc>
@@ -6514,7 +6915,7 @@
                 <w:color w:val="003D82"/>
                 <w:sz w:val="19"/>
               </w:rPr>
-              <w:t>SA5.1 – Progres în perioada de raportare</w:t>
+              <w:t>SA5.2 – Progres în perioada de raportare</w:t>
             </w:r>
           </w:p>
         </w:tc>
@@ -6529,19 +6930,31 @@
           <w:b w:val="0"/>
           <w:i w:val="0"/>
         </w:rPr>
-        <w:t>SA5.1 a început în luna septembrie 2026 (L3), conform graficului din cererea de finanțare. În perioada de raportare activitatea a vizat planificarea măsurilor de sprijin și debutul sprijinului psihologic pentru elevii din acțiunea 8.f.1.</w:t>
-      </w:r>
-    </w:p>
-    <w:p>
-      <w:pPr>
-        <w:jc w:val="both"/>
-      </w:pPr>
-      <w:r>
-        <w:rPr>
-          <w:b w:val="0"/>
-          <w:i w:val="0"/>
-        </w:rPr>
-        <w:t xml:space="preserve">Planificarea activităților. Metodologia de acordare a sprijinului financiar, a subvențiilor și a sprijinului personalizat, elaborată de Experții GT (versiunea 1, 16.07.2026), a fost actualizată în septembrie 2026 (versiunea 2), în corelare cu Notificarea nr. 3: sprijinul financiar de 500 lei/lună pentru cazare, masă și transport se acordă, pe o durată de maximum 10 luni, elevilor pentru care nevoia este identificată și justificată, fiecare elev din grupul țintă al acțiunii 8.f.1 beneficiind de cel puțin o formă de sprijin. Metodologia stabilește criteriile de acordare, echipa de evaluare, modelele de cerere, contract, fișă de monitorizare lunară și borderou, precum și condiționarea sprijinului de frecvența regulată, de rezultatele școlare și de participarea la activitățile proiectului. Metodologia a fost validată de Managerul de proiect </w:t>
+        <w:t>SA5.2 a început în luna septembrie 2026 (L3). Conform Notificării nr. 3, formarea s-a desfășurat în paralel cu debutul programelor remediale din SA5.4, fără ca finalizarea acesteia să condiționeze începerea activităților cu elevii. Activitatea a fost coordonată de Managerul de proiect, cu sprijinul Experților GT pentru recrutarea cadrelor didactice și identificarea furnizorului.</w:t>
+      </w:r>
+    </w:p>
+    <w:p>
+      <w:pPr>
+        <w:jc w:val="both"/>
+      </w:pPr>
+      <w:r>
+        <w:rPr>
+          <w:b w:val="0"/>
+          <w:i w:val="0"/>
+        </w:rPr>
+        <w:t>În lunile iulie – august 2026, Expertul GT 2 a identificat, împreună cu conducerile unităților de învățământ partenere, cadrele didactice din învățământul profesional și tehnic care lucrează direct cu elevii din grupul țintă (3 la Colegiul Tehnic Turda și 1 la Liceul Tehnologic „Vlădeasa” Huedin, conform acordurilor din iulie) și furnizorii de programe de formare continuă acreditate de Ministerul Educației și Cercetării, transmițând solicitările de ofertă în luna august; furnizorul a fost selectat prin procedura descrisă în SA2.1 (contract nr. 2026082804/28.08.2026, ordin de începere 08.09.2026).</w:t>
+      </w:r>
+    </w:p>
+    <w:p>
+      <w:pPr>
+        <w:jc w:val="both"/>
+      </w:pPr>
+      <w:r>
+        <w:rPr>
+          <w:b w:val="0"/>
+          <w:i w:val="0"/>
+        </w:rPr>
+        <w:t xml:space="preserve">În luna septembrie 2026, grupa de formare a fost constituită din 4 cadre didactice recrutate în grupul țintă (întâlnirea din 22.09.2026 de la Colegiul Tehnic Turda și contactele directe cu celelalte cadre), pentru care au fost întocmite dosarele de grup țintă (formular de înregistrare, declarații, documente de apartenență la unitatea de învățământ); </w:t>
       </w:r>
       <w:r>
         <w:rPr>
@@ -6549,80 +6962,38 @@
           <w:i w:val="0"/>
           <w:highlight w:val="yellow"/>
         </w:rPr>
-        <w:t>«la data de …»</w:t>
-      </w:r>
-      <w:r>
-        <w:rPr>
-          <w:b w:val="0"/>
-          <w:i w:val="0"/>
-        </w:rPr>
-        <w:t>.</w:t>
-      </w:r>
-    </w:p>
-    <w:p>
-      <w:pPr>
-        <w:jc w:val="both"/>
-      </w:pPr>
-      <w:r>
-        <w:rPr>
-          <w:b w:val="0"/>
-          <w:i w:val="0"/>
-        </w:rPr>
-        <w:t xml:space="preserve">Sprijin psihologic. În perioada 16–30.09.2026, Consilierul psihologic a realizat 10 deplasări la Colegiul Tehnic Turda și la structura Școala Profesională Poiana Turda, în cadrul cărora a lucrat cu </w:t>
-      </w:r>
-      <w:r>
-        <w:rPr>
-          <w:b w:val="0"/>
-          <w:i w:val="0"/>
-          <w:highlight w:val="yellow"/>
-        </w:rPr>
-        <w:t>«17»</w:t>
-      </w:r>
-      <w:r>
-        <w:rPr>
-          <w:b w:val="0"/>
-          <w:i w:val="0"/>
-        </w:rPr>
-        <w:t xml:space="preserve"> elevi din clasele a X-a – a XI-a (acțiunea 8.f.1), în activități individuale și de grup: ateliere de cunoaștere și intercunoaștere, explorarea motivației școlare, autocunoaștere și planificarea traseului educațional. Au fost aplicate 13 chestionare de motivație școlară și 11 fișe de autocunoaștere („Blazonul meu”) și au fost utilizate instrumente de lucru adaptate vârstei („Rucsacul psihologului”, „Harta traseelor vieții”). Pentru fiecare elev a fost întocmit un raport individual de activitate (fișă de observație, listă de prezență, fișe de lucru), care stă la baza planului individual de sprijin.</w:t>
-      </w:r>
-    </w:p>
-    <w:p>
-      <w:pPr>
-        <w:jc w:val="both"/>
-      </w:pPr>
-      <w:r>
-        <w:rPr>
-          <w:b w:val="0"/>
-          <w:i w:val="0"/>
-        </w:rPr>
-        <w:t xml:space="preserve">Sprijin financiar. În perioada de raportare nu au fost acordate sume, întrucât, conform metodologiei, contractele de acordare se încheie după validarea grupului țintă și evaluarea cererilor depuse de elevi sau de reprezentanții lor legali. Procedura de contactare și de depunere a cererilor urmează să fie lansată în luna </w:t>
-      </w:r>
-      <w:r>
-        <w:rPr>
-          <w:b w:val="0"/>
-          <w:i w:val="0"/>
-          <w:highlight w:val="yellow"/>
-        </w:rPr>
-        <w:t>«octombrie 2026»</w:t>
-      </w:r>
-      <w:r>
-        <w:rPr>
-          <w:b w:val="0"/>
-          <w:i w:val="0"/>
-        </w:rPr>
-        <w:t>.</w:t>
-      </w:r>
-    </w:p>
-    <w:p>
-      <w:pPr>
-        <w:jc w:val="both"/>
-      </w:pPr>
-      <w:r>
-        <w:rPr>
-          <w:b w:val="0"/>
-          <w:i w:val="0"/>
-        </w:rPr>
-        <w:t>Activitatea este documentată prin raportul de activitate și fișa de pontaj ale Consilierului psihologic, rapoartele individuale ale elevilor, listele de prezență, fișele de lucru și fotografiile realizate cu acordul reprezentanților legali.</w:t>
+        <w:t>«formularele de înregistrare au fost semnate la ….»</w:t>
+      </w:r>
+      <w:r>
+        <w:rPr>
+          <w:b w:val="0"/>
+          <w:i w:val="0"/>
+        </w:rPr>
+        <w:t xml:space="preserve"> Programul „Abilitare informațională în combaterea abandonului școlar: un ghid pentru cadre didactice”, acreditat prin Avizul nr. 1555/DGMCDRSIP/30.06.2025 (30 de ore, 12 credite profesionale transferabile), a fost furnizat de Asociația Proeuro-Cons în perioada 10–18.09.2026, în format online, cu 12 ore de activități sincrone (sesiuni în zilele de 15, 16 și 17.09.2026, în intervalul 16:00–19:00) și 18 ore de activități asincrone pe platforma furnizorului. Tematica a vizat identificarea timpurie a riscului de abandon școlar, comunicarea eficientă cu elevii aflați în risc educațional, strategii de motivare și de menținere a elevilor în sistemul educațional, utilizarea instrumentelor digitale în procesul didactic și de evaluare, precum și aplicarea principiilor egalității de șanse și nediscriminării în activitatea didactică. Cursanții au primit suportul de curs și materialele de lucru elaborate de furnizor, iar prezența a fost monitorizată de Managerul de proiect, care a colaborat cu furnizorul pentru adaptarea conținutului la specificul învățământului profesional și tehnic și al programelor remediale.</w:t>
+      </w:r>
+    </w:p>
+    <w:p>
+      <w:pPr>
+        <w:jc w:val="both"/>
+      </w:pPr>
+      <w:r>
+        <w:rPr>
+          <w:b w:val="0"/>
+          <w:i w:val="0"/>
+        </w:rPr>
+        <w:t>Evaluarea finală a cursanților este programată la 09.10.2026, după care furnizorul va elibera certificatele de absolvire, iar beneficiarul va realiza recepția serviciilor. Competențele dobândite sunt transferate direct în programele remediale din SA5.4, în care cadrele didactice formate sunt implicate.</w:t>
+      </w:r>
+    </w:p>
+    <w:p>
+      <w:pPr>
+        <w:jc w:val="both"/>
+      </w:pPr>
+      <w:r>
+        <w:rPr>
+          <w:b w:val="0"/>
+          <w:i w:val="0"/>
+        </w:rPr>
+        <w:t>Activitatea este documentată prin contractul de servicii, ordinul de începere, calendarul formării, dovada acreditării programului, suportul de curs, capturile de ecran ale sesiunilor online, lista cursanților, dosarele de grup țintă ale cadrelor didactice și corespondența cu furnizorul.</w:t>
       </w:r>
     </w:p>
     <w:p>
@@ -6636,7 +7007,7 @@
           <w:color w:val="1E6B2E"/>
           <w:sz w:val="16"/>
         </w:rPr>
-        <w:t>Caractere: 2.490 / 10.500 (24%) – în limită</w:t>
+        <w:t>Caractere: 3.098 / 10.500 (30%) – în limită</w:t>
       </w:r>
     </w:p>
     <w:tbl>
@@ -6682,7 +7053,7 @@
                 <w:color w:val="9B1C1C"/>
                 <w:sz w:val="18"/>
               </w:rPr>
-              <w:t>Cifra elevilor: raportul de activitate spune 16, registrul și dosarele copiilor 17 – se aliniază înainte de transmitere.</w:t>
+              <w:t>Cele 4 cadre didactice din GT sunt aceleași persoane cu Cadrele didactice 1–4 angajate în proiect (dosare GT și formulare MySMIS semnate la 06–07.10.2026, după perioada de raportare). Dubla calitate se clarifică cu OI înainte de raportarea la indicator; formularele de înregistrare ale cadrelor didactice nu pot fi raportate la RP1 dacă sunt semnate în octombrie.</w:t>
             </w:r>
           </w:p>
         </w:tc>
@@ -6698,7 +7069,7 @@
         <w:pStyle w:val="Heading3"/>
       </w:pPr>
       <w:r>
-        <w:t>SA5.2 – Formarea personalului didactic din ÎPT, inclusiv dual (8.f.1)</w:t>
+        <w:t>SA5.3 – Dezvoltarea de programe de informare și conștientizare (8.f.2)</w:t>
       </w:r>
     </w:p>
     <w:tbl>
@@ -6735,7 +7106,7 @@
                 <w:color w:val="003D82"/>
                 <w:sz w:val="19"/>
               </w:rPr>
-              <w:t>SA5.2 – Rezultat obținut în perioada de raportare</w:t>
+              <w:t>SA5.3 – Rezultat obținut în perioada de raportare</w:t>
             </w:r>
           </w:p>
         </w:tc>
@@ -6750,7 +7121,49 @@
           <w:b w:val="0"/>
           <w:i w:val="0"/>
         </w:rPr>
-        <w:t>R17: 4 cadre didactice din unitățile de învățământ partenere asociate au parcurs, în perioada 10–18.09.2026, programul de formare acreditat (30 de ore); evaluarea finală și eliberarea certificatelor sunt programate la 09.10.2026, în perioada următoare de raportare.</w:t>
+        <w:t xml:space="preserve">R19: </w:t>
+      </w:r>
+      <w:r>
+        <w:rPr>
+          <w:b w:val="0"/>
+          <w:i w:val="0"/>
+          <w:highlight w:val="yellow"/>
+        </w:rPr>
+        <w:t>«34»</w:t>
+      </w:r>
+      <w:r>
+        <w:rPr>
+          <w:b w:val="0"/>
+          <w:i w:val="0"/>
+        </w:rPr>
+        <w:t xml:space="preserve"> de elevi din acțiunea 8.f.2 au beneficiat de activitățile campaniei de informare și conștientizare și de atelierele pentru elevi în luna septembrie 2026 (7 activități: 5 ale Expertului comunicare, cu 23 de elevi și 46 de participări, și 2 ale Facilitatorului comunitar 2, cu 21 de elevi).</w:t>
+      </w:r>
+    </w:p>
+    <w:p>
+      <w:pPr>
+        <w:jc w:val="both"/>
+      </w:pPr>
+      <w:r>
+        <w:rPr>
+          <w:b w:val="0"/>
+          <w:i w:val="0"/>
+        </w:rPr>
+        <w:t xml:space="preserve">R18: activitățile cu părinții/reprezentanții legali urmează să înceapă în luna </w:t>
+      </w:r>
+      <w:r>
+        <w:rPr>
+          <w:b w:val="0"/>
+          <w:i w:val="0"/>
+          <w:highlight w:val="yellow"/>
+        </w:rPr>
+        <w:t>«octombrie 2026»</w:t>
+      </w:r>
+      <w:r>
+        <w:rPr>
+          <w:b w:val="0"/>
+          <w:i w:val="0"/>
+        </w:rPr>
+        <w:t>; în perioada de raportare nu au fost sprijiniți părinți.</w:t>
       </w:r>
     </w:p>
     <w:p>
@@ -6764,7 +7177,7 @@
           <w:color w:val="1E6B2E"/>
           <w:sz w:val="16"/>
         </w:rPr>
-        <w:t>Caractere: 265 / 3.500 (8%) – în limită</w:t>
+        <w:t>Caractere: 451 / 3.500 (13%) – în limită</w:t>
       </w:r>
     </w:p>
     <w:tbl>
@@ -6801,7 +7214,7 @@
                 <w:color w:val="003D82"/>
                 <w:sz w:val="19"/>
               </w:rPr>
-              <w:t>SA5.2 – Abateri/riscuri identificate</w:t>
+              <w:t>SA5.3 – Abateri/riscuri identificate</w:t>
             </w:r>
           </w:p>
         </w:tc>
@@ -6817,6 +7230,18 @@
           <w:i w:val="0"/>
         </w:rPr>
         <w:t>Nu au fost identificate abateri.</w:t>
+      </w:r>
+    </w:p>
+    <w:p>
+      <w:pPr>
+        <w:jc w:val="both"/>
+      </w:pPr>
+      <w:r>
+        <w:rPr>
+          <w:b w:val="0"/>
+          <w:i w:val="0"/>
+        </w:rPr>
+        <w:t>Risc identificat: implicarea redusă a părinților în activitățile proiectului, determinată de programul de lucru, de distanțele față de școli și de plecarea unor părinți la muncă în străinătate. Măsuri: programarea atelierelor pentru părinți în intervale orare convenabile, la sediile școlilor și ale primăriilor din localitățile de domiciliu, invitarea părinților prin diriginți și prin contact direct, inclusiv a persoanelor care au în grijă elevi cu părinți plecați în străinătate, conform cererii de finanțare.</w:t>
       </w:r>
     </w:p>
     <w:p>
@@ -6830,7 +7255,7 @@
           <w:color w:val="1E6B2E"/>
           <w:sz w:val="16"/>
         </w:rPr>
-        <w:t>Caractere: 32 / 10.500 (0%) – în limită</w:t>
+        <w:t>Caractere: 546 / 10.500 (5%) – în limită</w:t>
       </w:r>
     </w:p>
     <w:tbl>
@@ -6867,7 +7292,7 @@
                 <w:color w:val="003D82"/>
                 <w:sz w:val="19"/>
               </w:rPr>
-              <w:t>SA5.2 – Progres în perioada de raportare</w:t>
+              <w:t>SA5.3 – Progres în perioada de raportare</w:t>
             </w:r>
           </w:p>
         </w:tc>
@@ -6882,55 +7307,165 @@
           <w:b w:val="0"/>
           <w:i w:val="0"/>
         </w:rPr>
-        <w:t>SA5.2 a început în luna septembrie 2026 (L3). Conform Notificării nr. 3, formarea s-a desfășurat în paralel cu debutul programelor remediale din SA5.4.</w:t>
-      </w:r>
-    </w:p>
-    <w:p>
-      <w:pPr>
-        <w:jc w:val="both"/>
-      </w:pPr>
-      <w:r>
-        <w:rPr>
-          <w:b w:val="0"/>
-          <w:i w:val="0"/>
-        </w:rPr>
-        <w:t>În lunile august – septembrie 2026, Experții GT au identificat, împreună cu conducerile unităților de învățământ partenere, cadrele didactice din ÎPT care lucrează direct cu elevii din grupul țintă și au constituit grupa de formare de 4 cadre didactice. Furnizorul a fost selectat prin procedura descrisă în SA2.1.</w:t>
-      </w:r>
-    </w:p>
-    <w:p>
-      <w:pPr>
-        <w:jc w:val="both"/>
-      </w:pPr>
-      <w:r>
-        <w:rPr>
-          <w:b w:val="0"/>
-          <w:i w:val="0"/>
-        </w:rPr>
-        <w:t>Programul „Abilitare informațională în combaterea abandonului școlar: un ghid pentru cadre didactice”, acreditat prin OM nr. 1555/30.06.2025, a fost furnizat de Asociația Proeuro-Cons în perioada 10–18.09.2026, în format online, cu 12 ore de activități sincrone și 18 ore de activități asincrone. Tematica a vizat identificarea timpurie a riscului de abandon școlar, comunicarea eficientă cu elevii aflați în risc educațional, strategii de motivare și de menținere a elevilor în sistemul educațional și utilizarea instrumentelor digitale în procesul didactic și de evaluare. Cursanții au primit suportul de curs și materialele de lucru elaborate de furnizor.</w:t>
-      </w:r>
-    </w:p>
-    <w:p>
-      <w:pPr>
-        <w:jc w:val="both"/>
-      </w:pPr>
-      <w:r>
-        <w:rPr>
-          <w:b w:val="0"/>
-          <w:i w:val="0"/>
-        </w:rPr>
-        <w:t>Evaluarea finală a cursanților este programată la 09.10.2026, după care furnizorul va elibera certificatele de absolvire, iar beneficiarul va realiza recepția serviciilor. Rezultatul va fi raportat în Raportul de progres nr. 2.</w:t>
-      </w:r>
-    </w:p>
-    <w:p>
-      <w:pPr>
-        <w:jc w:val="both"/>
-      </w:pPr>
-      <w:r>
-        <w:rPr>
-          <w:b w:val="0"/>
-          <w:i w:val="0"/>
-        </w:rPr>
-        <w:t>Activitatea este documentată prin contractul de servicii, ordinul de începere, calendarul formării, dovada acreditării programului, suportul de curs și corespondența cu furnizorul.</w:t>
+        <w:t>SA5.3 a început în luna septembrie 2026 (L3). În perioada de raportare activitatea a vizat pregătirea campaniei de informare și conștientizare, evaluarea nevoilor și intereselor elevilor și primele activități directe cu elevii din grupul țintă al acțiunii 8.f.2, fiind realizată de Expertul comunicare și de Facilitatorul comunitar 2, sub coordonarea Managerului de proiect.</w:t>
+      </w:r>
+    </w:p>
+    <w:p>
+      <w:pPr>
+        <w:jc w:val="both"/>
+      </w:pPr>
+      <w:r>
+        <w:rPr>
+          <w:b w:val="0"/>
+          <w:i w:val="0"/>
+        </w:rPr>
+        <w:t>Expertul comunicare a realizat analiza preliminară a percepțiilor elevilor privind educația, meseriile și învățământul profesional și tehnic, prin chestionarul de interese și discuțiile de grup, ca bază pentru Planul de informare și conștientizare, și a pregătit materialele de lucru ale campaniei (discursul de prezentare, chestionarul de interese, jocul de intercunoaștere „Găsește pe cineva care…”, fișa „Mesaj pentru mine peste 5 ani”, afișele și pliantele campaniei). Au fost organizate 5 activități de informare și conștientizare, cu 23 de elevi și 46 de participări:</w:t>
+      </w:r>
+    </w:p>
+    <w:p>
+      <w:pPr>
+        <w:spacing w:after="20"/>
+        <w:ind w:left="357" w:hanging="357"/>
+      </w:pPr>
+      <w:r>
+        <w:t>•</w:t>
+        <w:tab/>
+      </w:r>
+      <w:r>
+        <w:rPr>
+          <w:b w:val="0"/>
+          <w:i w:val="0"/>
+        </w:rPr>
+        <w:t>15.09.2026, Colegiul Tehnic Turda – 11 elevi: prezentarea proiectului, exerciții de intercunoaștere și aplicarea chestionarului de interese (9 chestionare completate);</w:t>
+      </w:r>
+    </w:p>
+    <w:p>
+      <w:pPr>
+        <w:spacing w:after="20"/>
+        <w:ind w:left="357" w:hanging="357"/>
+      </w:pPr>
+      <w:r>
+        <w:t>•</w:t>
+        <w:tab/>
+      </w:r>
+      <w:r>
+        <w:rPr>
+          <w:b w:val="0"/>
+          <w:i w:val="0"/>
+        </w:rPr>
+        <w:t>16.09.2026, Colegiul Tehnic Turda – 12 elevi: meserii, aptitudini și perspective profesionale; jocul „Găsește pe cineva care…” și discuții despre legătura dintre interese, abilități și opțiunile de carieră;</w:t>
+      </w:r>
+    </w:p>
+    <w:p>
+      <w:pPr>
+        <w:spacing w:after="20"/>
+        <w:ind w:left="357" w:hanging="357"/>
+      </w:pPr>
+      <w:r>
+        <w:t>•</w:t>
+        <w:tab/>
+      </w:r>
+      <w:r>
+        <w:rPr>
+          <w:b w:val="0"/>
+          <w:i w:val="0"/>
+        </w:rPr>
+        <w:t>28.09.2026, Casa de Cultură Huedin – 7 elevi: prezentarea proiectului și aplicarea chestionarului de interese (7 chestionare);</w:t>
+      </w:r>
+    </w:p>
+    <w:p>
+      <w:pPr>
+        <w:spacing w:after="20"/>
+        <w:ind w:left="357" w:hanging="357"/>
+      </w:pPr>
+      <w:r>
+        <w:t>•</w:t>
+        <w:tab/>
+      </w:r>
+      <w:r>
+        <w:rPr>
+          <w:b w:val="0"/>
+          <w:i w:val="0"/>
+        </w:rPr>
+        <w:t>29.09.2026, Primăria Huedin – 4 elevi: exercițiul „Mesaj pentru mine peste 5 ani” (4 fișe completate și 4 mesaje înregistrate audio, cu acordul reprezentanților legali);</w:t>
+      </w:r>
+    </w:p>
+    <w:p>
+      <w:pPr>
+        <w:spacing w:after="20"/>
+        <w:ind w:left="357" w:hanging="357"/>
+      </w:pPr>
+      <w:r>
+        <w:t>•</w:t>
+        <w:tab/>
+      </w:r>
+      <w:r>
+        <w:rPr>
+          <w:b w:val="0"/>
+          <w:i w:val="0"/>
+        </w:rPr>
+        <w:t>30.09.2026, Colegiul Tehnic Turda – 12 elevi: reflecție asupra viitorului personal, educațional și profesional.</w:t>
+      </w:r>
+    </w:p>
+    <w:p>
+      <w:pPr>
+        <w:jc w:val="both"/>
+      </w:pPr>
+      <w:r>
+        <w:rPr>
+          <w:b w:val="0"/>
+          <w:i w:val="0"/>
+        </w:rPr>
+        <w:t>Cele 16 chestionare de interese și 4 fișe de lucru au fost analizate pentru adaptarea activităților următoare la profilul participanților.</w:t>
+      </w:r>
+    </w:p>
+    <w:p>
+      <w:pPr>
+        <w:jc w:val="both"/>
+      </w:pPr>
+      <w:r>
+        <w:rPr>
+          <w:b w:val="0"/>
+          <w:i w:val="0"/>
+        </w:rPr>
+        <w:t>Facilitatorul comunitar 2 a elaborat planul lunar de activitate și chestionarul „Ce mi-ar fi util să învăț și să dezvolt?”, instrument anonim de identificare a nevoilor și intereselor elevilor (autocunoaștere, comunicare, gestionarea emoțiilor, siguranța online, orientare școlară și profesională, abilități pentru viață), și a organizat 2 activități directe cu elevii din clasele a VII-a – a VIII-a: 15.09.2026, Colegiul Tehnic Turda, structura Poiana – 6 elevi; 24.09.2026, Liceul Tehnologic „Vlădeasa” Huedin – 15 elevi (jocul de cunoaștere „Două adevăruri și o minciună”, discuții despre interese și aplicarea chestionarului). Cele 21 de chestionare au fost centralizate într-un raport de analiză, cu direcții de intervenție și propuneri de tematici (activități practice și interactive, orientare educațională și profesională), care fundamentează planul tematic al atelierelor pentru elevi și părinți. Facilitatorul a început contactarea părinților elevilor din grupul țintă, prin diriginți și direct, în vederea organizării atelierelor pentru părinți din luna octombrie 2026.</w:t>
+      </w:r>
+    </w:p>
+    <w:p>
+      <w:pPr>
+        <w:jc w:val="both"/>
+      </w:pPr>
+      <w:r>
+        <w:rPr>
+          <w:b w:val="0"/>
+          <w:i w:val="0"/>
+          <w:highlight w:val="yellow"/>
+        </w:rPr>
+        <w:t>«Facilitatorul comunitar 1, nominalizat prin Notificarea nr. 1, nu a desfășurat activități în perioada de raportare; ….»</w:t>
+      </w:r>
+    </w:p>
+    <w:p>
+      <w:pPr>
+        <w:jc w:val="both"/>
+      </w:pPr>
+      <w:r>
+        <w:rPr>
+          <w:b w:val="0"/>
+          <w:i w:val="0"/>
+        </w:rPr>
+        <w:t>Târgurile de oportunități și vizitele la operatori economici sunt planificate pentru perioada următoare, după contractarea serviciilor de organizare a târgului (SA2.1) și stabilirea calendarului cu unitățile de învățământ partenere.</w:t>
+      </w:r>
+    </w:p>
+    <w:p>
+      <w:pPr>
+        <w:jc w:val="both"/>
+      </w:pPr>
+      <w:r>
+        <w:rPr>
+          <w:b w:val="0"/>
+          <w:i w:val="0"/>
+        </w:rPr>
+        <w:t>Activitatea este documentată prin rapoartele de activitate și fișele de pontaj ale experților, planurile lunare, listele de prezență, minutele activităților, chestionarele aplicate și rapoartele de analiză, materialele campaniei, înregistrările audio și fotografiile realizate.</w:t>
       </w:r>
     </w:p>
     <w:p>
@@ -6944,15 +7479,69 @@
           <w:color w:val="1E6B2E"/>
           <w:sz w:val="16"/>
         </w:rPr>
-        <w:t>Caractere: 1.534 / 10.500 (15%) – în limită</w:t>
-      </w:r>
+        <w:t>Caractere: 3.594 / 10.500 (34%) – în limită</w:t>
+      </w:r>
+    </w:p>
+    <w:tbl>
+      <w:tblPr>
+        <w:tblW w:type="auto" w:w="0"/>
+        <w:jc w:val="center"/>
+        <w:tblLook w:firstColumn="1" w:firstRow="1" w:lastColumn="0" w:lastRow="0" w:noHBand="0" w:noVBand="1" w:val="04A0"/>
+        <w:tblBorders>
+          <w:top w:val="single" w:sz="4" w:space="0" w:color="E0A0A0"/>
+          <w:left w:val="single" w:sz="4" w:space="0" w:color="E0A0A0"/>
+          <w:bottom w:val="single" w:sz="4" w:space="0" w:color="E0A0A0"/>
+          <w:right w:val="single" w:sz="4" w:space="0" w:color="E0A0A0"/>
+          <w:insideH w:val="single" w:sz="4" w:space="0" w:color="E0A0A0"/>
+          <w:insideV w:val="single" w:sz="4" w:space="0" w:color="E0A0A0"/>
+        </w:tblBorders>
+      </w:tblPr>
+      <w:tblGrid>
+        <w:gridCol w:w="10206"/>
+      </w:tblGrid>
+      <w:tr>
+        <w:tc>
+          <w:tcPr>
+            <w:tcW w:type="dxa" w:w="10206"/>
+            <w:shd w:val="clear" w:color="auto" w:fill="FBEAEA"/>
+          </w:tcPr>
+          <w:p>
+            <w:pPr>
+              <w:spacing w:before="40" w:after="40"/>
+            </w:pPr>
+            <w:r>
+              <w:rPr>
+                <w:b/>
+                <w:i w:val="0"/>
+                <w:color w:val="9B1C1C"/>
+                <w:sz w:val="18"/>
+              </w:rPr>
+              <w:t xml:space="preserve">⚠ Notă MP (nu se copiază): </w:t>
+            </w:r>
+            <w:r>
+              <w:rPr>
+                <w:b w:val="0"/>
+                <w:i w:val="0"/>
+                <w:color w:val="9B1C1C"/>
+                <w:sz w:val="18"/>
+              </w:rPr>
+              <w:t>Cifre SA5.3: RA Expert comunicare (corectat 06.10): 23 elevi / 46 participări (15.09: 11; 16.09: 12; 28.09: 7; 29.09: 4; 30.09: 12). RA FC2: 21 elevi (6 + 15); registrul GT consemnează 27 elevi la ateliere (include 02.10). Elevi unici 8.f.2 intrați în operațiune: 34 la 30.09 (registru). Facilitatorul comunitar 1 (Sotnic, Notificarea nr. 1) nu are RA/pontaj – OM va cere explicații; fraza galbenă se completează sau se scoate.</w:t>
+            </w:r>
+          </w:p>
+        </w:tc>
+      </w:tr>
+    </w:tbl>
+    <w:p>
+      <w:pPr>
+        <w:spacing w:after="0"/>
+      </w:pPr>
     </w:p>
     <w:p>
       <w:pPr>
         <w:pStyle w:val="Heading3"/>
       </w:pPr>
       <w:r>
-        <w:t>SA5.3 – Dezvoltarea de programe de informare și conștientizare (8.f.2)</w:t>
+        <w:t>SA5.4 – Dezvoltarea și furnizarea de programe remediale (8.f.3)</w:t>
       </w:r>
     </w:p>
     <w:tbl>
@@ -6989,7 +7578,7 @@
                 <w:color w:val="003D82"/>
                 <w:sz w:val="19"/>
               </w:rPr>
-              <w:t>SA5.3 – Rezultat obținut în perioada de raportare</w:t>
+              <w:t>SA5.4 – Rezultat obținut în perioada de raportare</w:t>
             </w:r>
           </w:p>
         </w:tc>
@@ -7004,7 +7593,7 @@
           <w:b w:val="0"/>
           <w:i w:val="0"/>
         </w:rPr>
-        <w:t xml:space="preserve">R19: </w:t>
+        <w:t xml:space="preserve">R20: </w:t>
       </w:r>
       <w:r>
         <w:rPr>
@@ -7012,56 +7601,26 @@
           <w:i w:val="0"/>
           <w:highlight w:val="yellow"/>
         </w:rPr>
-        <w:t>«23»</w:t>
-      </w:r>
-      <w:r>
-        <w:rPr>
-          <w:b w:val="0"/>
-          <w:i w:val="0"/>
-        </w:rPr>
-        <w:t xml:space="preserve"> de elevi au participat la activitățile campaniei de informare și conștientizare (5 activități, </w:t>
-      </w:r>
-      <w:r>
-        <w:rPr>
-          <w:b w:val="0"/>
-          <w:i w:val="0"/>
-          <w:highlight w:val="yellow"/>
-        </w:rPr>
-        <w:t>«44»</w:t>
-      </w:r>
-      <w:r>
-        <w:rPr>
-          <w:b w:val="0"/>
-          <w:i w:val="0"/>
-        </w:rPr>
-        <w:t xml:space="preserve"> de participări).</w:t>
-      </w:r>
-    </w:p>
-    <w:p>
-      <w:pPr>
-        <w:jc w:val="both"/>
-      </w:pPr>
-      <w:r>
-        <w:rPr>
-          <w:b w:val="0"/>
-          <w:i w:val="0"/>
-        </w:rPr>
-        <w:t xml:space="preserve">R18: activitățile cu părinții/reprezentanții legali urmează să înceapă în luna </w:t>
-      </w:r>
-      <w:r>
-        <w:rPr>
-          <w:b w:val="0"/>
-          <w:i w:val="0"/>
-          <w:highlight w:val="yellow"/>
-        </w:rPr>
-        <w:t>«octombrie 2026»</w:t>
-      </w:r>
-      <w:r>
-        <w:rPr>
-          <w:b w:val="0"/>
-          <w:i w:val="0"/>
-        </w:rPr>
-        <w:t>.</w:t>
+        <w:t>«45»</w:t>
+      </w:r>
+      <w:r>
+        <w:rPr>
+          <w:b w:val="0"/>
+          <w:i w:val="0"/>
+        </w:rPr>
+        <w:t xml:space="preserve"> de elevi din acțiunea 8.f.3 (clasa a IX-a) au participat la programele remediale în perioada 17–30.09.2026: 26 la Colegiul Tehnic Turda (limba și literatura română și fizică) și 19 la Liceul Teologic Reformat Cluj-Napoca (limba și literatura română).</w:t>
+      </w:r>
+    </w:p>
+    <w:p>
+      <w:pPr>
+        <w:jc w:val="both"/>
+      </w:pPr>
+      <w:r>
+        <w:rPr>
+          <w:b w:val="0"/>
+          <w:i w:val="0"/>
+        </w:rPr>
+        <w:t>R21: masa caldă urmează să fie acordată după finalizarea achiziției serviciilor (L4–L5); în perioada de raportare nu au fost acordate porții.</w:t>
       </w:r>
     </w:p>
     <w:p>
@@ -7075,7 +7634,7 @@
           <w:color w:val="1E6B2E"/>
           <w:sz w:val="16"/>
         </w:rPr>
-        <w:t>Caractere: 223 / 3.500 (6%) – în limită</w:t>
+        <w:t>Caractere: 402 / 3.500 (11%) – în limită</w:t>
       </w:r>
     </w:p>
     <w:tbl>
@@ -7112,7 +7671,7 @@
                 <w:color w:val="003D82"/>
                 <w:sz w:val="19"/>
               </w:rPr>
-              <w:t>SA5.3 – Abateri/riscuri identificate</w:t>
+              <w:t>SA5.4 – Abateri/riscuri identificate</w:t>
             </w:r>
           </w:p>
         </w:tc>
@@ -7127,19 +7686,7 @@
           <w:b w:val="0"/>
           <w:i w:val="0"/>
         </w:rPr>
-        <w:t>Risc identificat: implicarea redusă a părinților în activitățile proiectului, determinată de programul de lucru, de distanțele față de școli și, în unele cazuri, de plecarea părinților la muncă în străinătate.</w:t>
-      </w:r>
-    </w:p>
-    <w:p>
-      <w:pPr>
-        <w:jc w:val="both"/>
-      </w:pPr>
-      <w:r>
-        <w:rPr>
-          <w:b w:val="0"/>
-          <w:i w:val="0"/>
-        </w:rPr>
-        <w:t>Măsuri: programarea atelierelor pentru părinți în intervale orare convenabile, la sediile școlilor și ale primăriilor din localitățile de domiciliu, invitarea părinților prin diriginți și prin contact direct, precum și includerea persoanelor care au în grijă elevi cu părinți plecați în străinătate, conform cererii de finanțare.</w:t>
+        <w:t>Nu au fost identificate abateri.</w:t>
       </w:r>
     </w:p>
     <w:p>
@@ -7153,7 +7700,7 @@
           <w:color w:val="1E6B2E"/>
           <w:sz w:val="16"/>
         </w:rPr>
-        <w:t>Caractere: 539 / 10.500 (5%) – în limită</w:t>
+        <w:t>Caractere: 32 / 10.500 (0%) – în limită</w:t>
       </w:r>
     </w:p>
     <w:tbl>
@@ -7190,7 +7737,7 @@
                 <w:color w:val="003D82"/>
                 <w:sz w:val="19"/>
               </w:rPr>
-              <w:t>SA5.3 – Progres în perioada de raportare</w:t>
+              <w:t>SA5.4 – Progres în perioada de raportare</w:t>
             </w:r>
           </w:p>
         </w:tc>
@@ -7205,19 +7752,31 @@
           <w:b w:val="0"/>
           <w:i w:val="0"/>
         </w:rPr>
-        <w:t>SA5.3 a început în luna septembrie 2026 (L3). În perioada de raportare activitatea a vizat pregătirea campaniei de informare și conștientizare și primele activități cu elevii din grupul țintă al acțiunii 8.f.2.</w:t>
-      </w:r>
-    </w:p>
-    <w:p>
-      <w:pPr>
-        <w:jc w:val="both"/>
-      </w:pPr>
-      <w:r>
-        <w:rPr>
-          <w:b w:val="0"/>
-          <w:i w:val="0"/>
-        </w:rPr>
-        <w:t xml:space="preserve">Expertul comunicare a aplicat elevilor chestionare privind interesele și percepțiile despre meserii și despre învățământul profesional și tehnic, ca bază pentru Planul de informare și conștientizare, și a realizat afișele și pliantele campaniei. Au fost organizate 5 activități de informare și conștientizare: la Colegiul Tehnic Turda (15.09, 16.09 și 30.09.2026), la Casa de Cultură din Huedin (28.09.2026) și la Primăria Huedin (29.09.2026), la care au participat </w:t>
+        <w:t>SA5.4 a început în luna septembrie 2026 (L3), conform graficului din cererea de finanțare, odată cu începerea anului școlar. În perioada de raportare activitatea a vizat elaborarea metodologiilor de organizare a activităților remediale, constituirea grupelor, evaluarea inițială a elevilor și primele sesiuni remediale, fiind realizată de Cadrele didactice 1–3, sub coordonarea Managerului de proiect.</w:t>
+      </w:r>
+    </w:p>
+    <w:p>
+      <w:pPr>
+        <w:jc w:val="both"/>
+      </w:pPr>
+      <w:r>
+        <w:rPr>
+          <w:b w:val="0"/>
+          <w:i w:val="0"/>
+        </w:rPr>
+        <w:t>Cadrul didactic 1 (limba și literatura română, Colegiul Tehnic Turda) a elaborat la 10.09.2026 metodologia de organizare a activităților remediale, cu structura tematică a sesiunilor, instrumentele pedagogice, grila de evaluare a progresului, metodele de lucru și calendarul orientativ (2 grupe de câte 19 elevi din clasa a IX-a, câte 2 ore pe săptămână, în afara programului școlar), a aplicat testele de evaluare inițială celor două grupe și a susținut sesiunile remediale din 17.09.2026 (14 elevi) și 21.09.2026 (12 elevi), axate pe citire, înțelegerea textului și exprimarea scrisă.</w:t>
+      </w:r>
+    </w:p>
+    <w:p>
+      <w:pPr>
+        <w:jc w:val="both"/>
+      </w:pPr>
+      <w:r>
+        <w:rPr>
+          <w:b w:val="0"/>
+          <w:i w:val="0"/>
+        </w:rPr>
+        <w:t xml:space="preserve">Cadrul didactic 2 (fizică, Colegiul Tehnic Turda) a elaborat metodologia activităților remediale la științe și testul de evaluare inițială pentru clasa a IX-a, a aplicat </w:t>
       </w:r>
       <w:r>
         <w:rPr>
@@ -7225,14 +7784,14 @@
           <w:i w:val="0"/>
           <w:highlight w:val="yellow"/>
         </w:rPr>
-        <w:t>«23»</w:t>
-      </w:r>
-      <w:r>
-        <w:rPr>
-          <w:b w:val="0"/>
-          <w:i w:val="0"/>
-        </w:rPr>
-        <w:t xml:space="preserve"> de elevi, cu </w:t>
+        <w:t>«20»</w:t>
+      </w:r>
+      <w:r>
+        <w:rPr>
+          <w:b w:val="0"/>
+          <w:i w:val="0"/>
+        </w:rPr>
+        <w:t xml:space="preserve"> de teste inițiale și a susținut sesiunile din 22.09.2026 (</w:t>
       </w:r>
       <w:r>
         <w:rPr>
@@ -7240,26 +7799,26 @@
           <w:i w:val="0"/>
           <w:highlight w:val="yellow"/>
         </w:rPr>
-        <w:t>«44»</w:t>
-      </w:r>
-      <w:r>
-        <w:rPr>
-          <w:b w:val="0"/>
-          <w:i w:val="0"/>
-        </w:rPr>
-        <w:t xml:space="preserve"> de participări. Au fost utilizate metode interactive adaptate vârstei: jocul de intercunoaștere „Găsește pe cineva care…”, chestionarul de interese, exercițiul „Mesaj pentru mine peste 5 ani” (înregistrări audio realizate cu acordul reprezentanților legali) și discuții despre traseele educaționale și profesionale.</w:t>
-      </w:r>
-    </w:p>
-    <w:p>
-      <w:pPr>
-        <w:jc w:val="both"/>
-      </w:pPr>
-      <w:r>
-        <w:rPr>
-          <w:b w:val="0"/>
-          <w:i w:val="0"/>
-        </w:rPr>
-        <w:t xml:space="preserve">Facilitatorul comunitar 2 a organizat ateliere cu elevii la Colegiul Tehnic Turda (15.09.2026) și la Primăria Huedin (24.09.2026), </w:t>
+        <w:t>«20»</w:t>
+      </w:r>
+      <w:r>
+        <w:rPr>
+          <w:b w:val="0"/>
+          <w:i w:val="0"/>
+        </w:rPr>
+        <w:t xml:space="preserve"> de elevi) și 29.09.2026 (14 elevi – transformări de unități de măsură), axate pe noțiunile de bază, calcul și rezolvarea de probleme.</w:t>
+      </w:r>
+    </w:p>
+    <w:p>
+      <w:pPr>
+        <w:jc w:val="both"/>
+      </w:pPr>
+      <w:r>
+        <w:rPr>
+          <w:b w:val="0"/>
+          <w:i w:val="0"/>
+        </w:rPr>
+        <w:t>Cadrul didactic 3 (limba și literatura română, Liceul Teologic Reformat Cluj-Napoca), nominalizat prin Notificarea nr. 4, aprobată prin Informarea OIR PECU Nord-Vest nr. 17371/17.09.2026, a elaborat metodologia activităților remediale pentru clasa a IX-a D (23 de elevi înscriși), testul inițial, baremul și grila de evaluare și a susținut prima sesiune remedială la 30.09.2026 (</w:t>
       </w:r>
       <w:r>
         <w:rPr>
@@ -7267,39 +7826,92 @@
           <w:i w:val="0"/>
           <w:highlight w:val="yellow"/>
         </w:rPr>
-        <w:t>«cu … participanți»</w:t>
-      </w:r>
-      <w:r>
-        <w:rPr>
-          <w:b w:val="0"/>
-          <w:i w:val="0"/>
-        </w:rPr>
-        <w:t>, și a început contactarea părinților elevilor din grupul țintă, în vederea organizării atelierelor pentru părinți începând cu luna octombrie 2026.</w:t>
-      </w:r>
-    </w:p>
-    <w:p>
-      <w:pPr>
-        <w:jc w:val="both"/>
-      </w:pPr>
+        <w:t>«20»</w:t>
+      </w:r>
+      <w:r>
+        <w:rPr>
+          <w:b w:val="0"/>
+          <w:i w:val="0"/>
+        </w:rPr>
+        <w:t xml:space="preserve"> de elevi prezenți), stabilind planificarea sesiunilor pentru luna octombrie.</w:t>
+      </w:r>
+    </w:p>
+    <w:p>
+      <w:pPr>
+        <w:jc w:val="both"/>
+      </w:pPr>
+      <w:r>
+        <w:rPr>
+          <w:b w:val="0"/>
+          <w:i w:val="0"/>
+        </w:rPr>
+        <w:t xml:space="preserve">Metodologiile au fost verificate și validate de Managerul de proiect </w:t>
+      </w:r>
       <w:r>
         <w:rPr>
           <w:b w:val="0"/>
           <w:i w:val="0"/>
           <w:highlight w:val="yellow"/>
         </w:rPr>
-        <w:t>«Facilitatorul comunitar 1 nu a desfășurat activități în perioada de raportare; …»</w:t>
-      </w:r>
-    </w:p>
-    <w:p>
-      <w:pPr>
-        <w:jc w:val="both"/>
-      </w:pPr>
-      <w:r>
-        <w:rPr>
-          <w:b w:val="0"/>
-          <w:i w:val="0"/>
-        </w:rPr>
-        <w:t>Activitatea este documentată prin rapoartele de activitate, fișele de pontaj, listele de prezență, chestionarele aplicate, materialele campaniei și fotografiile realizate.</w:t>
+        <w:t>«la data de …»</w:t>
+      </w:r>
+      <w:r>
+        <w:rPr>
+          <w:b w:val="0"/>
+          <w:i w:val="0"/>
+        </w:rPr>
+        <w:t xml:space="preserve">. Rezultatele testelor inițiale au fost utilizate pentru formarea grupelor pe niveluri și pentru deschiderea fișelor individuale de progres, care vor fi actualizate după testele intermediare. Activitățile s-au desfășurat în sălile puse la dispoziție de unitățile de învățământ, în afara programului școlar, cu materiale didactice (fișe de lucru, exerciții, teste) concepute de cadrele didactice. În total, în perioada de raportare, </w:t>
+      </w:r>
+      <w:r>
+        <w:rPr>
+          <w:b w:val="0"/>
+          <w:i w:val="0"/>
+          <w:highlight w:val="yellow"/>
+        </w:rPr>
+        <w:t>«45»</w:t>
+      </w:r>
+      <w:r>
+        <w:rPr>
+          <w:b w:val="0"/>
+          <w:i w:val="0"/>
+        </w:rPr>
+        <w:t xml:space="preserve"> de elevi unici din clasa a IX-a au participat la cel puțin o sesiune remedială (26 la Colegiul Tehnic Turda, 19 la Liceul Teologic Reformat Cluj-Napoca).</w:t>
+      </w:r>
+    </w:p>
+    <w:p>
+      <w:pPr>
+        <w:jc w:val="both"/>
+      </w:pPr>
+      <w:r>
+        <w:rPr>
+          <w:b w:val="0"/>
+          <w:i w:val="0"/>
+        </w:rPr>
+        <w:t>Echipa de implementare. Persoanele nominalizate prin Notificarea nr. 2 pe pozițiile de Cadru didactic 2 și Cadru didactic 3 nu au desfășurat activități în proiect, fiind înlocuite prin Notificările nr. 3 și nr. 4; Cadrul didactic 2 și-a început activitatea la 04.09.2026, iar Cadrul didactic 3 la 17.09.2026. Poziția de Cadru didactic 4 (matematică) nu a fost ocupată în perioada de raportare, urmând să fie nominalizată prin notificare, fără impact asupra programelor remediale, care au început cu cele trei cadre didactice disponibile; sesiunile de matematică vor fi organizate după nominalizare.</w:t>
+      </w:r>
+    </w:p>
+    <w:p>
+      <w:pPr>
+        <w:jc w:val="both"/>
+      </w:pPr>
+      <w:r>
+        <w:rPr>
+          <w:b w:val="0"/>
+          <w:i w:val="0"/>
+        </w:rPr>
+        <w:t>Masa caldă pentru elevii participanți la programele remediale va fi acordată după finalizarea achiziției serviciilor (SA2.1), pe baza listelor de prezență la sesiunile remediale, conform metodologiei; dimensionarea serviciului se face pe baza numărului de elevi validați și a calendarului sesiunilor.</w:t>
+      </w:r>
+    </w:p>
+    <w:p>
+      <w:pPr>
+        <w:jc w:val="both"/>
+      </w:pPr>
+      <w:r>
+        <w:rPr>
+          <w:b w:val="0"/>
+          <w:i w:val="0"/>
+        </w:rPr>
+        <w:t>Activitatea este documentată prin rapoartele de activitate și fișele de pontaj ale cadrelor didactice, metodologiile elaborate, testele de evaluare inițială, listele de prezență, fotografiile realizate și registrul grupului țintă.</w:t>
       </w:r>
     </w:p>
     <w:p>
@@ -7313,7 +7925,7 @@
           <w:color w:val="1E6B2E"/>
           <w:sz w:val="16"/>
         </w:rPr>
-        <w:t>Caractere: 1.568 / 10.500 (15%) – în limită</w:t>
+        <w:t>Caractere: 3.626 / 10.500 (35%) – în limită</w:t>
       </w:r>
     </w:p>
     <w:tbl>
@@ -7359,438 +7971,7 @@
                 <w:color w:val="9B1C1C"/>
                 <w:sz w:val="18"/>
               </w:rPr>
-              <w:t>Facilitatorul comunitar 2 nu are încă raport de activitate și pontaj pentru septembrie, iar Facilitatorul comunitar 1 nu are niciun document. Fără ele, paragrafele respective se scot sau se explică absența (OM verifică experții notificați).</w:t>
-            </w:r>
-          </w:p>
-        </w:tc>
-      </w:tr>
-    </w:tbl>
-    <w:p>
-      <w:pPr>
-        <w:spacing w:after="0"/>
-      </w:pPr>
-    </w:p>
-    <w:p>
-      <w:pPr>
-        <w:pStyle w:val="Heading3"/>
-      </w:pPr>
-      <w:r>
-        <w:t>SA5.4 – Dezvoltarea și furnizarea de programe remediale (8.f.3)</w:t>
-      </w:r>
-    </w:p>
-    <w:tbl>
-      <w:tblPr>
-        <w:tblW w:type="auto" w:w="0"/>
-        <w:jc w:val="center"/>
-        <w:tblLook w:firstColumn="1" w:firstRow="1" w:lastColumn="0" w:lastRow="0" w:noHBand="0" w:noVBand="1" w:val="04A0"/>
-        <w:tblBorders>
-          <w:top w:val="single" w:sz="4" w:space="0" w:color="C7D6EA"/>
-          <w:left w:val="single" w:sz="4" w:space="0" w:color="C7D6EA"/>
-          <w:bottom w:val="single" w:sz="4" w:space="0" w:color="C7D6EA"/>
-          <w:right w:val="single" w:sz="4" w:space="0" w:color="C7D6EA"/>
-          <w:insideH w:val="single" w:sz="4" w:space="0" w:color="C7D6EA"/>
-          <w:insideV w:val="single" w:sz="4" w:space="0" w:color="C7D6EA"/>
-        </w:tblBorders>
-      </w:tblPr>
-      <w:tblGrid>
-        <w:gridCol w:w="10206"/>
-      </w:tblGrid>
-      <w:tr>
-        <w:tc>
-          <w:tcPr>
-            <w:tcW w:type="dxa" w:w="10206"/>
-            <w:shd w:val="clear" w:color="auto" w:fill="E8EEF7"/>
-          </w:tcPr>
-          <w:p>
-            <w:pPr>
-              <w:spacing w:before="40" w:after="40"/>
-            </w:pPr>
-            <w:r>
-              <w:rPr>
-                <w:b/>
-                <w:i w:val="0"/>
-                <w:color w:val="003D82"/>
-                <w:sz w:val="19"/>
-              </w:rPr>
-              <w:t>SA5.4 – Rezultat obținut în perioada de raportare</w:t>
-            </w:r>
-          </w:p>
-        </w:tc>
-      </w:tr>
-    </w:tbl>
-    <w:p>
-      <w:pPr>
-        <w:jc w:val="both"/>
-      </w:pPr>
-      <w:r>
-        <w:rPr>
-          <w:b w:val="0"/>
-          <w:i w:val="0"/>
-        </w:rPr>
-        <w:t xml:space="preserve">R20: </w:t>
-      </w:r>
-      <w:r>
-        <w:rPr>
-          <w:b w:val="0"/>
-          <w:i w:val="0"/>
-          <w:highlight w:val="yellow"/>
-        </w:rPr>
-        <w:t>«44»</w:t>
-      </w:r>
-      <w:r>
-        <w:rPr>
-          <w:b w:val="0"/>
-          <w:i w:val="0"/>
-        </w:rPr>
-        <w:t xml:space="preserve"> de elevi din acțiunea 8.f.3 au participat la programele remediale în perioada 17–30.09.2026 (limba și literatura română și fizică la Colegiul Tehnic Turda; limba și literatura română la Liceul Teologic Reformat Cluj-Napoca).</w:t>
-      </w:r>
-    </w:p>
-    <w:p>
-      <w:pPr>
-        <w:jc w:val="both"/>
-      </w:pPr>
-      <w:r>
-        <w:rPr>
-          <w:b w:val="0"/>
-          <w:i w:val="0"/>
-        </w:rPr>
-        <w:t>R21: masa caldă urmează să fie acordată după finalizarea achiziției de servicii (L4–L5).</w:t>
-      </w:r>
-    </w:p>
-    <w:p>
-      <w:pPr>
-        <w:spacing w:after="160"/>
-      </w:pPr>
-      <w:r>
-        <w:rPr>
-          <w:b w:val="0"/>
-          <w:i/>
-          <w:color w:val="1E6B2E"/>
-          <w:sz w:val="16"/>
-        </w:rPr>
-        <w:t>Caractere: 323 / 3.500 (9%) – în limită</w:t>
-      </w:r>
-    </w:p>
-    <w:tbl>
-      <w:tblPr>
-        <w:tblW w:type="auto" w:w="0"/>
-        <w:jc w:val="center"/>
-        <w:tblLook w:firstColumn="1" w:firstRow="1" w:lastColumn="0" w:lastRow="0" w:noHBand="0" w:noVBand="1" w:val="04A0"/>
-        <w:tblBorders>
-          <w:top w:val="single" w:sz="4" w:space="0" w:color="C7D6EA"/>
-          <w:left w:val="single" w:sz="4" w:space="0" w:color="C7D6EA"/>
-          <w:bottom w:val="single" w:sz="4" w:space="0" w:color="C7D6EA"/>
-          <w:right w:val="single" w:sz="4" w:space="0" w:color="C7D6EA"/>
-          <w:insideH w:val="single" w:sz="4" w:space="0" w:color="C7D6EA"/>
-          <w:insideV w:val="single" w:sz="4" w:space="0" w:color="C7D6EA"/>
-        </w:tblBorders>
-      </w:tblPr>
-      <w:tblGrid>
-        <w:gridCol w:w="10206"/>
-      </w:tblGrid>
-      <w:tr>
-        <w:tc>
-          <w:tcPr>
-            <w:tcW w:type="dxa" w:w="10206"/>
-            <w:shd w:val="clear" w:color="auto" w:fill="E8EEF7"/>
-          </w:tcPr>
-          <w:p>
-            <w:pPr>
-              <w:spacing w:before="40" w:after="40"/>
-            </w:pPr>
-            <w:r>
-              <w:rPr>
-                <w:b/>
-                <w:i w:val="0"/>
-                <w:color w:val="003D82"/>
-                <w:sz w:val="19"/>
-              </w:rPr>
-              <w:t>SA5.4 – Abateri/riscuri identificate</w:t>
-            </w:r>
-          </w:p>
-        </w:tc>
-      </w:tr>
-    </w:tbl>
-    <w:p>
-      <w:pPr>
-        <w:jc w:val="both"/>
-      </w:pPr>
-      <w:r>
-        <w:rPr>
-          <w:b w:val="0"/>
-          <w:i w:val="0"/>
-        </w:rPr>
-        <w:t>Nu au fost identificate abateri.</w:t>
-      </w:r>
-    </w:p>
-    <w:p>
-      <w:pPr>
-        <w:spacing w:after="160"/>
-      </w:pPr>
-      <w:r>
-        <w:rPr>
-          <w:b w:val="0"/>
-          <w:i/>
-          <w:color w:val="1E6B2E"/>
-          <w:sz w:val="16"/>
-        </w:rPr>
-        <w:t>Caractere: 32 / 10.500 (0%) – în limită</w:t>
-      </w:r>
-    </w:p>
-    <w:tbl>
-      <w:tblPr>
-        <w:tblW w:type="auto" w:w="0"/>
-        <w:jc w:val="center"/>
-        <w:tblLook w:firstColumn="1" w:firstRow="1" w:lastColumn="0" w:lastRow="0" w:noHBand="0" w:noVBand="1" w:val="04A0"/>
-        <w:tblBorders>
-          <w:top w:val="single" w:sz="4" w:space="0" w:color="C7D6EA"/>
-          <w:left w:val="single" w:sz="4" w:space="0" w:color="C7D6EA"/>
-          <w:bottom w:val="single" w:sz="4" w:space="0" w:color="C7D6EA"/>
-          <w:right w:val="single" w:sz="4" w:space="0" w:color="C7D6EA"/>
-          <w:insideH w:val="single" w:sz="4" w:space="0" w:color="C7D6EA"/>
-          <w:insideV w:val="single" w:sz="4" w:space="0" w:color="C7D6EA"/>
-        </w:tblBorders>
-      </w:tblPr>
-      <w:tblGrid>
-        <w:gridCol w:w="10206"/>
-      </w:tblGrid>
-      <w:tr>
-        <w:tc>
-          <w:tcPr>
-            <w:tcW w:type="dxa" w:w="10206"/>
-            <w:shd w:val="clear" w:color="auto" w:fill="E8EEF7"/>
-          </w:tcPr>
-          <w:p>
-            <w:pPr>
-              <w:spacing w:before="40" w:after="40"/>
-            </w:pPr>
-            <w:r>
-              <w:rPr>
-                <w:b/>
-                <w:i w:val="0"/>
-                <w:color w:val="003D82"/>
-                <w:sz w:val="19"/>
-              </w:rPr>
-              <w:t>SA5.4 – Progres în perioada de raportare</w:t>
-            </w:r>
-          </w:p>
-        </w:tc>
-      </w:tr>
-    </w:tbl>
-    <w:p>
-      <w:pPr>
-        <w:jc w:val="both"/>
-      </w:pPr>
-      <w:r>
-        <w:rPr>
-          <w:b w:val="0"/>
-          <w:i w:val="0"/>
-        </w:rPr>
-        <w:t>SA5.4 a început în luna septembrie 2026 (L3), conform graficului din cererea de finanțare. În perioada de raportare activitatea a vizat elaborarea metodologiilor de organizare a activităților remediale, evaluarea inițială a elevilor și primele sesiuni remediale.</w:t>
-      </w:r>
-    </w:p>
-    <w:p>
-      <w:pPr>
-        <w:jc w:val="both"/>
-      </w:pPr>
-      <w:r>
-        <w:rPr>
-          <w:b w:val="0"/>
-          <w:i w:val="0"/>
-        </w:rPr>
-        <w:t>Cadrul didactic 1 a elaborat metodologia de organizare a activităților remediale la limba și literatura română pentru Colegiul Tehnic Turda (10.09.2026), cu structura tematică, instrumentele de evaluare și calendarul sesiunilor (2 grupe de câte 19 elevi din clasa a IX-a, câte 2 ore pe săptămână, în afara programului școlar), a aplicat testele de evaluare inițială celor două grupe și a susținut sesiunile remediale din 17.09.2026 (14 elevi) și 21.09.2026 (12 elevi), axate pe înțelegerea textului și exprimarea scrisă.</w:t>
-      </w:r>
-    </w:p>
-    <w:p>
-      <w:pPr>
-        <w:jc w:val="both"/>
-      </w:pPr>
-      <w:r>
-        <w:rPr>
-          <w:b w:val="0"/>
-          <w:i w:val="0"/>
-        </w:rPr>
-        <w:t>Cadrul didactic 2 a elaborat metodologia activităților remediale la fizică pentru Colegiul Tehnic Turda și testul inițial pentru clasa a IX-a, a aplicat 20 de teste de evaluare inițială și a susținut sesiunile din 22.09.2026 (</w:t>
-      </w:r>
-      <w:r>
-        <w:rPr>
-          <w:b w:val="0"/>
-          <w:i w:val="0"/>
-          <w:highlight w:val="yellow"/>
-        </w:rPr>
-        <w:t>«20»</w:t>
-      </w:r>
-      <w:r>
-        <w:rPr>
-          <w:b w:val="0"/>
-          <w:i w:val="0"/>
-        </w:rPr>
-        <w:t xml:space="preserve"> de elevi) și 29.09.2026 (14 elevi), axate pe noțiunile de bază, calcul și rezolvarea de probleme.</w:t>
-      </w:r>
-    </w:p>
-    <w:p>
-      <w:pPr>
-        <w:jc w:val="both"/>
-      </w:pPr>
-      <w:r>
-        <w:rPr>
-          <w:b w:val="0"/>
-          <w:i w:val="0"/>
-        </w:rPr>
-        <w:t>Cadrul didactic 3 a elaborat metodologia activităților remediale la limba și literatura română pentru clasa a IX-a D a Liceului Teologic Reformat Cluj-Napoca (23 de elevi înscriși), testul inițial, baremul și grila de evaluare și a susținut prima sesiune remedială la 30.09.2026 (</w:t>
-      </w:r>
-      <w:r>
-        <w:rPr>
-          <w:b w:val="0"/>
-          <w:i w:val="0"/>
-          <w:highlight w:val="yellow"/>
-        </w:rPr>
-        <w:t>«20»</w:t>
-      </w:r>
-      <w:r>
-        <w:rPr>
-          <w:b w:val="0"/>
-          <w:i w:val="0"/>
-        </w:rPr>
-        <w:t xml:space="preserve"> de elevi prezenți), stabilind planificarea pentru luna octombrie.</w:t>
-      </w:r>
-    </w:p>
-    <w:p>
-      <w:pPr>
-        <w:jc w:val="both"/>
-      </w:pPr>
-      <w:r>
-        <w:rPr>
-          <w:b w:val="0"/>
-          <w:i w:val="0"/>
-        </w:rPr>
-        <w:t xml:space="preserve">Metodologiile au fost validate de Managerul de proiect </w:t>
-      </w:r>
-      <w:r>
-        <w:rPr>
-          <w:b w:val="0"/>
-          <w:i w:val="0"/>
-          <w:highlight w:val="yellow"/>
-        </w:rPr>
-        <w:t>«la data de …»</w:t>
-      </w:r>
-      <w:r>
-        <w:rPr>
-          <w:b w:val="0"/>
-          <w:i w:val="0"/>
-        </w:rPr>
-        <w:t xml:space="preserve">. Rezultatele testelor inițiale fundamentează planificarea pe grupe și fișele individuale de progres, care vor fi actualizate după testele intermediare. În total, în perioada de raportare, </w:t>
-      </w:r>
-      <w:r>
-        <w:rPr>
-          <w:b w:val="0"/>
-          <w:i w:val="0"/>
-          <w:highlight w:val="yellow"/>
-        </w:rPr>
-        <w:t>«44»</w:t>
-      </w:r>
-      <w:r>
-        <w:rPr>
-          <w:b w:val="0"/>
-          <w:i w:val="0"/>
-        </w:rPr>
-        <w:t xml:space="preserve"> de elevi unici din clasa a IX-a au participat la cel puțin o sesiune remedială.</w:t>
-      </w:r>
-    </w:p>
-    <w:p>
-      <w:pPr>
-        <w:jc w:val="both"/>
-      </w:pPr>
-      <w:r>
-        <w:rPr>
-          <w:b w:val="0"/>
-          <w:i w:val="0"/>
-        </w:rPr>
-        <w:t>Echipa de implementare. Poziția de Cadru didactic 3 este ocupată, începând cu 17.09.2026, de persoana nominalizată prin Notificarea nr. 4, aprobată prin Informarea OIR PECU Nord-Vest nr. 17371/17.09.2026. Persoanele nominalizate prin Notificarea nr. 2 pe pozițiile de Cadru didactic 2 și Cadru didactic 3 nu au desfășurat activități în proiect, fiind înlocuite prin Notificările nr. 3 și nr. 4. Poziția de Cadru didactic 4 nu a fost ocupată în perioada de raportare, urmând să fie nominalizată prin notificare.</w:t>
-      </w:r>
-    </w:p>
-    <w:p>
-      <w:pPr>
-        <w:jc w:val="both"/>
-      </w:pPr>
-      <w:r>
-        <w:rPr>
-          <w:b w:val="0"/>
-          <w:i w:val="0"/>
-        </w:rPr>
-        <w:t>Masa caldă pentru elevii participanți la programele remediale va fi acordată după finalizarea achiziției de servicii (SA2.1), pe baza listelor de prezență la sesiunile remediale.</w:t>
-      </w:r>
-    </w:p>
-    <w:p>
-      <w:pPr>
-        <w:jc w:val="both"/>
-      </w:pPr>
-      <w:r>
-        <w:rPr>
-          <w:b w:val="0"/>
-          <w:i w:val="0"/>
-        </w:rPr>
-        <w:t>Activitatea este documentată prin rapoartele de activitate și fișele de pontaj ale cadrelor didactice, metodologiile elaborate, testele de evaluare inițială, listele de prezență și fotografiile realizate.</w:t>
-      </w:r>
-    </w:p>
-    <w:p>
-      <w:pPr>
-        <w:spacing w:after="160"/>
-      </w:pPr>
-      <w:r>
-        <w:rPr>
-          <w:b w:val="0"/>
-          <w:i/>
-          <w:color w:val="1E6B2E"/>
-          <w:sz w:val="16"/>
-        </w:rPr>
-        <w:t>Caractere: 2.701 / 10.500 (26%) – în limită</w:t>
-      </w:r>
-    </w:p>
-    <w:tbl>
-      <w:tblPr>
-        <w:tblW w:type="auto" w:w="0"/>
-        <w:jc w:val="center"/>
-        <w:tblLook w:firstColumn="1" w:firstRow="1" w:lastColumn="0" w:lastRow="0" w:noHBand="0" w:noVBand="1" w:val="04A0"/>
-        <w:tblBorders>
-          <w:top w:val="single" w:sz="4" w:space="0" w:color="E0A0A0"/>
-          <w:left w:val="single" w:sz="4" w:space="0" w:color="E0A0A0"/>
-          <w:bottom w:val="single" w:sz="4" w:space="0" w:color="E0A0A0"/>
-          <w:right w:val="single" w:sz="4" w:space="0" w:color="E0A0A0"/>
-          <w:insideH w:val="single" w:sz="4" w:space="0" w:color="E0A0A0"/>
-          <w:insideV w:val="single" w:sz="4" w:space="0" w:color="E0A0A0"/>
-        </w:tblBorders>
-      </w:tblPr>
-      <w:tblGrid>
-        <w:gridCol w:w="10206"/>
-      </w:tblGrid>
-      <w:tr>
-        <w:tc>
-          <w:tcPr>
-            <w:tcW w:type="dxa" w:w="10206"/>
-            <w:shd w:val="clear" w:color="auto" w:fill="FBEAEA"/>
-          </w:tcPr>
-          <w:p>
-            <w:pPr>
-              <w:spacing w:before="40" w:after="40"/>
-            </w:pPr>
-            <w:r>
-              <w:rPr>
-                <w:b/>
-                <w:i w:val="0"/>
-                <w:color w:val="9B1C1C"/>
-                <w:sz w:val="18"/>
-              </w:rPr>
-              <w:t xml:space="preserve">⚠ Notă MP (nu se copiază): </w:t>
-            </w:r>
-            <w:r>
-              <w:rPr>
-                <w:b w:val="0"/>
-                <w:i w:val="0"/>
-                <w:color w:val="9B1C1C"/>
-                <w:sz w:val="18"/>
-              </w:rPr>
-              <w:t>Cifrele pe sesiuni diferă între RA și registru (fizică 20/26 la 22.09; LTR 20/18 la 30.09). Totalul de elevi unici (44) = F3 intrați în operațiune în registru – se recalculează din listele de prezență. Cadrul didactic 3: N4 aprobată la 17.09.2026, aceeași zi cu începutul contractului de muncă.</w:t>
+              <w:t>Cifre pe sesiuni: fizică 22.09 – RA 20 / registru 26; LTR 30.09 – RA 20 prezenți / registru 19 intrați. Totalul 45 elevi unici 8.f.3 = registru (26 Turda + 19 LTR); RA GT1/GT2: 44. Se recalculează din listele de prezență. Metodologiile remediale nu au validarea MP (data lipsă).</w:t>
             </w:r>
           </w:p>
         </w:tc>
@@ -12776,19 +12957,19 @@
           <w:b w:val="0"/>
           <w:i w:val="0"/>
         </w:rPr>
-        <w:t>În perioada de raportare iulie – septembrie 2026, principiul egalității de șanse și de tratament între femei și bărbați a fost respectat prin măsurile prevăzute în cererea de finanțare, după cum urmează:</w:t>
-      </w:r>
-    </w:p>
-    <w:p>
-      <w:pPr>
-        <w:jc w:val="both"/>
-      </w:pPr>
-      <w:r>
-        <w:rPr>
-          <w:b w:val="0"/>
-          <w:i w:val="0"/>
-        </w:rPr>
-        <w:t xml:space="preserve">În cadrul SA1.1, recrutarea și nominalizarea membrilor echipei de proiect s-au realizat exclusiv pe baza cerințelor de studii și experiență din fișele de post, fără criterii legate de sex sau gen. Experții au asumat Codul de etică al proiectului, care include prevederi privind egalitatea de șanse și interzicerea discriminării </w:t>
+        <w:t>În perioada de raportare iulie – septembrie 2026, principiul egalității de șanse și de tratament între femei și bărbați a fost respectat prin măsurile asumate în cererea de finanțare, după cum urmează:</w:t>
+      </w:r>
+    </w:p>
+    <w:p>
+      <w:pPr>
+        <w:jc w:val="both"/>
+      </w:pPr>
+      <w:r>
+        <w:rPr>
+          <w:b w:val="0"/>
+          <w:i w:val="0"/>
+        </w:rPr>
+        <w:t xml:space="preserve">În cadrul SA1.1, recrutarea și nominalizarea membrilor echipei de proiect s-au realizat exclusiv pe baza cerințelor de studii și experiență din fișele de post, fără criterii legate de sex sau gen; echipa de 12 persoane este formată din 10 femei și 2 bărbați. Regulamentul intern al beneficiarului cuprinde prevederile legale care interzic discriminarea, iar experții </w:t>
       </w:r>
       <w:r>
         <w:rPr>
@@ -12796,26 +12977,26 @@
           <w:i w:val="0"/>
           <w:highlight w:val="yellow"/>
         </w:rPr>
-        <w:t>«(asumat la …)»</w:t>
-      </w:r>
-      <w:r>
-        <w:rPr>
-          <w:b w:val="0"/>
-          <w:i w:val="0"/>
-        </w:rPr>
-        <w:t>.</w:t>
-      </w:r>
-    </w:p>
-    <w:p>
-      <w:pPr>
-        <w:jc w:val="both"/>
-      </w:pPr>
-      <w:r>
-        <w:rPr>
-          <w:b w:val="0"/>
-          <w:i w:val="0"/>
-        </w:rPr>
-        <w:t xml:space="preserve">În cadrul SA4.1 și SA4.2, criteriile de eligibilitate din metodologia de selecție nu fac nicio distincție în funcție de sex, iar criteriile de departajare prevăzute în cererea de finanțare includ apartenența la genul feminin. Elevii au fost identificați pe baza nevoii de sprijin confirmate de școală. Dintre elevii intrați în operațiune, </w:t>
+        <w:t>«au asumat Codul de etică al proiectului la data de …»</w:t>
+      </w:r>
+      <w:r>
+        <w:rPr>
+          <w:b w:val="0"/>
+          <w:i w:val="0"/>
+        </w:rPr>
+        <w:t>, care prevede expres promovarea și respectarea principiului egalității de gen.</w:t>
+      </w:r>
+    </w:p>
+    <w:p>
+      <w:pPr>
+        <w:jc w:val="both"/>
+      </w:pPr>
+      <w:r>
+        <w:rPr>
+          <w:b w:val="0"/>
+          <w:i w:val="0"/>
+        </w:rPr>
+        <w:t xml:space="preserve">În cadrul SA4.1 și SA4.2, metodologia de selecție a grupului țintă (versiunile 1 și 2) include egalitatea de șanse și nediscriminarea ca principii de bază ale selecției, criteriile de eligibilitate nu fac nicio distincție în funcție de sex, iar criteriile de departajare prevăzute în cererea de finanțare includ apartenența la genul feminin. Experții GT au informat elevii și părinții, în întâlnirile de informare din iulie și septembrie 2026, cu privire la aplicarea acestui principiu în proiect. Dintre cei </w:t>
       </w:r>
       <w:r>
         <w:rPr>
@@ -12823,7 +13004,22 @@
           <w:i w:val="0"/>
           <w:highlight w:val="yellow"/>
         </w:rPr>
-        <w:t>«…»</w:t>
+        <w:t>«96»</w:t>
+      </w:r>
+      <w:r>
+        <w:rPr>
+          <w:b w:val="0"/>
+          <w:i w:val="0"/>
+        </w:rPr>
+        <w:t xml:space="preserve"> de elevi intrați în operațiune, </w:t>
+      </w:r>
+      <w:r>
+        <w:rPr>
+          <w:b w:val="0"/>
+          <w:i w:val="0"/>
+          <w:highlight w:val="yellow"/>
+        </w:rPr>
+        <w:t>«38»</w:t>
       </w:r>
       <w:r>
         <w:rPr>
@@ -12838,50 +13034,50 @@
           <w:i w:val="0"/>
           <w:highlight w:val="yellow"/>
         </w:rPr>
-        <w:t>«…»</w:t>
-      </w:r>
-      <w:r>
-        <w:rPr>
-          <w:b w:val="0"/>
-          <w:i w:val="0"/>
-        </w:rPr>
-        <w:t xml:space="preserve"> sunt băieți, structura reflectând profilul specializărilor din școlile partenere.</w:t>
-      </w:r>
-    </w:p>
-    <w:p>
-      <w:pPr>
-        <w:jc w:val="both"/>
-      </w:pPr>
-      <w:r>
-        <w:rPr>
-          <w:b w:val="0"/>
-          <w:i w:val="0"/>
-        </w:rPr>
-        <w:t>În cadrul SA5.1, SA5.3 și SA5.4, accesul la consiliere, la activitățile de informare și la programele remediale a fost asigurat în condiții egale, iar metodele de lucru au fost adaptate grupului, nu sexului participanților. În activitățile de consiliere au fost discutate deschis opțiunile profesionale ale elevilor, inclusiv situațiile în care specializarea urmată nu corespunde intereselor lor, pentru prevenirea alegerilor bazate pe stereotipuri.</w:t>
-      </w:r>
-    </w:p>
-    <w:p>
-      <w:pPr>
-        <w:jc w:val="both"/>
-      </w:pPr>
-      <w:r>
-        <w:rPr>
-          <w:b w:val="0"/>
-          <w:i w:val="0"/>
-        </w:rPr>
-        <w:t>În cadrul SA3.1 și SA5.3, materialele de informare și conștientizare au prezentat meseriile și traseele educaționale din ÎPT fără mesaje, formulări sau imagini care să promoveze stereotipuri de gen.</w:t>
-      </w:r>
-    </w:p>
-    <w:p>
-      <w:pPr>
-        <w:jc w:val="both"/>
-      </w:pPr>
-      <w:r>
-        <w:rPr>
-          <w:b w:val="0"/>
-          <w:i w:val="0"/>
-        </w:rPr>
-        <w:t>În cadrul SA5.2, programul de formare a cadrelor didactice a inclus aspecte privind comunicarea nediscriminatorie cu elevii.</w:t>
+        <w:t>«58»</w:t>
+      </w:r>
+      <w:r>
+        <w:rPr>
+          <w:b w:val="0"/>
+          <w:i w:val="0"/>
+        </w:rPr>
+        <w:t xml:space="preserve"> sunt băieți, structura reflectând profilul specializărilor din unitățile de învățământ partenere, nu criterii de selecție.</w:t>
+      </w:r>
+    </w:p>
+    <w:p>
+      <w:pPr>
+        <w:jc w:val="both"/>
+      </w:pPr>
+      <w:r>
+        <w:rPr>
+          <w:b w:val="0"/>
+          <w:i w:val="0"/>
+        </w:rPr>
+        <w:t>În cadrul SA5.1, SA5.3 și SA5.4, accesul la consiliere, la activitățile de informare și la programele remediale a fost asigurat în condiții egale, iar metodele de lucru au fost adaptate grupului, nu sexului participanților. În activitățile de consiliere psihologică și de informare au fost abordate deschis opțiunile educaționale și profesionale ale elevilor, inclusiv situațiile în care specializarea urmată nu corespunde intereselor lor, pentru prevenirea alegerilor bazate pe stereotipuri de gen.</w:t>
+      </w:r>
+    </w:p>
+    <w:p>
+      <w:pPr>
+        <w:jc w:val="both"/>
+      </w:pPr>
+      <w:r>
+        <w:rPr>
+          <w:b w:val="0"/>
+          <w:i w:val="0"/>
+        </w:rPr>
+        <w:t>În cadrul SA3.1 și SA5.3, materialele de informare și cele ale campaniei au prezentat meseriile și traseele educaționale din învățământul profesional și tehnic fără mesaje, formulări sau imagini care să promoveze stereotipuri de gen.</w:t>
+      </w:r>
+    </w:p>
+    <w:p>
+      <w:pPr>
+        <w:jc w:val="both"/>
+      </w:pPr>
+      <w:r>
+        <w:rPr>
+          <w:b w:val="0"/>
+          <w:i w:val="0"/>
+        </w:rPr>
+        <w:t>În cadrul SA5.2, programul de formare a cadrelor didactice a inclus aspecte privind comunicarea nediscriminatorie și aplicarea egalității de șanse în activitatea didactică.</w:t>
       </w:r>
     </w:p>
     <w:p>
@@ -12907,7 +13103,7 @@
           <w:color w:val="1E6B2E"/>
           <w:sz w:val="16"/>
         </w:rPr>
-        <w:t>Caractere: 1.872 / 10.500 (18%) – în limită</w:t>
+        <w:t>Caractere: 2.409 / 10.500 (23%) – în limită</w:t>
       </w:r>
     </w:p>
     <w:tbl>
@@ -12959,19 +13155,31 @@
           <w:b w:val="0"/>
           <w:i w:val="0"/>
         </w:rPr>
-        <w:t>În perioada de raportare iulie – septembrie 2026, principiul nediscriminării a fost respectat prin măsurile prevăzute în cererea de finanțare, după cum urmează:</w:t>
-      </w:r>
-    </w:p>
-    <w:p>
-      <w:pPr>
-        <w:jc w:val="both"/>
-      </w:pPr>
-      <w:r>
-        <w:rPr>
-          <w:b w:val="0"/>
-          <w:i w:val="0"/>
-        </w:rPr>
-        <w:t xml:space="preserve">În cadrul SA4.1, metodologia de selecție a grupului țintă a fost elaborată și diseminată în școlile partenere, cu criterii transparente de eligibilitate și de departajare, aplicate uniform tuturor candidaților. Criteriile de departajare acordă prioritate elevilor de etnie romă și elevilor cu dizabilități. Recrutarea a vizat inclusiv elevi din mediul rural și din localități mici (structura Școala Profesională Poiana Turda, zona Huedin), iar familiile care au întâmpinat dificultăți la completarea dosarelor au fost sprijinite direct de experți, prin deplasări repetate în școli. Dintre elevii intrați în operațiune, </w:t>
+        <w:t>În perioada de raportare iulie – septembrie 2026, principiul nediscriminării a fost respectat prin măsurile asumate în cererea de finanțare, după cum urmează:</w:t>
+      </w:r>
+    </w:p>
+    <w:p>
+      <w:pPr>
+        <w:jc w:val="both"/>
+      </w:pPr>
+      <w:r>
+        <w:rPr>
+          <w:b w:val="0"/>
+          <w:i w:val="0"/>
+        </w:rPr>
+        <w:t>În cadrul SA1.1, personalul a fost informat, la angajare și în întâlnirile de management, cu privire la drepturile și obligațiile proprii și ale grupului țintă; regulamentul intern prevede sancțiuni pentru nerespectarea principiului nediscriminării.</w:t>
+      </w:r>
+    </w:p>
+    <w:p>
+      <w:pPr>
+        <w:jc w:val="both"/>
+      </w:pPr>
+      <w:r>
+        <w:rPr>
+          <w:b w:val="0"/>
+          <w:i w:val="0"/>
+        </w:rPr>
+        <w:t xml:space="preserve">În cadrul SA4.1, metodologia de selecție a grupului țintă a fost publicată pe site-ul beneficiarului (16.07.2026) și diseminată în școlile partenere, cu criterii transparente de eligibilitate și de departajare, aplicate uniform tuturor candidaților; criteriile de departajare acordă prioritate elevilor de etnie romă și elevilor cu dizabilități. Recrutarea a vizat elevi din mediul rural și din localități mici (structura Școala Profesională Poiana Turda, zona Huedin), elevi din familii vulnerabile sau cu părinți plecați în străinătate și copii aflați în sistemul de protecție specială, iar familiile care au întâmpinat dificultăți la completarea dosarelor au fost sprijinite direct de experți, prin deplasări repetate în școli. Dintre elevii intrați în operațiune, </w:t>
       </w:r>
       <w:r>
         <w:rPr>
@@ -12998,19 +13206,19 @@
           <w:b w:val="0"/>
           <w:i w:val="0"/>
         </w:rPr>
-        <w:t>În cadrul SA4.2, identificarea elevilor s-a făcut pe criterii obiective (risc educațional, situație socio-economică, rezultate școlare), confirmate de școală, fără criterii legate de etnie, religie, limbă maternă sau alte criterii discriminatorii, altele decât cele de prioritizare prevăzute în cererea de finanțare.</w:t>
-      </w:r>
-    </w:p>
-    <w:p>
-      <w:pPr>
-        <w:jc w:val="both"/>
-      </w:pPr>
-      <w:r>
-        <w:rPr>
-          <w:b w:val="0"/>
-          <w:i w:val="0"/>
-        </w:rPr>
-        <w:t xml:space="preserve">În cadrul SA5.1 – SA5.4, activitățile s-au desfășurat în școlile în care învață elevii, în afara programului școlar, iar consilierea, informarea și programele remediale au fost oferite gratuit tuturor elevilor din grupul țintă. Colaborarea cu Liceul Teologic Reformat Cluj-Napoca a permis includerea în grupul țintă a elevilor dintr-o unitate de învățământ cu predare în limba maghiară </w:t>
+        <w:t>În cadrul SA4.2, identificarea elevilor s-a făcut pe criterii obiective (risc educațional, situație socio-economică și familială, rezultate școlare), confirmate de școală, fără alte criterii decât cele de prioritizare prevăzute în cererea de finanțare.</w:t>
+      </w:r>
+    </w:p>
+    <w:p>
+      <w:pPr>
+        <w:jc w:val="both"/>
+      </w:pPr>
+      <w:r>
+        <w:rPr>
+          <w:b w:val="0"/>
+          <w:i w:val="0"/>
+        </w:rPr>
+        <w:t xml:space="preserve">În cadrul SA5.1 – SA5.4, activitățile s-au desfășurat în școlile în care învață elevii sau în spații publice din localitățile lor, în afara programului școlar, iar consilierea, informarea și programele remediale au fost oferite gratuit tuturor elevilor din grupul țintă. Colaborarea cu Liceul Teologic Reformat Cluj-Napoca a extins accesul la proiect pentru elevi dintr-o unitate de învățământ </w:t>
       </w:r>
       <w:r>
         <w:rPr>
@@ -13018,26 +13226,26 @@
           <w:i w:val="0"/>
           <w:highlight w:val="yellow"/>
         </w:rPr>
-        <w:t>«(de confirmat)»</w:t>
-      </w:r>
-      <w:r>
-        <w:rPr>
-          <w:b w:val="0"/>
-          <w:i w:val="0"/>
-        </w:rPr>
-        <w:t>.</w:t>
-      </w:r>
-    </w:p>
-    <w:p>
-      <w:pPr>
-        <w:jc w:val="both"/>
-      </w:pPr>
-      <w:r>
-        <w:rPr>
-          <w:b w:val="0"/>
-          <w:i w:val="0"/>
-        </w:rPr>
-        <w:t>Tema secundară „Nediscriminare” este susținută prin măsurile directe de sprijin pentru elevii din grupuri vulnerabile – sprijinul financiar pentru cazare, masă și transport și masa caldă –, care vor fi acordate începând din perioada următoare.</w:t>
+        <w:t>«cu predare în limba maghiară (de confirmat)»</w:t>
+      </w:r>
+      <w:r>
+        <w:rPr>
+          <w:b w:val="0"/>
+          <w:i w:val="0"/>
+        </w:rPr>
+        <w:t>. Tema secundară „Nediscriminare” este susținută prin măsurile directe de sprijin pentru elevii din grupuri vulnerabile – sprijinul financiar pentru cazare, masă și transport și masa caldă –, care vor fi acordate începând din perioada următoare, după validarea grupului țintă.</w:t>
+      </w:r>
+    </w:p>
+    <w:p>
+      <w:pPr>
+        <w:jc w:val="both"/>
+      </w:pPr>
+      <w:r>
+        <w:rPr>
+          <w:b w:val="0"/>
+          <w:i w:val="0"/>
+        </w:rPr>
+        <w:t>În cadrul SA5.2, programul de formare a cadrelor didactice a abordat lucrul cu elevii aflați în risc educațional și din grupuri vulnerabile, fără etichetare sau excludere.</w:t>
       </w:r>
     </w:p>
     <w:p>
@@ -13063,7 +13271,7 @@
           <w:color w:val="1E6B2E"/>
           <w:sz w:val="16"/>
         </w:rPr>
-        <w:t>Caractere: 1.965 / 10.500 (19%) – în limită</w:t>
+        <w:t>Caractere: 2.538 / 10.500 (24%) – în limită</w:t>
       </w:r>
     </w:p>
     <w:tbl>
@@ -13132,7 +13340,7 @@
           <w:b w:val="0"/>
           <w:i w:val="0"/>
         </w:rPr>
-        <w:t>activitățile cu grupul țintă (consiliere, informare, programe remediale) s-au desfășurat în clădirile unităților de învățământ în care învață elevii și în spații publice din localitățile acestora (Casa de Cultură și Primăria Huedin), reducând barierele de deplasare;</w:t>
+        <w:t>activitățile cu grupul țintă (consiliere psihologică, informare și conștientizare, programe remediale) s-au desfășurat în clădirile unităților de învățământ în care învață elevii și în spații publice din localitățile acestora (Casa de Cultură și Primăria Huedin), reducând barierele de deplasare și de cost;</w:t>
       </w:r>
     </w:p>
     <w:p>
@@ -13149,7 +13357,7 @@
           <w:b w:val="0"/>
           <w:i w:val="0"/>
         </w:rPr>
-        <w:t>întâlnirile de informare și recrutare au fost organizate în școli, la orele convenite cu conducerile acestora, pentru a permite participarea elevilor și a părinților;</w:t>
+        <w:t>întâlnirile de informare și recrutare au fost organizate în școli, la orele convenite cu conducerile acestora, iar documentele au fost completate împreună cu familiile, la fața locului;</w:t>
       </w:r>
     </w:p>
     <w:p>
@@ -13183,7 +13391,7 @@
           <w:b w:val="0"/>
           <w:i w:val="0"/>
         </w:rPr>
-        <w:t>materialele de informare, formularele și fișele de lucru au fost redactate într-un limbaj simplu, adaptat vârstei elevilor, iar experții au explicat direct conținutul documentelor elevilor și părinților;</w:t>
+        <w:t>materialele de informare, formularele și fișele de lucru au fost redactate într-un limbaj simplu, adaptat vârstei elevilor, iar experții au explicat direct conținutul documentelor elevilor și părinților; chestionarele aplicate elevilor au fost anonime sau completate cu sprijinul experților;</w:t>
       </w:r>
     </w:p>
     <w:p>
@@ -13200,7 +13408,7 @@
           <w:b w:val="0"/>
           <w:i w:val="0"/>
         </w:rPr>
-        <w:t>metodologia de selecție prevede identificarea, după selecție, a nevoilor specifice ale participanților cu dizabilități sau cu cerințe educaționale speciale și adaptarea activităților la aceste nevoi.</w:t>
+        <w:t>metodologia de selecție prevede prioritizarea persoanelor cu dizabilități și identificarea, după selecție, a nevoilor specifice ale participanților cu dizabilități sau cu cerințe educaționale speciale, cu adaptarea activităților la aceste nevoi.</w:t>
       </w:r>
     </w:p>
     <w:p>
@@ -13241,7 +13449,7 @@
           <w:color w:val="1E6B2E"/>
           <w:sz w:val="16"/>
         </w:rPr>
-        <w:t>Caractere: 1.344 / 10.500 (13%) – în limită</w:t>
+        <w:t>Caractere: 1.538 / 10.500 (15%) – în limită</w:t>
       </w:r>
     </w:p>
     <w:tbl>
@@ -13293,7 +13501,7 @@
           <w:b w:val="0"/>
           <w:i w:val="0"/>
         </w:rPr>
-        <w:t>Proiectul contribuie la atenuarea efectelor schimbărilor demografice prin menținerea în sistemul educațional a elevilor din mediul rural și din localitățile mici, inclusiv a celor ai căror părinți sunt plecați la muncă în străinătate, și prin creșterea șanselor acestora de a obține o calificare profesională și de a se integra pe piața muncii locale. În perioada de raportare, au fost identificați și recrutați elevi din zone rurale și din orașe mici (Poiana Turda, zona Huedin), care vor beneficia de sprijin pentru continuarea studiilor.</w:t>
+        <w:t>Proiectul contribuie la atenuarea efectelor schimbărilor demografice prin menținerea în sistemul educațional a elevilor din mediul rural și din localitățile mici, inclusiv a celor ai căror părinți sunt plecați la muncă în străinătate, și prin creșterea șanselor acestora de a obține o calificare și de a se integra pe piața muncii locale. În perioada de raportare au fost identificați și recrutați elevi din zone rurale și din orașe mici (Poiana Turda, zona Huedin), care au început să beneficieze de consiliere, informare și programe remediale.</w:t>
       </w:r>
     </w:p>
     <w:p>
@@ -13307,7 +13515,7 @@
           <w:color w:val="1E6B2E"/>
           <w:sz w:val="16"/>
         </w:rPr>
-        <w:t>Caractere: 540 / 10.500 (5%) – în limită</w:t>
+        <w:t>Caractere: 545 / 10.500 (5%) – în limită</w:t>
       </w:r>
     </w:p>
     <w:tbl>
@@ -13359,7 +13567,7 @@
           <w:b w:val="0"/>
           <w:i w:val="0"/>
         </w:rPr>
-        <w:t>Nu este cazul pentru tipul de activități desfășurate în perioada de raportare, care au avut caracter educațional, social și de management, fără intervenții fizice asupra mediului.</w:t>
+        <w:t>Nu este cazul pentru tipul de activități desfășurate în perioada de raportare, care au avut caracter educațional, social și de management, fără intervenții asupra mediului. Beneficiarul își asumă suportarea cheltuielilor pentru prevenirea sau remedierea oricărei poluări accidentale în zona de activitate, conform angajamentului din cererea de finanțare.</w:t>
       </w:r>
     </w:p>
     <w:p>
@@ -13373,7 +13581,7 @@
           <w:color w:val="1E6B2E"/>
           <w:sz w:val="16"/>
         </w:rPr>
-        <w:t>Caractere: 179 / 10.500 (2%) – în limită</w:t>
+        <w:t>Caractere: 354 / 10.500 (3%) – în limită</w:t>
       </w:r>
     </w:p>
     <w:tbl>
@@ -13425,7 +13633,7 @@
           <w:b w:val="0"/>
           <w:i w:val="0"/>
         </w:rPr>
-        <w:t>Nu este cazul pentru tipul de activități desfășurate în perioada de raportare, care au avut caracter educațional, social și de management, fără intervenții fizice asupra mediului.</w:t>
+        <w:t>Nu este cazul pentru tipul de activități desfășurate în perioada de raportare, care nu s-au desfășurat în arii naturale protejate și nu au avut impact asupra biodiversității sau ecosistemelor.</w:t>
       </w:r>
     </w:p>
     <w:p>
@@ -13439,7 +13647,7 @@
           <w:color w:val="1E6B2E"/>
           <w:sz w:val="16"/>
         </w:rPr>
-        <w:t>Caractere: 179 / 10.500 (2%) – în limită</w:t>
+        <w:t>Caractere: 192 / 10.500 (2%) – în limită</w:t>
       </w:r>
     </w:p>
     <w:tbl>
@@ -13508,7 +13716,7 @@
           <w:b w:val="0"/>
           <w:i w:val="0"/>
         </w:rPr>
-        <w:t>documentele de proiect (rapoarte de activitate, fișe de pontaj, livrabile, documente de achiziție) au fost întocmite și semnate preponderent în format electronic, cu semnătură electronică calificată, și transmise, verificate și arhivate electronic, reducând consumul de hârtie și toner;</w:t>
+        <w:t>documentele de proiect (rapoarte de activitate, fișe de pontaj, livrabile, metodologii, documente de achiziție) au fost întocmite și semnate preponderent în format electronic, cu semnătură electronică, și transmise, verificate și arhivate electronic, reducând consumul de hârtie și toner și deplasările pentru predarea documentelor;</w:t>
       </w:r>
     </w:p>
     <w:p>
@@ -13542,7 +13750,7 @@
           <w:b w:val="0"/>
           <w:i w:val="0"/>
         </w:rPr>
-        <w:t>deplasările echipei la școlile partenere au fost grupate, astfel încât în aceeași zi să fie realizate mai multe activități (recrutare, colectare de documente, consiliere), cu utilizarea unui singur autoturism;</w:t>
+        <w:t>deplasările echipei la școlile partenere au fost grupate, astfel încât în aceeași zi să fie realizate mai multe activități (recrutare, colectare de documente, consiliere, activități cu elevii), cu un singur autoturism;</w:t>
       </w:r>
     </w:p>
     <w:p>
@@ -13559,7 +13767,7 @@
           <w:b w:val="0"/>
           <w:i w:val="0"/>
         </w:rPr>
-        <w:t>documentele care au necesitat tipărire au fost imprimate față-verso;</w:t>
+        <w:t>documentele care au necesitat tipărire au fost imprimate față-verso, iar materialele de informare au fost distribuite și în format electronic, prin școli, reducând numărul de exemplare tipărite;</w:t>
       </w:r>
     </w:p>
     <w:p>
@@ -13576,7 +13784,7 @@
           <w:b w:val="0"/>
           <w:i w:val="0"/>
         </w:rPr>
-        <w:t>materialele de informare au fost distribuite și în format electronic, prin școli, reducând numărul de exemplare tipărite.</w:t>
+        <w:t>deșeurile de hârtie și cele electronice sunt colectate selectiv la sediul beneficiarului.</w:t>
       </w:r>
     </w:p>
     <w:p>
@@ -13590,7 +13798,7 @@
           <w:color w:val="1E6B2E"/>
           <w:sz w:val="16"/>
         </w:rPr>
-        <w:t>Caractere: 995 / 10.500 (9%) – în limită</w:t>
+        <w:t>Caractere: 1.144 / 10.500 (11%) – în limită</w:t>
       </w:r>
     </w:p>
     <w:tbl>
@@ -13642,7 +13850,7 @@
           <w:b w:val="0"/>
           <w:i w:val="0"/>
         </w:rPr>
-        <w:t>Nu este cazul pentru tipul de activități desfășurate în perioada de raportare, care au avut caracter educațional, social și de management, fără intervenții fizice asupra mediului.</w:t>
+        <w:t>Nu este cazul pentru tipul de activități desfășurate în perioada de raportare.</w:t>
       </w:r>
     </w:p>
     <w:p>
@@ -13656,7 +13864,7 @@
           <w:color w:val="1E6B2E"/>
           <w:sz w:val="16"/>
         </w:rPr>
-        <w:t>Caractere: 179 / 10.500 (2%) – în limită</w:t>
+        <w:t>Caractere: 78 / 10.500 (1%) – în limită</w:t>
       </w:r>
     </w:p>
     <w:tbl>
@@ -13708,7 +13916,22 @@
           <w:b w:val="0"/>
           <w:i w:val="0"/>
         </w:rPr>
-        <w:t>Nu este cazul pentru tipul de activități desfășurate în perioada de raportare, care au avut caracter educațional, social și de management, fără intervenții fizice asupra mediului.</w:t>
+        <w:t xml:space="preserve">În perioada de raportare, echipamentele IT achiziționate (laptopuri, desktopuri, multifuncționale) au fost alese cu specificații tehnice care asigură un consum redus de energie și o durată de viață extinsă, iar deplasările au fost reduse în favoarea comunicării electronice și a activităților online (formare, întâlniri de management), limitând consumul de combustibil și emisiile aferente. Principiul DNSH </w:t>
+      </w:r>
+      <w:r>
+        <w:rPr>
+          <w:b w:val="0"/>
+          <w:i w:val="0"/>
+          <w:highlight w:val="yellow"/>
+        </w:rPr>
+        <w:t>«a fost inclus în materialele campaniei de informare și conștientizare, prin mențiuni privind aplicarea acestuia în viața de zi cu zi»</w:t>
+      </w:r>
+      <w:r>
+        <w:rPr>
+          <w:b w:val="0"/>
+          <w:i w:val="0"/>
+        </w:rPr>
+        <w:t>.</w:t>
       </w:r>
     </w:p>
     <w:p>
@@ -13722,7 +13945,7 @@
           <w:color w:val="1E6B2E"/>
           <w:sz w:val="16"/>
         </w:rPr>
-        <w:t>Caractere: 179 / 10.500 (2%) – în limită</w:t>
+        <w:t>Caractere: 542 / 10.500 (5%) – în limită</w:t>
       </w:r>
     </w:p>
     <w:tbl>
@@ -13774,19 +13997,19 @@
           <w:b w:val="0"/>
           <w:i w:val="0"/>
         </w:rPr>
-        <w:t>În perioada de raportare, activitățile proiectului au avut caracter educațional, social și de management (consiliere, informare, programe remediale, formare, selecția grupului țintă). Acestea nu au presupus lucrări de construcție, intervenții asupra terenurilor sau habitatelor ori procese care să genereze emisii sau deșeuri semnificative și nu au avut efecte negative semnificative asupra niciunuia dintre cele șase obiective de mediu.</w:t>
-      </w:r>
-    </w:p>
-    <w:p>
-      <w:pPr>
-        <w:jc w:val="both"/>
-      </w:pPr>
-      <w:r>
-        <w:rPr>
-          <w:b w:val="0"/>
-          <w:i w:val="0"/>
-        </w:rPr>
-        <w:t xml:space="preserve">Echipamentele IT achiziționate </w:t>
+        <w:t>În perioada de raportare, activitățile proiectului au avut caracter educațional, social și de management (selecția grupului țintă, consiliere psihologică, informare și conștientizare, programe remediale, formare, achiziții de servicii și echipamente). Acestea nu au presupus lucrări de construcție, intervenții asupra terenurilor sau habitatelor ori procese care să genereze emisii sau deșeuri semnificative și nu au avut efecte negative semnificative asupra niciunuia dintre cele șase obiective de mediu.</w:t>
+      </w:r>
+    </w:p>
+    <w:p>
+      <w:pPr>
+        <w:jc w:val="both"/>
+      </w:pPr>
+      <w:r>
+        <w:rPr>
+          <w:b w:val="0"/>
+          <w:i w:val="0"/>
+        </w:rPr>
+        <w:t xml:space="preserve">Documentațiile de achiziție au inclus cerințe privind respectarea principiului DNSH și criterii de eficiență energetică pentru echipamentele IT, conform contractului de finanțare; echipamentele care vor ieși din uz vor fi reciclate selectiv. În cadrul SA5.3, materialele campaniei de informare și conștientizare </w:t>
       </w:r>
       <w:r>
         <w:rPr>
@@ -13794,14 +14017,14 @@
           <w:i w:val="0"/>
           <w:highlight w:val="yellow"/>
         </w:rPr>
-        <w:t>«respectă cerințele de eficiență energetică …»</w:t>
-      </w:r>
-      <w:r>
-        <w:rPr>
-          <w:b w:val="0"/>
-          <w:i w:val="0"/>
-        </w:rPr>
-        <w:t xml:space="preserve">, iar documentațiile de achiziție au inclus clauze privind respectarea principiului DNSH, conform contractului de finanțare. În cadrul SA5.3, materialele campaniei de informare și conștientizare </w:t>
+        <w:t>«au inclus mesaje privind dezvoltarea durabilă și aplicarea principiului DNSH în viața de zi cu zi»</w:t>
+      </w:r>
+      <w:r>
+        <w:rPr>
+          <w:b w:val="0"/>
+          <w:i w:val="0"/>
+        </w:rPr>
+        <w:t xml:space="preserve">, iar în cadrul SA5.2 programul de formare </w:t>
       </w:r>
       <w:r>
         <w:rPr>
@@ -13809,14 +14032,14 @@
           <w:i w:val="0"/>
           <w:highlight w:val="yellow"/>
         </w:rPr>
-        <w:t>«au inclus mesaje privind dezvoltarea durabilă și aplicarea principiului DNSH în viața de zi cu zi»</w:t>
-      </w:r>
-      <w:r>
-        <w:rPr>
-          <w:b w:val="0"/>
-          <w:i w:val="0"/>
-        </w:rPr>
-        <w:t>, conform angajamentului din cererea de finanțare.</w:t>
+        <w:t>«a abordat aplicarea principiului în activitatea didactică»</w:t>
+      </w:r>
+      <w:r>
+        <w:rPr>
+          <w:b w:val="0"/>
+          <w:i w:val="0"/>
+        </w:rPr>
+        <w:t>, conform angajamentelor din cererea de finanțare.</w:t>
       </w:r>
     </w:p>
     <w:p>
@@ -13830,7 +14053,250 @@
           <w:color w:val="1E6B2E"/>
           <w:sz w:val="16"/>
         </w:rPr>
-        <w:t>Caractere: 859 / 10.500 (8%) – în limită</w:t>
+        <w:t>Caractere: 1.069 / 10.500 (10%) – în limită</w:t>
+      </w:r>
+    </w:p>
+    <w:tbl>
+      <w:tblPr>
+        <w:tblW w:type="auto" w:w="0"/>
+        <w:jc w:val="center"/>
+        <w:tblLook w:firstColumn="1" w:firstRow="1" w:lastColumn="0" w:lastRow="0" w:noHBand="0" w:noVBand="1" w:val="04A0"/>
+        <w:tblBorders>
+          <w:top w:val="single" w:sz="4" w:space="0" w:color="C7D6EA"/>
+          <w:left w:val="single" w:sz="4" w:space="0" w:color="C7D6EA"/>
+          <w:bottom w:val="single" w:sz="4" w:space="0" w:color="C7D6EA"/>
+          <w:right w:val="single" w:sz="4" w:space="0" w:color="C7D6EA"/>
+          <w:insideH w:val="single" w:sz="4" w:space="0" w:color="C7D6EA"/>
+          <w:insideV w:val="single" w:sz="4" w:space="0" w:color="C7D6EA"/>
+        </w:tblBorders>
+      </w:tblPr>
+      <w:tblGrid>
+        <w:gridCol w:w="10206"/>
+      </w:tblGrid>
+      <w:tr>
+        <w:tc>
+          <w:tcPr>
+            <w:tcW w:type="dxa" w:w="10206"/>
+            <w:shd w:val="clear" w:color="auto" w:fill="E8EEF7"/>
+          </w:tcPr>
+          <w:p>
+            <w:pPr>
+              <w:spacing w:before="40" w:after="40"/>
+            </w:pPr>
+            <w:r>
+              <w:rPr>
+                <w:b/>
+                <w:i w:val="0"/>
+                <w:color w:val="003D82"/>
+                <w:sz w:val="19"/>
+              </w:rPr>
+              <w:t>15.2.7 Măsuri de evitare și reducere a efectelor reziduale</w:t>
+            </w:r>
+          </w:p>
+        </w:tc>
+      </w:tr>
+    </w:tbl>
+    <w:p>
+      <w:pPr>
+        <w:jc w:val="both"/>
+      </w:pPr>
+      <w:r>
+        <w:rPr>
+          <w:b w:val="0"/>
+          <w:i w:val="0"/>
+        </w:rPr>
+        <w:t>Nu este cazul pentru tipul de activități desfășurate în perioada de raportare.</w:t>
+      </w:r>
+    </w:p>
+    <w:p>
+      <w:pPr>
+        <w:spacing w:after="160"/>
+      </w:pPr>
+      <w:r>
+        <w:rPr>
+          <w:b w:val="0"/>
+          <w:i/>
+          <w:color w:val="1E6B2E"/>
+          <w:sz w:val="16"/>
+        </w:rPr>
+        <w:t>Caractere: 78 / 10.500 (1%) – în limită</w:t>
+      </w:r>
+    </w:p>
+    <w:tbl>
+      <w:tblPr>
+        <w:tblW w:type="auto" w:w="0"/>
+        <w:jc w:val="center"/>
+        <w:tblLook w:firstColumn="1" w:firstRow="1" w:lastColumn="0" w:lastRow="0" w:noHBand="0" w:noVBand="1" w:val="04A0"/>
+        <w:tblBorders>
+          <w:top w:val="single" w:sz="4" w:space="0" w:color="C7D6EA"/>
+          <w:left w:val="single" w:sz="4" w:space="0" w:color="C7D6EA"/>
+          <w:bottom w:val="single" w:sz="4" w:space="0" w:color="C7D6EA"/>
+          <w:right w:val="single" w:sz="4" w:space="0" w:color="C7D6EA"/>
+          <w:insideH w:val="single" w:sz="4" w:space="0" w:color="C7D6EA"/>
+          <w:insideV w:val="single" w:sz="4" w:space="0" w:color="C7D6EA"/>
+        </w:tblBorders>
+      </w:tblPr>
+      <w:tblGrid>
+        <w:gridCol w:w="10206"/>
+      </w:tblGrid>
+      <w:tr>
+        <w:tc>
+          <w:tcPr>
+            <w:tcW w:type="dxa" w:w="10206"/>
+            <w:shd w:val="clear" w:color="auto" w:fill="E8EEF7"/>
+          </w:tcPr>
+          <w:p>
+            <w:pPr>
+              <w:spacing w:before="40" w:after="40"/>
+            </w:pPr>
+            <w:r>
+              <w:rPr>
+                <w:b/>
+                <w:i w:val="0"/>
+                <w:color w:val="003D82"/>
+                <w:sz w:val="19"/>
+              </w:rPr>
+              <w:t>15.2.8 Teme secundare</w:t>
+            </w:r>
+          </w:p>
+        </w:tc>
+      </w:tr>
+    </w:tbl>
+    <w:p>
+      <w:pPr>
+        <w:jc w:val="both"/>
+      </w:pPr>
+      <w:r>
+        <w:rPr>
+          <w:b w:val="0"/>
+          <w:i w:val="0"/>
+        </w:rPr>
+        <w:t>Proiectul contribuie la temele secundare FSE+ asumate în cererea de finanțare:</w:t>
+      </w:r>
+    </w:p>
+    <w:p>
+      <w:pPr>
+        <w:spacing w:after="20"/>
+        <w:ind w:left="357" w:hanging="357"/>
+      </w:pPr>
+      <w:r>
+        <w:t>•</w:t>
+        <w:tab/>
+      </w:r>
+      <w:r>
+        <w:rPr>
+          <w:b w:val="0"/>
+          <w:i w:val="0"/>
+        </w:rPr>
+        <w:t xml:space="preserve">Tema 10 – Abordarea provocărilor identificate în cadrul semestrului european: proiectul răspunde recomandării privind reducerea părăsirii timpurii a școlii, inclusiv în rândul elevilor romi și al celor din mediul rural. În perioada de raportare au fost identificați 172 de elevi în risc sau din medii defavorizate, </w:t>
+      </w:r>
+      <w:r>
+        <w:rPr>
+          <w:b w:val="0"/>
+          <w:i w:val="0"/>
+          <w:highlight w:val="yellow"/>
+        </w:rPr>
+        <w:t>«96»</w:t>
+      </w:r>
+      <w:r>
+        <w:rPr>
+          <w:b w:val="0"/>
+          <w:i w:val="0"/>
+        </w:rPr>
+        <w:t xml:space="preserve"> au intrat în operațiune și au început consilierea psihologică (</w:t>
+      </w:r>
+      <w:r>
+        <w:rPr>
+          <w:b w:val="0"/>
+          <w:i w:val="0"/>
+          <w:highlight w:val="yellow"/>
+        </w:rPr>
+        <w:t>«17»</w:t>
+      </w:r>
+      <w:r>
+        <w:rPr>
+          <w:b w:val="0"/>
+          <w:i w:val="0"/>
+        </w:rPr>
+        <w:t xml:space="preserve"> elevi), campania de informare și conștientizare (</w:t>
+      </w:r>
+      <w:r>
+        <w:rPr>
+          <w:b w:val="0"/>
+          <w:i w:val="0"/>
+          <w:highlight w:val="yellow"/>
+        </w:rPr>
+        <w:t>«34»</w:t>
+      </w:r>
+      <w:r>
+        <w:rPr>
+          <w:b w:val="0"/>
+          <w:i w:val="0"/>
+        </w:rPr>
+        <w:t xml:space="preserve"> de elevi) și programele remediale (</w:t>
+      </w:r>
+      <w:r>
+        <w:rPr>
+          <w:b w:val="0"/>
+          <w:i w:val="0"/>
+          <w:highlight w:val="yellow"/>
+        </w:rPr>
+        <w:t>«45»</w:t>
+      </w:r>
+      <w:r>
+        <w:rPr>
+          <w:b w:val="0"/>
+          <w:i w:val="0"/>
+        </w:rPr>
+        <w:t xml:space="preserve"> de elevi), iar 4 cadre didactice au parcurs programul de formare.</w:t>
+      </w:r>
+    </w:p>
+    <w:p>
+      <w:pPr>
+        <w:spacing w:after="20"/>
+        <w:ind w:left="357" w:hanging="357"/>
+      </w:pPr>
+      <w:r>
+        <w:t>•</w:t>
+        <w:tab/>
+      </w:r>
+      <w:r>
+        <w:rPr>
+          <w:b w:val="0"/>
+          <w:i w:val="0"/>
+        </w:rPr>
+        <w:t>Tema 05 – Nediscriminare: au fost aplicate criteriile de prioritizare pentru elevii romi și pentru elevii cu dizabilități, iar recrutarea a vizat elevi din grupuri vulnerabile și din mediul rural; măsurile directe de sprijin (sprijin financiar pentru cazare, masă și transport și masă caldă), în valoare totală de 1.464.000,00 lei, vor fi acordate începând din perioada următoare.</w:t>
+      </w:r>
+    </w:p>
+    <w:p>
+      <w:pPr>
+        <w:spacing w:after="20"/>
+        <w:ind w:left="357" w:hanging="357"/>
+      </w:pPr>
+      <w:r>
+        <w:t>•</w:t>
+        <w:tab/>
+      </w:r>
+      <w:r>
+        <w:rPr>
+          <w:b w:val="0"/>
+          <w:i w:val="0"/>
+        </w:rPr>
+        <w:t>Integrarea perspectivei de gen: activitățile de consiliere și de informare au abordat alegerea traseului educațional fără stereotipuri de gen (detalii la 15.1.1).</w:t>
+      </w:r>
+    </w:p>
+    <w:p>
+      <w:pPr>
+        <w:spacing w:after="160"/>
+      </w:pPr>
+      <w:r>
+        <w:rPr>
+          <w:b w:val="0"/>
+          <w:i/>
+          <w:color w:val="1E6B2E"/>
+          <w:sz w:val="16"/>
+        </w:rPr>
+        <w:t>Caractere: 1.176 / 10.500 (11%) – în limită</w:t>
       </w:r>
     </w:p>
     <w:tbl>
@@ -13876,7 +14342,7 @@
                 <w:color w:val="9B1C1C"/>
                 <w:sz w:val="18"/>
               </w:rPr>
-              <w:t>CF promite ca DNSH să fie inclus în fiecare acțiune a campaniei și în formare. Dacă materialele din septembrie nu conțin astfel de mesaje, fraza se reformulează la viitor.</w:t>
+              <w:t>Principii orizontale: structura echipei 10 F / 2 B – de verificat; fete/băieți 38/58 calculat din CNP-urile celor 96 intrați în operațiune (registru 08.10); numărul elevilor romi și al celor cu dizabilități/CES nu există centralizat – se completează din dosare. Codul de etică, DNSH în materialele campaniei și în formare – se păstrează numai dacă există dovezi; altfel se reformulează la viitor.</w:t>
             </w:r>
           </w:p>
         </w:tc>
@@ -13886,189 +14352,6 @@
       <w:pPr>
         <w:spacing w:after="0"/>
       </w:pPr>
-    </w:p>
-    <w:tbl>
-      <w:tblPr>
-        <w:tblW w:type="auto" w:w="0"/>
-        <w:jc w:val="center"/>
-        <w:tblLook w:firstColumn="1" w:firstRow="1" w:lastColumn="0" w:lastRow="0" w:noHBand="0" w:noVBand="1" w:val="04A0"/>
-        <w:tblBorders>
-          <w:top w:val="single" w:sz="4" w:space="0" w:color="C7D6EA"/>
-          <w:left w:val="single" w:sz="4" w:space="0" w:color="C7D6EA"/>
-          <w:bottom w:val="single" w:sz="4" w:space="0" w:color="C7D6EA"/>
-          <w:right w:val="single" w:sz="4" w:space="0" w:color="C7D6EA"/>
-          <w:insideH w:val="single" w:sz="4" w:space="0" w:color="C7D6EA"/>
-          <w:insideV w:val="single" w:sz="4" w:space="0" w:color="C7D6EA"/>
-        </w:tblBorders>
-      </w:tblPr>
-      <w:tblGrid>
-        <w:gridCol w:w="10206"/>
-      </w:tblGrid>
-      <w:tr>
-        <w:tc>
-          <w:tcPr>
-            <w:tcW w:type="dxa" w:w="10206"/>
-            <w:shd w:val="clear" w:color="auto" w:fill="E8EEF7"/>
-          </w:tcPr>
-          <w:p>
-            <w:pPr>
-              <w:spacing w:before="40" w:after="40"/>
-            </w:pPr>
-            <w:r>
-              <w:rPr>
-                <w:b/>
-                <w:i w:val="0"/>
-                <w:color w:val="003D82"/>
-                <w:sz w:val="19"/>
-              </w:rPr>
-              <w:t>15.2.7 Măsuri de evitare și reducere a efectelor reziduale</w:t>
-            </w:r>
-          </w:p>
-        </w:tc>
-      </w:tr>
-    </w:tbl>
-    <w:p>
-      <w:pPr>
-        <w:jc w:val="both"/>
-      </w:pPr>
-      <w:r>
-        <w:rPr>
-          <w:b w:val="0"/>
-          <w:i w:val="0"/>
-        </w:rPr>
-        <w:t>Nu este cazul pentru tipul de activități desfășurate în perioada de raportare, care au avut caracter educațional, social și de management, fără intervenții fizice asupra mediului.</w:t>
-      </w:r>
-    </w:p>
-    <w:p>
-      <w:pPr>
-        <w:spacing w:after="160"/>
-      </w:pPr>
-      <w:r>
-        <w:rPr>
-          <w:b w:val="0"/>
-          <w:i/>
-          <w:color w:val="1E6B2E"/>
-          <w:sz w:val="16"/>
-        </w:rPr>
-        <w:t>Caractere: 179 / 10.500 (2%) – în limită</w:t>
-      </w:r>
-    </w:p>
-    <w:tbl>
-      <w:tblPr>
-        <w:tblW w:type="auto" w:w="0"/>
-        <w:jc w:val="center"/>
-        <w:tblLook w:firstColumn="1" w:firstRow="1" w:lastColumn="0" w:lastRow="0" w:noHBand="0" w:noVBand="1" w:val="04A0"/>
-        <w:tblBorders>
-          <w:top w:val="single" w:sz="4" w:space="0" w:color="C7D6EA"/>
-          <w:left w:val="single" w:sz="4" w:space="0" w:color="C7D6EA"/>
-          <w:bottom w:val="single" w:sz="4" w:space="0" w:color="C7D6EA"/>
-          <w:right w:val="single" w:sz="4" w:space="0" w:color="C7D6EA"/>
-          <w:insideH w:val="single" w:sz="4" w:space="0" w:color="C7D6EA"/>
-          <w:insideV w:val="single" w:sz="4" w:space="0" w:color="C7D6EA"/>
-        </w:tblBorders>
-      </w:tblPr>
-      <w:tblGrid>
-        <w:gridCol w:w="10206"/>
-      </w:tblGrid>
-      <w:tr>
-        <w:tc>
-          <w:tcPr>
-            <w:tcW w:type="dxa" w:w="10206"/>
-            <w:shd w:val="clear" w:color="auto" w:fill="E8EEF7"/>
-          </w:tcPr>
-          <w:p>
-            <w:pPr>
-              <w:spacing w:before="40" w:after="40"/>
-            </w:pPr>
-            <w:r>
-              <w:rPr>
-                <w:b/>
-                <w:i w:val="0"/>
-                <w:color w:val="003D82"/>
-                <w:sz w:val="19"/>
-              </w:rPr>
-              <w:t>15.2.8 Teme secundare</w:t>
-            </w:r>
-          </w:p>
-        </w:tc>
-      </w:tr>
-    </w:tbl>
-    <w:p>
-      <w:pPr>
-        <w:jc w:val="both"/>
-      </w:pPr>
-      <w:r>
-        <w:rPr>
-          <w:b w:val="0"/>
-          <w:i w:val="0"/>
-        </w:rPr>
-        <w:t>Proiectul contribuie la temele secundare FSE+ asumate în cererea de finanțare:</w:t>
-      </w:r>
-    </w:p>
-    <w:p>
-      <w:pPr>
-        <w:spacing w:after="20"/>
-        <w:ind w:left="357" w:hanging="357"/>
-      </w:pPr>
-      <w:r>
-        <w:t>•</w:t>
-        <w:tab/>
-      </w:r>
-      <w:r>
-        <w:rPr>
-          <w:b w:val="0"/>
-          <w:i w:val="0"/>
-        </w:rPr>
-        <w:t>Tema 10 – Abordarea provocărilor identificate în cadrul semestrului european: proiectul răspunde recomandării privind reducerea părăsirii timpurii a școlii, inclusiv în rândul elevilor romi și al celor din mediul rural (Programul Național de Reformă, capitolul „Educație și competențe”). În perioada de raportare au fost identificați 169 de elevi în risc sau din medii defavorizate și au început consilierea psihologică, programele remediale și campania de informare și conștientizare.</w:t>
-      </w:r>
-    </w:p>
-    <w:p>
-      <w:pPr>
-        <w:spacing w:after="20"/>
-        <w:ind w:left="357" w:hanging="357"/>
-      </w:pPr>
-      <w:r>
-        <w:t>•</w:t>
-        <w:tab/>
-      </w:r>
-      <w:r>
-        <w:rPr>
-          <w:b w:val="0"/>
-          <w:i w:val="0"/>
-        </w:rPr>
-        <w:t>Tema 05 – Nediscriminare: au fost aplicate criteriile de prioritizare pentru elevii romi și pentru elevii cu dizabilități, iar recrutarea a vizat elevi din grupuri vulnerabile și din mediul rural; măsurile directe de sprijin (sprijin financiar pentru cazare, masă și transport și masă caldă), în valoare de 1.464.000,00 lei, vor fi acordate începând din perioada următoare.</w:t>
-      </w:r>
-    </w:p>
-    <w:p>
-      <w:pPr>
-        <w:spacing w:after="20"/>
-        <w:ind w:left="357" w:hanging="357"/>
-      </w:pPr>
-      <w:r>
-        <w:t>•</w:t>
-        <w:tab/>
-      </w:r>
-      <w:r>
-        <w:rPr>
-          <w:b w:val="0"/>
-          <w:i w:val="0"/>
-        </w:rPr>
-        <w:t>Integrarea perspectivei de gen: activitățile de consiliere și informare au abordat alegerea traseului educațional fără stereotipuri de gen (detalii la 15.1.1).</w:t>
-      </w:r>
-    </w:p>
-    <w:p>
-      <w:pPr>
-        <w:spacing w:after="160"/>
-      </w:pPr>
-      <w:r>
-        <w:rPr>
-          <w:b w:val="0"/>
-          <w:i/>
-          <w:color w:val="1E6B2E"/>
-          <w:sz w:val="16"/>
-        </w:rPr>
-        <w:t>Caractere: 1.104 / 10.500 (11%) – în limită</w:t>
-      </w:r>
     </w:p>
     <w:p>
       <w:pPr>

--- a/RP1_UNIC_352704/RP1_UNIC_352704_Raport_de_progres.docx
+++ b/RP1_UNIC_352704/RP1_UNIC_352704_Raport_de_progres.docx
@@ -1926,7 +1926,7 @@
                 <w:i w:val="0"/>
                 <w:sz w:val="17"/>
               </w:rPr>
-              <w:t xml:space="preserve"> RA septembrie Expert GT 1 există doar în folderul „vechi – 07.10” (versiunea finală de confirmat); RA + livrabile FC2 încărcate la 07.10 (pontaj de verificat); lipsesc pontajele RF iulie–august (Dumitrescu); pontajele MP doar ca Google Sheet, nesemnate; Facilitatorul comunitar 1 fără niciun document.</w:t>
+              <w:t xml:space="preserve"> RA septembrie Expert GT 1 există doar în folderul „vechi – 07.10” (versiunea finală de confirmat); RA + livrabile FC2 încărcate la 07.10 (pontaj de verificat); lipsesc pontajele RF iulie–august (Dumitrescu); pontajele MP doar ca Google Sheet, nesemnate; Facilitatorul comunitar 1 (Notificarea nr. 1) nu a fost angajat încă.</w:t>
             </w:r>
           </w:p>
         </w:tc>
@@ -3579,7 +3579,7 @@
           <w:b w:val="0"/>
           <w:i w:val="0"/>
         </w:rPr>
-        <w:t>R1: 1 echipă de proiect constituită – 12 din cele 13 poziții prevăzute în cererea de finanțare ocupate, cu contracte individuale de muncă și dosare de personal întocmite și arhivate; poziția de Cadru didactic 4 rămâne de nominalizat.</w:t>
+        <w:t>R1: 1 echipă de proiect constituită – 11 din cele 13 poziții prevăzute în cererea de finanțare ocupate, cu contracte individuale de muncă și dosare de personal întocmite și arhivate; pozițiile de Facilitator comunitar 1 și Cadru didactic 4 rămân de ocupat.</w:t>
       </w:r>
     </w:p>
     <w:p>
@@ -3656,7 +3656,7 @@
           <w:color w:val="1E6B2E"/>
           <w:sz w:val="16"/>
         </w:rPr>
-        <w:t>Caractere: 842 / 3.500 (24%) – în limită</w:t>
+        <w:t>Caractere: 865 / 3.500 (25%) – în limită</w:t>
       </w:r>
     </w:p>
     <w:tbl>
@@ -3798,22 +3798,7 @@
           <w:b w:val="0"/>
           <w:i w:val="0"/>
         </w:rPr>
-        <w:t xml:space="preserve">Constituirea echipei de proiect. Începând cu 01.07.2026 au fost încheiate contractele individuale de muncă și au fost întocmite dosarele de personal (contract, decizie de angajare, fișa postului, CV și documente justificative, declarații, aviz de medicina muncii) pentru Managerul de proiect, Asistentul manager, Responsabilul financiar, Expertul GT 1 și Expertul GT 2. Echipa de implementare a activității A5 a fost completată etapizat, în corelare cu începerea activităților cu grupul țintă în luna septembrie 2026: Expertul comunicare, Consilierul psihologic și Cadrul didactic 1 începând cu 31.08.2026, Facilitatorul comunitar 2 și Cadrul didactic 2 începând cu 04.09.2026, Cadrul didactic 3 începând cu 17.09.2026, </w:t>
-      </w:r>
-      <w:r>
-        <w:rPr>
-          <w:b w:val="0"/>
-          <w:i w:val="0"/>
-          <w:highlight w:val="yellow"/>
-        </w:rPr>
-        <w:t>«iar Facilitatorul comunitar 1 începând cu …»</w:t>
-      </w:r>
-      <w:r>
-        <w:rPr>
-          <w:b w:val="0"/>
-          <w:i w:val="0"/>
-        </w:rPr>
-        <w:t>. Pozițiile nenominalizate la contractare sau devenite vacante au fost ocupate prin Notificările nr. 1–4, toate aprobate de OIR PECU Regiunea Nord-Vest. Poziția de Cadru didactic 4 nu a fost ocupată în perioada de raportare, nominalizarea urmând să fie solicitată prin notificare în perioada următoare, fără impact asupra programelor remediale, care au început cu cele trei cadre didactice disponibile.</w:t>
+        <w:t>Constituirea echipei de proiect. Începând cu 01.07.2026 au fost încheiate contractele individuale de muncă și au fost întocmite dosarele de personal (contract, decizie de angajare, fișa postului, CV și documente justificative, declarații, aviz de medicina muncii) pentru Managerul de proiect, Asistentul manager, Responsabilul financiar, Expertul GT 1 și Expertul GT 2. Echipa de implementare a activității A5 a fost completată etapizat, în corelare cu începerea activităților cu grupul țintă în luna septembrie 2026: Expertul comunicare, Consilierul psihologic și Cadrul didactic 1 începând cu 31.08.2026, Facilitatorul comunitar 2 și Cadrul didactic 2 începând cu 04.09.2026, Cadrul didactic 3 începând cu 17.09.2026. Pozițiile nenominalizate la contractare sau devenite vacante au fost ocupate prin Notificările nr. 1–4, toate aprobate de OIR PECU Regiunea Nord-Vest. Persoana nominalizată prin Notificarea nr. 1 pe poziția de Facilitator comunitar 1 nu a fost angajată în perioada de raportare, angajarea fiind planificată în corelare cu începerea atelierelor pentru părinți; poziția de Cadru didactic 4 nu a fost ocupată, nominalizarea urmând să fie solicitată prin notificare în perioada următoare. Cele două poziții vacante nu au afectat activitățile, care au început cu experții disponibili.</w:t>
       </w:r>
     </w:p>
     <w:p>
@@ -3977,15 +3962,7 @@
           <w:b w:val="0"/>
           <w:i w:val="0"/>
         </w:rPr>
-        <w:t xml:space="preserve">, fiind asumate de echipa de management. </w:t>
-      </w:r>
-      <w:r>
-        <w:rPr>
-          <w:b w:val="0"/>
-          <w:i w:val="0"/>
-          <w:highlight w:val="yellow"/>
-        </w:rPr>
-        <w:t>«Regulamentul intern a fost actualizat cu prevederile privind principiile orizontale, iar Codul de etică al proiectului a fost asumat de experți la data de ….»</w:t>
+        <w:t>, fiind asumate de echipa de management. Codul de etică al proiectului este în curs de elaborare și va fi asumat de experți în perioada următoare de raportare.</w:t>
       </w:r>
     </w:p>
     <w:p>
@@ -4254,7 +4231,7 @@
           <w:color w:val="1E6B2E"/>
           <w:sz w:val="16"/>
         </w:rPr>
-        <w:t>Caractere: 9.770 / 10.500 (93%) – în limită</w:t>
+        <w:t>Caractere: 9.861 / 10.500 (94%) – în limită</w:t>
       </w:r>
     </w:p>
     <w:tbl>
@@ -6233,22 +6210,7 @@
           <w:b w:val="0"/>
           <w:i w:val="0"/>
         </w:rPr>
-        <w:t xml:space="preserve">pentru elevii încadrați pe acțiunea 8.f.3 care au început programele remediale, cadrele didactice au aplicat teste de evaluare inițială (17, 21, 22 și 30.09.2026), ale căror rezultate completează identificarea nevoilor de sprijin (SA5.4); </w:t>
-      </w:r>
-      <w:r>
-        <w:rPr>
-          <w:b w:val="0"/>
-          <w:i w:val="0"/>
-          <w:highlight w:val="yellow"/>
-        </w:rPr>
-        <w:t>«pentru elevii aflați în risc de abandon au fost completate de școli fișele de observare din Mecanismul de Avertizare Timpurie în Educație (MATE)»</w:t>
-      </w:r>
-      <w:r>
-        <w:rPr>
-          <w:b w:val="0"/>
-          <w:i w:val="0"/>
-        </w:rPr>
-        <w:t>.</w:t>
+        <w:t>pentru elevii încadrați pe acțiunea 8.f.3 care au început programele remediale, cadrele didactice au aplicat teste de evaluare inițială (17, 21, 22 și 30.09.2026), ale căror rezultate completează identificarea nevoilor de sprijin (SA5.4); Cadrul didactic 2 a completat și semnat confirmările școlare (Anexa 5A) pentru cei 38 de elevi din clasa a IX-a a Colegiului Tehnic Turda. Unitățile de învățământ partenere nu au introdus încă elevii în Mecanismul de Avertizare Timpurie în Educație, astfel încât identificarea s-a realizat pe baza situațiilor școlare transmise de școli și a confirmărilor școlare; instrumentele MATE vor fi utilizate pe măsura implementării mecanismului în școli.</w:t>
       </w:r>
     </w:p>
     <w:p>
@@ -6286,7 +6248,7 @@
           <w:color w:val="1E6B2E"/>
           <w:sz w:val="16"/>
         </w:rPr>
-        <w:t>Caractere: 4.190 / 10.500 (40%) – în limită</w:t>
+        <w:t>Caractere: 4.490 / 10.500 (43%) – în limită</w:t>
       </w:r>
     </w:p>
     <w:tbl>
@@ -6332,7 +6294,7 @@
                 <w:color w:val="9B1C1C"/>
                 <w:sz w:val="18"/>
               </w:rPr>
-              <w:t>Fraza despre MATE se păstrează numai dacă școlile au transmis fișele MATE (în baza de date coloana „MATE existent” este goală). LTR clasa IX D: 22 elevi în situația clasei, 19 cu dosar – R15 folosește 22 (identificați).</w:t>
+              <w:t>MATE: școlile nu au introdus elevii în mecanism – textul o spune explicit. LTR clasa IX D: 22 elevi în situația clasei, 19 cu dosar – R15 folosește 22 (identificați).</w:t>
             </w:r>
           </w:p>
         </w:tc>
@@ -7439,9 +7401,8 @@
         <w:rPr>
           <w:b w:val="0"/>
           <w:i w:val="0"/>
-          <w:highlight w:val="yellow"/>
-        </w:rPr>
-        <w:t>«Facilitatorul comunitar 1, nominalizat prin Notificarea nr. 1, nu a desfășurat activități în perioada de raportare; ….»</w:t>
+        </w:rPr>
+        <w:t>Persoana nominalizată prin Notificarea nr. 1 pe poziția de Facilitator comunitar 1 nu a fost angajată în perioada de raportare, angajarea fiind planificată în corelare cu începerea atelierelor pentru părinți; activitățile de facilitare comunitară din septembrie au fost asigurate de Facilitatorul comunitar 2.</w:t>
       </w:r>
     </w:p>
     <w:p>
@@ -7479,7 +7440,7 @@
           <w:color w:val="1E6B2E"/>
           <w:sz w:val="16"/>
         </w:rPr>
-        <w:t>Caractere: 3.594 / 10.500 (34%) – în limită</w:t>
+        <w:t>Caractere: 3.783 / 10.500 (36%) – în limită</w:t>
       </w:r>
     </w:p>
     <w:tbl>
@@ -7525,7 +7486,7 @@
                 <w:color w:val="9B1C1C"/>
                 <w:sz w:val="18"/>
               </w:rPr>
-              <w:t>Cifre SA5.3: RA Expert comunicare (corectat 06.10): 23 elevi / 46 participări (15.09: 11; 16.09: 12; 28.09: 7; 29.09: 4; 30.09: 12). RA FC2: 21 elevi (6 + 15); registrul GT consemnează 27 elevi la ateliere (include 02.10). Elevi unici 8.f.2 intrați în operațiune: 34 la 30.09 (registru). Facilitatorul comunitar 1 (Sotnic, Notificarea nr. 1) nu are RA/pontaj – OM va cere explicații; fraza galbenă se completează sau se scoate.</w:t>
+              <w:t>Cifre SA5.3: RA Expert comunicare (corectat 06.10): 23 elevi / 46 participări (15.09: 11; 16.09: 12; 28.09: 7; 29.09: 4; 30.09: 12). RA FC2: 21 elevi (6 + 15); registrul GT consemnează 27 elevi la ateliere (include 02.10). Elevi unici 8.f.2 intrați în operațiune: 34 la 30.09 (registru). Facilitatorul comunitar 1 (Sotnic, Notificarea nr. 1) nu a fost angajat – textul spune asta explicit; OM poate întreba de ce a fost notificat înainte de angajare.</w:t>
             </w:r>
           </w:p>
         </w:tc>
@@ -12969,7 +12930,7 @@
           <w:b w:val="0"/>
           <w:i w:val="0"/>
         </w:rPr>
-        <w:t xml:space="preserve">În cadrul SA1.1, recrutarea și nominalizarea membrilor echipei de proiect s-au realizat exclusiv pe baza cerințelor de studii și experiență din fișele de post, fără criterii legate de sex sau gen; echipa de 12 persoane este formată din 10 femei și 2 bărbați. Regulamentul intern al beneficiarului cuprinde prevederile legale care interzic discriminarea, iar experții </w:t>
+        <w:t xml:space="preserve">În cadrul SA1.1, recrutarea și nominalizarea membrilor echipei de proiect s-au realizat exclusiv pe baza cerințelor de studii și experiență din fișele de post, fără criterii legate de sex sau gen; echipa de 11 persoane este formată din </w:t>
       </w:r>
       <w:r>
         <w:rPr>
@@ -12977,14 +12938,29 @@
           <w:i w:val="0"/>
           <w:highlight w:val="yellow"/>
         </w:rPr>
-        <w:t>«au asumat Codul de etică al proiectului la data de …»</w:t>
-      </w:r>
-      <w:r>
-        <w:rPr>
-          <w:b w:val="0"/>
-          <w:i w:val="0"/>
-        </w:rPr>
-        <w:t>, care prevede expres promovarea și respectarea principiului egalității de gen.</w:t>
+        <w:t>«10»</w:t>
+      </w:r>
+      <w:r>
+        <w:rPr>
+          <w:b w:val="0"/>
+          <w:i w:val="0"/>
+        </w:rPr>
+        <w:t xml:space="preserve"> femei și </w:t>
+      </w:r>
+      <w:r>
+        <w:rPr>
+          <w:b w:val="0"/>
+          <w:i w:val="0"/>
+          <w:highlight w:val="yellow"/>
+        </w:rPr>
+        <w:t>«1»</w:t>
+      </w:r>
+      <w:r>
+        <w:rPr>
+          <w:b w:val="0"/>
+          <w:i w:val="0"/>
+        </w:rPr>
+        <w:t xml:space="preserve"> bărbat. Regulamentul intern al beneficiarului cuprinde prevederile legale care interzic discriminarea, iar Codul de etică al proiectului, care va prevedea expres promovarea și respectarea principiului egalității de gen, este în curs de elaborare și va fi asumat de experți în perioada următoare de raportare.</w:t>
       </w:r>
     </w:p>
     <w:p>
@@ -13103,7 +13079,7 @@
           <w:color w:val="1E6B2E"/>
           <w:sz w:val="16"/>
         </w:rPr>
-        <w:t>Caractere: 2.409 / 10.500 (23%) – în limită</w:t>
+        <w:t>Caractere: 2.471 / 10.500 (24%) – în limită</w:t>
       </w:r>
     </w:p>
     <w:tbl>
@@ -14342,7 +14318,7 @@
                 <w:color w:val="9B1C1C"/>
                 <w:sz w:val="18"/>
               </w:rPr>
-              <w:t>Principii orizontale: structura echipei 10 F / 2 B – de verificat; fete/băieți 38/58 calculat din CNP-urile celor 96 intrați în operațiune (registru 08.10); numărul elevilor romi și al celor cu dizabilități/CES nu există centralizat – se completează din dosare. Codul de etică, DNSH în materialele campaniei și în formare – se păstrează numai dacă există dovezi; altfel se reformulează la viitor.</w:t>
+              <w:t>Principii orizontale: structura echipei 10 F / 2 B – de verificat; fete/băieți 38/58 calculat din CNP-urile celor 96 intrați în operațiune (registru 08.10); numărul elevilor romi și al celor cu dizabilități/CES nu există centralizat – se completează din dosare. Codul de etică: neasumat încă – formulat la viitor (RP2). DNSH în materialele campaniei și în formare – se păstrează numai dacă există dovezi; altfel se reformulează la viitor. Etnia romă: niciun registru/bază de date din Drive nu are coloană de etnie – se numără din Anexa 2 (formularele de înregistrare).</w:t>
             </w:r>
           </w:p>
         </w:tc>

--- a/RP1_UNIC_352704/RP1_UNIC_352704_Raport_de_progres.docx
+++ b/RP1_UNIC_352704/RP1_UNIC_352704_Raport_de_progres.docx
@@ -7932,7 +7932,7 @@
                 <w:color w:val="9B1C1C"/>
                 <w:sz w:val="18"/>
               </w:rPr>
-              <w:t>Cifre pe sesiuni: fizică 22.09 – RA 20 / registru 26; LTR 30.09 – RA 20 prezenți / registru 19 intrați. Totalul 45 elevi unici 8.f.3 = registru (26 Turda + 19 LTR); RA GT1/GT2: 44. Se recalculează din listele de prezență. Metodologiile remediale nu au validarea MP (data lipsă).</w:t>
+              <w:t>Fizică (Cadru didactic 2) – trei surse diferite: listele de prezență semnate (liste elevi prezenta.pdf): 22.09 – 24 de elevi (2 pagini × 12), 29.09 – 19 (11 + 8); RA: 20 și 14; registrul GT (coloana Data din grupul „științe”): 22.09 – 26, 29.09 – 16. Lista semnată tranșează; RA și registrul se aliniază la ea. LTR 30.09 – RA 20 prezenți / registru 19 intrați. Totalul 45 elevi unici 8.f.3 = registru (26 Turda + 19 LTR); RA GT1/GT2: 44. Metodologiile remediale nu au validarea MP (data lipsă).</w:t>
             </w:r>
           </w:p>
         </w:tc>

--- a/RP1_UNIC_352704/RP1_UNIC_352704_Raport_de_progres.docx
+++ b/RP1_UNIC_352704/RP1_UNIC_352704_Raport_de_progres.docx
@@ -4549,7 +4549,7 @@
           <w:b w:val="0"/>
           <w:i w:val="0"/>
         </w:rPr>
-        <w:t>Servicii de formare a cadrelor didactice (L1–L5). În luna august au fost identificați furnizori de programe de formare continuă acreditate de Ministerul Educației și Cercetării și au fost transmise solicitările de ofertă. Pe baza Referatului de necesitate nr. 2026082407/24.08.2026, a notei justificative din 26.08.2026 și a ofertei primite, a fost încheiat Contractul de servicii de formare cadre didactice nr. 2026082804/28.08.2026 cu Asociația Proeuro-Cons, pentru programul „Abilitare informațională în combaterea abandonului școlar: un ghid pentru cadre didactice” (Avizul nr. 1555/DGMCDRSIP/30.06.2025, 30 de ore, 12 credite profesionale transferabile), destinat celor 4 cadre didactice din grupul țintă. Valoarea contractului este de 12.400,00 lei (3.100,00 lei/participant), prestatorul nefiind plătitor de TVA, cu o economie de 11.600,00 lei față de valoarea estimată de 24.000,00 lei. Dosarul achiziției, inclusiv dovada acreditării programului, a fost încărcat în MySMIS2021 la 07.09.2026; ordinul de începere a fost emis la 08.09.2026, iar formarea s-a desfășurat online în perioada 10–18.09.2026. Recepția serviciilor se va realiza după evaluarea finală din 09.10.2026 și eliberarea documentelor de absolvire.</w:t>
+        <w:t>Servicii de formare a cadrelor didactice (L1–L5). În luna august au fost identificați furnizori de programe de formare continuă acreditate de Ministerul Educației și Cercetării și au fost transmise solicitările de ofertă. Pe baza Referatului de necesitate nr. 2026082407/24.08.2026, a notei justificative din 26.08.2026 și a ofertei primite, a fost încheiat Contractul de servicii de formare cadre didactice nr. 2026082804/28.08.2026 cu Asociația Proeuro-Cons, pentru programul „Abilitare informațională în combaterea abandonului școlar: un ghid pentru cadre didactice” (Avizul nr. 1555/DGMCDRSIP/30.06.2025, 30 de ore, 12 credite profesionale transferabile), destinat celor 4 cadre didactice din grupul țintă. Valoarea contractului este de 12.400,00 lei (3.100,00 lei/participant), prestatorul nefiind plătitor de TVA, cu o economie de 11.600,00 lei față de valoarea estimată de 24.000,00 lei. Dosarul achiziției, inclusiv dovada acreditării programului, a fost încărcat în MySMIS2021 la 07.09.2026; ordinul de începere nr. 2026082809 a fost emis la 28.08.2026 și comunicat prestatorului la 04.09.2026, iar formarea s-a desfășurat online în perioada 10–18.09.2026. Recepția serviciilor se va realiza după evaluarea finală din 09.10.2026 și eliberarea documentelor de absolvire.</w:t>
       </w:r>
     </w:p>
     <w:p>
@@ -4626,7 +4626,7 @@
           <w:color w:val="1E6B2E"/>
           <w:sz w:val="16"/>
         </w:rPr>
-        <w:t>Caractere: 7.675 / 10.500 (73%) – în limită</w:t>
+        <w:t>Caractere: 7.731 / 10.500 (74%) – în limită</w:t>
       </w:r>
     </w:p>
     <w:tbl>
@@ -6904,7 +6904,7 @@
           <w:b w:val="0"/>
           <w:i w:val="0"/>
         </w:rPr>
-        <w:t>În lunile iulie – august 2026, Expertul GT 2 a identificat, împreună cu conducerile unităților de învățământ partenere, cadrele didactice din învățământul profesional și tehnic care lucrează direct cu elevii din grupul țintă (3 la Colegiul Tehnic Turda și 1 la Liceul Tehnologic „Vlădeasa” Huedin, conform acordurilor din iulie) și furnizorii de programe de formare continuă acreditate de Ministerul Educației și Cercetării, transmițând solicitările de ofertă în luna august; furnizorul a fost selectat prin procedura descrisă în SA2.1 (contract nr. 2026082804/28.08.2026, ordin de începere 08.09.2026).</w:t>
+        <w:t>În lunile iulie – august 2026, Expertul GT 2 a identificat, împreună cu conducerile unităților de învățământ partenere, cadrele didactice din învățământul profesional și tehnic care lucrează direct cu elevii din grupul țintă (3 la Colegiul Tehnic Turda și 1 la Liceul Teologic Reformat Cluj-Napoca) și furnizorii de programe de formare continuă acreditate de Ministerul Educației și Cercetării, transmițând solicitările de ofertă în luna august; furnizorul a fost selectat prin procedura descrisă în SA2.1 (contract nr. 2026082804/28.08.2026, ordin de începere nr. 2026082809/28.08.2026, transmise prestatorului la 01.09, respectiv 04.09.2026).</w:t>
       </w:r>
     </w:p>
     <w:p>
@@ -6931,7 +6931,7 @@
           <w:b w:val="0"/>
           <w:i w:val="0"/>
         </w:rPr>
-        <w:t xml:space="preserve"> Programul „Abilitare informațională în combaterea abandonului școlar: un ghid pentru cadre didactice”, acreditat prin Avizul nr. 1555/DGMCDRSIP/30.06.2025 (30 de ore, 12 credite profesionale transferabile), a fost furnizat de Asociația Proeuro-Cons în perioada 10–18.09.2026, în format online, cu 12 ore de activități sincrone (sesiuni în zilele de 15, 16 și 17.09.2026, în intervalul 16:00–19:00) și 18 ore de activități asincrone pe platforma furnizorului. Tematica a vizat identificarea timpurie a riscului de abandon școlar, comunicarea eficientă cu elevii aflați în risc educațional, strategii de motivare și de menținere a elevilor în sistemul educațional, utilizarea instrumentelor digitale în procesul didactic și de evaluare, precum și aplicarea principiilor egalității de șanse și nediscriminării în activitatea didactică. Cursanții au primit suportul de curs și materialele de lucru elaborate de furnizor, iar prezența a fost monitorizată de Managerul de proiect, care a colaborat cu furnizorul pentru adaptarea conținutului la specificul învățământului profesional și tehnic și al programelor remediale.</w:t>
+        <w:t xml:space="preserve"> Programul „Abilitare informațională în combaterea abandonului școlar: un ghid pentru cadre didactice”, acreditat prin Avizul nr. 1555/DGMCDRSIP/30.06.2025 (30 de ore, 12 credite profesionale transferabile), a fost furnizat de Asociația Proeuro-Cons în perioada 10–18.09.2026, în format online, cu 12 ore de activități sincrone pe Google Meet (sesiuni în zilele de 10, 15, 16 și 17.09.2026, în intervalul 16:00–20:00, conform Calendarului activităților de formare nr. 445/28.08.2026) și 18 ore de activități asincrone pe platforma Moodle a furnizorului. Cursul a debutat la 10.09.2026 cu toate cele 4 cadre didactice prezente pe întreaga durată a sesiunii, conform raportului de participare Google Meet. Tematica a vizat identificarea timpurie a riscului de abandon școlar, comunicarea eficientă cu elevii aflați în risc educațional, strategii de motivare și de menținere a elevilor în sistemul educațional, utilizarea instrumentelor digitale în procesul didactic și de evaluare, precum și aplicarea principiilor egalității de șanse și nediscriminării în activitatea didactică. Cursanții au primit, la 09.09.2026, informațiile de debut, calendarul, suportul de curs și structura portofoliului, iar prezența a fost monitorizată de Managerul de proiect, care a colaborat cu furnizorul pentru adaptarea conținutului la specificul învățământului profesional și tehnic și al programelor remediale.</w:t>
       </w:r>
     </w:p>
     <w:p>
@@ -6955,7 +6955,7 @@
           <w:b w:val="0"/>
           <w:i w:val="0"/>
         </w:rPr>
-        <w:t>Activitatea este documentată prin contractul de servicii, ordinul de începere, calendarul formării, dovada acreditării programului, suportul de curs, capturile de ecran ale sesiunilor online, lista cursanților, dosarele de grup țintă ale cadrelor didactice și corespondența cu furnizorul.</w:t>
+        <w:t>Activitatea este documentată prin contractul de servicii, ordinul de începere, calendarul formării, dovada acreditării programului, suportul de curs, capturile de ecran ale sesiunilor online, raportul de participare, lista cursanților, dosarele de grup țintă ale cadrelor didactice și corespondența cu furnizorul, centralizate în documentul „SA 5.2_09.2026_Formarea cadrelor didactice”, atașat raportului.</w:t>
       </w:r>
     </w:p>
     <w:p>
@@ -6969,7 +6969,7 @@
           <w:color w:val="1E6B2E"/>
           <w:sz w:val="16"/>
         </w:rPr>
-        <w:t>Caractere: 3.098 / 10.500 (30%) – în limită</w:t>
+        <w:t>Caractere: 3.532 / 10.500 (34%) – în limită</w:t>
       </w:r>
     </w:p>
     <w:tbl>
@@ -7015,7 +7015,7 @@
                 <w:color w:val="9B1C1C"/>
                 <w:sz w:val="18"/>
               </w:rPr>
-              <w:t>Cele 4 cadre didactice din GT sunt aceleași persoane cu Cadrele didactice 1–4 angajate în proiect (dosare GT și formulare MySMIS semnate la 06–07.10.2026, după perioada de raportare). Dubla calitate se clarifică cu OI înainte de raportarea la indicator; formularele de înregistrare ale cadrelor didactice nu pot fi raportate la RP1 dacă sunt semnate în octombrie.</w:t>
+              <w:t>Ordinul de începere este nr. 2026082809/28.08.2026 (semnat electronic de ambele părți la 28.08), nu 08.09 cum apărea în RA; a fost transmis prestatorului la 04.09.2026. Sesiunile sincrone din calendar: 10.09 (4h), 15.09 (2h), 16.09 (3h), 17.09 (3h); capturi există doar pentru 10, 15 și 16.09. Cele 4 cadre didactice din GT sunt aceleași persoane cu Cadrele didactice 1–4 angajate în proiect (dosare GT și formulare MySMIS semnate la 06–07.10.2026, după perioada de raportare). Dubla calitate se clarifică cu OI înainte de raportarea la indicator; formularele de înregistrare ale cadrelor didactice nu pot fi raportate la RP1 dacă sunt semnate în octombrie.</w:t>
             </w:r>
           </w:p>
         </w:tc>
@@ -8601,7 +8601,7 @@
           <w:b w:val="0"/>
           <w:i w:val="0"/>
         </w:rPr>
-        <w:t>Procedura de achiziție directă a fost finalizată, iar cu Asociația Proeuro-Cons, furnizor al unui program de formare acreditat de Ministerul Educației și Cercetării, a fost încheiat Contractul de servicii de formare cadre didactice nr. 2026082804/28.08.2026, având ca obiect furnizarea programului „Abilitare informațională în combaterea abandonului școlar: un ghid pentru cadre didactice” (Avizul nr. 1555/DGMCDRSIP/30.06.2025, 30 de ore, 12 credite profesionale transferabile) pentru 4 cadre didactice. Valoarea contractului este de 12.400,00 lei (3.100,00 lei/participant), prestatorul nefiind plătitor de TVA, față de o valoare estimată de 24.000,00 lei. Ordinul de începere a fost emis la 08.09.2026, iar activitățile de formare s-au desfășurat online în perioada 10–18.09.2026. Evaluarea finală este programată la 09.10.2026, după care prestatorul va elibera documentele de absolvire și se va realiza recepția serviciilor.</w:t>
+        <w:t>Procedura de achiziție directă a fost finalizată, iar cu Asociația Proeuro-Cons, furnizor al unui program de formare acreditat de Ministerul Educației și Cercetării, a fost încheiat Contractul de servicii de formare cadre didactice nr. 2026082804/28.08.2026, având ca obiect furnizarea programului „Abilitare informațională în combaterea abandonului școlar: un ghid pentru cadre didactice” (Avizul nr. 1555/DGMCDRSIP/30.06.2025, 30 de ore, 12 credite profesionale transferabile) pentru 4 cadre didactice. Valoarea contractului este de 12.400,00 lei (3.100,00 lei/participant), prestatorul nefiind plătitor de TVA, față de o valoare estimată de 24.000,00 lei. Ordinul de începere nr. 2026082809 a fost emis la 28.08.2026 (comunicat prestatorului la 04.09.2026), iar activitățile de formare s-au desfășurat online în perioada 10–18.09.2026. Evaluarea finală este programată la 09.10.2026, după care prestatorul va elibera documentele de absolvire și se va realiza recepția serviciilor.</w:t>
       </w:r>
     </w:p>
     <w:p>
@@ -8615,7 +8615,7 @@
           <w:color w:val="1E6B2E"/>
           <w:sz w:val="16"/>
         </w:rPr>
-        <w:t>Caractere: 928 / 3.500 (27%) – în limită</w:t>
+        <w:t>Caractere: 983 / 3.500 (28%) – în limită</w:t>
       </w:r>
     </w:p>
     <w:tbl>
@@ -9004,7 +9004,7 @@
           <w:b w:val="0"/>
           <w:i w:val="0"/>
         </w:rPr>
-        <w:t>Autoritatea contractantă: Beneficiar. În urma procedurii de achiziție directă, a fost încheiat Contractul de servicii de formare cadre didactice nr. 2026082804/28.08.2026 cu Asociația Proeuro-Cons, având ca obiect organizarea și furnizarea programului de formare „Abilitare informațională în combaterea abandonului școlar: un ghid pentru cadre didactice” (CPV 80530000-8), acreditat prin Avizul nr. 1555/DGMCDRSIP/30.06.2025, cu o durată de 30 de ore și 12 credite profesionale transferabile, pentru 4 cadre didactice din grupul țintă, în cadrul SA5.2 a proiectului „UNIC – Uniți pentru Nevoile Incluzive și Continuitatea Educației Elevilor”, cod MySMIS 352704. Programul se desfășoară online (12 ore sincrone și 18 ore asincrone), cu suport de curs contextualizat pentru învățământul profesional și tehnic, și este completat de două sesiuni fizice de orientare, la Huedin și la Turda, fără cost suplimentar. Valoarea contractului este de 12.400,00 lei, respectiv 3.100,00 lei/participant, prestatorul nefiind plătitor de TVA. Contractul a intrat în vigoare la semnare și rămâne valabil până la finalizarea programului, a evaluării finale din 09.10.2026, eliberarea documentelor de absolvire și recepția serviciilor. Ordinul de începere a fost emis la 08.09.2026, iar formarea s-a desfășurat în perioada 10–18.09.2026.</w:t>
+        <w:t>Autoritatea contractantă: Beneficiar. În urma procedurii de achiziție directă, a fost încheiat Contractul de servicii de formare cadre didactice nr. 2026082804/28.08.2026 cu Asociația Proeuro-Cons, având ca obiect organizarea și furnizarea programului de formare „Abilitare informațională în combaterea abandonului școlar: un ghid pentru cadre didactice” (CPV 80530000-8), acreditat prin Avizul nr. 1555/DGMCDRSIP/30.06.2025, cu o durată de 30 de ore și 12 credite profesionale transferabile, pentru 4 cadre didactice din grupul țintă, în cadrul SA5.2 a proiectului „UNIC – Uniți pentru Nevoile Incluzive și Continuitatea Educației Elevilor”, cod MySMIS 352704. Programul se desfășoară online (12 ore sincrone și 18 ore asincrone), cu suport de curs contextualizat pentru învățământul profesional și tehnic, și este completat de două sesiuni fizice de orientare, la Huedin și la Turda, fără cost suplimentar. Valoarea contractului este de 12.400,00 lei, respectiv 3.100,00 lei/participant, prestatorul nefiind plătitor de TVA. Contractul a intrat în vigoare la semnare și rămâne valabil până la finalizarea programului, a evaluării finale din 09.10.2026, eliberarea documentelor de absolvire și recepția serviciilor. Ordinul de începere nr. 2026082809 a fost emis la 28.08.2026 și comunicat prestatorului la 04.09.2026, iar formarea s-a desfășurat în perioada 10–18.09.2026.</w:t>
       </w:r>
     </w:p>
     <w:p>
@@ -9018,7 +9018,7 @@
           <w:color w:val="1E6B2E"/>
           <w:sz w:val="16"/>
         </w:rPr>
-        <w:t>Caractere: 1.318 / 3.500 (38%) – în limită</w:t>
+        <w:t>Caractere: 1.374 / 3.500 (39%) – în limită</w:t>
       </w:r>
     </w:p>
     <w:tbl>
@@ -16825,6 +16825,65 @@
                 <w:sz w:val="17"/>
               </w:rPr>
               <w:t>Link-uri + capturi cu data și URL; fotografiile afișelor; flyere; autocolante.</w:t>
+            </w:r>
+          </w:p>
+        </w:tc>
+      </w:tr>
+      <w:tr>
+        <w:tc>
+          <w:tcPr>
+            <w:tcW w:type="dxa" w:w="3742"/>
+          </w:tcPr>
+          <w:p>
+            <w:pPr>
+              <w:spacing w:before="20" w:after="20"/>
+            </w:pPr>
+            <w:r/>
+            <w:r>
+              <w:rPr>
+                <w:b w:val="0"/>
+                <w:i w:val="0"/>
+                <w:sz w:val="17"/>
+              </w:rPr>
+              <w:t>SA 5.2_09.2026_Formarea cadrelor didactice.pdf</w:t>
+            </w:r>
+          </w:p>
+        </w:tc>
+        <w:tc>
+          <w:tcPr>
+            <w:tcW w:type="dxa" w:w="2154"/>
+          </w:tcPr>
+          <w:p>
+            <w:pPr>
+              <w:spacing w:before="20" w:after="20"/>
+            </w:pPr>
+            <w:r/>
+            <w:r>
+              <w:rPr>
+                <w:b w:val="0"/>
+                <w:i w:val="0"/>
+                <w:sz w:val="17"/>
+              </w:rPr>
+              <w:t>Document aferent grupului țintă</w:t>
+            </w:r>
+          </w:p>
+        </w:tc>
+        <w:tc>
+          <w:tcPr>
+            <w:tcW w:type="dxa" w:w="3742"/>
+          </w:tcPr>
+          <w:p>
+            <w:pPr>
+              <w:spacing w:before="20" w:after="20"/>
+            </w:pPr>
+            <w:r/>
+            <w:r>
+              <w:rPr>
+                <w:b w:val="0"/>
+                <w:i w:val="0"/>
+                <w:sz w:val="17"/>
+              </w:rPr>
+              <w:t>Fișa activității, contract + ordin de începere, acreditare, calendar, e-mail debut, capturi Meet (10/15/16.09), raport participare, corespondență (generat din livrabile/).</w:t>
             </w:r>
           </w:p>
         </w:tc>

--- a/RP1_UNIC_352704/RP1_UNIC_352704_Raport_de_progres.docx
+++ b/RP1_UNIC_352704/RP1_UNIC_352704_Raport_de_progres.docx
@@ -3591,22 +3591,7 @@
           <w:b w:val="0"/>
           <w:i w:val="0"/>
         </w:rPr>
-        <w:t xml:space="preserve">R2: </w:t>
-      </w:r>
-      <w:r>
-        <w:rPr>
-          <w:b w:val="0"/>
-          <w:i w:val="0"/>
-          <w:highlight w:val="yellow"/>
-        </w:rPr>
-        <w:t>«4»</w:t>
-      </w:r>
-      <w:r>
-        <w:rPr>
-          <w:b w:val="0"/>
-          <w:i w:val="0"/>
-        </w:rPr>
-        <w:t xml:space="preserve"> întâlniri de management susținute (03.07, 16.07, 13.08 și 18.09.2026).</w:t>
+        <w:t>R2: 5 întâlniri de management susținute (03.07, 16.07, 13.08, 18.09 și 25.09.2026).</w:t>
       </w:r>
     </w:p>
     <w:p>
@@ -3656,7 +3641,7 @@
           <w:color w:val="1E6B2E"/>
           <w:sz w:val="16"/>
         </w:rPr>
-        <w:t>Caractere: 865 / 3.500 (25%) – în limită</w:t>
+        <w:t>Caractere: 870 / 3.500 (25%) – în limită</w:t>
       </w:r>
     </w:p>
     <w:tbl>
@@ -3810,52 +3795,7 @@
           <w:b w:val="0"/>
           <w:i w:val="0"/>
         </w:rPr>
-        <w:t xml:space="preserve">Întâlnirile de management. În perioada de raportare au fost organizate </w:t>
-      </w:r>
-      <w:r>
-        <w:rPr>
-          <w:b w:val="0"/>
-          <w:i w:val="0"/>
-          <w:highlight w:val="yellow"/>
-        </w:rPr>
-        <w:t>«4»</w:t>
-      </w:r>
-      <w:r>
-        <w:rPr>
-          <w:b w:val="0"/>
-          <w:i w:val="0"/>
-        </w:rPr>
-        <w:t xml:space="preserve"> întâlniri de lucru ale echipei de proiect, </w:t>
-      </w:r>
-      <w:r>
-        <w:rPr>
-          <w:b w:val="0"/>
-          <w:i w:val="0"/>
-          <w:highlight w:val="yellow"/>
-        </w:rPr>
-        <w:t>«2»</w:t>
-      </w:r>
-      <w:r>
-        <w:rPr>
-          <w:b w:val="0"/>
-          <w:i w:val="0"/>
-        </w:rPr>
-        <w:t xml:space="preserve"> fizice, la sediul beneficiarului din Gilău, și </w:t>
-      </w:r>
-      <w:r>
-        <w:rPr>
-          <w:b w:val="0"/>
-          <w:i w:val="0"/>
-          <w:highlight w:val="yellow"/>
-        </w:rPr>
-        <w:t>«2»</w:t>
-      </w:r>
-      <w:r>
-        <w:rPr>
-          <w:b w:val="0"/>
-          <w:i w:val="0"/>
-        </w:rPr>
-        <w:t xml:space="preserve"> online, prin platforma Zoom:</w:t>
+        <w:t>Întâlnirile de management. În perioada de raportare au fost organizate 5 întâlniri de lucru ale echipei de proiect, 3 fizice, la sediul beneficiarului din Gilău, și 2 online, prin platforma Zoom:</w:t>
       </w:r>
     </w:p>
     <w:p>
@@ -3923,70 +3863,7 @@
           <w:b w:val="0"/>
           <w:i w:val="0"/>
         </w:rPr>
-        <w:t>18.09.2026 (online, 30 de minute) – dificultățile întâmpinate în teren (absențe, orar școlar provizoriu), stadiul înscrierii grupului țintă și reținerile unor părinți față de încadrarea copiilor într-o categorie vulnerabilă, contextul recrutării în județul Cluj și programarea întâlnirilor de management în intervalul orar convenabil cadrelor didactice.</w:t>
-      </w:r>
-    </w:p>
-    <w:p>
-      <w:pPr>
-        <w:jc w:val="both"/>
-      </w:pPr>
-      <w:r>
-        <w:rPr>
-          <w:b w:val="0"/>
-          <w:i w:val="0"/>
-        </w:rPr>
-        <w:t>Întâlnirile au fost documentate prin agende, minute semnate de participanți și liste de prezență, iar pentru întâlnirile online prin capturi de ecran. Experții din A5 au participat la întâlnirile din iulie și august înainte de începerea activității lor, pentru familiarizarea cu proiectul.</w:t>
-      </w:r>
-    </w:p>
-    <w:p>
-      <w:pPr>
-        <w:jc w:val="both"/>
-      </w:pPr>
-      <w:r>
-        <w:rPr>
-          <w:b w:val="0"/>
-          <w:i w:val="0"/>
-        </w:rPr>
-        <w:t xml:space="preserve">Documentele de management. Conform cererii de finanțare, până la finalul lunii a 3-a de implementare au fost elaborate cele 3 planuri – Planul de monitorizare a activităților, rezultatelor și indicatorilor (UNIC-PL-01), Planul de raportare lunară (UNIC-PL-02) și Planul de management al riscurilor (UNIC-PL-03, cu 32 de riscuri identificate și măsurile de prevenire și atenuare aferente) – și cele 4 proceduri: Procedura de management (UNIC-PO-01), Procedura de arhivare (UNIC-PO-02), Procedura de raportare tehnico-financiară (UNIC-PO-03) și Procedura de achiziții (UNIC-PO-04). Documentele au fost elaborate în versiunea 1 la începutul implementării, revizuite în versiunea 2 în luna septembrie 2026, după constituirea primelor dosare de grup țintă și după verificarea internă a conformității, avizate de Managerul de proiect și </w:t>
-      </w:r>
-      <w:r>
-        <w:rPr>
-          <w:b w:val="0"/>
-          <w:i w:val="0"/>
-          <w:highlight w:val="yellow"/>
-        </w:rPr>
-        <w:t>«aprobate de reprezentantul legal la data de …»</w:t>
-      </w:r>
-      <w:r>
-        <w:rPr>
-          <w:b w:val="0"/>
-          <w:i w:val="0"/>
-        </w:rPr>
-        <w:t>, fiind asumate de echipa de management. Codul de etică al proiectului este în curs de elaborare și va fi asumat de experți în perioada următoare de raportare.</w:t>
-      </w:r>
-    </w:p>
-    <w:p>
-      <w:pPr>
-        <w:jc w:val="both"/>
-      </w:pPr>
-      <w:r>
-        <w:rPr>
-          <w:b w:val="0"/>
-          <w:i w:val="0"/>
-        </w:rPr>
-        <w:t>Monitorizare și planificare. Planificarea lunară a activităților (Anexa 12 la Manualul beneficiarului) a fost transmisă către OIR pentru fiecare lună: iulie (nr. 2026063005/30.06.2026), august (nr. 2026072303/23.07.2026), septembrie (actualizată pe măsura programării activităților din A5, ultima versiune nr. 2026092301/23.09.2026) și octombrie (nr. 2026092503/25.09.2026). Managerul de proiect a urmărit lunar stadiul activităților, rezultatelor și indicatorilor și a verificat pontajele, rapoartele de activitate și livrabilele experților, dosarele grupului țintă și dosarele de achiziție.</w:t>
-      </w:r>
-    </w:p>
-    <w:p>
-      <w:pPr>
-        <w:jc w:val="both"/>
-      </w:pPr>
-      <w:r>
-        <w:rPr>
-          <w:b w:val="0"/>
-          <w:i w:val="0"/>
-        </w:rPr>
-        <w:t>Modificările contractuale. În perioada de raportare au fost depuse 4 notificări și 1 act adițional, toate aprobate de OIR PECU Regiunea Nord-Vest:</w:t>
+        <w:t>18.09.2026 (online, 30 de minute) – dificultățile întâmpinate în teren (absențe, orar școlar provizoriu), stadiul înscrierii grupului țintă și reținerile unor părinți față de încadrarea copiilor într-o categorie vulnerabilă, contextul recrutării în județul Cluj și programarea întâlnirilor de management în intervalul orar convenabil cadrelor didactice;</w:t>
       </w:r>
     </w:p>
     <w:p>
@@ -4003,7 +3880,70 @@
           <w:b w:val="0"/>
           <w:i w:val="0"/>
         </w:rPr>
-        <w:t>Notificarea nr. 1, transmisă la 21.07.2026 – nominalizarea doamnei Gujan Gabriela pe poziția de Consilier psihologic și a domnului Sotnic Vladislav pe poziția de Facilitator comunitar 1; aprobată prin Informarea nr. 13687/21.07.2026;</w:t>
+        <w:t>25.09.2026 (fizic, 1,5 ore, cu Experții GT, Consilierul psihologic și Facilitatorul comunitar 2) – analiza participării elevilor la activități și a activității consilierului, cu decizia de a organiza consilierea și facilitarea după programul școlar; stadiul dosarelor și al grupului țintă pe acțiuni și pe școli; clarificarea situației elevilor care participă și la alte proiecte din același apel; identificarea unui liceu suplimentar pentru clasele a IX-a – a XI-a; extinderea programelor remediale la Turda; condiția de prezență de minimum 75% pentru sprijinul financiar; pregătirea unei notificări privind calendarul activităților (pauzele vizează doar cadrele didactice); programarea ședințelor din 12.10 și 16.10.2026.</w:t>
+      </w:r>
+    </w:p>
+    <w:p>
+      <w:pPr>
+        <w:jc w:val="both"/>
+      </w:pPr>
+      <w:r>
+        <w:rPr>
+          <w:b w:val="0"/>
+          <w:i w:val="0"/>
+        </w:rPr>
+        <w:t>Întâlnirile au fost documentate prin agende, minute semnate și liste de prezență (capturi de ecran pentru cele online). Experții din A5 au participat la întâlnirile din iulie și august înainte de începerea activității lor, pentru familiarizarea cu proiectul.</w:t>
+      </w:r>
+    </w:p>
+    <w:p>
+      <w:pPr>
+        <w:jc w:val="both"/>
+      </w:pPr>
+      <w:r>
+        <w:rPr>
+          <w:b w:val="0"/>
+          <w:i w:val="0"/>
+        </w:rPr>
+        <w:t xml:space="preserve">Documentele de management. Conform cererii de finanțare, până la finalul lunii a 3-a de implementare au fost elaborate cele 3 planuri – Planul de monitorizare a activităților, rezultatelor și indicatorilor (UNIC-PL-01), Planul de raportare lunară (UNIC-PL-02) și Planul de management al riscurilor (UNIC-PL-03, cu 32 de riscuri identificate și măsurile de prevenire și atenuare aferente) – și cele 4 proceduri: Procedura de management (UNIC-PO-01), Procedura de arhivare (UNIC-PO-02), Procedura de raportare tehnico-financiară (UNIC-PO-03) și Procedura de achiziții (UNIC-PO-04). Documentele au fost elaborate în versiunea 1 la începutul implementării, revizuite în versiunea 2 în luna septembrie 2026, după constituirea primelor dosare de grup țintă și după verificarea internă a conformității, avizate de Managerul de proiect și </w:t>
+      </w:r>
+      <w:r>
+        <w:rPr>
+          <w:b w:val="0"/>
+          <w:i w:val="0"/>
+          <w:highlight w:val="yellow"/>
+        </w:rPr>
+        <w:t>«aprobate de reprezentantul legal la data de …»</w:t>
+      </w:r>
+      <w:r>
+        <w:rPr>
+          <w:b w:val="0"/>
+          <w:i w:val="0"/>
+        </w:rPr>
+        <w:t>, fiind asumate de echipa de management. Codul de etică al proiectului este în curs de elaborare și va fi asumat de experți în perioada următoare de raportare.</w:t>
+      </w:r>
+    </w:p>
+    <w:p>
+      <w:pPr>
+        <w:jc w:val="both"/>
+      </w:pPr>
+      <w:r>
+        <w:rPr>
+          <w:b w:val="0"/>
+          <w:i w:val="0"/>
+        </w:rPr>
+        <w:t>Monitorizare și planificare. Planificarea lunară a activităților (Anexa 12 la Manualul beneficiarului) a fost transmisă către OIR pentru fiecare lună: iulie (nr. 2026063005/30.06.2026), august (nr. 2026072303/23.07.2026), septembrie (actualizată pe măsura programării activităților din A5, ultima versiune nr. 2026092301/23.09.2026) și octombrie (nr. 2026092503/25.09.2026). Managerul de proiect a urmărit lunar stadiul activităților, rezultatelor și indicatorilor și a verificat pontajele, rapoartele de activitate și livrabilele experților, dosarele grupului țintă și dosarele de achiziție.</w:t>
+      </w:r>
+    </w:p>
+    <w:p>
+      <w:pPr>
+        <w:jc w:val="both"/>
+      </w:pPr>
+      <w:r>
+        <w:rPr>
+          <w:b w:val="0"/>
+          <w:i w:val="0"/>
+        </w:rPr>
+        <w:t>Modificările contractuale. În perioada de raportare au fost depuse 4 notificări și 1 act adițional, toate aprobate de OIR PECU Regiunea Nord-Vest:</w:t>
       </w:r>
     </w:p>
     <w:p>
@@ -4020,7 +3960,7 @@
           <w:b w:val="0"/>
           <w:i w:val="0"/>
         </w:rPr>
-        <w:t>Actul adițional nr. 1, solicitat la 24.07.2026 și semnat la 04.08.2026 – transformarea liniei „Subvenții” (549.000,00 lei) în „Subvenții – masă caldă” pentru elevii din programele remediale, introducerea achiziției de servicii de masă caldă și a rezultatului nr. 21, corectarea încadrării și a tarifelor orare pentru Managerul de proiect și Asistentul manager, extinderea perioadei achiziției de formare la L1–L5 și schimbarea persoanei de contact; valoarea totală, indicatorii și durata au rămas neschimbate;</w:t>
+        <w:t>Notificarea nr. 1, transmisă la 21.07.2026 – nominalizarea doamnei Gujan Gabriela pe poziția de Consilier psihologic și a domnului Sotnic Vladislav pe poziția de Facilitator comunitar 1; aprobată prin Informarea nr. 13687/21.07.2026;</w:t>
       </w:r>
     </w:p>
     <w:p>
@@ -4037,7 +3977,7 @@
           <w:b w:val="0"/>
           <w:i w:val="0"/>
         </w:rPr>
-        <w:t>Notificarea nr. 2, transmisă la 11.08.2026 – nominalizarea Cadrelor didactice 1, 2 și 3 (Tiron Maria-Emilia, Jimba Margareta, Boaru Mariana-Dorina); aprobată prin Informarea nr. 15151/12.08.2026;</w:t>
+        <w:t>Actul adițional nr. 1, solicitat la 24.07.2026 și semnat la 04.08.2026 – transformarea liniei „Subvenții” (549.000,00 lei) în „Subvenții – masă caldă” pentru elevii din programele remediale, introducerea achiziției de servicii de masă caldă și a rezultatului nr. 21, corectarea încadrării și a tarifelor orare pentru Managerul de proiect și Asistentul manager, extinderea perioadei achiziției de formare la L1–L5 și schimbarea persoanei de contact; valoarea totală, indicatorii și durata au rămas neschimbate;</w:t>
       </w:r>
     </w:p>
     <w:p>
@@ -4054,7 +3994,7 @@
           <w:b w:val="0"/>
           <w:i w:val="0"/>
         </w:rPr>
-        <w:t>Notificarea nr. 3, transmisă la 03.09.2026 – nominalizarea doamnei Fekete Dorottya pe poziția de Responsabil financiar și a doamnei Pleșoiu Viorica pe poziția de Cadru didactic 2, clarificarea derulării formării (SA5.2) în paralel cu programele remediale, acordarea sprijinului financiar (SA5.1) în funcție de nevoia identificată și extinderea justificării pentru autoturism și combustibil la toate activitățile; aprobată prin Informarea nr. 16640/04.09.2026;</w:t>
+        <w:t>Notificarea nr. 2, transmisă la 11.08.2026 – nominalizarea Cadrelor didactice 1, 2 și 3 (Tiron Maria-Emilia, Jimba Margareta, Boaru Mariana-Dorina); aprobată prin Informarea nr. 15151/12.08.2026;</w:t>
       </w:r>
     </w:p>
     <w:p>
@@ -4071,31 +4011,7 @@
           <w:b w:val="0"/>
           <w:i w:val="0"/>
         </w:rPr>
-        <w:t>Notificarea nr. 4, transmisă la 15.09.2026 – nominalizarea doamnei Anderco Claudia-Maria pe poziția de Cadru didactic 3, cu anexarea acordului de colaborare încheiat cu Liceul Teologic Reformat Cluj-Napoca; răspuns la clarificări transmis la 16.09.2026; aprobată prin Informarea nr. 17371/17.09.2026.</w:t>
-      </w:r>
-    </w:p>
-    <w:p>
-      <w:pPr>
-        <w:jc w:val="both"/>
-      </w:pPr>
-      <w:r>
-        <w:rPr>
-          <w:b w:val="0"/>
-          <w:i w:val="0"/>
-        </w:rPr>
-        <w:t>Pentru fiecare modificare, Managerul de proiect a pregătit documentația, a actualizat secțiunile corespunzătoare din cererea de finanțare în MySMIS2021 și a răspuns solicitărilor de clarificări; detaliile sunt prezentate în secțiunea 2 a raportului. La 23.09.2026, Managerul de proiect și Expertul GT 1 au participat la întâlnirea organizată de OIR PECU Regiunea Nord-Vest cu beneficiarii apelului „O șansă în plus prin învățământul profesional și tehnic”, privind stadiul implementării, monitorizarea și raportarea proiectelor.</w:t>
-      </w:r>
-    </w:p>
-    <w:p>
-      <w:pPr>
-        <w:jc w:val="both"/>
-      </w:pPr>
-      <w:r>
-        <w:rPr>
-          <w:b w:val="0"/>
-          <w:i w:val="0"/>
-        </w:rPr>
-        <w:t>Raportarea tehnică și financiară. În ceea ce privește raportarea tehnică și financiară, au fost realizate următoarele demersuri:</w:t>
+        <w:t>Notificarea nr. 3, transmisă la 03.09.2026 – nominalizarea doamnei Fekete Dorottya pe poziția de Responsabil financiar și a doamnei Pleșoiu Viorica pe poziția de Cadru didactic 2, clarificarea derulării formării (SA5.2) în paralel cu programele remediale, acordarea sprijinului financiar (SA5.1) în funcție de nevoia identificată și extinderea justificării pentru autoturism și combustibil la toate activitățile; aprobată prin Informarea nr. 16640/04.09.2026;</w:t>
       </w:r>
     </w:p>
     <w:p>
@@ -4112,7 +4028,31 @@
           <w:b w:val="0"/>
           <w:i w:val="0"/>
         </w:rPr>
-        <w:t>în data de 19.06.2026 a fost transmisă Cererea de prefinanțare nr. 1, în valoare de 700.000,00 lei, autorizată în data de 10.08.2026; sumele au fost gestionate prin contul dedicat de prefinanțare;</w:t>
+        <w:t>Notificarea nr. 4, transmisă la 15.09.2026 – nominalizarea doamnei Anderco Claudia-Maria pe poziția de Cadru didactic 3, cu anexarea acordului de colaborare încheiat cu Liceul Teologic Reformat Cluj-Napoca; răspuns la clarificări transmis la 16.09.2026; aprobată prin Informarea nr. 17371/17.09.2026.</w:t>
+      </w:r>
+    </w:p>
+    <w:p>
+      <w:pPr>
+        <w:jc w:val="both"/>
+      </w:pPr>
+      <w:r>
+        <w:rPr>
+          <w:b w:val="0"/>
+          <w:i w:val="0"/>
+        </w:rPr>
+        <w:t>Pentru fiecare modificare, Managerul de proiect a pregătit documentația, a actualizat cererea de finanțare în MySMIS2021 și a răspuns clarificărilor (detalii în secțiunea 2). La 23.09.2026, Managerul de proiect și Expertul GT 1 au participat la întâlnirea organizată de OIR PECU Regiunea Nord-Vest cu beneficiarii apelului „O șansă în plus prin învățământul profesional și tehnic”, privind stadiul implementării, monitorizarea și raportarea proiectelor.</w:t>
+      </w:r>
+    </w:p>
+    <w:p>
+      <w:pPr>
+        <w:jc w:val="both"/>
+      </w:pPr>
+      <w:r>
+        <w:rPr>
+          <w:b w:val="0"/>
+          <w:i w:val="0"/>
+        </w:rPr>
+        <w:t>Raportarea tehnică și financiară. În ceea ce privește raportarea tehnică și financiară, au fost realizate următoarele demersuri:</w:t>
       </w:r>
     </w:p>
     <w:p>
@@ -4128,16 +4068,8 @@
         <w:rPr>
           <w:b w:val="0"/>
           <w:i w:val="0"/>
-          <w:highlight w:val="yellow"/>
-        </w:rPr>
-        <w:t>«lunar, până la data de 20, a fost transmis Formularul nr. 11 – Notificare privind reconcilierea contabilă (…/…, …/…, …/…)»</w:t>
-      </w:r>
-      <w:r>
-        <w:rPr>
-          <w:b w:val="0"/>
-          <w:i w:val="0"/>
-        </w:rPr>
-        <w:t>;</w:t>
+        </w:rPr>
+        <w:t>în data de 19.06.2026 a fost transmisă Cererea de prefinanțare nr. 1, în valoare de 700.000,00 lei, autorizată în data de 10.08.2026; sumele au fost gestionate prin contul dedicat de prefinanțare;</w:t>
       </w:r>
     </w:p>
     <w:p>
@@ -4153,6 +4085,31 @@
         <w:rPr>
           <w:b w:val="0"/>
           <w:i w:val="0"/>
+          <w:highlight w:val="yellow"/>
+        </w:rPr>
+        <w:t>«lunar, până la data de 20, a fost transmis Formularul nr. 11 – Notificare privind reconcilierea contabilă (…/…, …/…, …/…)»</w:t>
+      </w:r>
+      <w:r>
+        <w:rPr>
+          <w:b w:val="0"/>
+          <w:i w:val="0"/>
+        </w:rPr>
+        <w:t>;</w:t>
+      </w:r>
+    </w:p>
+    <w:p>
+      <w:pPr>
+        <w:spacing w:after="20"/>
+        <w:ind w:left="357" w:hanging="357"/>
+      </w:pPr>
+      <w:r>
+        <w:t>•</w:t>
+        <w:tab/>
+      </w:r>
+      <w:r>
+        <w:rPr>
+          <w:b w:val="0"/>
+          <w:i w:val="0"/>
         </w:rPr>
         <w:t xml:space="preserve">a fost întocmit prezentul Raport de progres nr. 1 și a început centralizarea documentelor justificative pentru Cererea de rambursare nr. 1 (salarii, deplasări, închiriere autoturism, echipamente IT), planificată pentru </w:t>
       </w:r>
@@ -4228,10 +4185,10 @@
         <w:rPr>
           <w:b w:val="0"/>
           <w:i/>
-          <w:color w:val="1E6B2E"/>
+          <w:color w:val="9B1C1C"/>
           <w:sz w:val="16"/>
         </w:rPr>
-        <w:t>Caractere: 9.861 / 10.500 (94%) – în limită</w:t>
+        <w:t>Caractere: 10.475 / 10.500 (100%) – ATENȚIE: aproape de limită</w:t>
       </w:r>
     </w:p>
     <w:tbl>
@@ -4277,7 +4234,7 @@
                 <w:color w:val="9B1C1C"/>
                 <w:sz w:val="18"/>
               </w:rPr>
-              <w:t>Ședința din 25.09.2026: minuta găsită în Drive este a proiectului PIDS („întâlnire de lucru fizic centre”); pentru UNIC există doar 03.07, 16.07, 13.08 și 18.09. Dacă a existat o ședință UNIC pe 25.09, se adaugă minuta și se trece R2 = 5. Lipsesc din Drive: data aprobării procedurilor/planurilor, Codul de etică/ROI actualizat, Formularele 11 (reconciliere), data începerii activității Facilitatorului comunitar 1.</w:t>
+              <w:t>Ședința din 25.09.2026: minuta UNIC (Minuta_UNIC_25.09.2026_fizic + agenda + lista de prezență, încărcate 07–13.10) este inclusă; R2 = 5. Minutele din 04.09 (financiar) și 21.09 (online) din Drive sunt ale proiectului PIDS – nu se raportează. Lipsesc din Drive: data aprobării procedurilor/planurilor, Codul de etică/ROI actualizat, Formularele 11 (reconciliere), data începerii activității Facilitatorului comunitar 1.</w:t>
             </w:r>
           </w:p>
         </w:tc>
@@ -5246,19 +5203,19 @@
           <w:b w:val="0"/>
           <w:i w:val="0"/>
         </w:rPr>
-        <w:t>R12: 1 metodologie de selecție a grupului țintă întocmită și diseminată – versiunea 1 avizată și publicată pe site-ul beneficiarului la 16.07.2026, cu 15 anexe-formular; versiunea 2 actualizată la 15.09.2026.</w:t>
-      </w:r>
-    </w:p>
-    <w:p>
-      <w:pPr>
-        <w:jc w:val="both"/>
-      </w:pPr>
-      <w:r>
-        <w:rPr>
-          <w:b w:val="0"/>
-          <w:i w:val="0"/>
-        </w:rPr>
-        <w:t xml:space="preserve">R13: </w:t>
+        <w:t>R12: 1 metodologie de selecție a grupului țintă întocmită și diseminată – versiunea 1 avizată de Managerul de proiect și publicată pe site-ul beneficiarului la 16.07.2026, cu 15 anexe-formular; versiunea 2 actualizată la 15.09.2026.</w:t>
+      </w:r>
+    </w:p>
+    <w:p>
+      <w:pPr>
+        <w:jc w:val="both"/>
+      </w:pPr>
+      <w:r>
+        <w:rPr>
+          <w:b w:val="0"/>
+          <w:i w:val="0"/>
+        </w:rPr>
+        <w:t>R13: 97 de elevi selectați și intrați în operațiune (17 pe acțiunea 8.f.1, 35 pe acțiunea 8.f.2 și 45 pe acțiunea 8.f.3), toți înregistrați în MySMIS2021 cu formularul de înregistrare semnat și dosarul de grup țintă încărcat, din 134 de dosare de grup țintă constituite și verificate pe grila de eligibilitate (</w:t>
       </w:r>
       <w:r>
         <w:rPr>
@@ -5266,74 +5223,14 @@
           <w:i w:val="0"/>
           <w:highlight w:val="yellow"/>
         </w:rPr>
-        <w:t>«96»</w:t>
-      </w:r>
-      <w:r>
-        <w:rPr>
-          <w:b w:val="0"/>
-          <w:i w:val="0"/>
-        </w:rPr>
-        <w:t xml:space="preserve"> de elevi selectați și intrați în operațiune din 130 de dosare de grup țintă constituite (104 complete): </w:t>
-      </w:r>
-      <w:r>
-        <w:rPr>
-          <w:b w:val="0"/>
-          <w:i w:val="0"/>
-          <w:highlight w:val="yellow"/>
-        </w:rPr>
-        <w:t>«17»</w:t>
-      </w:r>
-      <w:r>
-        <w:rPr>
-          <w:b w:val="0"/>
-          <w:i w:val="0"/>
-        </w:rPr>
-        <w:t xml:space="preserve"> pe acțiunea 8.f.1, </w:t>
-      </w:r>
-      <w:r>
-        <w:rPr>
-          <w:b w:val="0"/>
-          <w:i w:val="0"/>
-          <w:highlight w:val="yellow"/>
-        </w:rPr>
-        <w:t>«34»</w:t>
-      </w:r>
-      <w:r>
-        <w:rPr>
-          <w:b w:val="0"/>
-          <w:i w:val="0"/>
-        </w:rPr>
-        <w:t xml:space="preserve"> pe acțiunea 8.f.2 și </w:t>
-      </w:r>
-      <w:r>
-        <w:rPr>
-          <w:b w:val="0"/>
-          <w:i w:val="0"/>
-          <w:highlight w:val="yellow"/>
-        </w:rPr>
-        <w:t>«45»</w:t>
-      </w:r>
-      <w:r>
-        <w:rPr>
-          <w:b w:val="0"/>
-          <w:i w:val="0"/>
-        </w:rPr>
-        <w:t xml:space="preserve"> pe acțiunea 8.f.3; </w:t>
-      </w:r>
-      <w:r>
-        <w:rPr>
-          <w:b w:val="0"/>
-          <w:i w:val="0"/>
-          <w:highlight w:val="yellow"/>
-        </w:rPr>
-        <w:t>«72»</w:t>
-      </w:r>
-      <w:r>
-        <w:rPr>
-          <w:b w:val="0"/>
-          <w:i w:val="0"/>
-        </w:rPr>
-        <w:t xml:space="preserve"> dintre aceștia înregistrați în MySMIS2021 în luna septembrie, cu formularele de înregistrare semnate; 4 cadre didactice recrutate în grupul țintă; 0 părinți selectați în perioada de raportare.</w:t>
+        <w:t>«104»</w:t>
+      </w:r>
+      <w:r>
+        <w:rPr>
+          <w:b w:val="0"/>
+          <w:i w:val="0"/>
+        </w:rPr>
+        <w:t xml:space="preserve"> complete la 30.09.2026); 4 cadre didactice recrutate în grupul țintă și înregistrate în MySMIS2021; 0 părinți selectați în perioada de raportare (atelierele pentru părinți încep în luna octombrie 2026).</w:t>
       </w:r>
     </w:p>
     <w:p>
@@ -5347,7 +5244,7 @@
           <w:color w:val="1E6B2E"/>
           <w:sz w:val="16"/>
         </w:rPr>
-        <w:t>Caractere: 594 / 3.500 (17%) – în limită</w:t>
+        <w:t>Caractere: 752 / 3.500 (21%) – în limită</w:t>
       </w:r>
     </w:p>
     <w:tbl>
@@ -5411,34 +5308,19 @@
           <w:b w:val="0"/>
           <w:i w:val="0"/>
         </w:rPr>
-        <w:t xml:space="preserve">Risc identificat: ritmul recrutării este mai lent decât estimările inițiale ale unităților de învățământ partenere, întrucât în aceleași școli recrutează grup țintă și alte organizații care implementează proiecte pe același apel, iar verificarea evitării suprapunerii grupurilor țintă și a dublei finanțări a prelungit constituirea dosarelor; o parte dintre familii nu au completat documentele sau nu au dorit participarea. La 30.09.2026, elevii intrați în operațiune reprezintă </w:t>
-      </w:r>
-      <w:r>
-        <w:rPr>
-          <w:b w:val="0"/>
-          <w:i w:val="0"/>
-          <w:highlight w:val="yellow"/>
-        </w:rPr>
-        <w:t>«56%»</w:t>
-      </w:r>
-      <w:r>
-        <w:rPr>
-          <w:b w:val="0"/>
-          <w:i w:val="0"/>
-        </w:rPr>
-        <w:t xml:space="preserve"> din ținta primului an (167 de elevi), decalajul fiind concentrat pe acțiunile 8.f.1 și 8.f.3.</w:t>
-      </w:r>
-    </w:p>
-    <w:p>
-      <w:pPr>
-        <w:jc w:val="both"/>
-      </w:pPr>
-      <w:r>
-        <w:rPr>
-          <w:b w:val="0"/>
-          <w:i w:val="0"/>
-        </w:rPr>
-        <w:t>Măsuri: extinderea rețelei de unități de învățământ partenere (acordul cu Liceul Teologic Reformat Cluj-Napoca din 09.09.2026 și demersurile pentru Liceul Tehnologic Energetic Cluj-Napoca), sprijin direct acordat familiilor pentru completarea dosarelor prin deplasări repetate în școli, verificarea încrucișată a elevilor cu organizația care derulează proiecte similare și monitorizarea săptămânală a stadiului recrutării în întâlnirile de management. Recrutarea este progresivă, pe 3 serii corespunzătoare anilor școlari, iar riscul nu afectează în acest moment atingerea țintelor finale.</w:t>
+        <w:t>Risc identificat: ritmul recrutării este mai lent decât estimările inițiale ale unităților de învățământ partenere. În aceleași școli recrutează grup țintă și alte organizații care implementează proiecte pe același apel, verificarea încrucișată a listelor pentru evitarea dublei finanțări a prelungit constituirea dosarelor, școlile au înscriși în acest an școlar mai puțini elevi decât estimaseră, iar o parte dintre familii nu au completat documentele sau au avut rețineri față de încadrarea copiilor într-o categorie vulnerabilă. La 30.09.2026, cei 97 de elevi intrați în operațiune reprezintă 58% din ținta primului an (167 de elevi), decalajul fiind concentrat pe acțiunile 8.f.1 (17 din 61) și 8.f.3 (45 din 71); acțiunea 8.f.2 este la nivelul țintei anuale (35 din 35).</w:t>
+      </w:r>
+    </w:p>
+    <w:p>
+      <w:pPr>
+        <w:jc w:val="both"/>
+      </w:pPr>
+      <w:r>
+        <w:rPr>
+          <w:b w:val="0"/>
+          <w:i w:val="0"/>
+        </w:rPr>
+        <w:t>Măsuri: extinderea rețelei de unități de învățământ partenere (acordul de colaborare cu Liceul Teologic Reformat Cluj-Napoca din 09.09.2026 și demersurile din 28.09.2026 la Liceul Tehnologic Energetic Cluj-Napoca), sprijin direct acordat familiilor pentru completarea dosarelor prin deplasări repetate în școli și prin ședințele cu părinții, verificarea reciprocă a listelor cu organizația care derulează proiecte similare în aceleași școli (întâlnirea din 24.08.2026), condiționarea sprijinului financiar de prezența la ore și la activități și monitorizarea stadiului recrutării în fiecare întâlnire de management. Recrutarea este progresivă, pe 3 serii corespunzătoare anilor școlari, iar riscul nu afectează în acest moment atingerea țintelor finale.</w:t>
       </w:r>
     </w:p>
     <w:p>
@@ -5452,7 +5334,7 @@
           <w:color w:val="1E6B2E"/>
           <w:sz w:val="16"/>
         </w:rPr>
-        <w:t>Caractere: 1.201 / 10.500 (11%) – în limită</w:t>
+        <w:t>Caractere: 1.563 / 10.500 (15%) – în limită</w:t>
       </w:r>
     </w:p>
     <w:tbl>
@@ -5504,259 +5386,79 @@
           <w:b w:val="0"/>
           <w:i w:val="0"/>
         </w:rPr>
-        <w:t>În perioada de raportare iulie – septembrie 2026 (L1–L3), SA4.1 a vizat elaborarea și diseminarea metodologiei de selecție a grupului țintă, informarea și recrutarea elevilor și a părinților din unitățile de învățământ partenere, constituirea și verificarea dosarelor de grup țintă, înregistrarea participanților în MySMIS2021 și recrutarea cadrelor didactice. Activitatea a fost realizată de Expertul GT 1 și Expertul GT 2, sub coordonarea Managerului de proiect.</w:t>
-      </w:r>
-    </w:p>
-    <w:p>
-      <w:pPr>
-        <w:jc w:val="both"/>
-      </w:pPr>
-      <w:r>
-        <w:rPr>
-          <w:b w:val="0"/>
-          <w:i w:val="0"/>
-        </w:rPr>
-        <w:t>În luna iulie 2026, experții au desfășurat următoarele activități:</w:t>
-      </w:r>
-    </w:p>
-    <w:p>
-      <w:pPr>
-        <w:spacing w:after="20"/>
-        <w:ind w:left="357" w:hanging="357"/>
-      </w:pPr>
-      <w:r>
-        <w:t>•</w:t>
-        <w:tab/>
-      </w:r>
-      <w:r>
-        <w:rPr>
-          <w:b w:val="0"/>
-          <w:i w:val="0"/>
-        </w:rPr>
-        <w:t>Expertul GT 1 și Expertul GT 2 au elaborat Metodologia de selecție a grupului țintă (versiunea 1), pornind de la condițiile de eligibilitate din Ghidul solicitantului – condiții specifice: categoriile și țintele pe acțiuni, criteriile de eligibilitate și de departajare (etnie romă, dizabilitate, gen feminin, data înscrierii), procedura de înscriere, lista documentelor, verificarea și validarea dosarelor, contestațiile și protecția datelor cu caracter personal, împreună cu 15 anexe-formular (opis și checklist, formular de înregistrare individuală, acordul reprezentantului legal și nota de informare GDPR, declarația de apartenență la grupul țintă și de evitare a dublei finanțări, confirmarea școlară – Anexa 5A, formularele pentru părinți și cadre didactice, grila de verificare a eligibilității – Anexa 9, rapoartele de selecție, formularul de contestație, chestionarul de satisfacție și nota de informare privind activitățile). Metodologia a fost avizată de Managerul de proiect și publicată pe site-ul beneficiarului la 16.07.2026;</w:t>
-      </w:r>
-    </w:p>
-    <w:p>
-      <w:pPr>
-        <w:spacing w:after="20"/>
-        <w:ind w:left="357" w:hanging="357"/>
-      </w:pPr>
-      <w:r>
-        <w:t>•</w:t>
-        <w:tab/>
-      </w:r>
-      <w:r>
-        <w:rPr>
-          <w:b w:val="0"/>
-          <w:i w:val="0"/>
-        </w:rPr>
-        <w:t>cei doi experți, împreună cu Managerul de proiect, au organizat întâlniri de informare cu conducerile unităților de învățământ partenere, la Colegiul Tehnic Turda (07.07.2026) și la Liceul Tehnologic „Vlădeasa” Huedin (09.07.2026), stabilind numărul estimat de elevi și de cadre didactice, persoanele de contact și modul de colectare a documentelor, și o întâlnire de informare și recrutare cu elevi, părinți și cadre didactice la Colegiul Tehnic Turda (24.07.2026), documentate prin minute, liste de prezență și fotografii;</w:t>
-      </w:r>
-    </w:p>
-    <w:p>
-      <w:pPr>
-        <w:spacing w:after="20"/>
-        <w:ind w:left="357" w:hanging="357"/>
-      </w:pPr>
-      <w:r>
-        <w:t>•</w:t>
-        <w:tab/>
-      </w:r>
-      <w:r>
-        <w:rPr>
-          <w:b w:val="0"/>
-          <w:i w:val="0"/>
-        </w:rPr>
-        <w:t>Expertul GT 1 și Expertul GT 2 au constituit primele 24 de dosare de înscriere (Anexele 1–5) pentru elevi ai Colegiului Tehnic Turda; la 27.07.2026 a fost transmisă școlii adresa pentru documentele lipsă și pentru confirmările școlare, fiind primite 23 de confirmări (Anexa 5A).</w:t>
-      </w:r>
-    </w:p>
-    <w:p>
-      <w:pPr>
-        <w:jc w:val="both"/>
-      </w:pPr>
-      <w:r>
-        <w:rPr>
-          <w:b w:val="0"/>
-          <w:i w:val="0"/>
-        </w:rPr>
-        <w:t>În luna august 2026:</w:t>
-      </w:r>
-    </w:p>
-    <w:p>
-      <w:pPr>
-        <w:spacing w:after="20"/>
-        <w:ind w:left="357" w:hanging="357"/>
-      </w:pPr>
-      <w:r>
-        <w:t>•</w:t>
-        <w:tab/>
-      </w:r>
-      <w:r>
-        <w:rPr>
-          <w:b w:val="0"/>
-          <w:i w:val="0"/>
-        </w:rPr>
-        <w:t>Expertul GT 1 a studiat modulul de înregistrare a participanților din MySMIS2021 (04–07.08.2026), a completat dosarele din iulie cu actele primite de la școală (19 din 24 complete la 31.08.2026), a organizat întâlnirea din 21.08.2026 de la Colegiul Tehnic Turda cu părinți și cadre didactice (6 elevi noi din clasele a VII-a – a VIII-a și 8 fișe de precompletare) și a precompletat 70 de dosare pentru elevii de liceu ai școlii (38 din clasa a IX-a, 21 din clasa a X-a, 11 din clasa a XI-a), pe baza centralizatoarelor transmise de școală;</w:t>
-      </w:r>
-    </w:p>
-    <w:p>
-      <w:pPr>
-        <w:spacing w:after="20"/>
-        <w:ind w:left="357" w:hanging="357"/>
-      </w:pPr>
-      <w:r>
-        <w:t>•</w:t>
-        <w:tab/>
-      </w:r>
-      <w:r>
-        <w:rPr>
-          <w:b w:val="0"/>
-          <w:i w:val="0"/>
-        </w:rPr>
-        <w:t>Expertul GT 2 a menținut legătura cu unitățile de învățământ pentru transmiterea centralizatoarelor și a confirmărilor școlare și a identificat cadrele didactice și furnizorul programului de formare (SA5.2);</w:t>
-      </w:r>
-    </w:p>
-    <w:p>
-      <w:pPr>
-        <w:spacing w:after="20"/>
-        <w:ind w:left="357" w:hanging="357"/>
-      </w:pPr>
-      <w:r>
-        <w:t>•</w:t>
-        <w:tab/>
-      </w:r>
-      <w:r>
-        <w:rPr>
-          <w:b w:val="0"/>
-          <w:i w:val="0"/>
-        </w:rPr>
-        <w:t>la 24.08.2026, experții au avut o întâlnire cu reprezentanții unei organizații care derulează proiecte similare în aceleași școli, pentru evitarea suprapunerii grupurilor țintă și a dublei finanțări.</w:t>
-      </w:r>
-    </w:p>
-    <w:p>
-      <w:pPr>
-        <w:jc w:val="both"/>
-      </w:pPr>
-      <w:r>
-        <w:rPr>
-          <w:b w:val="0"/>
-          <w:i w:val="0"/>
-        </w:rPr>
-        <w:t>În luna septembrie 2026:</w:t>
-      </w:r>
-    </w:p>
-    <w:p>
-      <w:pPr>
-        <w:spacing w:after="20"/>
-        <w:ind w:left="357" w:hanging="357"/>
-      </w:pPr>
-      <w:r>
-        <w:t>•</w:t>
-        <w:tab/>
-      </w:r>
-      <w:r>
-        <w:rPr>
-          <w:b w:val="0"/>
-          <w:i w:val="0"/>
-        </w:rPr>
-        <w:t>Expertul GT 2 a prezentat proiectul conducerii Liceului Teologic Reformat Cluj-Napoca (08 și 09.09.2026), partener asociat nou prin acordul din 09.09.2026, și a organizat întâlniri de informare și recrutare cu părinții la Colegiul Tehnic Turda (09.09.2026 – 7 participanți; 11.09.2026 – 13 participanți) și la Liceul Tehnologic „Vlădeasa” Huedin (11.09.2026 – 12 participanți), cu colectarea documentelor pentru dosare; la 22.09.2026 s-a întâlnit la Colegiul Tehnic Turda cu cadrele didactice, finalizând recrutarea celor 4 cadre didactice în grupul țintă;</w:t>
-      </w:r>
-    </w:p>
-    <w:p>
-      <w:pPr>
-        <w:spacing w:after="20"/>
-        <w:ind w:left="357" w:hanging="357"/>
-      </w:pPr>
-      <w:r>
-        <w:t>•</w:t>
-        <w:tab/>
-      </w:r>
-      <w:r>
-        <w:rPr>
-          <w:b w:val="0"/>
-          <w:i w:val="0"/>
-        </w:rPr>
-        <w:t>Expertul GT 1 și Expertul GT 2 au participat la ședința cu părinții elevilor clasei a IX-a D de la Liceul Teologic Reformat Cluj-Napoca (18.09.2026 – 19 participanți), unde dosarele de înscriere au fost completate împreună cu familiile, și la întâlnirea de la Liceul Tehnologic Energetic Cluj-Napoca (28.09.2026), privind includerea elevilor acestuia în grupul țintă;</w:t>
-      </w:r>
-    </w:p>
-    <w:p>
-      <w:pPr>
-        <w:spacing w:after="20"/>
-        <w:ind w:left="357" w:hanging="357"/>
-      </w:pPr>
-      <w:r>
-        <w:t>•</w:t>
-        <w:tab/>
-      </w:r>
-      <w:r>
-        <w:rPr>
-          <w:b w:val="0"/>
-          <w:i w:val="0"/>
-        </w:rPr>
-        <w:t>Expertul GT 1 s-a deplasat la Colegiul Tehnic Turda pentru semnarea formularelor de înregistrare cu părinții elevilor din clasele a VII-a – a VIII-a (21.09.2026) și pentru stabilirea, cu diriginții, a documentelor de solicitat elevilor din clasele a X-a – a XI-a (24.09.2026); la 23.09.2026 a preluat de la Liceul Teologic Reformat confirmările școlare pentru clasa a IX-a D;</w:t>
-      </w:r>
-    </w:p>
-    <w:p>
-      <w:pPr>
-        <w:spacing w:after="20"/>
-        <w:ind w:left="357" w:hanging="357"/>
-      </w:pPr>
-      <w:r>
-        <w:t>•</w:t>
-        <w:tab/>
-      </w:r>
-      <w:r>
-        <w:rPr>
-          <w:b w:val="0"/>
-          <w:i w:val="0"/>
-        </w:rPr>
-        <w:t>la 15.09.2026, cei doi experți, împreună cu Managerul de proiect, au actualizat Metodologia de selecție a grupului țintă (versiunea 2), aliniind procedura la modelul de dosar utilizat efectiv și la modificările aprobate prin Actul adițional nr. 1 și Notificarea nr. 3;</w:t>
-      </w:r>
-    </w:p>
-    <w:p>
-      <w:pPr>
-        <w:spacing w:after="20"/>
-        <w:ind w:left="357" w:hanging="357"/>
-      </w:pPr>
-      <w:r>
-        <w:t>•</w:t>
-        <w:tab/>
-      </w:r>
-      <w:r>
-        <w:rPr>
-          <w:b w:val="0"/>
-          <w:i w:val="0"/>
-        </w:rPr>
-        <w:t>Expertul GT 1 a verificat pe grila de eligibilitate (Anexa 9) 64 de dosare (19 – 8.f.1, 26 – 8.f.2, 19 – 8.f.3), dintre care 43 complete, atribuindu-le numere de înregistrare pe acțiuni începând cu 24.09.2026; Expertul GT 2 a verificat și înregistrat 36 de dosare complete ale elevilor din clasa a IX-a a Colegiului Tehnic Turda și 30 de dosare ale elevilor din clasele a VII-a – a VIII-a ai Liceului Tehnologic „Vlădeasa” Huedin (25 complete, 5 cu documente de completat); familiile au fost contactate pentru completarea documentelor lipsă;</w:t>
-      </w:r>
-    </w:p>
-    <w:p>
-      <w:pPr>
-        <w:spacing w:after="20"/>
-        <w:ind w:left="357" w:hanging="357"/>
-      </w:pPr>
-      <w:r>
-        <w:t>•</w:t>
-        <w:tab/>
-      </w:r>
-      <w:r>
-        <w:rPr>
-          <w:b w:val="0"/>
-          <w:i w:val="0"/>
-        </w:rPr>
-        <w:t>experții au înregistrat în MySMIS2021 participanții intrați în operațiune, data intrării fiind data primei activități la care au participat (16–17.09.2026 – primii 13 elevi, pe baza listelor de prezență din 15.09.2026; 28–30.09.2026 – elevii clasei a IX-a de la Turda și cei din Huedin); fiecare participant înregistrat are formularul de înregistrare semnat de reprezentantul legal și contrasemnat de expert.</w:t>
-      </w:r>
-    </w:p>
-    <w:p>
-      <w:pPr>
-        <w:jc w:val="both"/>
-      </w:pPr>
-      <w:r>
-        <w:rPr>
-          <w:b w:val="0"/>
-          <w:i w:val="0"/>
-        </w:rPr>
-        <w:t xml:space="preserve">Situația grupului țintă la 30.09.2026: 130 de dosare de grup țintă constituite, dintre care 104 complete; </w:t>
+        <w:t>SA4.1 a început în luna iulie 2026 (L1), conform graficului din cererea de finanțare, și acoperă în această perioadă de raportare trei luni de lucru: elaborarea și publicarea metodologiei de selecție a grupului țintă, informarea și recrutarea elevilor, părinților și cadrelor didactice din unitățile de învățământ partenere, constituirea și verificarea dosarelor de grup țintă, înregistrarea participanților în MySMIS2021 și motivarea participării. Activitatea a fost realizată de cei doi Experți GT (Expertul GT 1 și Expertul GT 2), sub coordonarea Managerului de proiect, care a avizat metodologia și a verificat dosarele. Pentru ca fiecare elev să aibă un singur responsabil, grupul țintă a fost împărțit între experți: Expertul GT 1 gestionează elevii Colegiului Tehnic Turda din clasele a X-a – a XI-a (acțiunea 8.f.1) și a VII-a – a VIII-a (acțiunea 8.f.2) și clasa a IX-a D a Liceului Teologic Reformat Cluj-Napoca (acțiunea 8.f.3); Expertul GT 2 gestionează elevii Liceului Tehnologic „Vlădeasa” Huedin (acțiunea 8.f.2) și clasa a IX-a a Colegiului Tehnic Turda (acțiunea 8.f.3).</w:t>
+      </w:r>
+    </w:p>
+    <w:p>
+      <w:pPr>
+        <w:jc w:val="both"/>
+      </w:pPr>
+      <w:r>
+        <w:rPr>
+          <w:b w:val="0"/>
+          <w:i w:val="0"/>
+        </w:rPr>
+        <w:t>Iulie 2026 – cadrul de lucru și primele dosare. În primele două săptămâni, Experții GT, împreună cu Managerul de proiect, au elaborat Metodologia privind identificarea, recrutarea, înscrierea, verificarea, selectarea, validarea și menținerea grupului țintă (versiunea 1). Metodologia a pornit de la condițiile de eligibilitate din Ghidul solicitantului – condiții specifice pentru cele trei acțiuni (domiciliul în regiunea Nord-Vest, înmatricularea într-o școală parteneră, încadrarea în categoriile de risc sau de dezavantaj, clasa) și a stabilit criteriile de departajare în ordinea din cererea de finanțare (etnie romă, dizabilitate, sex feminin, data înscrierii), pașii de înscriere, documentele, verificarea și validarea dosarelor, contestațiile și protecția datelor. Au fost generate cele 15 anexe-formular ale dosarului de participant (opis și checklist, formular de înregistrare, acordul reprezentantului legal și nota GDPR, declarația de evitare a dublei finanțări, confirmarea școlară – Anexa 5A, formularele pentru părinți și cadre didactice, grila de verificare – Anexa 9, rapoartele de selecție – Anexa 11, contestația, chestionarul de satisfacție, nota de informare – Anexa 15). Metodologia a fost analizată în ședința de management din 16.07.2026, avizată de Managerul de proiect și publicată pe subpagina proiectului de pe site-ul beneficiarului la 16.07.2026, pentru acces egal la informație. Experții au pregătit și materialele de informare pentru școli (flyere, afiș).</w:t>
+      </w:r>
+    </w:p>
+    <w:p>
+      <w:pPr>
+        <w:jc w:val="both"/>
+      </w:pPr>
+      <w:r>
+        <w:rPr>
+          <w:b w:val="0"/>
+          <w:i w:val="0"/>
+        </w:rPr>
+        <w:t>În paralel au avut loc întâlnirile de informare cu conducerile școlilor partenere: 07.07.2026 la Colegiul Tehnic Turda – structura Poiana (Managerul de proiect și cei doi Experți GT, 6 participanți) și 09.07.2026 la Liceul Tehnologic „Vlădeasa” Huedin (3 participanți). S-a convenit circuitul: școlile întocmesc listele preliminare și confirmă nevoia de sprijin prin Anexa 5A, iar experții oferă formularele și verifică eligibilitatea și completitudinea dosarelor. Colegiul Tehnic Turda a estimat 133 de elevi pe cele trei acțiuni și 3 cadre didactice, iar Liceul Tehnologic „Vlădeasa” Huedin 30 de elevi, 20 de rezervă și 1 cadru didactic. La 24.07.2026, cei doi experți au organizat la Colegiul Tehnic Turda prima întâlnire de informare și recrutare cu elevi, părinți și cadre didactice (20 de participanți), au prezentat proiectul, condițiile de participare și documentele necesare și au completat împreună cu familiile 24 de dosare de înscriere (Anexele 1–5), 14 prelucrate de Expertul GT 1 și 10 de Expertul GT 2. La 27.07.2026 a fost transmisă școlii adresa de solicitare a confirmărilor școlare și a actelor lipsă, iar la 29.07.2026 au fost primite 23 de confirmări școlare (Anexa 5A) și semnate electronic primele dosare.</w:t>
+      </w:r>
+    </w:p>
+    <w:p>
+      <w:pPr>
+        <w:jc w:val="both"/>
+      </w:pPr>
+      <w:r>
+        <w:rPr>
+          <w:b w:val="0"/>
+          <w:i w:val="0"/>
+        </w:rPr>
+        <w:t>August 2026 – pregătirea seriei mari. Luna a fost dedicată completării dosarelor din iulie și pregătirii înscrierii elevilor de liceu. Expertul GT 1 a studiat modulul de înregistrare a participanților din MySMIS2021 (04–07.08.2026) și a preluat de la școală actele de identitate și certificatele de naștere (12–14.08.2026); cei doi experți au completat dosarele repartizate și opisurile, astfel încât la 31.08.2026 18 din cele 24 de dosare din iulie erau complete, restul așteptând acte de la familii sau hotărârile de plasament pentru elevii aflați în protecție specială. La 21.08.2026, cei doi experți au participat la întâlnirea cu părinții și cadrele didactice de la Colegiul Tehnic Turda (20 de participanți), unde au identificat 6 elevi noi din clasele a VII-a – a VIII-a și au întocmit 8 fișe de precompletare a Anexelor 2, 3, 4 și 15. Pe baza centralizatoarelor transmise de școli, experții au precompletat dosarele de înscriere (Anexele 1, 2, 3, 4, 5A, 9 și 15) pentru cei 70 de elevi de liceu ai Colegiului Tehnic Turda (38 din clasa a IX-a, 21 din clasa a X-a, 11 din clasa a XI-a). Tot în august, Expertul GT 2 a identificat și informat cadrele didactice care urmau să intre în grupul țintă și a lansat căutarea furnizorului de formare (detalii în SA5.2). La 24.08.2026, experții au avut la sediul World Vision o întâlnire de lucru de 2 ore cu managerul proiectului pe care organizația îl implementează în aceleași două școli: s-a convenit ca fiecare elev să fie inclus în grupul țintă al unui singur proiect pentru sprijin de același tip și ca listele propuse de școli să fie verificate reciproc înainte de validare, pentru evitarea dublei finanțări. Întâlnirea cu școala din Huedin, amânată din cauza concediilor, a fost reprogramată în septembrie.</w:t>
+      </w:r>
+    </w:p>
+    <w:p>
+      <w:pPr>
+        <w:jc w:val="both"/>
+      </w:pPr>
+      <w:r>
+        <w:rPr>
+          <w:b w:val="0"/>
+          <w:i w:val="0"/>
+        </w:rPr>
+        <w:t>Septembrie 2026 – recrutarea efectivă și intrarea în operațiune. Odată cu începerea anului școlar, recrutarea s-a desfășurat pe trei fronturi. (1) Extinderea rețelei de școli: la 08 și 09.09.2026, Expertul GT 2 a prezentat proiectul conducerii Liceului Teologic Reformat Cluj-Napoca, cu care beneficiarul a încheiat acordul de colaborare din 09.09.2026 (anexat Notificării nr. 4); la 28.09.2026, cei doi experți au prezentat proiectul Liceului Tehnologic Energetic Cluj-Napoca, în vederea unei posibile colaborări pentru acțiunile 8.f.1 și 8.f.3. (2) Întâlnirile cu părinții (prezentarea proiectului și a condițiilor, colectarea actelor): Colegiul Tehnic Turda – 09.09.2026 (7 participanți) și 11.09.2026 (13 participanți); Liceul Tehnologic „Vlădeasa” Huedin – 11.09.2026 (12 participanți); Liceul Teologic Reformat Cluj-Napoca – 18.09.2026, ședința cu părinții clasei a IX-a D (19 participanți), unde dosarele au fost completate împreună cu familiile și semnate Anexele 2, 3 și 4; Colegiul Tehnic Turda – 21.09.2026, semnarea formularelor de înregistrare cu părinții elevilor din clasele a VII-a – a VIII-a, și 24.09.2026, stabilirea cu diriginții a documentelor de solicitat elevilor din clasele a X-a – a XI-a. La 22.09.2026, Liceul Teologic Reformat a transmis situația clasei a IX-a D (22 de elevi), iar la 23.09.2026 Expertul GT 1 a preluat de la școală confirmările școlare semnate de dirigintă. (3) Cadrele didactice: Expertul GT 2 a finalizat recrutarea celor 4 cadre didactice din grupul țintă (3 de la Colegiul Tehnic Turda și 1 de la Liceul Teologic Reformat Cluj-Napoca), inclusiv prin întâlnirea din 22.09.2026 de la Colegiul Tehnic Turda cu 2 dintre ele.</w:t>
+      </w:r>
+    </w:p>
+    <w:p>
+      <w:pPr>
+        <w:jc w:val="both"/>
+      </w:pPr>
+      <w:r>
+        <w:rPr>
+          <w:b w:val="0"/>
+          <w:i w:val="0"/>
+        </w:rPr>
+        <w:t>La 15.09.2026, cei doi experți și Managerul de proiect au actualizat Metodologia de selecție a grupului țintă (versiunea 2), aliniind procedura la modelul de dosar folosit efectiv în proiect și la modificările aprobate prin Actul adițional nr. 1 (masa caldă) și Notificarea nr. 3 (sprijinul financiar în funcție de nevoie); metodologia este semnată de experți și avizată de Managerul de proiect. Dosarele au fost verificate pe grila de eligibilitate (Anexa 9) și au primit, începând cu 24.09.2026, numere de înregistrare pe acțiuni: Expertul GT 1 – 68 de dosare (21 pe 8.f.1, 27 pe 8.f.2, 20 pe 8.f.3); Expertul GT 2 – 36 de dosare complete pentru clasa a IX-a de la Colegiul Tehnic Turda și 30 de dosare pentru elevii din Huedin (25 complete, 5 cu documente de completat). Familiile cu documente lipsă au fost contactate direct și prin diriginți.</w:t>
+      </w:r>
+    </w:p>
+    <w:p>
+      <w:pPr>
+        <w:jc w:val="both"/>
+      </w:pPr>
+      <w:r>
+        <w:rPr>
+          <w:b w:val="0"/>
+          <w:i w:val="0"/>
+        </w:rPr>
+        <w:t xml:space="preserve">Intrarea în operațiune a fost consemnată la data primei activități la care a participat fiecare elev, pe baza listelor de prezență semnate: 15.09.2026 (campania de informare de la Turda), 16–17.09.2026 (sprijin psihologic și prima sesiune remedială la Turda), 21–24.09.2026 (Turda și Huedin) și 30.09.2026 (prima sesiune remedială la Liceul Teologic Reformat). Înregistrarea în MySMIS2021 a început la 16–17.09.2026 cu primii 13 elevi, cu corectarea directă în platformă a numelor și adreselor și eliminarea unei înregistrări duble. La 30.09.2026 erau intrați în operațiune 97 de elevi – 55 din grupul Expertului GT 1 (17 pe 8.f.1, 19 pe 8.f.2, 19 pe 8.f.3) și 42 din grupul Expertului GT 2 (26 din clasa a IX-a de la Turda, intrați la 17.09 și 21.09.2026, și 16 din Huedin, intrați la 24.09 și 28.09.2026) – toți înregistrați în MySMIS2021, fiecare cu formularul de înregistrare semnat de reprezentantul legal și contrasemnat de expert și cu dosarul de grup țintă semnat electronic și încărcat în platformă. Au fost înregistrate și cele 4 cadre didactice (2 de fiecare expert). Pe acțiuni, situația față de ținta primului an (167 de elevi) este: 8.f.1 – 17 din 61; 8.f.2 – 35 din 35; 8.f.3 – 45 din 71; în total 58%, cu 70 de elevi de recrutat în continuare, în principal din clasele a IX-a – a XI-a. </w:t>
       </w:r>
       <w:r>
         <w:rPr>
@@ -5764,94 +5466,31 @@
           <w:i w:val="0"/>
           <w:highlight w:val="yellow"/>
         </w:rPr>
-        <w:t>«96»</w:t>
-      </w:r>
-      <w:r>
-        <w:rPr>
-          <w:b w:val="0"/>
-          <w:i w:val="0"/>
-        </w:rPr>
-        <w:t xml:space="preserve"> de elevi intrați în operațiune (</w:t>
-      </w:r>
-      <w:r>
-        <w:rPr>
-          <w:b w:val="0"/>
-          <w:i w:val="0"/>
-          <w:highlight w:val="yellow"/>
-        </w:rPr>
-        <w:t>«17»</w:t>
-      </w:r>
-      <w:r>
-        <w:rPr>
-          <w:b w:val="0"/>
-          <w:i w:val="0"/>
-        </w:rPr>
-        <w:t xml:space="preserve"> – 8.f.1, </w:t>
-      </w:r>
-      <w:r>
-        <w:rPr>
-          <w:b w:val="0"/>
-          <w:i w:val="0"/>
-          <w:highlight w:val="yellow"/>
-        </w:rPr>
-        <w:t>«34»</w:t>
-      </w:r>
-      <w:r>
-        <w:rPr>
-          <w:b w:val="0"/>
-          <w:i w:val="0"/>
-        </w:rPr>
-        <w:t xml:space="preserve"> – 8.f.2, </w:t>
-      </w:r>
-      <w:r>
-        <w:rPr>
-          <w:b w:val="0"/>
-          <w:i w:val="0"/>
-          <w:highlight w:val="yellow"/>
-        </w:rPr>
-        <w:t>«45»</w:t>
-      </w:r>
-      <w:r>
-        <w:rPr>
-          <w:b w:val="0"/>
-          <w:i w:val="0"/>
-        </w:rPr>
-        <w:t xml:space="preserve"> – 8.f.3); </w:t>
-      </w:r>
-      <w:r>
-        <w:rPr>
-          <w:b w:val="0"/>
-          <w:i w:val="0"/>
-          <w:highlight w:val="yellow"/>
-        </w:rPr>
-        <w:t>«72»</w:t>
-      </w:r>
-      <w:r>
-        <w:rPr>
-          <w:b w:val="0"/>
-          <w:i w:val="0"/>
-        </w:rPr>
-        <w:t xml:space="preserve"> de participanți înregistrați în MySMIS2021 în luna septembrie, ceilalți (în principal cei 19 elevi ai Liceului Teologic Reformat, intrați în operațiune la 30.09.2026, și elevii din clasele a X-a – a XI-a cu documente în completare) urmând să fie înregistrați în luna octombrie 2026, după semnarea formularelor de către părinți. </w:t>
-      </w:r>
-      <w:r>
-        <w:rPr>
-          <w:b w:val="0"/>
-          <w:i w:val="0"/>
-          <w:highlight w:val="yellow"/>
-        </w:rPr>
-        <w:t>«Selecția a fost validată prin Raportul de selecție și validare (Anexa 11) nr. … din ….»</w:t>
-      </w:r>
-    </w:p>
-    <w:p>
-      <w:pPr>
-        <w:jc w:val="both"/>
-      </w:pPr>
-      <w:r>
-        <w:rPr>
-          <w:b w:val="0"/>
-          <w:i w:val="0"/>
-        </w:rPr>
-        <w:t>Activitatea este documentată prin rapoartele de activitate și fișele de pontaj ale experților, metodologia și anexele-formular, minutele, listele de prezență și fotografiile întâlnirilor, adresele către școli, dosarele de grup țintă, grilele de verificare, formularele de înregistrare și registrul grupului țintă.</w:t>
+        <w:t>«Raportul de selecție și validare (Anexa 11) nr. … din … a fost întocmit de Experții GT și validat de Managerul de proiect.»</w:t>
+      </w:r>
+    </w:p>
+    <w:p>
+      <w:pPr>
+        <w:jc w:val="both"/>
+      </w:pPr>
+      <w:r>
+        <w:rPr>
+          <w:b w:val="0"/>
+          <w:i w:val="0"/>
+        </w:rPr>
+        <w:t>Motivarea grupului țintă s-a făcut prin contactul direct cu elevii și familiile, prin explicarea beneficiilor concrete (sprijin financiar condiționat de prezență, masă caldă, consiliere, ateliere) și prin corelarea programului activităților cu orarul școlar, discutată în ședințele de management din 18.09 și 25.09.2026; reținerile unor părinți față de încadrarea copiilor într-o categorie vulnerabilă au fost gestionate prin discuții individuale și prin nota de informare privind prelucrarea datelor.</w:t>
+      </w:r>
+    </w:p>
+    <w:p>
+      <w:pPr>
+        <w:jc w:val="both"/>
+      </w:pPr>
+      <w:r>
+        <w:rPr>
+          <w:b w:val="0"/>
+          <w:i w:val="0"/>
+        </w:rPr>
+        <w:t>Activitatea este documentată prin rapoartele de activitate și fișele de pontaj ale Experților GT, metodologia (versiunile 1 și 2) cu anexele și dovada publicării, minutele, listele de prezență și fotografiile întâlnirilor, adresele către școli, confirmările școlare, dosarele de grup țintă cu grilele de verificare, formularele de înregistrare semnate, registrul grupului țintă și minuta întâlnirii din 24.08.2026.</w:t>
       </w:r>
     </w:p>
     <w:p>
@@ -5862,10 +5501,10 @@
         <w:rPr>
           <w:b w:val="0"/>
           <w:i/>
-          <w:color w:val="1E6B2E"/>
+          <w:color w:val="9B1C1C"/>
           <w:sz w:val="16"/>
         </w:rPr>
-        <w:t>Caractere: 6.838 / 10.500 (65%) – în limită</w:t>
+        <w:t>Caractere: 10.431 / 10.500 (99%) – ATENȚIE: aproape de limită</w:t>
       </w:r>
     </w:p>
     <w:tbl>
@@ -5911,7 +5550,26 @@
                 <w:color w:val="9B1C1C"/>
                 <w:sz w:val="18"/>
               </w:rPr>
-              <w:t>Cifre GT la 30.09.2026 – două surse: registrul GT (actualizat 08.10): 96 intrați în operațiune (17/34/45); RA GT1+GT2: 93 (15/34/44) – GT1 nu numără 2 elevi din cls. X fără dosar complet și 1 elev LTR. Înregistrați în MySMIS în septembrie: 72 = 30 (grupul GT1) + 42 (grupul GT2) conform RA; registrul nu are coloana MySMIS. Cifrele finale din RP trebuie să fie egale cu numărul participanților asociați în MySMIS la RP1. Lipsește Anexa 11 (raport de validare GT) – obligatorie conform metodologiei. RA GT1 sept. există doar în folderul „vechi – 07.10”; versiunea finală se verifică.</w:t>
+              <w:t>Cifre GT la 30.09.2026 – textul folosește RA-urile corectate (GT1 din 08.10, GT2 din 05.10): 97 intrați în operațiune (17/35/45) = 55 GT1 (17/19/19) + 42 GT2 (26 Turda IX + 16 Huedin), toți înregistrați în MySMIS (GT1: 55 + 24 ai GT2; GT2: 42). Registrul GT (08.10) dă 96 (17/34/45) – diferență de 1 elev pe 8.f.2 (Turda VII–VIII: 18 în registru / 19 în RA GT1). Dosare: GT1 68 (21/27/20) + GT2 66 (36 + 30) = 134; numărul celor complete (</w:t>
+            </w:r>
+            <w:r>
+              <w:rPr>
+                <w:b w:val="0"/>
+                <w:i w:val="0"/>
+                <w:color w:val="9B1C1C"/>
+                <w:sz w:val="18"/>
+                <w:highlight w:val="yellow"/>
+              </w:rPr>
+              <w:t>«104»</w:t>
+            </w:r>
+            <w:r>
+              <w:rPr>
+                <w:b w:val="0"/>
+                <w:i w:val="0"/>
+                <w:color w:val="9B1C1C"/>
+                <w:sz w:val="18"/>
+              </w:rPr>
+              <w:t>) se confirmă din registru. Ținta anului 1 (167 = 61/35/71) este din RA GT1 – se verifică cu planificarea proprie. Cifrele finale din RP trebuie să fie egale cu participanții asociați în MySMIS la RP1. Lipsește Anexa 11 (raport de validare GT) – obligatorie conform metodologiei.</w:t>
             </w:r>
           </w:p>
         </w:tc>
@@ -5979,19 +5637,31 @@
           <w:b w:val="0"/>
           <w:i w:val="0"/>
         </w:rPr>
-        <w:t>R14: 32 de elevi aferenți acțiunii 8.f.1 identificați (Colegiul Tehnic Turda, clasele a X-a – a XI-a).</w:t>
-      </w:r>
-    </w:p>
-    <w:p>
-      <w:pPr>
-        <w:jc w:val="both"/>
-      </w:pPr>
-      <w:r>
-        <w:rPr>
-          <w:b w:val="0"/>
-          <w:i w:val="0"/>
-        </w:rPr>
-        <w:t>R15: 60 de elevi aferenți acțiunii 8.f.3 identificați (clasa a IX-a: 38 la Colegiul Tehnic Turda și 22 la Liceul Teologic Reformat Cluj-Napoca).</w:t>
+        <w:t>R14: 32 de elevi aferenți acțiunii 8.f.1 identificați (Colegiul Tehnic Turda, clasele a X-a – a XI-a), din ținta de 183.</w:t>
+      </w:r>
+    </w:p>
+    <w:p>
+      <w:pPr>
+        <w:jc w:val="both"/>
+      </w:pPr>
+      <w:r>
+        <w:rPr>
+          <w:b w:val="0"/>
+          <w:i w:val="0"/>
+        </w:rPr>
+        <w:t>R15: 60 de elevi aferenți acțiunii 8.f.3 identificați (clasa a IX-a: 38 la Colegiul Tehnic Turda și 22 la Liceul Teologic Reformat Cluj-Napoca), din ținta de 213.</w:t>
+      </w:r>
+    </w:p>
+    <w:p>
+      <w:pPr>
+        <w:jc w:val="both"/>
+      </w:pPr>
+      <w:r>
+        <w:rPr>
+          <w:b w:val="0"/>
+          <w:i w:val="0"/>
+        </w:rPr>
+        <w:t>Suplimentar, 80 de elevi din clasele a VII-a – a VIII-a identificați pentru acțiunea 8.f.2 (30 la Colegiul Tehnic Turda, 50 la Liceul Tehnologic „Vlădeasa” Huedin); în total 172 de elevi identificați la 30.09.2026.</w:t>
       </w:r>
     </w:p>
     <w:p>
@@ -6005,7 +5675,7 @@
           <w:color w:val="1E6B2E"/>
           <w:sz w:val="16"/>
         </w:rPr>
-        <w:t>Caractere: 247 / 3.500 (7%) – în limită</w:t>
+        <w:t>Caractere: 498 / 3.500 (14%) – în limită</w:t>
       </w:r>
     </w:p>
     <w:tbl>
@@ -6062,6 +5732,18 @@
     </w:p>
     <w:p>
       <w:pPr>
+        <w:jc w:val="both"/>
+      </w:pPr>
+      <w:r>
+        <w:rPr>
+          <w:b w:val="0"/>
+          <w:i w:val="0"/>
+        </w:rPr>
+        <w:t>Risc identificat: unitățile de învățământ partenere au în anul școlar 2026–2027 mai puțini elevi înmatriculați decât estimaseră la semnarea acordurilor, iar o parte dintre elevii eligibili sunt vizați și de alte proiecte finanțate prin același apel. Măsuri: cooptarea de unități de învățământ partenere suplimentare cu clase de învățământ profesional și tehnic (Liceul Teologic Reformat Cluj-Napoca din 09.09.2026; discuții cu Liceul Tehnologic Energetic Cluj-Napoca) și verificarea reciprocă a listelor cu organizațiile care recrutează în aceleași școli.</w:t>
+      </w:r>
+    </w:p>
+    <w:p>
+      <w:pPr>
         <w:spacing w:after="160"/>
       </w:pPr>
       <w:r>
@@ -6071,7 +5753,7 @@
           <w:color w:val="1E6B2E"/>
           <w:sz w:val="16"/>
         </w:rPr>
-        <w:t>Caractere: 32 / 10.500 (0%) – în limită</w:t>
+        <w:t>Caractere: 588 / 10.500 (6%) – în limită</w:t>
       </w:r>
     </w:p>
     <w:tbl>
@@ -6123,118 +5805,79 @@
           <w:b w:val="0"/>
           <w:i w:val="0"/>
         </w:rPr>
-        <w:t>În perioada de raportare iulie – septembrie 2026 (L1–L3), SA4.2 a vizat identificarea, în colaborare cu unitățile de învățământ partenere, a elevilor aflați în risc de abandon școlar sau de părăsire timpurie a școlii și/sau proveniți din grupuri ori medii defavorizate care necesită sprijin, pentru acțiunile 8.f.1 și 8.f.3, precum și a elevilor din clasele a VII-a – a VIII-a pentru acțiunea 8.f.2. Activitatea a fost realizată de Expertul GT 1 și Expertul GT 2, cu sprijinul diriginților și al conducerilor școlilor, sub coordonarea Managerului de proiect.</w:t>
-      </w:r>
-    </w:p>
-    <w:p>
-      <w:pPr>
-        <w:jc w:val="both"/>
-      </w:pPr>
-      <w:r>
-        <w:rPr>
-          <w:b w:val="0"/>
-          <w:i w:val="0"/>
-        </w:rPr>
-        <w:t>În luna iulie 2026, cu ocazia întâlnirilor de informare de la Colegiul Tehnic Turda (07.07 și 24.07.2026) și de la Liceul Tehnologic „Vlădeasa” Huedin (09.07.2026), experții au prezentat școlilor criteriile de identificare din cererea de finanțare (risc de abandon, absenteism, rezultate școlare slabe, situație socio-economică precară, mediul rural sau urban mic, familii numeroase ori monoparentale, părinți plecați la muncă în străinătate, etnie romă, dizabilități sau cerințe educaționale speciale) și au convenit cu conducerile școlilor transmiterea situațiilor pe clase și confirmarea nevoii de sprijin pentru fiecare elev prin confirmarea școlară (Anexa 5A). Colegiul Tehnic Turda a estimat 133 de elevi pe cele trei acțiuni și 3 cadre didactice, iar Liceul Tehnologic „Vlădeasa” Huedin 30 de elevi și 20 de rezervă și 1 cadru didactic.</w:t>
-      </w:r>
-    </w:p>
-    <w:p>
-      <w:pPr>
-        <w:jc w:val="both"/>
-      </w:pPr>
-      <w:r>
-        <w:rPr>
-          <w:b w:val="0"/>
-          <w:i w:val="0"/>
-        </w:rPr>
-        <w:t>În luna august 2026, Expertul GT 1 și Expertul GT 2 au preluat centralizatoarele transmise de școli (20–25.08.2026), cu date privind frecvența, rezultatele școlare, situațiile de corigență, situația socio-economică și familială, și au încadrat elevii pe acțiuni și pe criteriile de vulnerabilitate, constituind baza de date a elevilor identificați: 150 de elevi, dintre care 32 pentru acțiunea 8.f.1 (clasele a X-a – a XI-a, Colegiul Tehnic Turda), 80 pentru acțiunea 8.f.2 (clasele a VII-a – a VIII-a: 30 la Colegiul Tehnic Turda și 50 la Liceul Tehnologic „Vlădeasa” Huedin) și 38 pentru acțiunea 8.f.3 (clasa a IX-a, Colegiul Tehnic Turda). Pentru elevii din clasele a VII-a – a VIII-a au fost consemnate nevoia de sprijin remedial, dificultățile la competențele de bază, proveniența din medii defavorizate, familiile vulnerabile și condițiile de bursă socială.</w:t>
-      </w:r>
-    </w:p>
-    <w:p>
-      <w:pPr>
-        <w:jc w:val="both"/>
-      </w:pPr>
-      <w:r>
-        <w:rPr>
-          <w:b w:val="0"/>
-          <w:i w:val="0"/>
-        </w:rPr>
-        <w:t>În luna septembrie 2026:</w:t>
-      </w:r>
-    </w:p>
-    <w:p>
-      <w:pPr>
-        <w:spacing w:after="20"/>
-        <w:ind w:left="357" w:hanging="357"/>
-      </w:pPr>
-      <w:r>
-        <w:t>•</w:t>
-        <w:tab/>
-      </w:r>
-      <w:r>
-        <w:rPr>
-          <w:b w:val="0"/>
-          <w:i w:val="0"/>
-        </w:rPr>
-        <w:t>Expertul GT 1 a verificat încadrarea pe categorii a elevilor de liceu ai Colegiului Tehnic Turda (clasele a IX-a – a XI-a) și a pregătit confirmările școlare de completat de școală (01–04.09.2026), a verificat datele celor 50 de elevi din Huedin (03.09.2026) și a identificat, împreună cu Expertul GT 2, o unitate de învățământ parteneră nouă cu clase de învățământ profesional, Liceul Teologic Reformat Cluj-Napoca (09–11.09.2026); la 22.09.2026 școala a transmis situația clasei a IX-a D (22 de elevi), iar la 23.09.2026 expertul a preluat confirmările școlare semnate de dirigintă;</w:t>
-      </w:r>
-    </w:p>
-    <w:p>
-      <w:pPr>
-        <w:spacing w:after="20"/>
-        <w:ind w:left="357" w:hanging="357"/>
-      </w:pPr>
-      <w:r>
-        <w:t>•</w:t>
-        <w:tab/>
-      </w:r>
-      <w:r>
-        <w:rPr>
-          <w:b w:val="0"/>
-          <w:i w:val="0"/>
-        </w:rPr>
-        <w:t>Expertul GT 2 a verificat eligibilitatea și documentele elevilor identificați la Turda și Huedin (07–11.09, 21–22.09 și 24–25.09.2026) și a actualizat registrul grupului țintă, consemnând pentru fiecare elev acțiunea, clasa, școala și stadiul dosarului;</w:t>
-      </w:r>
-    </w:p>
-    <w:p>
-      <w:pPr>
-        <w:spacing w:after="20"/>
-        <w:ind w:left="357" w:hanging="357"/>
-      </w:pPr>
-      <w:r>
-        <w:t>•</w:t>
-        <w:tab/>
-      </w:r>
-      <w:r>
-        <w:rPr>
-          <w:b w:val="0"/>
-          <w:i w:val="0"/>
-        </w:rPr>
-        <w:t>pentru elevii încadrați pe acțiunea 8.f.3 care au început programele remediale, cadrele didactice au aplicat teste de evaluare inițială (17, 21, 22 și 30.09.2026), ale căror rezultate completează identificarea nevoilor de sprijin (SA5.4); Cadrul didactic 2 a completat și semnat confirmările școlare (Anexa 5A) pentru cei 38 de elevi din clasa a IX-a a Colegiului Tehnic Turda. Unitățile de învățământ partenere nu au introdus încă elevii în Mecanismul de Avertizare Timpurie în Educație, astfel încât identificarea s-a realizat pe baza situațiilor școlare transmise de școli și a confirmărilor școlare; instrumentele MATE vor fi utilizate pe măsura implementării mecanismului în școli.</w:t>
-      </w:r>
-    </w:p>
-    <w:p>
-      <w:pPr>
-        <w:jc w:val="both"/>
-      </w:pPr>
-      <w:r>
-        <w:rPr>
-          <w:b w:val="0"/>
-          <w:i w:val="0"/>
-        </w:rPr>
-        <w:t>Total elevi identificați la 30.09.2026: 172 (32 pentru acțiunea 8.f.1, 80 pentru acțiunea 8.f.2 și 60 pentru acțiunea 8.f.3), pentru fiecare elev nevoia de sprijin fiind confirmată de diriginte și de directorul unității de învățământ prin confirmarea școlară. Elevii identificați sunt recrutați progresiv în grupul țintă (SA4.1), pe măsura completării dosarelor și a exprimării acordului de participare de către reprezentanții legali.</w:t>
-      </w:r>
-    </w:p>
-    <w:p>
-      <w:pPr>
-        <w:jc w:val="both"/>
-      </w:pPr>
-      <w:r>
-        <w:rPr>
-          <w:b w:val="0"/>
-          <w:i w:val="0"/>
-        </w:rPr>
-        <w:t>Activitatea este documentată prin centralizatoarele transmise de școli, baza de date a elevilor identificați, confirmările școlare, listele de prezență ale întâlnirilor, rapoartele de activitate și fișele de pontaj ale experților.</w:t>
+        <w:t>SA4.2 a început în luna iulie 2026 (L1) și are ca scop identificarea, împreună cu școlile partenere, a elevilor care au nevoie de sprijin: elevi aflați în risc de abandon școlar sau de părăsire timpurie a școlii și/sau elevi din grupuri ori medii defavorizate, pentru acțiunile 8.f.1 (clasele a X-a – a XI-a din ÎPT) și 8.f.3 (clasa a IX-a), precum și elevii din clasele terminale ale gimnaziului pentru acțiunea 8.f.2. Activitatea a fost realizată de Expertul GT 1 și Expertul GT 2, cu sprijinul diriginților, al conducerilor școlilor și, din septembrie, al cadrelor didactice angajate în proiect, sub coordonarea Managerului de proiect. Identificarea este etapa care precede recrutarea din SA4.1: elevii identificați de școli sunt informați, iar dosarele lor se constituie progresiv, pe măsura acordului familiilor.</w:t>
+      </w:r>
+    </w:p>
+    <w:p>
+      <w:pPr>
+        <w:jc w:val="both"/>
+      </w:pPr>
+      <w:r>
+        <w:rPr>
+          <w:b w:val="0"/>
+          <w:i w:val="0"/>
+        </w:rPr>
+        <w:t>Iulie 2026 – stabilirea criteriilor și primele liste. La întâlnirile din 07.07.2026 (Colegiul Tehnic Turda) și 09.07.2026 (Liceul Tehnologic „Vlădeasa” Huedin), experții au prezentat conducerilor școlilor criteriile din cererea de finanțare pe baza cărora se face identificarea: risc de abandon sau de părăsire timpurie a școlii (absenteism, rezultate școlare slabe, corigențe, repetenție), proveniența din grupuri sau medii defavorizate (mediul rural sau urban mic, zone izolate, etnie romă, părinți plecați la muncă în străinătate, familii numeroase sau monoparentale, statut socio-economic scăzut, nivel educațional scăzut al părinților, dizabilități sau cerințe educaționale speciale). S-a convenit ca școlile să transmită situațiile pe clase și să confirme nevoia de sprijin a fiecărui elev prin confirmarea școlară (Anexa 5A), semnată de diriginte și de director, iar experții să verifice încadrarea pe acțiuni. Pe baza informațiilor transmise de școli, analizate la 13 și 17.07.2026, au fost identificați 30 de elevi din clasele a VII-a – a VIII-a la Colegiul Tehnic Turda și 37 de elevi eligibili plus 13 pe lista de așteptare la Liceul Tehnologic „Vlădeasa” Huedin, cifre consemnate în minuta ședinței de management din 16.07.2026. Întâlnirea din 24.07.2026 cu elevii, părinții și cadrele didactice de la Colegiul Tehnic Turda a servit și identificării directe: 20 de participanți, 24 de elevi pentru care s-au completat dosare.</w:t>
+      </w:r>
+    </w:p>
+    <w:p>
+      <w:pPr>
+        <w:jc w:val="both"/>
+      </w:pPr>
+      <w:r>
+        <w:rPr>
+          <w:b w:val="0"/>
+          <w:i w:val="0"/>
+        </w:rPr>
+        <w:t>August 2026 – centralizatoarele școlilor și baza de date. Până la 25.08.2026, școlile partenere au transmis centralizatoarele elevilor propuși: Colegiul Tehnic Turda – 30 de elevi din clasele a VII-a – a VIII-a, 38 din clasa a IX-a și 32 din clasele a X-a – a XI-a; Liceul Tehnologic „Vlădeasa” Huedin – 50 de elevi din clasele a VII-a – a VIII-a. În 25–26.08.2026, Experții GT au verificat listele și au încadrat elevii pe acțiuni și pe criteriile de vulnerabilitate, constituind baza de date a elevilor identificați: 150 de elevi, dintre care 32 pentru acțiunea 8.f.1, 80 pentru acțiunea 8.f.2 și 38 pentru acțiunea 8.f.3. Pentru elevii din Huedin, școala a consemnat pentru fiecare elev nevoia de sprijin remedial, dificultățile la competențele de bază, proveniența din medii defavorizate, familiile vulnerabile și condițiile de bursă socială; pentru elevii din Turda, încadrarea s-a făcut pe baza situației școlare și a confirmărilor școlare. Verificarea a scos la iveală CNP-uri eronate în listele școlii, corectate ulterior împreună cu diriginții, și elevi majori sau aflați în protecție specială, pentru care circuitul documentelor este diferit. La 21.08.2026, cei doi experți au identificat, la întâlnirea de la Colegiul Tehnic Turda, încă 6 elevi eligibili din clasele a VII-a – a VIII-a. Întâlnirea de lucru din 24.08.2026 cu organizația care implementează un proiect similar în aceleași școli a confirmat că numărul de elevi înscriși este mai mic decât estimările școlilor și că grupurile țintă trebuie delimitate clar între proiecte, concluzie care a determinat căutarea unei a treia unități de învățământ partenere.</w:t>
+      </w:r>
+    </w:p>
+    <w:p>
+      <w:pPr>
+        <w:jc w:val="both"/>
+      </w:pPr>
+      <w:r>
+        <w:rPr>
+          <w:b w:val="0"/>
+          <w:i w:val="0"/>
+        </w:rPr>
+        <w:t>Septembrie 2026 – verificarea încadrării și școala parteneră nouă. În perioada 01–04.09.2026, Expertul GT 1 a verificat încadrarea pe acțiuni a elevilor de liceu ai Colegiului Tehnic Turda (clasele a IX-a – a XI-a) și a pregătit confirmările școlare de completat de școală, iar la 03.09.2026 a verificat datele celor 50 de elevi din Huedin. În 09–11.09.2026, cei doi experți au identificat Liceul Teologic Reformat Cluj-Napoca ca unitate de învățământ parteneră nouă, cu clase de învățământ profesional (frizer-coafor, bucătar); la 22.09.2026 școala a transmis situația clasei a IX-a D – 22 de elevi –, iar la 23.09.2026 au fost preluate confirmările școlare semnate de dirigintă. Expertul GT 2 a verificat eligibilitatea și documentele elevilor identificați la Turda și Huedin (07–11.09, 21–22.09 și 24–25.09.2026) și a actualizat registrul grupului țintă, consemnând pentru fiecare elev acțiunea, clasa, școala, stadiul dosarului și documentele de adus. Cadrele didactice angajate în proiect au contribuit direct la identificare, conform cererii de finanțare: Cadrul didactic 1 a identificat, în 07–16.09.2026, elevii clasei a IX-a de la Colegiul Tehnic Turda care au nevoie de sprijin la limba română și a constituit cele două grupe remediale; Cadrul didactic 2 a colectat de la elevi, părinți și diriginți formularele necesare înscrierii și a completat și semnat confirmările școlare (Anexa 5A) pentru cei 38 de elevi din clasa a IX-a; Cadrul didactic 3 a identificat, împreună cu dirigintele clasei a IX-a D de la Liceul Teologic Reformat, elevii cu nevoi de sprijin la limba română, ținând cont de cerințele educaționale speciale și de situația materială a familiilor. Testele de evaluare inițială aplicate la primele sesiuni remediale (17, 21, 22 și 30.09.2026) și chestionarele de motivație și de interese aplicate de Consilierul psihologic și de experții din SA5.3 completează profilul de nevoi al fiecărui elev și stau la baza planificării sprijinului (SA5.1, SA5.3, SA5.4).</w:t>
+      </w:r>
+    </w:p>
+    <w:p>
+      <w:pPr>
+        <w:jc w:val="both"/>
+      </w:pPr>
+      <w:r>
+        <w:rPr>
+          <w:b w:val="0"/>
+          <w:i w:val="0"/>
+        </w:rPr>
+        <w:t>Unitățile de învățământ partenere nu au introdus încă elevii în Mecanismul de Avertizare Timpurie în Educație, astfel încât identificarea s-a realizat pe baza situațiilor școlare și a confirmărilor școlare; instrumentele MATE (fișa de observare, dosarul de caz, planul individual de servicii educaționale) vor fi utilizate pe măsura implementării mecanismului în școli, iar cadrele didactice din proiect vor sprijini completarea lor.</w:t>
+      </w:r>
+    </w:p>
+    <w:p>
+      <w:pPr>
+        <w:jc w:val="both"/>
+      </w:pPr>
+      <w:r>
+        <w:rPr>
+          <w:b w:val="0"/>
+          <w:i w:val="0"/>
+        </w:rPr>
+        <w:t>Situația la 30.09.2026: 172 de elevi identificați – 32 pentru acțiunea 8.f.1 (clasele a X-a – a XI-a, Colegiul Tehnic Turda), 80 pentru acțiunea 8.f.2 (clasele a VII-a – a VIII-a: 30 la Turda, 50 la Huedin) și 60 pentru acțiunea 8.f.3 (clasa a IX-a: 38 la Turda, 22 la Liceul Teologic Reformat Cluj-Napoca) –, pentru fiecare elev nevoia de sprijin fiind confirmată de diriginte și de director prin confirmarea școlară. Față de țintele subactivității (183 de elevi pe 8.f.1 și 213 pe 8.f.3, pe 3 ani școlari), identificarea continuă în anul școlar 2026–2027 prin extinderea rețelei de școli partenere cu clase de ÎPT.</w:t>
+      </w:r>
+    </w:p>
+    <w:p>
+      <w:pPr>
+        <w:jc w:val="both"/>
+      </w:pPr>
+      <w:r>
+        <w:rPr>
+          <w:b w:val="0"/>
+          <w:i w:val="0"/>
+        </w:rPr>
+        <w:t>Activitatea este documentată prin centralizatoarele transmise de școli, baza de date a elevilor identificați, confirmările școlare (Anexa 5A), listele de prezență și minutele întâlnirilor, rapoartele de activitate și fișele de pontaj ale Experților GT și ale cadrelor didactice.</w:t>
       </w:r>
     </w:p>
     <w:p>
@@ -6248,7 +5891,7 @@
           <w:color w:val="1E6B2E"/>
           <w:sz w:val="16"/>
         </w:rPr>
-        <w:t>Caractere: 4.490 / 10.500 (43%) – în limită</w:t>
+        <w:t>Caractere: 7.199 / 10.500 (69%) – în limită</w:t>
       </w:r>
     </w:p>
     <w:tbl>
@@ -6362,7 +6005,7 @@
           <w:b w:val="0"/>
           <w:i w:val="0"/>
         </w:rPr>
-        <w:t xml:space="preserve">R16: </w:t>
+        <w:t xml:space="preserve">R16: 17 elevi din acțiunea 8.f.1 (clasele a X-a – a XI-a, Colegiul Tehnic Turda) au beneficiat de sprijin psihologic individual și de grup în perioada 16–30.09.2026 și au intrat în operațiune. Sprijinul financiar pentru cazare, masă și transport nu a fost acordat în perioada de raportare; procedura de contactare a beneficiarilor eligibili se lansează în luna </w:t>
       </w:r>
       <w:r>
         <w:rPr>
@@ -6370,36 +6013,6 @@
           <w:i w:val="0"/>
           <w:highlight w:val="yellow"/>
         </w:rPr>
-        <w:t>«17»</w:t>
-      </w:r>
-      <w:r>
-        <w:rPr>
-          <w:b w:val="0"/>
-          <w:i w:val="0"/>
-        </w:rPr>
-        <w:t xml:space="preserve"> elevi din acțiunea 8.f.1 (clasele a X-a – a XI-a, Colegiul Tehnic Turda) au beneficiat de sprijin psihologic individual și de grup în perioada 16–30.09.2026, dintre care </w:t>
-      </w:r>
-      <w:r>
-        <w:rPr>
-          <w:b w:val="0"/>
-          <w:i w:val="0"/>
-          <w:highlight w:val="yellow"/>
-        </w:rPr>
-        <w:t>«15»</w:t>
-      </w:r>
-      <w:r>
-        <w:rPr>
-          <w:b w:val="0"/>
-          <w:i w:val="0"/>
-        </w:rPr>
-        <w:t xml:space="preserve"> intrați în operațiune. Sprijinul financiar pentru cazare, masă și transport urmează să fie acordat, în funcție de nevoia identificată, după validarea grupului țintă și evaluarea cererilor, începând cu luna </w:t>
-      </w:r>
-      <w:r>
-        <w:rPr>
-          <w:b w:val="0"/>
-          <w:i w:val="0"/>
-          <w:highlight w:val="yellow"/>
-        </w:rPr>
         <w:t>«octombrie 2026»</w:t>
       </w:r>
       <w:r>
@@ -6407,7 +6020,7 @@
           <w:b w:val="0"/>
           <w:i w:val="0"/>
         </w:rPr>
-        <w:t>.</w:t>
+        <w:t>, după validarea grupului țintă.</w:t>
       </w:r>
     </w:p>
     <w:p>
@@ -6421,7 +6034,7 @@
           <w:color w:val="1E6B2E"/>
           <w:sz w:val="16"/>
         </w:rPr>
-        <w:t>Caractere: 408 / 3.500 (12%) – în limită</w:t>
+        <w:t>Caractere: 409 / 3.500 (12%) – în limită</w:t>
       </w:r>
     </w:p>
     <w:tbl>
@@ -6478,6 +6091,18 @@
     </w:p>
     <w:p>
       <w:pPr>
+        <w:jc w:val="both"/>
+      </w:pPr>
+      <w:r>
+        <w:rPr>
+          <w:b w:val="0"/>
+          <w:i w:val="0"/>
+        </w:rPr>
+        <w:t>Risc identificat: prezența neregulată a unor elevi la școală și orarul școlar provizoriu de la începutul anului îngreunează programarea sesiunilor de consiliere și corelarea deplasărilor cu disponibilitatea elevilor. Măsuri: organizarea sesiunilor după programul școlar, în înțelegere cu diriginții, și condiționarea sprijinului financiar de o prezență de minimum 75% la ore și la activități, aspecte stabilite în întâlnirea de management din 25.09.2026.</w:t>
+      </w:r>
+    </w:p>
+    <w:p>
+      <w:pPr>
         <w:spacing w:after="160"/>
       </w:pPr>
       <w:r>
@@ -6487,7 +6112,7 @@
           <w:color w:val="1E6B2E"/>
           <w:sz w:val="16"/>
         </w:rPr>
-        <w:t>Caractere: 32 / 10.500 (0%) – în limită</w:t>
+        <w:t>Caractere: 487 / 10.500 (5%) – în limită</w:t>
       </w:r>
     </w:p>
     <w:tbl>
@@ -6539,19 +6164,19 @@
           <w:b w:val="0"/>
           <w:i w:val="0"/>
         </w:rPr>
-        <w:t>SA5.1 a început în luna septembrie 2026 (L3), conform graficului din cererea de finanțare. În perioada de raportare activitatea a vizat planificarea măsurilor de sprijin și debutul sprijinului psihologic pentru elevii din acțiunea 8.f.1, fiind realizată de Consilierul psihologic și de Experții GT, sub coordonarea Managerului de proiect.</w:t>
-      </w:r>
-    </w:p>
-    <w:p>
-      <w:pPr>
-        <w:jc w:val="both"/>
-      </w:pPr>
-      <w:r>
-        <w:rPr>
-          <w:b w:val="0"/>
-          <w:i w:val="0"/>
-        </w:rPr>
-        <w:t xml:space="preserve">Planificarea activităților. Metodologia de acordare a sprijinului financiar, a subvențiilor și a sprijinului personalizat a fost elaborată de Experții GT în versiunea 1 (16.07.2026, publicată pe site-ul beneficiarului) și actualizată în luna septembrie 2026 (versiunea 2), în corelare cu Notificarea nr. 3: sprijinul financiar de 500 lei/lună pentru cazare, masă și transport se acordă pe o durată de maximum 10 luni elevilor pentru care nevoia este identificată și justificată, fiecare elev din acțiunea 8.f.1 beneficiind de cel puțin o formă de sprijin. Metodologia stabilește criteriile și prioritățile de acordare, echipa de evaluare, modelele de cerere, contract, fișă de monitorizare lunară și borderou, circuitul documentelor și condiționarea sprijinului de frecvența regulată, de rezultatele școlare și de participarea la activitățile proiectului. Metodologia a fost validată de Managerul de proiect </w:t>
+        <w:t>SA5.1 a început în luna septembrie 2026 (L3), conform graficului din cererea de finanțare, și cuprinde două măsuri pentru elevii din acțiunea 8.f.1: sprijinul financiar pentru cazare, masă și transport (500 lei/lună, maximum 10 luni, în funcție de nevoia identificată) și sprijinul psihologic. Activitatea este realizată de Consilierul psihologic (angajat de la 31.08.2026) și de cei doi Experți GT, cu sprijinul cadrelor didactice pentru verificarea frecvenței, sub coordonarea Managerului de proiect, care validează metodologia și supervizează implementarea. În perioada de raportare au fost parcurse etapa de planificare prevăzută în cererea de finanțare pentru prima lună a activității și debutul sprijinului psihologic; lucrul pregătitor la metodologie a început încă din iulie, în paralel cu metodologia grupului țintă.</w:t>
+      </w:r>
+    </w:p>
+    <w:p>
+      <w:pPr>
+        <w:jc w:val="both"/>
+      </w:pPr>
+      <w:r>
+        <w:rPr>
+          <w:b w:val="0"/>
+          <w:i w:val="0"/>
+        </w:rPr>
+        <w:t xml:space="preserve">Planificarea și metodologia. Metodologia de acordare a sprijinului financiar, a subvențiilor și a sprijinului personalizat a fost elaborată de Experții GT în luna iulie 2026, după ședința de management din 16.07.2026 în care s-au discutat documentele justificative pentru fiecare beneficiar și plată, circuitul de verificare și evitarea dublei finanțări; versiunea 1, cu anexele sale (cererea și checklistul pentru sprijinul financiar – Anexa 8, modelul de contract, fișa de monitorizare lunară, borderoul), a fost publicată pe site-ul beneficiarului la 16.07.2026 și finalizată la 28.07.2026. Principiul de bază este separarea includerii în grupul țintă de acordarea sprijinului: sprijinul se acordă elevilor pentru care nevoia este identificată și justificată prin documentele din dosarul de grup țintă, fiecare elev din acțiunea 8.f.1 beneficiind de cel puțin o formă de sprijin (financiar sau psihologic). În luna septembrie 2026, metodologia a fost actualizată (versiunea 2) în corelare cu Notificarea nr. 3, aprobată de OIR PECU Nord-Vest la 04.09.2026, care a clarificat că sprijinul financiar se acordă în funcție de nevoia identificată, nu tuturor elevilor; metodologia stabilește criteriile și prioritățile de acordare, echipa de evaluare, modelele de documente, circuitul lor și condiționarea sprijinului de frecvența regulată, de rezultatele școlare și de participarea la activitățile proiectului, verificate de cadrele didactice și comunicate Experților GT. </w:t>
       </w:r>
       <w:r>
         <w:rPr>
@@ -6559,26 +6184,38 @@
           <w:i w:val="0"/>
           <w:highlight w:val="yellow"/>
         </w:rPr>
-        <w:t>«la data de …»</w:t>
-      </w:r>
-      <w:r>
-        <w:rPr>
-          <w:b w:val="0"/>
-          <w:i w:val="0"/>
-        </w:rPr>
-        <w:t>. Consilierul psihologic a realizat organizarea administrativă a grupelor, pe baza listei elevilor din acțiunea 8.f.1 transmise de Experții GT.</w:t>
-      </w:r>
-    </w:p>
-    <w:p>
-      <w:pPr>
-        <w:jc w:val="both"/>
-      </w:pPr>
-      <w:r>
-        <w:rPr>
-          <w:b w:val="0"/>
-          <w:i w:val="0"/>
-        </w:rPr>
-        <w:t xml:space="preserve">Sprijin psihologic. În perioada 16–30.09.2026, Consilierul psihologic a realizat 10 deplasări la Colegiul Tehnic Turda și la structura Școala Profesională Poiana Turda (16, 17, 18, 21, 22, 23, 24, 28, 29 și 30.09.2026), în cadrul cărora a lucrat cu </w:t>
+        <w:t>«Metodologia a fost validată de Managerul de proiect la data de ….»</w:t>
+      </w:r>
+      <w:r>
+        <w:rPr>
+          <w:b w:val="0"/>
+          <w:i w:val="0"/>
+        </w:rPr>
+        <w:t xml:space="preserve"> Pe baza listei elevilor din acțiunea 8.f.1 transmise de Experții GT, Consilierul psihologic a realizat organizarea administrativă a grupelor; Cadrul didactic 1 a contribuit în zilele de 03, 04 și 22.09.2026 la corelarea programului de sprijin cu orarul elevilor din clasele a X-a – a XI-a.</w:t>
+      </w:r>
+    </w:p>
+    <w:p>
+      <w:pPr>
+        <w:jc w:val="both"/>
+      </w:pPr>
+      <w:r>
+        <w:rPr>
+          <w:b w:val="0"/>
+          <w:i w:val="0"/>
+        </w:rPr>
+        <w:t>Sprijinul psihologic. Înainte de primele ateliere, Consilierul psihologic a documentat instrumentele potrivite vârstei (ghidul CNPEE pentru dezvoltarea competențelor socio-emoționale, resurse de consiliere școlară) și a pregătit fișa de lucru model, chestionarul de motivație școlară și setul de activități de cunoaștere. În perioada 16–30.09.2026 a efectuat 10 deplasări la Colegiul Tehnic Turda – structura Poiana (str. Câmpiei nr. 51), unde învață elevii din clasele a X-a – a XI-a (16, 17, 18, 21, 22, 23, 24, 28, 29 și 30.09.2026), cu 3–9 elevi pe deplasare, în ateliere de cunoaștere și intercunoaștere, discuții de grup și discuții individuale, cu scopul de a stabili relația de consiliere și de a identifica obiectivele individuale sau de grup. Metodele au fost non-terapeutice, adaptate vârstei: prezentarea cu mingea și ecusoanele personale; „Rucsacul psihologului” (lanterna, cheia, oglinda, busola, plasturele – pentru explicarea rolului consilierului, a confidențialității și a limitelor ei); harta ca metaforă a traseelor vieții (16, 17 și 18.09.2026); Inventarul de motivație școlară (13 chestionare completate); fișa de autocunoaștere „Blazonul meu” (11 fișe); scrisori către sine, din postura de adult la 20 de ani; discuții libere despre activitățile de după școală, pentru identificarea punților de intervenție. În total au fost sprijiniți 17 elevi din acțiunea 8.f.1, dintre care 2 au fost înscriși în grupul țintă chiar ca urmare a participării, fiecare având o fișă de observație individuală, listele de prezență și fișele de lucru arhivate în dosarul propriu, pe baza cărora se construiește planul individual de sprijin. Observațiile consilierului – elevi nemulțumiți de specializarea aleasă, prezență redusă la școală a unora dintre ei, nevoia de a programa sesiunile după ore – au fost aduse în ședințele de management din 18.09 (online) și 25.09.2026 (fizic) și au condus la decizia de a organiza consilierea după programul școlar și de a corela planificarea cu disponibilitatea efectivă a elevilor.</w:t>
+      </w:r>
+    </w:p>
+    <w:p>
+      <w:pPr>
+        <w:jc w:val="both"/>
+      </w:pPr>
+      <w:r>
+        <w:rPr>
+          <w:b w:val="0"/>
+          <w:i w:val="0"/>
+        </w:rPr>
+        <w:t xml:space="preserve">Sprijinul financiar. Conform metodologiei și cererii de finanțare, procedura de contactare a beneficiarilor eligibili se lansează după validarea grupului țintă, pe bază de cerere-tip completată de elev sau de reprezentantul legal, documentele-suport fiind preluate din dosarul de grup țintă; Managerul de proiect verifică completitudinea, Experții GT întocmesc centralizatorul beneficiarilor eligibili, iar contractele se semnează cu fiecare elev sau reprezentant legal. În perioada de raportare nu au fost acordate sume. Pregătirea a început: la 24.09.2026, Expertul GT 1 a stabilit cu diriginții de la Colegiul Tehnic Turda lista documentelor de solicitat fiecărui elev din clasele a X-a – a XI-a, iar în ședința din 25.09.2026 echipa a convenit condiția de prezență de minimum 75% la ore și la activități pentru menținerea sprijinului. Lansarea procedurii este planificată pentru luna </w:t>
       </w:r>
       <w:r>
         <w:rPr>
@@ -6586,33 +6223,6 @@
           <w:i w:val="0"/>
           <w:highlight w:val="yellow"/>
         </w:rPr>
-        <w:t>«17»</w:t>
-      </w:r>
-      <w:r>
-        <w:rPr>
-          <w:b w:val="0"/>
-          <w:i w:val="0"/>
-        </w:rPr>
-        <w:t xml:space="preserve"> elevi din clasele a X-a – a XI-a, în activități individuale și de grup: ateliere de cunoaștere și intercunoaștere, explorarea motivației școlare, autocunoaștere, psihoeducație, stabilirea obiectivelor personale și planificarea traseului educațional, cu 3–9 elevi pe deplasare. Au fost aplicate 13 chestionare de motivație școlară și 11 fișe de autocunoaștere („Blazonul meu”) și au fost utilizate instrumente adaptate vârstei („Rucsacul psihologului”, „Harta traseelor vieții”). Pentru fiecare elev a fost întocmit un raport individual de activitate (fișă de observație, listă de prezență, fișe de lucru și fotografii realizate cu acordul reprezentanților legali), care stă la baza planului individual de sprijin. Observațiile consilierului (de exemplu, nemulțumirea unor elevi față de specializarea aleasă) au fost comunicate echipei în întâlnirile de management din 18.09 și 25.09.2026.</w:t>
-      </w:r>
-    </w:p>
-    <w:p>
-      <w:pPr>
-        <w:jc w:val="both"/>
-      </w:pPr>
-      <w:r>
-        <w:rPr>
-          <w:b w:val="0"/>
-          <w:i w:val="0"/>
-        </w:rPr>
-        <w:t xml:space="preserve">Sprijin financiar. În perioada de raportare nu au fost acordate sume, întrucât, conform metodologiei, procedura de contactare a beneficiarilor eligibili se lansează după validarea grupului țintă, iar contractele de acordare se încheie după verificarea cererilor și a documentelor din dosarele de grup țintă. Experții GT au început, la 24.09.2026, inventarierea documentelor necesare elevilor din clasele a X-a – a XI-a, procedura urmând să fie lansată în luna </w:t>
-      </w:r>
-      <w:r>
-        <w:rPr>
-          <w:b w:val="0"/>
-          <w:i w:val="0"/>
-          <w:highlight w:val="yellow"/>
-        </w:rPr>
         <w:t>«octombrie 2026»</w:t>
       </w:r>
       <w:r>
@@ -6620,19 +6230,19 @@
           <w:b w:val="0"/>
           <w:i w:val="0"/>
         </w:rPr>
-        <w:t>.</w:t>
-      </w:r>
-    </w:p>
-    <w:p>
-      <w:pPr>
-        <w:jc w:val="both"/>
-      </w:pPr>
-      <w:r>
-        <w:rPr>
-          <w:b w:val="0"/>
-          <w:i w:val="0"/>
-        </w:rPr>
-        <w:t>Activitatea este documentată prin raportul de activitate și fișa de pontaj ale Consilierului psihologic, rapoartele individuale ale elevilor, listele de prezență, fișele de lucru, fotografiile realizate și metodologia de acordare a sprijinului.</w:t>
+        <w:t>, după înregistrarea elevilor din clasele a X-a – a XI-a cu dosare complete.</w:t>
+      </w:r>
+    </w:p>
+    <w:p>
+      <w:pPr>
+        <w:jc w:val="both"/>
+      </w:pPr>
+      <w:r>
+        <w:rPr>
+          <w:b w:val="0"/>
+          <w:i w:val="0"/>
+        </w:rPr>
+        <w:t>Activitatea este documentată prin metodologia de acordare a sprijinului (versiunile 1 și 2) cu anexele, raportul de activitate și fișa de pontaj ale Consilierului psihologic, cele 10 liste de prezență, chestionarele, fișele de lucru și rapoartele individuale ale elevilor (fișa de observație, listă de prezență, fișe, fotografii realizate cu acordul reprezentanților legali), rapoartele de activitate ale Experților GT și minutele ședințelor de management din 18.09 și 25.09.2026.</w:t>
       </w:r>
     </w:p>
     <w:p>
@@ -6646,7 +6256,7 @@
           <w:color w:val="1E6B2E"/>
           <w:sz w:val="16"/>
         </w:rPr>
-        <w:t>Caractere: 3.270 / 10.500 (31%) – în limită</w:t>
+        <w:t>Caractere: 6.142 / 10.500 (58%) – în limită</w:t>
       </w:r>
     </w:p>
     <w:tbl>
@@ -6692,7 +6302,7 @@
                 <w:color w:val="9B1C1C"/>
                 <w:sz w:val="18"/>
               </w:rPr>
-              <w:t>Elevi la consiliere: RA consilier 16, registru și dosare individuale 17; RA GT1: 15 intrați + 2 elevi cls. X fără dosar (se înregistrează în octombrie). Se aliniază cifra înainte de transmitere.</w:t>
+              <w:t>Elevi la consiliere: RA consilier (30.09) 16; registru, dosare individuale și RA GT1 corectat 17 (inclusiv 2 elevi cls. X înscriși după participare). Textul folosește 17; RA consilier se aliniază. Orele SA5.1 ale Cadrului didactic 1 (9 h: 03, 04, 22.09) sunt descrise vag în RA – formularea din text este prudentă. Validarea metodologiei de sprijin de către MP: dată lipsă.</w:t>
             </w:r>
           </w:p>
         </w:tc>
@@ -6760,7 +6370,7 @@
           <w:b w:val="0"/>
           <w:i w:val="0"/>
         </w:rPr>
-        <w:t>R17: 4 cadre didactice din unitățile de învățământ partenere, recrutate în grupul țintă, au parcurs în perioada 10–18.09.2026 programul de formare acreditat (30 de ore); evaluarea finală și eliberarea certificatelor sunt programate la 09.10.2026, rezultatul urmând să fie raportat în perioada următoare.</w:t>
+        <w:t>R17: 4 cadre didactice din unitățile de învățământ partenere, recrutate în grupul țintă și înregistrate în MySMIS2021, au parcurs în perioada 10–18.09.2026 programul de formare acreditat „Abilitare informațională în combaterea abandonului școlar: un ghid pentru cadre didactice” (30 de ore, 12 credite profesionale transferabile); evaluarea finală și eliberarea documentelor de absolvire sunt programate la 09.10.2026, rezultatul final urmând să fie raportat în perioada următoare.</w:t>
       </w:r>
     </w:p>
     <w:p>
@@ -6774,7 +6384,7 @@
           <w:color w:val="1E6B2E"/>
           <w:sz w:val="16"/>
         </w:rPr>
-        <w:t>Caractere: 303 / 3.500 (9%) – în limită</w:t>
+        <w:t>Caractere: 481 / 3.500 (14%) – în limită</w:t>
       </w:r>
     </w:p>
     <w:tbl>
@@ -6892,70 +6502,67 @@
           <w:b w:val="0"/>
           <w:i w:val="0"/>
         </w:rPr>
-        <w:t>SA5.2 a început în luna septembrie 2026 (L3). Conform Notificării nr. 3, formarea s-a desfășurat în paralel cu debutul programelor remediale din SA5.4, fără ca finalizarea acesteia să condiționeze începerea activităților cu elevii. Activitatea a fost coordonată de Managerul de proiect, cu sprijinul Experților GT pentru recrutarea cadrelor didactice și identificarea furnizorului.</w:t>
-      </w:r>
-    </w:p>
-    <w:p>
-      <w:pPr>
-        <w:jc w:val="both"/>
-      </w:pPr>
-      <w:r>
-        <w:rPr>
-          <w:b w:val="0"/>
-          <w:i w:val="0"/>
-        </w:rPr>
-        <w:t>În lunile iulie – august 2026, Expertul GT 2 a identificat, împreună cu conducerile unităților de învățământ partenere, cadrele didactice din învățământul profesional și tehnic care lucrează direct cu elevii din grupul țintă (3 la Colegiul Tehnic Turda și 1 la Liceul Teologic Reformat Cluj-Napoca) și furnizorii de programe de formare continuă acreditate de Ministerul Educației și Cercetării, transmițând solicitările de ofertă în luna august; furnizorul a fost selectat prin procedura descrisă în SA2.1 (contract nr. 2026082804/28.08.2026, ordin de începere nr. 2026082809/28.08.2026, transmise prestatorului la 01.09, respectiv 04.09.2026).</w:t>
-      </w:r>
-    </w:p>
-    <w:p>
-      <w:pPr>
-        <w:jc w:val="both"/>
-      </w:pPr>
-      <w:r>
-        <w:rPr>
-          <w:b w:val="0"/>
-          <w:i w:val="0"/>
-        </w:rPr>
-        <w:t xml:space="preserve">În luna septembrie 2026, grupa de formare a fost constituită din 4 cadre didactice recrutate în grupul țintă (întâlnirea din 22.09.2026 de la Colegiul Tehnic Turda și contactele directe cu celelalte cadre), pentru care au fost întocmite dosarele de grup țintă (formular de înregistrare, declarații, documente de apartenență la unitatea de învățământ); </w:t>
-      </w:r>
-      <w:r>
-        <w:rPr>
-          <w:b w:val="0"/>
-          <w:i w:val="0"/>
-          <w:highlight w:val="yellow"/>
-        </w:rPr>
-        <w:t>«formularele de înregistrare au fost semnate la ….»</w:t>
-      </w:r>
-      <w:r>
-        <w:rPr>
-          <w:b w:val="0"/>
-          <w:i w:val="0"/>
-        </w:rPr>
-        <w:t xml:space="preserve"> Programul „Abilitare informațională în combaterea abandonului școlar: un ghid pentru cadre didactice”, acreditat prin Avizul nr. 1555/DGMCDRSIP/30.06.2025 (30 de ore, 12 credite profesionale transferabile), a fost furnizat de Asociația Proeuro-Cons în perioada 10–18.09.2026, în format online, cu 12 ore de activități sincrone pe Google Meet (sesiuni în zilele de 10, 15, 16 și 17.09.2026, în intervalul 16:00–20:00, conform Calendarului activităților de formare nr. 445/28.08.2026) și 18 ore de activități asincrone pe platforma Moodle a furnizorului. Cursul a debutat la 10.09.2026 cu toate cele 4 cadre didactice prezente pe întreaga durată a sesiunii, conform raportului de participare Google Meet. Tematica a vizat identificarea timpurie a riscului de abandon școlar, comunicarea eficientă cu elevii aflați în risc educațional, strategii de motivare și de menținere a elevilor în sistemul educațional, utilizarea instrumentelor digitale în procesul didactic și de evaluare, precum și aplicarea principiilor egalității de șanse și nediscriminării în activitatea didactică. Cursanții au primit, la 09.09.2026, informațiile de debut, calendarul, suportul de curs și structura portofoliului, iar prezența a fost monitorizată de Managerul de proiect, care a colaborat cu furnizorul pentru adaptarea conținutului la specificul învățământului profesional și tehnic și al programelor remediale.</w:t>
-      </w:r>
-    </w:p>
-    <w:p>
-      <w:pPr>
-        <w:jc w:val="both"/>
-      </w:pPr>
-      <w:r>
-        <w:rPr>
-          <w:b w:val="0"/>
-          <w:i w:val="0"/>
-        </w:rPr>
-        <w:t>Evaluarea finală a cursanților este programată la 09.10.2026, după care furnizorul va elibera certificatele de absolvire, iar beneficiarul va realiza recepția serviciilor. Competențele dobândite sunt transferate direct în programele remediale din SA5.4, în care cadrele didactice formate sunt implicate.</w:t>
-      </w:r>
-    </w:p>
-    <w:p>
-      <w:pPr>
-        <w:jc w:val="both"/>
-      </w:pPr>
-      <w:r>
-        <w:rPr>
-          <w:b w:val="0"/>
-          <w:i w:val="0"/>
-        </w:rPr>
-        <w:t>Activitatea este documentată prin contractul de servicii, ordinul de începere, calendarul formării, dovada acreditării programului, suportul de curs, capturile de ecran ale sesiunilor online, raportul de participare, lista cursanților, dosarele de grup țintă ale cadrelor didactice și corespondența cu furnizorul, centralizate în documentul „SA 5.2_09.2026_Formarea cadrelor didactice”, atașat raportului.</w:t>
+        <w:t>SA5.2 a început în luna septembrie 2026 (L3), conform graficului din cererea de finanțare, cu pregătirea demarată în lunile iulie – august. Scopul subactivității este formarea celor 4 cadre didactice din grupul țintă în tehnici didactice inovative, comunicare cu elevii aflați în risc educațional, strategii de motivare și menținere în sistemul educațional și utilizarea tehnologiilor moderne în predare și evaluare, printr-un program acreditat de Ministerul Educației și Cercetării, cu transfer direct al competențelor în programele remediale din SA5.4. Conform Notificării nr. 3, aprobată la 04.09.2026, formarea se desfășoară în paralel cu programele remediale, fără ca finalizarea ei să condiționeze începerea activităților cu elevii. Activitatea a fost coordonată de Managerul de proiect; Expertul GT 2 a recrutat cadrele didactice și a identificat furnizorul, iar achiziția a fost derulată de echipa de management (SA2.1).</w:t>
+      </w:r>
+    </w:p>
+    <w:p>
+      <w:pPr>
+        <w:jc w:val="both"/>
+      </w:pPr>
+      <w:r>
+        <w:rPr>
+          <w:b w:val="0"/>
+          <w:i w:val="0"/>
+        </w:rPr>
+        <w:t>Pregătirea (iulie – august 2026). La întâlnirile din 07.07.2026 (Colegiul Tehnic Turda) și 09.07.2026 (Liceul Tehnologic „Vlădeasa” Huedin), conducerile școlilor au indicat cadrele didactice care lucrează direct cu elevii din grupul țintă; în august, Expertul GT 2 a discutat cu acestea rolul lor în proiect și pașii de urmat. În paralel a căutat furnizori de formare continuă acreditați: la 13.08.2026 a transmis, de pe adresa de comunicare a proiectului, o solicitare de colaborare către formatori și furnizori acreditați, iar la 19.08.2026 a transmis 16 solicitări de ofertă pentru servicii de formare a cadrelor didactice; ofertele primite au fost analizate, iar programul Asociației Proeuro-Cons, „Abilitare informațională în combaterea abandonului școlar: un ghid pentru cadre didactice” (Aviz nr. 1555/DGMCDRSIP/30.06.2025, program complementar, domeniul „Reziliență școlară”, 30 de ore, 12 credite profesionale transferabile), a fost considerat cel mai potrivit nevoilor proiectului. Pe baza Referatului de necesitate nr. 2026082407/24.08.2026 și a Notei justificative din 26.08.2026, la 28.08.2026 a fost încheiat Contractul de servicii de formare cadre didactice nr. 2026082804 (12.400,00 lei, 3.100,00 lei/participant, prestatorul nefiind plătitor de TVA, față de o valoare estimată de 24.000,00 lei), semnat electronic de ambele părți în aceeași zi, împreună cu Ordinul de începere nr. 2026082809/28.08.2026; contractul și ordinul au fost transmise prestatorului la 01.09, respectiv 04.09.2026, iar dosarul achiziției a fost încărcat în MySMIS2021 la 07.09.2026. Contractul prevede adaptarea suportului de curs, a exemplelor și a studiilor de caz la specificul învățământului profesional și tehnic și la temele orizontale ale proiectului, livrarea evidențelor nominale, a documentelor de prezență și a raportului de activitate, precum și două sesiuni fizice suplimentare de orientare, la Huedin și la Turda, fără cost.</w:t>
+      </w:r>
+    </w:p>
+    <w:p>
+      <w:pPr>
+        <w:jc w:val="both"/>
+      </w:pPr>
+      <w:r>
+        <w:rPr>
+          <w:b w:val="0"/>
+          <w:i w:val="0"/>
+        </w:rPr>
+        <w:t>Grupa de formare (septembrie 2026). Grupa (seria 1, grupa 1) a fost constituită din cele 4 cadre didactice recrutate în grupul țintă: 3 de la Colegiul Tehnic Turda (limba română – engleză, fizică – informatică, fizică) și 1 de la Liceul Teologic Reformat Cluj-Napoca (limba și literatura română), aceleași cadre didactice care susțin programele remediale din SA5.4. Pentru fiecare a fost constituit dosarul de grup țintă (formular de înregistrare, declarații, adeverință de la unitatea de învățământ), iar la 22.09.2026 Expertul GT 2 s-a întâlnit la Colegiul Tehnic Turda cu 2 dintre ele pentru finalizarea documentelor. Cadrele didactice au fost înregistrate în MySMIS2021 (2 de fiecare Expert GT).</w:t>
+      </w:r>
+    </w:p>
+    <w:p>
+      <w:pPr>
+        <w:jc w:val="both"/>
+      </w:pPr>
+      <w:r>
+        <w:rPr>
+          <w:b w:val="0"/>
+          <w:i w:val="0"/>
+        </w:rPr>
+        <w:t>Derularea programului. Furnizorul a emis Calendarul activităților de formare nr. 445/28.08.2026 (Anexa 2 la Procedura specifică MEC nr. 29.611/24.07.2025): perioada 10–18.09.2026, integral online, pe platformele Google Workspace și Moodle ale furnizorului, cu 12 ore sincrone pe Google Meet (10.09 – 4 ore, 15.09 – 2 ore, 16.09 – 3 ore, 17.09 – 3 ore, în intervalul 16:00–20:00) și 18 ore asincrone pe Moodle (11, 12, 14–18.09.2026), structurate pe trei module: Fundamentele abandonului școlar (10 ore), Intervenții și strategii de prevenire a abandonului școlar (15 ore) și Monitorizarea eficienței intervențiilor (5 ore); formator Nicoară Remus. La 09.09.2026, furnizorul a transmis cursanților și beneficiarului e-mailul „Informații debut curs”, cu confirmarea înscrierii, calendarul, linkul sesiunilor, regulile de participare, structura portofoliului cursantului, suportul de curs (29 de pagini) și documentele de referință (OMEC nr. 3986/2025, procedura specifică). Cursul a debutat la 10.09.2026, ora 16:00, cu toate cele 4 cadre didactice conectate pe întreaga durată a sesiunii (raportul de participare generat de Google Meet: 16:00–19:54), sesiunea fiind înregistrată video; sesiunile din 15 și 16.09.2026 au fost documentate prin capturi de ecran realizate de echipa de proiect, cu data și ora vizibile, în care apar formatorul, cursanții și materialele prezentate (personalitatea și temperamentele elevilor, feedback corectiv versus critică, libera inițiativă, tipurile de inteligență). Managerul de proiect a urmărit prezența și a ținut legătura cu furnizorul pentru adaptarea conținutului la specificul programelor remediale. Tematica parcursă – identificarea timpurie a riscului de abandon, comunicarea cu elevii aflați în risc, motivarea și menținerea lor în școală, instrumente digitale în predare și evaluare, egalitate de șanse și nediscriminare – este aplicată de cadrele didactice direct în sesiunile remediale începute în aceeași lună.</w:t>
+      </w:r>
+    </w:p>
+    <w:p>
+      <w:pPr>
+        <w:jc w:val="both"/>
+      </w:pPr>
+      <w:r>
+        <w:rPr>
+          <w:b w:val="0"/>
+          <w:i w:val="0"/>
+        </w:rPr>
+        <w:t>Etape următoare. Evaluarea finală a cursanților, pe baza portofoliilor, este programată la 09.10.2026, online sincron, după care furnizorul eliberează documentele de absolvire (în maximum 30 de zile), beneficiarul realizează recepția serviciilor (raport de activitate, evidențe nominale, documente de prezență) și plata, iar sesiunile fizice de orientare de la Huedin și Turda se programează de comun acord. Rezultatul R17 (4 cadre didactice formate și certificate) și indicatorul aferent vor fi raportate în Raportul de progres nr. 2.</w:t>
+      </w:r>
+    </w:p>
+    <w:p>
+      <w:pPr>
+        <w:jc w:val="both"/>
+      </w:pPr>
+      <w:r>
+        <w:rPr>
+          <w:b w:val="0"/>
+          <w:i w:val="0"/>
+        </w:rPr>
+        <w:t>Activitatea este documentată prin contractul de servicii, ordinul de începere și dovezile de transmitere, calendarul formării, dovada acreditării programului, e-mailul de debut și suportul de curs, raportul de participare și capturile de ecran ale sesiunilor online, lista cursanților, dosarele de grup țintă ale cadrelor didactice, corespondența cu furnizorul și rapoartele de activitate ale Expertului GT 2, centralizate în documentul „SA 5.2_09.2026_Formarea cadrelor didactice”, atașat raportului.</w:t>
       </w:r>
     </w:p>
     <w:p>
@@ -6969,7 +6576,7 @@
           <w:color w:val="1E6B2E"/>
           <w:sz w:val="16"/>
         </w:rPr>
-        <w:t>Caractere: 3.532 / 10.500 (34%) – în limită</w:t>
+        <w:t>Caractere: 6.555 / 10.500 (62%) – în limită</w:t>
       </w:r>
     </w:p>
     <w:tbl>
@@ -7083,49 +6690,19 @@
           <w:b w:val="0"/>
           <w:i w:val="0"/>
         </w:rPr>
-        <w:t xml:space="preserve">R19: </w:t>
-      </w:r>
-      <w:r>
-        <w:rPr>
-          <w:b w:val="0"/>
-          <w:i w:val="0"/>
-          <w:highlight w:val="yellow"/>
-        </w:rPr>
-        <w:t>«34»</w:t>
-      </w:r>
-      <w:r>
-        <w:rPr>
-          <w:b w:val="0"/>
-          <w:i w:val="0"/>
-        </w:rPr>
-        <w:t xml:space="preserve"> de elevi din acțiunea 8.f.2 au beneficiat de activitățile campaniei de informare și conștientizare și de atelierele pentru elevi în luna septembrie 2026 (7 activități: 5 ale Expertului comunicare, cu 23 de elevi și 46 de participări, și 2 ale Facilitatorului comunitar 2, cu 21 de elevi).</w:t>
-      </w:r>
-    </w:p>
-    <w:p>
-      <w:pPr>
-        <w:jc w:val="both"/>
-      </w:pPr>
-      <w:r>
-        <w:rPr>
-          <w:b w:val="0"/>
-          <w:i w:val="0"/>
-        </w:rPr>
-        <w:t xml:space="preserve">R18: activitățile cu părinții/reprezentanții legali urmează să înceapă în luna </w:t>
-      </w:r>
-      <w:r>
-        <w:rPr>
-          <w:b w:val="0"/>
-          <w:i w:val="0"/>
-          <w:highlight w:val="yellow"/>
-        </w:rPr>
-        <w:t>«octombrie 2026»</w:t>
-      </w:r>
-      <w:r>
-        <w:rPr>
-          <w:b w:val="0"/>
-          <w:i w:val="0"/>
-        </w:rPr>
-        <w:t>; în perioada de raportare nu au fost sprijiniți părinți.</w:t>
+        <w:t>R19: 35 de elevi din acțiunea 8.f.2 (clasele a VII-a – a VIII-a, Colegiul Tehnic Turda și Liceul Tehnologic „Vlădeasa” Huedin) au participat în luna septembrie 2026 la activitățile campaniei de informare și conștientizare și la activitățile directe de facilitare comunitară (7 activități: 5 ale Expertului comunicare, cu 23 de elevi și 46 de participări, și 2 ale Facilitatorului comunitar 2, cu 21 de elevi), toți intrați în operațiune.</w:t>
+      </w:r>
+    </w:p>
+    <w:p>
+      <w:pPr>
+        <w:jc w:val="both"/>
+      </w:pPr>
+      <w:r>
+        <w:rPr>
+          <w:b w:val="0"/>
+          <w:i w:val="0"/>
+        </w:rPr>
+        <w:t>R18: 0 părinți/reprezentanți legali sprijiniți în perioada de raportare; atelierele pentru părinți încep în luna octombrie 2026, după evaluarea informală a nevoilor.</w:t>
       </w:r>
     </w:p>
     <w:p>
@@ -7139,7 +6716,7 @@
           <w:color w:val="1E6B2E"/>
           <w:sz w:val="16"/>
         </w:rPr>
-        <w:t>Caractere: 451 / 3.500 (13%) – în limită</w:t>
+        <w:t>Caractere: 603 / 3.500 (17%) – în limită</w:t>
       </w:r>
     </w:p>
     <w:tbl>
@@ -7203,7 +6780,7 @@
           <w:b w:val="0"/>
           <w:i w:val="0"/>
         </w:rPr>
-        <w:t>Risc identificat: implicarea redusă a părinților în activitățile proiectului, determinată de programul de lucru, de distanțele față de școli și de plecarea unor părinți la muncă în străinătate. Măsuri: programarea atelierelor pentru părinți în intervale orare convenabile, la sediile școlilor și ale primăriilor din localitățile de domiciliu, invitarea părinților prin diriginți și prin contact direct, inclusiv a persoanelor care au în grijă elevi cu părinți plecați în străinătate, conform cererii de finanțare.</w:t>
+        <w:t>Risc identificat: implicarea redusă a părinților în activitățile proiectului, determinată de programul de lucru, de distanțele față de școli, de plecarea unor părinți la muncă în străinătate și de reținerile unora față de asocierea copiilor cu statutul de persoană vulnerabilă. Măsuri: programarea atelierelor în intervale orare convenabile, la sediile școlilor și ale primăriilor din localitățile de domiciliu, invitarea părinților prin diriginți și prin contact direct, inclusiv a persoanelor care au în grijă elevi cu părinți plecați în străinătate, și comunicarea clară a scopului și a confidențialității datelor.</w:t>
       </w:r>
     </w:p>
     <w:p>
@@ -7217,7 +6794,7 @@
           <w:color w:val="1E6B2E"/>
           <w:sz w:val="16"/>
         </w:rPr>
-        <w:t>Caractere: 546 / 10.500 (5%) – în limită</w:t>
+        <w:t>Caractere: 650 / 10.500 (6%) – în limită</w:t>
       </w:r>
     </w:p>
     <w:tbl>
@@ -7269,164 +6846,82 @@
           <w:b w:val="0"/>
           <w:i w:val="0"/>
         </w:rPr>
-        <w:t>SA5.3 a început în luna septembrie 2026 (L3). În perioada de raportare activitatea a vizat pregătirea campaniei de informare și conștientizare, evaluarea nevoilor și intereselor elevilor și primele activități directe cu elevii din grupul țintă al acțiunii 8.f.2, fiind realizată de Expertul comunicare și de Facilitatorul comunitar 2, sub coordonarea Managerului de proiect.</w:t>
-      </w:r>
-    </w:p>
-    <w:p>
-      <w:pPr>
-        <w:jc w:val="both"/>
-      </w:pPr>
-      <w:r>
-        <w:rPr>
-          <w:b w:val="0"/>
-          <w:i w:val="0"/>
-        </w:rPr>
-        <w:t>Expertul comunicare a realizat analiza preliminară a percepțiilor elevilor privind educația, meseriile și învățământul profesional și tehnic, prin chestionarul de interese și discuțiile de grup, ca bază pentru Planul de informare și conștientizare, și a pregătit materialele de lucru ale campaniei (discursul de prezentare, chestionarul de interese, jocul de intercunoaștere „Găsește pe cineva care…”, fișa „Mesaj pentru mine peste 5 ani”, afișele și pliantele campaniei). Au fost organizate 5 activități de informare și conștientizare, cu 23 de elevi și 46 de participări:</w:t>
-      </w:r>
-    </w:p>
-    <w:p>
-      <w:pPr>
-        <w:spacing w:after="20"/>
-        <w:ind w:left="357" w:hanging="357"/>
-      </w:pPr>
-      <w:r>
-        <w:t>•</w:t>
-        <w:tab/>
-      </w:r>
-      <w:r>
-        <w:rPr>
-          <w:b w:val="0"/>
-          <w:i w:val="0"/>
-        </w:rPr>
-        <w:t>15.09.2026, Colegiul Tehnic Turda – 11 elevi: prezentarea proiectului, exerciții de intercunoaștere și aplicarea chestionarului de interese (9 chestionare completate);</w:t>
-      </w:r>
-    </w:p>
-    <w:p>
-      <w:pPr>
-        <w:spacing w:after="20"/>
-        <w:ind w:left="357" w:hanging="357"/>
-      </w:pPr>
-      <w:r>
-        <w:t>•</w:t>
-        <w:tab/>
-      </w:r>
-      <w:r>
-        <w:rPr>
-          <w:b w:val="0"/>
-          <w:i w:val="0"/>
-        </w:rPr>
-        <w:t>16.09.2026, Colegiul Tehnic Turda – 12 elevi: meserii, aptitudini și perspective profesionale; jocul „Găsește pe cineva care…” și discuții despre legătura dintre interese, abilități și opțiunile de carieră;</w:t>
-      </w:r>
-    </w:p>
-    <w:p>
-      <w:pPr>
-        <w:spacing w:after="20"/>
-        <w:ind w:left="357" w:hanging="357"/>
-      </w:pPr>
-      <w:r>
-        <w:t>•</w:t>
-        <w:tab/>
-      </w:r>
-      <w:r>
-        <w:rPr>
-          <w:b w:val="0"/>
-          <w:i w:val="0"/>
-        </w:rPr>
-        <w:t>28.09.2026, Casa de Cultură Huedin – 7 elevi: prezentarea proiectului și aplicarea chestionarului de interese (7 chestionare);</w:t>
-      </w:r>
-    </w:p>
-    <w:p>
-      <w:pPr>
-        <w:spacing w:after="20"/>
-        <w:ind w:left="357" w:hanging="357"/>
-      </w:pPr>
-      <w:r>
-        <w:t>•</w:t>
-        <w:tab/>
-      </w:r>
-      <w:r>
-        <w:rPr>
-          <w:b w:val="0"/>
-          <w:i w:val="0"/>
-        </w:rPr>
-        <w:t>29.09.2026, Primăria Huedin – 4 elevi: exercițiul „Mesaj pentru mine peste 5 ani” (4 fișe completate și 4 mesaje înregistrate audio, cu acordul reprezentanților legali);</w:t>
-      </w:r>
-    </w:p>
-    <w:p>
-      <w:pPr>
-        <w:spacing w:after="20"/>
-        <w:ind w:left="357" w:hanging="357"/>
-      </w:pPr>
-      <w:r>
-        <w:t>•</w:t>
-        <w:tab/>
-      </w:r>
-      <w:r>
-        <w:rPr>
-          <w:b w:val="0"/>
-          <w:i w:val="0"/>
-        </w:rPr>
-        <w:t>30.09.2026, Colegiul Tehnic Turda – 12 elevi: reflecție asupra viitorului personal, educațional și profesional.</w:t>
-      </w:r>
-    </w:p>
-    <w:p>
-      <w:pPr>
-        <w:jc w:val="both"/>
-      </w:pPr>
-      <w:r>
-        <w:rPr>
-          <w:b w:val="0"/>
-          <w:i w:val="0"/>
-        </w:rPr>
-        <w:t>Cele 16 chestionare de interese și 4 fișe de lucru au fost analizate pentru adaptarea activităților următoare la profilul participanților.</w:t>
-      </w:r>
-    </w:p>
-    <w:p>
-      <w:pPr>
-        <w:jc w:val="both"/>
-      </w:pPr>
-      <w:r>
-        <w:rPr>
-          <w:b w:val="0"/>
-          <w:i w:val="0"/>
-        </w:rPr>
-        <w:t>Facilitatorul comunitar 2 a elaborat planul lunar de activitate și chestionarul „Ce mi-ar fi util să învăț și să dezvolt?”, instrument anonim de identificare a nevoilor și intereselor elevilor (autocunoaștere, comunicare, gestionarea emoțiilor, siguranța online, orientare școlară și profesională, abilități pentru viață), și a organizat 2 activități directe cu elevii din clasele a VII-a – a VIII-a: 15.09.2026, Colegiul Tehnic Turda, structura Poiana – 6 elevi; 24.09.2026, Liceul Tehnologic „Vlădeasa” Huedin – 15 elevi (jocul de cunoaștere „Două adevăruri și o minciună”, discuții despre interese și aplicarea chestionarului). Cele 21 de chestionare au fost centralizate într-un raport de analiză, cu direcții de intervenție și propuneri de tematici (activități practice și interactive, orientare educațională și profesională), care fundamentează planul tematic al atelierelor pentru elevi și părinți. Facilitatorul a început contactarea părinților elevilor din grupul țintă, prin diriginți și direct, în vederea organizării atelierelor pentru părinți din luna octombrie 2026.</w:t>
-      </w:r>
-    </w:p>
-    <w:p>
-      <w:pPr>
-        <w:jc w:val="both"/>
-      </w:pPr>
-      <w:r>
-        <w:rPr>
-          <w:b w:val="0"/>
-          <w:i w:val="0"/>
-        </w:rPr>
-        <w:t>Persoana nominalizată prin Notificarea nr. 1 pe poziția de Facilitator comunitar 1 nu a fost angajată în perioada de raportare, angajarea fiind planificată în corelare cu începerea atelierelor pentru părinți; activitățile de facilitare comunitară din septembrie au fost asigurate de Facilitatorul comunitar 2.</w:t>
-      </w:r>
-    </w:p>
-    <w:p>
-      <w:pPr>
-        <w:jc w:val="both"/>
-      </w:pPr>
-      <w:r>
-        <w:rPr>
-          <w:b w:val="0"/>
-          <w:i w:val="0"/>
-        </w:rPr>
-        <w:t>Târgurile de oportunități și vizitele la operatori economici sunt planificate pentru perioada următoare, după contractarea serviciilor de organizare a târgului (SA2.1) și stabilirea calendarului cu unitățile de învățământ partenere.</w:t>
-      </w:r>
-    </w:p>
-    <w:p>
-      <w:pPr>
-        <w:jc w:val="both"/>
-      </w:pPr>
-      <w:r>
-        <w:rPr>
-          <w:b w:val="0"/>
-          <w:i w:val="0"/>
-        </w:rPr>
-        <w:t>Activitatea este documentată prin rapoartele de activitate și fișele de pontaj ale experților, planurile lunare, listele de prezență, minutele activităților, chestionarele aplicate și rapoartele de analiză, materialele campaniei, înregistrările audio și fotografiile realizate.</w:t>
+        <w:t>SA5.3 a început în luna septembrie 2026 (L3), conform graficului din cererea de finanțare, și reunește patru componente: campania media de informare și conștientizare, atelierele pentru părinți, târgurile de oportunități și vizitele la operatori economici. Scopul este creșterea gradului de conștientizare a elevilor din clasele a VII-a – a VIII-a și a părinților lor cu privire la rolul educației și la avantajele învățământului profesional și tehnic, pentru prevenirea abandonului și continuarea studiilor. Activitatea este realizată de Expertul comunicare (angajat de la 31.08.2026) și de Facilitatorul comunitar 2 (de la 04.09.2026), sub coordonarea Managerului de proiect. Persoana nominalizată prin Notificarea nr. 1 pe poziția de Facilitator comunitar 1 nu a fost angajată în perioada de raportare, angajarea fiind corelată cu începerea atelierelor pentru părinți; activitățile de facilitare din septembrie au fost asigurate de Facilitatorul comunitar 2, fără impact asupra calendarului. Prima lună a fost, conform cererii de finanțare, etapa de analiză a percepțiilor și a nevoilor, realizată prin contact direct cu elevii, din care se construiesc Planul de informare și conștientizare și planul tematic al atelierelor.</w:t>
+      </w:r>
+    </w:p>
+    <w:p>
+      <w:pPr>
+        <w:jc w:val="both"/>
+      </w:pPr>
+      <w:r>
+        <w:rPr>
+          <w:b w:val="0"/>
+          <w:i w:val="0"/>
+        </w:rPr>
+        <w:t xml:space="preserve">Campania de informare și conștientizare (Expertul comunicare). Expertul comunicare a pregătit instrumentele primei etape – discursul de prezentare a proiectului, chestionarul de interese (interese, pasiuni, așteptări, perspective de viitor), jocul de intercunoaștere „Găsește pe cineva care…”, fișa „Mesaj pentru mine peste 5 ani” – și a organizat 5 activități de teren cu elevii din acțiunea 8.f.2, în spații puse la dispoziție de școli și de comunitate: 15.09.2026, Colegiul Tehnic Turda – 11 elevi: prezentarea proiectului, exerciții de icebreaking și aplicarea chestionarului de interese (9 chestionare completate), cu discutarea răspunsurilor individual și în grup; 16.09.2026, Colegiul Tehnic Turda – 12 elevi: meserii, aptitudini și perspective profesionale, jocul-concurs „Găsește pe cineva care…” și legătura dintre interese, abilități și opțiunile de carieră; 28.09.2026, Casa de Cultură Huedin – 7 elevi: prezentarea proiectului și aplicarea chestionarului (7 chestionare); 29.09.2026, Primăria Huedin – 4 elevi: exercițiul „Mesaj pentru mine peste 5 ani” (4 fișe completate și 4 mesaje înregistrate audio, cu acordul reprezentanților legali); 30.09.2026, Colegiul Tehnic Turda – 12 elevi: reflecție asupra viitorului personal, educațional și profesional. În total 23 de elevi și 46 de participări; cele 16 chestionare și 4 fișe au fost analizate pentru adaptarea activităților următoare la profilul participanților și constituie analiza sumară a percepțiilor pe baza căreia se elaborează Planul de informare și conștientizare și materialele campaniei (afișe, pliante, materiale multimedia cu modele pozitive din ÎPT), </w:t>
+      </w:r>
+      <w:r>
+        <w:rPr>
+          <w:b w:val="0"/>
+          <w:i w:val="0"/>
+          <w:highlight w:val="yellow"/>
+        </w:rPr>
+        <w:t>«planificate pentru luna octombrie 2026»</w:t>
+      </w:r>
+      <w:r>
+        <w:rPr>
+          <w:b w:val="0"/>
+          <w:i w:val="0"/>
+        </w:rPr>
+        <w:t>.</w:t>
+      </w:r>
+    </w:p>
+    <w:p>
+      <w:pPr>
+        <w:jc w:val="both"/>
+      </w:pPr>
+      <w:r>
+        <w:rPr>
+          <w:b w:val="0"/>
+          <w:i w:val="0"/>
+        </w:rPr>
+        <w:t>Facilitarea comunitară (Facilitatorul comunitar 2). Facilitatorul a elaborat planul lunar de activitate și chestionarul „Ce mi-ar fi util să învăț și să dezvolt?”, instrument anonim de identificare a nevoilor și intereselor elevilor (autocunoaștere, comunicare, gestionarea emoțiilor, utilizarea internetului, orientare școlară și profesională, abilități pentru viață, metode de lucru preferate), cu răspunsuri utilizate agregat, exclusiv pentru planificare. A organizat 2 activități directe cu elevii din clasele a VII-a – a VIII-a: 15.09.2026, Colegiul Tehnic Turda – structura Poiana, 13:00–16:00 – 6 elevi (5 din clasa a VII-a, 1 din clasa a VIII-a): prezentarea rolului facilitatorului, jocul de cunoaștere „Două adevăruri și o minciună”, discuții despre interese și aplicarea chestionarului; 24.09.2026, Liceul Tehnologic „Vlădeasa” Huedin, 14:00–15:00 – 15 elevi (8 din clasa a VII-a, 7 din clasa a VIII-a), cu același format, pentru două clase diferite. Cele 21 de chestionare au fost centralizate într-un raport de analiză: elevii au nevoi și interese legate de orientarea educațională și profesională, autocunoaștere, comunicare, gestionarea emoțiilor și siguranța online și preferă clar metodele participative, jocurile, activitățile practice și excursiile; pe această bază au fost formulate direcțiile de intervenție și tematicile propuse pentru atelierele următoare. A fost întocmit centralizatorul nominal al celor 21 de elevi (data, localitatea, clasa, școala). Facilitatorul a participat la ședința de management din 25.09.2026, unde s-a discutat organizarea activităților după programul școlar și corelarea lor cu prezența efectivă a elevilor.</w:t>
+      </w:r>
+    </w:p>
+    <w:p>
+      <w:pPr>
+        <w:jc w:val="both"/>
+      </w:pPr>
+      <w:r>
+        <w:rPr>
+          <w:b w:val="0"/>
+          <w:i w:val="0"/>
+        </w:rPr>
+        <w:t>Participarea. În luna septembrie 2026, 35 de elevi unici din acțiunea 8.f.2 au participat la cel puțin o activitate din SA5.3 (o parte dintre elevii de la Turda au participat atât la activitățile Expertului comunicare, cât și la cele ale Facilitatorului), data primei participări fiind data intrării în operațiune, consemnată în registrul grupului țintă și în MySMIS2021. Lista de prezență a fiecărei activități este semnată de elevi, iar activitățile sunt documentate prin minute și fotografii.</w:t>
+      </w:r>
+    </w:p>
+    <w:p>
+      <w:pPr>
+        <w:jc w:val="both"/>
+      </w:pPr>
+      <w:r>
+        <w:rPr>
+          <w:b w:val="0"/>
+          <w:i w:val="0"/>
+        </w:rPr>
+        <w:t>Atelierele pentru părinți, târgurile de oportunități și vizitele la operatori economici. Atelierele pentru părinți încep în luna octombrie 2026 (planificate în Anexa 12 pentru 02, 09, 12 și 29.10.2026), după evaluarea informală a nevoilor părinților realizată de Facilitator prin diriginți și contact direct; în perioada de raportare nu au fost sprijiniți părinți. Târgul de oportunități pentru anul școlar 2026–2027 și vizitele la operatori economici sunt planificate pentru perioada următoare, după contractarea serviciilor de organizare a târgului (SA2.1) și stabilirea calendarului cu unitățile de învățământ partenere.</w:t>
+      </w:r>
+    </w:p>
+    <w:p>
+      <w:pPr>
+        <w:jc w:val="both"/>
+      </w:pPr>
+      <w:r>
+        <w:rPr>
+          <w:b w:val="0"/>
+          <w:i w:val="0"/>
+        </w:rPr>
+        <w:t>Activitatea este documentată prin rapoartele de activitate și fișele de pontaj ale Expertului comunicare și Facilitatorului comunitar 2, planul lunar de activitate, cele 7 liste de prezență, minutele activităților, chestionarele aplicate și rapoartele de analiză, centralizatorul participanților, materialele de lucru (discurs, chestionar, joc, fișă), înregistrările audio și fotografiile realizate, centralizate în documentele „SA 5.3_09.2026_Informare și conștientizare” ale celor doi experți.</w:t>
       </w:r>
     </w:p>
     <w:p>
@@ -7440,7 +6935,7 @@
           <w:color w:val="1E6B2E"/>
           <w:sz w:val="16"/>
         </w:rPr>
-        <w:t>Caractere: 3.783 / 10.500 (36%) – în limită</w:t>
+        <w:t>Caractere: 6.176 / 10.500 (59%) – în limită</w:t>
       </w:r>
     </w:p>
     <w:tbl>
@@ -7486,7 +6981,7 @@
                 <w:color w:val="9B1C1C"/>
                 <w:sz w:val="18"/>
               </w:rPr>
-              <w:t>Cifre SA5.3: RA Expert comunicare (corectat 06.10): 23 elevi / 46 participări (15.09: 11; 16.09: 12; 28.09: 7; 29.09: 4; 30.09: 12). RA FC2: 21 elevi (6 + 15); registrul GT consemnează 27 elevi la ateliere (include 02.10). Elevi unici 8.f.2 intrați în operațiune: 34 la 30.09 (registru). Facilitatorul comunitar 1 (Sotnic, Notificarea nr. 1) nu a fost angajat – textul spune asta explicit; OM poate întreba de ce a fost notificat înainte de angajare.</w:t>
+              <w:t>Cifre SA5.3: RA Expert comunicare (corectat 06.10): 23 elevi / 46 participări (15.09: 11; 16.09: 12; 28.09: 7; 29.09: 4; 30.09: 12). RA FC2: 21 elevi (6 + 15); registrul GT consemnează 27 elevi la ateliere (include 02.10). Elevi unici 8.f.2 intrați în operațiune: 35 conform RA GT1 corectat (34 în registrul din 08.10) – textul folosește 35. Materialele campaniei (afișe, pliante) apar în RA inițial al Expertului comunicare, nu și în cel corectat – în text sunt la viitor. Facilitatorul comunitar 1 (Sotnic, Notificarea nr. 1) nu a fost angajat – textul spune asta explicit; OM poate întreba de ce a fost notificat înainte de angajare.</w:t>
             </w:r>
           </w:p>
         </w:tc>
@@ -7554,34 +7049,19 @@
           <w:b w:val="0"/>
           <w:i w:val="0"/>
         </w:rPr>
-        <w:t xml:space="preserve">R20: </w:t>
-      </w:r>
-      <w:r>
-        <w:rPr>
-          <w:b w:val="0"/>
-          <w:i w:val="0"/>
-          <w:highlight w:val="yellow"/>
-        </w:rPr>
-        <w:t>«45»</w:t>
-      </w:r>
-      <w:r>
-        <w:rPr>
-          <w:b w:val="0"/>
-          <w:i w:val="0"/>
-        </w:rPr>
-        <w:t xml:space="preserve"> de elevi din acțiunea 8.f.3 (clasa a IX-a) au participat la programele remediale în perioada 17–30.09.2026: 26 la Colegiul Tehnic Turda (limba și literatura română și fizică) și 19 la Liceul Teologic Reformat Cluj-Napoca (limba și literatura română).</w:t>
-      </w:r>
-    </w:p>
-    <w:p>
-      <w:pPr>
-        <w:jc w:val="both"/>
-      </w:pPr>
-      <w:r>
-        <w:rPr>
-          <w:b w:val="0"/>
-          <w:i w:val="0"/>
-        </w:rPr>
-        <w:t>R21: masa caldă urmează să fie acordată după finalizarea achiziției serviciilor (L4–L5); în perioada de raportare nu au fost acordate porții.</w:t>
+        <w:t>R20: 45 de elevi din acțiunea 8.f.3 (clasa a IX-a) au participat la programele remediale în perioada 17–30.09.2026: 26 la Colegiul Tehnic Turda (limba și literatura română și fizică) și 19 la Liceul Teologic Reformat Cluj-Napoca (limba și literatura română), din ținta de 213 pe durata proiectului.</w:t>
+      </w:r>
+    </w:p>
+    <w:p>
+      <w:pPr>
+        <w:jc w:val="both"/>
+      </w:pPr>
+      <w:r>
+        <w:rPr>
+          <w:b w:val="0"/>
+          <w:i w:val="0"/>
+        </w:rPr>
+        <w:t>R21: 0 elevi cu masă caldă în perioada de raportare; subvenția se acordă după contractarea serviciilor de masă caldă (SA2.1, L4–L5), pe baza listelor de prezență la sesiunile remediale.</w:t>
       </w:r>
     </w:p>
     <w:p>
@@ -7595,7 +7075,7 @@
           <w:color w:val="1E6B2E"/>
           <w:sz w:val="16"/>
         </w:rPr>
-        <w:t>Caractere: 402 / 3.500 (11%) – în limită</w:t>
+        <w:t>Caractere: 484 / 3.500 (14%) – în limită</w:t>
       </w:r>
     </w:p>
     <w:tbl>
@@ -7652,6 +7132,18 @@
     </w:p>
     <w:p>
       <w:pPr>
+        <w:jc w:val="both"/>
+      </w:pPr>
+      <w:r>
+        <w:rPr>
+          <w:b w:val="0"/>
+          <w:i w:val="0"/>
+        </w:rPr>
+        <w:t>Risc identificat: prezența variabilă a elevilor la sesiuni (între 12 și 20 de elevi pe grupă), influențată de orarul școlar provizoriu și de absențele de la școală. Măsuri: programarea sesiunilor după orele de curs, în corelare cu diriginții, grupe de nivel, materiale adaptate și acordarea mesei calde după contractare, ca factor de motivare.</w:t>
+      </w:r>
+    </w:p>
+    <w:p>
+      <w:pPr>
         <w:spacing w:after="160"/>
       </w:pPr>
       <w:r>
@@ -7661,7 +7153,7 @@
           <w:color w:val="1E6B2E"/>
           <w:sz w:val="16"/>
         </w:rPr>
-        <w:t>Caractere: 32 / 10.500 (0%) – în limită</w:t>
+        <w:t>Caractere: 376 / 10.500 (4%) – în limită</w:t>
       </w:r>
     </w:p>
     <w:tbl>
@@ -7713,31 +7205,19 @@
           <w:b w:val="0"/>
           <w:i w:val="0"/>
         </w:rPr>
-        <w:t>SA5.4 a început în luna septembrie 2026 (L3), conform graficului din cererea de finanțare, odată cu începerea anului școlar. În perioada de raportare activitatea a vizat elaborarea metodologiilor de organizare a activităților remediale, constituirea grupelor, evaluarea inițială a elevilor și primele sesiuni remediale, fiind realizată de Cadrele didactice 1–3, sub coordonarea Managerului de proiect.</w:t>
-      </w:r>
-    </w:p>
-    <w:p>
-      <w:pPr>
-        <w:jc w:val="both"/>
-      </w:pPr>
-      <w:r>
-        <w:rPr>
-          <w:b w:val="0"/>
-          <w:i w:val="0"/>
-        </w:rPr>
-        <w:t>Cadrul didactic 1 (limba și literatura română, Colegiul Tehnic Turda) a elaborat la 10.09.2026 metodologia de organizare a activităților remediale, cu structura tematică a sesiunilor, instrumentele pedagogice, grila de evaluare a progresului, metodele de lucru și calendarul orientativ (2 grupe de câte 19 elevi din clasa a IX-a, câte 2 ore pe săptămână, în afara programului școlar), a aplicat testele de evaluare inițială celor două grupe și a susținut sesiunile remediale din 17.09.2026 (14 elevi) și 21.09.2026 (12 elevi), axate pe citire, înțelegerea textului și exprimarea scrisă.</w:t>
-      </w:r>
-    </w:p>
-    <w:p>
-      <w:pPr>
-        <w:jc w:val="both"/>
-      </w:pPr>
-      <w:r>
-        <w:rPr>
-          <w:b w:val="0"/>
-          <w:i w:val="0"/>
-        </w:rPr>
-        <w:t xml:space="preserve">Cadrul didactic 2 (fizică, Colegiul Tehnic Turda) a elaborat metodologia activităților remediale la științe și testul de evaluare inițială pentru clasa a IX-a, a aplicat </w:t>
+        <w:t>SA5.4 a început în luna septembrie 2026 (L3), conform graficului din cererea de finanțare, odată cu începerea anului școlar, și vizează elevii din clasa a IX-a (acțiunea 8.f.3) prin programe remediale la citit, matematică și științe, cu dezvoltarea în paralel a abilităților transversale. Activitatea este realizată de cadrele didactice angajate în proiect – Cadrul didactic 1 (limba și literatura română, Colegiul Tehnic Turda, de la 31.08.2026), Cadrul didactic 2 (fizică, Colegiul Tehnic Turda, de la 04.09.2026) și Cadrul didactic 3 (limba și literatura română, Liceul Teologic Reformat Cluj-Napoca, de la 17.09.2026) –, sub coordonarea Managerului de proiect, care verifică documentația și organizează întâlnirile de feedback. Persoanele nominalizate inițial prin Notificarea nr. 2 pe pozițiile de Cadru didactic 2 și 3 nu au desfășurat activități și au fost înlocuite prin Notificările nr. 3 și nr. 4; poziția de Cadru didactic 4 (matematică) nu a fost ocupată în perioada de raportare și va fi nominalizată prin notificare, sesiunile de matematică urmând să înceapă după nominalizare, fără impact asupra calendarului programelor remediale la română și științe, care au început cu cele trei cadre didactice disponibile.</w:t>
+      </w:r>
+    </w:p>
+    <w:p>
+      <w:pPr>
+        <w:jc w:val="both"/>
+      </w:pPr>
+      <w:r>
+        <w:rPr>
+          <w:b w:val="0"/>
+          <w:i w:val="0"/>
+        </w:rPr>
+        <w:t xml:space="preserve">Pregătirea programelor (prima jumătate a lunii septembrie). Fiecare cadru didactic a elaborat metodologia de organizare a activităților remediale la disciplina sa, conform cererii de finanțare: structura tematică a sesiunilor, instrumentele pedagogice, criteriile și grila de evaluare a progresului, metodele de lucru și calendarul orientativ – câte 2 ore pe săptămână pe grupă, în afara programului școlar, în sălile puse la dispoziție de școli. Cadrul didactic 1 a finalizat metodologia la 10.09.2026 și, în 07–16.09.2026, a identificat împreună cu diriginții elevii clasei a IX-a cu nevoi de sprijin la limba română și a constituit două grupe; Cadrul didactic 2 a elaborat metodologia pentru fizică, testul de evaluare inițială și materialele de lucru și a completat confirmările școlare pentru cei 38 de elevi din clasa a IX-a; Cadrul didactic 3 a identificat, împreună cu dirigintele clasei a IX-a D (filiera tehnologică), elevii cu nevoi de sprijin la limba română (20 de elevi înscriși), ținând cont de cerințele educaționale speciale și de situația familiilor, și a elaborat metodologia, testul de pretestare, testul de evaluare inițială, baremul și grila de evaluare. Metodologiile au fost transmise Managerului de proiect </w:t>
       </w:r>
       <w:r>
         <w:rPr>
@@ -7745,134 +7225,62 @@
           <w:i w:val="0"/>
           <w:highlight w:val="yellow"/>
         </w:rPr>
-        <w:t>«20»</w:t>
-      </w:r>
-      <w:r>
-        <w:rPr>
-          <w:b w:val="0"/>
-          <w:i w:val="0"/>
-        </w:rPr>
-        <w:t xml:space="preserve"> de teste inițiale și a susținut sesiunile din 22.09.2026 (</w:t>
-      </w:r>
-      <w:r>
-        <w:rPr>
-          <w:b w:val="0"/>
-          <w:i w:val="0"/>
-          <w:highlight w:val="yellow"/>
-        </w:rPr>
-        <w:t>«20»</w:t>
-      </w:r>
-      <w:r>
-        <w:rPr>
-          <w:b w:val="0"/>
-          <w:i w:val="0"/>
-        </w:rPr>
-        <w:t xml:space="preserve"> de elevi) și 29.09.2026 (14 elevi – transformări de unități de măsură), axate pe noțiunile de bază, calcul și rezolvarea de probleme.</w:t>
-      </w:r>
-    </w:p>
-    <w:p>
-      <w:pPr>
-        <w:jc w:val="both"/>
-      </w:pPr>
-      <w:r>
-        <w:rPr>
-          <w:b w:val="0"/>
-          <w:i w:val="0"/>
-        </w:rPr>
-        <w:t>Cadrul didactic 3 (limba și literatura română, Liceul Teologic Reformat Cluj-Napoca), nominalizat prin Notificarea nr. 4, aprobată prin Informarea OIR PECU Nord-Vest nr. 17371/17.09.2026, a elaborat metodologia activităților remediale pentru clasa a IX-a D (23 de elevi înscriși), testul inițial, baremul și grila de evaluare și a susținut prima sesiune remedială la 30.09.2026 (</w:t>
-      </w:r>
-      <w:r>
-        <w:rPr>
-          <w:b w:val="0"/>
-          <w:i w:val="0"/>
-          <w:highlight w:val="yellow"/>
-        </w:rPr>
-        <w:t>«20»</w:t>
-      </w:r>
-      <w:r>
-        <w:rPr>
-          <w:b w:val="0"/>
-          <w:i w:val="0"/>
-        </w:rPr>
-        <w:t xml:space="preserve"> de elevi prezenți), stabilind planificarea sesiunilor pentru luna octombrie.</w:t>
-      </w:r>
-    </w:p>
-    <w:p>
-      <w:pPr>
-        <w:jc w:val="both"/>
-      </w:pPr>
-      <w:r>
-        <w:rPr>
-          <w:b w:val="0"/>
-          <w:i w:val="0"/>
-        </w:rPr>
-        <w:t xml:space="preserve">Metodologiile au fost verificate și validate de Managerul de proiect </w:t>
-      </w:r>
-      <w:r>
-        <w:rPr>
-          <w:b w:val="0"/>
-          <w:i w:val="0"/>
-          <w:highlight w:val="yellow"/>
-        </w:rPr>
-        <w:t>«la data de …»</w:t>
-      </w:r>
-      <w:r>
-        <w:rPr>
-          <w:b w:val="0"/>
-          <w:i w:val="0"/>
-        </w:rPr>
-        <w:t xml:space="preserve">. Rezultatele testelor inițiale au fost utilizate pentru formarea grupelor pe niveluri și pentru deschiderea fișelor individuale de progres, care vor fi actualizate după testele intermediare. Activitățile s-au desfășurat în sălile puse la dispoziție de unitățile de învățământ, în afara programului școlar, cu materiale didactice (fișe de lucru, exerciții, teste) concepute de cadrele didactice. În total, în perioada de raportare, </w:t>
-      </w:r>
-      <w:r>
-        <w:rPr>
-          <w:b w:val="0"/>
-          <w:i w:val="0"/>
-          <w:highlight w:val="yellow"/>
-        </w:rPr>
-        <w:t>«45»</w:t>
-      </w:r>
-      <w:r>
-        <w:rPr>
-          <w:b w:val="0"/>
-          <w:i w:val="0"/>
-        </w:rPr>
-        <w:t xml:space="preserve"> de elevi unici din clasa a IX-a au participat la cel puțin o sesiune remedială (26 la Colegiul Tehnic Turda, 19 la Liceul Teologic Reformat Cluj-Napoca).</w:t>
-      </w:r>
-    </w:p>
-    <w:p>
-      <w:pPr>
-        <w:jc w:val="both"/>
-      </w:pPr>
-      <w:r>
-        <w:rPr>
-          <w:b w:val="0"/>
-          <w:i w:val="0"/>
-        </w:rPr>
-        <w:t>Echipa de implementare. Persoanele nominalizate prin Notificarea nr. 2 pe pozițiile de Cadru didactic 2 și Cadru didactic 3 nu au desfășurat activități în proiect, fiind înlocuite prin Notificările nr. 3 și nr. 4; Cadrul didactic 2 și-a început activitatea la 04.09.2026, iar Cadrul didactic 3 la 17.09.2026. Poziția de Cadru didactic 4 (matematică) nu a fost ocupată în perioada de raportare, urmând să fie nominalizată prin notificare, fără impact asupra programelor remediale, care au început cu cele trei cadre didactice disponibile; sesiunile de matematică vor fi organizate după nominalizare.</w:t>
-      </w:r>
-    </w:p>
-    <w:p>
-      <w:pPr>
-        <w:jc w:val="both"/>
-      </w:pPr>
-      <w:r>
-        <w:rPr>
-          <w:b w:val="0"/>
-          <w:i w:val="0"/>
-        </w:rPr>
-        <w:t>Masa caldă pentru elevii participanți la programele remediale va fi acordată după finalizarea achiziției serviciilor (SA2.1), pe baza listelor de prezență la sesiunile remediale, conform metodologiei; dimensionarea serviciului se face pe baza numărului de elevi validați și a calendarului sesiunilor.</w:t>
-      </w:r>
-    </w:p>
-    <w:p>
-      <w:pPr>
-        <w:jc w:val="both"/>
-      </w:pPr>
-      <w:r>
-        <w:rPr>
-          <w:b w:val="0"/>
-          <w:i w:val="0"/>
-        </w:rPr>
-        <w:t>Activitatea este documentată prin rapoartele de activitate și fișele de pontaj ale cadrelor didactice, metodologiile elaborate, testele de evaluare inițială, listele de prezență, fotografiile realizate și registrul grupului țintă.</w:t>
+        <w:t>«și validate la data de …»</w:t>
+      </w:r>
+      <w:r>
+        <w:rPr>
+          <w:b w:val="0"/>
+          <w:i w:val="0"/>
+        </w:rPr>
+        <w:t>. Materialele didactice (fișe de lucru, exerciții, teste, scheme) au fost concepute de cadrele didactice în funcție de nivelul grupelor.</w:t>
+      </w:r>
+    </w:p>
+    <w:p>
+      <w:pPr>
+        <w:jc w:val="both"/>
+      </w:pPr>
+      <w:r>
+        <w:rPr>
+          <w:b w:val="0"/>
+          <w:i w:val="0"/>
+        </w:rPr>
+        <w:t>Evaluarea inițială și primele sesiuni. Conform cererii de finanțare, testele de evaluare inițială au fost aplicate în primele sesiuni, pentru identificarea lacunelor și a punctelor forte și pentru formarea grupelor de nivel: Cadrul didactic 1 a aplicat testele inițiale celor două grupe și a susținut sesiunile de limba și literatura română din 17.09.2026 (14 elevi) și 21.09.2026 (12 elevi) la Colegiul Tehnic Turda, pe citire, înțelegerea textului și exprimare scrisă, pregătind apoi fișe de lucru adaptate nevoilor fiecărei grupe; Cadrul didactic 2 a susținut sesiunile de fizică din 22.09.2026 (20 de elevi) și 29.09.2026 (14 elevi), câte 2 ore cu fiecare grupă (8 ore în total), cu aplicarea a 20 de teste inițiale la prima sesiune, împărțirea elevilor pe două grupe de nivel și lucru pe noțiuni de bază, calcul și transformări de unități de măsură; Cadrul didactic 3 a susținut la 30.09.2026, între orele 16:00 și 18:00, în sala 110 a Liceului Teologic Reformat Cluj-Napoca, prima sesiune remedială de limba și literatura română, cu 20 de elevi prezenți, cărora le-a aplicat testul de pretestare și testul de evaluare inițială, și a planificat diferențiat, pe două grupe, sesiunile din luna octombrie (Anexa 12). Rezultatele testelor stau la baza fișelor individuale de progres, care vor fi actualizate după testele intermediare și finale ale anului școlar.</w:t>
+      </w:r>
+    </w:p>
+    <w:p>
+      <w:pPr>
+        <w:jc w:val="both"/>
+      </w:pPr>
+      <w:r>
+        <w:rPr>
+          <w:b w:val="0"/>
+          <w:i w:val="0"/>
+        </w:rPr>
+        <w:t>Participarea. În perioada 17–30.09.2026 au avut loc 5 sesiuni remediale, la care au participat 45 de elevi unici din clasa a IX-a: 26 la Colegiul Tehnic Turda (intrați în operațiune la 17.09 și 21.09.2026) și 19 la Liceul Teologic Reformat Cluj-Napoca (intrați la 30.09.2026), toți înregistrați în MySMIS2021. Prezența este consemnată în listele de prezență semnate de elevi la fiecare sesiune, iar desfășurarea activităților este documentată prin fotografii. Data primei sesiuni a fost consemnată ca dată a intrării în operațiune în registrul grupului țintă.</w:t>
+      </w:r>
+    </w:p>
+    <w:p>
+      <w:pPr>
+        <w:jc w:val="both"/>
+      </w:pPr>
+      <w:r>
+        <w:rPr>
+          <w:b w:val="0"/>
+          <w:i w:val="0"/>
+        </w:rPr>
+        <w:t>Coordonare și masa caldă. Managerul de proiect a verificat planificările și documentele cadrelor didactice și a programat sesiunile în Anexa 12 pentru septembrie și octombrie; în ședința de management din 25.09.2026 s-a decis ca pauzele din calendarul activităților să vizeze doar activitatea cadrelor didactice (vacanțele școlare), consilierea și facilitarea continuând, aspect care va face obiectul unei notificări. Cadrele didactice participă în paralel la programul de formare din SA5.2, ale cărui teme sunt aplicate direct în sesiuni. Masa caldă pentru elevii participanți (rezultatul 21, introdus prin Actul adițional nr. 1) va fi acordată după finalizarea achiziției serviciilor de masă caldă, pe baza listelor de prezență la sesiunile remediale; dimensionarea serviciului se face pe baza numărului de elevi validați și a calendarului sesiunilor.</w:t>
+      </w:r>
+    </w:p>
+    <w:p>
+      <w:pPr>
+        <w:jc w:val="both"/>
+      </w:pPr>
+      <w:r>
+        <w:rPr>
+          <w:b w:val="0"/>
+          <w:i w:val="0"/>
+        </w:rPr>
+        <w:t>Activitatea este documentată prin rapoartele de activitate și fișele de pontaj ale cadrelor didactice, metodologiile elaborate, testele de evaluare inițială cu baremele și grilele, listele de prezență, materialele didactice, fotografiile realizate, planificările lunare (Anexa 12) și registrul grupului țintă, centralizate în documentele „SA 5.4_09.2026_Programe remediale” ale fiecărui cadru didactic.</w:t>
       </w:r>
     </w:p>
     <w:p>
@@ -7886,7 +7294,7 @@
           <w:color w:val="1E6B2E"/>
           <w:sz w:val="16"/>
         </w:rPr>
-        <w:t>Caractere: 3.626 / 10.500 (35%) – în limită</w:t>
+        <w:t>Caractere: 5.801 / 10.500 (55%) – în limită</w:t>
       </w:r>
     </w:p>
     <w:tbl>
@@ -7932,7 +7340,7 @@
                 <w:color w:val="9B1C1C"/>
                 <w:sz w:val="18"/>
               </w:rPr>
-              <w:t>Fizică (Cadru didactic 2) – trei surse diferite: listele de prezență semnate (liste elevi prezenta.pdf): 22.09 – 24 de elevi (2 pagini × 12), 29.09 – 19 (11 + 8); RA: 20 și 14; registrul GT (coloana Data din grupul „științe”): 22.09 – 26, 29.09 – 16. Lista semnată tranșează; RA și registrul se aliniază la ea. LTR 30.09 – RA 20 prezenți / registru 19 intrați. Totalul 45 elevi unici 8.f.3 = registru (26 Turda + 19 LTR); RA GT1/GT2: 44. Metodologiile remediale nu au validarea MP (data lipsă).</w:t>
+              <w:t>Fizică (Cadru didactic 2) – trei surse diferite: listele de prezență semnate (liste elevi prezenta.pdf): 22.09 – 24 de elevi (2 pagini × 12), 29.09 – 19 (11 + 8); RA: 20 și 14; registrul GT (coloana Data din grupul „științe”): 22.09 – 26, 29.09 – 16. Lista semnată tranșează; RA și registrul se aliniază la ea. LTR 30.09 – RA 20 prezenți / registru 19 intrați. Totalul 45 elevi unici 8.f.3 = registru și RA corectate (26 Turda + 19 LTR). CD1 raportează 2 sesiuni cu elevi (17.09, 21.09) dar 6 zile pontate pe SA5.4 (pregătire) – OM poate întreba. Metodologiile remediale nu au validarea MP (data lipsă).</w:t>
             </w:r>
           </w:p>
         </w:tc>

--- a/RP1_UNIC_352704/RP1_UNIC_352704_Raport_de_progres.docx
+++ b/RP1_UNIC_352704/RP1_UNIC_352704_Raport_de_progres.docx
@@ -5386,79 +5386,55 @@
           <w:b w:val="0"/>
           <w:i w:val="0"/>
         </w:rPr>
-        <w:t>SA4.1 a început în luna iulie 2026 (L1), conform graficului din cererea de finanțare, și acoperă în această perioadă de raportare trei luni de lucru: elaborarea și publicarea metodologiei de selecție a grupului țintă, informarea și recrutarea elevilor, părinților și cadrelor didactice din unitățile de învățământ partenere, constituirea și verificarea dosarelor de grup țintă, înregistrarea participanților în MySMIS2021 și motivarea participării. Activitatea a fost realizată de cei doi Experți GT (Expertul GT 1 și Expertul GT 2), sub coordonarea Managerului de proiect, care a avizat metodologia și a verificat dosarele. Pentru ca fiecare elev să aibă un singur responsabil, grupul țintă a fost împărțit între experți: Expertul GT 1 gestionează elevii Colegiului Tehnic Turda din clasele a X-a – a XI-a (acțiunea 8.f.1) și a VII-a – a VIII-a (acțiunea 8.f.2) și clasa a IX-a D a Liceului Teologic Reformat Cluj-Napoca (acțiunea 8.f.3); Expertul GT 2 gestionează elevii Liceului Tehnologic „Vlădeasa” Huedin (acțiunea 8.f.2) și clasa a IX-a a Colegiului Tehnic Turda (acțiunea 8.f.3).</w:t>
-      </w:r>
-    </w:p>
-    <w:p>
-      <w:pPr>
-        <w:jc w:val="both"/>
-      </w:pPr>
-      <w:r>
-        <w:rPr>
-          <w:b w:val="0"/>
-          <w:i w:val="0"/>
-        </w:rPr>
-        <w:t>Iulie 2026 – cadrul de lucru și primele dosare. În primele două săptămâni, Experții GT, împreună cu Managerul de proiect, au elaborat Metodologia privind identificarea, recrutarea, înscrierea, verificarea, selectarea, validarea și menținerea grupului țintă (versiunea 1). Metodologia a pornit de la condițiile de eligibilitate din Ghidul solicitantului – condiții specifice pentru cele trei acțiuni (domiciliul în regiunea Nord-Vest, înmatricularea într-o școală parteneră, încadrarea în categoriile de risc sau de dezavantaj, clasa) și a stabilit criteriile de departajare în ordinea din cererea de finanțare (etnie romă, dizabilitate, sex feminin, data înscrierii), pașii de înscriere, documentele, verificarea și validarea dosarelor, contestațiile și protecția datelor. Au fost generate cele 15 anexe-formular ale dosarului de participant (opis și checklist, formular de înregistrare, acordul reprezentantului legal și nota GDPR, declarația de evitare a dublei finanțări, confirmarea școlară – Anexa 5A, formularele pentru părinți și cadre didactice, grila de verificare – Anexa 9, rapoartele de selecție – Anexa 11, contestația, chestionarul de satisfacție, nota de informare – Anexa 15). Metodologia a fost analizată în ședința de management din 16.07.2026, avizată de Managerul de proiect și publicată pe subpagina proiectului de pe site-ul beneficiarului la 16.07.2026, pentru acces egal la informație. Experții au pregătit și materialele de informare pentru școli (flyere, afiș).</w:t>
-      </w:r>
-    </w:p>
-    <w:p>
-      <w:pPr>
-        <w:jc w:val="both"/>
-      </w:pPr>
-      <w:r>
-        <w:rPr>
-          <w:b w:val="0"/>
-          <w:i w:val="0"/>
-        </w:rPr>
-        <w:t>În paralel au avut loc întâlnirile de informare cu conducerile școlilor partenere: 07.07.2026 la Colegiul Tehnic Turda – structura Poiana (Managerul de proiect și cei doi Experți GT, 6 participanți) și 09.07.2026 la Liceul Tehnologic „Vlădeasa” Huedin (3 participanți). S-a convenit circuitul: școlile întocmesc listele preliminare și confirmă nevoia de sprijin prin Anexa 5A, iar experții oferă formularele și verifică eligibilitatea și completitudinea dosarelor. Colegiul Tehnic Turda a estimat 133 de elevi pe cele trei acțiuni și 3 cadre didactice, iar Liceul Tehnologic „Vlădeasa” Huedin 30 de elevi, 20 de rezervă și 1 cadru didactic. La 24.07.2026, cei doi experți au organizat la Colegiul Tehnic Turda prima întâlnire de informare și recrutare cu elevi, părinți și cadre didactice (20 de participanți), au prezentat proiectul, condițiile de participare și documentele necesare și au completat împreună cu familiile 24 de dosare de înscriere (Anexele 1–5), 14 prelucrate de Expertul GT 1 și 10 de Expertul GT 2. La 27.07.2026 a fost transmisă școlii adresa de solicitare a confirmărilor școlare și a actelor lipsă, iar la 29.07.2026 au fost primite 23 de confirmări școlare (Anexa 5A) și semnate electronic primele dosare.</w:t>
-      </w:r>
-    </w:p>
-    <w:p>
-      <w:pPr>
-        <w:jc w:val="both"/>
-      </w:pPr>
-      <w:r>
-        <w:rPr>
-          <w:b w:val="0"/>
-          <w:i w:val="0"/>
-        </w:rPr>
-        <w:t>August 2026 – pregătirea seriei mari. Luna a fost dedicată completării dosarelor din iulie și pregătirii înscrierii elevilor de liceu. Expertul GT 1 a studiat modulul de înregistrare a participanților din MySMIS2021 (04–07.08.2026) și a preluat de la școală actele de identitate și certificatele de naștere (12–14.08.2026); cei doi experți au completat dosarele repartizate și opisurile, astfel încât la 31.08.2026 18 din cele 24 de dosare din iulie erau complete, restul așteptând acte de la familii sau hotărârile de plasament pentru elevii aflați în protecție specială. La 21.08.2026, cei doi experți au participat la întâlnirea cu părinții și cadrele didactice de la Colegiul Tehnic Turda (20 de participanți), unde au identificat 6 elevi noi din clasele a VII-a – a VIII-a și au întocmit 8 fișe de precompletare a Anexelor 2, 3, 4 și 15. Pe baza centralizatoarelor transmise de școli, experții au precompletat dosarele de înscriere (Anexele 1, 2, 3, 4, 5A, 9 și 15) pentru cei 70 de elevi de liceu ai Colegiului Tehnic Turda (38 din clasa a IX-a, 21 din clasa a X-a, 11 din clasa a XI-a). Tot în august, Expertul GT 2 a identificat și informat cadrele didactice care urmau să intre în grupul țintă și a lansat căutarea furnizorului de formare (detalii în SA5.2). La 24.08.2026, experții au avut la sediul World Vision o întâlnire de lucru de 2 ore cu managerul proiectului pe care organizația îl implementează în aceleași două școli: s-a convenit ca fiecare elev să fie inclus în grupul țintă al unui singur proiect pentru sprijin de același tip și ca listele propuse de școli să fie verificate reciproc înainte de validare, pentru evitarea dublei finanțări. Întâlnirea cu școala din Huedin, amânată din cauza concediilor, a fost reprogramată în septembrie.</w:t>
-      </w:r>
-    </w:p>
-    <w:p>
-      <w:pPr>
-        <w:jc w:val="both"/>
-      </w:pPr>
-      <w:r>
-        <w:rPr>
-          <w:b w:val="0"/>
-          <w:i w:val="0"/>
-        </w:rPr>
-        <w:t>Septembrie 2026 – recrutarea efectivă și intrarea în operațiune. Odată cu începerea anului școlar, recrutarea s-a desfășurat pe trei fronturi. (1) Extinderea rețelei de școli: la 08 și 09.09.2026, Expertul GT 2 a prezentat proiectul conducerii Liceului Teologic Reformat Cluj-Napoca, cu care beneficiarul a încheiat acordul de colaborare din 09.09.2026 (anexat Notificării nr. 4); la 28.09.2026, cei doi experți au prezentat proiectul Liceului Tehnologic Energetic Cluj-Napoca, în vederea unei posibile colaborări pentru acțiunile 8.f.1 și 8.f.3. (2) Întâlnirile cu părinții (prezentarea proiectului și a condițiilor, colectarea actelor): Colegiul Tehnic Turda – 09.09.2026 (7 participanți) și 11.09.2026 (13 participanți); Liceul Tehnologic „Vlădeasa” Huedin – 11.09.2026 (12 participanți); Liceul Teologic Reformat Cluj-Napoca – 18.09.2026, ședința cu părinții clasei a IX-a D (19 participanți), unde dosarele au fost completate împreună cu familiile și semnate Anexele 2, 3 și 4; Colegiul Tehnic Turda – 21.09.2026, semnarea formularelor de înregistrare cu părinții elevilor din clasele a VII-a – a VIII-a, și 24.09.2026, stabilirea cu diriginții a documentelor de solicitat elevilor din clasele a X-a – a XI-a. La 22.09.2026, Liceul Teologic Reformat a transmis situația clasei a IX-a D (22 de elevi), iar la 23.09.2026 Expertul GT 1 a preluat de la școală confirmările școlare semnate de dirigintă. (3) Cadrele didactice: Expertul GT 2 a finalizat recrutarea celor 4 cadre didactice din grupul țintă (3 de la Colegiul Tehnic Turda și 1 de la Liceul Teologic Reformat Cluj-Napoca), inclusiv prin întâlnirea din 22.09.2026 de la Colegiul Tehnic Turda cu 2 dintre ele.</w:t>
-      </w:r>
-    </w:p>
-    <w:p>
-      <w:pPr>
-        <w:jc w:val="both"/>
-      </w:pPr>
-      <w:r>
-        <w:rPr>
-          <w:b w:val="0"/>
-          <w:i w:val="0"/>
-        </w:rPr>
-        <w:t>La 15.09.2026, cei doi experți și Managerul de proiect au actualizat Metodologia de selecție a grupului țintă (versiunea 2), aliniind procedura la modelul de dosar folosit efectiv în proiect și la modificările aprobate prin Actul adițional nr. 1 (masa caldă) și Notificarea nr. 3 (sprijinul financiar în funcție de nevoie); metodologia este semnată de experți și avizată de Managerul de proiect. Dosarele au fost verificate pe grila de eligibilitate (Anexa 9) și au primit, începând cu 24.09.2026, numere de înregistrare pe acțiuni: Expertul GT 1 – 68 de dosare (21 pe 8.f.1, 27 pe 8.f.2, 20 pe 8.f.3); Expertul GT 2 – 36 de dosare complete pentru clasa a IX-a de la Colegiul Tehnic Turda și 30 de dosare pentru elevii din Huedin (25 complete, 5 cu documente de completat). Familiile cu documente lipsă au fost contactate direct și prin diriginți.</w:t>
-      </w:r>
-    </w:p>
-    <w:p>
-      <w:pPr>
-        <w:jc w:val="both"/>
-      </w:pPr>
-      <w:r>
-        <w:rPr>
-          <w:b w:val="0"/>
-          <w:i w:val="0"/>
-        </w:rPr>
-        <w:t xml:space="preserve">Intrarea în operațiune a fost consemnată la data primei activități la care a participat fiecare elev, pe baza listelor de prezență semnate: 15.09.2026 (campania de informare de la Turda), 16–17.09.2026 (sprijin psihologic și prima sesiune remedială la Turda), 21–24.09.2026 (Turda și Huedin) și 30.09.2026 (prima sesiune remedială la Liceul Teologic Reformat). Înregistrarea în MySMIS2021 a început la 16–17.09.2026 cu primii 13 elevi, cu corectarea directă în platformă a numelor și adreselor și eliminarea unei înregistrări duble. La 30.09.2026 erau intrați în operațiune 97 de elevi – 55 din grupul Expertului GT 1 (17 pe 8.f.1, 19 pe 8.f.2, 19 pe 8.f.3) și 42 din grupul Expertului GT 2 (26 din clasa a IX-a de la Turda, intrați la 17.09 și 21.09.2026, și 16 din Huedin, intrați la 24.09 și 28.09.2026) – toți înregistrați în MySMIS2021, fiecare cu formularul de înregistrare semnat de reprezentantul legal și contrasemnat de expert și cu dosarul de grup țintă semnat electronic și încărcat în platformă. Au fost înregistrate și cele 4 cadre didactice (2 de fiecare expert). Pe acțiuni, situația față de ținta primului an (167 de elevi) este: 8.f.1 – 17 din 61; 8.f.2 – 35 din 35; 8.f.3 – 45 din 71; în total 58%, cu 70 de elevi de recrutat în continuare, în principal din clasele a IX-a – a XI-a. </w:t>
+        <w:t>În perioada de raportare iulie – septembrie 2026 (L1–L3), SA4.1 a acoperit elaborarea și publicarea metodologiei de selecție a grupului țintă, informarea și recrutarea elevilor, părinților și cadrelor didactice din unitățile de învățământ partenere, constituirea și verificarea dosarelor de grup țintă și înregistrarea participanților în MySMIS2021. Activitatea a fost realizată de cei doi Experți GT, sub coordonarea Managerului de proiect, care a avizat metodologia și a verificat dosarele. Pentru ca fiecare elev să aibă un singur responsabil, grupul țintă a fost împărțit între experți pe școli și clase: Expertul GT 1 gestionează elevii Colegiului Tehnic Turda din clasele a VII-a – a VIII-a și a X-a – a XI-a și clasa a IX-a de la Liceul Teologic Reformat Cluj-Napoca, iar Expertul GT 2 elevii Liceului Tehnologic „Vlădeasa” Huedin și clasa a IX-a de la Colegiul Tehnic Turda.</w:t>
+      </w:r>
+    </w:p>
+    <w:p>
+      <w:pPr>
+        <w:jc w:val="both"/>
+      </w:pPr>
+      <w:r>
+        <w:rPr>
+          <w:b w:val="0"/>
+          <w:i w:val="0"/>
+        </w:rPr>
+        <w:t>În luna iulie, Experții GT, împreună cu Managerul de proiect, au elaborat Metodologia de selecție a grupului țintă, pornind de la condițiile de eligibilitate din Ghidul solicitantului – condiții specifice și de la criteriile de departajare din cererea de finanțare, împreună cu anexele-formular ale dosarului de participant (formular de înregistrare, acordul reprezentantului legal și nota GDPR, declarația de evitare a dublei finanțări, confirmarea școlară, grila de verificare a eligibilității, formularele pentru părinți și cadre didactice, contestația). Metodologia a fost analizată în ședința de management din 16.07.2026, avizată de Managerul de proiect și publicată în aceeași zi pe subpagina proiectului de pe site-ul beneficiarului. Tot în iulie au avut loc întâlnirile de informare cu conducerile celor două școli partenere, la Turda și la Huedin, în care s-a stabilit circuitul de lucru (școlile întocmesc listele preliminare și confirmă nevoia de sprijin, experții verifică eligibilitatea și completitudinea dosarelor), și prima întâlnire de recrutare cu elevi, părinți și cadre didactice, la Colegiul Tehnic Turda (24.07.2026), unde au fost completate împreună cu familiile primele 24 de dosare de înscriere, urmate de solicitarea confirmărilor școlare.</w:t>
+      </w:r>
+    </w:p>
+    <w:p>
+      <w:pPr>
+        <w:jc w:val="both"/>
+      </w:pPr>
+      <w:r>
+        <w:rPr>
+          <w:b w:val="0"/>
+          <w:i w:val="0"/>
+        </w:rPr>
+        <w:t>În luna august, experții au completat dosarele din iulie cu actele primite de la școală și de la familii, au organizat o nouă întâlnire cu părinții și cadrele didactice la Turda (21.08.2026), au precompletat dosarele de înscriere pentru elevii de liceu ai Colegiului Tehnic Turda pe baza centralizatoarelor transmise de școală și au pregătit înregistrarea în MySMIS2021. La 24.08.2026 au avut o întâlnire de lucru cu organizația care implementează un proiect similar în aceleași școli, în urma căreia s-a convenit ca fiecare elev să fie inclus într-un singur proiect pentru sprijin de același tip și ca listele să fie verificate reciproc înainte de validare, pentru evitarea dublei finanțări.</w:t>
+      </w:r>
+    </w:p>
+    <w:p>
+      <w:pPr>
+        <w:jc w:val="both"/>
+      </w:pPr>
+      <w:r>
+        <w:rPr>
+          <w:b w:val="0"/>
+          <w:i w:val="0"/>
+        </w:rPr>
+        <w:t>În luna septembrie, odată cu începerea anului școlar, recrutarea s-a desfășurat în teren: ședințe cu părinții la Colegiul Tehnic Turda, la Liceul Tehnologic „Vlădeasa” Huedin și la Liceul Teologic Reformat Cluj-Napoca, partener asociat nou prin acordul de colaborare din 09.09.2026, deplasări pentru semnarea formularelor de înregistrare și colectarea documentelor, preluarea confirmărilor școlare și prezentarea proiectului la Liceul Tehnologic Energetic Cluj-Napoca, în vederea unei posibile colaborări. Expertul GT 2 a finalizat recrutarea celor 4 cadre didactice din grupul țintă. La 15.09.2026, metodologia a fost actualizată (versiunea 2), pentru alinierea la modelul de dosar folosit efectiv și la modificările aprobate prin Actul adițional nr. 1 și Notificarea nr. 3. Dosarele au fost verificate pe grila de eligibilitate și au primit numere de înregistrare pe acțiuni, iar familiile cu documente lipsă au fost contactate direct și prin diriginți.</w:t>
+      </w:r>
+    </w:p>
+    <w:p>
+      <w:pPr>
+        <w:jc w:val="both"/>
+      </w:pPr>
+      <w:r>
+        <w:rPr>
+          <w:b w:val="0"/>
+          <w:i w:val="0"/>
+        </w:rPr>
+        <w:t xml:space="preserve">Intrarea în operațiune a fost consemnată la data primei activități la care a participat fiecare elev, pe baza listelor de prezență semnate, iar înregistrarea în MySMIS2021 a început la 16.09.2026, pe măsura semnării formularelor de către părinți. La 30.09.2026 erau constituite 134 de dosare de grup țintă și intraseră în operațiune 97 de elevi (17 pe acțiunea 8.f.1, 35 pe 8.f.2, 45 pe 8.f.3), toți înregistrați în MySMIS2021, împreună cu cele 4 cadre didactice; față de ținta primului an, recrutarea este realizată în proporție de 58%, cu decalaj pe clasele a IX-a – a XI-a, care continuă să fie recrutate din școlile partenere. </w:t>
       </w:r>
       <w:r>
         <w:rPr>
@@ -5466,31 +5442,31 @@
           <w:i w:val="0"/>
           <w:highlight w:val="yellow"/>
         </w:rPr>
-        <w:t>«Raportul de selecție și validare (Anexa 11) nr. … din … a fost întocmit de Experții GT și validat de Managerul de proiect.»</w:t>
-      </w:r>
-    </w:p>
-    <w:p>
-      <w:pPr>
-        <w:jc w:val="both"/>
-      </w:pPr>
-      <w:r>
-        <w:rPr>
-          <w:b w:val="0"/>
-          <w:i w:val="0"/>
-        </w:rPr>
-        <w:t>Motivarea grupului țintă s-a făcut prin contactul direct cu elevii și familiile, prin explicarea beneficiilor concrete (sprijin financiar condiționat de prezență, masă caldă, consiliere, ateliere) și prin corelarea programului activităților cu orarul școlar, discutată în ședințele de management din 18.09 și 25.09.2026; reținerile unor părinți față de încadrarea copiilor într-o categorie vulnerabilă au fost gestionate prin discuții individuale și prin nota de informare privind prelucrarea datelor.</w:t>
-      </w:r>
-    </w:p>
-    <w:p>
-      <w:pPr>
-        <w:jc w:val="both"/>
-      </w:pPr>
-      <w:r>
-        <w:rPr>
-          <w:b w:val="0"/>
-          <w:i w:val="0"/>
-        </w:rPr>
-        <w:t>Activitatea este documentată prin rapoartele de activitate și fișele de pontaj ale Experților GT, metodologia (versiunile 1 și 2) cu anexele și dovada publicării, minutele, listele de prezență și fotografiile întâlnirilor, adresele către școli, confirmările școlare, dosarele de grup țintă cu grilele de verificare, formularele de înregistrare semnate, registrul grupului țintă și minuta întâlnirii din 24.08.2026.</w:t>
+        <w:t>«Raportul de selecție și validare (Anexa 11) nr. … din … a fost validat de Managerul de proiect.»</w:t>
+      </w:r>
+    </w:p>
+    <w:p>
+      <w:pPr>
+        <w:jc w:val="both"/>
+      </w:pPr>
+      <w:r>
+        <w:rPr>
+          <w:b w:val="0"/>
+          <w:i w:val="0"/>
+        </w:rPr>
+        <w:t>Motivarea grupului țintă s-a făcut prin contactul direct cu elevii și familiile, prin explicarea beneficiilor concrete ale participării și prin corelarea programului activităților cu orarul școlar, aspect discutat în ședințele de management din 18.09 și 25.09.2026, după ce experții au semnalat absențele elevilor și reținerile unor părinți față de încadrarea copiilor într-o categorie vulnerabilă.</w:t>
+      </w:r>
+    </w:p>
+    <w:p>
+      <w:pPr>
+        <w:jc w:val="both"/>
+      </w:pPr>
+      <w:r>
+        <w:rPr>
+          <w:b w:val="0"/>
+          <w:i w:val="0"/>
+        </w:rPr>
+        <w:t>Activitatea este documentată prin rapoartele de activitate și fișele de pontaj ale Experților GT, metodologia cu anexele și dovada publicării, minutele, listele de prezență și fotografiile întâlnirilor, adresele către școli, confirmările școlare, dosarele de grup țintă cu grilele de verificare, formularele de înregistrare semnate și registrul grupului țintă.</w:t>
       </w:r>
     </w:p>
     <w:p>
@@ -5501,10 +5477,10 @@
         <w:rPr>
           <w:b w:val="0"/>
           <w:i/>
-          <w:color w:val="9B1C1C"/>
+          <w:color w:val="1E6B2E"/>
           <w:sz w:val="16"/>
         </w:rPr>
-        <w:t>Caractere: 10.431 / 10.500 (99%) – ATENȚIE: aproape de limită</w:t>
+        <w:t>Caractere: 5.287 / 10.500 (50%) – în limită</w:t>
       </w:r>
     </w:p>
     <w:tbl>
@@ -5805,79 +5781,67 @@
           <w:b w:val="0"/>
           <w:i w:val="0"/>
         </w:rPr>
-        <w:t>SA4.2 a început în luna iulie 2026 (L1) și are ca scop identificarea, împreună cu școlile partenere, a elevilor care au nevoie de sprijin: elevi aflați în risc de abandon școlar sau de părăsire timpurie a școlii și/sau elevi din grupuri ori medii defavorizate, pentru acțiunile 8.f.1 (clasele a X-a – a XI-a din ÎPT) și 8.f.3 (clasa a IX-a), precum și elevii din clasele terminale ale gimnaziului pentru acțiunea 8.f.2. Activitatea a fost realizată de Expertul GT 1 și Expertul GT 2, cu sprijinul diriginților, al conducerilor școlilor și, din septembrie, al cadrelor didactice angajate în proiect, sub coordonarea Managerului de proiect. Identificarea este etapa care precede recrutarea din SA4.1: elevii identificați de școli sunt informați, iar dosarele lor se constituie progresiv, pe măsura acordului familiilor.</w:t>
-      </w:r>
-    </w:p>
-    <w:p>
-      <w:pPr>
-        <w:jc w:val="both"/>
-      </w:pPr>
-      <w:r>
-        <w:rPr>
-          <w:b w:val="0"/>
-          <w:i w:val="0"/>
-        </w:rPr>
-        <w:t>Iulie 2026 – stabilirea criteriilor și primele liste. La întâlnirile din 07.07.2026 (Colegiul Tehnic Turda) și 09.07.2026 (Liceul Tehnologic „Vlădeasa” Huedin), experții au prezentat conducerilor școlilor criteriile din cererea de finanțare pe baza cărora se face identificarea: risc de abandon sau de părăsire timpurie a școlii (absenteism, rezultate școlare slabe, corigențe, repetenție), proveniența din grupuri sau medii defavorizate (mediul rural sau urban mic, zone izolate, etnie romă, părinți plecați la muncă în străinătate, familii numeroase sau monoparentale, statut socio-economic scăzut, nivel educațional scăzut al părinților, dizabilități sau cerințe educaționale speciale). S-a convenit ca școlile să transmită situațiile pe clase și să confirme nevoia de sprijin a fiecărui elev prin confirmarea școlară (Anexa 5A), semnată de diriginte și de director, iar experții să verifice încadrarea pe acțiuni. Pe baza informațiilor transmise de școli, analizate la 13 și 17.07.2026, au fost identificați 30 de elevi din clasele a VII-a – a VIII-a la Colegiul Tehnic Turda și 37 de elevi eligibili plus 13 pe lista de așteptare la Liceul Tehnologic „Vlădeasa” Huedin, cifre consemnate în minuta ședinței de management din 16.07.2026. Întâlnirea din 24.07.2026 cu elevii, părinții și cadrele didactice de la Colegiul Tehnic Turda a servit și identificării directe: 20 de participanți, 24 de elevi pentru care s-au completat dosare.</w:t>
-      </w:r>
-    </w:p>
-    <w:p>
-      <w:pPr>
-        <w:jc w:val="both"/>
-      </w:pPr>
-      <w:r>
-        <w:rPr>
-          <w:b w:val="0"/>
-          <w:i w:val="0"/>
-        </w:rPr>
-        <w:t>August 2026 – centralizatoarele școlilor și baza de date. Până la 25.08.2026, școlile partenere au transmis centralizatoarele elevilor propuși: Colegiul Tehnic Turda – 30 de elevi din clasele a VII-a – a VIII-a, 38 din clasa a IX-a și 32 din clasele a X-a – a XI-a; Liceul Tehnologic „Vlădeasa” Huedin – 50 de elevi din clasele a VII-a – a VIII-a. În 25–26.08.2026, Experții GT au verificat listele și au încadrat elevii pe acțiuni și pe criteriile de vulnerabilitate, constituind baza de date a elevilor identificați: 150 de elevi, dintre care 32 pentru acțiunea 8.f.1, 80 pentru acțiunea 8.f.2 și 38 pentru acțiunea 8.f.3. Pentru elevii din Huedin, școala a consemnat pentru fiecare elev nevoia de sprijin remedial, dificultățile la competențele de bază, proveniența din medii defavorizate, familiile vulnerabile și condițiile de bursă socială; pentru elevii din Turda, încadrarea s-a făcut pe baza situației școlare și a confirmărilor școlare. Verificarea a scos la iveală CNP-uri eronate în listele școlii, corectate ulterior împreună cu diriginții, și elevi majori sau aflați în protecție specială, pentru care circuitul documentelor este diferit. La 21.08.2026, cei doi experți au identificat, la întâlnirea de la Colegiul Tehnic Turda, încă 6 elevi eligibili din clasele a VII-a – a VIII-a. Întâlnirea de lucru din 24.08.2026 cu organizația care implementează un proiect similar în aceleași școli a confirmat că numărul de elevi înscriși este mai mic decât estimările școlilor și că grupurile țintă trebuie delimitate clar între proiecte, concluzie care a determinat căutarea unei a treia unități de învățământ partenere.</w:t>
-      </w:r>
-    </w:p>
-    <w:p>
-      <w:pPr>
-        <w:jc w:val="both"/>
-      </w:pPr>
-      <w:r>
-        <w:rPr>
-          <w:b w:val="0"/>
-          <w:i w:val="0"/>
-        </w:rPr>
-        <w:t>Septembrie 2026 – verificarea încadrării și școala parteneră nouă. În perioada 01–04.09.2026, Expertul GT 1 a verificat încadrarea pe acțiuni a elevilor de liceu ai Colegiului Tehnic Turda (clasele a IX-a – a XI-a) și a pregătit confirmările școlare de completat de școală, iar la 03.09.2026 a verificat datele celor 50 de elevi din Huedin. În 09–11.09.2026, cei doi experți au identificat Liceul Teologic Reformat Cluj-Napoca ca unitate de învățământ parteneră nouă, cu clase de învățământ profesional (frizer-coafor, bucătar); la 22.09.2026 școala a transmis situația clasei a IX-a D – 22 de elevi –, iar la 23.09.2026 au fost preluate confirmările școlare semnate de dirigintă. Expertul GT 2 a verificat eligibilitatea și documentele elevilor identificați la Turda și Huedin (07–11.09, 21–22.09 și 24–25.09.2026) și a actualizat registrul grupului țintă, consemnând pentru fiecare elev acțiunea, clasa, școala, stadiul dosarului și documentele de adus. Cadrele didactice angajate în proiect au contribuit direct la identificare, conform cererii de finanțare: Cadrul didactic 1 a identificat, în 07–16.09.2026, elevii clasei a IX-a de la Colegiul Tehnic Turda care au nevoie de sprijin la limba română și a constituit cele două grupe remediale; Cadrul didactic 2 a colectat de la elevi, părinți și diriginți formularele necesare înscrierii și a completat și semnat confirmările școlare (Anexa 5A) pentru cei 38 de elevi din clasa a IX-a; Cadrul didactic 3 a identificat, împreună cu dirigintele clasei a IX-a D de la Liceul Teologic Reformat, elevii cu nevoi de sprijin la limba română, ținând cont de cerințele educaționale speciale și de situația materială a familiilor. Testele de evaluare inițială aplicate la primele sesiuni remediale (17, 21, 22 și 30.09.2026) și chestionarele de motivație și de interese aplicate de Consilierul psihologic și de experții din SA5.3 completează profilul de nevoi al fiecărui elev și stau la baza planificării sprijinului (SA5.1, SA5.3, SA5.4).</w:t>
-      </w:r>
-    </w:p>
-    <w:p>
-      <w:pPr>
-        <w:jc w:val="both"/>
-      </w:pPr>
-      <w:r>
-        <w:rPr>
-          <w:b w:val="0"/>
-          <w:i w:val="0"/>
-        </w:rPr>
-        <w:t>Unitățile de învățământ partenere nu au introdus încă elevii în Mecanismul de Avertizare Timpurie în Educație, astfel încât identificarea s-a realizat pe baza situațiilor școlare și a confirmărilor școlare; instrumentele MATE (fișa de observare, dosarul de caz, planul individual de servicii educaționale) vor fi utilizate pe măsura implementării mecanismului în școli, iar cadrele didactice din proiect vor sprijini completarea lor.</w:t>
-      </w:r>
-    </w:p>
-    <w:p>
-      <w:pPr>
-        <w:jc w:val="both"/>
-      </w:pPr>
-      <w:r>
-        <w:rPr>
-          <w:b w:val="0"/>
-          <w:i w:val="0"/>
-        </w:rPr>
-        <w:t>Situația la 30.09.2026: 172 de elevi identificați – 32 pentru acțiunea 8.f.1 (clasele a X-a – a XI-a, Colegiul Tehnic Turda), 80 pentru acțiunea 8.f.2 (clasele a VII-a – a VIII-a: 30 la Turda, 50 la Huedin) și 60 pentru acțiunea 8.f.3 (clasa a IX-a: 38 la Turda, 22 la Liceul Teologic Reformat Cluj-Napoca) –, pentru fiecare elev nevoia de sprijin fiind confirmată de diriginte și de director prin confirmarea școlară. Față de țintele subactivității (183 de elevi pe 8.f.1 și 213 pe 8.f.3, pe 3 ani școlari), identificarea continuă în anul școlar 2026–2027 prin extinderea rețelei de școli partenere cu clase de ÎPT.</w:t>
-      </w:r>
-    </w:p>
-    <w:p>
-      <w:pPr>
-        <w:jc w:val="both"/>
-      </w:pPr>
-      <w:r>
-        <w:rPr>
-          <w:b w:val="0"/>
-          <w:i w:val="0"/>
-        </w:rPr>
-        <w:t>Activitatea este documentată prin centralizatoarele transmise de școli, baza de date a elevilor identificați, confirmările școlare (Anexa 5A), listele de prezență și minutele întâlnirilor, rapoartele de activitate și fișele de pontaj ale Experților GT și ale cadrelor didactice.</w:t>
+        <w:t>În perioada de raportare iulie – septembrie 2026 (L1–L3), SA4.2 a vizat identificarea, împreună cu școlile partenere, a elevilor care au nevoie de sprijin: elevi aflați în risc de abandon școlar sau de părăsire timpurie a școlii și/sau proveniți din grupuri ori medii defavorizate, pentru acțiunile 8.f.1 și 8.f.3, precum și elevii din clasele a VII-a – a VIII-a pentru acțiunea 8.f.2. Activitatea a fost realizată de Experții GT, cu sprijinul diriginților și al conducerilor școlilor și, din septembrie, al cadrelor didactice angajate în proiect, sub coordonarea Managerului de proiect. Identificarea precede recrutarea din SA4.1: elevii identificați de școli sunt informați, iar dosarele lor se constituie progresiv, pe măsura acordului familiilor.</w:t>
+      </w:r>
+    </w:p>
+    <w:p>
+      <w:pPr>
+        <w:jc w:val="both"/>
+      </w:pPr>
+      <w:r>
+        <w:rPr>
+          <w:b w:val="0"/>
+          <w:i w:val="0"/>
+        </w:rPr>
+        <w:t>În luna iulie, la întâlnirile cu conducerile Colegiului Tehnic Turda și Liceului Tehnologic „Vlădeasa” Huedin, experții au prezentat criteriile de identificare din cererea de finanțare (absenteism, rezultate școlare slabe, situație socio-economică precară, mediul rural sau urban mic, familii numeroase ori monoparentale, părinți plecați la muncă în străinătate, etnie romă, dizabilități sau cerințe educaționale speciale) și au convenit ca școlile să transmită situațiile pe clase și să confirme nevoia de sprijin a fiecărui elev prin confirmarea școlară semnată de diriginte și de director. Pe baza informațiilor transmise de școli au fost identificați primii elevi din clasele a VII-a – a VIII-a de la Turda și de la Huedin, iar întâlnirea din 24.07.2026 cu elevii și părinții de la Turda a servit și identificării directe.</w:t>
+      </w:r>
+    </w:p>
+    <w:p>
+      <w:pPr>
+        <w:jc w:val="both"/>
+      </w:pPr>
+      <w:r>
+        <w:rPr>
+          <w:b w:val="0"/>
+          <w:i w:val="0"/>
+        </w:rPr>
+        <w:t>În luna august, școlile au transmis centralizatoarele elevilor propuși pentru toate clasele vizate, iar experții le-au verificat și au încadrat elevii pe acțiuni și pe criteriile de vulnerabilitate, constituind baza de date a elevilor identificați: 150 de elevi la 31.08.2026. Verificarea a scos la iveală date de identificare eronate, corectate împreună cu școlile, precum și faptul că școlile au în acest an școlar mai puțini elevi înmatriculați decât estimaseră și că o parte dintre elevii eligibili sunt vizați și de alte proiecte din același apel, ceea ce a determinat căutarea unei unități de învățământ partenere suplimentare.</w:t>
+      </w:r>
+    </w:p>
+    <w:p>
+      <w:pPr>
+        <w:jc w:val="both"/>
+      </w:pPr>
+      <w:r>
+        <w:rPr>
+          <w:b w:val="0"/>
+          <w:i w:val="0"/>
+        </w:rPr>
+        <w:t>În luna septembrie, experții au verificat încadrarea pe acțiuni a elevilor de liceu de la Turda, au pregătit confirmările școlare și au identificat Liceul Teologic Reformat Cluj-Napoca ca școală parteneră nouă, cu clase de învățământ profesional, de la care au preluat situația clasei a IX-a și confirmările școlare. Cadrele didactice angajate în proiect au contribuit direct la identificare, conform cererii de finanțare: au identificat împreună cu diriginții elevii clasei a IX-a cu nevoi de sprijin la limba română și la fizică, au colectat formularele necesare înscrierii și au completat confirmările școlare. Testele de evaluare inițială aplicate la primele sesiuni remediale și chestionarele aplicate de Consilierul psihologic și de experții din SA5.3 completează profilul de nevoi al fiecărui elev și stau la baza planificării sprijinului. Unitățile de învățământ partenere nu au introdus încă elevii în Mecanismul de Avertizare Timpurie în Educație, astfel încât identificarea s-a realizat pe baza situațiilor școlare și a confirmărilor școlare; instrumentele MATE vor fi utilizate pe măsura implementării mecanismului în școli.</w:t>
+      </w:r>
+    </w:p>
+    <w:p>
+      <w:pPr>
+        <w:jc w:val="both"/>
+      </w:pPr>
+      <w:r>
+        <w:rPr>
+          <w:b w:val="0"/>
+          <w:i w:val="0"/>
+        </w:rPr>
+        <w:t>La 30.09.2026 erau identificați 172 de elevi: 32 pentru acțiunea 8.f.1 (clasele a X-a – a XI-a, Colegiul Tehnic Turda), 80 pentru acțiunea 8.f.2 (clasele a VII-a – a VIII-a, Turda și Huedin) și 60 pentru acțiunea 8.f.3 (clasa a IX-a, Turda și Liceul Teologic Reformat Cluj-Napoca), pentru fiecare nevoia de sprijin fiind confirmată de școală. Identificarea continuă în anul școlar 2026–2027, prin extinderea rețelei de școli partenere cu clase de învățământ profesional și tehnic.</w:t>
+      </w:r>
+    </w:p>
+    <w:p>
+      <w:pPr>
+        <w:jc w:val="both"/>
+      </w:pPr>
+      <w:r>
+        <w:rPr>
+          <w:b w:val="0"/>
+          <w:i w:val="0"/>
+        </w:rPr>
+        <w:t>Activitatea este documentată prin centralizatoarele transmise de școli, baza de date a elevilor identificați, confirmările școlare, listele de prezență și minutele întâlnirilor, rapoartele de activitate și fișele de pontaj ale Experților GT și ale cadrelor didactice.</w:t>
       </w:r>
     </w:p>
     <w:p>
@@ -5891,7 +5855,7 @@
           <w:color w:val="1E6B2E"/>
           <w:sz w:val="16"/>
         </w:rPr>
-        <w:t>Caractere: 7.199 / 10.500 (69%) – în limită</w:t>
+        <w:t>Caractere: 4.097 / 10.500 (39%) – în limită</w:t>
       </w:r>
     </w:p>
     <w:tbl>
@@ -6164,19 +6128,19 @@
           <w:b w:val="0"/>
           <w:i w:val="0"/>
         </w:rPr>
-        <w:t>SA5.1 a început în luna septembrie 2026 (L3), conform graficului din cererea de finanțare, și cuprinde două măsuri pentru elevii din acțiunea 8.f.1: sprijinul financiar pentru cazare, masă și transport (500 lei/lună, maximum 10 luni, în funcție de nevoia identificată) și sprijinul psihologic. Activitatea este realizată de Consilierul psihologic (angajat de la 31.08.2026) și de cei doi Experți GT, cu sprijinul cadrelor didactice pentru verificarea frecvenței, sub coordonarea Managerului de proiect, care validează metodologia și supervizează implementarea. În perioada de raportare au fost parcurse etapa de planificare prevăzută în cererea de finanțare pentru prima lună a activității și debutul sprijinului psihologic; lucrul pregătitor la metodologie a început încă din iulie, în paralel cu metodologia grupului țintă.</w:t>
-      </w:r>
-    </w:p>
-    <w:p>
-      <w:pPr>
-        <w:jc w:val="both"/>
-      </w:pPr>
-      <w:r>
-        <w:rPr>
-          <w:b w:val="0"/>
-          <w:i w:val="0"/>
-        </w:rPr>
-        <w:t xml:space="preserve">Planificarea și metodologia. Metodologia de acordare a sprijinului financiar, a subvențiilor și a sprijinului personalizat a fost elaborată de Experții GT în luna iulie 2026, după ședința de management din 16.07.2026 în care s-au discutat documentele justificative pentru fiecare beneficiar și plată, circuitul de verificare și evitarea dublei finanțări; versiunea 1, cu anexele sale (cererea și checklistul pentru sprijinul financiar – Anexa 8, modelul de contract, fișa de monitorizare lunară, borderoul), a fost publicată pe site-ul beneficiarului la 16.07.2026 și finalizată la 28.07.2026. Principiul de bază este separarea includerii în grupul țintă de acordarea sprijinului: sprijinul se acordă elevilor pentru care nevoia este identificată și justificată prin documentele din dosarul de grup țintă, fiecare elev din acțiunea 8.f.1 beneficiind de cel puțin o formă de sprijin (financiar sau psihologic). În luna septembrie 2026, metodologia a fost actualizată (versiunea 2) în corelare cu Notificarea nr. 3, aprobată de OIR PECU Nord-Vest la 04.09.2026, care a clarificat că sprijinul financiar se acordă în funcție de nevoia identificată, nu tuturor elevilor; metodologia stabilește criteriile și prioritățile de acordare, echipa de evaluare, modelele de documente, circuitul lor și condiționarea sprijinului de frecvența regulată, de rezultatele școlare și de participarea la activitățile proiectului, verificate de cadrele didactice și comunicate Experților GT. </w:t>
+        <w:t>În perioada de raportare iulie – septembrie 2026, SA5.1 a parcurs etapa de pregătire și a început efectiv în luna septembrie (L3), conform graficului din cererea de finanțare. Subactivitatea cuprinde două măsuri pentru elevii din acțiunea 8.f.1: sprijinul financiar pentru cazare, masă și transport, acordat în funcție de nevoia identificată, și sprijinul psihologic. Activitatea este realizată de Consilierul psihologic și de Experții GT, cu sprijinul cadrelor didactice pentru verificarea frecvenței, sub coordonarea Managerului de proiect, care validează metodologia și supervizează implementarea.</w:t>
+      </w:r>
+    </w:p>
+    <w:p>
+      <w:pPr>
+        <w:jc w:val="both"/>
+      </w:pPr>
+      <w:r>
+        <w:rPr>
+          <w:b w:val="0"/>
+          <w:i w:val="0"/>
+        </w:rPr>
+        <w:t xml:space="preserve">Planificarea. Metodologia de acordare a sprijinului financiar, a subvențiilor și a sprijinului personalizat a fost elaborată de Experții GT în luna iulie, după ședința de management din 16.07.2026, și publicată pe site-ul beneficiarului. Principiul de bază este separarea includerii în grupul țintă de acordarea sprijinului: sprijinul se acordă elevilor pentru care nevoia este identificată și justificată prin documentele din dosar, fiecare elev din acțiunea 8.f.1 beneficiind de cel puțin o formă de sprijin. În septembrie, metodologia a fost actualizată în corelare cu Notificarea nr. 3 și stabilește criteriile și prioritățile de acordare, echipa de evaluare, modelele de documente (cerere, contract, fișă de monitorizare lunară, borderou), circuitul lor și condiționarea sprijinului de frecvență, de rezultatele școlare și de participarea la activitățile proiectului. </w:t>
       </w:r>
       <w:r>
         <w:rPr>
@@ -6191,31 +6155,31 @@
           <w:b w:val="0"/>
           <w:i w:val="0"/>
         </w:rPr>
-        <w:t xml:space="preserve"> Pe baza listei elevilor din acțiunea 8.f.1 transmise de Experții GT, Consilierul psihologic a realizat organizarea administrativă a grupelor; Cadrul didactic 1 a contribuit în zilele de 03, 04 și 22.09.2026 la corelarea programului de sprijin cu orarul elevilor din clasele a X-a – a XI-a.</w:t>
-      </w:r>
-    </w:p>
-    <w:p>
-      <w:pPr>
-        <w:jc w:val="both"/>
-      </w:pPr>
-      <w:r>
-        <w:rPr>
-          <w:b w:val="0"/>
-          <w:i w:val="0"/>
-        </w:rPr>
-        <w:t>Sprijinul psihologic. Înainte de primele ateliere, Consilierul psihologic a documentat instrumentele potrivite vârstei (ghidul CNPEE pentru dezvoltarea competențelor socio-emoționale, resurse de consiliere școlară) și a pregătit fișa de lucru model, chestionarul de motivație școlară și setul de activități de cunoaștere. În perioada 16–30.09.2026 a efectuat 10 deplasări la Colegiul Tehnic Turda – structura Poiana (str. Câmpiei nr. 51), unde învață elevii din clasele a X-a – a XI-a (16, 17, 18, 21, 22, 23, 24, 28, 29 și 30.09.2026), cu 3–9 elevi pe deplasare, în ateliere de cunoaștere și intercunoaștere, discuții de grup și discuții individuale, cu scopul de a stabili relația de consiliere și de a identifica obiectivele individuale sau de grup. Metodele au fost non-terapeutice, adaptate vârstei: prezentarea cu mingea și ecusoanele personale; „Rucsacul psihologului” (lanterna, cheia, oglinda, busola, plasturele – pentru explicarea rolului consilierului, a confidențialității și a limitelor ei); harta ca metaforă a traseelor vieții (16, 17 și 18.09.2026); Inventarul de motivație școlară (13 chestionare completate); fișa de autocunoaștere „Blazonul meu” (11 fișe); scrisori către sine, din postura de adult la 20 de ani; discuții libere despre activitățile de după școală, pentru identificarea punților de intervenție. În total au fost sprijiniți 17 elevi din acțiunea 8.f.1, dintre care 2 au fost înscriși în grupul țintă chiar ca urmare a participării, fiecare având o fișă de observație individuală, listele de prezență și fișele de lucru arhivate în dosarul propriu, pe baza cărora se construiește planul individual de sprijin. Observațiile consilierului – elevi nemulțumiți de specializarea aleasă, prezență redusă la școală a unora dintre ei, nevoia de a programa sesiunile după ore – au fost aduse în ședințele de management din 18.09 (online) și 25.09.2026 (fizic) și au condus la decizia de a organiza consilierea după programul școlar și de a corela planificarea cu disponibilitatea efectivă a elevilor.</w:t>
-      </w:r>
-    </w:p>
-    <w:p>
-      <w:pPr>
-        <w:jc w:val="both"/>
-      </w:pPr>
-      <w:r>
-        <w:rPr>
-          <w:b w:val="0"/>
-          <w:i w:val="0"/>
-        </w:rPr>
-        <w:t xml:space="preserve">Sprijinul financiar. Conform metodologiei și cererii de finanțare, procedura de contactare a beneficiarilor eligibili se lansează după validarea grupului țintă, pe bază de cerere-tip completată de elev sau de reprezentantul legal, documentele-suport fiind preluate din dosarul de grup țintă; Managerul de proiect verifică completitudinea, Experții GT întocmesc centralizatorul beneficiarilor eligibili, iar contractele se semnează cu fiecare elev sau reprezentant legal. În perioada de raportare nu au fost acordate sume. Pregătirea a început: la 24.09.2026, Expertul GT 1 a stabilit cu diriginții de la Colegiul Tehnic Turda lista documentelor de solicitat fiecărui elev din clasele a X-a – a XI-a, iar în ședința din 25.09.2026 echipa a convenit condiția de prezență de minimum 75% la ore și la activități pentru menținerea sprijinului. Lansarea procedurii este planificată pentru luna </w:t>
+        <w:t xml:space="preserve"> Pe baza listei elevilor din acțiunea 8.f.1, Consilierul psihologic a realizat organizarea administrativă a grupelor, în corelare cu orarul școlar.</w:t>
+      </w:r>
+    </w:p>
+    <w:p>
+      <w:pPr>
+        <w:jc w:val="both"/>
+      </w:pPr>
+      <w:r>
+        <w:rPr>
+          <w:b w:val="0"/>
+          <w:i w:val="0"/>
+        </w:rPr>
+        <w:t>Sprijinul psihologic. După documentarea instrumentelor potrivite vârstei, Consilierul psihologic a realizat, în perioada 16–30.09.2026, 10 deplasări la Colegiul Tehnic Turda – structura Poiana, unde învață elevii din clasele a X-a – a XI-a, cu ateliere de cunoaștere și autocunoaștere, discuții de grup și discuții individuale, având ca scop stabilirea relației de consiliere și identificarea obiectivelor individuale sau de grup. Au fost folosite metode non-terapeutice, adaptate vârstei: jocuri de prezentare, „Rucsacul psihologului” (pentru explicarea rolului consilierului și a confidențialității), harta ca metaforă a traseelor vieții, inventarul de motivație școlară, fișa de autocunoaștere „Blazonul meu” și scrisori către sine. În total au fost sprijiniți 17 elevi, fiecare având fișă de observație individuală, liste de prezență și fișe de lucru arhivate în dosarul propriu, pe baza cărora se construiește planul individual de sprijin. Observațiile consilierului privind prezența redusă a unor elevi și nevoia de a programa sesiunile după ore au fost discutate în ședințele de management din 18.09 și 25.09.2026, unde s-a decis organizarea consilierii după programul școlar.</w:t>
+      </w:r>
+    </w:p>
+    <w:p>
+      <w:pPr>
+        <w:jc w:val="both"/>
+      </w:pPr>
+      <w:r>
+        <w:rPr>
+          <w:b w:val="0"/>
+          <w:i w:val="0"/>
+        </w:rPr>
+        <w:t xml:space="preserve">Sprijinul financiar. Conform metodologiei, procedura de contactare a beneficiarilor eligibili se lansează după validarea grupului țintă, pe bază de cerere-tip, documentele-suport fiind preluate din dosarul de grup țintă; Managerul de proiect verifică completitudinea, Experții GT întocmesc centralizatorul beneficiarilor eligibili, iar contractele se semnează cu fiecare elev sau reprezentant legal. În perioada de raportare nu au fost acordate sume; pregătirea a început prin stabilirea cu diriginții a documentelor de solicitat elevilor din clasele a X-a – a XI-a și prin stabilirea, în ședința din 25.09.2026, a condiției de prezență de minimum 75% la ore și la activități. Lansarea procedurii este planificată pentru luna </w:t>
       </w:r>
       <w:r>
         <w:rPr>
@@ -6230,19 +6194,19 @@
           <w:b w:val="0"/>
           <w:i w:val="0"/>
         </w:rPr>
-        <w:t>, după înregistrarea elevilor din clasele a X-a – a XI-a cu dosare complete.</w:t>
-      </w:r>
-    </w:p>
-    <w:p>
-      <w:pPr>
-        <w:jc w:val="both"/>
-      </w:pPr>
-      <w:r>
-        <w:rPr>
-          <w:b w:val="0"/>
-          <w:i w:val="0"/>
-        </w:rPr>
-        <w:t>Activitatea este documentată prin metodologia de acordare a sprijinului (versiunile 1 și 2) cu anexele, raportul de activitate și fișa de pontaj ale Consilierului psihologic, cele 10 liste de prezență, chestionarele, fișele de lucru și rapoartele individuale ale elevilor (fișa de observație, listă de prezență, fișe, fotografii realizate cu acordul reprezentanților legali), rapoartele de activitate ale Experților GT și minutele ședințelor de management din 18.09 și 25.09.2026.</w:t>
+        <w:t>.</w:t>
+      </w:r>
+    </w:p>
+    <w:p>
+      <w:pPr>
+        <w:jc w:val="both"/>
+      </w:pPr>
+      <w:r>
+        <w:rPr>
+          <w:b w:val="0"/>
+          <w:i w:val="0"/>
+        </w:rPr>
+        <w:t>Activitatea este documentată prin metodologia de acordare a sprijinului cu anexele, raportul de activitate și fișa de pontaj ale Consilierului psihologic, listele de prezență, chestionarele, fișele de lucru și rapoartele individuale ale elevilor, rapoartele de activitate ale Experților GT și minutele ședințelor de management.</w:t>
       </w:r>
     </w:p>
     <w:p>
@@ -6256,7 +6220,7 @@
           <w:color w:val="1E6B2E"/>
           <w:sz w:val="16"/>
         </w:rPr>
-        <w:t>Caractere: 6.142 / 10.500 (58%) – în limită</w:t>
+        <w:t>Caractere: 3.944 / 10.500 (38%) – în limită</w:t>
       </w:r>
     </w:p>
     <w:tbl>
@@ -6502,67 +6466,55 @@
           <w:b w:val="0"/>
           <w:i w:val="0"/>
         </w:rPr>
-        <w:t>SA5.2 a început în luna septembrie 2026 (L3), conform graficului din cererea de finanțare, cu pregătirea demarată în lunile iulie – august. Scopul subactivității este formarea celor 4 cadre didactice din grupul țintă în tehnici didactice inovative, comunicare cu elevii aflați în risc educațional, strategii de motivare și menținere în sistemul educațional și utilizarea tehnologiilor moderne în predare și evaluare, printr-un program acreditat de Ministerul Educației și Cercetării, cu transfer direct al competențelor în programele remediale din SA5.4. Conform Notificării nr. 3, aprobată la 04.09.2026, formarea se desfășoară în paralel cu programele remediale, fără ca finalizarea ei să condiționeze începerea activităților cu elevii. Activitatea a fost coordonată de Managerul de proiect; Expertul GT 2 a recrutat cadrele didactice și a identificat furnizorul, iar achiziția a fost derulată de echipa de management (SA2.1).</w:t>
-      </w:r>
-    </w:p>
-    <w:p>
-      <w:pPr>
-        <w:jc w:val="both"/>
-      </w:pPr>
-      <w:r>
-        <w:rPr>
-          <w:b w:val="0"/>
-          <w:i w:val="0"/>
-        </w:rPr>
-        <w:t>Pregătirea (iulie – august 2026). La întâlnirile din 07.07.2026 (Colegiul Tehnic Turda) și 09.07.2026 (Liceul Tehnologic „Vlădeasa” Huedin), conducerile școlilor au indicat cadrele didactice care lucrează direct cu elevii din grupul țintă; în august, Expertul GT 2 a discutat cu acestea rolul lor în proiect și pașii de urmat. În paralel a căutat furnizori de formare continuă acreditați: la 13.08.2026 a transmis, de pe adresa de comunicare a proiectului, o solicitare de colaborare către formatori și furnizori acreditați, iar la 19.08.2026 a transmis 16 solicitări de ofertă pentru servicii de formare a cadrelor didactice; ofertele primite au fost analizate, iar programul Asociației Proeuro-Cons, „Abilitare informațională în combaterea abandonului școlar: un ghid pentru cadre didactice” (Aviz nr. 1555/DGMCDRSIP/30.06.2025, program complementar, domeniul „Reziliență școlară”, 30 de ore, 12 credite profesionale transferabile), a fost considerat cel mai potrivit nevoilor proiectului. Pe baza Referatului de necesitate nr. 2026082407/24.08.2026 și a Notei justificative din 26.08.2026, la 28.08.2026 a fost încheiat Contractul de servicii de formare cadre didactice nr. 2026082804 (12.400,00 lei, 3.100,00 lei/participant, prestatorul nefiind plătitor de TVA, față de o valoare estimată de 24.000,00 lei), semnat electronic de ambele părți în aceeași zi, împreună cu Ordinul de începere nr. 2026082809/28.08.2026; contractul și ordinul au fost transmise prestatorului la 01.09, respectiv 04.09.2026, iar dosarul achiziției a fost încărcat în MySMIS2021 la 07.09.2026. Contractul prevede adaptarea suportului de curs, a exemplelor și a studiilor de caz la specificul învățământului profesional și tehnic și la temele orizontale ale proiectului, livrarea evidențelor nominale, a documentelor de prezență și a raportului de activitate, precum și două sesiuni fizice suplimentare de orientare, la Huedin și la Turda, fără cost.</w:t>
-      </w:r>
-    </w:p>
-    <w:p>
-      <w:pPr>
-        <w:jc w:val="both"/>
-      </w:pPr>
-      <w:r>
-        <w:rPr>
-          <w:b w:val="0"/>
-          <w:i w:val="0"/>
-        </w:rPr>
-        <w:t>Grupa de formare (septembrie 2026). Grupa (seria 1, grupa 1) a fost constituită din cele 4 cadre didactice recrutate în grupul țintă: 3 de la Colegiul Tehnic Turda (limba română – engleză, fizică – informatică, fizică) și 1 de la Liceul Teologic Reformat Cluj-Napoca (limba și literatura română), aceleași cadre didactice care susțin programele remediale din SA5.4. Pentru fiecare a fost constituit dosarul de grup țintă (formular de înregistrare, declarații, adeverință de la unitatea de învățământ), iar la 22.09.2026 Expertul GT 2 s-a întâlnit la Colegiul Tehnic Turda cu 2 dintre ele pentru finalizarea documentelor. Cadrele didactice au fost înregistrate în MySMIS2021 (2 de fiecare Expert GT).</w:t>
-      </w:r>
-    </w:p>
-    <w:p>
-      <w:pPr>
-        <w:jc w:val="both"/>
-      </w:pPr>
-      <w:r>
-        <w:rPr>
-          <w:b w:val="0"/>
-          <w:i w:val="0"/>
-        </w:rPr>
-        <w:t>Derularea programului. Furnizorul a emis Calendarul activităților de formare nr. 445/28.08.2026 (Anexa 2 la Procedura specifică MEC nr. 29.611/24.07.2025): perioada 10–18.09.2026, integral online, pe platformele Google Workspace și Moodle ale furnizorului, cu 12 ore sincrone pe Google Meet (10.09 – 4 ore, 15.09 – 2 ore, 16.09 – 3 ore, 17.09 – 3 ore, în intervalul 16:00–20:00) și 18 ore asincrone pe Moodle (11, 12, 14–18.09.2026), structurate pe trei module: Fundamentele abandonului școlar (10 ore), Intervenții și strategii de prevenire a abandonului școlar (15 ore) și Monitorizarea eficienței intervențiilor (5 ore); formator Nicoară Remus. La 09.09.2026, furnizorul a transmis cursanților și beneficiarului e-mailul „Informații debut curs”, cu confirmarea înscrierii, calendarul, linkul sesiunilor, regulile de participare, structura portofoliului cursantului, suportul de curs (29 de pagini) și documentele de referință (OMEC nr. 3986/2025, procedura specifică). Cursul a debutat la 10.09.2026, ora 16:00, cu toate cele 4 cadre didactice conectate pe întreaga durată a sesiunii (raportul de participare generat de Google Meet: 16:00–19:54), sesiunea fiind înregistrată video; sesiunile din 15 și 16.09.2026 au fost documentate prin capturi de ecran realizate de echipa de proiect, cu data și ora vizibile, în care apar formatorul, cursanții și materialele prezentate (personalitatea și temperamentele elevilor, feedback corectiv versus critică, libera inițiativă, tipurile de inteligență). Managerul de proiect a urmărit prezența și a ținut legătura cu furnizorul pentru adaptarea conținutului la specificul programelor remediale. Tematica parcursă – identificarea timpurie a riscului de abandon, comunicarea cu elevii aflați în risc, motivarea și menținerea lor în școală, instrumente digitale în predare și evaluare, egalitate de șanse și nediscriminare – este aplicată de cadrele didactice direct în sesiunile remediale începute în aceeași lună.</w:t>
-      </w:r>
-    </w:p>
-    <w:p>
-      <w:pPr>
-        <w:jc w:val="both"/>
-      </w:pPr>
-      <w:r>
-        <w:rPr>
-          <w:b w:val="0"/>
-          <w:i w:val="0"/>
-        </w:rPr>
-        <w:t>Etape următoare. Evaluarea finală a cursanților, pe baza portofoliilor, este programată la 09.10.2026, online sincron, după care furnizorul eliberează documentele de absolvire (în maximum 30 de zile), beneficiarul realizează recepția serviciilor (raport de activitate, evidențe nominale, documente de prezență) și plata, iar sesiunile fizice de orientare de la Huedin și Turda se programează de comun acord. Rezultatul R17 (4 cadre didactice formate și certificate) și indicatorul aferent vor fi raportate în Raportul de progres nr. 2.</w:t>
-      </w:r>
-    </w:p>
-    <w:p>
-      <w:pPr>
-        <w:jc w:val="both"/>
-      </w:pPr>
-      <w:r>
-        <w:rPr>
-          <w:b w:val="0"/>
-          <w:i w:val="0"/>
-        </w:rPr>
-        <w:t>Activitatea este documentată prin contractul de servicii, ordinul de începere și dovezile de transmitere, calendarul formării, dovada acreditării programului, e-mailul de debut și suportul de curs, raportul de participare și capturile de ecran ale sesiunilor online, lista cursanților, dosarele de grup țintă ale cadrelor didactice, corespondența cu furnizorul și rapoartele de activitate ale Expertului GT 2, centralizate în documentul „SA 5.2_09.2026_Formarea cadrelor didactice”, atașat raportului.</w:t>
+        <w:t>În perioada de raportare iulie – septembrie 2026, SA5.2 a parcurs pregătirea și a început efectiv în luna septembrie (L3), conform graficului din cererea de finanțare. Scopul subactivității este formarea celor 4 cadre didactice din grupul țintă în tehnici didactice inovative, comunicare cu elevii aflați în risc educațional, strategii de motivare și menținere în școală și utilizarea tehnologiilor moderne, printr-un program acreditat de Ministerul Educației și Cercetării, cu transfer direct al competențelor în programele remediale. Conform Notificării nr. 3, formarea se desfășoară în paralel cu programele remediale, fără ca finalizarea ei să condiționeze începerea activităților cu elevii. Activitatea a fost coordonată de Managerul de proiect; Expertul GT 2 a recrutat cadrele didactice și a identificat furnizorul, iar achiziția a fost derulată de echipa de management (SA2.1).</w:t>
+      </w:r>
+    </w:p>
+    <w:p>
+      <w:pPr>
+        <w:jc w:val="both"/>
+      </w:pPr>
+      <w:r>
+        <w:rPr>
+          <w:b w:val="0"/>
+          <w:i w:val="0"/>
+        </w:rPr>
+        <w:t>În lunile iulie – august, conducerile școlilor partenere au indicat cadrele didactice care lucrează direct cu elevii din grupul țintă, iar Expertul GT 2 le-a informat despre rolul lor în proiect. În paralel, a căutat furnizori de formare continuă acreditați, a transmis solicitări de colaborare și de ofertă și a analizat ofertele primite; a fost selectat programul Asociației Proeuro-Cons „Abilitare informațională în combaterea abandonului școlar: un ghid pentru cadre didactice”, acreditat prin Avizul nr. 1555/DGMCDRSIP/30.06.2025, cu o durată de 30 de ore și 12 credite profesionale transferabile. Contractul de servicii de formare nr. 2026082804/28.08.2026 și ordinul de începere au fost semnate electronic la 28.08.2026 și transmise prestatorului la începutul lunii septembrie; contractul prevede adaptarea suportului de curs la specificul învățământului profesional și tehnic și la temele orizontale ale proiectului, livrarea evidențelor de prezență și a raportului de activitate, precum și două sesiuni fizice suplimentare de orientare, la Huedin și la Turda, fără cost.</w:t>
+      </w:r>
+    </w:p>
+    <w:p>
+      <w:pPr>
+        <w:jc w:val="both"/>
+      </w:pPr>
+      <w:r>
+        <w:rPr>
+          <w:b w:val="0"/>
+          <w:i w:val="0"/>
+        </w:rPr>
+        <w:t>În luna septembrie, grupa de formare a fost constituită din cele 4 cadre didactice recrutate în grupul țintă (3 de la Colegiul Tehnic Turda și 1 de la Liceul Teologic Reformat Cluj-Napoca), aceleași cadre didactice care susțin programele remediale; pentru fiecare a fost constituit dosarul de grup țintă și a fost realizată înregistrarea în MySMIS2021. Programul s-a desfășurat în perioada 10–18.09.2026, integral online, conform calendarului de formare al furnizorului: 12 ore de sesiuni sincrone pe Google Meet (10, 15, 16 și 17.09.2026, în intervalul 16:00–20:00) și 18 ore de activități asincrone pe platforma Moodle, pe trei module – fundamentele abandonului școlar, intervenții și strategii de prevenire, monitorizarea eficienței intervențiilor. Cursanții au primit în prealabil informațiile de debut, calendarul, suportul de curs și structura portofoliului. Cursul a debutat la 10.09.2026 cu toate cele 4 cadre didactice prezente pe întreaga durată a sesiunii, conform raportului de participare generat de platformă; sesiunile următoare au fost documentate prin capturi de ecran cu data și ora vizibile. Managerul de proiect a urmărit prezența și a ținut legătura cu furnizorul pentru adaptarea conținutului la specificul programelor remediale, în care cadrele didactice aplică direct temele parcurse.</w:t>
+      </w:r>
+    </w:p>
+    <w:p>
+      <w:pPr>
+        <w:jc w:val="both"/>
+      </w:pPr>
+      <w:r>
+        <w:rPr>
+          <w:b w:val="0"/>
+          <w:i w:val="0"/>
+        </w:rPr>
+        <w:t>Evaluarea finală a cursanților, pe baza portofoliilor, este programată la 09.10.2026, după care furnizorul eliberează documentele de absolvire, iar beneficiarul realizează recepția serviciilor și plata; rezultatul R17 și indicatorul aferent vor fi raportate în Raportul de progres nr. 2.</w:t>
+      </w:r>
+    </w:p>
+    <w:p>
+      <w:pPr>
+        <w:jc w:val="both"/>
+      </w:pPr>
+      <w:r>
+        <w:rPr>
+          <w:b w:val="0"/>
+          <w:i w:val="0"/>
+        </w:rPr>
+        <w:t>Activitatea este documentată prin contractul de servicii, ordinul de începere, calendarul formării, dovada acreditării programului, suportul de curs, raportul de participare și capturile de ecran ale sesiunilor online, lista cursanților, dosarele de grup țintă ale cadrelor didactice și corespondența cu furnizorul, centralizate în documentul „SA 5.2_09.2026_Formarea cadrelor didactice”, atașat raportului.</w:t>
       </w:r>
     </w:p>
     <w:p>
@@ -6576,7 +6528,7 @@
           <w:color w:val="1E6B2E"/>
           <w:sz w:val="16"/>
         </w:rPr>
-        <w:t>Caractere: 6.555 / 10.500 (62%) – în limită</w:t>
+        <w:t>Caractere: 3.970 / 10.500 (38%) – în limită</w:t>
       </w:r>
     </w:p>
     <w:tbl>
@@ -6846,19 +6798,19 @@
           <w:b w:val="0"/>
           <w:i w:val="0"/>
         </w:rPr>
-        <w:t>SA5.3 a început în luna septembrie 2026 (L3), conform graficului din cererea de finanțare, și reunește patru componente: campania media de informare și conștientizare, atelierele pentru părinți, târgurile de oportunități și vizitele la operatori economici. Scopul este creșterea gradului de conștientizare a elevilor din clasele a VII-a – a VIII-a și a părinților lor cu privire la rolul educației și la avantajele învățământului profesional și tehnic, pentru prevenirea abandonului și continuarea studiilor. Activitatea este realizată de Expertul comunicare (angajat de la 31.08.2026) și de Facilitatorul comunitar 2 (de la 04.09.2026), sub coordonarea Managerului de proiect. Persoana nominalizată prin Notificarea nr. 1 pe poziția de Facilitator comunitar 1 nu a fost angajată în perioada de raportare, angajarea fiind corelată cu începerea atelierelor pentru părinți; activitățile de facilitare din septembrie au fost asigurate de Facilitatorul comunitar 2, fără impact asupra calendarului. Prima lună a fost, conform cererii de finanțare, etapa de analiză a percepțiilor și a nevoilor, realizată prin contact direct cu elevii, din care se construiesc Planul de informare și conștientizare și planul tematic al atelierelor.</w:t>
-      </w:r>
-    </w:p>
-    <w:p>
-      <w:pPr>
-        <w:jc w:val="both"/>
-      </w:pPr>
-      <w:r>
-        <w:rPr>
-          <w:b w:val="0"/>
-          <w:i w:val="0"/>
-        </w:rPr>
-        <w:t xml:space="preserve">Campania de informare și conștientizare (Expertul comunicare). Expertul comunicare a pregătit instrumentele primei etape – discursul de prezentare a proiectului, chestionarul de interese (interese, pasiuni, așteptări, perspective de viitor), jocul de intercunoaștere „Găsește pe cineva care…”, fișa „Mesaj pentru mine peste 5 ani” – și a organizat 5 activități de teren cu elevii din acțiunea 8.f.2, în spații puse la dispoziție de școli și de comunitate: 15.09.2026, Colegiul Tehnic Turda – 11 elevi: prezentarea proiectului, exerciții de icebreaking și aplicarea chestionarului de interese (9 chestionare completate), cu discutarea răspunsurilor individual și în grup; 16.09.2026, Colegiul Tehnic Turda – 12 elevi: meserii, aptitudini și perspective profesionale, jocul-concurs „Găsește pe cineva care…” și legătura dintre interese, abilități și opțiunile de carieră; 28.09.2026, Casa de Cultură Huedin – 7 elevi: prezentarea proiectului și aplicarea chestionarului (7 chestionare); 29.09.2026, Primăria Huedin – 4 elevi: exercițiul „Mesaj pentru mine peste 5 ani” (4 fișe completate și 4 mesaje înregistrate audio, cu acordul reprezentanților legali); 30.09.2026, Colegiul Tehnic Turda – 12 elevi: reflecție asupra viitorului personal, educațional și profesional. În total 23 de elevi și 46 de participări; cele 16 chestionare și 4 fișe au fost analizate pentru adaptarea activităților următoare la profilul participanților și constituie analiza sumară a percepțiilor pe baza căreia se elaborează Planul de informare și conștientizare și materialele campaniei (afișe, pliante, materiale multimedia cu modele pozitive din ÎPT), </w:t>
+        <w:t>În perioada de raportare iulie – septembrie 2026, SA5.3 a început în luna septembrie (L3), conform graficului din cererea de finanțare. Subactivitatea reunește campania media de informare și conștientizare, atelierele pentru părinți, târgurile de oportunități și vizitele la operatori economici, cu scopul de a crește gradul de conștientizare a elevilor din clasele a VII-a – a VIII-a și a părinților lor cu privire la rolul educației și la avantajele învățământului profesional și tehnic. Activitatea este realizată de Expertul comunicare și de Facilitatorul comunitar 2, sub coordonarea Managerului de proiect. Persoana nominalizată pe poziția de Facilitator comunitar 1 nu a fost angajată în perioada de raportare, angajarea fiind corelată cu începerea atelierelor pentru părinți; activitățile de facilitare din septembrie au fost asigurate de Facilitatorul comunitar 2, fără impact asupra calendarului. Prima lună a fost, conform cererii de finanțare, etapa de analiză a percepțiilor și a nevoilor, realizată prin contact direct cu elevii, din care se construiesc Planul de informare și conștientizare și planul tematic al atelierelor.</w:t>
+      </w:r>
+    </w:p>
+    <w:p>
+      <w:pPr>
+        <w:jc w:val="both"/>
+      </w:pPr>
+      <w:r>
+        <w:rPr>
+          <w:b w:val="0"/>
+          <w:i w:val="0"/>
+        </w:rPr>
+        <w:t xml:space="preserve">Expertul comunicare a pregătit instrumentele primei etape (discursul de prezentare a proiectului, chestionarul de interese, jocul de intercunoaștere „Găsește pe cineva care…”, fișa „Mesaj pentru mine peste 5 ani”) și a organizat 5 activități de informare și conștientizare cu elevii din acțiunea 8.f.2, la Colegiul Tehnic Turda (15, 16 și 30.09.2026) și la Huedin, în spații puse la dispoziție de comunitate – Casa de Cultură și Primăria (28 și 29.09.2026). Activitățile au urmărit prezentarea proiectului, cunoașterea participanților, identificarea intereselor și a așteptărilor lor, discuții despre meserii, aptitudini și opțiuni de carieră și un exercițiu de reflecție asupra viitorului personal, educațional și profesional, cu mesaje înregistrate audio cu acordul reprezentanților legali. Au participat 23 de elevi, cu 46 de participări; chestionarele și fișele completate au fost analizate și stau la baza Planului de informare și conștientizare și a materialelor campaniei, </w:t>
       </w:r>
       <w:r>
         <w:rPr>
@@ -6885,43 +6837,31 @@
           <w:b w:val="0"/>
           <w:i w:val="0"/>
         </w:rPr>
-        <w:t>Facilitarea comunitară (Facilitatorul comunitar 2). Facilitatorul a elaborat planul lunar de activitate și chestionarul „Ce mi-ar fi util să învăț și să dezvolt?”, instrument anonim de identificare a nevoilor și intereselor elevilor (autocunoaștere, comunicare, gestionarea emoțiilor, utilizarea internetului, orientare școlară și profesională, abilități pentru viață, metode de lucru preferate), cu răspunsuri utilizate agregat, exclusiv pentru planificare. A organizat 2 activități directe cu elevii din clasele a VII-a – a VIII-a: 15.09.2026, Colegiul Tehnic Turda – structura Poiana, 13:00–16:00 – 6 elevi (5 din clasa a VII-a, 1 din clasa a VIII-a): prezentarea rolului facilitatorului, jocul de cunoaștere „Două adevăruri și o minciună”, discuții despre interese și aplicarea chestionarului; 24.09.2026, Liceul Tehnologic „Vlădeasa” Huedin, 14:00–15:00 – 15 elevi (8 din clasa a VII-a, 7 din clasa a VIII-a), cu același format, pentru două clase diferite. Cele 21 de chestionare au fost centralizate într-un raport de analiză: elevii au nevoi și interese legate de orientarea educațională și profesională, autocunoaștere, comunicare, gestionarea emoțiilor și siguranța online și preferă clar metodele participative, jocurile, activitățile practice și excursiile; pe această bază au fost formulate direcțiile de intervenție și tematicile propuse pentru atelierele următoare. A fost întocmit centralizatorul nominal al celor 21 de elevi (data, localitatea, clasa, școala). Facilitatorul a participat la ședința de management din 25.09.2026, unde s-a discutat organizarea activităților după programul școlar și corelarea lor cu prezența efectivă a elevilor.</w:t>
-      </w:r>
-    </w:p>
-    <w:p>
-      <w:pPr>
-        <w:jc w:val="both"/>
-      </w:pPr>
-      <w:r>
-        <w:rPr>
-          <w:b w:val="0"/>
-          <w:i w:val="0"/>
-        </w:rPr>
-        <w:t>Participarea. În luna septembrie 2026, 35 de elevi unici din acțiunea 8.f.2 au participat la cel puțin o activitate din SA5.3 (o parte dintre elevii de la Turda au participat atât la activitățile Expertului comunicare, cât și la cele ale Facilitatorului), data primei participări fiind data intrării în operațiune, consemnată în registrul grupului țintă și în MySMIS2021. Lista de prezență a fiecărei activități este semnată de elevi, iar activitățile sunt documentate prin minute și fotografii.</w:t>
-      </w:r>
-    </w:p>
-    <w:p>
-      <w:pPr>
-        <w:jc w:val="both"/>
-      </w:pPr>
-      <w:r>
-        <w:rPr>
-          <w:b w:val="0"/>
-          <w:i w:val="0"/>
-        </w:rPr>
-        <w:t>Atelierele pentru părinți, târgurile de oportunități și vizitele la operatori economici. Atelierele pentru părinți încep în luna octombrie 2026 (planificate în Anexa 12 pentru 02, 09, 12 și 29.10.2026), după evaluarea informală a nevoilor părinților realizată de Facilitator prin diriginți și contact direct; în perioada de raportare nu au fost sprijiniți părinți. Târgul de oportunități pentru anul școlar 2026–2027 și vizitele la operatori economici sunt planificate pentru perioada următoare, după contractarea serviciilor de organizare a târgului (SA2.1) și stabilirea calendarului cu unitățile de învățământ partenere.</w:t>
-      </w:r>
-    </w:p>
-    <w:p>
-      <w:pPr>
-        <w:jc w:val="both"/>
-      </w:pPr>
-      <w:r>
-        <w:rPr>
-          <w:b w:val="0"/>
-          <w:i w:val="0"/>
-        </w:rPr>
-        <w:t>Activitatea este documentată prin rapoartele de activitate și fișele de pontaj ale Expertului comunicare și Facilitatorului comunitar 2, planul lunar de activitate, cele 7 liste de prezență, minutele activităților, chestionarele aplicate și rapoartele de analiză, centralizatorul participanților, materialele de lucru (discurs, chestionar, joc, fișă), înregistrările audio și fotografiile realizate, centralizate în documentele „SA 5.3_09.2026_Informare și conștientizare” ale celor doi experți.</w:t>
+        <w:t>Facilitatorul comunitar 2 a elaborat planul lunar de activitate și chestionarul „Ce mi-ar fi util să învăț și să dezvolt?”, instrument anonim de identificare a nevoilor și intereselor elevilor, și a organizat 2 activități directe cu elevii din clasele a VII-a – a VIII-a, la Colegiul Tehnic Turda – structura Poiana (15.09.2026) și la Liceul Tehnologic „Vlădeasa” Huedin (24.09.2026), cu jocuri de cunoaștere, discuții despre interese și aplicarea chestionarului; au participat 21 de elevi. Chestionarele au fost centralizate într-un raport de analiză: elevii au nevoi legate de orientarea educațională și profesională, autocunoaștere, comunicare, gestionarea emoțiilor și siguranța online și preferă metodele participative, jocurile și activitățile practice; pe această bază au fost formulate direcțiile de intervenție și tematicile atelierelor următoare. Facilitatorul a participat la ședința de management din 25.09.2026, unde s-a discutat organizarea activităților după programul școlar.</w:t>
+      </w:r>
+    </w:p>
+    <w:p>
+      <w:pPr>
+        <w:jc w:val="both"/>
+      </w:pPr>
+      <w:r>
+        <w:rPr>
+          <w:b w:val="0"/>
+          <w:i w:val="0"/>
+        </w:rPr>
+        <w:t>În total, 35 de elevi din acțiunea 8.f.2 au participat în luna septembrie la cel puțin o activitate din SA5.3, data primei participări fiind data intrării în operațiune. Atelierele pentru părinți încep în luna octombrie 2026, după evaluarea informală a nevoilor părinților realizată prin diriginți și contact direct; târgul de oportunități și vizitele la operatori economici sunt planificate după contractarea serviciilor de organizare și stabilirea calendarului cu școlile.</w:t>
+      </w:r>
+    </w:p>
+    <w:p>
+      <w:pPr>
+        <w:jc w:val="both"/>
+      </w:pPr>
+      <w:r>
+        <w:rPr>
+          <w:b w:val="0"/>
+          <w:i w:val="0"/>
+        </w:rPr>
+        <w:t>Activitatea este documentată prin rapoartele de activitate și fișele de pontaj ale celor doi experți, planul lunar de activitate, listele de prezență, minutele activităților, chestionarele și rapoartele de analiză, materialele de lucru, înregistrările audio și fotografiile realizate.</w:t>
       </w:r>
     </w:p>
     <w:p>
@@ -6935,7 +6875,7 @@
           <w:color w:val="1E6B2E"/>
           <w:sz w:val="16"/>
         </w:rPr>
-        <w:t>Caractere: 6.176 / 10.500 (59%) – în limită</w:t>
+        <w:t>Caractere: 3.913 / 10.500 (37%) – în limită</w:t>
       </w:r>
     </w:p>
     <w:tbl>
@@ -7205,19 +7145,19 @@
           <w:b w:val="0"/>
           <w:i w:val="0"/>
         </w:rPr>
-        <w:t>SA5.4 a început în luna septembrie 2026 (L3), conform graficului din cererea de finanțare, odată cu începerea anului școlar, și vizează elevii din clasa a IX-a (acțiunea 8.f.3) prin programe remediale la citit, matematică și științe, cu dezvoltarea în paralel a abilităților transversale. Activitatea este realizată de cadrele didactice angajate în proiect – Cadrul didactic 1 (limba și literatura română, Colegiul Tehnic Turda, de la 31.08.2026), Cadrul didactic 2 (fizică, Colegiul Tehnic Turda, de la 04.09.2026) și Cadrul didactic 3 (limba și literatura română, Liceul Teologic Reformat Cluj-Napoca, de la 17.09.2026) –, sub coordonarea Managerului de proiect, care verifică documentația și organizează întâlnirile de feedback. Persoanele nominalizate inițial prin Notificarea nr. 2 pe pozițiile de Cadru didactic 2 și 3 nu au desfășurat activități și au fost înlocuite prin Notificările nr. 3 și nr. 4; poziția de Cadru didactic 4 (matematică) nu a fost ocupată în perioada de raportare și va fi nominalizată prin notificare, sesiunile de matematică urmând să înceapă după nominalizare, fără impact asupra calendarului programelor remediale la română și științe, care au început cu cele trei cadre didactice disponibile.</w:t>
-      </w:r>
-    </w:p>
-    <w:p>
-      <w:pPr>
-        <w:jc w:val="both"/>
-      </w:pPr>
-      <w:r>
-        <w:rPr>
-          <w:b w:val="0"/>
-          <w:i w:val="0"/>
-        </w:rPr>
-        <w:t xml:space="preserve">Pregătirea programelor (prima jumătate a lunii septembrie). Fiecare cadru didactic a elaborat metodologia de organizare a activităților remediale la disciplina sa, conform cererii de finanțare: structura tematică a sesiunilor, instrumentele pedagogice, criteriile și grila de evaluare a progresului, metodele de lucru și calendarul orientativ – câte 2 ore pe săptămână pe grupă, în afara programului școlar, în sălile puse la dispoziție de școli. Cadrul didactic 1 a finalizat metodologia la 10.09.2026 și, în 07–16.09.2026, a identificat împreună cu diriginții elevii clasei a IX-a cu nevoi de sprijin la limba română și a constituit două grupe; Cadrul didactic 2 a elaborat metodologia pentru fizică, testul de evaluare inițială și materialele de lucru și a completat confirmările școlare pentru cei 38 de elevi din clasa a IX-a; Cadrul didactic 3 a identificat, împreună cu dirigintele clasei a IX-a D (filiera tehnologică), elevii cu nevoi de sprijin la limba română (20 de elevi înscriși), ținând cont de cerințele educaționale speciale și de situația familiilor, și a elaborat metodologia, testul de pretestare, testul de evaluare inițială, baremul și grila de evaluare. Metodologiile au fost transmise Managerului de proiect </w:t>
+        <w:t>În perioada de raportare iulie – septembrie 2026, SA5.4 a început în luna septembrie (L3), conform graficului din cererea de finanțare, odată cu începerea anului școlar. Subactivitatea vizează elevii din clasa a IX-a (acțiunea 8.f.3), prin programe remediale la citit, matematică și științe, cu dezvoltarea în paralel a abilităților transversale. Activitatea este realizată de cadrele didactice angajate în proiect – Cadrul didactic 1 (limba și literatura română) și Cadrul didactic 2 (fizică) la Colegiul Tehnic Turda și Cadrul didactic 3 (limba și literatura română) la Liceul Teologic Reformat Cluj-Napoca –, sub coordonarea Managerului de proiect, care verifică documentația și organizează întâlnirile de feedback. Persoanele nominalizate inițial pe pozițiile de Cadru didactic 2 și 3 nu au desfășurat activități și au fost înlocuite prin Notificările nr. 3 și nr. 4; poziția de Cadru didactic 4 (matematică) nu a fost ocupată în perioada de raportare și va fi nominalizată prin notificare, sesiunile de matematică urmând să înceapă după nominalizare, fără impact asupra programelor la română și științe.</w:t>
+      </w:r>
+    </w:p>
+    <w:p>
+      <w:pPr>
+        <w:jc w:val="both"/>
+      </w:pPr>
+      <w:r>
+        <w:rPr>
+          <w:b w:val="0"/>
+          <w:i w:val="0"/>
+        </w:rPr>
+        <w:t xml:space="preserve">În prima parte a lunii septembrie, fiecare cadru didactic a elaborat metodologia de organizare a activităților remediale la disciplina sa, conform cererii de finanțare: structura tematică a sesiunilor, instrumentele pedagogice, criteriile și grila de evaluare a progresului, metodele de lucru și calendarul orientativ, cu sesiuni săptămânale în afara programului școlar, în sălile puse la dispoziție de școli. Cadrele didactice au identificat împreună cu diriginții elevii cu nevoi de sprijin, au constituit grupele, au elaborat testele de evaluare inițială cu baremele și grilele aferente și au pregătit materialele didactice (fișe de lucru, exerciții, scheme) adaptate nivelului elevilor. </w:t>
       </w:r>
       <w:r>
         <w:rPr>
@@ -7225,62 +7165,43 @@
           <w:i w:val="0"/>
           <w:highlight w:val="yellow"/>
         </w:rPr>
-        <w:t>«și validate la data de …»</w:t>
-      </w:r>
-      <w:r>
-        <w:rPr>
-          <w:b w:val="0"/>
-          <w:i w:val="0"/>
-        </w:rPr>
-        <w:t>. Materialele didactice (fișe de lucru, exerciții, teste, scheme) au fost concepute de cadrele didactice în funcție de nivelul grupelor.</w:t>
-      </w:r>
-    </w:p>
-    <w:p>
-      <w:pPr>
-        <w:jc w:val="both"/>
-      </w:pPr>
-      <w:r>
-        <w:rPr>
-          <w:b w:val="0"/>
-          <w:i w:val="0"/>
-        </w:rPr>
-        <w:t>Evaluarea inițială și primele sesiuni. Conform cererii de finanțare, testele de evaluare inițială au fost aplicate în primele sesiuni, pentru identificarea lacunelor și a punctelor forte și pentru formarea grupelor de nivel: Cadrul didactic 1 a aplicat testele inițiale celor două grupe și a susținut sesiunile de limba și literatura română din 17.09.2026 (14 elevi) și 21.09.2026 (12 elevi) la Colegiul Tehnic Turda, pe citire, înțelegerea textului și exprimare scrisă, pregătind apoi fișe de lucru adaptate nevoilor fiecărei grupe; Cadrul didactic 2 a susținut sesiunile de fizică din 22.09.2026 (20 de elevi) și 29.09.2026 (14 elevi), câte 2 ore cu fiecare grupă (8 ore în total), cu aplicarea a 20 de teste inițiale la prima sesiune, împărțirea elevilor pe două grupe de nivel și lucru pe noțiuni de bază, calcul și transformări de unități de măsură; Cadrul didactic 3 a susținut la 30.09.2026, între orele 16:00 și 18:00, în sala 110 a Liceului Teologic Reformat Cluj-Napoca, prima sesiune remedială de limba și literatura română, cu 20 de elevi prezenți, cărora le-a aplicat testul de pretestare și testul de evaluare inițială, și a planificat diferențiat, pe două grupe, sesiunile din luna octombrie (Anexa 12). Rezultatele testelor stau la baza fișelor individuale de progres, care vor fi actualizate după testele intermediare și finale ale anului școlar.</w:t>
-      </w:r>
-    </w:p>
-    <w:p>
-      <w:pPr>
-        <w:jc w:val="both"/>
-      </w:pPr>
-      <w:r>
-        <w:rPr>
-          <w:b w:val="0"/>
-          <w:i w:val="0"/>
-        </w:rPr>
-        <w:t>Participarea. În perioada 17–30.09.2026 au avut loc 5 sesiuni remediale, la care au participat 45 de elevi unici din clasa a IX-a: 26 la Colegiul Tehnic Turda (intrați în operațiune la 17.09 și 21.09.2026) și 19 la Liceul Teologic Reformat Cluj-Napoca (intrați la 30.09.2026), toți înregistrați în MySMIS2021. Prezența este consemnată în listele de prezență semnate de elevi la fiecare sesiune, iar desfășurarea activităților este documentată prin fotografii. Data primei sesiuni a fost consemnată ca dată a intrării în operațiune în registrul grupului țintă.</w:t>
-      </w:r>
-    </w:p>
-    <w:p>
-      <w:pPr>
-        <w:jc w:val="both"/>
-      </w:pPr>
-      <w:r>
-        <w:rPr>
-          <w:b w:val="0"/>
-          <w:i w:val="0"/>
-        </w:rPr>
-        <w:t>Coordonare și masa caldă. Managerul de proiect a verificat planificările și documentele cadrelor didactice și a programat sesiunile în Anexa 12 pentru septembrie și octombrie; în ședința de management din 25.09.2026 s-a decis ca pauzele din calendarul activităților să vizeze doar activitatea cadrelor didactice (vacanțele școlare), consilierea și facilitarea continuând, aspect care va face obiectul unei notificări. Cadrele didactice participă în paralel la programul de formare din SA5.2, ale cărui teme sunt aplicate direct în sesiuni. Masa caldă pentru elevii participanți (rezultatul 21, introdus prin Actul adițional nr. 1) va fi acordată după finalizarea achiziției serviciilor de masă caldă, pe baza listelor de prezență la sesiunile remediale; dimensionarea serviciului se face pe baza numărului de elevi validați și a calendarului sesiunilor.</w:t>
-      </w:r>
-    </w:p>
-    <w:p>
-      <w:pPr>
-        <w:jc w:val="both"/>
-      </w:pPr>
-      <w:r>
-        <w:rPr>
-          <w:b w:val="0"/>
-          <w:i w:val="0"/>
-        </w:rPr>
-        <w:t>Activitatea este documentată prin rapoartele de activitate și fișele de pontaj ale cadrelor didactice, metodologiile elaborate, testele de evaluare inițială cu baremele și grilele, listele de prezență, materialele didactice, fotografiile realizate, planificările lunare (Anexa 12) și registrul grupului țintă, centralizate în documentele „SA 5.4_09.2026_Programe remediale” ale fiecărui cadru didactic.</w:t>
+        <w:t>«Metodologiile au fost validate de Managerul de proiect la data de ….»</w:t>
+      </w:r>
+    </w:p>
+    <w:p>
+      <w:pPr>
+        <w:jc w:val="both"/>
+      </w:pPr>
+      <w:r>
+        <w:rPr>
+          <w:b w:val="0"/>
+          <w:i w:val="0"/>
+        </w:rPr>
+        <w:t>În a doua parte a lunii au început sesiunile remediale: la Colegiul Tehnic Turda, sesiunile de limba și literatura română (17 și 21.09.2026) și de fizică (22 și 29.09.2026), iar la Liceul Teologic Reformat Cluj-Napoca prima sesiune de limba și literatura română (30.09.2026). Conform cererii de finanțare, testele de evaluare inițială au fost aplicate în primele sesiuni, pentru identificarea lacunelor și a punctelor forte și pentru formarea grupelor de nivel; rezultatele stau la baza fișelor individuale de progres, care vor fi actualizate după testele intermediare și finale. Sesiunile au vizat citirea, înțelegerea textului și exprimarea scrisă, respectiv noțiunile de bază, calculul și rezolvarea de probleme la fizică. În total, 45 de elevi din clasa a IX-a au participat la cel puțin o sesiune remedială (26 la Colegiul Tehnic Turda și 19 la Liceul Teologic Reformat Cluj-Napoca), data primei sesiuni fiind data intrării în operațiune; prezența este consemnată în listele de prezență semnate la fiecare sesiune.</w:t>
+      </w:r>
+    </w:p>
+    <w:p>
+      <w:pPr>
+        <w:jc w:val="both"/>
+      </w:pPr>
+      <w:r>
+        <w:rPr>
+          <w:b w:val="0"/>
+          <w:i w:val="0"/>
+        </w:rPr>
+        <w:t>Managerul de proiect a verificat planificările și documentele cadrelor didactice și a programat sesiunile în planificarea lunară (Anexa 12); în ședința de management din 25.09.2026 s-a decis ca pauzele din calendarul activităților să vizeze doar activitatea cadrelor didactice, consilierea și facilitarea continuând. Cadrele didactice participă în paralel la programul de formare din SA5.2, ale cărui teme le aplică direct în sesiuni. Masa caldă pentru elevii participanți, introdusă prin Actul adițional nr. 1, va fi acordată după finalizarea achiziției serviciilor, pe baza listelor de prezență la sesiunile remediale.</w:t>
+      </w:r>
+    </w:p>
+    <w:p>
+      <w:pPr>
+        <w:jc w:val="both"/>
+      </w:pPr>
+      <w:r>
+        <w:rPr>
+          <w:b w:val="0"/>
+          <w:i w:val="0"/>
+        </w:rPr>
+        <w:t>Activitatea este documentată prin rapoartele de activitate și fișele de pontaj ale cadrelor didactice, metodologiile elaborate, testele de evaluare inițială cu baremele și grilele, listele de prezență, materialele didactice, fotografiile realizate, planificările lunare și registrul grupului țintă.</w:t>
       </w:r>
     </w:p>
     <w:p>
@@ -7294,7 +7215,7 @@
           <w:color w:val="1E6B2E"/>
           <w:sz w:val="16"/>
         </w:rPr>
-        <w:t>Caractere: 5.801 / 10.500 (55%) – în limită</w:t>
+        <w:t>Caractere: 3.810 / 10.500 (36%) – în limită</w:t>
       </w:r>
     </w:p>
     <w:tbl>

--- a/RP1_UNIC_352704/RP1_UNIC_352704_Raport_de_progres.docx
+++ b/RP1_UNIC_352704/RP1_UNIC_352704_Raport_de_progres.docx
@@ -5386,55 +5386,55 @@
           <w:b w:val="0"/>
           <w:i w:val="0"/>
         </w:rPr>
-        <w:t>În perioada de raportare iulie – septembrie 2026 (L1–L3), SA4.1 a acoperit elaborarea și publicarea metodologiei de selecție a grupului țintă, informarea și recrutarea elevilor, părinților și cadrelor didactice din unitățile de învățământ partenere, constituirea și verificarea dosarelor de grup țintă și înregistrarea participanților în MySMIS2021. Activitatea a fost realizată de cei doi Experți GT, sub coordonarea Managerului de proiect, care a avizat metodologia și a verificat dosarele. Pentru ca fiecare elev să aibă un singur responsabil, grupul țintă a fost împărțit între experți pe școli și clase: Expertul GT 1 gestionează elevii Colegiului Tehnic Turda din clasele a VII-a – a VIII-a și a X-a – a XI-a și clasa a IX-a de la Liceul Teologic Reformat Cluj-Napoca, iar Expertul GT 2 elevii Liceului Tehnologic „Vlădeasa” Huedin și clasa a IX-a de la Colegiul Tehnic Turda.</w:t>
-      </w:r>
-    </w:p>
-    <w:p>
-      <w:pPr>
-        <w:jc w:val="both"/>
-      </w:pPr>
-      <w:r>
-        <w:rPr>
-          <w:b w:val="0"/>
-          <w:i w:val="0"/>
-        </w:rPr>
-        <w:t>În luna iulie, Experții GT, împreună cu Managerul de proiect, au elaborat Metodologia de selecție a grupului țintă, pornind de la condițiile de eligibilitate din Ghidul solicitantului – condiții specifice și de la criteriile de departajare din cererea de finanțare, împreună cu anexele-formular ale dosarului de participant (formular de înregistrare, acordul reprezentantului legal și nota GDPR, declarația de evitare a dublei finanțări, confirmarea școlară, grila de verificare a eligibilității, formularele pentru părinți și cadre didactice, contestația). Metodologia a fost analizată în ședința de management din 16.07.2026, avizată de Managerul de proiect și publicată în aceeași zi pe subpagina proiectului de pe site-ul beneficiarului. Tot în iulie au avut loc întâlnirile de informare cu conducerile celor două școli partenere, la Turda și la Huedin, în care s-a stabilit circuitul de lucru (școlile întocmesc listele preliminare și confirmă nevoia de sprijin, experții verifică eligibilitatea și completitudinea dosarelor), și prima întâlnire de recrutare cu elevi, părinți și cadre didactice, la Colegiul Tehnic Turda (24.07.2026), unde au fost completate împreună cu familiile primele 24 de dosare de înscriere, urmate de solicitarea confirmărilor școlare.</w:t>
-      </w:r>
-    </w:p>
-    <w:p>
-      <w:pPr>
-        <w:jc w:val="both"/>
-      </w:pPr>
-      <w:r>
-        <w:rPr>
-          <w:b w:val="0"/>
-          <w:i w:val="0"/>
-        </w:rPr>
-        <w:t>În luna august, experții au completat dosarele din iulie cu actele primite de la școală și de la familii, au organizat o nouă întâlnire cu părinții și cadrele didactice la Turda (21.08.2026), au precompletat dosarele de înscriere pentru elevii de liceu ai Colegiului Tehnic Turda pe baza centralizatoarelor transmise de școală și au pregătit înregistrarea în MySMIS2021. La 24.08.2026 au avut o întâlnire de lucru cu organizația care implementează un proiect similar în aceleași școli, în urma căreia s-a convenit ca fiecare elev să fie inclus într-un singur proiect pentru sprijin de același tip și ca listele să fie verificate reciproc înainte de validare, pentru evitarea dublei finanțări.</w:t>
-      </w:r>
-    </w:p>
-    <w:p>
-      <w:pPr>
-        <w:jc w:val="both"/>
-      </w:pPr>
-      <w:r>
-        <w:rPr>
-          <w:b w:val="0"/>
-          <w:i w:val="0"/>
-        </w:rPr>
-        <w:t>În luna septembrie, odată cu începerea anului școlar, recrutarea s-a desfășurat în teren: ședințe cu părinții la Colegiul Tehnic Turda, la Liceul Tehnologic „Vlădeasa” Huedin și la Liceul Teologic Reformat Cluj-Napoca, partener asociat nou prin acordul de colaborare din 09.09.2026, deplasări pentru semnarea formularelor de înregistrare și colectarea documentelor, preluarea confirmărilor școlare și prezentarea proiectului la Liceul Tehnologic Energetic Cluj-Napoca, în vederea unei posibile colaborări. Expertul GT 2 a finalizat recrutarea celor 4 cadre didactice din grupul țintă. La 15.09.2026, metodologia a fost actualizată (versiunea 2), pentru alinierea la modelul de dosar folosit efectiv și la modificările aprobate prin Actul adițional nr. 1 și Notificarea nr. 3. Dosarele au fost verificate pe grila de eligibilitate și au primit numere de înregistrare pe acțiuni, iar familiile cu documente lipsă au fost contactate direct și prin diriginți.</w:t>
-      </w:r>
-    </w:p>
-    <w:p>
-      <w:pPr>
-        <w:jc w:val="both"/>
-      </w:pPr>
-      <w:r>
-        <w:rPr>
-          <w:b w:val="0"/>
-          <w:i w:val="0"/>
-        </w:rPr>
-        <w:t xml:space="preserve">Intrarea în operațiune a fost consemnată la data primei activități la care a participat fiecare elev, pe baza listelor de prezență semnate, iar înregistrarea în MySMIS2021 a început la 16.09.2026, pe măsura semnării formularelor de către părinți. La 30.09.2026 erau constituite 134 de dosare de grup țintă și intraseră în operațiune 97 de elevi (17 pe acțiunea 8.f.1, 35 pe 8.f.2, 45 pe 8.f.3), toți înregistrați în MySMIS2021, împreună cu cele 4 cadre didactice; față de ținta primului an, recrutarea este realizată în proporție de 58%, cu decalaj pe clasele a IX-a – a XI-a, care continuă să fie recrutate din școlile partenere. </w:t>
+        <w:t>În perioada de raportare iulie – septembrie 2026 (L1–L3), SA4.1 a parcurs toate etapele prevăzute în cererea de finanțare pentru primul an: elaborarea și publicarea metodologiei de selecție a grupului țintă, informarea și recrutarea elevilor, părinților și cadrelor didactice din unitățile de învățământ partenere, constituirea și verificarea dosarelor de grup țintă, înregistrarea participanților în MySMIS2021 și motivarea participării. Activitatea a fost realizată de cei doi Experți GT, sub coordonarea Managerului de proiect, care a avizat metodologia și a verificat dosarele. Pentru ca fiecare elev să aibă un singur responsabil și fiecare școală un singur interlocutor, grupul țintă a fost împărțit între experți pe școli și clase: Expertul GT 1 gestionează elevii Colegiului Tehnic Turda din clasele a VII-a – a VIII-a și a X-a – a XI-a și clasa a IX-a de la Liceul Teologic Reformat Cluj-Napoca, iar Expertul GT 2 elevii Liceului Tehnologic „Vlădeasa” Huedin și clasa a IX-a de la Colegiul Tehnic Turda.</w:t>
+      </w:r>
+    </w:p>
+    <w:p>
+      <w:pPr>
+        <w:jc w:val="both"/>
+      </w:pPr>
+      <w:r>
+        <w:rPr>
+          <w:b w:val="0"/>
+          <w:i w:val="0"/>
+        </w:rPr>
+        <w:t>Cadrul de lucru (iulie 2026). Prima lună a fost dedicată instrumentelor. Experții GT, împreună cu Managerul de proiect, au elaborat Metodologia de selecție a grupului țintă, pornind de la condițiile de eligibilitate din Ghidul solicitantului – condiții specifice pentru cele trei acțiuni (domiciliul în regiunea Nord-Vest, înmatricularea într-o școală parteneră, încadrarea în categoriile de risc sau de dezavantaj, clasa) și de la criteriile de departajare din cererea de finanțare (etnie romă, dizabilitate, sex feminin, data înscrierii). Metodologia descrie pașii de înscriere, documentele dosarului, verificarea și validarea, contestațiile și protecția datelor cu caracter personal și este însoțită de anexele-formular ale dosarului de participant: formularul de înregistrare, acordul reprezentantului legal și nota de informare GDPR, declarația de evitare a dublei finanțări, confirmarea școlară, grila de verificare a eligibilității, formularele pentru părinți și cadre didactice. A fost analizată în ședința de management din 16.07.2026, avizată de Managerul de proiect și publicată în aceeași zi pe subpagina proiectului de pe site-ul beneficiarului, astfel încât oricine să aibă acces egal la condițiile de participare. Pe baza ei, experții au pregătit materialele de informare pentru școli (flyere și afiș) și au stabilit cu conducerile celor două școli partenere, la întâlnirile din 07.07.2026 (Turda) și 09.07.2026 (Huedin), circuitul de lucru: școlile întocmesc listele preliminare și confirmă nevoia de sprijin a fiecărui elev prin confirmarea școlară, iar experții oferă formularele, explică procedura familiilor și verifică eligibilitatea și completitudinea dosarelor. Recrutarea propriu-zisă a început la 24.07.2026, la Colegiul Tehnic Turda, printr-o întâlnire cu elevi, părinți și cadre didactice, în care au fost completate împreună cu familiile primele 24 de dosare de înscriere; pentru acestea au fost solicitate și primite confirmările școlare.</w:t>
+      </w:r>
+    </w:p>
+    <w:p>
+      <w:pPr>
+        <w:jc w:val="both"/>
+      </w:pPr>
+      <w:r>
+        <w:rPr>
+          <w:b w:val="0"/>
+          <w:i w:val="0"/>
+        </w:rPr>
+        <w:t>Pregătirea seriei mari (august 2026). În vacanță, experții au completat dosarele din iulie cu actele primite de la școală și de la familii, au organizat o nouă întâlnire cu părinții și cadrele didactice la Turda (21.08.2026) și au precompletat dosarele de înscriere pentru elevii de liceu ai Colegiului Tehnic Turda, pe baza centralizatoarelor transmise de școală, pentru ca la începutul anului școlar familiile să aibă de semnat doar formularele. Expertul GT 1 s-a familiarizat cu modulul de înregistrare a participanților din MySMIS2021. Întrucât în aceleași școli recrutează și o altă organizație cu un proiect pe același apel, la 24.08.2026 experții au avut o întâlnire de lucru cu reprezentanții acesteia și au convenit ca fiecare elev să fie inclus într-un singur proiect pentru sprijin de același tip și ca listele să fie verificate reciproc înainte de validare, pentru evitarea dublei finanțări.</w:t>
+      </w:r>
+    </w:p>
+    <w:p>
+      <w:pPr>
+        <w:jc w:val="both"/>
+      </w:pPr>
+      <w:r>
+        <w:rPr>
+          <w:b w:val="0"/>
+          <w:i w:val="0"/>
+        </w:rPr>
+        <w:t>Recrutarea și intrarea în operațiune (septembrie 2026). Odată cu începerea anului școlar, recrutarea s-a desfășurat în teren, în paralel cu primele activități pentru elevi. Experții au organizat ședințe cu părinții la Colegiul Tehnic Turda, la Liceul Tehnologic „Vlădeasa” Huedin și la Liceul Teologic Reformat Cluj-Napoca – partener asociat nou, cu clase de învățământ profesional, prin acordul de colaborare din 09.09.2026 –, s-au deplasat în școli pentru semnarea formularelor de înregistrare și colectarea documentelor lipsă, au preluat confirmările școlare și au prezentat proiectul Liceului Tehnologic Energetic Cluj-Napoca, pentru o posibilă colaborare în anul școlar următor. Expertul GT 2 a finalizat recrutarea celor 4 cadre didactice din grupul țintă. La 15.09.2026, metodologia a fost actualizată (versiunea 2), pentru alinierea la modelul de dosar folosit efectiv în proiect și la modificările aprobate prin Actul adițional nr. 1 (masa caldă) și Notificarea nr. 3 (sprijinul financiar în funcție de nevoie). Dosarele au fost verificate pe grila de eligibilitate și au primit numere de înregistrare pe acțiuni, iar familiile cu documente lipsă au fost contactate direct și prin diriginți.</w:t>
+      </w:r>
+    </w:p>
+    <w:p>
+      <w:pPr>
+        <w:jc w:val="both"/>
+      </w:pPr>
+      <w:r>
+        <w:rPr>
+          <w:b w:val="0"/>
+          <w:i w:val="0"/>
+        </w:rPr>
+        <w:t xml:space="preserve">Regula aplicată pentru intrarea în operațiune este data primei activități la care a participat elevul, pe baza listelor de prezență semnate; înregistrarea în MySMIS2021 a început la 16.09.2026 și a continuat pe măsura semnării formularelor de către părinți, cu dosarul de grup țintă semnat electronic și încărcat în platformă. La 30.09.2026 erau constituite 134 de dosare de grup țintă și intraseră în operațiune 97 de elevi (17 pe acțiunea 8.f.1, 35 pe acțiunea 8.f.2 și 45 pe acțiunea 8.f.3), toți înregistrați în MySMIS2021, împreună cu cele 4 cadre didactice. Față de ținta primului an, recrutarea este realizată în proporție de 58%: acțiunea 8.f.2 este la nivelul țintei anuale, iar decalajul este pe clasele a IX-a – a XI-a, pentru care recrutarea continuă în școlile partenere și prin extinderea rețelei de școli. </w:t>
       </w:r>
       <w:r>
         <w:rPr>
@@ -5454,7 +5454,7 @@
           <w:b w:val="0"/>
           <w:i w:val="0"/>
         </w:rPr>
-        <w:t>Motivarea grupului țintă s-a făcut prin contactul direct cu elevii și familiile, prin explicarea beneficiilor concrete ale participării și prin corelarea programului activităților cu orarul școlar, aspect discutat în ședințele de management din 18.09 și 25.09.2026, după ce experții au semnalat absențele elevilor și reținerile unor părinți față de încadrarea copiilor într-o categorie vulnerabilă.</w:t>
+        <w:t>Motivarea grupului țintă s-a făcut prin contactul direct cu elevii și familiile la fiecare întâlnire, prin explicarea beneficiilor concrete ale participării (consiliere, programe remediale cu masă caldă, sprijin financiar condiționat de prezență, ateliere) și prin corelarea programului activităților cu orarul școlar. Dificultățile semnalate de experți în ședințele de management din 18.09 și 25.09.2026 – absențele elevilor, orarul provizoriu, familiile care nu finalizează documentele și reținerile unor părinți față de încadrarea copiilor într-o categorie vulnerabilă – au fost gestionate prin discuții individuale cu părinții, prin nota de informare privind prelucrarea datelor și prin programarea activităților după orele de curs.</w:t>
       </w:r>
     </w:p>
     <w:p>
@@ -5480,7 +5480,7 @@
           <w:color w:val="1E6B2E"/>
           <w:sz w:val="16"/>
         </w:rPr>
-        <w:t>Caractere: 5.287 / 10.500 (50%) – în limită</w:t>
+        <w:t>Caractere: 7.102 / 10.500 (68%) – în limită</w:t>
       </w:r>
     </w:p>
     <w:tbl>
@@ -5781,55 +5781,55 @@
           <w:b w:val="0"/>
           <w:i w:val="0"/>
         </w:rPr>
-        <w:t>În perioada de raportare iulie – septembrie 2026 (L1–L3), SA4.2 a vizat identificarea, împreună cu școlile partenere, a elevilor care au nevoie de sprijin: elevi aflați în risc de abandon școlar sau de părăsire timpurie a școlii și/sau proveniți din grupuri ori medii defavorizate, pentru acțiunile 8.f.1 și 8.f.3, precum și elevii din clasele a VII-a – a VIII-a pentru acțiunea 8.f.2. Activitatea a fost realizată de Experții GT, cu sprijinul diriginților și al conducerilor școlilor și, din septembrie, al cadrelor didactice angajate în proiect, sub coordonarea Managerului de proiect. Identificarea precede recrutarea din SA4.1: elevii identificați de școli sunt informați, iar dosarele lor se constituie progresiv, pe măsura acordului familiilor.</w:t>
-      </w:r>
-    </w:p>
-    <w:p>
-      <w:pPr>
-        <w:jc w:val="both"/>
-      </w:pPr>
-      <w:r>
-        <w:rPr>
-          <w:b w:val="0"/>
-          <w:i w:val="0"/>
-        </w:rPr>
-        <w:t>În luna iulie, la întâlnirile cu conducerile Colegiului Tehnic Turda și Liceului Tehnologic „Vlădeasa” Huedin, experții au prezentat criteriile de identificare din cererea de finanțare (absenteism, rezultate școlare slabe, situație socio-economică precară, mediul rural sau urban mic, familii numeroase ori monoparentale, părinți plecați la muncă în străinătate, etnie romă, dizabilități sau cerințe educaționale speciale) și au convenit ca școlile să transmită situațiile pe clase și să confirme nevoia de sprijin a fiecărui elev prin confirmarea școlară semnată de diriginte și de director. Pe baza informațiilor transmise de școli au fost identificați primii elevi din clasele a VII-a – a VIII-a de la Turda și de la Huedin, iar întâlnirea din 24.07.2026 cu elevii și părinții de la Turda a servit și identificării directe.</w:t>
-      </w:r>
-    </w:p>
-    <w:p>
-      <w:pPr>
-        <w:jc w:val="both"/>
-      </w:pPr>
-      <w:r>
-        <w:rPr>
-          <w:b w:val="0"/>
-          <w:i w:val="0"/>
-        </w:rPr>
-        <w:t>În luna august, școlile au transmis centralizatoarele elevilor propuși pentru toate clasele vizate, iar experții le-au verificat și au încadrat elevii pe acțiuni și pe criteriile de vulnerabilitate, constituind baza de date a elevilor identificați: 150 de elevi la 31.08.2026. Verificarea a scos la iveală date de identificare eronate, corectate împreună cu școlile, precum și faptul că școlile au în acest an școlar mai puțini elevi înmatriculați decât estimaseră și că o parte dintre elevii eligibili sunt vizați și de alte proiecte din același apel, ceea ce a determinat căutarea unei unități de învățământ partenere suplimentare.</w:t>
-      </w:r>
-    </w:p>
-    <w:p>
-      <w:pPr>
-        <w:jc w:val="both"/>
-      </w:pPr>
-      <w:r>
-        <w:rPr>
-          <w:b w:val="0"/>
-          <w:i w:val="0"/>
-        </w:rPr>
-        <w:t>În luna septembrie, experții au verificat încadrarea pe acțiuni a elevilor de liceu de la Turda, au pregătit confirmările școlare și au identificat Liceul Teologic Reformat Cluj-Napoca ca școală parteneră nouă, cu clase de învățământ profesional, de la care au preluat situația clasei a IX-a și confirmările școlare. Cadrele didactice angajate în proiect au contribuit direct la identificare, conform cererii de finanțare: au identificat împreună cu diriginții elevii clasei a IX-a cu nevoi de sprijin la limba română și la fizică, au colectat formularele necesare înscrierii și au completat confirmările școlare. Testele de evaluare inițială aplicate la primele sesiuni remediale și chestionarele aplicate de Consilierul psihologic și de experții din SA5.3 completează profilul de nevoi al fiecărui elev și stau la baza planificării sprijinului. Unitățile de învățământ partenere nu au introdus încă elevii în Mecanismul de Avertizare Timpurie în Educație, astfel încât identificarea s-a realizat pe baza situațiilor școlare și a confirmărilor școlare; instrumentele MATE vor fi utilizate pe măsura implementării mecanismului în școli.</w:t>
-      </w:r>
-    </w:p>
-    <w:p>
-      <w:pPr>
-        <w:jc w:val="both"/>
-      </w:pPr>
-      <w:r>
-        <w:rPr>
-          <w:b w:val="0"/>
-          <w:i w:val="0"/>
-        </w:rPr>
-        <w:t>La 30.09.2026 erau identificați 172 de elevi: 32 pentru acțiunea 8.f.1 (clasele a X-a – a XI-a, Colegiul Tehnic Turda), 80 pentru acțiunea 8.f.2 (clasele a VII-a – a VIII-a, Turda și Huedin) și 60 pentru acțiunea 8.f.3 (clasa a IX-a, Turda și Liceul Teologic Reformat Cluj-Napoca), pentru fiecare nevoia de sprijin fiind confirmată de școală. Identificarea continuă în anul școlar 2026–2027, prin extinderea rețelei de școli partenere cu clase de învățământ profesional și tehnic.</w:t>
+        <w:t>În perioada de raportare iulie – septembrie 2026 (L1–L3), SA4.2 a vizat identificarea, împreună cu școlile partenere, a elevilor care au nevoie de sprijin: elevi aflați în risc de abandon școlar sau de părăsire timpurie a școlii și/sau proveniți din grupuri ori medii defavorizate, pentru acțiunile 8.f.1 (clasele a X-a – a XI-a din învățământul profesional și tehnic) și 8.f.3 (clasa a IX-a), precum și elevii din clasele a VII-a – a VIII-a pentru acțiunea 8.f.2. Activitatea a fost realizată de Experții GT, cu sprijinul diriginților și al conducerilor școlilor și, din septembrie, al cadrelor didactice angajate în proiect, sub coordonarea Managerului de proiect. Identificarea este etapa care precede recrutarea din SA4.1: școala indică elevii care îndeplinesc criteriile și confirmă nevoia de sprijin, iar experții informează familiile și constituie dosarele pe măsura acordului acestora.</w:t>
+      </w:r>
+    </w:p>
+    <w:p>
+      <w:pPr>
+        <w:jc w:val="both"/>
+      </w:pPr>
+      <w:r>
+        <w:rPr>
+          <w:b w:val="0"/>
+          <w:i w:val="0"/>
+        </w:rPr>
+        <w:t>Stabilirea criteriilor și primele liste (iulie 2026). La întâlnirile cu conducerile Colegiului Tehnic Turda și Liceului Tehnologic „Vlădeasa” Huedin, experții au prezentat criteriile de identificare din cererea de finanțare – absenteism, rezultate școlare slabe sau corigențe, situație socio-economică precară, mediul rural sau urban mic, familii numeroase ori monoparentale, părinți plecați la muncă în străinătate, etnie romă, dizabilități sau cerințe educaționale speciale – și au convenit ca școlile să transmită situațiile pe clase și să confirme nevoia de sprijin a fiecărui elev prin confirmarea școlară semnată de diriginte și de director. Pe baza informațiilor transmise de școli au fost identificați primii elevi din clasele a VII-a – a VIII-a de la Turda și de la Huedin, iar întâlnirea din 24.07.2026 cu elevii și părinții de la Turda a permis și identificarea directă a elevilor și a situațiilor lor.</w:t>
+      </w:r>
+    </w:p>
+    <w:p>
+      <w:pPr>
+        <w:jc w:val="both"/>
+      </w:pPr>
+      <w:r>
+        <w:rPr>
+          <w:b w:val="0"/>
+          <w:i w:val="0"/>
+        </w:rPr>
+        <w:t>Centralizatoarele școlilor și baza de date (august 2026). Școlile au transmis centralizatoarele elevilor propuși pentru toate clasele vizate, iar experții le-au verificat și au încadrat fiecare elev pe acțiune și pe criteriile de vulnerabilitate, constituind baza de date a elevilor identificați – 150 de elevi la 31.08.2026, din care 32 pentru acțiunea 8.f.1, 80 pentru 8.f.2 și 38 pentru 8.f.3. Verificarea a scos la iveală date de identificare eronate, corectate împreună cu școlile, elevi majori sau aflați în protecție specială, pentru care circuitul documentelor este diferit, și două constatări cu impact asupra planificării: școlile au în acest an școlar mai puțini elevi înmatriculați decât estimaseră la semnarea acordurilor, iar o parte dintre elevii eligibili sunt vizați și de alte proiecte din același apel. De aceea, echipa a decis cooptarea unei unități de învățământ partenere suplimentare cu clase de învățământ profesional și tehnic.</w:t>
+      </w:r>
+    </w:p>
+    <w:p>
+      <w:pPr>
+        <w:jc w:val="both"/>
+      </w:pPr>
+      <w:r>
+        <w:rPr>
+          <w:b w:val="0"/>
+          <w:i w:val="0"/>
+        </w:rPr>
+        <w:t>Verificarea încadrării și școala parteneră nouă (septembrie 2026). Experții au verificat încadrarea pe acțiuni a elevilor de liceu de la Turda și au pregătit confirmările școlare de completat de școală, au identificat Liceul Teologic Reformat Cluj-Napoca ca școală parteneră nouă și au preluat de la aceasta situația clasei a IX-a și confirmările școlare. Cadrele didactice angajate în proiect au contribuit direct la identificare, așa cum prevede cererea de finanțare: au identificat împreună cu diriginții elevii clasei a IX-a cu nevoi de sprijin la limba română și la fizică, au colectat formularele necesare înscrierii și au completat confirmările școlare. Testele de evaluare inițială aplicate la primele sesiuni remediale, chestionarul de motivație școlară aplicat de Consilierul psihologic și chestionarele de interese din SA5.3 completează profilul de nevoi al fiecărui elev și stau la baza planificării sprijinului. Unitățile de învățământ partenere nu au introdus încă elevii în Mecanismul de Avertizare Timpurie în Educație, astfel încât identificarea s-a realizat pe baza situațiilor școlare și a confirmărilor școlare; instrumentele MATE (fișa de observare, dosarul de caz, planul individual de servicii educaționale) vor fi utilizate pe măsura implementării mecanismului în școli, cu sprijinul cadrelor didactice din proiect.</w:t>
+      </w:r>
+    </w:p>
+    <w:p>
+      <w:pPr>
+        <w:jc w:val="both"/>
+      </w:pPr>
+      <w:r>
+        <w:rPr>
+          <w:b w:val="0"/>
+          <w:i w:val="0"/>
+        </w:rPr>
+        <w:t>La 30.09.2026 erau identificați 172 de elevi: 32 pentru acțiunea 8.f.1 (clasele a X-a – a XI-a, Colegiul Tehnic Turda), 80 pentru acțiunea 8.f.2 (clasele a VII-a – a VIII-a, Turda și Huedin) și 60 pentru acțiunea 8.f.3 (clasa a IX-a, Turda și Liceul Teologic Reformat Cluj-Napoca), pentru fiecare nevoia de sprijin fiind confirmată de școală. Elevii identificați sunt recrutați progresiv în grupul țintă (SA4.1), pe măsura completării dosarelor. Față de țintele subactivității pe cei trei ani școlari, identificarea continuă în anul școlar 2026–2027 prin extinderea rețelei de școli partenere cu clase de învățământ profesional și tehnic.</w:t>
       </w:r>
     </w:p>
     <w:p>
@@ -5855,7 +5855,7 @@
           <w:color w:val="1E6B2E"/>
           <w:sz w:val="16"/>
         </w:rPr>
-        <w:t>Caractere: 4.097 / 10.500 (39%) – în limită</w:t>
+        <w:t>Caractere: 5.007 / 10.500 (48%) – în limită</w:t>
       </w:r>
     </w:p>
     <w:tbl>
@@ -6128,19 +6128,19 @@
           <w:b w:val="0"/>
           <w:i w:val="0"/>
         </w:rPr>
-        <w:t>În perioada de raportare iulie – septembrie 2026, SA5.1 a parcurs etapa de pregătire și a început efectiv în luna septembrie (L3), conform graficului din cererea de finanțare. Subactivitatea cuprinde două măsuri pentru elevii din acțiunea 8.f.1: sprijinul financiar pentru cazare, masă și transport, acordat în funcție de nevoia identificată, și sprijinul psihologic. Activitatea este realizată de Consilierul psihologic și de Experții GT, cu sprijinul cadrelor didactice pentru verificarea frecvenței, sub coordonarea Managerului de proiect, care validează metodologia și supervizează implementarea.</w:t>
-      </w:r>
-    </w:p>
-    <w:p>
-      <w:pPr>
-        <w:jc w:val="both"/>
-      </w:pPr>
-      <w:r>
-        <w:rPr>
-          <w:b w:val="0"/>
-          <w:i w:val="0"/>
-        </w:rPr>
-        <w:t xml:space="preserve">Planificarea. Metodologia de acordare a sprijinului financiar, a subvențiilor și a sprijinului personalizat a fost elaborată de Experții GT în luna iulie, după ședința de management din 16.07.2026, și publicată pe site-ul beneficiarului. Principiul de bază este separarea includerii în grupul țintă de acordarea sprijinului: sprijinul se acordă elevilor pentru care nevoia este identificată și justificată prin documentele din dosar, fiecare elev din acțiunea 8.f.1 beneficiind de cel puțin o formă de sprijin. În septembrie, metodologia a fost actualizată în corelare cu Notificarea nr. 3 și stabilește criteriile și prioritățile de acordare, echipa de evaluare, modelele de documente (cerere, contract, fișă de monitorizare lunară, borderou), circuitul lor și condiționarea sprijinului de frecvență, de rezultatele școlare și de participarea la activitățile proiectului. </w:t>
+        <w:t>În perioada de raportare iulie – septembrie 2026, SA5.1 a parcurs etapa de pregătire și a început efectiv în luna septembrie (L3), conform graficului din cererea de finanțare. Subactivitatea cuprinde două măsuri pentru elevii din acțiunea 8.f.1 (clasele a X-a – a XI-a din învățământul profesional și tehnic): sprijinul financiar pentru cazare, masă și transport, în cuantum de 500 lei/lună pentru maximum 10 luni, acordat în funcție de nevoia identificată, și sprijinul psihologic. Activitatea este realizată de Consilierul psihologic și de Experții GT, cu sprijinul cadrelor didactice pentru verificarea frecvenței și a rezultatelor școlare, sub coordonarea Managerului de proiect, care validează metodologia și supervizează implementarea.</w:t>
+      </w:r>
+    </w:p>
+    <w:p>
+      <w:pPr>
+        <w:jc w:val="both"/>
+      </w:pPr>
+      <w:r>
+        <w:rPr>
+          <w:b w:val="0"/>
+          <w:i w:val="0"/>
+        </w:rPr>
+        <w:t xml:space="preserve">Planificarea și metodologia. Metodologia de acordare a sprijinului financiar, a subvențiilor și a sprijinului personalizat a fost elaborată de Experții GT în luna iulie, după ședința de management din 16.07.2026 în care s-au discutat documentele justificative pentru fiecare beneficiar și plată, circuitul de verificare și evitarea dublei finanțări, și a fost publicată pe site-ul beneficiarului împreună cu metodologia grupului țintă. Principiul de bază este separarea includerii în grupul țintă de acordarea sprijinului: sprijinul financiar se acordă elevilor pentru care nevoia este identificată și justificată prin documentele din dosar, fiecare elev din acțiunea 8.f.1 beneficiind de cel puțin o formă de sprijin, financiar sau psihologic. În septembrie, metodologia a fost actualizată în corelare cu Notificarea nr. 3, aprobată de OIR PECU Nord-Vest, care a clarificat că sprijinul financiar se acordă în funcție de nevoie; ea stabilește criteriile și prioritățile de acordare, echipa de evaluare, modelele de documente (cerere, contract, fișă de monitorizare lunară, borderou), circuitul lor și condiționarea sprijinului de frecvența regulată, de rezultatele școlare și de participarea la activitățile proiectului. </w:t>
       </w:r>
       <w:r>
         <w:rPr>
@@ -6155,31 +6155,31 @@
           <w:b w:val="0"/>
           <w:i w:val="0"/>
         </w:rPr>
-        <w:t xml:space="preserve"> Pe baza listei elevilor din acțiunea 8.f.1, Consilierul psihologic a realizat organizarea administrativă a grupelor, în corelare cu orarul școlar.</w:t>
-      </w:r>
-    </w:p>
-    <w:p>
-      <w:pPr>
-        <w:jc w:val="both"/>
-      </w:pPr>
-      <w:r>
-        <w:rPr>
-          <w:b w:val="0"/>
-          <w:i w:val="0"/>
-        </w:rPr>
-        <w:t>Sprijinul psihologic. După documentarea instrumentelor potrivite vârstei, Consilierul psihologic a realizat, în perioada 16–30.09.2026, 10 deplasări la Colegiul Tehnic Turda – structura Poiana, unde învață elevii din clasele a X-a – a XI-a, cu ateliere de cunoaștere și autocunoaștere, discuții de grup și discuții individuale, având ca scop stabilirea relației de consiliere și identificarea obiectivelor individuale sau de grup. Au fost folosite metode non-terapeutice, adaptate vârstei: jocuri de prezentare, „Rucsacul psihologului” (pentru explicarea rolului consilierului și a confidențialității), harta ca metaforă a traseelor vieții, inventarul de motivație școlară, fișa de autocunoaștere „Blazonul meu” și scrisori către sine. În total au fost sprijiniți 17 elevi, fiecare având fișă de observație individuală, liste de prezență și fișe de lucru arhivate în dosarul propriu, pe baza cărora se construiește planul individual de sprijin. Observațiile consilierului privind prezența redusă a unor elevi și nevoia de a programa sesiunile după ore au fost discutate în ședințele de management din 18.09 și 25.09.2026, unde s-a decis organizarea consilierii după programul școlar.</w:t>
-      </w:r>
-    </w:p>
-    <w:p>
-      <w:pPr>
-        <w:jc w:val="both"/>
-      </w:pPr>
-      <w:r>
-        <w:rPr>
-          <w:b w:val="0"/>
-          <w:i w:val="0"/>
-        </w:rPr>
-        <w:t xml:space="preserve">Sprijinul financiar. Conform metodologiei, procedura de contactare a beneficiarilor eligibili se lansează după validarea grupului țintă, pe bază de cerere-tip, documentele-suport fiind preluate din dosarul de grup țintă; Managerul de proiect verifică completitudinea, Experții GT întocmesc centralizatorul beneficiarilor eligibili, iar contractele se semnează cu fiecare elev sau reprezentant legal. În perioada de raportare nu au fost acordate sume; pregătirea a început prin stabilirea cu diriginții a documentelor de solicitat elevilor din clasele a X-a – a XI-a și prin stabilirea, în ședința din 25.09.2026, a condiției de prezență de minimum 75% la ore și la activități. Lansarea procedurii este planificată pentru luna </w:t>
+        <w:t xml:space="preserve"> Pe baza listei elevilor din acțiunea 8.f.1 transmise de Experții GT, Consilierul psihologic a realizat organizarea administrativă a grupelor, în corelare cu orarul școlar.</w:t>
+      </w:r>
+    </w:p>
+    <w:p>
+      <w:pPr>
+        <w:jc w:val="both"/>
+      </w:pPr>
+      <w:r>
+        <w:rPr>
+          <w:b w:val="0"/>
+          <w:i w:val="0"/>
+        </w:rPr>
+        <w:t>Sprijinul psihologic. Consilierul psihologic a documentat mai întâi instrumentele potrivite vârstei și a pregătit fișa de lucru model, chestionarul de motivație școlară și setul de activități de cunoaștere. În perioada 16–30.09.2026 a realizat 10 deplasări la Colegiul Tehnic Turda – structura Poiana, unde învață elevii din clasele a X-a – a XI-a, cu ateliere de cunoaștere și autocunoaștere, discuții de grup și discuții individuale, având ca scop stabilirea relației de consiliere și identificarea obiectivelor individuale sau de grup. Metodele au fost non-terapeutice, adaptate vârstei: jocuri de prezentare, „Rucsacul psihologului” (pentru explicarea rolului consilierului, a confidențialității și a limitelor ei), harta ca metaforă a traseelor vieții, inventarul de motivație școlară, fișa de autocunoaștere „Blazonul meu” și scrisori către sine din postura de adult. În total au fost sprijiniți 17 elevi, fiecare având fișă de observație individuală, liste de prezență și fișe de lucru arhivate în dosarul propriu, pe baza cărora se construiește planul individual de sprijin. Observațiile consilierului – elevi nemulțumiți de specializarea aleasă, prezență redusă la școală a unora dintre ei, nevoia de a programa sesiunile după ore – au fost aduse în ședințele de management din 18.09 și 25.09.2026 și au condus la decizia de a organiza consilierea după programul școlar și de a corela planificarea cu disponibilitatea efectivă a elevilor.</w:t>
+      </w:r>
+    </w:p>
+    <w:p>
+      <w:pPr>
+        <w:jc w:val="both"/>
+      </w:pPr>
+      <w:r>
+        <w:rPr>
+          <w:b w:val="0"/>
+          <w:i w:val="0"/>
+        </w:rPr>
+        <w:t xml:space="preserve">Sprijinul financiar. Conform metodologiei și cererii de finanțare, procedura de contactare a beneficiarilor eligibili se lansează după validarea grupului țintă, pe bază de cerere-tip completată de elev sau de reprezentantul legal, documentele-suport fiind preluate din dosarul de grup țintă; Managerul de proiect verifică completitudinea, Experții GT întocmesc centralizatorul beneficiarilor eligibili, iar contractele se semnează cu fiecare elev sau reprezentant legal, plățile urmând să fie lunare, prin transfer bancar. În perioada de raportare nu au fost acordate sume, întrucât elevii din clasele a X-a – a XI-a au intrat în operațiune abia în a doua jumătate a lunii septembrie. Pregătirea a început: Expertul GT 1 a stabilit cu diriginții documentele de solicitat fiecărui elev, iar în ședința din 25.09.2026 echipa a convenit condiția de prezență de minimum 75% la ore și la activități pentru menținerea sprijinului. Lansarea procedurii este planificată pentru luna </w:t>
       </w:r>
       <w:r>
         <w:rPr>
@@ -6206,7 +6206,7 @@
           <w:b w:val="0"/>
           <w:i w:val="0"/>
         </w:rPr>
-        <w:t>Activitatea este documentată prin metodologia de acordare a sprijinului cu anexele, raportul de activitate și fișa de pontaj ale Consilierului psihologic, listele de prezență, chestionarele, fișele de lucru și rapoartele individuale ale elevilor, rapoartele de activitate ale Experților GT și minutele ședințelor de management.</w:t>
+        <w:t>Activitatea este documentată prin metodologia de acordare a sprijinului cu anexele, raportul de activitate și fișa de pontaj ale Consilierului psihologic, listele de prezență, chestionarele, fișele de lucru și rapoartele individuale ale elevilor, rapoartele de activitate ale Experților GT și minutele ședințelor de management din 18.09 și 25.09.2026.</w:t>
       </w:r>
     </w:p>
     <w:p>
@@ -6220,7 +6220,7 @@
           <w:color w:val="1E6B2E"/>
           <w:sz w:val="16"/>
         </w:rPr>
-        <w:t>Caractere: 3.944 / 10.500 (38%) – în limită</w:t>
+        <w:t>Caractere: 4.995 / 10.500 (48%) – în limită</w:t>
       </w:r>
     </w:p>
     <w:tbl>
@@ -6466,43 +6466,43 @@
           <w:b w:val="0"/>
           <w:i w:val="0"/>
         </w:rPr>
-        <w:t>În perioada de raportare iulie – septembrie 2026, SA5.2 a parcurs pregătirea și a început efectiv în luna septembrie (L3), conform graficului din cererea de finanțare. Scopul subactivității este formarea celor 4 cadre didactice din grupul țintă în tehnici didactice inovative, comunicare cu elevii aflați în risc educațional, strategii de motivare și menținere în școală și utilizarea tehnologiilor moderne, printr-un program acreditat de Ministerul Educației și Cercetării, cu transfer direct al competențelor în programele remediale. Conform Notificării nr. 3, formarea se desfășoară în paralel cu programele remediale, fără ca finalizarea ei să condiționeze începerea activităților cu elevii. Activitatea a fost coordonată de Managerul de proiect; Expertul GT 2 a recrutat cadrele didactice și a identificat furnizorul, iar achiziția a fost derulată de echipa de management (SA2.1).</w:t>
-      </w:r>
-    </w:p>
-    <w:p>
-      <w:pPr>
-        <w:jc w:val="both"/>
-      </w:pPr>
-      <w:r>
-        <w:rPr>
-          <w:b w:val="0"/>
-          <w:i w:val="0"/>
-        </w:rPr>
-        <w:t>În lunile iulie – august, conducerile școlilor partenere au indicat cadrele didactice care lucrează direct cu elevii din grupul țintă, iar Expertul GT 2 le-a informat despre rolul lor în proiect. În paralel, a căutat furnizori de formare continuă acreditați, a transmis solicitări de colaborare și de ofertă și a analizat ofertele primite; a fost selectat programul Asociației Proeuro-Cons „Abilitare informațională în combaterea abandonului școlar: un ghid pentru cadre didactice”, acreditat prin Avizul nr. 1555/DGMCDRSIP/30.06.2025, cu o durată de 30 de ore și 12 credite profesionale transferabile. Contractul de servicii de formare nr. 2026082804/28.08.2026 și ordinul de începere au fost semnate electronic la 28.08.2026 și transmise prestatorului la începutul lunii septembrie; contractul prevede adaptarea suportului de curs la specificul învățământului profesional și tehnic și la temele orizontale ale proiectului, livrarea evidențelor de prezență și a raportului de activitate, precum și două sesiuni fizice suplimentare de orientare, la Huedin și la Turda, fără cost.</w:t>
-      </w:r>
-    </w:p>
-    <w:p>
-      <w:pPr>
-        <w:jc w:val="both"/>
-      </w:pPr>
-      <w:r>
-        <w:rPr>
-          <w:b w:val="0"/>
-          <w:i w:val="0"/>
-        </w:rPr>
-        <w:t>În luna septembrie, grupa de formare a fost constituită din cele 4 cadre didactice recrutate în grupul țintă (3 de la Colegiul Tehnic Turda și 1 de la Liceul Teologic Reformat Cluj-Napoca), aceleași cadre didactice care susțin programele remediale; pentru fiecare a fost constituit dosarul de grup țintă și a fost realizată înregistrarea în MySMIS2021. Programul s-a desfășurat în perioada 10–18.09.2026, integral online, conform calendarului de formare al furnizorului: 12 ore de sesiuni sincrone pe Google Meet (10, 15, 16 și 17.09.2026, în intervalul 16:00–20:00) și 18 ore de activități asincrone pe platforma Moodle, pe trei module – fundamentele abandonului școlar, intervenții și strategii de prevenire, monitorizarea eficienței intervențiilor. Cursanții au primit în prealabil informațiile de debut, calendarul, suportul de curs și structura portofoliului. Cursul a debutat la 10.09.2026 cu toate cele 4 cadre didactice prezente pe întreaga durată a sesiunii, conform raportului de participare generat de platformă; sesiunile următoare au fost documentate prin capturi de ecran cu data și ora vizibile. Managerul de proiect a urmărit prezența și a ținut legătura cu furnizorul pentru adaptarea conținutului la specificul programelor remediale, în care cadrele didactice aplică direct temele parcurse.</w:t>
-      </w:r>
-    </w:p>
-    <w:p>
-      <w:pPr>
-        <w:jc w:val="both"/>
-      </w:pPr>
-      <w:r>
-        <w:rPr>
-          <w:b w:val="0"/>
-          <w:i w:val="0"/>
-        </w:rPr>
-        <w:t>Evaluarea finală a cursanților, pe baza portofoliilor, este programată la 09.10.2026, după care furnizorul eliberează documentele de absolvire, iar beneficiarul realizează recepția serviciilor și plata; rezultatul R17 și indicatorul aferent vor fi raportate în Raportul de progres nr. 2.</w:t>
+        <w:t>În perioada de raportare iulie – septembrie 2026, SA5.2 a parcurs pregătirea și a început efectiv în luna septembrie (L3), conform graficului din cererea de finanțare. Scopul subactivității este formarea celor 4 cadre didactice din grupul țintă în tehnici didactice inovative, comunicare cu elevii aflați în risc educațional, strategii de motivare și menținere în sistemul educațional și utilizarea tehnologiilor moderne în predare și evaluare, printr-un program acreditat de Ministerul Educației și Cercetării, astfel încât competențele dobândite să fie transferate direct în programele remediale din SA5.4. Conform Notificării nr. 3, formarea se desfășoară în paralel cu programele remediale, fără ca finalizarea ei să condiționeze începerea activităților cu elevii. Activitatea a fost coordonată de Managerul de proiect; Expertul GT 2 a recrutat cadrele didactice și a identificat furnizorul, iar achiziția a fost derulată de echipa de management (SA2.1).</w:t>
+      </w:r>
+    </w:p>
+    <w:p>
+      <w:pPr>
+        <w:jc w:val="both"/>
+      </w:pPr>
+      <w:r>
+        <w:rPr>
+          <w:b w:val="0"/>
+          <w:i w:val="0"/>
+        </w:rPr>
+        <w:t>Pregătirea (iulie – august 2026). La întâlnirile de informare din iulie, conducerile școlilor partenere au indicat cadrele didactice care lucrează direct cu elevii din grupul țintă, iar în august Expertul GT 2 le-a informat despre rolul lor în proiect și pașii de urmat. În paralel, a căutat furnizori de formare continuă acreditați: a transmis o solicitare de colaborare către formatori și furnizori (13.08.2026) și 16 solicitări de ofertă (19.08.2026), a analizat ofertele primite și a propus programul Asociației Proeuro-Cons, „Abilitare informațională în combaterea abandonului școlar: un ghid pentru cadre didactice”, acreditat prin Avizul nr. 1555/DGMCDRSIP/30.06.2025, cu o durată de 30 de ore și 12 credite profesionale transferabile, ca fiind cel mai potrivit nevoilor proiectului. Contractul de servicii de formare nr. 2026082804/28.08.2026 (12.400 lei, față de o valoare estimată de 24.000 lei) și ordinul de începere au fost semnate electronic la 28.08.2026 și transmise prestatorului la începutul lunii septembrie; contractul prevede adaptarea suportului de curs la specificul învățământului profesional și tehnic și la temele orizontale ale proiectului, livrarea evidențelor de prezență și a raportului de activitate, precum și două sesiuni fizice suplimentare de orientare, la Huedin și la Turda, fără cost.</w:t>
+      </w:r>
+    </w:p>
+    <w:p>
+      <w:pPr>
+        <w:jc w:val="both"/>
+      </w:pPr>
+      <w:r>
+        <w:rPr>
+          <w:b w:val="0"/>
+          <w:i w:val="0"/>
+        </w:rPr>
+        <w:t>Grupa de formare și derularea programului (septembrie 2026). Grupa a fost constituită din cele 4 cadre didactice recrutate în grupul țintă – 3 de la Colegiul Tehnic Turda și 1 de la Liceul Teologic Reformat Cluj-Napoca –, aceleași cadre didactice care susțin programele remediale; pentru fiecare a fost constituit dosarul de grup țintă și a fost realizată înregistrarea în MySMIS2021. Programul s-a desfășurat în perioada 10–18.09.2026, integral online, conform calendarului de formare emis de furnizor: 12 ore de sesiuni sincrone pe Google Meet, în zilele de 10, 15, 16 și 17.09.2026, după programul școlar, și 18 ore de activități asincrone pe platforma Moodle, pe trei module – fundamentele abandonului școlar, intervenții și strategii de prevenire a abandonului, monitorizarea eficienței intervențiilor. Cursanții au primit în prealabil informațiile de debut, calendarul, suportul de curs și structura portofoliului pe baza căruia vor fi evaluați. Cursul a debutat la 10.09.2026 cu toate cele 4 cadre didactice prezente pe întreaga durată a sesiunii, conform raportului de participare generat de platformă; sesiunile următoare au fost documentate prin capturi de ecran cu data și ora vizibile, în care apar formatorul, cursanții și materialele prezentate. Managerul de proiect a urmărit prezența și a ținut legătura cu furnizorul pentru adaptarea conținutului la specificul programelor remediale, în care cadrele didactice aplică direct temele parcurse.</w:t>
+      </w:r>
+    </w:p>
+    <w:p>
+      <w:pPr>
+        <w:jc w:val="both"/>
+      </w:pPr>
+      <w:r>
+        <w:rPr>
+          <w:b w:val="0"/>
+          <w:i w:val="0"/>
+        </w:rPr>
+        <w:t>Etape următoare. Evaluarea finală a cursanților, pe baza portofoliilor, este programată la 09.10.2026, online; furnizorul eliberează apoi documentele de absolvire, iar beneficiarul realizează recepția serviciilor (raport de activitate, evidențe de prezență) și plata, după care se programează sesiunile fizice de orientare de la Huedin și Turda. Rezultatul R17 (4 cadre didactice formate și certificate) și indicatorul aferent vor fi raportate în Raportul de progres nr. 2.</w:t>
       </w:r>
     </w:p>
     <w:p>
@@ -6528,7 +6528,7 @@
           <w:color w:val="1E6B2E"/>
           <w:sz w:val="16"/>
         </w:rPr>
-        <w:t>Caractere: 3.970 / 10.500 (38%) – în limită</w:t>
+        <w:t>Caractere: 4.621 / 10.500 (44%) – în limită</w:t>
       </w:r>
     </w:p>
     <w:tbl>
@@ -6798,19 +6798,19 @@
           <w:b w:val="0"/>
           <w:i w:val="0"/>
         </w:rPr>
-        <w:t>În perioada de raportare iulie – septembrie 2026, SA5.3 a început în luna septembrie (L3), conform graficului din cererea de finanțare. Subactivitatea reunește campania media de informare și conștientizare, atelierele pentru părinți, târgurile de oportunități și vizitele la operatori economici, cu scopul de a crește gradul de conștientizare a elevilor din clasele a VII-a – a VIII-a și a părinților lor cu privire la rolul educației și la avantajele învățământului profesional și tehnic. Activitatea este realizată de Expertul comunicare și de Facilitatorul comunitar 2, sub coordonarea Managerului de proiect. Persoana nominalizată pe poziția de Facilitator comunitar 1 nu a fost angajată în perioada de raportare, angajarea fiind corelată cu începerea atelierelor pentru părinți; activitățile de facilitare din septembrie au fost asigurate de Facilitatorul comunitar 2, fără impact asupra calendarului. Prima lună a fost, conform cererii de finanțare, etapa de analiză a percepțiilor și a nevoilor, realizată prin contact direct cu elevii, din care se construiesc Planul de informare și conștientizare și planul tematic al atelierelor.</w:t>
-      </w:r>
-    </w:p>
-    <w:p>
-      <w:pPr>
-        <w:jc w:val="both"/>
-      </w:pPr>
-      <w:r>
-        <w:rPr>
-          <w:b w:val="0"/>
-          <w:i w:val="0"/>
-        </w:rPr>
-        <w:t xml:space="preserve">Expertul comunicare a pregătit instrumentele primei etape (discursul de prezentare a proiectului, chestionarul de interese, jocul de intercunoaștere „Găsește pe cineva care…”, fișa „Mesaj pentru mine peste 5 ani”) și a organizat 5 activități de informare și conștientizare cu elevii din acțiunea 8.f.2, la Colegiul Tehnic Turda (15, 16 și 30.09.2026) și la Huedin, în spații puse la dispoziție de comunitate – Casa de Cultură și Primăria (28 și 29.09.2026). Activitățile au urmărit prezentarea proiectului, cunoașterea participanților, identificarea intereselor și a așteptărilor lor, discuții despre meserii, aptitudini și opțiuni de carieră și un exercițiu de reflecție asupra viitorului personal, educațional și profesional, cu mesaje înregistrate audio cu acordul reprezentanților legali. Au participat 23 de elevi, cu 46 de participări; chestionarele și fișele completate au fost analizate și stau la baza Planului de informare și conștientizare și a materialelor campaniei, </w:t>
+        <w:t>În perioada de raportare iulie – septembrie 2026, SA5.3 a început în luna septembrie (L3), conform graficului din cererea de finanțare. Subactivitatea reunește patru componente – campania media de informare și conștientizare, atelierele pentru părinți, târgurile de oportunități și vizitele la operatori economici – cu scopul de a crește gradul de conștientizare a elevilor din clasele a VII-a – a VIII-a și a părinților lor cu privire la rolul educației și la avantajele învățământului profesional și tehnic, pentru prevenirea abandonului și continuarea studiilor. Activitatea este realizată de Expertul comunicare și de Facilitatorul comunitar 2, sub coordonarea Managerului de proiect. Persoana nominalizată prin Notificarea nr. 1 pe poziția de Facilitator comunitar 1 nu a fost angajată în perioada de raportare, angajarea fiind corelată cu începerea atelierelor pentru părinți; activitățile de facilitare din septembrie au fost asigurate de Facilitatorul comunitar 2, fără impact asupra calendarului. Așa cum prevede cererea de finanțare, prima lună a fost etapa de analiză a percepțiilor și a nevoilor, realizată prin contact direct cu elevii, din care se construiesc Planul de informare și conștientizare și planul tematic al atelierelor.</w:t>
+      </w:r>
+    </w:p>
+    <w:p>
+      <w:pPr>
+        <w:jc w:val="both"/>
+      </w:pPr>
+      <w:r>
+        <w:rPr>
+          <w:b w:val="0"/>
+          <w:i w:val="0"/>
+        </w:rPr>
+        <w:t xml:space="preserve">Campania de informare și conștientizare. Expertul comunicare a pregătit instrumentele primei etape – discursul de prezentare a proiectului, chestionarul de interese, jocul de intercunoaștere „Găsește pe cineva care…” și fișa „Mesaj pentru mine peste 5 ani” – și a organizat 5 activități de informare și conștientizare cu elevii din acțiunea 8.f.2: trei la Colegiul Tehnic Turda (15, 16 și 30.09.2026) și două la Huedin, în spații puse la dispoziție de comunitate, Casa de Cultură și Primăria (28 și 29.09.2026). Activitățile au urmărit, în această ordine, prezentarea proiectului și cunoașterea participanților, identificarea intereselor și așteptărilor lor prin chestionar și discuții, apoi tema meseriilor, aptitudinilor și opțiunilor de carieră și, în final, un exercițiu de reflecție asupra viitorului personal, educațional și profesional, cu mesaje scrise și înregistrate audio, cu acordul reprezentanților legali. Au participat 23 de elevi, cu 46 de participări. Chestionarele și fișele completate au fost analizate și constituie analiza sumară a percepțiilor pe baza căreia se elaborează Planul de informare și conștientizare și materialele campaniei (afișe, pliante, materiale multimedia cu modele pozitive din ÎPT), </w:t>
       </w:r>
       <w:r>
         <w:rPr>
@@ -6837,19 +6837,19 @@
           <w:b w:val="0"/>
           <w:i w:val="0"/>
         </w:rPr>
-        <w:t>Facilitatorul comunitar 2 a elaborat planul lunar de activitate și chestionarul „Ce mi-ar fi util să învăț și să dezvolt?”, instrument anonim de identificare a nevoilor și intereselor elevilor, și a organizat 2 activități directe cu elevii din clasele a VII-a – a VIII-a, la Colegiul Tehnic Turda – structura Poiana (15.09.2026) și la Liceul Tehnologic „Vlădeasa” Huedin (24.09.2026), cu jocuri de cunoaștere, discuții despre interese și aplicarea chestionarului; au participat 21 de elevi. Chestionarele au fost centralizate într-un raport de analiză: elevii au nevoi legate de orientarea educațională și profesională, autocunoaștere, comunicare, gestionarea emoțiilor și siguranța online și preferă metodele participative, jocurile și activitățile practice; pe această bază au fost formulate direcțiile de intervenție și tematicile atelierelor următoare. Facilitatorul a participat la ședința de management din 25.09.2026, unde s-a discutat organizarea activităților după programul școlar.</w:t>
-      </w:r>
-    </w:p>
-    <w:p>
-      <w:pPr>
-        <w:jc w:val="both"/>
-      </w:pPr>
-      <w:r>
-        <w:rPr>
-          <w:b w:val="0"/>
-          <w:i w:val="0"/>
-        </w:rPr>
-        <w:t>În total, 35 de elevi din acțiunea 8.f.2 au participat în luna septembrie la cel puțin o activitate din SA5.3, data primei participări fiind data intrării în operațiune. Atelierele pentru părinți încep în luna octombrie 2026, după evaluarea informală a nevoilor părinților realizată prin diriginți și contact direct; târgul de oportunități și vizitele la operatori economici sunt planificate după contractarea serviciilor de organizare și stabilirea calendarului cu școlile.</w:t>
+        <w:t>Facilitarea comunitară. Facilitatorul comunitar 2 a elaborat planul lunar de activitate și chestionarul „Ce mi-ar fi util să învăț și să dezvolt?”, un instrument anonim de identificare a nevoilor și intereselor elevilor (autocunoaștere, comunicare, gestionarea emoțiilor, siguranța online, orientare școlară și profesională, abilități pentru viață, metode de lucru preferate), și a organizat două activități directe cu elevii din clasele a VII-a – a VIII-a: la Colegiul Tehnic Turda – structura Poiana (15.09.2026) și la Liceul Tehnologic „Vlădeasa” Huedin (24.09.2026), cu jocuri de cunoaștere, discuții despre interese și aplicarea chestionarului; au participat 21 de elevi. Chestionarele au fost centralizate într-un raport de analiză care arată nevoi legate de orientarea educațională și profesională, autocunoaștere, comunicare, gestionarea emoțiilor și siguranța online și o preferință clară pentru metode participative, jocuri și activități practice; pe această bază au fost formulate direcțiile de intervenție și tematicile atelierelor următoare. Facilitatorul a început contactarea părinților, prin diriginți și direct, pentru evaluarea informală a nevoilor lor și a participat la ședința de management din 25.09.2026, unde s-a discutat organizarea activităților după programul școlar.</w:t>
+      </w:r>
+    </w:p>
+    <w:p>
+      <w:pPr>
+        <w:jc w:val="both"/>
+      </w:pPr>
+      <w:r>
+        <w:rPr>
+          <w:b w:val="0"/>
+          <w:i w:val="0"/>
+        </w:rPr>
+        <w:t>Participarea. În luna septembrie, 35 de elevi din acțiunea 8.f.2 au participat la cel puțin o activitate din SA5.3 (o parte dintre elevii de la Turda au participat atât la activitățile Expertului comunicare, cât și la cele ale Facilitatorului), data primei participări fiind data intrării în operațiune. Atelierele pentru părinți încep în luna octombrie 2026, pe baza nevoilor identificate; târgul de oportunități pentru anul școlar 2026–2027 și vizitele la operatori economici sunt planificate după contractarea serviciilor de organizare a târgului (SA2.1) și stabilirea calendarului cu unitățile de învățământ partenere.</w:t>
       </w:r>
     </w:p>
     <w:p>
@@ -6875,7 +6875,7 @@
           <w:color w:val="1E6B2E"/>
           <w:sz w:val="16"/>
         </w:rPr>
-        <w:t>Caractere: 3.913 / 10.500 (37%) – în limită</w:t>
+        <w:t>Caractere: 4.715 / 10.500 (45%) – în limită</w:t>
       </w:r>
     </w:p>
     <w:tbl>
@@ -7145,19 +7145,19 @@
           <w:b w:val="0"/>
           <w:i w:val="0"/>
         </w:rPr>
-        <w:t>În perioada de raportare iulie – septembrie 2026, SA5.4 a început în luna septembrie (L3), conform graficului din cererea de finanțare, odată cu începerea anului școlar. Subactivitatea vizează elevii din clasa a IX-a (acțiunea 8.f.3), prin programe remediale la citit, matematică și științe, cu dezvoltarea în paralel a abilităților transversale. Activitatea este realizată de cadrele didactice angajate în proiect – Cadrul didactic 1 (limba și literatura română) și Cadrul didactic 2 (fizică) la Colegiul Tehnic Turda și Cadrul didactic 3 (limba și literatura română) la Liceul Teologic Reformat Cluj-Napoca –, sub coordonarea Managerului de proiect, care verifică documentația și organizează întâlnirile de feedback. Persoanele nominalizate inițial pe pozițiile de Cadru didactic 2 și 3 nu au desfășurat activități și au fost înlocuite prin Notificările nr. 3 și nr. 4; poziția de Cadru didactic 4 (matematică) nu a fost ocupată în perioada de raportare și va fi nominalizată prin notificare, sesiunile de matematică urmând să înceapă după nominalizare, fără impact asupra programelor la română și științe.</w:t>
-      </w:r>
-    </w:p>
-    <w:p>
-      <w:pPr>
-        <w:jc w:val="both"/>
-      </w:pPr>
-      <w:r>
-        <w:rPr>
-          <w:b w:val="0"/>
-          <w:i w:val="0"/>
-        </w:rPr>
-        <w:t xml:space="preserve">În prima parte a lunii septembrie, fiecare cadru didactic a elaborat metodologia de organizare a activităților remediale la disciplina sa, conform cererii de finanțare: structura tematică a sesiunilor, instrumentele pedagogice, criteriile și grila de evaluare a progresului, metodele de lucru și calendarul orientativ, cu sesiuni săptămânale în afara programului școlar, în sălile puse la dispoziție de școli. Cadrele didactice au identificat împreună cu diriginții elevii cu nevoi de sprijin, au constituit grupele, au elaborat testele de evaluare inițială cu baremele și grilele aferente și au pregătit materialele didactice (fișe de lucru, exerciții, scheme) adaptate nivelului elevilor. </w:t>
+        <w:t>În perioada de raportare iulie – septembrie 2026, SA5.4 a început în luna septembrie (L3), conform graficului din cererea de finanțare, odată cu începerea anului școlar. Subactivitatea vizează elevii din clasa a IX-a (acțiunea 8.f.3), prin programe remediale la citit, matematică și științe, cu dezvoltarea în paralel a abilităților transversale, pentru recuperarea decalajelor de învățare care alimentează riscul de abandon. Activitatea este realizată de cadrele didactice angajate în proiect – Cadrul didactic 1 (limba și literatura română) și Cadrul didactic 2 (fizică) la Colegiul Tehnic Turda și Cadrul didactic 3 (limba și literatura română) la Liceul Teologic Reformat Cluj-Napoca –, sub coordonarea Managerului de proiect, care verifică documentația și organizează întâlnirile de feedback. Persoanele nominalizate inițial prin Notificarea nr. 2 pe pozițiile de Cadru didactic 2 și 3 nu au desfășurat activități și au fost înlocuite prin Notificările nr. 3 și nr. 4; poziția de Cadru didactic 4 (matematică) nu a fost ocupată în perioada de raportare și va fi nominalizată prin notificare, sesiunile de matematică urmând să înceapă după nominalizare, fără impact asupra programelor la română și științe, care au început cu cele trei cadre didactice disponibile.</w:t>
+      </w:r>
+    </w:p>
+    <w:p>
+      <w:pPr>
+        <w:jc w:val="both"/>
+      </w:pPr>
+      <w:r>
+        <w:rPr>
+          <w:b w:val="0"/>
+          <w:i w:val="0"/>
+        </w:rPr>
+        <w:t xml:space="preserve">Pregătirea programelor. În prima parte a lunii septembrie, fiecare cadru didactic a elaborat metodologia de organizare a activităților remediale la disciplina sa, conform cererii de finanțare: structura tematică a sesiunilor, instrumentele pedagogice, criteriile și grila de evaluare a progresului, metodele de lucru și calendarul orientativ, cu sesiuni săptămânale în afara programului școlar, în sălile puse la dispoziție de școli. Cadrele didactice au identificat împreună cu diriginții elevii cu nevoi de sprijin, ținând cont de cerințele educaționale speciale și de situația familiilor, au constituit grupele, au elaborat testele de evaluare inițială cu baremele și grilele aferente și au pregătit materialele didactice (fișe de lucru, exerciții, scheme) adaptate nivelului elevilor. </w:t>
       </w:r>
       <w:r>
         <w:rPr>
@@ -7177,19 +7177,19 @@
           <w:b w:val="0"/>
           <w:i w:val="0"/>
         </w:rPr>
-        <w:t>În a doua parte a lunii au început sesiunile remediale: la Colegiul Tehnic Turda, sesiunile de limba și literatura română (17 și 21.09.2026) și de fizică (22 și 29.09.2026), iar la Liceul Teologic Reformat Cluj-Napoca prima sesiune de limba și literatura română (30.09.2026). Conform cererii de finanțare, testele de evaluare inițială au fost aplicate în primele sesiuni, pentru identificarea lacunelor și a punctelor forte și pentru formarea grupelor de nivel; rezultatele stau la baza fișelor individuale de progres, care vor fi actualizate după testele intermediare și finale. Sesiunile au vizat citirea, înțelegerea textului și exprimarea scrisă, respectiv noțiunile de bază, calculul și rezolvarea de probleme la fizică. În total, 45 de elevi din clasa a IX-a au participat la cel puțin o sesiune remedială (26 la Colegiul Tehnic Turda și 19 la Liceul Teologic Reformat Cluj-Napoca), data primei sesiuni fiind data intrării în operațiune; prezența este consemnată în listele de prezență semnate la fiecare sesiune.</w:t>
-      </w:r>
-    </w:p>
-    <w:p>
-      <w:pPr>
-        <w:jc w:val="both"/>
-      </w:pPr>
-      <w:r>
-        <w:rPr>
-          <w:b w:val="0"/>
-          <w:i w:val="0"/>
-        </w:rPr>
-        <w:t>Managerul de proiect a verificat planificările și documentele cadrelor didactice și a programat sesiunile în planificarea lunară (Anexa 12); în ședința de management din 25.09.2026 s-a decis ca pauzele din calendarul activităților să vizeze doar activitatea cadrelor didactice, consilierea și facilitarea continuând. Cadrele didactice participă în paralel la programul de formare din SA5.2, ale cărui teme le aplică direct în sesiuni. Masa caldă pentru elevii participanți, introdusă prin Actul adițional nr. 1, va fi acordată după finalizarea achiziției serviciilor, pe baza listelor de prezență la sesiunile remediale.</w:t>
+        <w:t>Evaluarea inițială și primele sesiuni. În a doua parte a lunii au început sesiunile remediale: la Colegiul Tehnic Turda, limba și literatura română (17 și 21.09.2026) și fizică (22 și 29.09.2026), iar la Liceul Teologic Reformat Cluj-Napoca prima sesiune de limba și literatura română (30.09.2026). Conform cererii de finanțare, testele de evaluare inițială au fost aplicate în primele sesiuni, pentru identificarea lacunelor și a punctelor forte ale fiecărui elev și pentru formarea grupelor de nivel; rezultatele stau la baza fișelor individuale de progres, care vor fi actualizate după testele intermediare și finale ale anului școlar. Sesiunile au vizat citirea, înțelegerea textului și exprimarea scrisă, respectiv noțiunile de bază, calculul și rezolvarea de probleme la fizică, cu lucru diferențiat pe grupe. În total, 45 de elevi din clasa a IX-a au participat la cel puțin o sesiune remedială – 26 la Colegiul Tehnic Turda și 19 la Liceul Teologic Reformat Cluj-Napoca –, data primei sesiuni fiind data intrării în operațiune; prezența este consemnată în listele de prezență semnate la fiecare sesiune, iar activitățile sunt documentate prin fotografii.</w:t>
+      </w:r>
+    </w:p>
+    <w:p>
+      <w:pPr>
+        <w:jc w:val="both"/>
+      </w:pPr>
+      <w:r>
+        <w:rPr>
+          <w:b w:val="0"/>
+          <w:i w:val="0"/>
+        </w:rPr>
+        <w:t>Coordonare și masa caldă. Managerul de proiect a verificat planificările și documentele cadrelor didactice și a programat sesiunile în planificarea lunară (Anexa 12) pentru septembrie și octombrie; în ședința de management din 25.09.2026 s-a decis ca pauzele din calendarul activităților să vizeze doar activitatea cadrelor didactice (vacanțele școlare), consilierea și facilitarea continuând, aspect care va face obiectul unei notificări. Cadrele didactice participă în paralel la programul de formare din SA5.2, ale cărui teme le aplică direct în sesiuni. Masa caldă pentru elevii participanți, introdusă prin Actul adițional nr. 1, va fi acordată după finalizarea achiziției serviciilor, pe baza listelor de prezență la sesiunile remediale, dimensionarea serviciului făcându-se după numărul de elevi validați și calendarul sesiunilor.</w:t>
       </w:r>
     </w:p>
     <w:p>
@@ -7215,7 +7215,7 @@
           <w:color w:val="1E6B2E"/>
           <w:sz w:val="16"/>
         </w:rPr>
-        <w:t>Caractere: 3.810 / 10.500 (36%) – în limită</w:t>
+        <w:t>Caractere: 4.428 / 10.500 (42%) – în limită</w:t>
       </w:r>
     </w:p>
     <w:tbl>

--- a/RP1_UNIC_352704/RP1_UNIC_352704_Raport_de_progres.docx
+++ b/RP1_UNIC_352704/RP1_UNIC_352704_Raport_de_progres.docx
@@ -7145,19 +7145,55 @@
           <w:b w:val="0"/>
           <w:i w:val="0"/>
         </w:rPr>
-        <w:t>În perioada de raportare iulie – septembrie 2026, SA5.4 a început în luna septembrie (L3), conform graficului din cererea de finanțare, odată cu începerea anului școlar. Subactivitatea vizează elevii din clasa a IX-a (acțiunea 8.f.3), prin programe remediale la citit, matematică și științe, cu dezvoltarea în paralel a abilităților transversale, pentru recuperarea decalajelor de învățare care alimentează riscul de abandon. Activitatea este realizată de cadrele didactice angajate în proiect – Cadrul didactic 1 (limba și literatura română) și Cadrul didactic 2 (fizică) la Colegiul Tehnic Turda și Cadrul didactic 3 (limba și literatura română) la Liceul Teologic Reformat Cluj-Napoca –, sub coordonarea Managerului de proiect, care verifică documentația și organizează întâlnirile de feedback. Persoanele nominalizate inițial prin Notificarea nr. 2 pe pozițiile de Cadru didactic 2 și 3 nu au desfășurat activități și au fost înlocuite prin Notificările nr. 3 și nr. 4; poziția de Cadru didactic 4 (matematică) nu a fost ocupată în perioada de raportare și va fi nominalizată prin notificare, sesiunile de matematică urmând să înceapă după nominalizare, fără impact asupra programelor la română și științe, care au început cu cele trei cadre didactice disponibile.</w:t>
-      </w:r>
-    </w:p>
-    <w:p>
-      <w:pPr>
-        <w:jc w:val="both"/>
-      </w:pPr>
-      <w:r>
-        <w:rPr>
-          <w:b w:val="0"/>
-          <w:i w:val="0"/>
-        </w:rPr>
-        <w:t xml:space="preserve">Pregătirea programelor. În prima parte a lunii septembrie, fiecare cadru didactic a elaborat metodologia de organizare a activităților remediale la disciplina sa, conform cererii de finanțare: structura tematică a sesiunilor, instrumentele pedagogice, criteriile și grila de evaluare a progresului, metodele de lucru și calendarul orientativ, cu sesiuni săptămânale în afara programului școlar, în sălile puse la dispoziție de școli. Cadrele didactice au identificat împreună cu diriginții elevii cu nevoi de sprijin, ținând cont de cerințele educaționale speciale și de situația familiilor, au constituit grupele, au elaborat testele de evaluare inițială cu baremele și grilele aferente și au pregătit materialele didactice (fișe de lucru, exerciții, scheme) adaptate nivelului elevilor. </w:t>
+        <w:t>În perioada de raportare iulie – septembrie 2026, SA5.4 a început în luna septembrie (L3), conform graficului din cererea de finanțare, odată cu începerea anului școlar. Subactivitatea vizează elevii din clasa a IX-a (acțiunea 8.f.3), prin programe remediale la citit, matematică și științe, cu dezvoltarea în paralel a abilităților transversale, pentru recuperarea decalajelor de învățare care alimentează riscul de abandon. Activitatea este realizată de cadrele didactice angajate în proiect, sub coordonarea Managerului de proiect, care verifică documentația și organizează întâlnirile de feedback. Persoanele nominalizate inițial prin Notificarea nr. 2 pe pozițiile de Cadru didactic 2 și 3 nu au desfășurat activități și au fost înlocuite prin Notificările nr. 3 și nr. 4; poziția de Cadru didactic 4 (matematică) nu a fost ocupată în perioada de raportare și va fi nominalizată prin notificare, sesiunile de matematică urmând să înceapă după nominalizare, fără impact asupra programelor la română și științe, care au început cu cele trei cadre didactice disponibile. Toate cele trei cadre didactice au lucrat după același cadru prevăzut în cererea de finanțare: metodologie proprie a activităților remediale, evaluare inițială în primele sesiuni, grupe de nivel, materiale didactice proprii, sesiuni în afara programului școlar, în sălile puse la dispoziție de școli, și fișe individuale de progres.</w:t>
+      </w:r>
+    </w:p>
+    <w:p>
+      <w:pPr>
+        <w:jc w:val="both"/>
+      </w:pPr>
+      <w:r>
+        <w:rPr>
+          <w:b w:val="0"/>
+          <w:i w:val="0"/>
+        </w:rPr>
+        <w:t>Cadrul didactic 1 – limba și literatura română, Colegiul Tehnic Turda (angajat de la 31.08.2026). În prima jumătate a lunii septembrie a elaborat metodologia de organizare a activităților remediale (structura tematică a sesiunilor, instrumentele pedagogice, grila de evaluare a progresului, metodele de lucru și calendarul orientativ) și a identificat, împreună cu diriginții, elevii clasei a IX-a care au nevoie de sprijin la limba română, constituind două grupe. A elaborat testele de evaluare inițială și le-a aplicat celor două grupe în primele sesiuni, din 17.09.2026 (14 elevi) și 21.09.2026 (12 elevi), axate pe citire, înțelegerea textului și exprimarea scrisă; pe baza rezultatelor a identificat nevoile de învățare ale fiecărei grupe și a pregătit fișe de lucru și materiale adaptate, folosite în sesiunile următoare. În total, 26 de elevi au participat la sesiunile de limba română de la Turda.</w:t>
+      </w:r>
+    </w:p>
+    <w:p>
+      <w:pPr>
+        <w:jc w:val="both"/>
+      </w:pPr>
+      <w:r>
+        <w:rPr>
+          <w:b w:val="0"/>
+          <w:i w:val="0"/>
+        </w:rPr>
+        <w:t>Cadrul didactic 2 – fizică, Colegiul Tehnic Turda (angajat de la 04.09.2026). A elaborat metodologia activităților remediale la fizică, testul de evaluare inițială și materialele de lucru și a sprijinit recrutarea, prin colectarea formularelor de la elevi, părinți și diriginți și completarea confirmărilor școlare pentru elevii clasei a IX-a. A susținut sesiunile de fizică din 22.09.2026 (20 de elevi) și 29.09.2026 (14 elevi), câte două ore cu fiecare grupă; la prima sesiune a aplicat testele inițiale și a împărțit elevii în două grupe de nivel, iar sesiunile au vizat noțiunile de bază, calculul, transformările de unități de măsură și rezolvarea de probleme. Prezența este consemnată în listele de prezență, iar activitățile sunt documentate prin fotografii.</w:t>
+      </w:r>
+    </w:p>
+    <w:p>
+      <w:pPr>
+        <w:jc w:val="both"/>
+      </w:pPr>
+      <w:r>
+        <w:rPr>
+          <w:b w:val="0"/>
+          <w:i w:val="0"/>
+        </w:rPr>
+        <w:t>Cadrul didactic 3 – limba și literatura română, Liceul Teologic Reformat Cluj-Napoca (angajat de la 17.09.2026, după aprobarea Notificării nr. 4). În cele două săptămâni de activitate a identificat, împreună cu dirigintele clasei a IX-a (filiera tehnologică), elevii care au nevoie de sprijin la limba română, ținând cont de cerințele educaționale speciale și de situația familiilor, și a constituit grupul de 20 de elevi; a elaborat metodologia activităților remediale, testul de pretestare, testul de evaluare inițială, baremul și grila de evaluare și a creat materialele didactice pentru sesiunile următoare. La 30.09.2026 a susținut prima sesiune remedială, în care a aplicat celor 20 de elevi prezenți testul de pretestare și testul inițial, și a planificat diferențiat, pe două grupe, sesiunile din luna octombrie.</w:t>
+      </w:r>
+    </w:p>
+    <w:p>
+      <w:pPr>
+        <w:jc w:val="both"/>
+      </w:pPr>
+      <w:r>
+        <w:rPr>
+          <w:b w:val="0"/>
+          <w:i w:val="0"/>
+        </w:rPr>
+        <w:t xml:space="preserve">Stadiul la 30.09.2026. În total, 45 de elevi din clasa a IX-a au participat la cel puțin o sesiune remedială – 26 la Colegiul Tehnic Turda și 19 la Liceul Teologic Reformat Cluj-Napoca –, data primei sesiuni fiind data intrării în operațiune. Rezultatele testelor inițiale stau la baza fișelor individuale de progres, care vor fi actualizate după testele intermediare și finale ale anului școlar. </w:t>
       </w:r>
       <w:r>
         <w:rPr>
@@ -7177,19 +7213,7 @@
           <w:b w:val="0"/>
           <w:i w:val="0"/>
         </w:rPr>
-        <w:t>Evaluarea inițială și primele sesiuni. În a doua parte a lunii au început sesiunile remediale: la Colegiul Tehnic Turda, limba și literatura română (17 și 21.09.2026) și fizică (22 și 29.09.2026), iar la Liceul Teologic Reformat Cluj-Napoca prima sesiune de limba și literatura română (30.09.2026). Conform cererii de finanțare, testele de evaluare inițială au fost aplicate în primele sesiuni, pentru identificarea lacunelor și a punctelor forte ale fiecărui elev și pentru formarea grupelor de nivel; rezultatele stau la baza fișelor individuale de progres, care vor fi actualizate după testele intermediare și finale ale anului școlar. Sesiunile au vizat citirea, înțelegerea textului și exprimarea scrisă, respectiv noțiunile de bază, calculul și rezolvarea de probleme la fizică, cu lucru diferențiat pe grupe. În total, 45 de elevi din clasa a IX-a au participat la cel puțin o sesiune remedială – 26 la Colegiul Tehnic Turda și 19 la Liceul Teologic Reformat Cluj-Napoca –, data primei sesiuni fiind data intrării în operațiune; prezența este consemnată în listele de prezență semnate la fiecare sesiune, iar activitățile sunt documentate prin fotografii.</w:t>
-      </w:r>
-    </w:p>
-    <w:p>
-      <w:pPr>
-        <w:jc w:val="both"/>
-      </w:pPr>
-      <w:r>
-        <w:rPr>
-          <w:b w:val="0"/>
-          <w:i w:val="0"/>
-        </w:rPr>
-        <w:t>Coordonare și masa caldă. Managerul de proiect a verificat planificările și documentele cadrelor didactice și a programat sesiunile în planificarea lunară (Anexa 12) pentru septembrie și octombrie; în ședința de management din 25.09.2026 s-a decis ca pauzele din calendarul activităților să vizeze doar activitatea cadrelor didactice (vacanțele școlare), consilierea și facilitarea continuând, aspect care va face obiectul unei notificări. Cadrele didactice participă în paralel la programul de formare din SA5.2, ale cărui teme le aplică direct în sesiuni. Masa caldă pentru elevii participanți, introdusă prin Actul adițional nr. 1, va fi acordată după finalizarea achiziției serviciilor, pe baza listelor de prezență la sesiunile remediale, dimensionarea serviciului făcându-se după numărul de elevi validați și calendarul sesiunilor.</w:t>
+        <w:t>Coordonare și masa caldă. Managerul de proiect a verificat planificările și documentele cadrelor didactice și a programat sesiunile în planificarea lunară (Anexa 12) pentru septembrie și octombrie; în ședința de management din 25.09.2026 s-a decis ca pauzele din calendarul activităților să vizeze doar activitatea cadrelor didactice (vacanțele școlare), consilierea și facilitarea continuând, aspect care va face obiectul unei notificări. Cadrele didactice participă în paralel la programul de formare din SA5.2, ale cărui teme le aplică direct în sesiuni. Masa caldă pentru elevii participanți, introdusă prin Actul adițional nr. 1, va fi acordată după finalizarea achiziției serviciilor, pe baza listelor de prezență la sesiunile remediale.</w:t>
       </w:r>
     </w:p>
     <w:p>
@@ -7215,7 +7239,7 @@
           <w:color w:val="1E6B2E"/>
           <w:sz w:val="16"/>
         </w:rPr>
-        <w:t>Caractere: 4.428 / 10.500 (42%) – în limită</w:t>
+        <w:t>Caractere: 5.409 / 10.500 (52%) – în limită</w:t>
       </w:r>
     </w:p>
     <w:tbl>

--- a/RP1_UNIC_352704/RP1_UNIC_352704_Raport_de_progres.docx
+++ b/RP1_UNIC_352704/RP1_UNIC_352704_Raport_de_progres.docx
@@ -4494,7 +4494,7 @@
           <w:b w:val="0"/>
           <w:i w:val="0"/>
         </w:rPr>
-        <w:t>Servicii de închiriere autoturism (L1–L4). Pe baza Referatului de necesitate nr. 2026080505/05.08.2026 și a Notei justificative nr. 2026080602/06.08.2026, întocmită după consultarea ofertelor publice de închiriere auto și solicitarea unei oferte personalizate, a fost încheiat Contractul de servicii închiriere autoturism nr. 2026080603/06.08.2026 cu Vera Travel SRL, în valoare de 126.000,00 lei fără TVA (152.460,00 lei cu TVA), pentru 30 de luni, cu un plafon de 4.200,00 lei/lună fără TVA, facturat proporțional cu gradul de utilizare, conform Ghidului solicitantului – condiții generale. Dosarul achiziției a fost încărcat în MySMIS2021 la 07.08.2026. Prin ordinul de începere și procesul-verbal de predare-primire din 03.09.2026, autoturismul (însoțit de certificatul de înmatriculare, RCA și rovinietă) a fost pus la dispoziția echipei și este utilizat pentru deplasările la unitățile de învățământ partenere din Turda, Huedin și Cluj-Napoca.</w:t>
+        <w:t>Servicii de închiriere autoturism (L1–L4). Pe baza Referatului de necesitate nr. 2026080505/05.08.2026 și a Notei justificative nr. 2026080602/06.08.2026, întocmită după consultarea ofertelor publice de închiriere auto și solicitarea unei oferte personalizate, a fost încheiat Contractul de servicii închiriere autoturism nr. 2026080603/06.08.2026 cu Vera Travel SRL, în valoare de 126.000,00 lei fără TVA (152.460,00 lei cu TVA), pentru 30 de luni, cu un plafon de 4.200,00 lei/lună fără TVA, facturat proporțional cu gradul de utilizare, conform Ghidului solicitantului – condiții generale. Dosarul achiziției a fost încărcat în MySMIS2021 la 07.08.2026. Prin Ordinul de începere nr. 2026083115/31.08.2026 și Procesul-verbal de predare-primire nr. 2026090110/01.09.2026, autoturismul (însoțit de certificatul de înmatriculare, RCA, CASCO și rovinietă) a fost pus la dispoziția echipei începând cu 01.09.2026 și este utilizat pentru deplasările la unitățile de învățământ partenere din Turda, Huedin și Cluj-Napoca.</w:t>
       </w:r>
     </w:p>
     <w:p>
@@ -4583,7 +4583,7 @@
           <w:color w:val="1E6B2E"/>
           <w:sz w:val="16"/>
         </w:rPr>
-        <w:t>Caractere: 7.731 / 10.500 (74%) – în limită</w:t>
+        <w:t>Caractere: 7.798 / 10.500 (74%) – în limită</w:t>
       </w:r>
     </w:p>
     <w:tbl>
@@ -8086,7 +8086,7 @@
           <w:b w:val="0"/>
           <w:i w:val="0"/>
         </w:rPr>
-        <w:t>Procedura de achiziție directă a fost finalizată, iar cu operatorul economic Vera Travel SRL a fost încheiat Contractul de servicii închiriere autoturism nr. 2026080603/06.08.2026, având ca obiect închirierea unui autoturism pentru o perioadă de 30 de luni, necesar deplasărilor echipei de implementare la unitățile de învățământ partenere și la locațiile de desfășurare a activităților. Valoarea contractului este de 126.000,00 lei fără TVA, la care se adaugă TVA în valoare de 26.460,00 lei, rezultând o valoare totală de 152.460,00 lei, cu un plafon lunar de decontare de 4.200,00 lei fără TVA, facturat proporțional cu gradul de utilizare, conform Ghidului solicitantului – condiții generale. Prestarea serviciilor a început la 03.09.2026, data ordinului de începere și a procesului-verbal de predare-primire a autoturismului.</w:t>
+        <w:t>Procedura de achiziție directă a fost finalizată, iar cu operatorul economic Vera Travel SRL a fost încheiat Contractul de servicii închiriere autoturism nr. 2026080603/06.08.2026, având ca obiect închirierea unui autoturism pentru o perioadă de 30 de luni, necesar deplasărilor echipei de implementare la unitățile de învățământ partenere și la locațiile de desfășurare a activităților. Valoarea contractului este de 126.000,00 lei fără TVA, la care se adaugă TVA în valoare de 26.460,00 lei, rezultând o valoare totală de 152.460,00 lei, cu un plafon lunar de decontare de 4.200,00 lei fără TVA, facturat proporțional cu gradul de utilizare, conform Ghidului solicitantului – condiții generale. Prestarea serviciilor a început la 01.09.2026, data procesului-verbal de predare-primire a autoturismului, în baza ordinului de începere din 31.08.2026.</w:t>
       </w:r>
     </w:p>
     <w:p>
@@ -8100,7 +8100,7 @@
           <w:color w:val="1E6B2E"/>
           <w:sz w:val="16"/>
         </w:rPr>
-        <w:t>Caractere: 830 / 3.500 (24%) – în limită</w:t>
+        <w:t>Caractere: 849 / 3.500 (24%) – în limită</w:t>
       </w:r>
     </w:p>
     <w:tbl>
@@ -8225,7 +8225,7 @@
           <w:b w:val="0"/>
           <w:i w:val="0"/>
         </w:rPr>
-        <w:t>Autoritatea contractantă: Beneficiar. În urma procedurii de achiziție directă, a fost încheiat Contractul de servicii închiriere autoturism nr. 2026080603/06.08.2026 cu Vera Travel SRL, având ca obiect închirierea unui autoturism (CPV 34111000-8) pentru o perioadă de 30 de luni, în cadrul proiectului „UNIC – Uniți pentru Nevoile Incluzive și Continuitatea Educației Elevilor”, cod MySMIS 352704. Autoturismul asigură mobilitatea echipei de implementare și a experților la unitățile de învățământ partenere și la locațiile de desfășurare a activităților, fiind utilizat pentru toate activitățile proiectului, conform justificării bugetare actualizate prin Notificarea nr. 3. Valoarea contractului este de 126.000,00 lei fără TVA, la care se adaugă TVA de 26.460,00 lei, valoarea totală fiind de 152.460,00 lei, cu un plafon lunar de decontare de 4.200,00 lei fără TVA; facturarea se face proporțional cu gradul de utilizare lunară, conform Ghidului solicitantului – condiții generale. Contractul este valabil 30 de luni de la data predării autoturismului, realizată prin procesul-verbal de predare-primire din 03.09.2026, data emiterii ordinului de începere.</w:t>
+        <w:t>Autoritatea contractantă: Beneficiar. În urma procedurii de achiziție directă, a fost încheiat Contractul de servicii închiriere autoturism nr. 2026080603/06.08.2026 cu Vera Travel SRL, având ca obiect închirierea unui autoturism (CPV 34111000-8) pentru o perioadă de 30 de luni, în cadrul proiectului „UNIC – Uniți pentru Nevoile Incluzive și Continuitatea Educației Elevilor”, cod MySMIS 352704. Autoturismul asigură mobilitatea echipei de implementare și a experților la unitățile de învățământ partenere și la locațiile de desfășurare a activităților, fiind utilizat pentru toate activitățile proiectului, conform justificării bugetare actualizate prin Notificarea nr. 3. Valoarea contractului este de 126.000,00 lei fără TVA, la care se adaugă TVA de 26.460,00 lei, valoarea totală fiind de 152.460,00 lei, cu un plafon lunar de decontare de 4.200,00 lei fără TVA; facturarea se face proporțional cu gradul de utilizare lunară, conform Ghidului solicitantului – condiții generale. Contractul este valabil 30 de luni de la data predării autoturismului, realizată prin Procesul-verbal de predare-primire nr. 2026090110/01.09.2026, în baza Ordinului de începere nr. 2026083115/31.08.2026.</w:t>
       </w:r>
     </w:p>
     <w:p>
@@ -8239,7 +8239,7 @@
           <w:color w:val="1E6B2E"/>
           <w:sz w:val="16"/>
         </w:rPr>
-        <w:t>Caractere: 1.159 / 3.500 (33%) – în limită</w:t>
+        <w:t>Caractere: 1.190 / 3.500 (34%) – în limită</w:t>
       </w:r>
     </w:p>
     <w:tbl>
@@ -8617,19 +8617,19 @@
           <w:b w:val="0"/>
           <w:i w:val="0"/>
         </w:rPr>
-        <w:t>În perioada de raportare au fost verificate documentele de predare-primire și recepție aferente contractelor în derulare:</w:t>
-      </w:r>
-    </w:p>
-    <w:p>
-      <w:pPr>
-        <w:jc w:val="both"/>
-      </w:pPr>
-      <w:r>
-        <w:rPr>
-          <w:b w:val="0"/>
-          <w:i w:val="0"/>
-        </w:rPr>
-        <w:t xml:space="preserve">1. Furnizare echipamente IT – ANILEX SOFT SRL (Contractul nr. 2026091504/15.09.2026). Echipamentele au fost livrate și recepționate cantitativ și calitativ la 18.09.2026, pe baza notei de comandă din 15.09.2026, a procesului-verbal de predare-primire-recepție și a facturii ASF 080/18.09.2026: 3 laptopuri HP Envy 17, 1 laptop Acer Nitro V15, 2 desktopuri ZMEU MAX și 2 multifuncționale Epson WorkForce Pro EM-C8100. Plata a fost efectuată la 18.09.2026. Echipamentele </w:t>
+        <w:t>În perioada de raportare iulie – septembrie 2026 au fost semnate trei contracte de achiziție (închiriere autoturism, servicii de formare a cadrelor didactice, furnizare echipamente IT), un contract a încetat prin acordul părților și a fost reluat, iar pentru contractele în derulare au fost verificate documentele de începere, de predare-primire și de recepție. Verificarea a fost realizată de Managerul de proiect și de Responsabilul financiar, iar documentele au fost incluse în dosarele de achiziție arhivate fizic și electronic și încărcate în modulul Achiziții din MySMIS2021. Nu au fost necesare avize, acorduri sau autorizații pentru activitățile desfășurate.</w:t>
+      </w:r>
+    </w:p>
+    <w:p>
+      <w:pPr>
+        <w:jc w:val="both"/>
+      </w:pPr>
+      <w:r>
+        <w:rPr>
+          <w:b w:val="0"/>
+          <w:i w:val="0"/>
+        </w:rPr>
+        <w:t xml:space="preserve">1. Servicii de închiriere autoturism – Vera Travel SRL (Contractul nr. 2026080603/06.08.2026, 30 de luni, 126.000,00 lei fără TVA, plafon lunar de 4.200,00 lei fără TVA). Prestarea a început pe baza Ordinului de începere nr. 2026083115/31.08.2026 și a Procesului-verbal de predare-primire nr. 2026090110/01.09.2026, prin care autoturismul (Toyota hibrid, an de fabricație 2024, cu RCA, CASCO și rovinietă valabile, împreună cu certificatul de înmatriculare și accesoriile obligatorii) a fost preluat de beneficiar fără observații, pentru perioada de 30 de luni începând cu 01.09.2026. În luna septembrie 2026, autoturismul a fost utilizat în 15 zile, pentru deplasările experților la Colegiul Tehnic Turda, Liceul Tehnologic „Vlădeasa” Huedin, Liceul Teologic Reformat Cluj-Napoca și Liceul Tehnologic Energetic Cluj-Napoca, în baza ordinelor de deplasare, cu consumul de combustibil justificat prin bonurile fiscale. Utilizarea este evidențiată în tabelul centralizator lunar al deplasărilor cu autoturismul închiriat (data, traseul, kilometrii parcurși, expertul, bonul fiscal), care stă la baza recepției lunare: la un grad de utilizare de peste 50% din zilele calendaristice, conform art. 4.3 din contract, serviciul lunii septembrie se facturează integral, la plafonul de 4.200,00 lei fără TVA. </w:t>
       </w:r>
       <w:r>
         <w:rPr>
@@ -8637,26 +8637,38 @@
           <w:i w:val="0"/>
           <w:highlight w:val="yellow"/>
         </w:rPr>
-        <w:t>«au fost înregistrate în evidența contabilă a beneficiarului și repartizate …»</w:t>
-      </w:r>
-      <w:r>
-        <w:rPr>
-          <w:b w:val="0"/>
-          <w:i w:val="0"/>
-        </w:rPr>
-        <w:t xml:space="preserve"> și sunt utilizate pentru activitățile remediale, consiliere și activitatea echipei de proiect.</w:t>
-      </w:r>
-    </w:p>
-    <w:p>
-      <w:pPr>
-        <w:jc w:val="both"/>
-      </w:pPr>
-      <w:r>
-        <w:rPr>
-          <w:b w:val="0"/>
-          <w:i w:val="0"/>
-        </w:rPr>
-        <w:t xml:space="preserve">2. Închiriere autoturism – Vera Travel SRL (Contractul nr. 2026080603/06.08.2026). Autoturismul a fost predat la 03.09.2026, prin proces-verbal de predare-primire, la data ordinului de începere. Serviciile aferente lunii septembrie 2026 </w:t>
+        <w:t>«Factura nr. … din … pentru luna septembrie 2026 și procesul-verbal de recepție a serviciilor au fost întocmite / urmează să fie emise de prestator»</w:t>
+      </w:r>
+      <w:r>
+        <w:rPr>
+          <w:b w:val="0"/>
+          <w:i w:val="0"/>
+        </w:rPr>
+        <w:t>, plata urmând să se facă în termen de 90 de zile de la primirea facturii, după recepție.</w:t>
+      </w:r>
+    </w:p>
+    <w:p>
+      <w:pPr>
+        <w:jc w:val="both"/>
+      </w:pPr>
+      <w:r>
+        <w:rPr>
+          <w:b w:val="0"/>
+          <w:i w:val="0"/>
+        </w:rPr>
+        <w:t>2. Servicii de formare a cadrelor didactice – Asociația Proeuro-Cons (Contractul nr. 2026082804/28.08.2026, 12.400,00 lei, prestatorul nefiind plătitor de TVA). Contractul și Ordinul de începere nr. 2026082809/28.08.2026 au fost semnate electronic de ambele părți și transmise prestatorului la 01.09, respectiv 04.09.2026. Execuția contractului este în curs: programul de formare de 30 de ore s-a desfășurat online în perioada 10–18.09.2026, pentru cele 4 cadre didactice din grupul țintă, cu participarea verificată prin raportul de participare al platformei și prin capturile de ecran ale sesiunilor; evaluarea finală este programată la 09.10.2026. Conform contractului, recepția serviciilor se realizează după evaluarea finală și eliberarea documentelor de absolvire, pe baza raportului de activitate, a evidențelor nominale și a documentelor de prezență ale furnizorului, urmată de factură și plată; în perioada de raportare nu au fost efectuate recepții sau plăți.</w:t>
+      </w:r>
+    </w:p>
+    <w:p>
+      <w:pPr>
+        <w:jc w:val="both"/>
+      </w:pPr>
+      <w:r>
+        <w:rPr>
+          <w:b w:val="0"/>
+          <w:i w:val="0"/>
+        </w:rPr>
+        <w:t xml:space="preserve">3. Furnizare echipamente IT – ANILEX SOFT SRL (Contractul nr. 2026091504/15.09.2026, 63.000,00 lei fără TVA, 76.230,00 lei cu TVA). Nota de comandă a fost emisă la 15.09.2026, iar echipamentele au fost livrate la sediul beneficiarului și recepționate cantitativ și calitativ la 18.09.2026, prin Procesul-verbal de predare-primire și recepție semnat electronic de ambele părți, cu seriile fiecărui echipament: 3 laptopuri HP Envy 17 (Intel Core Ultra 5, 16 GB RAM, 512 GB SSD), 1 laptop Acer Nitro V15 (Intel Core i7, 32 GB RAM, 1 TB SSD), 2 desktopuri ZMEU MAX (AMD Ryzen 7, 32 GB RAM, 1 TB SSD, monitor 49”) și 2 multifuncționale Epson WorkForce Pro EM-C8100RDWF (A3, color, duplex, ADF, rețea), toate cu Windows 11 și Microsoft Office 2021 Pro Plus. Factura seria ASF nr. 080/18.09.2026 (76.230,00 lei) a fost achitată integral prin ordinul de plată nr. 2266/18.09.2026 din contul proiectului. Echipamentele </w:t>
       </w:r>
       <w:r>
         <w:rPr>
@@ -8664,38 +8676,38 @@
           <w:i w:val="0"/>
           <w:highlight w:val="yellow"/>
         </w:rPr>
-        <w:t>«au fost recepționate pe baza facturii nr. … și a foilor de parcurs»</w:t>
-      </w:r>
-      <w:r>
-        <w:rPr>
-          <w:b w:val="0"/>
-          <w:i w:val="0"/>
-        </w:rPr>
-        <w:t>, utilizarea autoturismului fiind corelată cu deplasările la unitățile de învățământ partenere.</w:t>
-      </w:r>
-    </w:p>
-    <w:p>
-      <w:pPr>
-        <w:jc w:val="both"/>
-      </w:pPr>
-      <w:r>
-        <w:rPr>
-          <w:b w:val="0"/>
-          <w:i w:val="0"/>
-        </w:rPr>
-        <w:t>3. Servicii de formare a cadrelor didactice – Asociația Proeuro-Cons (Contractul nr. 2026082804/28.08.2026). Formarea s-a desfășurat în perioada 10–18.09.2026; recepția serviciilor se va realiza după evaluarea finală din 09.10.2026 și eliberarea certificatelor, în perioada următoare de raportare.</w:t>
-      </w:r>
-    </w:p>
-    <w:p>
-      <w:pPr>
-        <w:jc w:val="both"/>
-      </w:pPr>
-      <w:r>
-        <w:rPr>
-          <w:b w:val="0"/>
-          <w:i w:val="0"/>
-        </w:rPr>
-        <w:t>În perioada de raportare nu au fost necesare avize, acorduri sau autorizații.</w:t>
+        <w:t>«au fost înregistrate în evidența contabilă și repartizate experților pe bază de proces-verbal»</w:t>
+      </w:r>
+      <w:r>
+        <w:rPr>
+          <w:b w:val="0"/>
+          <w:i w:val="0"/>
+        </w:rPr>
+        <w:t xml:space="preserve"> și sunt utilizate pentru programele remediale, consiliere și activitatea echipei de proiect; inscripționarea cu elementele de identitate vizuală este prezentată în SA3.1.</w:t>
+      </w:r>
+    </w:p>
+    <w:p>
+      <w:pPr>
+        <w:jc w:val="both"/>
+      </w:pPr>
+      <w:r>
+        <w:rPr>
+          <w:b w:val="0"/>
+          <w:i w:val="0"/>
+        </w:rPr>
+        <w:t>4. Furnizare echipamente IT – ANILEX SOFT SRL (Contractul nr. 2026081703/17.08.2026, încetat). Contractul, pentru care fusese emisă nota de comandă din 19.08.2026, a încetat prin acordul părților la 09.09.2026 (Decizia nr. 2026090903/09.09.2026), fără pretenții financiare reciproce, după ce furnizorul a comunicat indisponibilitatea modelului de laptop ofertat; nu au fost efectuate livrări, recepții sau plăți în baza acestui contract, iar factura emisă inițial de furnizor (ASF nr. 078/04.09.2026) a fost stornată prin factura ASF nr. 080/18.09.2026 aferentă noului contract. Dosarul din MySMIS2021 a fost actualizat la 11.09.2026.</w:t>
+      </w:r>
+    </w:p>
+    <w:p>
+      <w:pPr>
+        <w:jc w:val="both"/>
+      </w:pPr>
+      <w:r>
+        <w:rPr>
+          <w:b w:val="0"/>
+          <w:i w:val="0"/>
+        </w:rPr>
+        <w:t>Procedurile pentru serviciile de organizare a târgului de oportunități și pentru serviciile de masă caldă nu au fost demarate în perioada de raportare (detalii în secțiunea 7).</w:t>
       </w:r>
     </w:p>
     <w:p>
@@ -8709,7 +8721,7 @@
           <w:color w:val="1E6B2E"/>
           <w:sz w:val="16"/>
         </w:rPr>
-        <w:t>Caractere: 1.541 / 10.500 (15%) – în limită</w:t>
+        <w:t>Caractere: 5.163 / 10.500 (49%) – în limită</w:t>
       </w:r>
     </w:p>
     <w:tbl>
@@ -8761,7 +8773,7 @@
           <w:b w:val="0"/>
           <w:i w:val="0"/>
         </w:rPr>
-        <w:t>Contractul de furnizare a echipamentelor IT nr. 2026081703/17.08.2026 a încetat prin acordul părților la 09.09.2026, deoarece furnizorul nu mai putea livra modelul de laptop ofertat. Procedura a fost reluată imediat, iar echipamentele au fost livrate și recepționate la 18.09.2026, în perioada planificată (L2–L3), fără impact asupra bugetului și asupra activităților proiectului.</w:t>
+        <w:t>Singura dificultate a fost încetarea Contractului de furnizare echipamente IT nr. 2026081703/17.08.2026, la 09.09.2026, din cauza indisponibilității pe piață a modelului de laptop ofertat. Procedura a fost reluată în aceeași săptămână, cu aceleași specificații tehnice și aceeași valoare estimată, iar echipamentele au fost livrate, recepționate și plătite la 18.09.2026, în perioada planificată pentru achiziție (L2–L3), fără impact asupra bugetului și asupra activităților proiectului, care au început în septembrie cu echipamentele puse la dispoziție de beneficiar. Pentru celelalte contracte nu au fost înregistrate întârzieri.</w:t>
       </w:r>
     </w:p>
     <w:p>
@@ -8775,8 +8787,62 @@
           <w:color w:val="1E6B2E"/>
           <w:sz w:val="16"/>
         </w:rPr>
-        <w:t>Caractere: 380 / 10.500 (4%) – în limită</w:t>
-      </w:r>
+        <w:t>Caractere: 631 / 10.500 (6%) – în limită</w:t>
+      </w:r>
+    </w:p>
+    <w:tbl>
+      <w:tblPr>
+        <w:tblW w:type="auto" w:w="0"/>
+        <w:jc w:val="center"/>
+        <w:tblLook w:firstColumn="1" w:firstRow="1" w:lastColumn="0" w:lastRow="0" w:noHBand="0" w:noVBand="1" w:val="04A0"/>
+        <w:tblBorders>
+          <w:top w:val="single" w:sz="4" w:space="0" w:color="E0A0A0"/>
+          <w:left w:val="single" w:sz="4" w:space="0" w:color="E0A0A0"/>
+          <w:bottom w:val="single" w:sz="4" w:space="0" w:color="E0A0A0"/>
+          <w:right w:val="single" w:sz="4" w:space="0" w:color="E0A0A0"/>
+          <w:insideH w:val="single" w:sz="4" w:space="0" w:color="E0A0A0"/>
+          <w:insideV w:val="single" w:sz="4" w:space="0" w:color="E0A0A0"/>
+        </w:tblBorders>
+      </w:tblPr>
+      <w:tblGrid>
+        <w:gridCol w:w="10206"/>
+      </w:tblGrid>
+      <w:tr>
+        <w:tc>
+          <w:tcPr>
+            <w:tcW w:type="dxa" w:w="10206"/>
+            <w:shd w:val="clear" w:color="auto" w:fill="FBEAEA"/>
+          </w:tcPr>
+          <w:p>
+            <w:pPr>
+              <w:spacing w:before="40" w:after="40"/>
+            </w:pPr>
+            <w:r>
+              <w:rPr>
+                <w:b/>
+                <w:i w:val="0"/>
+                <w:color w:val="9B1C1C"/>
+                <w:sz w:val="18"/>
+              </w:rPr>
+              <w:t xml:space="preserve">⚠ Notă MP (nu se copiază): </w:t>
+            </w:r>
+            <w:r>
+              <w:rPr>
+                <w:b w:val="0"/>
+                <w:i w:val="0"/>
+                <w:color w:val="9B1C1C"/>
+                <w:sz w:val="18"/>
+              </w:rPr>
+              <w:t>Autoturism: ordinul de începere este nr. 2026083115/31.08.2026, PV predare-primire nr. 2026090110/01.09.2026 (nu 03.09). Factura Vera Travel pentru septembrie nu este în Drive (CR1/Inchiriere auto/Septembrie are doar tabelul centralizator, 15 zile) – se completează la primire. IT: factura ASF 080/18.09 stornează ASF 078/04.09 emisă pe contractul încetat – de păstrat explicația în dosar. Evidența contabilă/repartizarea echipamentelor: document lipsă în Drive.</w:t>
+            </w:r>
+          </w:p>
+        </w:tc>
+      </w:tr>
+    </w:tbl>
+    <w:p>
+      <w:pPr>
+        <w:spacing w:after="0"/>
+      </w:pPr>
     </w:p>
     <w:p>
       <w:pPr>
@@ -8923,17 +8989,8 @@
                 <w:b w:val="0"/>
                 <w:i w:val="0"/>
                 <w:sz w:val="19"/>
-                <w:highlight w:val="yellow"/>
-              </w:rPr>
-              <w:t>«PV predare-primire-recepție nr. …»</w:t>
-            </w:r>
-            <w:r>
-              <w:rPr>
-                <w:b w:val="0"/>
-                <w:i w:val="0"/>
-                <w:sz w:val="19"/>
-              </w:rPr>
-              <w:t xml:space="preserve"> / 18.09.2026</w:t>
+              </w:rPr>
+              <w:t>PV de predare-primire și recepție din 18.09.2026 (fără număr) / 18.09.2026</w:t>
             </w:r>
           </w:p>
         </w:tc>
@@ -9183,7 +9240,7 @@
                 <w:color w:val="9B1C1C"/>
                 <w:sz w:val="18"/>
               </w:rPr>
-              <w:t>Fișierul PV IT se numește „…28.08.2026”, deși conținutul este din 18.09.2026 – se redenumește înainte de încărcare. Garanția de 12 luni din contract față de minimum 24 de luni din procedura proprie – de verificat.</w:t>
+              <w:t>Fișierul PV IT se numește „…28.08.2026”, deși conținutul este din 18.09.2026 – se redenumește înainte de încărcare; PV-ul nu are număr de înregistrare. Garanția de 12 luni din contract față de minimum 24 de luni din procedura proprie – de verificat.</w:t>
             </w:r>
           </w:p>
         </w:tc>
@@ -12271,19 +12328,24 @@
           <w:b w:val="0"/>
           <w:i w:val="0"/>
         </w:rPr>
-        <w:t>În perioada de raportare iulie – septembrie 2026, principiul egalității de șanse și de tratament între femei și bărbați a fost respectat prin măsurile asumate în cererea de finanțare, după cum urmează:</w:t>
-      </w:r>
-    </w:p>
-    <w:p>
-      <w:pPr>
-        <w:jc w:val="both"/>
-      </w:pPr>
-      <w:r>
-        <w:rPr>
-          <w:b w:val="0"/>
-          <w:i w:val="0"/>
-        </w:rPr>
-        <w:t xml:space="preserve">În cadrul SA1.1, recrutarea și nominalizarea membrilor echipei de proiect s-au realizat exclusiv pe baza cerințelor de studii și experiență din fișele de post, fără criterii legate de sex sau gen; echipa de 11 persoane este formată din </w:t>
+        <w:t>În perioada de raportare iulie – septembrie 2026, principiul egalității de șanse și de tratament între femei și bărbați a fost respectat în relația cu toate categoriile de factori interesați (membrii grupului țintă, angajați, furnizori, școli partenere, comunitate), prin măsurile asumate în cererea de finanțare:</w:t>
+      </w:r>
+    </w:p>
+    <w:p>
+      <w:pPr>
+        <w:spacing w:after="20"/>
+        <w:ind w:left="357" w:hanging="357"/>
+      </w:pPr>
+      <w:r>
+        <w:t>•</w:t>
+        <w:tab/>
+      </w:r>
+      <w:r>
+        <w:rPr>
+          <w:b w:val="0"/>
+          <w:i w:val="0"/>
+        </w:rPr>
+        <w:t xml:space="preserve">în relația cu angajații (SA1.1), recrutarea și nominalizarea membrilor echipei s-au făcut exclusiv pe baza cerințelor de studii și experiență din fișele de post, cu respectarea Legii nr. 202/2002 și a OG nr. 137/2000; echipa activă la 30.09.2026 este formată din </w:t>
       </w:r>
       <w:r>
         <w:rPr>
@@ -12313,19 +12375,24 @@
           <w:b w:val="0"/>
           <w:i w:val="0"/>
         </w:rPr>
-        <w:t xml:space="preserve"> bărbat. Regulamentul intern al beneficiarului cuprinde prevederile legale care interzic discriminarea, iar Codul de etică al proiectului, care va prevedea expres promovarea și respectarea principiului egalității de gen, este în curs de elaborare și va fi asumat de experți în perioada următoare de raportare.</w:t>
-      </w:r>
-    </w:p>
-    <w:p>
-      <w:pPr>
-        <w:jc w:val="both"/>
-      </w:pPr>
-      <w:r>
-        <w:rPr>
-          <w:b w:val="0"/>
-          <w:i w:val="0"/>
-        </w:rPr>
-        <w:t xml:space="preserve">În cadrul SA4.1 și SA4.2, metodologia de selecție a grupului țintă (versiunile 1 și 2) include egalitatea de șanse și nediscriminarea ca principii de bază ale selecției, criteriile de eligibilitate nu fac nicio distincție în funcție de sex, iar criteriile de departajare prevăzute în cererea de finanțare includ apartenența la genul feminin. Experții GT au informat elevii și părinții, în întâlnirile de informare din iulie și septembrie 2026, cu privire la aplicarea acestui principiu în proiect. Dintre cei </w:t>
+        <w:t xml:space="preserve"> bărbat. Regulamentul intern al beneficiarului cuprinde prevederile legale care interzic discriminarea. Codul de etică al proiectului, care va stipula expres promovarea și respectarea principiului, este în curs de elaborare și va fi asumat de toți experții în perioada următoare de raportare;</w:t>
+      </w:r>
+    </w:p>
+    <w:p>
+      <w:pPr>
+        <w:spacing w:after="20"/>
+        <w:ind w:left="357" w:hanging="357"/>
+      </w:pPr>
+      <w:r>
+        <w:t>•</w:t>
+        <w:tab/>
+      </w:r>
+      <w:r>
+        <w:rPr>
+          <w:b w:val="0"/>
+          <w:i w:val="0"/>
+        </w:rPr>
+        <w:t xml:space="preserve">în selecția grupului țintă (SA4.1), metodologia de selecție, publicată pe site-ul beneficiarului la 16.07.2026 și actualizată la 15.09.2026, include egalitatea de șanse și nediscriminarea ca principii de bază ale procesului de selecție; criteriile de eligibilitate nu fac nicio distincție pe criterii de sex, iar criteriile de departajare prevăzute în cererea de finanțare includ apartenența la genul feminin. Experții GT au informat fiecare elev și familie, la întâlnirile de informare și recrutare din iulie, august și septembrie 2026, despre importanța acestui principiu în proiect. Dintre cei 97 de elevi intrați în operațiune, </w:t>
       </w:r>
       <w:r>
         <w:rPr>
@@ -12333,14 +12400,14 @@
           <w:i w:val="0"/>
           <w:highlight w:val="yellow"/>
         </w:rPr>
-        <w:t>«96»</w:t>
-      </w:r>
-      <w:r>
-        <w:rPr>
-          <w:b w:val="0"/>
-          <w:i w:val="0"/>
-        </w:rPr>
-        <w:t xml:space="preserve"> de elevi intrați în operațiune, </w:t>
+        <w:t>«38»</w:t>
+      </w:r>
+      <w:r>
+        <w:rPr>
+          <w:b w:val="0"/>
+          <w:i w:val="0"/>
+        </w:rPr>
+        <w:t xml:space="preserve"> sunt fete și </w:t>
       </w:r>
       <w:r>
         <w:rPr>
@@ -12348,14 +12415,48 @@
           <w:i w:val="0"/>
           <w:highlight w:val="yellow"/>
         </w:rPr>
-        <w:t>«38»</w:t>
-      </w:r>
-      <w:r>
-        <w:rPr>
-          <w:b w:val="0"/>
-          <w:i w:val="0"/>
-        </w:rPr>
-        <w:t xml:space="preserve"> sunt fete și </w:t>
+        <w:t>«59»</w:t>
+      </w:r>
+      <w:r>
+        <w:rPr>
+          <w:b w:val="0"/>
+          <w:i w:val="0"/>
+        </w:rPr>
+        <w:t xml:space="preserve"> sunt băieți, structura reflectând profilul specializărilor din școlile partenere, nu criterii de selecție;</w:t>
+      </w:r>
+    </w:p>
+    <w:p>
+      <w:pPr>
+        <w:spacing w:after="20"/>
+        <w:ind w:left="357" w:hanging="357"/>
+      </w:pPr>
+      <w:r>
+        <w:t>•</w:t>
+        <w:tab/>
+      </w:r>
+      <w:r>
+        <w:rPr>
+          <w:b w:val="0"/>
+          <w:i w:val="0"/>
+        </w:rPr>
+        <w:t>în sesiunile de consiliere (SA5.1), de informare și conștientizare (SA5.3) și în programele remediale (SA5.4), accesul a fost asigurat în condiții egale, iar principiul a fost pus în discuție în activitățile cu elevii: Consilierul psihologic și Expertul comunicare au abordat opțiunile educaționale și profesionale ale elevilor, inclusiv situațiile în care specializarea urmată nu corespunde intereselor lor, pentru prevenirea alegerilor bazate pe stereotipuri de gen; materialele de informare (SA3.1) și instrumentele de lucru ale campaniei prezintă meseriile și traseele educaționale fără mesaje sau imagini stereotipe;</w:t>
+      </w:r>
+    </w:p>
+    <w:p>
+      <w:pPr>
+        <w:spacing w:after="20"/>
+        <w:ind w:left="357" w:hanging="357"/>
+      </w:pPr>
+      <w:r>
+        <w:t>•</w:t>
+        <w:tab/>
+      </w:r>
+      <w:r>
+        <w:rPr>
+          <w:b w:val="0"/>
+          <w:i w:val="0"/>
+        </w:rPr>
+        <w:t xml:space="preserve">în formarea cadrelor didactice (SA5.2), contractul cu furnizorul prevede expres adaptarea suportului de curs la temele orizontale asumate prin proiect, iar programul parcurs în 10–18.09.2026 </w:t>
       </w:r>
       <w:r>
         <w:rPr>
@@ -12363,50 +12464,14 @@
           <w:i w:val="0"/>
           <w:highlight w:val="yellow"/>
         </w:rPr>
-        <w:t>«58»</w:t>
-      </w:r>
-      <w:r>
-        <w:rPr>
-          <w:b w:val="0"/>
-          <w:i w:val="0"/>
-        </w:rPr>
-        <w:t xml:space="preserve"> sunt băieți, structura reflectând profilul specializărilor din unitățile de învățământ partenere, nu criterii de selecție.</w:t>
-      </w:r>
-    </w:p>
-    <w:p>
-      <w:pPr>
-        <w:jc w:val="both"/>
-      </w:pPr>
-      <w:r>
-        <w:rPr>
-          <w:b w:val="0"/>
-          <w:i w:val="0"/>
-        </w:rPr>
-        <w:t>În cadrul SA5.1, SA5.3 și SA5.4, accesul la consiliere, la activitățile de informare și la programele remediale a fost asigurat în condiții egale, iar metodele de lucru au fost adaptate grupului, nu sexului participanților. În activitățile de consiliere psihologică și de informare au fost abordate deschis opțiunile educaționale și profesionale ale elevilor, inclusiv situațiile în care specializarea urmată nu corespunde intereselor lor, pentru prevenirea alegerilor bazate pe stereotipuri de gen.</w:t>
-      </w:r>
-    </w:p>
-    <w:p>
-      <w:pPr>
-        <w:jc w:val="both"/>
-      </w:pPr>
-      <w:r>
-        <w:rPr>
-          <w:b w:val="0"/>
-          <w:i w:val="0"/>
-        </w:rPr>
-        <w:t>În cadrul SA3.1 și SA5.3, materialele de informare și cele ale campaniei au prezentat meseriile și traseele educaționale din învățământul profesional și tehnic fără mesaje, formulări sau imagini care să promoveze stereotipuri de gen.</w:t>
-      </w:r>
-    </w:p>
-    <w:p>
-      <w:pPr>
-        <w:jc w:val="both"/>
-      </w:pPr>
-      <w:r>
-        <w:rPr>
-          <w:b w:val="0"/>
-          <w:i w:val="0"/>
-        </w:rPr>
-        <w:t>În cadrul SA5.2, programul de formare a cadrelor didactice a inclus aspecte privind comunicarea nediscriminatorie și aplicarea egalității de șanse în activitatea didactică.</w:t>
+        <w:t>«a inclus informații despre aplicarea egalității de șanse în activitatea didactică»</w:t>
+      </w:r>
+      <w:r>
+        <w:rPr>
+          <w:b w:val="0"/>
+          <w:i w:val="0"/>
+        </w:rPr>
+        <w:t>.</w:t>
       </w:r>
     </w:p>
     <w:p>
@@ -12432,7 +12497,7 @@
           <w:color w:val="1E6B2E"/>
           <w:sz w:val="16"/>
         </w:rPr>
-        <w:t>Caractere: 2.471 / 10.500 (24%) – în limită</w:t>
+        <w:t>Caractere: 2.662 / 10.500 (25%) – în limită</w:t>
       </w:r>
     </w:p>
     <w:tbl>
@@ -12484,31 +12549,41 @@
           <w:b w:val="0"/>
           <w:i w:val="0"/>
         </w:rPr>
-        <w:t>În perioada de raportare iulie – septembrie 2026, principiul nediscriminării a fost respectat prin măsurile asumate în cererea de finanțare, după cum urmează:</w:t>
-      </w:r>
-    </w:p>
-    <w:p>
-      <w:pPr>
-        <w:jc w:val="both"/>
-      </w:pPr>
-      <w:r>
-        <w:rPr>
-          <w:b w:val="0"/>
-          <w:i w:val="0"/>
-        </w:rPr>
-        <w:t>În cadrul SA1.1, personalul a fost informat, la angajare și în întâlnirile de management, cu privire la drepturile și obligațiile proprii și ale grupului țintă; regulamentul intern prevede sancțiuni pentru nerespectarea principiului nediscriminării.</w:t>
-      </w:r>
-    </w:p>
-    <w:p>
-      <w:pPr>
-        <w:jc w:val="both"/>
-      </w:pPr>
-      <w:r>
-        <w:rPr>
-          <w:b w:val="0"/>
-          <w:i w:val="0"/>
-        </w:rPr>
-        <w:t xml:space="preserve">În cadrul SA4.1, metodologia de selecție a grupului țintă a fost publicată pe site-ul beneficiarului (16.07.2026) și diseminată în școlile partenere, cu criterii transparente de eligibilitate și de departajare, aplicate uniform tuturor candidaților; criteriile de departajare acordă prioritate elevilor de etnie romă și elevilor cu dizabilități. Recrutarea a vizat elevi din mediul rural și din localități mici (structura Școala Profesională Poiana Turda, zona Huedin), elevi din familii vulnerabile sau cu părinți plecați în străinătate și copii aflați în sistemul de protecție specială, iar familiile care au întâmpinat dificultăți la completarea dosarelor au fost sprijinite direct de experți, prin deplasări repetate în școli. Dintre elevii intrați în operațiune, </w:t>
+        <w:t>În perioada de raportare iulie – septembrie 2026, principiul nediscriminării a fost respectat conform angajamentelor din cererea de finanțare, în activitățile specifice și în cele transversale, fără promovarea vreunui criteriu sau vreunei acțiuni care să lezeze principiul pe motive de gen, orientare sexuală, vârstă, dizabilitate, boală cronică, etnie sau alte criterii:</w:t>
+      </w:r>
+    </w:p>
+    <w:p>
+      <w:pPr>
+        <w:spacing w:after="20"/>
+        <w:ind w:left="357" w:hanging="357"/>
+      </w:pPr>
+      <w:r>
+        <w:t>•</w:t>
+        <w:tab/>
+      </w:r>
+      <w:r>
+        <w:rPr>
+          <w:b w:val="0"/>
+          <w:i w:val="0"/>
+        </w:rPr>
+        <w:t>la nivel organizatoric (SA1.1), personalul a fost informat la angajare și în întâlnirile de management cu privire la drepturile și obligațiile proprii și ale grupului țintă sprijinit; regulamentul intern al beneficiarului prevede sancțiuni, în condițiile legii, pentru angajații care nu respectă principiul nediscriminării;</w:t>
+      </w:r>
+    </w:p>
+    <w:p>
+      <w:pPr>
+        <w:spacing w:after="20"/>
+        <w:ind w:left="357" w:hanging="357"/>
+      </w:pPr>
+      <w:r>
+        <w:t>•</w:t>
+        <w:tab/>
+      </w:r>
+      <w:r>
+        <w:rPr>
+          <w:b w:val="0"/>
+          <w:i w:val="0"/>
+        </w:rPr>
+        <w:t xml:space="preserve">în selecția grupului țintă (SA4.1 și SA4.2), procesul s-a derulat transparent și nediscriminatoriu: metodologia publicată prevede criterii de eligibilitate și de departajare aplicate uniform tuturor candidaților, cu prioritate pentru elevii de etnie romă și pentru elevii cu dizabilități; Experții GT au informat fiecare beneficiar despre importanța principiului. Recrutarea a vizat elevi din mediul rural și din localități mici (structura Poiana Turda, zona Huedin), elevi din familii vulnerabile sau cu părinți plecați în străinătate și copii din sistemul de protecție specială, iar familiile cu dificultăți la completarea dosarelor au fost sprijinite direct de experți. Dintre cei 97 de elevi intrați în operațiune, </w:t>
       </w:r>
       <w:r>
         <w:rPr>
@@ -12523,31 +12598,24 @@
           <w:b w:val="0"/>
           <w:i w:val="0"/>
         </w:rPr>
-        <w:t xml:space="preserve"> sunt de etnie romă (ținta proiectului: minimum 81 de elevi romi).</w:t>
-      </w:r>
-    </w:p>
-    <w:p>
-      <w:pPr>
-        <w:jc w:val="both"/>
-      </w:pPr>
-      <w:r>
-        <w:rPr>
-          <w:b w:val="0"/>
-          <w:i w:val="0"/>
-        </w:rPr>
-        <w:t>În cadrul SA4.2, identificarea elevilor s-a făcut pe criterii obiective (risc educațional, situație socio-economică și familială, rezultate școlare), confirmate de școală, fără alte criterii decât cele de prioritizare prevăzute în cererea de finanțare.</w:t>
-      </w:r>
-    </w:p>
-    <w:p>
-      <w:pPr>
-        <w:jc w:val="both"/>
-      </w:pPr>
-      <w:r>
-        <w:rPr>
-          <w:b w:val="0"/>
-          <w:i w:val="0"/>
-        </w:rPr>
-        <w:t xml:space="preserve">În cadrul SA5.1 – SA5.4, activitățile s-au desfășurat în școlile în care învață elevii sau în spații publice din localitățile lor, în afara programului școlar, iar consilierea, informarea și programele remediale au fost oferite gratuit tuturor elevilor din grupul țintă. Colaborarea cu Liceul Teologic Reformat Cluj-Napoca a extins accesul la proiect pentru elevi dintr-o unitate de învățământ </w:t>
+        <w:t xml:space="preserve"> sunt de etnie romă (ținta proiectului: minimum 81). Temerile unor părinți privind etichetarea copiilor, semnalate în ședința de management din 18.09.2026, au fost gestionate prin discuții individuale și prin explicarea confidențialității datelor;</w:t>
+      </w:r>
+    </w:p>
+    <w:p>
+      <w:pPr>
+        <w:spacing w:after="20"/>
+        <w:ind w:left="357" w:hanging="357"/>
+      </w:pPr>
+      <w:r>
+        <w:t>•</w:t>
+        <w:tab/>
+      </w:r>
+      <w:r>
+        <w:rPr>
+          <w:b w:val="0"/>
+          <w:i w:val="0"/>
+        </w:rPr>
+        <w:t xml:space="preserve">în activitățile cu elevii (SA5.1, SA5.3, SA5.4), consilierea, informarea și programele remediale au fost oferite gratuit tuturor elevilor din grupul țintă, în școlile în care învață sau în spații publice din localitățile lor, în afara programului școlar, iar principiul a fost pus în discuție în sesiuni (regulile de grup, confidențialitatea și respectul reciproc stabilite de Consilierul psihologic; activitățile de intercunoaștere din campania de informare). Colaborarea cu Liceul Teologic Reformat Cluj-Napoca a extins accesul la proiect pentru elevi dintr-o unitate de învățământ confesională </w:t>
       </w:r>
       <w:r>
         <w:rPr>
@@ -12555,26 +12623,63 @@
           <w:i w:val="0"/>
           <w:highlight w:val="yellow"/>
         </w:rPr>
-        <w:t>«cu predare în limba maghiară (de confirmat)»</w:t>
-      </w:r>
-      <w:r>
-        <w:rPr>
-          <w:b w:val="0"/>
-          <w:i w:val="0"/>
-        </w:rPr>
-        <w:t>. Tema secundară „Nediscriminare” este susținută prin măsurile directe de sprijin pentru elevii din grupuri vulnerabile – sprijinul financiar pentru cazare, masă și transport și masa caldă –, care vor fi acordate începând din perioada următoare, după validarea grupului țintă.</w:t>
-      </w:r>
-    </w:p>
-    <w:p>
-      <w:pPr>
-        <w:jc w:val="both"/>
-      </w:pPr>
-      <w:r>
-        <w:rPr>
-          <w:b w:val="0"/>
-          <w:i w:val="0"/>
-        </w:rPr>
-        <w:t>În cadrul SA5.2, programul de formare a cadrelor didactice a abordat lucrul cu elevii aflați în risc educațional și din grupuri vulnerabile, fără etichetare sau excludere.</w:t>
+        <w:t>«cu predare în limba maghiară – de confirmat»</w:t>
+      </w:r>
+      <w:r>
+        <w:rPr>
+          <w:b w:val="0"/>
+          <w:i w:val="0"/>
+        </w:rPr>
+        <w:t>;</w:t>
+      </w:r>
+    </w:p>
+    <w:p>
+      <w:pPr>
+        <w:spacing w:after="20"/>
+        <w:ind w:left="357" w:hanging="357"/>
+      </w:pPr>
+      <w:r>
+        <w:t>•</w:t>
+        <w:tab/>
+      </w:r>
+      <w:r>
+        <w:rPr>
+          <w:b w:val="0"/>
+          <w:i w:val="0"/>
+        </w:rPr>
+        <w:t>măsurile directe care promovează incluziunea elevilor din grupuri vulnerabile – sprijinul financiar pentru cazare, masă și transport (SA5.1) și masa caldă pentru participanții la programele remediale (SA5.4), cu buget total de 1.488.000,00 lei asumat pentru această temă – se acordă începând din perioada următoare, după validarea grupului țintă și contractarea serviciilor;</w:t>
+      </w:r>
+    </w:p>
+    <w:p>
+      <w:pPr>
+        <w:spacing w:after="20"/>
+        <w:ind w:left="357" w:hanging="357"/>
+      </w:pPr>
+      <w:r>
+        <w:t>•</w:t>
+        <w:tab/>
+      </w:r>
+      <w:r>
+        <w:rPr>
+          <w:b w:val="0"/>
+          <w:i w:val="0"/>
+        </w:rPr>
+        <w:t xml:space="preserve">în formarea cadrelor didactice (SA5.2), programul a abordat lucrul cu elevii aflați în risc educațional și din grupuri vulnerabile, fără etichetare sau excludere, </w:t>
+      </w:r>
+      <w:r>
+        <w:rPr>
+          <w:b w:val="0"/>
+          <w:i w:val="0"/>
+          <w:highlight w:val="yellow"/>
+        </w:rPr>
+        <w:t>«inclusiv aplicarea principiului nediscriminării în activitatea didactică»</w:t>
+      </w:r>
+      <w:r>
+        <w:rPr>
+          <w:b w:val="0"/>
+          <w:i w:val="0"/>
+        </w:rPr>
+        <w:t>.</w:t>
       </w:r>
     </w:p>
     <w:p>
@@ -12600,7 +12705,7 @@
           <w:color w:val="1E6B2E"/>
           <w:sz w:val="16"/>
         </w:rPr>
-        <w:t>Caractere: 2.538 / 10.500 (24%) – în limită</w:t>
+        <w:t>Caractere: 3.084 / 10.500 (29%) – în limită</w:t>
       </w:r>
     </w:p>
     <w:tbl>
@@ -12652,7 +12757,7 @@
           <w:b w:val="0"/>
           <w:i w:val="0"/>
         </w:rPr>
-        <w:t>În perioada de raportare iulie – septembrie 2026, accesibilitatea a fost asigurată prin următoarele măsuri:</w:t>
+        <w:t>În perioada de raportare iulie – septembrie 2026, accesibilitatea a fost asigurată conform angajamentelor din cererea de finanțare:</w:t>
       </w:r>
     </w:p>
     <w:p>
@@ -12669,7 +12774,7 @@
           <w:b w:val="0"/>
           <w:i w:val="0"/>
         </w:rPr>
-        <w:t>activitățile cu grupul țintă (consiliere psihologică, informare și conștientizare, programe remediale) s-au desfășurat în clădirile unităților de învățământ în care învață elevii și în spații publice din localitățile acestora (Casa de Cultură și Primăria Huedin), reducând barierele de deplasare și de cost;</w:t>
+        <w:t>activitățile cu grupul țintă (consiliere psihologică, informare și conștientizare, programe remediale) s-au desfășurat în clădirile unităților de învățământ în care învață elevii și în spații publice din localitățile acestora (Casa de Cultură și Primăria Huedin), accesibile tuturor participanților; întâlnirile de informare și recrutare au fost organizate în școli, la orele convenite cu conducerile acestora, iar documentele au fost completate împreună cu familiile, la fața locului;</w:t>
       </w:r>
     </w:p>
     <w:p>
@@ -12686,7 +12791,7 @@
           <w:b w:val="0"/>
           <w:i w:val="0"/>
         </w:rPr>
-        <w:t>întâlnirile de informare și recrutare au fost organizate în școli, la orele convenite cu conducerile acestora, iar documentele au fost completate împreună cu familiile, la fața locului;</w:t>
+        <w:t>acolo unde a fost posibil, activitățile s-au derulat online, pentru eliminarea barierelor de acces: formarea cadrelor didactice integral online, două dintre cele cinci întâlniri de management prin platforma Zoom;</w:t>
       </w:r>
     </w:p>
     <w:p>
@@ -12703,7 +12808,22 @@
           <w:b w:val="0"/>
           <w:i w:val="0"/>
         </w:rPr>
-        <w:t>formarea cadrelor didactice s-a desfășurat online, iar o parte dintre întâlnirile de management au avut loc online, facilitând participarea;</w:t>
+        <w:t xml:space="preserve">metodologia de selecție include criteriul de departajare care acordă prioritate persoanelor cu dizabilități și prevede identificarea, după selecție, a numărului persoanelor cu dizabilități și a formelor acestora, pentru adaptarea activităților; dosarele de grup țintă și confirmările școlare consemnează situațiile de dizabilitate sau de cerințe educaționale speciale, iar Cadrul didactic 3 a ținut cont, la constituirea grupului remedial de la Liceul Teologic Reformat Cluj-Napoca, de elevii cu cerințe educaționale speciale semnalați de diriginte. </w:t>
+      </w:r>
+      <w:r>
+        <w:rPr>
+          <w:b w:val="0"/>
+          <w:i w:val="0"/>
+          <w:highlight w:val="yellow"/>
+        </w:rPr>
+        <w:t>«În perioada de raportare au fost incluși … elevi cu dizabilități / cu CES; nu au fost înregistrați participanți cu dizabilități.»</w:t>
+      </w:r>
+      <w:r>
+        <w:rPr>
+          <w:b w:val="0"/>
+          <w:i w:val="0"/>
+        </w:rPr>
+        <w:t>;</w:t>
       </w:r>
     </w:p>
     <w:p>
@@ -12720,7 +12840,7 @@
           <w:b w:val="0"/>
           <w:i w:val="0"/>
         </w:rPr>
-        <w:t>materialele de informare, formularele și fișele de lucru au fost redactate într-un limbaj simplu, adaptat vârstei elevilor, iar experții au explicat direct conținutul documentelor elevilor și părinților; chestionarele aplicate elevilor au fost anonime sau completate cu sprijinul experților;</w:t>
+        <w:t>materialele elaborate (flyere, afiș, formulare, fișe de lucru, chestionare) au evitat stereotipurile asociate grupurilor vulnerabile și au fost redactate într-un limbaj simplu, adaptat vârstei, experții explicând direct conținutul documentelor elevilor și părinților;</w:t>
       </w:r>
     </w:p>
     <w:p>
@@ -12737,19 +12857,7 @@
           <w:b w:val="0"/>
           <w:i w:val="0"/>
         </w:rPr>
-        <w:t>metodologia de selecție prevede prioritizarea persoanelor cu dizabilități și identificarea, după selecție, a nevoilor specifice ale participanților cu dizabilități sau cu cerințe educaționale speciale, cu adaptarea activităților la aceste nevoi.</w:t>
-      </w:r>
-    </w:p>
-    <w:p>
-      <w:pPr>
-        <w:jc w:val="both"/>
-      </w:pPr>
-      <w:r>
-        <w:rPr>
-          <w:b w:val="0"/>
-          <w:i w:val="0"/>
-        </w:rPr>
-        <w:t xml:space="preserve">În perioada de raportare, </w:t>
+        <w:t xml:space="preserve">principiul a fost pus în discuție în sesiunile de consiliere și de informare, iar în formarea cadrelor didactice </w:t>
       </w:r>
       <w:r>
         <w:rPr>
@@ -12757,14 +12865,26 @@
           <w:i w:val="0"/>
           <w:highlight w:val="yellow"/>
         </w:rPr>
-        <w:t>«au fost incluși … participanți cu dizabilități sau cu cerințe educaționale speciale / nu au fost înregistrați participanți cu dizabilități»</w:t>
-      </w:r>
-      <w:r>
-        <w:rPr>
-          <w:b w:val="0"/>
-          <w:i w:val="0"/>
-        </w:rPr>
-        <w:t>. Nu au fost semnalate situații în care accesul la activități să fi fost limitat.</w:t>
+        <w:t>«au fost incluse informații despre aplicarea sa în activitatea didactică»</w:t>
+      </w:r>
+      <w:r>
+        <w:rPr>
+          <w:b w:val="0"/>
+          <w:i w:val="0"/>
+        </w:rPr>
+        <w:t>.</w:t>
+      </w:r>
+    </w:p>
+    <w:p>
+      <w:pPr>
+        <w:jc w:val="both"/>
+      </w:pPr>
+      <w:r>
+        <w:rPr>
+          <w:b w:val="0"/>
+          <w:i w:val="0"/>
+        </w:rPr>
+        <w:t>Nu au fost semnalate situații în care accesul la activități să fi fost limitat.</w:t>
       </w:r>
     </w:p>
     <w:p>
@@ -12778,7 +12898,7 @@
           <w:color w:val="1E6B2E"/>
           <w:sz w:val="16"/>
         </w:rPr>
-        <w:t>Caractere: 1.538 / 10.500 (15%) – în limită</w:t>
+        <w:t>Caractere: 2.058 / 10.500 (20%) – în limită</w:t>
       </w:r>
     </w:p>
     <w:tbl>
@@ -12830,7 +12950,7 @@
           <w:b w:val="0"/>
           <w:i w:val="0"/>
         </w:rPr>
-        <w:t>Proiectul contribuie la atenuarea efectelor schimbărilor demografice prin menținerea în sistemul educațional a elevilor din mediul rural și din localitățile mici, inclusiv a celor ai căror părinți sunt plecați la muncă în străinătate, și prin creșterea șanselor acestora de a obține o calificare și de a se integra pe piața muncii locale. În perioada de raportare au fost identificați și recrutați elevi din zone rurale și din orașe mici (Poiana Turda, zona Huedin), care au început să beneficieze de consiliere, informare și programe remediale.</w:t>
+        <w:t>În cererea de finanțare nu au fost asumate măsuri specifice pentru acest principiu. Indirect, proiectul contribuie la atenuarea efectelor schimbărilor demografice prin menținerea în sistemul educațional a elevilor din mediul rural și din localitățile mici, inclusiv a celor cu părinți plecați la muncă în străinătate, și prin creșterea șanselor lor de a obține o calificare și de a se integra pe piața muncii locale; în perioada de raportare au fost recrutați și au început activitățile elevi din zona Turda (inclusiv structura Poiana) și din zona Huedin.</w:t>
       </w:r>
     </w:p>
     <w:p>
@@ -12844,7 +12964,7 @@
           <w:color w:val="1E6B2E"/>
           <w:sz w:val="16"/>
         </w:rPr>
-        <w:t>Caractere: 545 / 10.500 (5%) – în limită</w:t>
+        <w:t>Caractere: 555 / 10.500 (5%) – în limită</w:t>
       </w:r>
     </w:p>
     <w:tbl>
@@ -12896,7 +13016,7 @@
           <w:b w:val="0"/>
           <w:i w:val="0"/>
         </w:rPr>
-        <w:t>Nu este cazul pentru tipul de activități desfășurate în perioada de raportare, care au avut caracter educațional, social și de management, fără intervenții asupra mediului. Beneficiarul își asumă suportarea cheltuielilor pentru prevenirea sau remedierea oricărei poluări accidentale în zona de activitate, conform angajamentului din cererea de finanțare.</w:t>
+        <w:t>Activitățile desfășurate în perioada de raportare (management, selecția grupului țintă, consiliere, informare, programe remediale, formare, achiziții de servicii și echipamente) nu au reprezentat risc de poluare. Beneficiarul își asumă, conform cererii de finanțare, Directivei 2004/35/CE și OUG nr. 68/2007, suportarea cheltuielilor pentru prevenirea oricărei poluări accidentale a mediului în zona de activitate și pentru remedierea eventualelor pagube; în perioada de raportare nu a fost cazul.</w:t>
       </w:r>
     </w:p>
     <w:p>
@@ -12910,7 +13030,7 @@
           <w:color w:val="1E6B2E"/>
           <w:sz w:val="16"/>
         </w:rPr>
-        <w:t>Caractere: 354 / 10.500 (3%) – în limită</w:t>
+        <w:t>Caractere: 497 / 10.500 (5%) – în limită</w:t>
       </w:r>
     </w:p>
     <w:tbl>
@@ -12962,7 +13082,7 @@
           <w:b w:val="0"/>
           <w:i w:val="0"/>
         </w:rPr>
-        <w:t>Nu este cazul pentru tipul de activități desfășurate în perioada de raportare, care nu s-au desfășurat în arii naturale protejate și nu au avut impact asupra biodiversității sau ecosistemelor.</w:t>
+        <w:t>Activitățile proiectului nu s-au desfășurat în arii naturale protejate sau în proximitatea acestora și nu au avut impact asupra biodiversității sau ecosistemelor; achizițiile realizate (închiriere autoturism, servicii de formare, echipamente IT) nu afectează mediul înconjurător. Beneficiarul respectă OUG nr. 195/2005 privind protecția mediului în activitatea desfășurată.</w:t>
       </w:r>
     </w:p>
     <w:p>
@@ -12976,7 +13096,7 @@
           <w:color w:val="1E6B2E"/>
           <w:sz w:val="16"/>
         </w:rPr>
-        <w:t>Caractere: 192 / 10.500 (2%) – în limită</w:t>
+        <w:t>Caractere: 373 / 10.500 (4%) – în limită</w:t>
       </w:r>
     </w:p>
     <w:tbl>
@@ -13028,7 +13148,7 @@
           <w:b w:val="0"/>
           <w:i w:val="0"/>
         </w:rPr>
-        <w:t>În perioada de raportare iulie – septembrie 2026, utilizarea eficientă a resurselor a fost asigurată prin următoarele măsuri:</w:t>
+        <w:t>În perioada de raportare iulie – septembrie 2026, măsurile asumate în cererea de finanțare au fost aplicate astfel:</w:t>
       </w:r>
     </w:p>
     <w:p>
@@ -13045,7 +13165,7 @@
           <w:b w:val="0"/>
           <w:i w:val="0"/>
         </w:rPr>
-        <w:t>documentele de proiect (rapoarte de activitate, fișe de pontaj, livrabile, metodologii, documente de achiziție) au fost întocmite și semnate preponderent în format electronic, cu semnătură electronică, și transmise, verificate și arhivate electronic, reducând consumul de hârtie și toner și deplasările pentru predarea documentelor;</w:t>
+        <w:t>semnături digitale: toți membrii echipei dețin semnătură electronică, iar rapoartele de activitate, fișele de pontaj, livrabilele, minutele, metodologiile, contractele și documentele de achiziție au fost semnate digital și transmise, verificate și arhivate electronic, evitând tipărirea, deplasările pentru predarea documentelor și costurile de curierat;</w:t>
       </w:r>
     </w:p>
     <w:p>
@@ -13062,7 +13182,7 @@
           <w:b w:val="0"/>
           <w:i w:val="0"/>
         </w:rPr>
-        <w:t>o parte dintre întâlnirile de management (16.07 și 18.09.2026) s-au desfășurat online, iar formarea cadrelor didactice s-a desfășurat integral online, evitând deplasările;</w:t>
+        <w:t>planificarea judicioasă a resurselor materiale: documentele care au necesitat tipărire au fost imprimate față-verso, materialele de informare au fost tipărite în numărul necesar și distribuite și electronic prin școli, iar echipamentele IT au fost achiziționate în numărul strict necesar, pe baza referatului de necesitate;</w:t>
       </w:r>
     </w:p>
     <w:p>
@@ -13079,7 +13199,22 @@
           <w:b w:val="0"/>
           <w:i w:val="0"/>
         </w:rPr>
-        <w:t>deplasările echipei la școlile partenere au fost grupate, astfel încât în aceeași zi să fie realizate mai multe activități (recrutare, colectare de documente, consiliere, activități cu elevii), cu un singur autoturism;</w:t>
+        <w:t xml:space="preserve">reciclarea deșeurilor: deșeurile de hârtie, plastic și metal sunt colectate separat la sediul beneficiarului, </w:t>
+      </w:r>
+      <w:r>
+        <w:rPr>
+          <w:b w:val="0"/>
+          <w:i w:val="0"/>
+          <w:highlight w:val="yellow"/>
+        </w:rPr>
+        <w:t>«reciclarea în sistem externalizat realizându-se pe baza contractului cu firma specializată …»</w:t>
+      </w:r>
+      <w:r>
+        <w:rPr>
+          <w:b w:val="0"/>
+          <w:i w:val="0"/>
+        </w:rPr>
+        <w:t>;</w:t>
       </w:r>
     </w:p>
     <w:p>
@@ -13095,25 +13230,16 @@
         <w:rPr>
           <w:b w:val="0"/>
           <w:i w:val="0"/>
-        </w:rPr>
-        <w:t>documentele care au necesitat tipărire au fost imprimate față-verso, iar materialele de informare au fost distribuite și în format electronic, prin școli, reducând numărul de exemplare tipărite;</w:t>
-      </w:r>
-    </w:p>
-    <w:p>
-      <w:pPr>
-        <w:spacing w:after="20"/>
-        <w:ind w:left="357" w:hanging="357"/>
-      </w:pPr>
-      <w:r>
-        <w:t>•</w:t>
-        <w:tab/>
-      </w:r>
-      <w:r>
-        <w:rPr>
-          <w:b w:val="0"/>
-          <w:i w:val="0"/>
-        </w:rPr>
-        <w:t>deșeurile de hârtie și cele electronice sunt colectate selectiv la sediul beneficiarului.</w:t>
+          <w:highlight w:val="yellow"/>
+        </w:rPr>
+        <w:t>«economizorul de apă temporizat pentru robinete a fost instalat / urmează să fie instalat la sediul de implementare»</w:t>
+      </w:r>
+      <w:r>
+        <w:rPr>
+          <w:b w:val="0"/>
+          <w:i w:val="0"/>
+        </w:rPr>
+        <w:t>.</w:t>
       </w:r>
     </w:p>
     <w:p>
@@ -13127,7 +13253,7 @@
           <w:color w:val="1E6B2E"/>
           <w:sz w:val="16"/>
         </w:rPr>
-        <w:t>Caractere: 1.144 / 10.500 (11%) – în limită</w:t>
+        <w:t>Caractere: 1.126 / 10.500 (11%) – în limită</w:t>
       </w:r>
     </w:p>
     <w:tbl>
@@ -13179,7 +13305,7 @@
           <w:b w:val="0"/>
           <w:i w:val="0"/>
         </w:rPr>
-        <w:t>Nu este cazul pentru tipul de activități desfășurate în perioada de raportare.</w:t>
+        <w:t>Activitățile proiectului nu afectează condițiile de mediu privind protecția biodiversității. Conform cererii de finanțare, la sediul de implementare sunt asigurate măsurile privind utilizarea apei potabile și a apei menajere; în perioada de raportare nu au existat situații care să necesite măsuri suplimentare.</w:t>
       </w:r>
     </w:p>
     <w:p>
@@ -13193,7 +13319,7 @@
           <w:color w:val="1E6B2E"/>
           <w:sz w:val="16"/>
         </w:rPr>
-        <w:t>Caractere: 78 / 10.500 (1%) – în limită</w:t>
+        <w:t>Caractere: 311 / 10.500 (3%) – în limită</w:t>
       </w:r>
     </w:p>
     <w:tbl>
@@ -13245,7 +13371,58 @@
           <w:b w:val="0"/>
           <w:i w:val="0"/>
         </w:rPr>
-        <w:t xml:space="preserve">În perioada de raportare, echipamentele IT achiziționate (laptopuri, desktopuri, multifuncționale) au fost alese cu specificații tehnice care asigură un consum redus de energie și o durată de viață extinsă, iar deplasările au fost reduse în favoarea comunicării electronice și a activităților online (formare, întâlniri de management), limitând consumul de combustibil și emisiile aferente. Principiul DNSH </w:t>
+        <w:t>În perioada de raportare iulie – septembrie 2026:</w:t>
+      </w:r>
+    </w:p>
+    <w:p>
+      <w:pPr>
+        <w:spacing w:after="20"/>
+        <w:ind w:left="357" w:hanging="357"/>
+      </w:pPr>
+      <w:r>
+        <w:t>•</w:t>
+        <w:tab/>
+      </w:r>
+      <w:r>
+        <w:rPr>
+          <w:b w:val="0"/>
+          <w:i w:val="0"/>
+        </w:rPr>
+        <w:t>echipamentele IT achiziționate (laptopuri, desktopuri, multifuncționale) au fost alese cu specificații care asigură un consum redus de energie, o durată de viață extinsă și funcții de economisire (imprimare duplex automată), reducând costurile de întreținere și impactul asupra mediului;</w:t>
+      </w:r>
+    </w:p>
+    <w:p>
+      <w:pPr>
+        <w:spacing w:after="20"/>
+        <w:ind w:left="357" w:hanging="357"/>
+      </w:pPr>
+      <w:r>
+        <w:t>•</w:t>
+        <w:tab/>
+      </w:r>
+      <w:r>
+        <w:rPr>
+          <w:b w:val="0"/>
+          <w:i w:val="0"/>
+        </w:rPr>
+        <w:t>deplasările care presupun consum de combustibil au fost reduse în favoarea comunicării electronice: formarea cadrelor didactice s-a desfășurat integral online, două întâlniri de management au avut loc pe Zoom, iar deplasările în teren au fost grupate, cu un singur autoturism (hibrid), pentru mai multe activități în aceeași zi;</w:t>
+      </w:r>
+    </w:p>
+    <w:p>
+      <w:pPr>
+        <w:spacing w:after="20"/>
+        <w:ind w:left="357" w:hanging="357"/>
+      </w:pPr>
+      <w:r>
+        <w:t>•</w:t>
+        <w:tab/>
+      </w:r>
+      <w:r>
+        <w:rPr>
+          <w:b w:val="0"/>
+          <w:i w:val="0"/>
+        </w:rPr>
+        <w:t xml:space="preserve">principiul DNSH va fi inclus în fiecare acțiune a campaniei de informare și conștientizare, prin mențiuni privind aplicarea lui în viața de zi cu zi a beneficiarilor; în perioada de raportare campania s-a aflat în etapa de analiză a nevoilor, materialele de campanie urmând să fie realizate din luna octombrie 2026. În formarea cadrelor didactice, contractul prevede abordarea temelor orizontale ale proiectului, </w:t>
       </w:r>
       <w:r>
         <w:rPr>
@@ -13253,7 +13430,7 @@
           <w:i w:val="0"/>
           <w:highlight w:val="yellow"/>
         </w:rPr>
-        <w:t>«a fost inclus în materialele campaniei de informare și conștientizare, prin mențiuni privind aplicarea acestuia în viața de zi cu zi»</w:t>
+        <w:t>«suportul de curs incluzând informații despre aplicarea principiului în activitatea didactică»</w:t>
       </w:r>
       <w:r>
         <w:rPr>
@@ -13274,7 +13451,7 @@
           <w:color w:val="1E6B2E"/>
           <w:sz w:val="16"/>
         </w:rPr>
-        <w:t>Caractere: 542 / 10.500 (5%) – în limită</w:t>
+        <w:t>Caractere: 1.181 / 10.500 (11%) – în limită</w:t>
       </w:r>
     </w:p>
     <w:tbl>
@@ -13326,19 +13503,24 @@
           <w:b w:val="0"/>
           <w:i w:val="0"/>
         </w:rPr>
-        <w:t>În perioada de raportare, activitățile proiectului au avut caracter educațional, social și de management (selecția grupului țintă, consiliere psihologică, informare și conștientizare, programe remediale, formare, achiziții de servicii și echipamente). Acestea nu au presupus lucrări de construcție, intervenții asupra terenurilor sau habitatelor ori procese care să genereze emisii sau deșeuri semnificative și nu au avut efecte negative semnificative asupra niciunuia dintre cele șase obiective de mediu.</w:t>
-      </w:r>
-    </w:p>
-    <w:p>
-      <w:pPr>
-        <w:jc w:val="both"/>
-      </w:pPr>
-      <w:r>
-        <w:rPr>
-          <w:b w:val="0"/>
-          <w:i w:val="0"/>
-        </w:rPr>
-        <w:t xml:space="preserve">Documentațiile de achiziție au inclus cerințe privind respectarea principiului DNSH și criterii de eficiență energetică pentru echipamentele IT, conform contractului de finanțare; echipamentele care vor ieși din uz vor fi reciclate selectiv. În cadrul SA5.3, materialele campaniei de informare și conștientizare </w:t>
+        <w:t>În perioada de raportare, activitățile proiectului au avut caracter educațional, social și de management și nu au presupus lucrări, intervenții asupra terenurilor sau habitatelor ori procese generatoare de emisii sau deșeuri semnificative; ele nu au avut efecte negative semnificative asupra niciunuia dintre cele șase obiective de mediu. Măsurile de dezvoltare durabilă asumate în cererea de finanțare au fost aplicate astfel:</w:t>
+      </w:r>
+    </w:p>
+    <w:p>
+      <w:pPr>
+        <w:spacing w:after="20"/>
+        <w:ind w:left="357" w:hanging="357"/>
+      </w:pPr>
+      <w:r>
+        <w:t>•</w:t>
+        <w:tab/>
+      </w:r>
+      <w:r>
+        <w:rPr>
+          <w:b w:val="0"/>
+          <w:i w:val="0"/>
+        </w:rPr>
+        <w:t xml:space="preserve">achiziții: documentațiile de achiziție a echipamentelor IT au inclus </w:t>
       </w:r>
       <w:r>
         <w:rPr>
@@ -13346,14 +13528,65 @@
           <w:i w:val="0"/>
           <w:highlight w:val="yellow"/>
         </w:rPr>
-        <w:t>«au inclus mesaje privind dezvoltarea durabilă și aplicarea principiului DNSH în viața de zi cu zi»</w:t>
-      </w:r>
-      <w:r>
-        <w:rPr>
-          <w:b w:val="0"/>
-          <w:i w:val="0"/>
-        </w:rPr>
-        <w:t xml:space="preserve">, iar în cadrul SA5.2 programul de formare </w:t>
+        <w:t>«criterii de eficiență energetică și de durată de viață»</w:t>
+      </w:r>
+      <w:r>
+        <w:rPr>
+          <w:b w:val="0"/>
+          <w:i w:val="0"/>
+        </w:rPr>
+        <w:t>, în acord cu criteriile „verzi” (Legea nr. 69/2016); echipamentele care vor ieși din uz vor fi reciclate selectiv la cel mai apropiat punct de colectare autorizat, iar mentenanța lor se asigură pentru evitarea uzurii premature;</w:t>
+      </w:r>
+    </w:p>
+    <w:p>
+      <w:pPr>
+        <w:spacing w:after="20"/>
+        <w:ind w:left="357" w:hanging="357"/>
+      </w:pPr>
+      <w:r>
+        <w:t>•</w:t>
+        <w:tab/>
+      </w:r>
+      <w:r>
+        <w:rPr>
+          <w:b w:val="0"/>
+          <w:i w:val="0"/>
+        </w:rPr>
+        <w:t>eficiența în utilizarea materialelor: imprimare față-verso, semnături digitale și gestionarea electronică a documentelor (transmitere, verificare și arhivare în format electronic), colectarea separată a deșeurilor de hârtie, metal, plastic și sticlă la sediul beneficiarului;</w:t>
+      </w:r>
+    </w:p>
+    <w:p>
+      <w:pPr>
+        <w:spacing w:after="20"/>
+        <w:ind w:left="357" w:hanging="357"/>
+      </w:pPr>
+      <w:r>
+        <w:t>•</w:t>
+        <w:tab/>
+      </w:r>
+      <w:r>
+        <w:rPr>
+          <w:b w:val="0"/>
+          <w:i w:val="0"/>
+        </w:rPr>
+        <w:t>evitarea reuniunilor suplimentare cu deplasare: aspectele curente au fost clarificate online sau telefonic, iar două dintre cele cinci întâlniri de management s-au desfășurat pe Zoom;</w:t>
+      </w:r>
+    </w:p>
+    <w:p>
+      <w:pPr>
+        <w:spacing w:after="20"/>
+        <w:ind w:left="357" w:hanging="357"/>
+      </w:pPr>
+      <w:r>
+        <w:t>•</w:t>
+        <w:tab/>
+      </w:r>
+      <w:r>
+        <w:rPr>
+          <w:b w:val="0"/>
+          <w:i w:val="0"/>
+        </w:rPr>
+        <w:t xml:space="preserve">informarea personalului: </w:t>
       </w:r>
       <w:r>
         <w:rPr>
@@ -13361,14 +13594,46 @@
           <w:i w:val="0"/>
           <w:highlight w:val="yellow"/>
         </w:rPr>
-        <w:t>«a abordat aplicarea principiului în activitatea didactică»</w:t>
-      </w:r>
-      <w:r>
-        <w:rPr>
-          <w:b w:val="0"/>
-          <w:i w:val="0"/>
-        </w:rPr>
-        <w:t>, conform angajamentelor din cererea de finanțare.</w:t>
+        <w:t>«sesiunea informativă privind eficiența în utilizarea resurselor, dedicată angajaților, și afișarea materialelor la sediul de implementare sunt planificate pentru perioada următoare / au fost realizate la …»</w:t>
+      </w:r>
+      <w:r>
+        <w:rPr>
+          <w:b w:val="0"/>
+          <w:i w:val="0"/>
+        </w:rPr>
+        <w:t>;</w:t>
+      </w:r>
+    </w:p>
+    <w:p>
+      <w:pPr>
+        <w:spacing w:after="20"/>
+        <w:ind w:left="357" w:hanging="357"/>
+      </w:pPr>
+      <w:r>
+        <w:t>•</w:t>
+        <w:tab/>
+      </w:r>
+      <w:r>
+        <w:rPr>
+          <w:b w:val="0"/>
+          <w:i w:val="0"/>
+        </w:rPr>
+        <w:t xml:space="preserve">în campania de informare și conștientizare (SA5.3) și în formarea cadrelor didactice (SA5.2), tema dezvoltării durabile și principiul DNSH se includ în materialele de lucru, conform angajamentelor, pe măsura realizării materialelor campaniei (din octombrie 2026) </w:t>
+      </w:r>
+      <w:r>
+        <w:rPr>
+          <w:b w:val="0"/>
+          <w:i w:val="0"/>
+          <w:highlight w:val="yellow"/>
+        </w:rPr>
+        <w:t>«și conform suportului de curs al furnizorului»</w:t>
+      </w:r>
+      <w:r>
+        <w:rPr>
+          <w:b w:val="0"/>
+          <w:i w:val="0"/>
+        </w:rPr>
+        <w:t>.</w:t>
       </w:r>
     </w:p>
     <w:p>
@@ -13382,7 +13647,7 @@
           <w:color w:val="1E6B2E"/>
           <w:sz w:val="16"/>
         </w:rPr>
-        <w:t>Caractere: 1.069 / 10.500 (10%) – în limită</w:t>
+        <w:t>Caractere: 1.797 / 10.500 (17%) – în limită</w:t>
       </w:r>
     </w:p>
     <w:tbl>
@@ -13434,7 +13699,7 @@
           <w:b w:val="0"/>
           <w:i w:val="0"/>
         </w:rPr>
-        <w:t>Nu este cazul pentru tipul de activități desfășurate în perioada de raportare.</w:t>
+        <w:t>Nu este cazul pentru tipul de activități desfășurate în perioada de raportare, care nu generează efecte reziduale asupra mediului.</w:t>
       </w:r>
     </w:p>
     <w:p>
@@ -13448,7 +13713,7 @@
           <w:color w:val="1E6B2E"/>
           <w:sz w:val="16"/>
         </w:rPr>
-        <w:t>Caractere: 78 / 10.500 (1%) – în limită</w:t>
+        <w:t>Caractere: 130 / 10.500 (1%) – în limită</w:t>
       </w:r>
     </w:p>
     <w:tbl>
@@ -13517,67 +13782,7 @@
           <w:b w:val="0"/>
           <w:i w:val="0"/>
         </w:rPr>
-        <w:t xml:space="preserve">Tema 10 – Abordarea provocărilor identificate în cadrul semestrului european: proiectul răspunde recomandării privind reducerea părăsirii timpurii a școlii, inclusiv în rândul elevilor romi și al celor din mediul rural. În perioada de raportare au fost identificați 172 de elevi în risc sau din medii defavorizate, </w:t>
-      </w:r>
-      <w:r>
-        <w:rPr>
-          <w:b w:val="0"/>
-          <w:i w:val="0"/>
-          <w:highlight w:val="yellow"/>
-        </w:rPr>
-        <w:t>«96»</w:t>
-      </w:r>
-      <w:r>
-        <w:rPr>
-          <w:b w:val="0"/>
-          <w:i w:val="0"/>
-        </w:rPr>
-        <w:t xml:space="preserve"> au intrat în operațiune și au început consilierea psihologică (</w:t>
-      </w:r>
-      <w:r>
-        <w:rPr>
-          <w:b w:val="0"/>
-          <w:i w:val="0"/>
-          <w:highlight w:val="yellow"/>
-        </w:rPr>
-        <w:t>«17»</w:t>
-      </w:r>
-      <w:r>
-        <w:rPr>
-          <w:b w:val="0"/>
-          <w:i w:val="0"/>
-        </w:rPr>
-        <w:t xml:space="preserve"> elevi), campania de informare și conștientizare (</w:t>
-      </w:r>
-      <w:r>
-        <w:rPr>
-          <w:b w:val="0"/>
-          <w:i w:val="0"/>
-          <w:highlight w:val="yellow"/>
-        </w:rPr>
-        <w:t>«34»</w:t>
-      </w:r>
-      <w:r>
-        <w:rPr>
-          <w:b w:val="0"/>
-          <w:i w:val="0"/>
-        </w:rPr>
-        <w:t xml:space="preserve"> de elevi) și programele remediale (</w:t>
-      </w:r>
-      <w:r>
-        <w:rPr>
-          <w:b w:val="0"/>
-          <w:i w:val="0"/>
-          <w:highlight w:val="yellow"/>
-        </w:rPr>
-        <w:t>«45»</w:t>
-      </w:r>
-      <w:r>
-        <w:rPr>
-          <w:b w:val="0"/>
-          <w:i w:val="0"/>
-        </w:rPr>
-        <w:t xml:space="preserve"> de elevi), iar 4 cadre didactice au parcurs programul de formare.</w:t>
+        <w:t>Tema 10 – Abordarea provocărilor identificate în cadrul semestrului european: proiectul răspunde recomandării privind reducerea părăsirii timpurii a școlii, inclusiv în rândul elevilor romi și al celor din mediul rural. În perioada de raportare au fost identificați 172 de elevi în risc sau din medii defavorizate, 97 au intrat în operațiune și au început consilierea psihologică (17 elevi), campania de informare și conștientizare (35 de elevi) și programele remediale (45 de elevi), iar 4 cadre didactice au parcurs programul de formare.</w:t>
       </w:r>
     </w:p>
     <w:p>
@@ -13594,7 +13799,7 @@
           <w:b w:val="0"/>
           <w:i w:val="0"/>
         </w:rPr>
-        <w:t>Tema 05 – Nediscriminare: au fost aplicate criteriile de prioritizare pentru elevii romi și pentru elevii cu dizabilități, iar recrutarea a vizat elevi din grupuri vulnerabile și din mediul rural; măsurile directe de sprijin (sprijin financiar pentru cazare, masă și transport și masă caldă), în valoare totală de 1.464.000,00 lei, vor fi acordate începând din perioada următoare.</w:t>
+        <w:t>Tema 05 – Nediscriminare (buget asumat 1.464.000,00 lei): au fost aplicate criteriile de prioritizare pentru elevii romi și pentru elevii cu dizabilități, iar recrutarea a vizat elevi din grupuri vulnerabile și din mediul rural; măsurile directe de sprijin (sprijin financiar pentru cazare, masă și transport și masă caldă) se acordă începând din perioada următoare, după validarea grupului țintă și contractarea serviciilor.</w:t>
       </w:r>
     </w:p>
     <w:p>
@@ -13625,7 +13830,7 @@
           <w:color w:val="1E6B2E"/>
           <w:sz w:val="16"/>
         </w:rPr>
-        <w:t>Caractere: 1.176 / 10.500 (11%) – în limită</w:t>
+        <w:t>Caractere: 1.213 / 10.500 (12%) – în limită</w:t>
       </w:r>
     </w:p>
     <w:tbl>

--- a/RP1_UNIC_352704/RP1_UNIC_352704_Raport_de_progres.docx
+++ b/RP1_UNIC_352704/RP1_UNIC_352704_Raport_de_progres.docx
@@ -13765,58 +13765,43 @@
           <w:b w:val="0"/>
           <w:i w:val="0"/>
         </w:rPr>
-        <w:t>Proiectul contribuie la temele secundare FSE+ asumate în cererea de finanțare:</w:t>
-      </w:r>
-    </w:p>
-    <w:p>
-      <w:pPr>
-        <w:spacing w:after="20"/>
-        <w:ind w:left="357" w:hanging="357"/>
-      </w:pPr>
-      <w:r>
-        <w:t>•</w:t>
-        <w:tab/>
-      </w:r>
-      <w:r>
-        <w:rPr>
-          <w:b w:val="0"/>
-          <w:i w:val="0"/>
-        </w:rPr>
-        <w:t>Tema 10 – Abordarea provocărilor identificate în cadrul semestrului european: proiectul răspunde recomandării privind reducerea părăsirii timpurii a școlii, inclusiv în rândul elevilor romi și al celor din mediul rural. În perioada de raportare au fost identificați 172 de elevi în risc sau din medii defavorizate, 97 au intrat în operațiune și au început consilierea psihologică (17 elevi), campania de informare și conștientizare (35 de elevi) și programele remediale (45 de elevi), iar 4 cadre didactice au parcurs programul de formare.</w:t>
-      </w:r>
-    </w:p>
-    <w:p>
-      <w:pPr>
-        <w:spacing w:after="20"/>
-        <w:ind w:left="357" w:hanging="357"/>
-      </w:pPr>
-      <w:r>
-        <w:t>•</w:t>
-        <w:tab/>
-      </w:r>
-      <w:r>
-        <w:rPr>
-          <w:b w:val="0"/>
-          <w:i w:val="0"/>
-        </w:rPr>
-        <w:t>Tema 05 – Nediscriminare (buget asumat 1.464.000,00 lei): au fost aplicate criteriile de prioritizare pentru elevii romi și pentru elevii cu dizabilități, iar recrutarea a vizat elevi din grupuri vulnerabile și din mediul rural; măsurile directe de sprijin (sprijin financiar pentru cazare, masă și transport și masă caldă) se acordă începând din perioada următoare, după validarea grupului țintă și contractarea serviciilor.</w:t>
-      </w:r>
-    </w:p>
-    <w:p>
-      <w:pPr>
-        <w:spacing w:after="20"/>
-        <w:ind w:left="357" w:hanging="357"/>
-      </w:pPr>
-      <w:r>
-        <w:t>•</w:t>
-        <w:tab/>
-      </w:r>
-      <w:r>
-        <w:rPr>
-          <w:b w:val="0"/>
-          <w:i w:val="0"/>
-        </w:rPr>
-        <w:t>Integrarea perspectivei de gen: activitățile de consiliere și de informare au abordat alegerea traseului educațional fără stereotipuri de gen (detalii la 15.1.1).</w:t>
+        <w:t>În perioada de raportare iulie – septembrie 2026, proiectul a contribuit la cele două teme secundare FSE+ asumate în cererea de finanțare, în măsura în care activitățile cu grupul țintă au început în luna septembrie.</w:t>
+      </w:r>
+    </w:p>
+    <w:p>
+      <w:pPr>
+        <w:jc w:val="both"/>
+      </w:pPr>
+      <w:r>
+        <w:rPr>
+          <w:b w:val="0"/>
+          <w:i w:val="0"/>
+        </w:rPr>
+        <w:t>Pentru tema secundară 10, abordarea provocărilor identificate în cadrul semestrului european, proiectul răspunde recomandării privind reducerea părăsirii timpurii a școlii, în special în rândul elevilor din mediul rural și al elevilor romi. În această perioadă, Experții GT au identificat, împreună cu școlile partenere, 172 de elevi aflați în risc de abandon sau proveniți din medii defavorizate, dintre care 97 au intrat în operațiune și au început să beneficieze de măsurile proiectului: 17 elevi din clasele a X-a – a XI-a au participat la sprijinul psihologic, 35 de elevi din clasele a VII-a – a VIII-a la activitățile campaniei de informare și conștientizare și 45 de elevi din clasa a IX-a la programele remediale. În paralel, cele 4 cadre didactice din grupul țintă au parcurs programul de formare acreditat, astfel încât intervenția asupra abandonului școlar să fie susținută și din interiorul școlilor.</w:t>
+      </w:r>
+    </w:p>
+    <w:p>
+      <w:pPr>
+        <w:jc w:val="both"/>
+      </w:pPr>
+      <w:r>
+        <w:rPr>
+          <w:b w:val="0"/>
+          <w:i w:val="0"/>
+        </w:rPr>
+        <w:t>Pentru tema secundară 05, nediscriminarea, căreia îi este alocat un buget de 1.464.000,00 lei, contribuția din această perioadă a constat în modul în care a fost organizată selecția grupului țintă: metodologia publicată aplică criterii transparente și acordă prioritate elevilor de etnie romă și elevilor cu dizabilități, recrutarea a vizat elevi din grupuri vulnerabile și din localități mici, iar familiile cu dificultăți au fost sprijinite direct de experți pentru a nu rămâne în afara proiectului. Măsurile directe care dau conținut financiar acestei teme, sprijinul financiar pentru cazare, masă și transport și masa caldă pentru participanții la programele remediale, nu au generat cheltuieli în perioada de raportare, întrucât acordarea lor începe după validarea grupului țintă și, respectiv, după contractarea serviciilor de masă caldă, în perioada următoare.</w:t>
+      </w:r>
+    </w:p>
+    <w:p>
+      <w:pPr>
+        <w:jc w:val="both"/>
+      </w:pPr>
+      <w:r>
+        <w:rPr>
+          <w:b w:val="0"/>
+          <w:i w:val="0"/>
+        </w:rPr>
+        <w:t>Integrarea perspectivei de gen a fost asigurată prin modul în care consilierea și activitățile de informare au tratat alegerea traseului educațional și profesional, fără stereotipuri de gen, așa cum este detaliat la punctul 15.1.1.</w:t>
       </w:r>
     </w:p>
     <w:p>
@@ -13830,7 +13815,7 @@
           <w:color w:val="1E6B2E"/>
           <w:sz w:val="16"/>
         </w:rPr>
-        <w:t>Caractere: 1.213 / 10.500 (12%) – în limită</w:t>
+        <w:t>Caractere: 2.230 / 10.500 (21%) – în limită</w:t>
       </w:r>
     </w:p>
     <w:tbl>

--- a/RP1_UNIC_352704/RP1_UNIC_352704_Raport_de_progres.docx
+++ b/RP1_UNIC_352704/RP1_UNIC_352704_Raport_de_progres.docx
@@ -4697,61 +4697,31 @@
           <w:b w:val="0"/>
           <w:i w:val="0"/>
         </w:rPr>
-        <w:t>R8: materiale publicitare realizate și distribuite – afișul A3 al proiectului, flyerul de prezentare pentru unitățile de învățământ (față-verso) și flyerul de 12 × 17 cm, realizate în luna iulie 2026 cu elementele obligatorii de identitate vizuală.</w:t>
-      </w:r>
-    </w:p>
-    <w:p>
-      <w:pPr>
-        <w:jc w:val="both"/>
-      </w:pPr>
-      <w:r>
-        <w:rPr>
-          <w:b w:val="0"/>
-          <w:i w:val="0"/>
-        </w:rPr>
-        <w:t>R9: 1 anunț de începere a proiectului publicat pe subpagina dedicată proiectului de pe site-ul beneficiarului (https://napocaporolissum.ro/unic-porolissum-2/), cu dovada publicării arhivată.</w:t>
-      </w:r>
-    </w:p>
-    <w:p>
-      <w:pPr>
-        <w:jc w:val="both"/>
-      </w:pPr>
-      <w:r>
-        <w:rPr>
-          <w:b w:val="0"/>
-          <w:i w:val="0"/>
-        </w:rPr>
-        <w:t xml:space="preserve">R10: promovarea proiectului pe site-ul beneficiarului (subpagina proiectului, creată la 02.07.2026), pe pagina de Facebook a proiectului „UNIC: Viitor prin Educație” (https://www.facebook.com/unic.viitorprineducatie) și pe contul de Instagram al proiectului realizată – </w:t>
-      </w:r>
-      <w:r>
-        <w:rPr>
-          <w:b w:val="0"/>
-          <w:i w:val="0"/>
-          <w:highlight w:val="yellow"/>
-        </w:rPr>
-        <w:t>«__»</w:t>
-      </w:r>
-      <w:r>
-        <w:rPr>
-          <w:b w:val="0"/>
-          <w:i w:val="0"/>
-        </w:rPr>
-        <w:t xml:space="preserve"> postări Facebook și </w:t>
-      </w:r>
-      <w:r>
-        <w:rPr>
-          <w:b w:val="0"/>
-          <w:i w:val="0"/>
-          <w:highlight w:val="yellow"/>
-        </w:rPr>
-        <w:t>«__»</w:t>
-      </w:r>
-      <w:r>
-        <w:rPr>
-          <w:b w:val="0"/>
-          <w:i w:val="0"/>
-        </w:rPr>
-        <w:t xml:space="preserve"> postări Instagram în perioada de raportare.</w:t>
+        <w:t>R8: materiale publicitare realizate și distribuite – afișul A3 al proiectului (expus la sediul beneficiarului și la unitățile de învățământ partenere), flyerul de prezentare față-verso pentru unitățile de învățământ și flyerul de 12 × 17 cm pentru elevi și părinți, realizate în luna iulie 2026 cu elementele obligatorii de identitate vizuală.</w:t>
+      </w:r>
+    </w:p>
+    <w:p>
+      <w:pPr>
+        <w:jc w:val="both"/>
+      </w:pPr>
+      <w:r>
+        <w:rPr>
+          <w:b w:val="0"/>
+          <w:i w:val="0"/>
+        </w:rPr>
+        <w:t>R9: 1 anunț de începere a proiectului publicat la 07.07.2026 pe pagina de Facebook a proiectului și pe subpagina dedicată de pe site-ul beneficiarului (https://napocaporolissum.ro/unic-porolissum-2/), cu dovada publicării arhivată.</w:t>
+      </w:r>
+    </w:p>
+    <w:p>
+      <w:pPr>
+        <w:jc w:val="both"/>
+      </w:pPr>
+      <w:r>
+        <w:rPr>
+          <w:b w:val="0"/>
+          <w:i w:val="0"/>
+        </w:rPr>
+        <w:t>R10: promovarea proiectului online realizată – subpagina proiectului pe site-ul beneficiarului (creată la 02.07.2026, cu anunțuri și metodologii), pagina de Facebook „UNIC: Viitor prin Educație” (7 postări), contul de Instagram @unic.viitorprineducatie (3 postări) și pagina de LinkedIn a beneficiarului (3 postări) – în total 13 postări în perioada de raportare.</w:t>
       </w:r>
     </w:p>
     <w:p>
@@ -4777,7 +4747,7 @@
           <w:color w:val="1E6B2E"/>
           <w:sz w:val="16"/>
         </w:rPr>
-        <w:t>Caractere: 859 / 3.500 (25%) – în limită</w:t>
+        <w:t>Caractere: 1.015 / 3.500 (29%) – în limită</w:t>
       </w:r>
     </w:p>
     <w:tbl>
@@ -4895,19 +4865,19 @@
           <w:b w:val="0"/>
           <w:i w:val="0"/>
         </w:rPr>
-        <w:t>În perioada de raportare iulie – septembrie 2026 (L1–L3), SA3.1 a vizat asigurarea vizibilității proiectului și a sprijinului acordat de Uniunea Europeană prin Programul Educație și Ocupare 2021-2027 încă de la debutul implementării, cu respectarea Manualului de identitate vizuală 2021-2027, a Ghidului solicitantului – condiții generale PEO și a Anexei 18 la Manualul beneficiarului. Activitatea a fost derulată de Asistentul manager, cu sprijinul experților de grup țintă și al Expertului comunicare, sub avizarea Managerului de proiect.</w:t>
-      </w:r>
-    </w:p>
-    <w:p>
-      <w:pPr>
-        <w:jc w:val="both"/>
-      </w:pPr>
-      <w:r>
-        <w:rPr>
-          <w:b w:val="0"/>
-          <w:i w:val="0"/>
-        </w:rPr>
-        <w:t xml:space="preserve">Publicarea anunțului de începere a proiectului. La 02.07.2026, pe site-ul beneficiarului a fost creată subpagina dedicată proiectului (https://napocaporolissum.ro/unic-porolissum-2/), în secțiunea „Programe – PEO – Programul Educație și Ocupare”, cu antetul proiectului (emblema Uniunii Europene și mențiunea „Cofinanțat de Uniunea Europeană”, sigla Guvernului României, sigla beneficiarului și sigla proiectului). Anunțul de începere, redactat de Asistentul manager conform structurii obligatorii din Manualul de identitate vizuală și avizat de Managerul de proiect, a fost publicat pe subpagină la </w:t>
+        <w:t>În perioada de raportare iulie – septembrie 2026 (L1–L3), SA3.1 a asigurat vizibilitatea proiectului și a sprijinului acordat de Uniunea Europeană prin Programul Educație și Ocupare 2021-2027 încă de la debutul implementării, prin măsurile minime de informare și publicitate prevăzute în cererea de finanțare, în Ghidul solicitantului – condiții generale și în Manualul de identitate vizuală 2021-2027: descrierea operațiunii pe site și pe paginile de comunicare socială, mențiunea sprijinului UE în documente și materiale, afișul A3 la sediul de implementare și informarea participanților cu privire la sprijinul FSE+. Activitatea a fost derulată de Asistentul manager, cu sprijinul Expertului comunicare și al Experților GT pentru conținutul postărilor și distribuirea materialelor în școli, sub avizarea Managerului de proiect.</w:t>
+      </w:r>
+    </w:p>
+    <w:p>
+      <w:pPr>
+        <w:jc w:val="both"/>
+      </w:pPr>
+      <w:r>
+        <w:rPr>
+          <w:b w:val="0"/>
+          <w:i w:val="0"/>
+        </w:rPr>
+        <w:t xml:space="preserve">Publicarea anunțului de începere a proiectului. La 02.07.2026, pe site-ul beneficiarului a fost creată subpagina dedicată proiectului, în secțiunea „Programe – PEO”, cu antetul proiectului (emblema Uniunii Europene și mențiunea „Cofinanțat de Uniunea Europeană”, sigla Guvernului României, sigla beneficiarului și sigla proiectului), cu datele de identificare, descrierea și obiectivul principal, justificarea, rezultatele așteptate, activitățile și secțiunile „Anunțuri” și „Metodologii”. Anunțul de începere, redactat de Asistentul manager după structura obligatorie din Manualul de identitate vizuală (beneficiar, titlu și cod MySMIS 352704, program și prioritate, fond FSE+, perioadă și regiune de implementare, valoare totală de 6.917.106,49 lei, scop, activități, grup țintă, rezultate, date de contact) și avizat de Managerul de proiect, a fost publicat la 07.07.2026 pe pagina de Facebook a proiectului, în postare comună cu pagina beneficiarului, și pe subpagina proiectului </w:t>
       </w:r>
       <w:r>
         <w:rPr>
@@ -4915,26 +4885,26 @@
           <w:i w:val="0"/>
           <w:highlight w:val="yellow"/>
         </w:rPr>
-        <w:t>«__.07.2026»</w:t>
-      </w:r>
-      <w:r>
-        <w:rPr>
-          <w:b w:val="0"/>
-          <w:i w:val="0"/>
-        </w:rPr>
-        <w:t xml:space="preserve"> și cuprinde beneficiarul, titlul și codul MySMIS 352704, programul (Programul Educație și Ocupare 2021-2027, Prioritatea P8), fondul (FSE+), perioada (iulie 2026 – iunie 2029) și regiunea de implementare, valoarea totală de 6.917.106,49 lei, scopul, activitățile, grupul țintă, rezultatele urmărite și datele de contact. Dovada publicării (captură de ecran cu data și adresa URL activă) și anunțul în format PDF au fost arhivate în dosarul de informare și publicitate.</w:t>
-      </w:r>
-    </w:p>
-    <w:p>
-      <w:pPr>
-        <w:jc w:val="both"/>
-      </w:pPr>
-      <w:r>
-        <w:rPr>
-          <w:b w:val="0"/>
-          <w:i w:val="0"/>
-        </w:rPr>
-        <w:t xml:space="preserve">Promovarea proiectului online. Subpagina proiectului prezintă descrierea și obiectivul principal, justificarea și relevanța, rezultatele așteptate, activitățile și grupul țintă, fiind actualizată pe parcursul perioadei de raportare. La 16.07.2026 au fost publicate pe subpagină Metodologia privind identificarea, recrutarea, înscrierea, verificarea, selectarea, validarea și menținerea grupului țintă și Metodologia privind acordarea sprijinului financiar pentru transport, cazare și masă, asigurând accesul egal la informație al tuturor persoanelor interesate și transparența procesului de selecție. Proiectul este promovat și prin pagina de Facebook dedicată „UNIC: Viitor prin Educație” (https://www.facebook.com/unic.viitorprineducatie), creată </w:t>
+        <w:t>«(data publicării pe site: __.07.2026)»</w:t>
+      </w:r>
+      <w:r>
+        <w:rPr>
+          <w:b w:val="0"/>
+          <w:i w:val="0"/>
+        </w:rPr>
+        <w:t>; dovada publicării, cu data și adresa URL activă, și anunțul în format PDF sunt arhivate în dosarul de informare și publicitate.</w:t>
+      </w:r>
+    </w:p>
+    <w:p>
+      <w:pPr>
+        <w:jc w:val="both"/>
+      </w:pPr>
+      <w:r>
+        <w:rPr>
+          <w:b w:val="0"/>
+          <w:i w:val="0"/>
+        </w:rPr>
+        <w:t xml:space="preserve">Promovarea proiectului online. În iulie 2026 au fost create canalele de comunicare ale proiectului: pagina de Facebook „UNIC: Viitor prin Educație” (https://www.facebook.com/unic.viitorprineducatie), cu fotografie de copertă conformă regulilor de identitate vizuală și secțiunea „Prezentare” cu titlul proiectului, mențiunea cofinanțării și codul MySMIS, care avea </w:t>
       </w:r>
       <w:r>
         <w:rPr>
@@ -4942,14 +4912,26 @@
           <w:i w:val="0"/>
           <w:highlight w:val="yellow"/>
         </w:rPr>
-        <w:t>«la __.__.2026»</w:t>
-      </w:r>
-      <w:r>
-        <w:rPr>
-          <w:b w:val="0"/>
-          <w:i w:val="0"/>
-        </w:rPr>
-        <w:t xml:space="preserve">, și prin contul de Instagram al proiectului </w:t>
+        <w:t>«588»</w:t>
+      </w:r>
+      <w:r>
+        <w:rPr>
+          <w:b w:val="0"/>
+          <w:i w:val="0"/>
+        </w:rPr>
+        <w:t xml:space="preserve"> de urmăritori la finalul perioadei de raportare, și contul de Instagram @unic.viitorprineducatie; pentru comunicarea către angajatori și instituții a fost folosită și pagina de LinkedIn a beneficiarului. În perioada de raportare au fost publicate 13 postări, fiecare cu emblema UE, mențiunea cofinanțării și codul SMIS: în iulie, anunțul de începere (07.07) și anunțul publicării celor două metodologii pe site (16.07); în august, prezentarea pachetului de măsuri pentru cei 500 de elevi din Turda și Huedin (04.08) și anunțul de recrutare a formatorilor pentru programul de formare a cadrelor didactice (13.08, Facebook și Instagram); în septembrie, apelul la înscriere adresat elevilor de la Colegiul Tehnic Turda și Liceul Tehnologic „Vlădeasa” Huedin, cu trimitere la metodologiile de pe site (17.09), începerea orelor remediale de limba română și a primelor activități cu elevii la Colegiul Tehnic Turda, cu fotografii și material video (29.09, Facebook și Instagram), și trei postări pe LinkedIn (29.09) cu prezentarea proiectului, a modelului de intervenție și apelul către companiile din județul Cluj pentru târgul de oportunități și vizitele la operatori economici. La 16.07.2026 au fost publicate pe subpagina proiectului Metodologia de selecție a grupului țintă și Metodologia privind acordarea sprijinului financiar, asigurând accesul egal la informație și transparența selecției. Conținutul postărilor a fost pregătit de Asistentul manager și de Expertul comunicare și avizat de Managerul de proiect; link-urile și capturile de ecran cu data vizibilă sunt centralizate lunar în documentele „SA 3.1_Informare și publicitate_UNIC_352704” pentru iulie, august și septembrie 2026.</w:t>
+      </w:r>
+    </w:p>
+    <w:p>
+      <w:pPr>
+        <w:jc w:val="both"/>
+      </w:pPr>
+      <w:r>
+        <w:rPr>
+          <w:b w:val="0"/>
+          <w:i w:val="0"/>
+        </w:rPr>
+        <w:t xml:space="preserve">Realizarea și distribuirea materialelor publicitare. În luna iulie 2026 au fost realizate, în regie proprie, afișul A3 al proiectului, flyerul de prezentare față-verso pentru unitățile de învățământ (scopul proiectului, grupul țintă pe acțiuni, documentele necesare înscrierii, protecția datelor) și flyerul de 12 × 17 cm pentru elevi și părinți, cu conceptul și conținutul verificate de Managerul de proiect sub aspectul identității vizuale. Afișul A3 a fost expus într-un loc vizibil publicului la sediul de implementare din comuna Gilău și la unitățile de învățământ partenere – Colegiul Tehnic Turda, inclusiv la structura Poiana, Liceul Tehnologic „Vlădeasa” Huedin și, din septembrie, Liceul Teologic Reformat Cluj-Napoca – fiind realizate fotografii ca dovadă </w:t>
       </w:r>
       <w:r>
         <w:rPr>
@@ -4957,14 +4939,26 @@
           <w:i w:val="0"/>
           <w:highlight w:val="yellow"/>
         </w:rPr>
-        <w:t>«@cont_instagram»</w:t>
-      </w:r>
-      <w:r>
-        <w:rPr>
-          <w:b w:val="0"/>
-          <w:i w:val="0"/>
-        </w:rPr>
-        <w:t xml:space="preserve">; pagina de Facebook prezintă titlul proiectului, mențiunea cofinanțării de către Uniunea Europeană prin PEO 2021-2027 și codul MySMIS și care avea </w:t>
+        <w:t>«(fotografia afișului de la Huedin și de la Liceul Teologic Reformat – de adăugat)»</w:t>
+      </w:r>
+      <w:r>
+        <w:rPr>
+          <w:b w:val="0"/>
+          <w:i w:val="0"/>
+        </w:rPr>
+        <w:t>. Flyerele au fost distribuite elevilor și părinților la întâlnirile de informare și recrutare din iulie, august și septembrie 2026 și au stat la baza materialelor campaniei de informare și conștientizare din SA5.3.</w:t>
+      </w:r>
+    </w:p>
+    <w:p>
+      <w:pPr>
+        <w:jc w:val="both"/>
+      </w:pPr>
+      <w:r>
+        <w:rPr>
+          <w:b w:val="0"/>
+          <w:i w:val="0"/>
+        </w:rPr>
+        <w:t xml:space="preserve">Mențiunea privind sprijinul UE în documente și informarea participanților. Toate documentele utilizate în relația cu grupul țintă și cu publicul (formularele de înscriere, notele de informare, listele de prezență, fișele de lucru, testele de evaluare, adeverințele, minutele) poartă antetul proiectului și mențiunea cofinanțării de către Uniunea Europeană prin Programul Educație și Ocupare 2021-2027, iar la înscriere participanții au fost informați, prin nota de informare privind activitățile proiectului, cu privire la sprijinul acordat prin FSE+. Echipamentele IT recepționate la 18.09.2026 </w:t>
       </w:r>
       <w:r>
         <w:rPr>
@@ -4972,91 +4966,7 @@
           <w:i w:val="0"/>
           <w:highlight w:val="yellow"/>
         </w:rPr>
-        <w:t>«588»</w:t>
-      </w:r>
-      <w:r>
-        <w:rPr>
-          <w:b w:val="0"/>
-          <w:i w:val="0"/>
-        </w:rPr>
-        <w:t xml:space="preserve"> de urmăritori la finalul perioadei de raportare. Pe cele două canale au fost publicate, în perioada de raportare, </w:t>
-      </w:r>
-      <w:r>
-        <w:rPr>
-          <w:b w:val="0"/>
-          <w:i w:val="0"/>
-          <w:highlight w:val="yellow"/>
-        </w:rPr>
-        <w:t>«__»</w:t>
-      </w:r>
-      <w:r>
-        <w:rPr>
-          <w:b w:val="0"/>
-          <w:i w:val="0"/>
-        </w:rPr>
-        <w:t xml:space="preserve"> postări pe Facebook și </w:t>
-      </w:r>
-      <w:r>
-        <w:rPr>
-          <w:b w:val="0"/>
-          <w:i w:val="0"/>
-          <w:highlight w:val="yellow"/>
-        </w:rPr>
-        <w:t>«__»</w:t>
-      </w:r>
-      <w:r>
-        <w:rPr>
-          <w:b w:val="0"/>
-          <w:i w:val="0"/>
-        </w:rPr>
-        <w:t xml:space="preserve"> postări pe Instagram despre proiect </w:t>
-      </w:r>
-      <w:r>
-        <w:rPr>
-          <w:b w:val="0"/>
-          <w:i w:val="0"/>
-          <w:highlight w:val="yellow"/>
-        </w:rPr>
-        <w:t>«(lansarea proiectului, întâlnirile de informare din școli, publicarea metodologiilor, începerea activităților cu elevii)»</w:t>
-      </w:r>
-      <w:r>
-        <w:rPr>
-          <w:b w:val="0"/>
-          <w:i w:val="0"/>
-        </w:rPr>
-        <w:t>, ultima din 29.09.2026 marcând începerea activităților cu elevii la Colegiul Tehnic Turda, cu fotografii și materiale video. Conținutul postărilor a fost pregătit de Asistentul manager și de Expertul comunicare și avizat de Managerul de proiect; link-urile și capturile de ecran ale postărilor sunt centralizate lunar în documentele „SA 3.1_07.2026 / 08.2026 / 09.2026_Informare și Publicitate”.</w:t>
-      </w:r>
-    </w:p>
-    <w:p>
-      <w:pPr>
-        <w:jc w:val="both"/>
-      </w:pPr>
-      <w:r>
-        <w:rPr>
-          <w:b w:val="0"/>
-          <w:i w:val="0"/>
-        </w:rPr>
-        <w:t>Realizarea și distribuirea materialelor publicitare. În luna iulie 2026 au fost realizate, în regie proprie, materialele de informare ale proiectului: afișul A3, flyerul de prezentare față-verso pentru unitățile de învățământ (scopul proiectului, grupul țintă pe acțiuni, documentele necesare înscrierii, protecția datelor) și flyerul de 12 × 17 cm pentru elevi și părinți. Conceptul și conținutul au fost verificate de Managerul de proiect sub aspectul respectării cerințelor de identitate vizuală. Materialele au fost utilizate în întâlnirile de informare cu conducerile unităților de învățământ partenere și cu elevii, din iulie și septembrie 2026, și au stat la baza afișelor și pliantelor campaniei de informare și conștientizare din SA5.3. Afișul A3 a fost expus într-un loc vizibil publicului la sediul de implementare al beneficiarului din comuna Gilău și la unitățile de învățământ partenere (Colegiul Tehnic Turda, Liceul Tehnologic „Vlădeasa” Huedin și, din septembrie, Liceul Teologic Reformat Cluj-Napoca), fiind realizate fotografii ca dovadă.</w:t>
-      </w:r>
-    </w:p>
-    <w:p>
-      <w:pPr>
-        <w:jc w:val="both"/>
-      </w:pPr>
-      <w:r>
-        <w:rPr>
-          <w:b w:val="0"/>
-          <w:i w:val="0"/>
-        </w:rPr>
-        <w:t xml:space="preserve">Mențiunea privind sprijinul UE în documentele proiectului. Toate documentele utilizate în relația cu grupul țintă și cu publicul (formularele de înscriere, notele de informare, listele de prezență, fișele de lucru, testele de evaluare, adeverințele) poartă antetul proiectului și mențiunea privind cofinanțarea de către Uniunea Europeană prin Programul Educație și Ocupare 2021-2027. La înscriere, participanții au fost informați, prin nota de informare privind activitățile proiectului, cu privire la sprijinul acordat prin FSE+. Echipamentele IT recepționate la 18.09.2026 </w:t>
-      </w:r>
-      <w:r>
-        <w:rPr>
-          <w:b w:val="0"/>
-          <w:i w:val="0"/>
-          <w:highlight w:val="yellow"/>
-        </w:rPr>
-        <w:t>«au fost inscripționate cu autocolante care conțin elementele de identitate vizuală»</w:t>
+        <w:t>«au fost inscripționate cu autocolante conținând elementele de identitate vizuală»</w:t>
       </w:r>
       <w:r>
         <w:rPr>
@@ -5075,7 +4985,7 @@
           <w:b w:val="0"/>
           <w:i w:val="0"/>
         </w:rPr>
-        <w:t>Activitatea s-a desfășurat la sediul beneficiarului și este documentată prin anunțul de începere și dovada publicării, capturile de ecran ale subpaginii și ale postărilor, materialele de informare realizate, fotografiile afișelor expuse și fișele de pontaj și rapoartele de activitate ale experților implicați.</w:t>
+        <w:t>Activitatea s-a desfășurat la sediul beneficiarului și este documentată prin anunțul de începere și dovada publicării, capturile de ecran ale subpaginii și ale postărilor (cu link-uri și date), materialele de informare realizate, fotografiile afișelor expuse și fișele de pontaj și rapoartele de activitate ale experților implicați, centralizate în cele trei documente lunare ale subactivității.</w:t>
       </w:r>
     </w:p>
     <w:p>
@@ -5089,7 +4999,7 @@
           <w:color w:val="1E6B2E"/>
           <w:sz w:val="16"/>
         </w:rPr>
-        <w:t>Caractere: 5.334 / 10.500 (51%) – în limită</w:t>
+        <w:t>Caractere: 6.186 / 10.500 (59%) – în limită</w:t>
       </w:r>
     </w:p>
     <w:tbl>
@@ -5135,7 +5045,7 @@
                 <w:color w:val="9B1C1C"/>
                 <w:sz w:val="18"/>
               </w:rPr>
-              <w:t>Facebook: fără autentificare se vede doar ultima postare (29.09.2026) și numărul de urmăritori (588 la 07.10.2026); se completează numărul postărilor pe luni, temele și data creării paginii, iar capturile (Facebook și Instagram) se inserează în documentele lunare „SA 3.1_07/08/09.2026_Informare și Publicitate.docx” (livrabile/). Contul de Instagram: handle-ul nu a putut fi identificat (Instagram blochează accesul fără autentificare); fotografiile afișului A3 (sediu + școli) sunt în calculatorul MP, nu în Drive. Data publicării anunțului de începere: între 02.07 și 30.07.2026 (ultima actualizare a subpaginii) – de confirmat. ATENȚIE: flyerul pentru școli (flyer_UNIC_352704_scoli_fata_verso.pdf) are în antet „Programul Operațional Incluziune și Demnitate Socială (POIDS)” în loc de PEO – se corectează înainte de orice nouă distribuire și se decide dacă versiunea distribuită se include la RP1. Subpagina site: „intensitate intervenție 100%” de verificat față de contract (FSE+ 85% + buget național 15%).</w:t>
+              <w:t>SA3.1 verificat la 14.10 pe site, Facebook, Instagram, LinkedIn: 7 postări FB (07.07, 16.07, 04.08, 13.08, 17.09, 29.09 ×2), 3 IG (13.08, 29.09 ×2), 3 LinkedIn (29.09, pe pagina Asociației). În PDF-ul echipei link-urile postărilor din 17.09 și 29.09 10:57 sunt inversate – corectate în documentul lunar. Lipsesc: fotografia afișului de la Huedin și LTR, data publicării anunțului pe site, numărul de urmăritori la 30.09.</w:t>
             </w:r>
           </w:p>
         </w:tc>

--- a/RP1_UNIC_352704/RP1_UNIC_352704_Raport_de_progres.docx
+++ b/RP1_UNIC_352704/RP1_UNIC_352704_Raport_de_progres.docx
@@ -15295,7 +15295,7 @@
                 <w:i w:val="0"/>
                 <w:sz w:val="17"/>
               </w:rPr>
-              <w:t>Anexa 13_Lista experți_RP 1.pdf (+ .xlsx)</w:t>
+              <w:t>Anexa 13_Lista experti_RP 1_UNIC_352704.pdf (generat din livrabile/…docx)</w:t>
             </w:r>
           </w:p>
         </w:tc>
@@ -15333,7 +15333,7 @@
                 <w:i w:val="0"/>
                 <w:sz w:val="17"/>
               </w:rPr>
-              <w:t>Un rând pe expert și lună (iul., aug., sept.); aceleași persoane ca la pct. 12.</w:t>
+              <w:t>21 de rânduri – un rând pe expert și lună (iul., aug., sept.); aceleași persoane ca la pct. 12. Rândurile RF iulie–august (Dumitrescu) se păstrează doar dacă există pontajele.</w:t>
             </w:r>
           </w:p>
         </w:tc>
@@ -15354,7 +15354,7 @@
                 <w:i w:val="0"/>
                 <w:sz w:val="17"/>
               </w:rPr>
-              <w:t>Anexa 14_Centralizator livrabile_RP 1.pdf</w:t>
+              <w:t>Anexa 14_Lista livrabile_RP 1_UNIC_352704.pdf (generat din livrabile/…docx)</w:t>
             </w:r>
           </w:p>
         </w:tc>
@@ -15392,7 +15392,7 @@
                 <w:i w:val="0"/>
                 <w:sz w:val="17"/>
               </w:rPr>
-              <w:t>Metodologii (GT, sprijin financiar, remediale), proceduri și planuri – stare, experți, data aprobării; și livrabilele din alte proiecte PEO/PIDS ale beneficiarului.</w:t>
+              <w:t>Completată cu mențiunea „Nu este cazul” – în RP 1 nu au fost realizate livrabile de tip studii/analize/strategii/curricula/ghiduri/platforme/manuale; metodologiile, planurile și procedurile sunt documente justificative, nu livrabile. Rând galben pentru proiectul PIDS 329335 – de verificat/eliminat.</w:t>
             </w:r>
           </w:p>
         </w:tc>

--- a/RP1_UNIC_352704/RP1_UNIC_352704_Raport_de_progres.docx
+++ b/RP1_UNIC_352704/RP1_UNIC_352704_Raport_de_progres.docx
@@ -1926,7 +1926,7 @@
                 <w:i w:val="0"/>
                 <w:sz w:val="17"/>
               </w:rPr>
-              <w:t xml:space="preserve"> RA septembrie Expert GT 1 există doar în folderul „vechi – 07.10” (versiunea finală de confirmat); RA + livrabile FC2 încărcate la 07.10 (pontaj de verificat); lipsesc pontajele RF iulie–august (Dumitrescu); pontajele MP doar ca Google Sheet, nesemnate; Facilitatorul comunitar 1 (Notificarea nr. 1) nu a fost angajat încă.</w:t>
+              <w:t xml:space="preserve"> RA septembrie Expert GT 1 există doar în folderul „vechi – 07.10” (versiunea finală de confirmat); RA + livrabile FC2 încărcate la 07.10 (pontaj de verificat); pontajele MP doar ca Google Sheet, nesemnate; Facilitatorul comunitar 1 (Notificarea nr. 1) nu a fost angajat încă.</w:t>
             </w:r>
           </w:p>
         </w:tc>
@@ -15333,7 +15333,7 @@
                 <w:i w:val="0"/>
                 <w:sz w:val="17"/>
               </w:rPr>
-              <w:t>21 de rânduri – un rând pe expert și lună (iul., aug., sept.); aceleași persoane ca la pct. 12. Rândurile RF iulie–august (Dumitrescu) se păstrează doar dacă există pontajele.</w:t>
+              <w:t>21 de rânduri – un rând pe expert și lună (iul., aug., sept.), după modelul RP 8 (329335): categorie cu nivel de experiență, „Lider – Asociația GAL Napoca Porolissum”, coduri S.A.; aceleași persoane ca la pct. 12. Pontajele RF iulie–august (Dumitrescu) există în Drive.</w:t>
             </w:r>
           </w:p>
         </w:tc>
@@ -15392,7 +15392,7 @@
                 <w:i w:val="0"/>
                 <w:sz w:val="17"/>
               </w:rPr>
-              <w:t>Completată cu mențiunea „Nu este cazul” – în RP 1 nu au fost realizate livrabile de tip studii/analize/strategii/curricula/ghiduri/platforme/manuale; metodologiile, planurile și procedurile sunt documente justificative, nu livrabile. Rând galben pentru proiectul PIDS 329335 – de verificat/eliminat.</w:t>
+              <w:t>Completată cu mențiunea „Nu este cazul” – în RP 1 nu au fost realizate livrabile de tip studii/analize/strategii/curricula/ghiduri/platforme/manuale; metodologiile, planurile și procedurile sunt documente justificative, nu livrabile. Antet ca în modelul RP 8 (denumire proiect, cod SMIS, nr. RP, beneficiar, partener – nu este cazul).</w:t>
             </w:r>
           </w:p>
         </w:tc>

--- a/RP1_UNIC_352704/RP1_UNIC_352704_Raport_de_progres.docx
+++ b/RP1_UNIC_352704/RP1_UNIC_352704_Raport_de_progres.docx
@@ -5125,7 +5125,7 @@
           <w:b w:val="0"/>
           <w:i w:val="0"/>
         </w:rPr>
-        <w:t>R13: 97 de elevi selectați și intrați în operațiune (17 pe acțiunea 8.f.1, 35 pe acțiunea 8.f.2 și 45 pe acțiunea 8.f.3), toți înregistrați în MySMIS2021 cu formularul de înregistrare semnat și dosarul de grup țintă încărcat, din 134 de dosare de grup țintă constituite și verificate pe grila de eligibilitate (</w:t>
+        <w:t>R13: 98 de elevi selectați și intrați în operațiune (17 pe acțiunea 8.f.1, 35 pe acțiunea 8.f.2 și 46 pe acțiunea 8.f.3), toți înregistrați în MySMIS2021 cu formularul de înregistrare semnat și dosarul de grup țintă încărcat, din 134 de dosare de grup țintă constituite și verificate pe grila de eligibilitate (</w:t>
       </w:r>
       <w:r>
         <w:rPr>
@@ -5218,7 +5218,7 @@
           <w:b w:val="0"/>
           <w:i w:val="0"/>
         </w:rPr>
-        <w:t>Risc identificat: ritmul recrutării este mai lent decât estimările inițiale ale unităților de învățământ partenere. În aceleași școli recrutează grup țintă și alte organizații care implementează proiecte pe același apel, verificarea încrucișată a listelor pentru evitarea dublei finanțări a prelungit constituirea dosarelor, școlile au înscriși în acest an școlar mai puțini elevi decât estimaseră, iar o parte dintre familii nu au completat documentele sau au avut rețineri față de încadrarea copiilor într-o categorie vulnerabilă. La 30.09.2026, cei 97 de elevi intrați în operațiune reprezintă 58% din ținta primului an (167 de elevi), decalajul fiind concentrat pe acțiunile 8.f.1 (17 din 61) și 8.f.3 (45 din 71); acțiunea 8.f.2 este la nivelul țintei anuale (35 din 35).</w:t>
+        <w:t>Risc identificat: ritmul recrutării este mai lent decât estimările inițiale ale unităților de învățământ partenere. În aceleași școli recrutează grup țintă și alte organizații care implementează proiecte pe același apel, verificarea încrucișată a listelor pentru evitarea dublei finanțări a prelungit constituirea dosarelor, școlile au înscriși în acest an școlar mai puțini elevi decât estimaseră, iar o parte dintre familii nu au completat documentele sau au avut rețineri față de încadrarea copiilor într-o categorie vulnerabilă. La 30.09.2026, cei 98 de elevi intrați în operațiune reprezintă 59% din ținta primului an (167 de elevi), decalajul fiind concentrat pe acțiunile 8.f.1 (17 din 61) și 8.f.3 (46 din 71); acțiunea 8.f.2 este la nivelul țintei anuale (35 din 35).</w:t>
       </w:r>
     </w:p>
     <w:p>
@@ -5344,7 +5344,7 @@
           <w:b w:val="0"/>
           <w:i w:val="0"/>
         </w:rPr>
-        <w:t xml:space="preserve">Regula aplicată pentru intrarea în operațiune este data primei activități la care a participat elevul, pe baza listelor de prezență semnate; înregistrarea în MySMIS2021 a început la 16.09.2026 și a continuat pe măsura semnării formularelor de către părinți, cu dosarul de grup țintă semnat electronic și încărcat în platformă. La 30.09.2026 erau constituite 134 de dosare de grup țintă și intraseră în operațiune 97 de elevi (17 pe acțiunea 8.f.1, 35 pe acțiunea 8.f.2 și 45 pe acțiunea 8.f.3), toți înregistrați în MySMIS2021, împreună cu cele 4 cadre didactice. Față de ținta primului an, recrutarea este realizată în proporție de 58%: acțiunea 8.f.2 este la nivelul țintei anuale, iar decalajul este pe clasele a IX-a – a XI-a, pentru care recrutarea continuă în școlile partenere și prin extinderea rețelei de școli. </w:t>
+        <w:t xml:space="preserve">Regula aplicată pentru intrarea în operațiune este data primei activități la care a participat elevul, pe baza listelor de prezență semnate; înregistrarea în MySMIS2021 a început la 16.09.2026 și a continuat pe măsura semnării formularelor de către părinți, cu dosarul de grup țintă semnat electronic și încărcat în platformă. La 30.09.2026 erau constituite 134 de dosare de grup țintă și intraseră în operațiune 98 de elevi (17 pe acțiunea 8.f.1, 35 pe acțiunea 8.f.2 și 46 pe acțiunea 8.f.3), toți înregistrați în MySMIS2021, împreună cu cele 4 cadre didactice. Față de ținta primului an, recrutarea este realizată în proporție de 59%: acțiunea 8.f.2 este la nivelul țintei anuale, iar decalajul este pe clasele a IX-a – a XI-a, pentru care recrutarea continuă în școlile partenere și prin extinderea rețelei de școli. </w:t>
       </w:r>
       <w:r>
         <w:rPr>
@@ -5436,7 +5436,7 @@
                 <w:color w:val="9B1C1C"/>
                 <w:sz w:val="18"/>
               </w:rPr>
-              <w:t>Cifre GT la 30.09.2026 – textul folosește RA-urile corectate (GT1 din 08.10, GT2 din 05.10): 97 intrați în operațiune (17/35/45) = 55 GT1 (17/19/19) + 42 GT2 (26 Turda IX + 16 Huedin), toți înregistrați în MySMIS (GT1: 55 + 24 ai GT2; GT2: 42). Registrul GT (08.10) dă 96 (17/34/45) – diferență de 1 elev pe 8.f.2 (Turda VII–VIII: 18 în registru / 19 în RA GT1). Dosare: GT1 68 (21/27/20) + GT2 66 (36 + 30) = 134; numărul celor complete (</w:t>
+              <w:t>Cifre GT la 30.09.2026 – textul folosește RA-urile corectate (GT1 din 08.10, GT2 din 05.10): 98 intrați în operațiune (17/35/46) = 55 GT1 (17/19/19) + 43 GT2 (26 Turda IX + 17 Huedin) – GT2 corectat după registrul din 14.10 și valoarea din MySMIS, toți înregistrați în MySMIS (GT1: 55 + 24 ai GT2; GT2: 42). Registrul GT (08.10) dă 96 (17/34/45) – diferență de 1 elev pe 8.f.2 (Turda VII–VIII: 18 în registru / 19 în RA GT1). Dosare: GT1 68 (21/27/20) + GT2 66 (36 + 30) = 134; numărul celor complete (</w:t>
             </w:r>
             <w:r>
               <w:rPr>
@@ -6899,7 +6899,7 @@
           <w:b w:val="0"/>
           <w:i w:val="0"/>
         </w:rPr>
-        <w:t>R20: 45 de elevi din acțiunea 8.f.3 (clasa a IX-a) au participat la programele remediale în perioada 17–30.09.2026: 26 la Colegiul Tehnic Turda (limba și literatura română și fizică) și 19 la Liceul Teologic Reformat Cluj-Napoca (limba și literatura română), din ținta de 213 pe durata proiectului.</w:t>
+        <w:t>R20: 46 de elevi din acțiunea 8.f.3 (clasa a IX-a) au participat la programele remediale în perioada 17–30.09.2026: 26 la Colegiul Tehnic Turda (limba și literatura română și fizică) și 20 la Liceul Teologic Reformat Cluj-Napoca (limba și literatura română), din ținta de 213 pe durata proiectului.</w:t>
       </w:r>
     </w:p>
     <w:p>
@@ -7103,7 +7103,7 @@
           <w:b w:val="0"/>
           <w:i w:val="0"/>
         </w:rPr>
-        <w:t xml:space="preserve">Stadiul la 30.09.2026. În total, 45 de elevi din clasa a IX-a au participat la cel puțin o sesiune remedială – 26 la Colegiul Tehnic Turda și 19 la Liceul Teologic Reformat Cluj-Napoca –, data primei sesiuni fiind data intrării în operațiune. Rezultatele testelor inițiale stau la baza fișelor individuale de progres, care vor fi actualizate după testele intermediare și finale ale anului școlar. </w:t>
+        <w:t xml:space="preserve">Stadiul la 30.09.2026. În total, 46 de elevi din clasa a IX-a au participat la cel puțin o sesiune remedială – 26 la Colegiul Tehnic Turda și 20 la Liceul Teologic Reformat Cluj-Napoca –, data primei sesiuni fiind data intrării în operațiune. Rezultatele testelor inițiale stau la baza fișelor individuale de progres, care vor fi actualizate după testele intermediare și finale ale anului școlar. </w:t>
       </w:r>
       <w:r>
         <w:rPr>
@@ -7259,26 +7259,7 @@
                 <w:color w:val="003D82"/>
                 <w:sz w:val="19"/>
               </w:rPr>
-              <w:t xml:space="preserve">5.1.1 EECO06+07 „Copii și tineri” – Informații valoare raportată (valoare în perioadă: </w:t>
-            </w:r>
-            <w:r>
-              <w:rPr>
-                <w:b/>
-                <w:i w:val="0"/>
-                <w:color w:val="003D82"/>
-                <w:sz w:val="19"/>
-                <w:highlight w:val="yellow"/>
-              </w:rPr>
-              <w:t>«96»</w:t>
-            </w:r>
-            <w:r>
-              <w:rPr>
-                <w:b/>
-                <w:i w:val="0"/>
-                <w:color w:val="003D82"/>
-                <w:sz w:val="19"/>
-              </w:rPr>
-              <w:t>)</w:t>
+              <w:t>5.1.1 EECO06+07 „Copii și tineri” – Informații valoare raportată (valoare în perioadă: 98)</w:t>
             </w:r>
           </w:p>
         </w:tc>
@@ -7293,7 +7274,19 @@
           <w:b w:val="0"/>
           <w:i w:val="0"/>
         </w:rPr>
-        <w:t xml:space="preserve">În perioada de raportare iulie – septembrie 2026, </w:t>
+        <w:t>În perioada de raportare iulie – septembrie 2026 au intrat în operațiune 98 de elevi, înregistrați în MySMIS2021 ca participanți la indicatorul de realizare EECO06+07 „Copii și tineri”, cu formularul de înregistrare individuală generat din sistem și semnat de elev și de reprezentantul legal. Elevii au fost identificați și selectați de Experții GT în cadrul SA4.1, pe baza Metodologiei de selecție a grupului țintă, și îndeplinesc la data intrării în operațiune condițiile de eligibilitate din GSCS 8.F: sunt înscriși în unitățile de învățământ partenere, cu clase de învățământ profesional și tehnic, și provin din medii dezavantajate sau prezintă risc de abandon școlar ori de părăsire timpurie a școlii, situație documentată prin confirmarea școlară și prin documentele din dosarul individual.</w:t>
+      </w:r>
+    </w:p>
+    <w:p>
+      <w:pPr>
+        <w:jc w:val="both"/>
+      </w:pPr>
+      <w:r>
+        <w:rPr>
+          <w:b w:val="0"/>
+          <w:i w:val="0"/>
+        </w:rPr>
+        <w:t xml:space="preserve">Repartizarea pe acțiuni: 17 elevi pe acțiunea 8.f.1 – clasele a X-a – a XI-a de la Colegiul Tehnic Turda, inclusiv structura Școala Profesională Poiana, care au beneficiat de sprijin psihologic individual și de grup în cadrul SA5.1; 35 de elevi pe acțiunea 8.f.2 – clasele a VII-a – a VIII-a de la Colegiul Tehnic Turda și Liceul Tehnologic „Vlădeasa” Huedin, care au participat la activitățile campaniei de informare și conștientizare și la activitățile de facilitare comunitară din cadrul SA5.3; 46 de elevi pe acțiunea 8.f.3 – clasa a IX-a de la Colegiul Tehnic Turda și Liceul Teologic Reformat Cluj-Napoca, care au început programele remediale din cadrul SA5.4. Toți cei 98 de elevi sunt persoane distincte; în această perioadă niciun elev nu a fost înregistrat pe două sau trei acțiuni, astfel că numărul înregistrărilor coincide cu numărul participanților. Structura pe clase respectă cerințele GSCS: toți elevii din acțiunea 8.f.2 sunt din clasele a VII-a – a VIII-a (minimum 50%), iar toți elevii din acțiunea 8.f.3 sunt din clasa a IX-a (minimum 70%). Dezagregare pe sex: </w:t>
       </w:r>
       <w:r>
         <w:rPr>
@@ -7301,31 +7294,14 @@
           <w:i w:val="0"/>
           <w:highlight w:val="yellow"/>
         </w:rPr>
-        <w:t>«96»</w:t>
-      </w:r>
-      <w:r>
-        <w:rPr>
-          <w:b w:val="0"/>
-          <w:i w:val="0"/>
-        </w:rPr>
-        <w:t xml:space="preserve"> de elevi au intrat în operațiune, după verificarea eligibilității și semnarea formularului de înregistrare individuală, astfel:</w:t>
-      </w:r>
-    </w:p>
-    <w:p>
-      <w:pPr>
-        <w:spacing w:after="20"/>
-        <w:ind w:left="357" w:hanging="357"/>
-      </w:pPr>
-      <w:r>
-        <w:t>•</w:t>
-        <w:tab/>
-      </w:r>
-      <w:r>
-        <w:rPr>
-          <w:b w:val="0"/>
-          <w:i w:val="0"/>
-        </w:rPr>
-        <w:t xml:space="preserve">acțiunea 8.f.1 – </w:t>
+        <w:t>«39»</w:t>
+      </w:r>
+      <w:r>
+        <w:rPr>
+          <w:b w:val="0"/>
+          <w:i w:val="0"/>
+        </w:rPr>
+        <w:t xml:space="preserve"> de fete și </w:t>
       </w:r>
       <w:r>
         <w:rPr>
@@ -7333,135 +7309,26 @@
           <w:i w:val="0"/>
           <w:highlight w:val="yellow"/>
         </w:rPr>
-        <w:t>«17»</w:t>
-      </w:r>
-      <w:r>
-        <w:rPr>
-          <w:b w:val="0"/>
-          <w:i w:val="0"/>
-        </w:rPr>
-        <w:t xml:space="preserve"> elevi din clasele a X-a – a XI-a ai Colegiului Tehnic Turda (inclusiv structura Școala Profesională Poiana Turda), care au beneficiat de sprijin psihologic individual și de grup în cadrul SA5.1;</w:t>
-      </w:r>
-    </w:p>
-    <w:p>
-      <w:pPr>
-        <w:spacing w:after="20"/>
-        <w:ind w:left="357" w:hanging="357"/>
-      </w:pPr>
-      <w:r>
-        <w:t>•</w:t>
-        <w:tab/>
-      </w:r>
-      <w:r>
-        <w:rPr>
-          <w:b w:val="0"/>
-          <w:i w:val="0"/>
-        </w:rPr>
-        <w:t xml:space="preserve">acțiunea 8.f.2 – </w:t>
-      </w:r>
-      <w:r>
-        <w:rPr>
-          <w:b w:val="0"/>
-          <w:i w:val="0"/>
-          <w:highlight w:val="yellow"/>
-        </w:rPr>
-        <w:t>«35»</w:t>
-      </w:r>
-      <w:r>
-        <w:rPr>
-          <w:b w:val="0"/>
-          <w:i w:val="0"/>
-        </w:rPr>
-        <w:t xml:space="preserve"> de elevi, dintre care </w:t>
-      </w:r>
-      <w:r>
-        <w:rPr>
-          <w:b w:val="0"/>
-          <w:i w:val="0"/>
-          <w:highlight w:val="yellow"/>
-        </w:rPr>
-        <w:t>«…»</w:t>
-      </w:r>
-      <w:r>
-        <w:rPr>
-          <w:b w:val="0"/>
-          <w:i w:val="0"/>
-        </w:rPr>
-        <w:t xml:space="preserve"> din clasele a VII-a – a VIII-a, de la Colegiul Tehnic Turda și Liceul Tehnologic „Vlădeasa” Huedin, care au participat la activitățile de informare și conștientizare din cadrul SA5.3;</w:t>
-      </w:r>
-    </w:p>
-    <w:p>
-      <w:pPr>
-        <w:spacing w:after="20"/>
-        <w:ind w:left="357" w:hanging="357"/>
-      </w:pPr>
-      <w:r>
-        <w:t>•</w:t>
-        <w:tab/>
-      </w:r>
-      <w:r>
-        <w:rPr>
-          <w:b w:val="0"/>
-          <w:i w:val="0"/>
-        </w:rPr>
-        <w:t xml:space="preserve">acțiunea 8.f.3 – </w:t>
-      </w:r>
-      <w:r>
-        <w:rPr>
-          <w:b w:val="0"/>
-          <w:i w:val="0"/>
-          <w:highlight w:val="yellow"/>
-        </w:rPr>
-        <w:t>«44»</w:t>
-      </w:r>
-      <w:r>
-        <w:rPr>
-          <w:b w:val="0"/>
-          <w:i w:val="0"/>
-        </w:rPr>
-        <w:t xml:space="preserve"> de elevi din clasa a IX-a de la Colegiul Tehnic Turda și Liceul Teologic Reformat Cluj-Napoca, care au participat la programele remediale din cadrul SA5.4.</w:t>
-      </w:r>
-    </w:p>
-    <w:p>
-      <w:pPr>
-        <w:jc w:val="both"/>
-      </w:pPr>
-      <w:r>
-        <w:rPr>
-          <w:b w:val="0"/>
-          <w:i w:val="0"/>
-        </w:rPr>
-        <w:t xml:space="preserve">Data intrării în operațiune este data primei activități la care a participat elevul. Conform GSCS, un elev poate fi înregistrat pentru una, două sau trei acțiuni, cu câte un formular de înregistrare pentru fiecare acțiune; cele </w:t>
-      </w:r>
-      <w:r>
-        <w:rPr>
-          <w:b w:val="0"/>
-          <w:i w:val="0"/>
-          <w:highlight w:val="yellow"/>
-        </w:rPr>
-        <w:t>«96»</w:t>
-      </w:r>
-      <w:r>
-        <w:rPr>
-          <w:b w:val="0"/>
-          <w:i w:val="0"/>
-        </w:rPr>
-        <w:t xml:space="preserve"> de înregistrări corespund unui număr de </w:t>
-      </w:r>
-      <w:r>
-        <w:rPr>
-          <w:b w:val="0"/>
-          <w:i w:val="0"/>
-          <w:highlight w:val="yellow"/>
-        </w:rPr>
-        <w:t>«…»</w:t>
-      </w:r>
-      <w:r>
-        <w:rPr>
-          <w:b w:val="0"/>
-          <w:i w:val="0"/>
-        </w:rPr>
-        <w:t xml:space="preserve"> elevi unici. Pentru fiecare participant este atașat dosarul individual (formular de înregistrare generat din MySMIS2021 și semnat, acordul reprezentantului legal și nota de informare privind prelucrarea datelor, declarația privind evitarea dublei finanțări, confirmarea școlară, documentele de identitate, grila de verificare a eligibilității).</w:t>
+        <w:t>«59»</w:t>
+      </w:r>
+      <w:r>
+        <w:rPr>
+          <w:b w:val="0"/>
+          <w:i w:val="0"/>
+        </w:rPr>
+        <w:t xml:space="preserve"> de băieți.</w:t>
+      </w:r>
+    </w:p>
+    <w:p>
+      <w:pPr>
+        <w:jc w:val="both"/>
+      </w:pPr>
+      <w:r>
+        <w:rPr>
+          <w:b w:val="0"/>
+          <w:i w:val="0"/>
+        </w:rPr>
+        <w:t>Data intrării în operațiune este data primei activități la care a participat fiecare elev (15–30.09.2026), consemnată în formularul de înregistrare și în registrul grupului țintă. Valoarea realizată reprezintă 19,6% din ținta de 500 de elevi asumată prin cererea de finanțare (8.f.1: 17 din 183; 8.f.2: 35 din 104; 8.f.3: 46 din 213), în linie cu graficul de selecție progresivă pe trei ani școlari; recrutarea continuă în octombrie 2026 în școlile partenere și în unitățile de învățământ nou identificate. Pentru fiecare participant este atașat dosarul individual: formularul de înregistrare semnat, acordul reprezentantului legal și nota de informare privind prelucrarea datelor, declarația privind evitarea dublei finanțări, confirmarea școlară, documentele de identitate și grila de verificare a eligibilității, încărcate la „Document aferent grupului țintă”.</w:t>
       </w:r>
     </w:p>
     <w:p>
@@ -7475,7 +7342,139 @@
           <w:color w:val="1E6B2E"/>
           <w:sz w:val="16"/>
         </w:rPr>
-        <w:t>Caractere: 1.437 / 3.500 (41%) – în limită</w:t>
+        <w:t>Caractere: 2.775 / 3.500 (79%) – în limită</w:t>
+      </w:r>
+    </w:p>
+    <w:tbl>
+      <w:tblPr>
+        <w:tblW w:type="auto" w:w="0"/>
+        <w:jc w:val="center"/>
+        <w:tblLook w:firstColumn="1" w:firstRow="1" w:lastColumn="0" w:lastRow="0" w:noHBand="0" w:noVBand="1" w:val="04A0"/>
+        <w:tblBorders>
+          <w:top w:val="single" w:sz="4" w:space="0" w:color="C7D6EA"/>
+          <w:left w:val="single" w:sz="4" w:space="0" w:color="C7D6EA"/>
+          <w:bottom w:val="single" w:sz="4" w:space="0" w:color="C7D6EA"/>
+          <w:right w:val="single" w:sz="4" w:space="0" w:color="C7D6EA"/>
+          <w:insideH w:val="single" w:sz="4" w:space="0" w:color="C7D6EA"/>
+          <w:insideV w:val="single" w:sz="4" w:space="0" w:color="C7D6EA"/>
+        </w:tblBorders>
+      </w:tblPr>
+      <w:tblGrid>
+        <w:gridCol w:w="10206"/>
+      </w:tblGrid>
+      <w:tr>
+        <w:tc>
+          <w:tcPr>
+            <w:tcW w:type="dxa" w:w="10206"/>
+            <w:shd w:val="clear" w:color="auto" w:fill="E8EEF7"/>
+          </w:tcPr>
+          <w:p>
+            <w:pPr>
+              <w:spacing w:before="40" w:after="40"/>
+            </w:pPr>
+            <w:r>
+              <w:rPr>
+                <w:b/>
+                <w:i w:val="0"/>
+                <w:color w:val="003D82"/>
+                <w:sz w:val="19"/>
+              </w:rPr>
+              <w:t>5.1.1 5SO14 „Părinți/reprezentanți legali/tutori sprijiniți” – Informații valoare raportată (valoare în perioadă: 0)</w:t>
+            </w:r>
+          </w:p>
+        </w:tc>
+      </w:tr>
+    </w:tbl>
+    <w:p>
+      <w:pPr>
+        <w:jc w:val="both"/>
+      </w:pPr>
+      <w:r>
+        <w:rPr>
+          <w:b w:val="0"/>
+          <w:i w:val="0"/>
+        </w:rPr>
+        <w:t>Indicatorul nu a înregistrat progres în perioada de raportare. Atelierele pentru părinți din cadrul SA5.3 încep în luna octombrie 2026, după constituirea grupului țintă de elevi pentru acțiunea 8.f.2; părinții vor fi înregistrați cu formular de înregistrare individuală la prima participare.</w:t>
+      </w:r>
+    </w:p>
+    <w:p>
+      <w:pPr>
+        <w:spacing w:after="160"/>
+      </w:pPr>
+      <w:r>
+        <w:rPr>
+          <w:b w:val="0"/>
+          <w:i/>
+          <w:color w:val="1E6B2E"/>
+          <w:sz w:val="16"/>
+        </w:rPr>
+        <w:t>Caractere: 291 / 3.500 (8%) – în limită</w:t>
+      </w:r>
+    </w:p>
+    <w:tbl>
+      <w:tblPr>
+        <w:tblW w:type="auto" w:w="0"/>
+        <w:jc w:val="center"/>
+        <w:tblLook w:firstColumn="1" w:firstRow="1" w:lastColumn="0" w:lastRow="0" w:noHBand="0" w:noVBand="1" w:val="04A0"/>
+        <w:tblBorders>
+          <w:top w:val="single" w:sz="4" w:space="0" w:color="C7D6EA"/>
+          <w:left w:val="single" w:sz="4" w:space="0" w:color="C7D6EA"/>
+          <w:bottom w:val="single" w:sz="4" w:space="0" w:color="C7D6EA"/>
+          <w:right w:val="single" w:sz="4" w:space="0" w:color="C7D6EA"/>
+          <w:insideH w:val="single" w:sz="4" w:space="0" w:color="C7D6EA"/>
+          <w:insideV w:val="single" w:sz="4" w:space="0" w:color="C7D6EA"/>
+        </w:tblBorders>
+      </w:tblPr>
+      <w:tblGrid>
+        <w:gridCol w:w="10206"/>
+      </w:tblGrid>
+      <w:tr>
+        <w:tc>
+          <w:tcPr>
+            <w:tcW w:type="dxa" w:w="10206"/>
+            <w:shd w:val="clear" w:color="auto" w:fill="E8EEF7"/>
+          </w:tcPr>
+          <w:p>
+            <w:pPr>
+              <w:spacing w:before="40" w:after="40"/>
+            </w:pPr>
+            <w:r>
+              <w:rPr>
+                <w:b/>
+                <w:i w:val="0"/>
+                <w:color w:val="003D82"/>
+                <w:sz w:val="19"/>
+              </w:rPr>
+              <w:t>5.1.2 5SR09 „Participanți rămași în sistemul de educație sau care și-au îmbunătățit nivelul de educație” – Informații valoare raportată (valoare în perioadă: 0)</w:t>
+            </w:r>
+          </w:p>
+        </w:tc>
+      </w:tr>
+    </w:tbl>
+    <w:p>
+      <w:pPr>
+        <w:jc w:val="both"/>
+      </w:pPr>
+      <w:r>
+        <w:rPr>
+          <w:b w:val="0"/>
+          <w:i w:val="0"/>
+        </w:rPr>
+        <w:t>Indicatorul de rezultat se raportează la ieșirea participanților din operațiune, pe baza secțiunilor B și C ale formularului de înregistrare, pentru elevii din acțiunile 8.f.1 și 8.f.3 care rămân în sistemul de educație sau finalizează programul la care au participat. În perioada de raportare nu au existat ieșiri din operațiune; programele de sprijin și cele remediale au început în luna septembrie 2026.</w:t>
+      </w:r>
+    </w:p>
+    <w:p>
+      <w:pPr>
+        <w:spacing w:after="160"/>
+      </w:pPr>
+      <w:r>
+        <w:rPr>
+          <w:b w:val="0"/>
+          <w:i/>
+          <w:color w:val="1E6B2E"/>
+          <w:sz w:val="16"/>
+        </w:rPr>
+        <w:t>Caractere: 406 / 3.500 (12%) – în limită</w:t>
       </w:r>
     </w:p>
     <w:tbl>
@@ -7521,7 +7520,7 @@
                 <w:color w:val="9B1C1C"/>
                 <w:sz w:val="18"/>
               </w:rPr>
-              <w:t>Valoarea = numărul de participanți înregistrați în MySMIS și asociați la RP 1 (A4 pct. 1). Ponderea VII–VIII în 8.f.2 trebuie să fie ≥ 50% cumulat, iar a clasei a IX-a în 8.f.3 ≥ 70%.</w:t>
+              <w:t>Valoarea raportată în MySMIS: 98 = 17 (8.f.1) + 35 (8.f.2) + 46 (8.f.3). Registrul GT (versiunea din 14.10) are 97 de intrări până la 30.09: al 35-lea elev din 8.f.2 are data intrării 02.10.2026 (atelier FC2) – de verificat data din formularul de înregistrare; în 8.f.3 registrul are 20 de elevi la LTR (RA CD3: 19 în GT); în foaia F2 un CNP apare de două ori (rândurile 32 și 36, clasa a VIII-a Huedin) – de verificat dacă este același elev.</w:t>
             </w:r>
           </w:p>
         </w:tc>
@@ -7531,138 +7530,6 @@
       <w:pPr>
         <w:spacing w:after="0"/>
       </w:pPr>
-    </w:p>
-    <w:tbl>
-      <w:tblPr>
-        <w:tblW w:type="auto" w:w="0"/>
-        <w:jc w:val="center"/>
-        <w:tblLook w:firstColumn="1" w:firstRow="1" w:lastColumn="0" w:lastRow="0" w:noHBand="0" w:noVBand="1" w:val="04A0"/>
-        <w:tblBorders>
-          <w:top w:val="single" w:sz="4" w:space="0" w:color="C7D6EA"/>
-          <w:left w:val="single" w:sz="4" w:space="0" w:color="C7D6EA"/>
-          <w:bottom w:val="single" w:sz="4" w:space="0" w:color="C7D6EA"/>
-          <w:right w:val="single" w:sz="4" w:space="0" w:color="C7D6EA"/>
-          <w:insideH w:val="single" w:sz="4" w:space="0" w:color="C7D6EA"/>
-          <w:insideV w:val="single" w:sz="4" w:space="0" w:color="C7D6EA"/>
-        </w:tblBorders>
-      </w:tblPr>
-      <w:tblGrid>
-        <w:gridCol w:w="10206"/>
-      </w:tblGrid>
-      <w:tr>
-        <w:tc>
-          <w:tcPr>
-            <w:tcW w:type="dxa" w:w="10206"/>
-            <w:shd w:val="clear" w:color="auto" w:fill="E8EEF7"/>
-          </w:tcPr>
-          <w:p>
-            <w:pPr>
-              <w:spacing w:before="40" w:after="40"/>
-            </w:pPr>
-            <w:r>
-              <w:rPr>
-                <w:b/>
-                <w:i w:val="0"/>
-                <w:color w:val="003D82"/>
-                <w:sz w:val="19"/>
-              </w:rPr>
-              <w:t>5.1.1 5SO14 „Părinți/reprezentanți legali/tutori sprijiniți” – Informații valoare raportată (valoare în perioadă: 0)</w:t>
-            </w:r>
-          </w:p>
-        </w:tc>
-      </w:tr>
-    </w:tbl>
-    <w:p>
-      <w:pPr>
-        <w:jc w:val="both"/>
-      </w:pPr>
-      <w:r>
-        <w:rPr>
-          <w:b w:val="0"/>
-          <w:i w:val="0"/>
-        </w:rPr>
-        <w:t>Indicatorul nu a înregistrat progres în perioada de raportare. Atelierele pentru părinți din cadrul SA5.3 încep în luna octombrie 2026, după constituirea grupului țintă de elevi pentru acțiunea 8.f.2.</w:t>
-      </w:r>
-    </w:p>
-    <w:p>
-      <w:pPr>
-        <w:spacing w:after="160"/>
-      </w:pPr>
-      <w:r>
-        <w:rPr>
-          <w:b w:val="0"/>
-          <w:i/>
-          <w:color w:val="1E6B2E"/>
-          <w:sz w:val="16"/>
-        </w:rPr>
-        <w:t>Caractere: 200 / 3.500 (6%) – în limită</w:t>
-      </w:r>
-    </w:p>
-    <w:tbl>
-      <w:tblPr>
-        <w:tblW w:type="auto" w:w="0"/>
-        <w:jc w:val="center"/>
-        <w:tblLook w:firstColumn="1" w:firstRow="1" w:lastColumn="0" w:lastRow="0" w:noHBand="0" w:noVBand="1" w:val="04A0"/>
-        <w:tblBorders>
-          <w:top w:val="single" w:sz="4" w:space="0" w:color="C7D6EA"/>
-          <w:left w:val="single" w:sz="4" w:space="0" w:color="C7D6EA"/>
-          <w:bottom w:val="single" w:sz="4" w:space="0" w:color="C7D6EA"/>
-          <w:right w:val="single" w:sz="4" w:space="0" w:color="C7D6EA"/>
-          <w:insideH w:val="single" w:sz="4" w:space="0" w:color="C7D6EA"/>
-          <w:insideV w:val="single" w:sz="4" w:space="0" w:color="C7D6EA"/>
-        </w:tblBorders>
-      </w:tblPr>
-      <w:tblGrid>
-        <w:gridCol w:w="10206"/>
-      </w:tblGrid>
-      <w:tr>
-        <w:tc>
-          <w:tcPr>
-            <w:tcW w:type="dxa" w:w="10206"/>
-            <w:shd w:val="clear" w:color="auto" w:fill="E8EEF7"/>
-          </w:tcPr>
-          <w:p>
-            <w:pPr>
-              <w:spacing w:before="40" w:after="40"/>
-            </w:pPr>
-            <w:r>
-              <w:rPr>
-                <w:b/>
-                <w:i w:val="0"/>
-                <w:color w:val="003D82"/>
-                <w:sz w:val="19"/>
-              </w:rPr>
-              <w:t>5.1.2 5SR09 „Participanți rămași în sistemul de educație sau care și-au îmbunătățit nivelul de educație” – Informații valoare raportată (valoare în perioadă: 0)</w:t>
-            </w:r>
-          </w:p>
-        </w:tc>
-      </w:tr>
-    </w:tbl>
-    <w:p>
-      <w:pPr>
-        <w:jc w:val="both"/>
-      </w:pPr>
-      <w:r>
-        <w:rPr>
-          <w:b w:val="0"/>
-          <w:i w:val="0"/>
-        </w:rPr>
-        <w:t>Indicatorul de rezultat se raportează la ieșirea participanților din operațiune, pe baza secțiunilor B și C ale formularului de înregistrare. În perioada de raportare nu au existat ieșiri din operațiune.</w:t>
-      </w:r>
-    </w:p>
-    <w:p>
-      <w:pPr>
-        <w:spacing w:after="160"/>
-      </w:pPr>
-      <w:r>
-        <w:rPr>
-          <w:b w:val="0"/>
-          <w:i/>
-          <w:color w:val="1E6B2E"/>
-          <w:sz w:val="16"/>
-        </w:rPr>
-        <w:t>Caractere: 203 / 3.500 (6%) – în limită</w:t>
-      </w:r>
     </w:p>
     <w:p>
       <w:pPr>
@@ -12302,7 +12169,7 @@
           <w:b w:val="0"/>
           <w:i w:val="0"/>
         </w:rPr>
-        <w:t xml:space="preserve">în selecția grupului țintă (SA4.1), metodologia de selecție, publicată pe site-ul beneficiarului la 16.07.2026 și actualizată la 15.09.2026, include egalitatea de șanse și nediscriminarea ca principii de bază ale procesului de selecție; criteriile de eligibilitate nu fac nicio distincție pe criterii de sex, iar criteriile de departajare prevăzute în cererea de finanțare includ apartenența la genul feminin. Experții GT au informat fiecare elev și familie, la întâlnirile de informare și recrutare din iulie, august și septembrie 2026, despre importanța acestui principiu în proiect. Dintre cei 97 de elevi intrați în operațiune, </w:t>
+        <w:t xml:space="preserve">în selecția grupului țintă (SA4.1), metodologia de selecție, publicată pe site-ul beneficiarului la 16.07.2026 și actualizată la 15.09.2026, include egalitatea de șanse și nediscriminarea ca principii de bază ale procesului de selecție; criteriile de eligibilitate nu fac nicio distincție pe criterii de sex, iar criteriile de departajare prevăzute în cererea de finanțare includ apartenența la genul feminin. Experții GT au informat fiecare elev și familie, la întâlnirile de informare și recrutare din iulie, august și septembrie 2026, despre importanța acestui principiu în proiect. Dintre cei 98 de elevi intrați în operațiune, </w:t>
       </w:r>
       <w:r>
         <w:rPr>
@@ -12310,7 +12177,7 @@
           <w:i w:val="0"/>
           <w:highlight w:val="yellow"/>
         </w:rPr>
-        <w:t>«38»</w:t>
+        <w:t>«39»</w:t>
       </w:r>
       <w:r>
         <w:rPr>
@@ -12493,7 +12360,7 @@
           <w:b w:val="0"/>
           <w:i w:val="0"/>
         </w:rPr>
-        <w:t xml:space="preserve">în selecția grupului țintă (SA4.1 și SA4.2), procesul s-a derulat transparent și nediscriminatoriu: metodologia publicată prevede criterii de eligibilitate și de departajare aplicate uniform tuturor candidaților, cu prioritate pentru elevii de etnie romă și pentru elevii cu dizabilități; Experții GT au informat fiecare beneficiar despre importanța principiului. Recrutarea a vizat elevi din mediul rural și din localități mici (structura Poiana Turda, zona Huedin), elevi din familii vulnerabile sau cu părinți plecați în străinătate și copii din sistemul de protecție specială, iar familiile cu dificultăți la completarea dosarelor au fost sprijinite direct de experți. Dintre cei 97 de elevi intrați în operațiune, </w:t>
+        <w:t xml:space="preserve">în selecția grupului țintă (SA4.1 și SA4.2), procesul s-a derulat transparent și nediscriminatoriu: metodologia publicată prevede criterii de eligibilitate și de departajare aplicate uniform tuturor candidaților, cu prioritate pentru elevii de etnie romă și pentru elevii cu dizabilități; Experții GT au informat fiecare beneficiar despre importanța principiului. Recrutarea a vizat elevi din mediul rural și din localități mici (structura Poiana Turda, zona Huedin), elevi din familii vulnerabile sau cu părinți plecați în străinătate și copii din sistemul de protecție specială, iar familiile cu dificultăți la completarea dosarelor au fost sprijinite direct de experți. Dintre cei 98 de elevi intrați în operațiune, </w:t>
       </w:r>
       <w:r>
         <w:rPr>
@@ -13687,7 +13554,7 @@
           <w:b w:val="0"/>
           <w:i w:val="0"/>
         </w:rPr>
-        <w:t>Pentru tema secundară 10, abordarea provocărilor identificate în cadrul semestrului european, proiectul răspunde recomandării privind reducerea părăsirii timpurii a școlii, în special în rândul elevilor din mediul rural și al elevilor romi. În această perioadă, Experții GT au identificat, împreună cu școlile partenere, 172 de elevi aflați în risc de abandon sau proveniți din medii defavorizate, dintre care 97 au intrat în operațiune și au început să beneficieze de măsurile proiectului: 17 elevi din clasele a X-a – a XI-a au participat la sprijinul psihologic, 35 de elevi din clasele a VII-a – a VIII-a la activitățile campaniei de informare și conștientizare și 45 de elevi din clasa a IX-a la programele remediale. În paralel, cele 4 cadre didactice din grupul țintă au parcurs programul de formare acreditat, astfel încât intervenția asupra abandonului școlar să fie susținută și din interiorul școlilor.</w:t>
+        <w:t>Pentru tema secundară 10, abordarea provocărilor identificate în cadrul semestrului european, proiectul răspunde recomandării privind reducerea părăsirii timpurii a școlii, în special în rândul elevilor din mediul rural și al elevilor romi. În această perioadă, Experții GT au identificat, împreună cu școlile partenere, 172 de elevi aflați în risc de abandon sau proveniți din medii defavorizate, dintre care 98 au intrat în operațiune și au început să beneficieze de măsurile proiectului: 17 elevi din clasele a X-a – a XI-a au participat la sprijinul psihologic, 35 de elevi din clasele a VII-a – a VIII-a la activitățile campaniei de informare și conștientizare și 46 de elevi din clasa a IX-a la programele remediale. În paralel, cele 4 cadre didactice din grupul țintă au parcurs programul de formare acreditat, astfel încât intervenția asupra abandonului școlar să fie susținută și din interiorul școlilor.</w:t>
       </w:r>
     </w:p>
     <w:p>
@@ -14125,82 +13992,7 @@
           <w:b w:val="0"/>
           <w:i w:val="0"/>
         </w:rPr>
-        <w:t xml:space="preserve">Indicatorul nu are termen scadent în perioada de raportare. Selecția grupului țintă este progresivă, în 3 serii corespunzătoare anilor școlari. Până la 30.09.2026 au fost identificați 169 de elevi, au fost constituite </w:t>
-      </w:r>
-      <w:r>
-        <w:rPr>
-          <w:b w:val="0"/>
-          <w:i w:val="0"/>
-          <w:highlight w:val="yellow"/>
-        </w:rPr>
-        <w:t>«128»</w:t>
-      </w:r>
-      <w:r>
-        <w:rPr>
-          <w:b w:val="0"/>
-          <w:i w:val="0"/>
-        </w:rPr>
-        <w:t xml:space="preserve"> de dosare eligibile, iar </w:t>
-      </w:r>
-      <w:r>
-        <w:rPr>
-          <w:b w:val="0"/>
-          <w:i w:val="0"/>
-          <w:highlight w:val="yellow"/>
-        </w:rPr>
-        <w:t>«96»</w:t>
-      </w:r>
-      <w:r>
-        <w:rPr>
-          <w:b w:val="0"/>
-          <w:i w:val="0"/>
-        </w:rPr>
-        <w:t xml:space="preserve"> de elevi au intrat în operațiune (8.f.1 – </w:t>
-      </w:r>
-      <w:r>
-        <w:rPr>
-          <w:b w:val="0"/>
-          <w:i w:val="0"/>
-          <w:highlight w:val="yellow"/>
-        </w:rPr>
-        <w:t>«17»</w:t>
-      </w:r>
-      <w:r>
-        <w:rPr>
-          <w:b w:val="0"/>
-          <w:i w:val="0"/>
-        </w:rPr>
-        <w:t xml:space="preserve">; 8.f.2 – </w:t>
-      </w:r>
-      <w:r>
-        <w:rPr>
-          <w:b w:val="0"/>
-          <w:i w:val="0"/>
-          <w:highlight w:val="yellow"/>
-        </w:rPr>
-        <w:t>«35»</w:t>
-      </w:r>
-      <w:r>
-        <w:rPr>
-          <w:b w:val="0"/>
-          <w:i w:val="0"/>
-        </w:rPr>
-        <w:t xml:space="preserve">; 8.f.3 – </w:t>
-      </w:r>
-      <w:r>
-        <w:rPr>
-          <w:b w:val="0"/>
-          <w:i w:val="0"/>
-          <w:highlight w:val="yellow"/>
-        </w:rPr>
-        <w:t>«44»</w:t>
-      </w:r>
-      <w:r>
-        <w:rPr>
-          <w:b w:val="0"/>
-          <w:i w:val="0"/>
-        </w:rPr>
-        <w:t>). Documente care probează îndeplinirea indicatorului: dosarele de grup țintă, formularele de înregistrare individuală, grilele de verificare a eligibilității și rapoartele de selecție.</w:t>
+        <w:t>Indicatorul nu are termen scadent în perioada de raportare. Selecția grupului țintă este progresivă, în 3 serii corespunzătoare anilor școlari. Până la 30.09.2026 au fost identificați 169 de elevi, au fost constituite 134 de dosare de grup țintă, iar 98 de elevi au intrat în operațiune (8.f.1 – 17; 8.f.2 – 35; 8.f.3 – 46). Documente care probează îndeplinirea indicatorului: dosarele de grup țintă, formularele de înregistrare individuală, grilele de verificare a eligibilității și rapoartele de selecție.</w:t>
       </w:r>
     </w:p>
     <w:p>
@@ -14214,7 +14006,7 @@
           <w:color w:val="1E6B2E"/>
           <w:sz w:val="16"/>
         </w:rPr>
-        <w:t>Caractere: 513 / 3.500 (15%) – în limită</w:t>
+        <w:t>Caractere: 507 / 3.500 (14%) – în limită</w:t>
       </w:r>
     </w:p>
     <w:tbl>
@@ -14491,22 +14283,7 @@
           <w:b w:val="0"/>
           <w:i w:val="0"/>
         </w:rPr>
-        <w:t xml:space="preserve">Indicatorul nu are termen scadent în perioada de raportare. Au intrat în operațiune </w:t>
-      </w:r>
-      <w:r>
-        <w:rPr>
-          <w:b w:val="0"/>
-          <w:i w:val="0"/>
-          <w:highlight w:val="yellow"/>
-        </w:rPr>
-        <w:t>«17»</w:t>
-      </w:r>
-      <w:r>
-        <w:rPr>
-          <w:b w:val="0"/>
-          <w:i w:val="0"/>
-        </w:rPr>
-        <w:t xml:space="preserve"> elevi pe acțiunea 8.f.1, care au beneficiat de sprijin psihologic în cadrul SA5.1. Documente care probează: dosarele participanților și formularele de înregistrare atașate la secțiunea 5.</w:t>
+        <w:t>Indicatorul nu are termen scadent în perioada de raportare. Au intrat în operațiune 17 elevi pe acțiunea 8.f.1, care au beneficiat de sprijin psihologic în cadrul SA5.1. Documente care probează: dosarele participanților și formularele de înregistrare atașate la secțiunea 5.</w:t>
       </w:r>
     </w:p>
     <w:p>
@@ -14520,7 +14297,7 @@
           <w:color w:val="1E6B2E"/>
           <w:sz w:val="16"/>
         </w:rPr>
-        <w:t>Caractere: 276 / 3.500 (8%) – în limită</w:t>
+        <w:t>Caractere: 274 / 3.500 (8%) – în limită</w:t>
       </w:r>
     </w:p>
     <w:tbl>
@@ -14572,37 +14349,7 @@
           <w:b w:val="0"/>
           <w:i w:val="0"/>
         </w:rPr>
-        <w:t xml:space="preserve">Indicatorul nu are termen scadent în perioada de raportare. Au intrat în operațiune </w:t>
-      </w:r>
-      <w:r>
-        <w:rPr>
-          <w:b w:val="0"/>
-          <w:i w:val="0"/>
-          <w:highlight w:val="yellow"/>
-        </w:rPr>
-        <w:t>«35»</w:t>
-      </w:r>
-      <w:r>
-        <w:rPr>
-          <w:b w:val="0"/>
-          <w:i w:val="0"/>
-        </w:rPr>
-        <w:t xml:space="preserve"> de elevi pe acțiunea 8.f.2, dintre care </w:t>
-      </w:r>
-      <w:r>
-        <w:rPr>
-          <w:b w:val="0"/>
-          <w:i w:val="0"/>
-          <w:highlight w:val="yellow"/>
-        </w:rPr>
-        <w:t>«…»</w:t>
-      </w:r>
-      <w:r>
-        <w:rPr>
-          <w:b w:val="0"/>
-          <w:i w:val="0"/>
-        </w:rPr>
-        <w:t xml:space="preserve"> din clasele a VII-a – a VIII-a, care au participat la activitățile de informare și conștientizare din cadrul SA5.3. Documente care probează: dosarele participanților și formularele de înregistrare atașate la secțiunea 5.</w:t>
+        <w:t>Indicatorul nu are termen scadent în perioada de raportare. Au intrat în operațiune 35 de elevi pe acțiunea 8.f.2, toți din clasele a VII-a – a VIII-a, care au participat la activitățile de informare și conștientizare din cadrul SA5.3. Documente care probează: dosarele participanților și formularele de înregistrare atașate la secțiunea 5.</w:t>
       </w:r>
     </w:p>
     <w:p>
@@ -14616,7 +14363,7 @@
           <w:color w:val="1E6B2E"/>
           <w:sz w:val="16"/>
         </w:rPr>
-        <w:t>Caractere: 353 / 3.500 (10%) – în limită</w:t>
+        <w:t>Caractere: 340 / 3.500 (10%) – în limită</w:t>
       </w:r>
     </w:p>
     <w:tbl>
@@ -14668,22 +14415,7 @@
           <w:b w:val="0"/>
           <w:i w:val="0"/>
         </w:rPr>
-        <w:t xml:space="preserve">Indicatorul nu are termen scadent în perioada de raportare. Au intrat în operațiune </w:t>
-      </w:r>
-      <w:r>
-        <w:rPr>
-          <w:b w:val="0"/>
-          <w:i w:val="0"/>
-          <w:highlight w:val="yellow"/>
-        </w:rPr>
-        <w:t>«44»</w:t>
-      </w:r>
-      <w:r>
-        <w:rPr>
-          <w:b w:val="0"/>
-          <w:i w:val="0"/>
-        </w:rPr>
-        <w:t xml:space="preserve"> de elevi din clasa a IX-a pe acțiunea 8.f.3, care au participat la programele remediale din cadrul SA5.4. Documente care probează: dosarele participanților și formularele de înregistrare atașate la secțiunea 5.</w:t>
+        <w:t>Indicatorul nu are termen scadent în perioada de raportare. Au intrat în operațiune 46 de elevi din clasa a IX-a pe acțiunea 8.f.3, care au participat la programele remediale din cadrul SA5.4. Documente care probează: dosarele participanților și formularele de înregistrare atașate la secțiunea 5.</w:t>
       </w:r>
     </w:p>
     <w:p>
@@ -14697,7 +14429,7 @@
           <w:color w:val="1E6B2E"/>
           <w:sz w:val="16"/>
         </w:rPr>
-        <w:t>Caractere: 299 / 3.500 (9%) – în limită</w:t>
+        <w:t>Caractere: 297 / 3.500 (8%) – în limită</w:t>
       </w:r>
     </w:p>
     <w:tbl>

--- a/RP1_UNIC_352704/RP1_UNIC_352704_Raport_de_progres.docx
+++ b/RP1_UNIC_352704/RP1_UNIC_352704_Raport_de_progres.docx
@@ -4919,7 +4919,7 @@
           <w:b w:val="0"/>
           <w:i w:val="0"/>
         </w:rPr>
-        <w:t xml:space="preserve"> de urmăritori la finalul perioadei de raportare, și contul de Instagram @unic.viitorprineducatie; pentru comunicarea către angajatori și instituții a fost folosită și pagina de LinkedIn a beneficiarului. În perioada de raportare au fost publicate 13 postări, fiecare cu emblema UE, mențiunea cofinanțării și codul SMIS: în iulie, anunțul de începere (07.07) și anunțul publicării celor două metodologii pe site (16.07); în august, prezentarea pachetului de măsuri pentru cei 500 de elevi din Turda și Huedin (04.08) și anunțul de recrutare a formatorilor pentru programul de formare a cadrelor didactice (13.08, Facebook și Instagram); în septembrie, apelul la înscriere adresat elevilor de la Colegiul Tehnic Turda și Liceul Tehnologic „Vlădeasa” Huedin, cu trimitere la metodologiile de pe site (17.09), începerea orelor remediale de limba română și a primelor activități cu elevii la Colegiul Tehnic Turda, cu fotografii și material video (29.09, Facebook și Instagram), și trei postări pe LinkedIn (29.09) cu prezentarea proiectului, a modelului de intervenție și apelul către companiile din județul Cluj pentru târgul de oportunități și vizitele la operatori economici. La 16.07.2026 au fost publicate pe subpagina proiectului Metodologia de selecție a grupului țintă și Metodologia privind acordarea sprijinului financiar, asigurând accesul egal la informație și transparența selecției. Conținutul postărilor a fost pregătit de Asistentul manager și de Expertul comunicare și avizat de Managerul de proiect; link-urile și capturile de ecran cu data vizibilă sunt centralizate lunar în documentele „SA 3.1_Informare și publicitate_UNIC_352704” pentru iulie, august și septembrie 2026.</w:t>
+        <w:t xml:space="preserve"> de urmăritori la finalul perioadei de raportare, și contul de Instagram @unic.viitorprineducatie; pentru comunicarea către angajatori și instituții a fost folosită și pagina de LinkedIn a beneficiarului. În perioada de raportare au fost publicate 13 postări, fiecare cu emblema UE, mențiunea cofinanțării și codul SMIS: în iulie, anunțul de începere (07.07) și anunțul publicării celor două metodologii pe site (16.07); în august, prezentarea pachetului de măsuri pentru cei 500 de elevi din Turda și Huedin (04.08) și anunțul de recrutare a formatorilor pentru programul de formare a cadrelor didactice (13.08, Facebook și Instagram); în septembrie, apelul la înscriere adresat elevilor de la Colegiul Tehnic Turda și Liceul Tehnologic „Vlădeasa” Huedin, cu trimitere la metodologiile de pe site (17.09), începerea orelor remediale de limba română și a primelor activități cu elevii la Colegiul Tehnic Turda, cu fotografii și material video (29.09, Facebook și Instagram), și trei postări pe LinkedIn (29.09) cu prezentarea proiectului, a modelului de intervenție și apelul către companiile din județul Cluj pentru târgul de oportunități și vizitele la operatori economici. La 16.07.2026 au fost publicate pe subpagina proiectului Metodologia de selecție a grupului țintă și Metodologia privind acordarea sprijinului financiar, iar la 15.09.2026 versiunea 2 a Metodologiei de selecție, revizuită după constituirea primelor dosare de grup țintă (versiunea 1 rămâne accesibilă pe pagină), asigurând accesul egal la informație și transparența selecției. Conținutul postărilor a fost pregătit de Asistentul manager și de Expertul comunicare și avizat de Managerul de proiect; link-urile și capturile de ecran cu data vizibilă sunt centralizate lunar în documentele „SA 3.1_Informare și publicitate_UNIC_352704” pentru iulie, august și septembrie 2026.</w:t>
       </w:r>
     </w:p>
     <w:p>
@@ -4999,7 +4999,7 @@
           <w:color w:val="1E6B2E"/>
           <w:sz w:val="16"/>
         </w:rPr>
-        <w:t>Caractere: 6.186 / 10.500 (59%) – în limită</w:t>
+        <w:t>Caractere: 6.345 / 10.500 (60%) – în limită</w:t>
       </w:r>
     </w:p>
     <w:tbl>
@@ -5045,7 +5045,7 @@
                 <w:color w:val="9B1C1C"/>
                 <w:sz w:val="18"/>
               </w:rPr>
-              <w:t>SA3.1 verificat la 14.10 pe site, Facebook, Instagram, LinkedIn: 7 postări FB (07.07, 16.07, 04.08, 13.08, 17.09, 29.09 ×2), 3 IG (13.08, 29.09 ×2), 3 LinkedIn (29.09, pe pagina Asociației). În PDF-ul echipei link-urile postărilor din 17.09 și 29.09 10:57 sunt inversate – corectate în documentul lunar. Lipsesc: fotografia afișului de la Huedin și LTR, data publicării anunțului pe site, numărul de urmăritori la 30.09.</w:t>
+              <w:t>SA3.1 verificat la 14–15.10 pe site, Facebook, Instagram, LinkedIn (versiunea 2 a Metodologiei GT publicată pe site la 15.09 – captură în documentul lunar de septembrie, versiunea _3): 7 postări FB (07.07, 16.07, 04.08, 13.08, 17.09, 29.09 ×2), 3 IG (13.08, 29.09 ×2), 3 LinkedIn (29.09, pe pagina Asociației). În PDF-ul echipei link-urile postărilor din 17.09 și 29.09 10:57 sunt inversate – corectate în documentul lunar. Lipsesc: fotografia afișului de la Huedin și LTR, data publicării anunțului pe site, numărul de urmăritori la 30.09.</w:t>
             </w:r>
           </w:p>
         </w:tc>
@@ -7520,7 +7520,7 @@
                 <w:color w:val="9B1C1C"/>
                 <w:sz w:val="18"/>
               </w:rPr>
-              <w:t>Valoarea raportată în MySMIS: 98 = 17 (8.f.1) + 35 (8.f.2) + 46 (8.f.3). Registrul GT (versiunea din 14.10) are 97 de intrări până la 30.09: al 35-lea elev din 8.f.2 are data intrării 02.10.2026 (atelier FC2) – de verificat data din formularul de înregistrare; în 8.f.3 registrul are 20 de elevi la LTR (RA CD3: 19 în GT); în foaia F2 un CNP apare de două ori (rândurile 32 și 36, clasa a VIII-a Huedin) – de verificat dacă este același elev.</w:t>
+              <w:t>Valoarea raportată în MySMIS: 98 = 17 (8.f.1) + 35 (8.f.2) + 46 (8.f.3); față de cifra inițială din RA-uri (97 = 17/35/45) s-a adăugat un elev la 8.f.3 (LTR: 20 în loc de 19). Recalcul pe registrul GT din 14.10: 8.f.1 – 17; 8.f.2 – 34 cu data intrării până la 30.09 + 1 elev (clasa a VII-a, Turda) cu data 02.10.2026 în registru, numărat de echipă la cei 35 – de verificat data intrării din formularul MySMIS; 8.f.3 – 46 (26 Turda + 20 LTR). În foaia F2 un CNP apare de două ori (rândurile 32 și 36, clasa a VIII-a Huedin) – de verificat dacă este același elev. Dezagregarea pe sex din CNP-urile registrului: 39 fete / 59 băieți.</w:t>
             </w:r>
           </w:p>
         </w:tc>

--- a/RP1_UNIC_352704/RP1_UNIC_352704_Raport_de_progres.docx
+++ b/RP1_UNIC_352704/RP1_UNIC_352704_Raport_de_progres.docx
@@ -4931,7 +4931,7 @@
           <w:b w:val="0"/>
           <w:i w:val="0"/>
         </w:rPr>
-        <w:t xml:space="preserve">Realizarea și distribuirea materialelor publicitare. În luna iulie 2026 au fost realizate, în regie proprie, afișul A3 al proiectului, flyerul de prezentare față-verso pentru unitățile de învățământ (scopul proiectului, grupul țintă pe acțiuni, documentele necesare înscrierii, protecția datelor) și flyerul de 12 × 17 cm pentru elevi și părinți, cu conceptul și conținutul verificate de Managerul de proiect sub aspectul identității vizuale. Afișul A3 a fost expus într-un loc vizibil publicului la sediul de implementare din comuna Gilău și la unitățile de învățământ partenere – Colegiul Tehnic Turda, inclusiv la structura Poiana, Liceul Tehnologic „Vlădeasa” Huedin și, din septembrie, Liceul Teologic Reformat Cluj-Napoca – fiind realizate fotografii ca dovadă </w:t>
+        <w:t xml:space="preserve">Realizarea și distribuirea materialelor publicitare. În luna iulie 2026 au fost realizate, în regie proprie, afișul A3 al proiectului, flyerul de prezentare față-verso pentru unitățile de învățământ (scopul proiectului, grupul țintă pe acțiuni, documentele necesare înscrierii, protecția datelor) și flyerul de 12 × 17 cm pentru elevi și părinți, cu conceptul și conținutul verificate de Managerul de proiect sub aspectul identității vizuale. Afișul A3 a fost expus într-un loc vizibil publicului la sediul de implementare din comuna Gilău și la unitățile de învățământ partenere – Colegiul Tehnic Turda, inclusiv la structura Poiana, Liceul Tehnologic „Vlădeasa” Huedin și, din septembrie, Liceul Teologic Reformat Cluj-Napoca – fiind realizate fotografii ca dovadă (la Huedin, afișul este expus în avizierul exterior de la intrarea în liceu, alături de anunțurile oficiale ale școlii) </w:t>
       </w:r>
       <w:r>
         <w:rPr>
@@ -4939,7 +4939,7 @@
           <w:i w:val="0"/>
           <w:highlight w:val="yellow"/>
         </w:rPr>
-        <w:t>«(fotografia afișului de la Huedin și de la Liceul Teologic Reformat – de adăugat)»</w:t>
+        <w:t>«(fotografia afișului de la Liceul Teologic Reformat – de adăugat)»</w:t>
       </w:r>
       <w:r>
         <w:rPr>
@@ -4999,7 +4999,7 @@
           <w:color w:val="1E6B2E"/>
           <w:sz w:val="16"/>
         </w:rPr>
-        <w:t>Caractere: 6.345 / 10.500 (60%) – în limită</w:t>
+        <w:t>Caractere: 6.449 / 10.500 (61%) – în limită</w:t>
       </w:r>
     </w:p>
     <w:tbl>
@@ -5045,7 +5045,7 @@
                 <w:color w:val="9B1C1C"/>
                 <w:sz w:val="18"/>
               </w:rPr>
-              <w:t>SA3.1 verificat la 14–15.10 pe site, Facebook, Instagram, LinkedIn (versiunea 2 a Metodologiei GT publicată pe site la 15.09 – captură în documentul lunar de septembrie, versiunea _3): 7 postări FB (07.07, 16.07, 04.08, 13.08, 17.09, 29.09 ×2), 3 IG (13.08, 29.09 ×2), 3 LinkedIn (29.09, pe pagina Asociației). În PDF-ul echipei link-urile postărilor din 17.09 și 29.09 10:57 sunt inversate – corectate în documentul lunar. Lipsesc: fotografia afișului de la Huedin și LTR, data publicării anunțului pe site, numărul de urmăritori la 30.09.</w:t>
+              <w:t>SA3.1 verificat la 14–15.10 pe site, Facebook, Instagram, LinkedIn (versiunea 2 a Metodologiei GT publicată pe site la 15.09 – captură în documentul lunar de septembrie, versiunea _3): 7 postări FB (07.07, 16.07, 04.08, 13.08, 17.09, 29.09 ×2), 3 IG (13.08, 29.09 ×2), 3 LinkedIn (29.09, pe pagina Asociației). În PDF-ul echipei link-urile postărilor din 17.09 și 29.09 10:57 sunt inversate – corectate în documentul lunar. Fotografiile afișului de la Huedin au fost adăugate în documentul lunar de iulie (versiunea _3, Figurile 7–8). Lipsesc: fotografia afișului de la LTR, data publicării anunțului pe site, numărul de urmăritori la 30.09.</w:t>
             </w:r>
           </w:p>
         </w:tc>

--- a/RP1_UNIC_352704/RP1_UNIC_352704_Raport_de_progres.docx
+++ b/RP1_UNIC_352704/RP1_UNIC_352704_Raport_de_progres.docx
@@ -14755,138 +14755,34 @@
           <w:b w:val="0"/>
           <w:i w:val="0"/>
         </w:rPr>
-        <w:t>Primele trei luni de implementare au fost dedicate constituirii echipei, elaborării documentelor de management și a metodologiilor, recrutării grupului țintă și debutului, din septembrie 2026, al activităților obligatorii cu elevii. Implementarea a fost susținută de colaborarea constantă cu unitățile de învățământ partenere – Colegiul Tehnic Turda, Liceul Tehnologic „Vlădeasa” Huedin și Liceul Teologic Reformat Cluj-Napoca –, de implicarea diriginților și a conducerilor școlilor în identificarea elevilor și de adaptarea rapidă a echipei la situațiile apărute (extinderea bazei de recrutare, reluarea achiziției de echipamente IT, completarea echipei prin notificări).</w:t>
-      </w:r>
-    </w:p>
-    <w:p>
-      <w:pPr>
-        <w:jc w:val="both"/>
-      </w:pPr>
-      <w:r>
-        <w:rPr>
-          <w:b w:val="0"/>
-          <w:i w:val="0"/>
-        </w:rPr>
-        <w:t>Pentru perioada următoare (octombrie – decembrie 2026) sunt propuse următoarele măsuri, în vederea prevenirii eventualelor deficiențe la raportare:</w:t>
-      </w:r>
-    </w:p>
-    <w:p>
-      <w:pPr>
-        <w:spacing w:after="20"/>
-        <w:ind w:left="357" w:hanging="357"/>
-      </w:pPr>
-      <w:r>
-        <w:t>•</w:t>
-        <w:tab/>
-      </w:r>
-      <w:r>
-        <w:rPr>
-          <w:b w:val="0"/>
-          <w:i w:val="0"/>
-        </w:rPr>
-        <w:t>finalizarea validării grupului țintă prin rapoartele de selecție pe școli și înregistrarea în MySMIS2021 a tuturor participanților intrați în operațiune, în maximum 5 zile lucrătoare de la prima activitate;</w:t>
-      </w:r>
-    </w:p>
-    <w:p>
-      <w:pPr>
-        <w:spacing w:after="20"/>
-        <w:ind w:left="357" w:hanging="357"/>
-      </w:pPr>
-      <w:r>
-        <w:t>•</w:t>
-        <w:tab/>
-      </w:r>
-      <w:r>
-        <w:rPr>
-          <w:b w:val="0"/>
-          <w:i w:val="0"/>
-        </w:rPr>
-        <w:t>monitorizarea lunară, pe baza registrului grupului țintă, a ponderilor asumate: minimum 70% elevi din clasa a IX-a în acțiunea 8.f.3, minimum 50% elevi din clasele a VII-a – a VIII-a în acțiunea 8.f.2 și minimum 81 de elevi de etnie romă;</w:t>
-      </w:r>
-    </w:p>
-    <w:p>
-      <w:pPr>
-        <w:spacing w:after="20"/>
-        <w:ind w:left="357" w:hanging="357"/>
-      </w:pPr>
-      <w:r>
-        <w:t>•</w:t>
-        <w:tab/>
-      </w:r>
-      <w:r>
-        <w:rPr>
-          <w:b w:val="0"/>
-          <w:i w:val="0"/>
-        </w:rPr>
-        <w:t>extinderea parteneriatelor cu unitățile de învățământ (acord de colaborare cu Liceul Tehnologic Energetic Cluj-Napoca), pentru atingerea țintelor de grup țintă pe acțiunile 8.f.1 și 8.f.3;</w:t>
-      </w:r>
-    </w:p>
-    <w:p>
-      <w:pPr>
-        <w:spacing w:after="20"/>
-        <w:ind w:left="357" w:hanging="357"/>
-      </w:pPr>
-      <w:r>
-        <w:t>•</w:t>
-        <w:tab/>
-      </w:r>
-      <w:r>
-        <w:rPr>
-          <w:b w:val="0"/>
-          <w:i w:val="0"/>
-        </w:rPr>
-        <w:t>începerea atelierelor pentru părinți și înregistrarea primilor participanți la indicatorul 5SO14;</w:t>
-      </w:r>
-    </w:p>
-    <w:p>
-      <w:pPr>
-        <w:spacing w:after="20"/>
-        <w:ind w:left="357" w:hanging="357"/>
-      </w:pPr>
-      <w:r>
-        <w:t>•</w:t>
-        <w:tab/>
-      </w:r>
-      <w:r>
-        <w:rPr>
-          <w:b w:val="0"/>
-          <w:i w:val="0"/>
-        </w:rPr>
-        <w:t>acordarea sprijinului financiar pentru elevii din acțiunea 8.f.1 și a mesei calde pentru elevii participanți la programele remediale, după finalizarea procedurilor;</w:t>
-      </w:r>
-    </w:p>
-    <w:p>
-      <w:pPr>
-        <w:spacing w:after="20"/>
-        <w:ind w:left="357" w:hanging="357"/>
-      </w:pPr>
-      <w:r>
-        <w:t>•</w:t>
-        <w:tab/>
-      </w:r>
-      <w:r>
-        <w:rPr>
-          <w:b w:val="0"/>
-          <w:i w:val="0"/>
-        </w:rPr>
-        <w:t>nominalizarea prin notificare a Cadrului didactic 4 și lansarea achiziției pentru târgul de oportunități;</w:t>
-      </w:r>
-    </w:p>
-    <w:p>
-      <w:pPr>
-        <w:spacing w:after="20"/>
-        <w:ind w:left="357" w:hanging="357"/>
-      </w:pPr>
-      <w:r>
-        <w:t>•</w:t>
-        <w:tab/>
-      </w:r>
-      <w:r>
-        <w:rPr>
-          <w:b w:val="0"/>
-          <w:i w:val="0"/>
-        </w:rPr>
-        <w:t>standardizarea denumirii documentelor justificative (cod subactivitate, lună, tip document) și semnarea electronică a acestora până la data de 5 a lunii următoare.</w:t>
+        <w:t>Succesul proiectului în primele trei luni de implementare a fost susținut de implicarea constantă a echipei de management și a experților, de colaborarea cu cele trei unități de învățământ partenere – Colegiul Tehnic Turda, Liceul Tehnologic „Vlădeasa” Huedin și Liceul Teologic Reformat Cluj-Napoca – și de adaptarea rapidă a activităților la situațiile apărute (actualizarea metodologiei de selecție, reluarea achiziției de echipamente IT, completarea echipei prin notificări). Elaborarea metodologiilor și a planurilor de lucru, recrutarea și înregistrarea în operațiune a primilor 98 de elevi și debutul, din septembrie 2026, al sprijinului psihologic, al programelor remediale și al formării cadrelor didactice creează premisele atingerii indicatorilor asumați.</w:t>
+      </w:r>
+    </w:p>
+    <w:p>
+      <w:pPr>
+        <w:jc w:val="both"/>
+      </w:pPr>
+      <w:r>
+        <w:rPr>
+          <w:b w:val="0"/>
+          <w:i w:val="0"/>
+        </w:rPr>
+        <w:t xml:space="preserve">Pentru perioada următoare sunt propuse următoarele măsuri preventive: (1) înregistrarea în MySMIS2021 a fiecărui participant în maximum 5 zile lucrătoare de la prima activitate și monitorizarea lunară, pe baza registrului grupului țintă, a ponderilor asumate pe acțiunile 8.f.1–8.f.3 și pentru elevii de etnie romă; (2) extinderea parteneriatelor cu unitățile de învățământ pentru completarea grupului țintă pe acțiunile 8.f.1 și 8.f.3; (3) finalizarea procedurilor pentru sprijinul financiar și masa caldă, astfel încât acestea să fie acordate elevilor începând cu luna </w:t>
+      </w:r>
+      <w:r>
+        <w:rPr>
+          <w:b w:val="0"/>
+          <w:i w:val="0"/>
+          <w:highlight w:val="yellow"/>
+        </w:rPr>
+        <w:t>«noiembrie 2026»</w:t>
+      </w:r>
+      <w:r>
+        <w:rPr>
+          <w:b w:val="0"/>
+          <w:i w:val="0"/>
+        </w:rPr>
+        <w:t>; (4) standardizarea și semnarea electronică a documentelor justificative până la data de 5 a lunii următoare.</w:t>
       </w:r>
     </w:p>
     <w:p>
@@ -14900,7 +14796,7 @@
           <w:color w:val="1E6B2E"/>
           <w:sz w:val="16"/>
         </w:rPr>
-        <w:t>Caractere: 2.003 / 10.500 (19%) – în limită</w:t>
+        <w:t>Caractere: 1.464 / 10.500 (14%) – în limită</w:t>
       </w:r>
     </w:p>
     <w:p>
@@ -15065,7 +14961,7 @@
                 <w:i w:val="0"/>
                 <w:sz w:val="17"/>
               </w:rPr>
-              <w:t>21 de rânduri – un rând pe expert și lună (iul., aug., sept.), după modelul RP 8 (329335): categorie cu nivel de experiență, „Lider – Asociația GAL Napoca Porolissum”, coduri S.A.; aceleași persoane ca la pct. 12. Pontajele RF iulie–august (Dumitrescu) există în Drive.</w:t>
+              <w:t>21 de rânduri – un rând pe expert și lună (iul., aug., sept.), după modelul RP 8 (329335): categorie cu nivel de experiență, „Lider- Asociația GAL Napoca Porolissum”, doar coduri S.A., corelate cu fișele de pontaj; aceleași persoane ca la pct. 12. Pontajele RF iulie–august (Dumitrescu) există în Drive.</w:t>
             </w:r>
           </w:p>
         </w:tc>
@@ -16030,7 +15926,7 @@
                 <w:i w:val="0"/>
                 <w:sz w:val="17"/>
               </w:rPr>
-              <w:t>SA 5.2_09.2026_Formarea cadrelor didactice.pdf</w:t>
+              <w:t>SA 5.2_09.2026_Formarea cadrelor didactice.pdf (61 p.: document + Anexa 1 suport de curs + Anexa 2 calendar)</w:t>
             </w:r>
           </w:p>
         </w:tc>
